--- a/docs/张吉鹏-毕设.docx
+++ b/docs/张吉鹏-毕设.docx
@@ -24,9 +24,6 @@
         </w:rPr>
       </w:pPr>
       <w:r>
-        <w:rPr>
-          <w:noProof/>
-        </w:rPr>
         <w:drawing>
           <wp:anchor distT="0" distB="0" distL="114300" distR="114300" simplePos="0" relativeHeight="251660288" behindDoc="0" locked="0" layoutInCell="1" allowOverlap="0" wp14:anchorId="575C5E25" wp14:editId="0D948B6F">
             <wp:simplePos x="0" y="0"/>
@@ -107,7 +104,7 @@
         <w:spacing w:before="156" w:after="156"/>
         <w:ind w:firstLineChars="0" w:firstLine="0"/>
         <w:rPr>
-          <w:rFonts w:eastAsia="黑体" w:hint="eastAsia"/>
+          <w:rFonts w:eastAsia="黑体"/>
           <w:b/>
           <w:szCs w:val="21"/>
         </w:rPr>
@@ -830,7 +827,6 @@
         <w:spacing w:line="520" w:lineRule="exact"/>
         <w:ind w:firstLineChars="0" w:firstLine="0"/>
         <w:rPr>
-          <w:rFonts w:hint="eastAsia"/>
           <w:b/>
           <w:sz w:val="32"/>
           <w:szCs w:val="32"/>
@@ -2028,7 +2024,23 @@
         <w:ind w:firstLineChars="0" w:firstLine="0"/>
       </w:pPr>
       <w:r>
-        <w:t xml:space="preserve">Aiming at the application requirements of intelligent human-computer interaction and emotional computing, a facial expression recognition system based on convolutional neural network and YuNet is designed and implemented. Aiming at the problem of insufficient recognition accuracy and real-time performance of traditional face detection and expression recognition methods on complex illumination, pose changes and embedded platforms, a technical scheme combining lightweight face detection model YuNet and efficient convolutional neural network model is introduced to achieve accurate face positioning and automatic expression classification. </w:t>
+        <w:t xml:space="preserve">Aiming at the application requirements of intelligent human-computer interaction and emotional computing, a facial expression recognition system based on convolutional neural network and YuNet </w:t>
+      </w:r>
+      <w:proofErr w:type="gramStart"/>
+      <w:r>
+        <w:t>is designed</w:t>
+      </w:r>
+      <w:proofErr w:type="gramEnd"/>
+      <w:r>
+        <w:t xml:space="preserve"> and implemented. Aiming at the problem of insufficient recognition accuracy and real-time performance of traditional face detection and expression recognition methods on complex illumination, pose changes and embedded platforms, a technical scheme combining lightweight face detection model YuNet and efficient convolutional neural network model </w:t>
+      </w:r>
+      <w:proofErr w:type="gramStart"/>
+      <w:r>
+        <w:t>is introduced</w:t>
+      </w:r>
+      <w:proofErr w:type="gramEnd"/>
+      <w:r>
+        <w:t xml:space="preserve"> to achieve accurate face positioning and automatic expression classification. </w:t>
       </w:r>
     </w:p>
     <w:p>
@@ -2037,7 +2049,39 @@
         <w:ind w:firstLineChars="0" w:firstLine="0"/>
       </w:pPr>
       <w:r>
-        <w:t xml:space="preserve">The system uses the FER2013 public data set as the basis for training and testing, constructs an expression recognition network based on MobileNetV3, and uses the deep feature extraction ability to enhance the adaptability of the model to different races, expression intensity and environmental changes. In the face detection stage, the YuNet model is used to complete real-time face detection and key point positioning, which provides stable input for subsequent expression recognition. The whole system is implemented by </w:t>
+        <w:t xml:space="preserve">The system uses the FER2013 public data set as the basis for training and testing, constructs an expression recognition network based on MobileNetV3, and uses the deep feature extraction ability to enhance the adaptability of the model to different races, expression </w:t>
+      </w:r>
+      <w:proofErr w:type="gramStart"/>
+      <w:r>
+        <w:t>intensity</w:t>
+      </w:r>
+      <w:proofErr w:type="gramEnd"/>
+      <w:r>
+        <w:t xml:space="preserve"> and environmental changes. In the face detection stage, the YuNet model </w:t>
+      </w:r>
+      <w:proofErr w:type="gramStart"/>
+      <w:r>
+        <w:t>is used</w:t>
+      </w:r>
+      <w:proofErr w:type="gramEnd"/>
+      <w:r>
+        <w:t xml:space="preserve"> to complete real-time face detection and key point positioning, which provides stable input for subsequent expression recognition. The </w:t>
+      </w:r>
+      <w:proofErr w:type="gramStart"/>
+      <w:r>
+        <w:t>whole system</w:t>
+      </w:r>
+      <w:proofErr w:type="gramEnd"/>
+      <w:r>
+        <w:t xml:space="preserve"> </w:t>
+      </w:r>
+      <w:proofErr w:type="gramStart"/>
+      <w:r>
+        <w:t>is implemented</w:t>
+      </w:r>
+      <w:proofErr w:type="gramEnd"/>
+      <w:r>
+        <w:t xml:space="preserve"> by </w:t>
       </w:r>
       <w:proofErr w:type="spellStart"/>
       <w:r>
@@ -2087,7 +2131,15 @@
         <w:ind w:firstLineChars="0" w:firstLine="0"/>
       </w:pPr>
       <w:r>
-        <w:t>The research results show that the combination of lightweight face detection model and efficient convolutional neural network can effectively improve the comprehensive performance of facial expression recognition system. The system has certain engineering practical value in application scenarios such as intelligent security, human-computer interaction and education evaluation, and provides a reference for the design and implementation of embedded emotional computing system.</w:t>
+        <w:t xml:space="preserve">The research results show that the combination of lightweight face detection model and efficient convolutional neural network can effectively improve the comprehensive performance of facial expression recognition system. The system has certain engineering practical value in application scenarios such as intelligent security, human-computer </w:t>
+      </w:r>
+      <w:proofErr w:type="gramStart"/>
+      <w:r>
+        <w:t>interaction</w:t>
+      </w:r>
+      <w:proofErr w:type="gramEnd"/>
+      <w:r>
+        <w:t xml:space="preserve"> and education evaluation, and provides a reference for the design and implementation of embedded emotional computing system.</w:t>
       </w:r>
     </w:p>
     <w:p>
@@ -2251,6 +2303,7 @@
             <w:pStyle w:val="TOC1"/>
             <w:rPr>
               <w:rFonts w:asciiTheme="minorHAnsi" w:eastAsiaTheme="minorEastAsia" w:hAnsiTheme="minorHAnsi" w:cstheme="minorBidi"/>
+              <w:noProof w:val="0"/>
               <w:sz w:val="22"/>
               <w14:ligatures w14:val="standardContextual"/>
             </w:rPr>
@@ -2258,6 +2311,7 @@
           <w:r>
             <w:rPr>
               <w:rFonts w:ascii="宋体" w:hAnsi="宋体" w:hint="eastAsia"/>
+              <w:noProof w:val="0"/>
               <w:szCs w:val="28"/>
             </w:rPr>
             <w:fldChar w:fldCharType="begin"/>
@@ -2265,6 +2319,7 @@
           <w:r>
             <w:rPr>
               <w:rFonts w:ascii="宋体" w:hAnsi="宋体" w:hint="eastAsia"/>
+              <w:noProof w:val="0"/>
               <w:szCs w:val="28"/>
             </w:rPr>
             <w:instrText xml:space="preserve">TOC \o "1-3" \h \u </w:instrText>
@@ -2272,6 +2327,7 @@
           <w:r>
             <w:rPr>
               <w:rFonts w:ascii="宋体" w:hAnsi="宋体" w:hint="eastAsia"/>
+              <w:noProof w:val="0"/>
               <w:szCs w:val="28"/>
             </w:rPr>
             <w:fldChar w:fldCharType="separate"/>
@@ -2280,25 +2336,49 @@
             <w:r>
               <w:rPr>
                 <w:rStyle w:val="ad"/>
+                <w:noProof w:val="0"/>
               </w:rPr>
               <w:t>第1章 绪论</w:t>
             </w:r>
             <w:r>
+              <w:rPr>
+                <w:noProof w:val="0"/>
+              </w:rPr>
               <w:tab/>
             </w:r>
             <w:r>
+              <w:rPr>
+                <w:noProof w:val="0"/>
+              </w:rPr>
               <w:fldChar w:fldCharType="begin"/>
             </w:r>
             <w:r>
+              <w:rPr>
+                <w:noProof w:val="0"/>
+              </w:rPr>
               <w:instrText xml:space="preserve"> PAGEREF _Toc220591840 \h </w:instrText>
             </w:r>
             <w:r>
+              <w:rPr>
+                <w:noProof w:val="0"/>
+              </w:rPr>
+            </w:r>
+            <w:r>
+              <w:rPr>
+                <w:noProof w:val="0"/>
+              </w:rPr>
               <w:fldChar w:fldCharType="separate"/>
             </w:r>
             <w:r>
+              <w:rPr>
+                <w:noProof w:val="0"/>
+              </w:rPr>
               <w:t>1</w:t>
             </w:r>
             <w:r>
+              <w:rPr>
+                <w:noProof w:val="0"/>
+              </w:rPr>
               <w:fldChar w:fldCharType="end"/>
             </w:r>
           </w:hyperlink>
@@ -2312,7 +2392,6 @@
             <w:ind w:left="480" w:firstLine="480"/>
             <w:rPr>
               <w:rFonts w:asciiTheme="minorHAnsi" w:eastAsiaTheme="minorEastAsia" w:hAnsiTheme="minorHAnsi" w:cstheme="minorBidi"/>
-              <w:noProof/>
               <w:sz w:val="22"/>
               <w:szCs w:val="24"/>
               <w14:ligatures w14:val="standardContextual"/>
@@ -2322,56 +2401,31 @@
             <w:r>
               <w:rPr>
                 <w:rStyle w:val="ad"/>
-                <w:noProof/>
               </w:rPr>
               <w:t>1.1</w:t>
             </w:r>
             <w:r>
               <w:rPr>
                 <w:rStyle w:val="ad"/>
-                <w:noProof/>
               </w:rPr>
               <w:t>研究背景与意义</w:t>
             </w:r>
             <w:r>
-              <w:rPr>
-                <w:noProof/>
-              </w:rPr>
               <w:tab/>
             </w:r>
             <w:r>
-              <w:rPr>
-                <w:noProof/>
-              </w:rPr>
               <w:fldChar w:fldCharType="begin"/>
             </w:r>
             <w:r>
-              <w:rPr>
-                <w:noProof/>
-              </w:rPr>
               <w:instrText xml:space="preserve"> PAGEREF _Toc220591841 \h </w:instrText>
             </w:r>
             <w:r>
-              <w:rPr>
-                <w:noProof/>
-              </w:rPr>
-            </w:r>
-            <w:r>
-              <w:rPr>
-                <w:noProof/>
-              </w:rPr>
               <w:fldChar w:fldCharType="separate"/>
             </w:r>
             <w:r>
-              <w:rPr>
-                <w:noProof/>
-              </w:rPr>
               <w:t>1</w:t>
             </w:r>
             <w:r>
-              <w:rPr>
-                <w:noProof/>
-              </w:rPr>
               <w:fldChar w:fldCharType="end"/>
             </w:r>
           </w:hyperlink>
@@ -2385,7 +2439,6 @@
             <w:ind w:left="480" w:firstLine="480"/>
             <w:rPr>
               <w:rFonts w:asciiTheme="minorHAnsi" w:eastAsiaTheme="minorEastAsia" w:hAnsiTheme="minorHAnsi" w:cstheme="minorBidi"/>
-              <w:noProof/>
               <w:sz w:val="22"/>
               <w:szCs w:val="24"/>
               <w14:ligatures w14:val="standardContextual"/>
@@ -2395,56 +2448,31 @@
             <w:r>
               <w:rPr>
                 <w:rStyle w:val="ad"/>
-                <w:noProof/>
               </w:rPr>
               <w:t xml:space="preserve">1.2 </w:t>
             </w:r>
             <w:r>
               <w:rPr>
                 <w:rStyle w:val="ad"/>
-                <w:noProof/>
               </w:rPr>
               <w:t>国内外研究现状</w:t>
             </w:r>
             <w:r>
-              <w:rPr>
-                <w:noProof/>
-              </w:rPr>
               <w:tab/>
             </w:r>
             <w:r>
-              <w:rPr>
-                <w:noProof/>
-              </w:rPr>
               <w:fldChar w:fldCharType="begin"/>
             </w:r>
             <w:r>
-              <w:rPr>
-                <w:noProof/>
-              </w:rPr>
               <w:instrText xml:space="preserve"> PAGEREF _Toc220591842 \h </w:instrText>
             </w:r>
             <w:r>
-              <w:rPr>
-                <w:noProof/>
-              </w:rPr>
-            </w:r>
-            <w:r>
-              <w:rPr>
-                <w:noProof/>
-              </w:rPr>
               <w:fldChar w:fldCharType="separate"/>
             </w:r>
             <w:r>
-              <w:rPr>
-                <w:noProof/>
-              </w:rPr>
               <w:t>2</w:t>
             </w:r>
             <w:r>
-              <w:rPr>
-                <w:noProof/>
-              </w:rPr>
               <w:fldChar w:fldCharType="end"/>
             </w:r>
           </w:hyperlink>
@@ -2458,7 +2486,6 @@
             <w:ind w:left="480" w:firstLine="480"/>
             <w:rPr>
               <w:rFonts w:asciiTheme="minorHAnsi" w:eastAsiaTheme="minorEastAsia" w:hAnsiTheme="minorHAnsi" w:cstheme="minorBidi"/>
-              <w:noProof/>
               <w:sz w:val="22"/>
               <w:szCs w:val="24"/>
               <w14:ligatures w14:val="standardContextual"/>
@@ -2468,56 +2495,31 @@
             <w:r>
               <w:rPr>
                 <w:rStyle w:val="ad"/>
-                <w:noProof/>
               </w:rPr>
               <w:t xml:space="preserve">1.3 </w:t>
             </w:r>
             <w:r>
               <w:rPr>
                 <w:rStyle w:val="ad"/>
-                <w:noProof/>
               </w:rPr>
               <w:t>本文主要研究内容</w:t>
             </w:r>
             <w:r>
-              <w:rPr>
-                <w:noProof/>
-              </w:rPr>
               <w:tab/>
             </w:r>
             <w:r>
-              <w:rPr>
-                <w:noProof/>
-              </w:rPr>
               <w:fldChar w:fldCharType="begin"/>
             </w:r>
             <w:r>
-              <w:rPr>
-                <w:noProof/>
-              </w:rPr>
               <w:instrText xml:space="preserve"> PAGEREF _Toc220591843 \h </w:instrText>
             </w:r>
             <w:r>
-              <w:rPr>
-                <w:noProof/>
-              </w:rPr>
-            </w:r>
-            <w:r>
-              <w:rPr>
-                <w:noProof/>
-              </w:rPr>
               <w:fldChar w:fldCharType="separate"/>
             </w:r>
             <w:r>
-              <w:rPr>
-                <w:noProof/>
-              </w:rPr>
               <w:t>2</w:t>
             </w:r>
             <w:r>
-              <w:rPr>
-                <w:noProof/>
-              </w:rPr>
               <w:fldChar w:fldCharType="end"/>
             </w:r>
           </w:hyperlink>
@@ -2531,7 +2533,6 @@
             <w:ind w:left="480" w:firstLine="480"/>
             <w:rPr>
               <w:rFonts w:asciiTheme="minorHAnsi" w:eastAsiaTheme="minorEastAsia" w:hAnsiTheme="minorHAnsi" w:cstheme="minorBidi"/>
-              <w:noProof/>
               <w:sz w:val="22"/>
               <w:szCs w:val="24"/>
               <w14:ligatures w14:val="standardContextual"/>
@@ -2541,56 +2542,31 @@
             <w:r>
               <w:rPr>
                 <w:rStyle w:val="ad"/>
-                <w:noProof/>
               </w:rPr>
               <w:t xml:space="preserve">1.4 </w:t>
             </w:r>
             <w:r>
               <w:rPr>
                 <w:rStyle w:val="ad"/>
-                <w:noProof/>
               </w:rPr>
               <w:t>论文结构安排</w:t>
             </w:r>
             <w:r>
-              <w:rPr>
-                <w:noProof/>
-              </w:rPr>
               <w:tab/>
             </w:r>
             <w:r>
-              <w:rPr>
-                <w:noProof/>
-              </w:rPr>
               <w:fldChar w:fldCharType="begin"/>
             </w:r>
             <w:r>
-              <w:rPr>
-                <w:noProof/>
-              </w:rPr>
               <w:instrText xml:space="preserve"> PAGEREF _Toc220591844 \h </w:instrText>
             </w:r>
             <w:r>
-              <w:rPr>
-                <w:noProof/>
-              </w:rPr>
-            </w:r>
-            <w:r>
-              <w:rPr>
-                <w:noProof/>
-              </w:rPr>
               <w:fldChar w:fldCharType="separate"/>
             </w:r>
             <w:r>
-              <w:rPr>
-                <w:noProof/>
-              </w:rPr>
               <w:t>3</w:t>
             </w:r>
             <w:r>
-              <w:rPr>
-                <w:noProof/>
-              </w:rPr>
               <w:fldChar w:fldCharType="end"/>
             </w:r>
           </w:hyperlink>
@@ -2600,6 +2576,7 @@
             <w:pStyle w:val="TOC1"/>
             <w:rPr>
               <w:rFonts w:asciiTheme="minorHAnsi" w:eastAsiaTheme="minorEastAsia" w:hAnsiTheme="minorHAnsi" w:cstheme="minorBidi"/>
+              <w:noProof w:val="0"/>
               <w:sz w:val="22"/>
               <w14:ligatures w14:val="standardContextual"/>
             </w:rPr>
@@ -2608,25 +2585,49 @@
             <w:r>
               <w:rPr>
                 <w:rStyle w:val="ad"/>
+                <w:noProof w:val="0"/>
               </w:rPr>
               <w:t>第2章 系统的整体设计与技术基础</w:t>
             </w:r>
             <w:r>
+              <w:rPr>
+                <w:noProof w:val="0"/>
+              </w:rPr>
               <w:tab/>
             </w:r>
             <w:r>
+              <w:rPr>
+                <w:noProof w:val="0"/>
+              </w:rPr>
               <w:fldChar w:fldCharType="begin"/>
             </w:r>
             <w:r>
+              <w:rPr>
+                <w:noProof w:val="0"/>
+              </w:rPr>
               <w:instrText xml:space="preserve"> PAGEREF _Toc220591845 \h </w:instrText>
             </w:r>
             <w:r>
+              <w:rPr>
+                <w:noProof w:val="0"/>
+              </w:rPr>
+            </w:r>
+            <w:r>
+              <w:rPr>
+                <w:noProof w:val="0"/>
+              </w:rPr>
               <w:fldChar w:fldCharType="separate"/>
             </w:r>
             <w:r>
+              <w:rPr>
+                <w:noProof w:val="0"/>
+              </w:rPr>
               <w:t>4</w:t>
             </w:r>
             <w:r>
+              <w:rPr>
+                <w:noProof w:val="0"/>
+              </w:rPr>
               <w:fldChar w:fldCharType="end"/>
             </w:r>
           </w:hyperlink>
@@ -2640,7 +2641,6 @@
             <w:ind w:left="480" w:firstLine="480"/>
             <w:rPr>
               <w:rFonts w:asciiTheme="minorHAnsi" w:eastAsiaTheme="minorEastAsia" w:hAnsiTheme="minorHAnsi" w:cstheme="minorBidi"/>
-              <w:noProof/>
               <w:sz w:val="22"/>
               <w:szCs w:val="24"/>
               <w14:ligatures w14:val="standardContextual"/>
@@ -2650,56 +2650,31 @@
             <w:r>
               <w:rPr>
                 <w:rStyle w:val="ad"/>
-                <w:noProof/>
               </w:rPr>
               <w:t xml:space="preserve">2.1 </w:t>
             </w:r>
             <w:r>
               <w:rPr>
                 <w:rStyle w:val="ad"/>
-                <w:noProof/>
               </w:rPr>
               <w:t>系统需求分析</w:t>
             </w:r>
             <w:r>
-              <w:rPr>
-                <w:noProof/>
-              </w:rPr>
               <w:tab/>
             </w:r>
             <w:r>
-              <w:rPr>
-                <w:noProof/>
-              </w:rPr>
               <w:fldChar w:fldCharType="begin"/>
             </w:r>
             <w:r>
-              <w:rPr>
-                <w:noProof/>
-              </w:rPr>
               <w:instrText xml:space="preserve"> PAGEREF _Toc220591846 \h </w:instrText>
             </w:r>
             <w:r>
-              <w:rPr>
-                <w:noProof/>
-              </w:rPr>
-            </w:r>
-            <w:r>
-              <w:rPr>
-                <w:noProof/>
-              </w:rPr>
               <w:fldChar w:fldCharType="separate"/>
             </w:r>
             <w:r>
-              <w:rPr>
-                <w:noProof/>
-              </w:rPr>
               <w:t>4</w:t>
             </w:r>
             <w:r>
-              <w:rPr>
-                <w:noProof/>
-              </w:rPr>
               <w:fldChar w:fldCharType="end"/>
             </w:r>
           </w:hyperlink>
@@ -2713,7 +2688,6 @@
             <w:ind w:left="960" w:firstLine="480"/>
             <w:rPr>
               <w:rFonts w:asciiTheme="minorHAnsi" w:eastAsiaTheme="minorEastAsia" w:hAnsiTheme="minorHAnsi" w:cstheme="minorBidi"/>
-              <w:noProof/>
               <w:sz w:val="22"/>
               <w:szCs w:val="24"/>
               <w14:ligatures w14:val="standardContextual"/>
@@ -2723,56 +2697,31 @@
             <w:r>
               <w:rPr>
                 <w:rStyle w:val="ad"/>
-                <w:noProof/>
               </w:rPr>
               <w:t xml:space="preserve">2.1.1 </w:t>
             </w:r>
             <w:r>
               <w:rPr>
                 <w:rStyle w:val="ad"/>
-                <w:noProof/>
               </w:rPr>
               <w:t>应用场景与任务目标</w:t>
             </w:r>
             <w:r>
-              <w:rPr>
-                <w:noProof/>
-              </w:rPr>
               <w:tab/>
             </w:r>
             <w:r>
-              <w:rPr>
-                <w:noProof/>
-              </w:rPr>
               <w:fldChar w:fldCharType="begin"/>
             </w:r>
             <w:r>
-              <w:rPr>
-                <w:noProof/>
-              </w:rPr>
               <w:instrText xml:space="preserve"> PAGEREF _Toc220591847 \h </w:instrText>
             </w:r>
             <w:r>
-              <w:rPr>
-                <w:noProof/>
-              </w:rPr>
-            </w:r>
-            <w:r>
-              <w:rPr>
-                <w:noProof/>
-              </w:rPr>
               <w:fldChar w:fldCharType="separate"/>
             </w:r>
             <w:r>
-              <w:rPr>
-                <w:noProof/>
-              </w:rPr>
               <w:t>4</w:t>
             </w:r>
             <w:r>
-              <w:rPr>
-                <w:noProof/>
-              </w:rPr>
               <w:fldChar w:fldCharType="end"/>
             </w:r>
           </w:hyperlink>
@@ -2786,7 +2735,6 @@
             <w:ind w:left="960" w:firstLine="480"/>
             <w:rPr>
               <w:rFonts w:asciiTheme="minorHAnsi" w:eastAsiaTheme="minorEastAsia" w:hAnsiTheme="minorHAnsi" w:cstheme="minorBidi"/>
-              <w:noProof/>
               <w:sz w:val="22"/>
               <w:szCs w:val="24"/>
               <w14:ligatures w14:val="standardContextual"/>
@@ -2796,56 +2744,31 @@
             <w:r>
               <w:rPr>
                 <w:rStyle w:val="ad"/>
-                <w:noProof/>
               </w:rPr>
               <w:t xml:space="preserve">2.1.2 </w:t>
             </w:r>
             <w:r>
               <w:rPr>
                 <w:rStyle w:val="ad"/>
-                <w:noProof/>
               </w:rPr>
               <w:t>功能需求分析</w:t>
             </w:r>
             <w:r>
-              <w:rPr>
-                <w:noProof/>
-              </w:rPr>
               <w:tab/>
             </w:r>
             <w:r>
-              <w:rPr>
-                <w:noProof/>
-              </w:rPr>
               <w:fldChar w:fldCharType="begin"/>
             </w:r>
             <w:r>
-              <w:rPr>
-                <w:noProof/>
-              </w:rPr>
               <w:instrText xml:space="preserve"> PAGEREF _Toc220591848 \h </w:instrText>
             </w:r>
             <w:r>
-              <w:rPr>
-                <w:noProof/>
-              </w:rPr>
-            </w:r>
-            <w:r>
-              <w:rPr>
-                <w:noProof/>
-              </w:rPr>
               <w:fldChar w:fldCharType="separate"/>
             </w:r>
             <w:r>
-              <w:rPr>
-                <w:noProof/>
-              </w:rPr>
               <w:t>4</w:t>
             </w:r>
             <w:r>
-              <w:rPr>
-                <w:noProof/>
-              </w:rPr>
               <w:fldChar w:fldCharType="end"/>
             </w:r>
           </w:hyperlink>
@@ -2859,7 +2782,6 @@
             <w:ind w:left="960" w:firstLine="480"/>
             <w:rPr>
               <w:rFonts w:asciiTheme="minorHAnsi" w:eastAsiaTheme="minorEastAsia" w:hAnsiTheme="minorHAnsi" w:cstheme="minorBidi"/>
-              <w:noProof/>
               <w:sz w:val="22"/>
               <w:szCs w:val="24"/>
               <w14:ligatures w14:val="standardContextual"/>
@@ -2869,56 +2791,31 @@
             <w:r>
               <w:rPr>
                 <w:rStyle w:val="ad"/>
-                <w:noProof/>
               </w:rPr>
               <w:t xml:space="preserve">2.1.3 </w:t>
             </w:r>
             <w:r>
               <w:rPr>
                 <w:rStyle w:val="ad"/>
-                <w:noProof/>
               </w:rPr>
               <w:t>性能需求分析</w:t>
             </w:r>
             <w:r>
-              <w:rPr>
-                <w:noProof/>
-              </w:rPr>
               <w:tab/>
             </w:r>
             <w:r>
-              <w:rPr>
-                <w:noProof/>
-              </w:rPr>
               <w:fldChar w:fldCharType="begin"/>
             </w:r>
             <w:r>
-              <w:rPr>
-                <w:noProof/>
-              </w:rPr>
               <w:instrText xml:space="preserve"> PAGEREF _Toc220591849 \h </w:instrText>
             </w:r>
             <w:r>
-              <w:rPr>
-                <w:noProof/>
-              </w:rPr>
-            </w:r>
-            <w:r>
-              <w:rPr>
-                <w:noProof/>
-              </w:rPr>
               <w:fldChar w:fldCharType="separate"/>
             </w:r>
             <w:r>
-              <w:rPr>
-                <w:noProof/>
-              </w:rPr>
               <w:t>5</w:t>
             </w:r>
             <w:r>
-              <w:rPr>
-                <w:noProof/>
-              </w:rPr>
               <w:fldChar w:fldCharType="end"/>
             </w:r>
           </w:hyperlink>
@@ -2932,7 +2829,6 @@
             <w:ind w:left="480" w:firstLine="480"/>
             <w:rPr>
               <w:rFonts w:asciiTheme="minorHAnsi" w:eastAsiaTheme="minorEastAsia" w:hAnsiTheme="minorHAnsi" w:cstheme="minorBidi"/>
-              <w:noProof/>
               <w:sz w:val="22"/>
               <w:szCs w:val="24"/>
               <w14:ligatures w14:val="standardContextual"/>
@@ -2942,56 +2838,31 @@
             <w:r>
               <w:rPr>
                 <w:rStyle w:val="ad"/>
-                <w:noProof/>
               </w:rPr>
               <w:t xml:space="preserve">2.2 </w:t>
             </w:r>
             <w:r>
               <w:rPr>
                 <w:rStyle w:val="ad"/>
-                <w:noProof/>
               </w:rPr>
               <w:t>系统总体架构设计</w:t>
             </w:r>
             <w:r>
-              <w:rPr>
-                <w:noProof/>
-              </w:rPr>
               <w:tab/>
             </w:r>
             <w:r>
-              <w:rPr>
-                <w:noProof/>
-              </w:rPr>
               <w:fldChar w:fldCharType="begin"/>
             </w:r>
             <w:r>
-              <w:rPr>
-                <w:noProof/>
-              </w:rPr>
               <w:instrText xml:space="preserve"> PAGEREF _Toc220591850 \h </w:instrText>
             </w:r>
             <w:r>
-              <w:rPr>
-                <w:noProof/>
-              </w:rPr>
-            </w:r>
-            <w:r>
-              <w:rPr>
-                <w:noProof/>
-              </w:rPr>
               <w:fldChar w:fldCharType="separate"/>
             </w:r>
             <w:r>
-              <w:rPr>
-                <w:noProof/>
-              </w:rPr>
               <w:t>5</w:t>
             </w:r>
             <w:r>
-              <w:rPr>
-                <w:noProof/>
-              </w:rPr>
               <w:fldChar w:fldCharType="end"/>
             </w:r>
           </w:hyperlink>
@@ -3005,7 +2876,6 @@
             <w:ind w:left="960" w:firstLine="480"/>
             <w:rPr>
               <w:rFonts w:asciiTheme="minorHAnsi" w:eastAsiaTheme="minorEastAsia" w:hAnsiTheme="minorHAnsi" w:cstheme="minorBidi"/>
-              <w:noProof/>
               <w:sz w:val="22"/>
               <w:szCs w:val="24"/>
               <w14:ligatures w14:val="standardContextual"/>
@@ -3015,56 +2885,31 @@
             <w:r>
               <w:rPr>
                 <w:rStyle w:val="ad"/>
-                <w:noProof/>
               </w:rPr>
               <w:t xml:space="preserve">2.2.1 </w:t>
             </w:r>
             <w:r>
               <w:rPr>
                 <w:rStyle w:val="ad"/>
-                <w:noProof/>
               </w:rPr>
               <w:t>系统总体架构概述</w:t>
             </w:r>
             <w:r>
-              <w:rPr>
-                <w:noProof/>
-              </w:rPr>
               <w:tab/>
             </w:r>
             <w:r>
-              <w:rPr>
-                <w:noProof/>
-              </w:rPr>
               <w:fldChar w:fldCharType="begin"/>
             </w:r>
             <w:r>
-              <w:rPr>
-                <w:noProof/>
-              </w:rPr>
               <w:instrText xml:space="preserve"> PAGEREF _Toc220591851 \h </w:instrText>
             </w:r>
             <w:r>
-              <w:rPr>
-                <w:noProof/>
-              </w:rPr>
-            </w:r>
-            <w:r>
-              <w:rPr>
-                <w:noProof/>
-              </w:rPr>
               <w:fldChar w:fldCharType="separate"/>
             </w:r>
             <w:r>
-              <w:rPr>
-                <w:noProof/>
-              </w:rPr>
               <w:t>6</w:t>
             </w:r>
             <w:r>
-              <w:rPr>
-                <w:noProof/>
-              </w:rPr>
               <w:fldChar w:fldCharType="end"/>
             </w:r>
           </w:hyperlink>
@@ -3078,7 +2923,6 @@
             <w:ind w:left="960" w:firstLine="480"/>
             <w:rPr>
               <w:rFonts w:asciiTheme="minorHAnsi" w:eastAsiaTheme="minorEastAsia" w:hAnsiTheme="minorHAnsi" w:cstheme="minorBidi"/>
-              <w:noProof/>
               <w:sz w:val="22"/>
               <w:szCs w:val="24"/>
               <w14:ligatures w14:val="standardContextual"/>
@@ -3088,56 +2932,31 @@
             <w:r>
               <w:rPr>
                 <w:rStyle w:val="ad"/>
-                <w:noProof/>
               </w:rPr>
               <w:t xml:space="preserve">2.2.2 </w:t>
             </w:r>
             <w:r>
               <w:rPr>
                 <w:rStyle w:val="ad"/>
-                <w:noProof/>
               </w:rPr>
               <w:t>系统功能模块划分</w:t>
             </w:r>
             <w:r>
-              <w:rPr>
-                <w:noProof/>
-              </w:rPr>
               <w:tab/>
             </w:r>
             <w:r>
-              <w:rPr>
-                <w:noProof/>
-              </w:rPr>
               <w:fldChar w:fldCharType="begin"/>
             </w:r>
             <w:r>
-              <w:rPr>
-                <w:noProof/>
-              </w:rPr>
               <w:instrText xml:space="preserve"> PAGEREF _Toc220591852 \h </w:instrText>
             </w:r>
             <w:r>
-              <w:rPr>
-                <w:noProof/>
-              </w:rPr>
-            </w:r>
-            <w:r>
-              <w:rPr>
-                <w:noProof/>
-              </w:rPr>
               <w:fldChar w:fldCharType="separate"/>
             </w:r>
             <w:r>
-              <w:rPr>
-                <w:noProof/>
-              </w:rPr>
               <w:t>6</w:t>
             </w:r>
             <w:r>
-              <w:rPr>
-                <w:noProof/>
-              </w:rPr>
               <w:fldChar w:fldCharType="end"/>
             </w:r>
           </w:hyperlink>
@@ -3151,7 +2970,6 @@
             <w:ind w:left="480" w:firstLine="480"/>
             <w:rPr>
               <w:rFonts w:asciiTheme="minorHAnsi" w:eastAsiaTheme="minorEastAsia" w:hAnsiTheme="minorHAnsi" w:cstheme="minorBidi"/>
-              <w:noProof/>
               <w:sz w:val="22"/>
               <w:szCs w:val="24"/>
               <w14:ligatures w14:val="standardContextual"/>
@@ -3161,56 +2979,31 @@
             <w:r>
               <w:rPr>
                 <w:rStyle w:val="ad"/>
-                <w:noProof/>
               </w:rPr>
               <w:t xml:space="preserve">2.3 </w:t>
             </w:r>
             <w:r>
               <w:rPr>
                 <w:rStyle w:val="ad"/>
-                <w:noProof/>
               </w:rPr>
               <w:t>关键技术与方法概述</w:t>
             </w:r>
             <w:r>
-              <w:rPr>
-                <w:noProof/>
-              </w:rPr>
               <w:tab/>
             </w:r>
             <w:r>
-              <w:rPr>
-                <w:noProof/>
-              </w:rPr>
               <w:fldChar w:fldCharType="begin"/>
             </w:r>
             <w:r>
-              <w:rPr>
-                <w:noProof/>
-              </w:rPr>
               <w:instrText xml:space="preserve"> PAGEREF _Toc220591853 \h </w:instrText>
             </w:r>
             <w:r>
-              <w:rPr>
-                <w:noProof/>
-              </w:rPr>
-            </w:r>
-            <w:r>
-              <w:rPr>
-                <w:noProof/>
-              </w:rPr>
               <w:fldChar w:fldCharType="separate"/>
             </w:r>
             <w:r>
-              <w:rPr>
-                <w:noProof/>
-              </w:rPr>
               <w:t>7</w:t>
             </w:r>
             <w:r>
-              <w:rPr>
-                <w:noProof/>
-              </w:rPr>
               <w:fldChar w:fldCharType="end"/>
             </w:r>
           </w:hyperlink>
@@ -3224,7 +3017,6 @@
             <w:ind w:left="960" w:firstLine="480"/>
             <w:rPr>
               <w:rFonts w:asciiTheme="minorHAnsi" w:eastAsiaTheme="minorEastAsia" w:hAnsiTheme="minorHAnsi" w:cstheme="minorBidi"/>
-              <w:noProof/>
               <w:sz w:val="22"/>
               <w:szCs w:val="24"/>
               <w14:ligatures w14:val="standardContextual"/>
@@ -3234,56 +3026,31 @@
             <w:r>
               <w:rPr>
                 <w:rStyle w:val="ad"/>
-                <w:noProof/>
               </w:rPr>
               <w:t xml:space="preserve">2.3.1 </w:t>
             </w:r>
             <w:r>
               <w:rPr>
                 <w:rStyle w:val="ad"/>
-                <w:noProof/>
               </w:rPr>
               <w:t>轻量化卷积神经网络</w:t>
             </w:r>
             <w:r>
-              <w:rPr>
-                <w:noProof/>
-              </w:rPr>
               <w:tab/>
             </w:r>
             <w:r>
-              <w:rPr>
-                <w:noProof/>
-              </w:rPr>
               <w:fldChar w:fldCharType="begin"/>
             </w:r>
             <w:r>
-              <w:rPr>
-                <w:noProof/>
-              </w:rPr>
               <w:instrText xml:space="preserve"> PAGEREF _Toc220591854 \h </w:instrText>
             </w:r>
             <w:r>
-              <w:rPr>
-                <w:noProof/>
-              </w:rPr>
-            </w:r>
-            <w:r>
-              <w:rPr>
-                <w:noProof/>
-              </w:rPr>
               <w:fldChar w:fldCharType="separate"/>
             </w:r>
             <w:r>
-              <w:rPr>
-                <w:noProof/>
-              </w:rPr>
               <w:t>7</w:t>
             </w:r>
             <w:r>
-              <w:rPr>
-                <w:noProof/>
-              </w:rPr>
               <w:fldChar w:fldCharType="end"/>
             </w:r>
           </w:hyperlink>
@@ -3297,7 +3064,6 @@
             <w:ind w:left="960" w:firstLine="480"/>
             <w:rPr>
               <w:rFonts w:asciiTheme="minorHAnsi" w:eastAsiaTheme="minorEastAsia" w:hAnsiTheme="minorHAnsi" w:cstheme="minorBidi"/>
-              <w:noProof/>
               <w:sz w:val="22"/>
               <w:szCs w:val="24"/>
               <w14:ligatures w14:val="standardContextual"/>
@@ -3307,56 +3073,31 @@
             <w:r>
               <w:rPr>
                 <w:rStyle w:val="ad"/>
-                <w:noProof/>
               </w:rPr>
               <w:t xml:space="preserve">2.3.2 </w:t>
             </w:r>
             <w:r>
               <w:rPr>
                 <w:rStyle w:val="ad"/>
-                <w:noProof/>
               </w:rPr>
               <w:t>轻量级人脸检测方法</w:t>
             </w:r>
             <w:r>
-              <w:rPr>
-                <w:noProof/>
-              </w:rPr>
               <w:tab/>
             </w:r>
             <w:r>
-              <w:rPr>
-                <w:noProof/>
-              </w:rPr>
               <w:fldChar w:fldCharType="begin"/>
             </w:r>
             <w:r>
-              <w:rPr>
-                <w:noProof/>
-              </w:rPr>
               <w:instrText xml:space="preserve"> PAGEREF _Toc220591855 \h </w:instrText>
             </w:r>
             <w:r>
-              <w:rPr>
-                <w:noProof/>
-              </w:rPr>
-            </w:r>
-            <w:r>
-              <w:rPr>
-                <w:noProof/>
-              </w:rPr>
               <w:fldChar w:fldCharType="separate"/>
             </w:r>
             <w:r>
-              <w:rPr>
-                <w:noProof/>
-              </w:rPr>
               <w:t>7</w:t>
             </w:r>
             <w:r>
-              <w:rPr>
-                <w:noProof/>
-              </w:rPr>
               <w:fldChar w:fldCharType="end"/>
             </w:r>
           </w:hyperlink>
@@ -3370,7 +3111,6 @@
             <w:ind w:left="960" w:firstLine="480"/>
             <w:rPr>
               <w:rFonts w:asciiTheme="minorHAnsi" w:eastAsiaTheme="minorEastAsia" w:hAnsiTheme="minorHAnsi" w:cstheme="minorBidi"/>
-              <w:noProof/>
               <w:sz w:val="22"/>
               <w:szCs w:val="24"/>
               <w14:ligatures w14:val="standardContextual"/>
@@ -3380,56 +3120,31 @@
             <w:r>
               <w:rPr>
                 <w:rStyle w:val="ad"/>
-                <w:noProof/>
               </w:rPr>
               <w:t xml:space="preserve">2.3.3 </w:t>
             </w:r>
             <w:r>
               <w:rPr>
                 <w:rStyle w:val="ad"/>
-                <w:noProof/>
               </w:rPr>
               <w:t>半监督训练策略</w:t>
             </w:r>
             <w:r>
-              <w:rPr>
-                <w:noProof/>
-              </w:rPr>
               <w:tab/>
             </w:r>
             <w:r>
-              <w:rPr>
-                <w:noProof/>
-              </w:rPr>
               <w:fldChar w:fldCharType="begin"/>
             </w:r>
             <w:r>
-              <w:rPr>
-                <w:noProof/>
-              </w:rPr>
               <w:instrText xml:space="preserve"> PAGEREF _Toc220591856 \h </w:instrText>
             </w:r>
             <w:r>
-              <w:rPr>
-                <w:noProof/>
-              </w:rPr>
-            </w:r>
-            <w:r>
-              <w:rPr>
-                <w:noProof/>
-              </w:rPr>
               <w:fldChar w:fldCharType="separate"/>
             </w:r>
             <w:r>
-              <w:rPr>
-                <w:noProof/>
-              </w:rPr>
               <w:t>7</w:t>
             </w:r>
             <w:r>
-              <w:rPr>
-                <w:noProof/>
-              </w:rPr>
               <w:fldChar w:fldCharType="end"/>
             </w:r>
           </w:hyperlink>
@@ -3443,7 +3158,6 @@
             <w:ind w:left="480" w:firstLine="480"/>
             <w:rPr>
               <w:rFonts w:asciiTheme="minorHAnsi" w:eastAsiaTheme="minorEastAsia" w:hAnsiTheme="minorHAnsi" w:cstheme="minorBidi"/>
-              <w:noProof/>
               <w:sz w:val="22"/>
               <w:szCs w:val="24"/>
               <w14:ligatures w14:val="standardContextual"/>
@@ -3453,56 +3167,31 @@
             <w:r>
               <w:rPr>
                 <w:rStyle w:val="ad"/>
-                <w:noProof/>
               </w:rPr>
               <w:t xml:space="preserve">2.4 </w:t>
             </w:r>
             <w:r>
               <w:rPr>
                 <w:rStyle w:val="ad"/>
-                <w:noProof/>
               </w:rPr>
               <w:t>本章小结</w:t>
             </w:r>
             <w:r>
-              <w:rPr>
-                <w:noProof/>
-              </w:rPr>
               <w:tab/>
             </w:r>
             <w:r>
-              <w:rPr>
-                <w:noProof/>
-              </w:rPr>
               <w:fldChar w:fldCharType="begin"/>
             </w:r>
             <w:r>
-              <w:rPr>
-                <w:noProof/>
-              </w:rPr>
               <w:instrText xml:space="preserve"> PAGEREF _Toc220591857 \h </w:instrText>
             </w:r>
             <w:r>
-              <w:rPr>
-                <w:noProof/>
-              </w:rPr>
-            </w:r>
-            <w:r>
-              <w:rPr>
-                <w:noProof/>
-              </w:rPr>
               <w:fldChar w:fldCharType="separate"/>
             </w:r>
             <w:r>
-              <w:rPr>
-                <w:noProof/>
-              </w:rPr>
               <w:t>8</w:t>
             </w:r>
             <w:r>
-              <w:rPr>
-                <w:noProof/>
-              </w:rPr>
               <w:fldChar w:fldCharType="end"/>
             </w:r>
           </w:hyperlink>
@@ -3512,6 +3201,7 @@
             <w:pStyle w:val="TOC1"/>
             <w:rPr>
               <w:rFonts w:asciiTheme="minorHAnsi" w:eastAsiaTheme="minorEastAsia" w:hAnsiTheme="minorHAnsi" w:cstheme="minorBidi"/>
+              <w:noProof w:val="0"/>
               <w:sz w:val="22"/>
               <w14:ligatures w14:val="standardContextual"/>
             </w:rPr>
@@ -3520,25 +3210,49 @@
             <w:r>
               <w:rPr>
                 <w:rStyle w:val="ad"/>
+                <w:noProof w:val="0"/>
               </w:rPr>
               <w:t>第X章 结论与展望</w:t>
             </w:r>
             <w:r>
+              <w:rPr>
+                <w:noProof w:val="0"/>
+              </w:rPr>
               <w:tab/>
             </w:r>
             <w:r>
+              <w:rPr>
+                <w:noProof w:val="0"/>
+              </w:rPr>
               <w:fldChar w:fldCharType="begin"/>
             </w:r>
             <w:r>
+              <w:rPr>
+                <w:noProof w:val="0"/>
+              </w:rPr>
               <w:instrText xml:space="preserve"> PAGEREF _Toc220591858 \h </w:instrText>
             </w:r>
             <w:r>
+              <w:rPr>
+                <w:noProof w:val="0"/>
+              </w:rPr>
+            </w:r>
+            <w:r>
+              <w:rPr>
+                <w:noProof w:val="0"/>
+              </w:rPr>
               <w:fldChar w:fldCharType="separate"/>
             </w:r>
             <w:r>
+              <w:rPr>
+                <w:noProof w:val="0"/>
+              </w:rPr>
               <w:t>10</w:t>
             </w:r>
             <w:r>
+              <w:rPr>
+                <w:noProof w:val="0"/>
+              </w:rPr>
               <w:fldChar w:fldCharType="end"/>
             </w:r>
           </w:hyperlink>
@@ -3552,7 +3266,6 @@
             <w:ind w:left="480" w:firstLine="480"/>
             <w:rPr>
               <w:rFonts w:asciiTheme="minorHAnsi" w:eastAsiaTheme="minorEastAsia" w:hAnsiTheme="minorHAnsi" w:cstheme="minorBidi"/>
-              <w:noProof/>
               <w:sz w:val="22"/>
               <w:szCs w:val="24"/>
               <w14:ligatures w14:val="standardContextual"/>
@@ -3562,56 +3275,31 @@
             <w:r>
               <w:rPr>
                 <w:rStyle w:val="ad"/>
-                <w:noProof/>
               </w:rPr>
               <w:t xml:space="preserve">X.1 </w:t>
             </w:r>
             <w:r>
               <w:rPr>
                 <w:rStyle w:val="ad"/>
-                <w:noProof/>
               </w:rPr>
               <w:t>结论</w:t>
             </w:r>
             <w:r>
-              <w:rPr>
-                <w:noProof/>
-              </w:rPr>
               <w:tab/>
             </w:r>
             <w:r>
-              <w:rPr>
-                <w:noProof/>
-              </w:rPr>
               <w:fldChar w:fldCharType="begin"/>
             </w:r>
             <w:r>
-              <w:rPr>
-                <w:noProof/>
-              </w:rPr>
               <w:instrText xml:space="preserve"> PAGEREF _Toc220591859 \h </w:instrText>
             </w:r>
             <w:r>
-              <w:rPr>
-                <w:noProof/>
-              </w:rPr>
-            </w:r>
-            <w:r>
-              <w:rPr>
-                <w:noProof/>
-              </w:rPr>
               <w:fldChar w:fldCharType="separate"/>
             </w:r>
             <w:r>
-              <w:rPr>
-                <w:noProof/>
-              </w:rPr>
               <w:t>10</w:t>
             </w:r>
             <w:r>
-              <w:rPr>
-                <w:noProof/>
-              </w:rPr>
               <w:fldChar w:fldCharType="end"/>
             </w:r>
           </w:hyperlink>
@@ -3625,7 +3313,6 @@
             <w:ind w:left="480" w:firstLine="480"/>
             <w:rPr>
               <w:rFonts w:asciiTheme="minorHAnsi" w:eastAsiaTheme="minorEastAsia" w:hAnsiTheme="minorHAnsi" w:cstheme="minorBidi"/>
-              <w:noProof/>
               <w:sz w:val="22"/>
               <w:szCs w:val="24"/>
               <w14:ligatures w14:val="standardContextual"/>
@@ -3635,56 +3322,31 @@
             <w:r>
               <w:rPr>
                 <w:rStyle w:val="ad"/>
-                <w:noProof/>
               </w:rPr>
               <w:t xml:space="preserve">X.2 </w:t>
             </w:r>
             <w:r>
               <w:rPr>
                 <w:rStyle w:val="ad"/>
-                <w:noProof/>
               </w:rPr>
               <w:t>展望</w:t>
             </w:r>
             <w:r>
-              <w:rPr>
-                <w:noProof/>
-              </w:rPr>
               <w:tab/>
             </w:r>
             <w:r>
-              <w:rPr>
-                <w:noProof/>
-              </w:rPr>
               <w:fldChar w:fldCharType="begin"/>
             </w:r>
             <w:r>
-              <w:rPr>
-                <w:noProof/>
-              </w:rPr>
               <w:instrText xml:space="preserve"> PAGEREF _Toc220591860 \h </w:instrText>
             </w:r>
             <w:r>
-              <w:rPr>
-                <w:noProof/>
-              </w:rPr>
-            </w:r>
-            <w:r>
-              <w:rPr>
-                <w:noProof/>
-              </w:rPr>
               <w:fldChar w:fldCharType="separate"/>
             </w:r>
             <w:r>
-              <w:rPr>
-                <w:noProof/>
-              </w:rPr>
               <w:t>10</w:t>
             </w:r>
             <w:r>
-              <w:rPr>
-                <w:noProof/>
-              </w:rPr>
               <w:fldChar w:fldCharType="end"/>
             </w:r>
           </w:hyperlink>
@@ -3694,6 +3356,7 @@
             <w:pStyle w:val="TOC1"/>
             <w:rPr>
               <w:rFonts w:asciiTheme="minorHAnsi" w:eastAsiaTheme="minorEastAsia" w:hAnsiTheme="minorHAnsi" w:cstheme="minorBidi"/>
+              <w:noProof w:val="0"/>
               <w:sz w:val="22"/>
               <w14:ligatures w14:val="standardContextual"/>
             </w:rPr>
@@ -3702,25 +3365,49 @@
             <w:r>
               <w:rPr>
                 <w:rStyle w:val="ad"/>
+                <w:noProof w:val="0"/>
               </w:rPr>
               <w:t>参考文献</w:t>
             </w:r>
             <w:r>
+              <w:rPr>
+                <w:noProof w:val="0"/>
+              </w:rPr>
               <w:tab/>
             </w:r>
             <w:r>
+              <w:rPr>
+                <w:noProof w:val="0"/>
+              </w:rPr>
               <w:fldChar w:fldCharType="begin"/>
             </w:r>
             <w:r>
+              <w:rPr>
+                <w:noProof w:val="0"/>
+              </w:rPr>
               <w:instrText xml:space="preserve"> PAGEREF _Toc220591861 \h </w:instrText>
             </w:r>
             <w:r>
+              <w:rPr>
+                <w:noProof w:val="0"/>
+              </w:rPr>
+            </w:r>
+            <w:r>
+              <w:rPr>
+                <w:noProof w:val="0"/>
+              </w:rPr>
               <w:fldChar w:fldCharType="separate"/>
             </w:r>
             <w:r>
+              <w:rPr>
+                <w:noProof w:val="0"/>
+              </w:rPr>
               <w:t>11</w:t>
             </w:r>
             <w:r>
+              <w:rPr>
+                <w:noProof w:val="0"/>
+              </w:rPr>
               <w:fldChar w:fldCharType="end"/>
             </w:r>
           </w:hyperlink>
@@ -3730,6 +3417,7 @@
             <w:pStyle w:val="TOC1"/>
             <w:rPr>
               <w:rFonts w:asciiTheme="minorHAnsi" w:eastAsiaTheme="minorEastAsia" w:hAnsiTheme="minorHAnsi" w:cstheme="minorBidi"/>
+              <w:noProof w:val="0"/>
               <w:sz w:val="22"/>
               <w14:ligatures w14:val="standardContextual"/>
             </w:rPr>
@@ -3738,25 +3426,49 @@
             <w:r>
               <w:rPr>
                 <w:rStyle w:val="ad"/>
+                <w:noProof w:val="0"/>
               </w:rPr>
               <w:t>致    谢</w:t>
             </w:r>
             <w:r>
+              <w:rPr>
+                <w:noProof w:val="0"/>
+              </w:rPr>
               <w:tab/>
             </w:r>
             <w:r>
+              <w:rPr>
+                <w:noProof w:val="0"/>
+              </w:rPr>
               <w:fldChar w:fldCharType="begin"/>
             </w:r>
             <w:r>
+              <w:rPr>
+                <w:noProof w:val="0"/>
+              </w:rPr>
               <w:instrText xml:space="preserve"> PAGEREF _Toc220591862 \h </w:instrText>
             </w:r>
             <w:r>
+              <w:rPr>
+                <w:noProof w:val="0"/>
+              </w:rPr>
+            </w:r>
+            <w:r>
+              <w:rPr>
+                <w:noProof w:val="0"/>
+              </w:rPr>
               <w:fldChar w:fldCharType="separate"/>
             </w:r>
             <w:r>
+              <w:rPr>
+                <w:noProof w:val="0"/>
+              </w:rPr>
               <w:t>13</w:t>
             </w:r>
             <w:r>
+              <w:rPr>
+                <w:noProof w:val="0"/>
+              </w:rPr>
               <w:fldChar w:fldCharType="end"/>
             </w:r>
           </w:hyperlink>
@@ -3766,6 +3478,7 @@
             <w:pStyle w:val="TOC1"/>
             <w:rPr>
               <w:rFonts w:asciiTheme="minorHAnsi" w:eastAsiaTheme="minorEastAsia" w:hAnsiTheme="minorHAnsi" w:cstheme="minorBidi"/>
+              <w:noProof w:val="0"/>
               <w:sz w:val="22"/>
               <w14:ligatures w14:val="standardContextual"/>
             </w:rPr>
@@ -3774,25 +3487,49 @@
             <w:r>
               <w:rPr>
                 <w:rStyle w:val="ad"/>
+                <w:noProof w:val="0"/>
               </w:rPr>
               <w:t>附    录</w:t>
             </w:r>
             <w:r>
+              <w:rPr>
+                <w:noProof w:val="0"/>
+              </w:rPr>
               <w:tab/>
             </w:r>
             <w:r>
+              <w:rPr>
+                <w:noProof w:val="0"/>
+              </w:rPr>
               <w:fldChar w:fldCharType="begin"/>
             </w:r>
             <w:r>
+              <w:rPr>
+                <w:noProof w:val="0"/>
+              </w:rPr>
               <w:instrText xml:space="preserve"> PAGEREF _Toc220591863 \h </w:instrText>
             </w:r>
             <w:r>
+              <w:rPr>
+                <w:noProof w:val="0"/>
+              </w:rPr>
+            </w:r>
+            <w:r>
+              <w:rPr>
+                <w:noProof w:val="0"/>
+              </w:rPr>
               <w:fldChar w:fldCharType="separate"/>
             </w:r>
             <w:r>
+              <w:rPr>
+                <w:noProof w:val="0"/>
+              </w:rPr>
               <w:t>14</w:t>
             </w:r>
             <w:r>
+              <w:rPr>
+                <w:noProof w:val="0"/>
+              </w:rPr>
               <w:fldChar w:fldCharType="end"/>
             </w:r>
           </w:hyperlink>
@@ -3820,6 +3557,9 @@
       <w:pPr>
         <w:pStyle w:val="TOC1"/>
         <w:spacing w:before="156" w:after="156"/>
+        <w:rPr>
+          <w:noProof w:val="0"/>
+        </w:rPr>
       </w:pPr>
     </w:p>
     <w:p>
@@ -6271,7 +6011,7 @@
           <v:shape id="_x0000_i1025" type="#_x0000_t75" style="width:462pt;height:39pt" o:ole="">
             <v:imagedata r:id="rId19" o:title=""/>
           </v:shape>
-          <o:OLEObject Type="Embed" ProgID="Visio.Drawing.15" ShapeID="_x0000_i1025" DrawAspect="Content" ObjectID="_1831877866" r:id="rId20"/>
+          <o:OLEObject Type="Embed" ProgID="Visio.Drawing.15" ShapeID="_x0000_i1025" DrawAspect="Content" ObjectID="_1832240289" r:id="rId20"/>
         </w:object>
       </w:r>
     </w:p>
@@ -7255,7 +6995,7 @@
           <v:shape id="_x0000_i1026" type="#_x0000_t75" style="width:343pt;height:367pt" o:ole="">
             <v:imagedata r:id="rId21" o:title=""/>
           </v:shape>
-          <o:OLEObject Type="Embed" ProgID="Visio.Drawing.15" ShapeID="_x0000_i1026" DrawAspect="Content" ObjectID="_1831877867" r:id="rId22"/>
+          <o:OLEObject Type="Embed" ProgID="Visio.Drawing.15" ShapeID="_x0000_i1026" DrawAspect="Content" ObjectID="_1832240290" r:id="rId22"/>
         </w:object>
       </w:r>
     </w:p>
@@ -10096,161 +9836,6 @@
     </w:p>
     <w:p>
       <w:pPr>
-        <w:pStyle w:val="3"/>
-      </w:pPr>
-      <w:r>
-        <w:rPr>
-          <w:rFonts w:hint="eastAsia"/>
-        </w:rPr>
-        <w:t>3.4.3 关键接口实现要点</w:t>
-      </w:r>
-    </w:p>
-    <w:p>
-      <w:pPr>
-        <w:ind w:firstLine="480"/>
-      </w:pPr>
-      <w:r>
-        <w:t xml:space="preserve">1. </w:t>
-      </w:r>
-      <w:r>
-        <w:rPr>
-          <w:rFonts w:hint="eastAsia"/>
-        </w:rPr>
-        <w:t>模型加载与兼容性处理：</w:t>
-      </w:r>
-      <w:proofErr w:type="gramStart"/>
-      <w:r>
-        <w:rPr>
-          <w:rFonts w:hint="eastAsia"/>
-        </w:rPr>
-        <w:t>端侧部署</w:t>
-      </w:r>
-      <w:proofErr w:type="gramEnd"/>
-      <w:r>
-        <w:rPr>
-          <w:rFonts w:hint="eastAsia"/>
-        </w:rPr>
-        <w:t>时常出现训练阶段与推理阶段权重命名不一致问题。系统在加载</w:t>
-      </w:r>
-      <w:r>
-        <w:t>checkpoint</w:t>
-      </w:r>
-      <w:r>
-        <w:rPr>
-          <w:rFonts w:hint="eastAsia"/>
-        </w:rPr>
-        <w:t>时对</w:t>
-      </w:r>
-      <w:r>
-        <w:t>module.</w:t>
-      </w:r>
-      <w:r>
-        <w:rPr>
-          <w:rFonts w:hint="eastAsia"/>
-        </w:rPr>
-        <w:t>前缀与</w:t>
-      </w:r>
-      <w:r>
-        <w:t>EMA</w:t>
-      </w:r>
-      <w:r>
-        <w:rPr>
-          <w:rFonts w:hint="eastAsia"/>
-        </w:rPr>
-        <w:t>相关字段进行清理，以提高模型在不同设备</w:t>
-      </w:r>
-      <w:r>
-        <w:t>/</w:t>
-      </w:r>
-      <w:r>
-        <w:rPr>
-          <w:rFonts w:hint="eastAsia"/>
-        </w:rPr>
-        <w:t>不同保存方式下的可复用性。</w:t>
-      </w:r>
-    </w:p>
-    <w:p>
-      <w:pPr>
-        <w:ind w:firstLine="480"/>
-      </w:pPr>
-      <w:r>
-        <w:lastRenderedPageBreak/>
-        <w:t xml:space="preserve">2. </w:t>
-      </w:r>
-      <w:r>
-        <w:rPr>
-          <w:rFonts w:hint="eastAsia"/>
-        </w:rPr>
-        <w:t>检测模块容错机制：考虑到</w:t>
-      </w:r>
-      <w:proofErr w:type="gramStart"/>
-      <w:r>
-        <w:rPr>
-          <w:rFonts w:hint="eastAsia"/>
-        </w:rPr>
-        <w:t>端侧环境</w:t>
-      </w:r>
-      <w:proofErr w:type="gramEnd"/>
-      <w:r>
-        <w:rPr>
-          <w:rFonts w:hint="eastAsia"/>
-        </w:rPr>
-        <w:t>依赖可能不完整（如</w:t>
-      </w:r>
-      <w:r>
-        <w:t xml:space="preserve">YuNet </w:t>
-      </w:r>
-      <w:proofErr w:type="spellStart"/>
-      <w:r>
-        <w:t>onnx</w:t>
-      </w:r>
-      <w:proofErr w:type="spellEnd"/>
-      <w:r>
-        <w:rPr>
-          <w:rFonts w:hint="eastAsia"/>
-        </w:rPr>
-        <w:t>文件缺失），系统采用“优先</w:t>
-      </w:r>
-      <w:r>
-        <w:t>YuNet</w:t>
-      </w:r>
-      <w:r>
-        <w:rPr>
-          <w:rFonts w:hint="eastAsia"/>
-        </w:rPr>
-        <w:t>、失败则降级”的策略，保证主流程</w:t>
-      </w:r>
-      <w:proofErr w:type="gramStart"/>
-      <w:r>
-        <w:rPr>
-          <w:rFonts w:hint="eastAsia"/>
-        </w:rPr>
-        <w:t>不</w:t>
-      </w:r>
-      <w:proofErr w:type="gramEnd"/>
-      <w:r>
-        <w:rPr>
-          <w:rFonts w:hint="eastAsia"/>
-        </w:rPr>
-        <w:t>断裂，体现系统工程化可用性。</w:t>
-      </w:r>
-    </w:p>
-    <w:p>
-      <w:pPr>
-        <w:ind w:firstLine="480"/>
-      </w:pPr>
-      <w:r>
-        <w:t xml:space="preserve">3. </w:t>
-      </w:r>
-      <w:r>
-        <w:rPr>
-          <w:rFonts w:hint="eastAsia"/>
-        </w:rPr>
-        <w:t>实时性与稳定性折中：在每帧均执行检测与识别可获得更及时结果，但也更易抖动。系统通过引入稳定器，将“逐帧预测”映射为“时间窗口内稳定输出”，在不显著增加计算量的前提下改善显示效果。</w:t>
-      </w:r>
-    </w:p>
-    <w:p>
-      <w:pPr>
         <w:ind w:firstLine="480"/>
       </w:pPr>
     </w:p>
@@ -10277,7 +9862,6 @@
         <w:rPr>
           <w:rFonts w:hint="eastAsia"/>
           <w:b/>
-          <w:noProof/>
         </w:rPr>
         <w:lastRenderedPageBreak/>
         <mc:AlternateContent>
@@ -10393,7 +9977,16 @@
                                 <w:sz w:val="21"/>
                                 <w:szCs w:val="21"/>
                               </w:rPr>
-                              <w:t>磅，段前</w:t>
+                              <w:t>磅，</w:t>
+                            </w:r>
+                            <w:proofErr w:type="gramStart"/>
+                            <w:r>
+                              <w:rPr>
+                                <w:color w:val="000000"/>
+                                <w:sz w:val="21"/>
+                                <w:szCs w:val="21"/>
+                              </w:rPr>
+                              <w:t>段前</w:t>
                             </w:r>
                             <w:r>
                               <w:rPr>
@@ -10409,7 +10002,16 @@
                                 <w:sz w:val="21"/>
                                 <w:szCs w:val="21"/>
                               </w:rPr>
-                              <w:t>磅，段后</w:t>
+                              <w:t>磅</w:t>
+                            </w:r>
+                            <w:proofErr w:type="gramEnd"/>
+                            <w:r>
+                              <w:rPr>
+                                <w:color w:val="000000"/>
+                                <w:sz w:val="21"/>
+                                <w:szCs w:val="21"/>
+                              </w:rPr>
+                              <w:t>，段后</w:t>
                             </w:r>
                             <w:r>
                               <w:rPr>
@@ -10580,7 +10182,16 @@
                           <w:sz w:val="21"/>
                           <w:szCs w:val="21"/>
                         </w:rPr>
-                        <w:t>磅，段前</w:t>
+                        <w:t>磅，</w:t>
+                      </w:r>
+                      <w:proofErr w:type="gramStart"/>
+                      <w:r>
+                        <w:rPr>
+                          <w:color w:val="000000"/>
+                          <w:sz w:val="21"/>
+                          <w:szCs w:val="21"/>
+                        </w:rPr>
+                        <w:t>段前</w:t>
                       </w:r>
                       <w:r>
                         <w:rPr>
@@ -10596,7 +10207,16 @@
                           <w:sz w:val="21"/>
                           <w:szCs w:val="21"/>
                         </w:rPr>
-                        <w:t>磅，段后</w:t>
+                        <w:t>磅</w:t>
+                      </w:r>
+                      <w:proofErr w:type="gramEnd"/>
+                      <w:r>
+                        <w:rPr>
+                          <w:color w:val="000000"/>
+                          <w:sz w:val="21"/>
+                          <w:szCs w:val="21"/>
+                        </w:rPr>
+                        <w:t>，段后</w:t>
                       </w:r>
                       <w:r>
                         <w:rPr>
@@ -10945,7 +10565,6 @@
         <w:rPr>
           <w:rFonts w:hint="eastAsia"/>
           <w:b/>
-          <w:noProof/>
         </w:rPr>
         <w:lastRenderedPageBreak/>
         <mc:AlternateContent>
@@ -13664,7 +13283,6 @@
       <w:r>
         <w:rPr>
           <w:rFonts w:ascii="宋体" w:hAnsi="宋体"/>
-          <w:noProof/>
           <w:color w:val="000000"/>
         </w:rPr>
         <mc:AlternateContent>
@@ -13807,7 +13425,6 @@
         <w:rPr>
           <w:rFonts w:hint="eastAsia"/>
           <w:b/>
-          <w:noProof/>
         </w:rPr>
         <mc:AlternateContent>
           <mc:Choice Requires="wps">
@@ -14202,7 +13819,6 @@
         <w:rPr>
           <w:rFonts w:hint="eastAsia"/>
           <w:b/>
-          <w:noProof/>
         </w:rPr>
         <w:lastRenderedPageBreak/>
         <mc:AlternateContent>
@@ -14325,7 +13941,6 @@
         <w:rPr>
           <w:rFonts w:hint="eastAsia"/>
           <w:b/>
-          <w:noProof/>
         </w:rPr>
         <mc:AlternateContent>
           <mc:Choice Requires="wps">
@@ -15281,9 +14896,6 @@
         </w:sectPr>
       </w:pPr>
       <w:r>
-        <w:rPr>
-          <w:noProof/>
-        </w:rPr>
         <w:lastRenderedPageBreak/>
         <w:drawing>
           <wp:inline distT="0" distB="0" distL="0" distR="0" wp14:anchorId="560669DC" wp14:editId="4F180C0A">
@@ -15350,9 +14962,6 @@
         </w:rPr>
       </w:pPr>
       <w:r>
-        <w:rPr>
-          <w:noProof/>
-        </w:rPr>
         <w:drawing>
           <wp:inline distT="0" distB="0" distL="0" distR="0" wp14:anchorId="6892C3C8" wp14:editId="616DBBED">
             <wp:extent cx="5274310" cy="5112385"/>
@@ -15866,5311 +15475,11 @@
     <w:p>
       <w:pPr>
         <w:spacing w:before="190" w:after="190" w:line="240" w:lineRule="auto"/>
-        <w:ind w:firstLine="420"/>
-        <w:rPr>
-          <w:sz w:val="21"/>
-        </w:rPr>
-      </w:pPr>
-    </w:p>
-    <w:p>
-      <w:pPr>
-        <w:spacing w:before="190" w:after="190" w:line="240" w:lineRule="auto"/>
-        <w:ind w:firstLine="420"/>
-        <w:rPr>
-          <w:sz w:val="21"/>
-        </w:rPr>
-      </w:pPr>
-    </w:p>
-    <w:p>
-      <w:pPr>
-        <w:spacing w:before="190" w:after="190" w:line="240" w:lineRule="auto"/>
-        <w:ind w:firstLine="420"/>
-        <w:rPr>
-          <w:sz w:val="21"/>
-        </w:rPr>
-      </w:pPr>
-      <w:r>
-        <w:rPr>
-          <w:sz w:val="21"/>
-        </w:rPr>
-        <w:t xml:space="preserve">unsigned char </w:t>
-      </w:r>
-      <w:proofErr w:type="spellStart"/>
-      <w:proofErr w:type="gramStart"/>
-      <w:r>
-        <w:rPr>
-          <w:sz w:val="21"/>
-        </w:rPr>
-        <w:t>IntToString</w:t>
-      </w:r>
-      <w:proofErr w:type="spellEnd"/>
-      <w:r>
-        <w:rPr>
-          <w:sz w:val="21"/>
-        </w:rPr>
-        <w:t>(</w:t>
-      </w:r>
-      <w:proofErr w:type="gramEnd"/>
-      <w:r>
-        <w:rPr>
-          <w:sz w:val="21"/>
-        </w:rPr>
-        <w:t xml:space="preserve">unsigned char *str, int </w:t>
-      </w:r>
-      <w:proofErr w:type="spellStart"/>
-      <w:r>
-        <w:rPr>
-          <w:sz w:val="21"/>
-        </w:rPr>
-        <w:t>dat</w:t>
-      </w:r>
-      <w:proofErr w:type="spellEnd"/>
-      <w:proofErr w:type="gramStart"/>
-      <w:r>
-        <w:rPr>
-          <w:sz w:val="21"/>
-        </w:rPr>
-        <w:t>);</w:t>
-      </w:r>
-      <w:proofErr w:type="gramEnd"/>
-    </w:p>
-    <w:p>
-      <w:pPr>
-        <w:spacing w:before="190" w:after="190" w:line="240" w:lineRule="auto"/>
-        <w:ind w:firstLine="420"/>
-        <w:rPr>
-          <w:sz w:val="21"/>
-        </w:rPr>
-      </w:pPr>
-      <w:r>
-        <w:rPr>
-          <w:sz w:val="21"/>
-        </w:rPr>
-        <w:t>extern void InitLcd1602(</w:t>
-      </w:r>
-      <w:proofErr w:type="gramStart"/>
-      <w:r>
-        <w:rPr>
-          <w:sz w:val="21"/>
-        </w:rPr>
-        <w:t>);</w:t>
-      </w:r>
-      <w:proofErr w:type="gramEnd"/>
-    </w:p>
-    <w:p>
-      <w:pPr>
-        <w:spacing w:before="190" w:after="190" w:line="240" w:lineRule="auto"/>
-        <w:ind w:firstLine="420"/>
-        <w:rPr>
-          <w:sz w:val="21"/>
-        </w:rPr>
-      </w:pPr>
-      <w:r>
-        <w:rPr>
-          <w:sz w:val="21"/>
-        </w:rPr>
-        <w:t xml:space="preserve">extern void </w:t>
-      </w:r>
-      <w:proofErr w:type="spellStart"/>
-      <w:proofErr w:type="gramStart"/>
-      <w:r>
-        <w:rPr>
-          <w:sz w:val="21"/>
-        </w:rPr>
-        <w:t>LcdShowStr</w:t>
-      </w:r>
-      <w:proofErr w:type="spellEnd"/>
-      <w:r>
-        <w:rPr>
-          <w:sz w:val="21"/>
-        </w:rPr>
-        <w:t>(</w:t>
-      </w:r>
-      <w:proofErr w:type="gramEnd"/>
-      <w:r>
-        <w:rPr>
-          <w:sz w:val="21"/>
-        </w:rPr>
-        <w:t>unsigned char x, unsigned char y, unsigned char *str</w:t>
-      </w:r>
-      <w:proofErr w:type="gramStart"/>
-      <w:r>
-        <w:rPr>
-          <w:sz w:val="21"/>
-        </w:rPr>
-        <w:t>);</w:t>
-      </w:r>
-      <w:proofErr w:type="gramEnd"/>
-    </w:p>
-    <w:p>
-      <w:pPr>
-        <w:spacing w:before="190" w:after="190" w:line="240" w:lineRule="auto"/>
-        <w:ind w:firstLine="420"/>
-        <w:rPr>
-          <w:sz w:val="21"/>
-        </w:rPr>
-      </w:pPr>
-    </w:p>
-    <w:p>
-      <w:pPr>
-        <w:spacing w:before="190" w:after="190" w:line="240" w:lineRule="auto"/>
-        <w:ind w:firstLine="420"/>
-        <w:rPr>
-          <w:sz w:val="21"/>
-        </w:rPr>
-      </w:pPr>
-      <w:r>
-        <w:rPr>
-          <w:sz w:val="21"/>
-        </w:rPr>
-        <w:t xml:space="preserve">/* </w:t>
-      </w:r>
-      <w:r>
-        <w:rPr>
-          <w:sz w:val="21"/>
-        </w:rPr>
-        <w:t>等待液晶准备好</w:t>
-      </w:r>
-      <w:r>
-        <w:rPr>
-          <w:sz w:val="21"/>
-        </w:rPr>
-        <w:t xml:space="preserve"> */</w:t>
-      </w:r>
-    </w:p>
-    <w:p>
-      <w:pPr>
-        <w:spacing w:before="190" w:after="190" w:line="240" w:lineRule="auto"/>
-        <w:ind w:firstLine="420"/>
-        <w:rPr>
-          <w:sz w:val="21"/>
-        </w:rPr>
-      </w:pPr>
-      <w:r>
-        <w:rPr>
-          <w:sz w:val="21"/>
-        </w:rPr>
-        <w:t xml:space="preserve">void </w:t>
-      </w:r>
-      <w:proofErr w:type="spellStart"/>
-      <w:proofErr w:type="gramStart"/>
-      <w:r>
-        <w:rPr>
-          <w:sz w:val="21"/>
-        </w:rPr>
-        <w:t>LcdWaitReady</w:t>
-      </w:r>
-      <w:proofErr w:type="spellEnd"/>
-      <w:r>
-        <w:rPr>
-          <w:sz w:val="21"/>
-        </w:rPr>
-        <w:t>(</w:t>
-      </w:r>
-      <w:proofErr w:type="gramEnd"/>
-      <w:r>
-        <w:rPr>
-          <w:sz w:val="21"/>
-        </w:rPr>
-        <w:t>)</w:t>
-      </w:r>
-    </w:p>
-    <w:p>
-      <w:pPr>
-        <w:spacing w:before="190" w:after="190" w:line="240" w:lineRule="auto"/>
-        <w:ind w:firstLine="420"/>
-        <w:rPr>
-          <w:sz w:val="21"/>
-        </w:rPr>
-      </w:pPr>
-      <w:r>
-        <w:rPr>
-          <w:sz w:val="21"/>
-        </w:rPr>
-        <w:t>{</w:t>
-      </w:r>
-    </w:p>
-    <w:p>
-      <w:pPr>
-        <w:spacing w:before="190" w:after="190" w:line="240" w:lineRule="auto"/>
-        <w:ind w:firstLine="420"/>
-        <w:rPr>
-          <w:sz w:val="21"/>
-        </w:rPr>
-      </w:pPr>
-      <w:r>
-        <w:rPr>
-          <w:sz w:val="21"/>
-        </w:rPr>
-        <w:t xml:space="preserve">    unsigned char </w:t>
-      </w:r>
-      <w:proofErr w:type="spellStart"/>
-      <w:proofErr w:type="gramStart"/>
-      <w:r>
-        <w:rPr>
-          <w:sz w:val="21"/>
-        </w:rPr>
-        <w:t>sta</w:t>
-      </w:r>
-      <w:proofErr w:type="spellEnd"/>
-      <w:r>
-        <w:rPr>
-          <w:sz w:val="21"/>
-        </w:rPr>
-        <w:t>;</w:t>
-      </w:r>
-      <w:proofErr w:type="gramEnd"/>
-    </w:p>
-    <w:p>
-      <w:pPr>
-        <w:spacing w:before="190" w:after="190" w:line="240" w:lineRule="auto"/>
-        <w:ind w:firstLine="420"/>
-        <w:rPr>
-          <w:sz w:val="21"/>
-        </w:rPr>
-      </w:pPr>
-      <w:r>
-        <w:rPr>
-          <w:sz w:val="21"/>
-        </w:rPr>
-        <w:lastRenderedPageBreak/>
-        <w:t xml:space="preserve">    </w:t>
-      </w:r>
-    </w:p>
-    <w:p>
-      <w:pPr>
-        <w:spacing w:before="190" w:after="190" w:line="240" w:lineRule="auto"/>
-        <w:ind w:firstLine="420"/>
-        <w:rPr>
-          <w:sz w:val="21"/>
-        </w:rPr>
-      </w:pPr>
-      <w:r>
-        <w:rPr>
-          <w:sz w:val="21"/>
-        </w:rPr>
-        <w:t xml:space="preserve">    LCD1602_DB = </w:t>
-      </w:r>
-      <w:proofErr w:type="gramStart"/>
-      <w:r>
-        <w:rPr>
-          <w:sz w:val="21"/>
-        </w:rPr>
-        <w:t>0xFF;</w:t>
-      </w:r>
-      <w:proofErr w:type="gramEnd"/>
-    </w:p>
-    <w:p>
-      <w:pPr>
-        <w:spacing w:before="190" w:after="190" w:line="240" w:lineRule="auto"/>
-        <w:ind w:firstLine="420"/>
-        <w:rPr>
-          <w:sz w:val="21"/>
-        </w:rPr>
-      </w:pPr>
-      <w:r>
-        <w:rPr>
-          <w:sz w:val="21"/>
-        </w:rPr>
-        <w:t xml:space="preserve">    LCD1602_RS = </w:t>
-      </w:r>
-      <w:proofErr w:type="gramStart"/>
-      <w:r>
-        <w:rPr>
-          <w:sz w:val="21"/>
-        </w:rPr>
-        <w:t>0;</w:t>
-      </w:r>
-      <w:proofErr w:type="gramEnd"/>
-    </w:p>
-    <w:p>
-      <w:pPr>
-        <w:spacing w:before="190" w:after="190" w:line="240" w:lineRule="auto"/>
-        <w:ind w:firstLine="420"/>
-        <w:rPr>
-          <w:sz w:val="21"/>
-        </w:rPr>
-      </w:pPr>
-      <w:r>
-        <w:rPr>
-          <w:sz w:val="21"/>
-        </w:rPr>
-        <w:t xml:space="preserve">    LCD1602_RW = </w:t>
-      </w:r>
-      <w:proofErr w:type="gramStart"/>
-      <w:r>
-        <w:rPr>
-          <w:sz w:val="21"/>
-        </w:rPr>
-        <w:t>1;</w:t>
-      </w:r>
-      <w:proofErr w:type="gramEnd"/>
-    </w:p>
-    <w:p>
-      <w:pPr>
-        <w:spacing w:before="190" w:after="190" w:line="240" w:lineRule="auto"/>
-        <w:ind w:firstLine="420"/>
-        <w:rPr>
-          <w:sz w:val="21"/>
-        </w:rPr>
-      </w:pPr>
-      <w:r>
-        <w:rPr>
-          <w:sz w:val="21"/>
-        </w:rPr>
-        <w:t xml:space="preserve">    do {</w:t>
-      </w:r>
-    </w:p>
-    <w:p>
-      <w:pPr>
-        <w:spacing w:before="190" w:after="190" w:line="240" w:lineRule="auto"/>
-        <w:ind w:firstLine="420"/>
-        <w:rPr>
-          <w:sz w:val="21"/>
-        </w:rPr>
-      </w:pPr>
-      <w:r>
-        <w:rPr>
-          <w:sz w:val="21"/>
-        </w:rPr>
-        <w:t xml:space="preserve">        LCD1602_E = </w:t>
-      </w:r>
-      <w:proofErr w:type="gramStart"/>
-      <w:r>
-        <w:rPr>
-          <w:sz w:val="21"/>
-        </w:rPr>
-        <w:t>1;</w:t>
-      </w:r>
-      <w:proofErr w:type="gramEnd"/>
-    </w:p>
-    <w:p>
-      <w:pPr>
-        <w:spacing w:before="190" w:after="190" w:line="240" w:lineRule="auto"/>
-        <w:ind w:firstLine="420"/>
-        <w:rPr>
-          <w:sz w:val="21"/>
-        </w:rPr>
-      </w:pPr>
-      <w:r>
-        <w:rPr>
-          <w:sz w:val="21"/>
-        </w:rPr>
-        <w:t xml:space="preserve">        </w:t>
-      </w:r>
-      <w:proofErr w:type="spellStart"/>
-      <w:r>
-        <w:rPr>
-          <w:sz w:val="21"/>
-        </w:rPr>
-        <w:t>sta</w:t>
-      </w:r>
-      <w:proofErr w:type="spellEnd"/>
-      <w:r>
-        <w:rPr>
-          <w:sz w:val="21"/>
-        </w:rPr>
-        <w:t xml:space="preserve"> = LCD1602_DB; //</w:t>
-      </w:r>
-      <w:r>
-        <w:rPr>
-          <w:sz w:val="21"/>
-        </w:rPr>
-        <w:t>读取状态字</w:t>
-      </w:r>
-    </w:p>
-    <w:p>
-      <w:pPr>
-        <w:spacing w:before="190" w:after="190" w:line="240" w:lineRule="auto"/>
-        <w:ind w:firstLine="420"/>
-        <w:rPr>
-          <w:sz w:val="21"/>
-        </w:rPr>
-      </w:pPr>
-      <w:r>
-        <w:rPr>
-          <w:sz w:val="21"/>
-        </w:rPr>
-        <w:t xml:space="preserve">        LCD1602_E = </w:t>
-      </w:r>
-      <w:proofErr w:type="gramStart"/>
-      <w:r>
-        <w:rPr>
-          <w:sz w:val="21"/>
-        </w:rPr>
-        <w:t>0;</w:t>
-      </w:r>
-      <w:proofErr w:type="gramEnd"/>
-    </w:p>
-    <w:p>
-      <w:pPr>
-        <w:spacing w:before="190" w:after="190" w:line="240" w:lineRule="auto"/>
-        <w:ind w:firstLine="420"/>
-        <w:rPr>
-          <w:sz w:val="21"/>
-        </w:rPr>
-      </w:pPr>
-      <w:r>
-        <w:rPr>
-          <w:sz w:val="21"/>
-        </w:rPr>
-        <w:t xml:space="preserve">    } while (</w:t>
-      </w:r>
-      <w:proofErr w:type="spellStart"/>
-      <w:r>
-        <w:rPr>
-          <w:sz w:val="21"/>
-        </w:rPr>
-        <w:t>sta</w:t>
-      </w:r>
-      <w:proofErr w:type="spellEnd"/>
-      <w:r>
-        <w:rPr>
-          <w:sz w:val="21"/>
-        </w:rPr>
-        <w:t xml:space="preserve"> &amp; 0x80); //bit7</w:t>
-      </w:r>
-      <w:r>
-        <w:rPr>
-          <w:sz w:val="21"/>
-        </w:rPr>
-        <w:t>等于</w:t>
-      </w:r>
-      <w:r>
-        <w:rPr>
-          <w:sz w:val="21"/>
-        </w:rPr>
-        <w:t>1</w:t>
-      </w:r>
-      <w:r>
-        <w:rPr>
-          <w:sz w:val="21"/>
-        </w:rPr>
-        <w:t>表示液晶正忙，重复检测直到其等于</w:t>
-      </w:r>
-      <w:r>
-        <w:rPr>
-          <w:sz w:val="21"/>
-        </w:rPr>
-        <w:t>0</w:t>
-      </w:r>
-      <w:r>
-        <w:rPr>
-          <w:sz w:val="21"/>
-        </w:rPr>
-        <w:t>为止</w:t>
-      </w:r>
-    </w:p>
-    <w:p>
-      <w:pPr>
-        <w:spacing w:before="190" w:after="190" w:line="240" w:lineRule="auto"/>
-        <w:ind w:firstLine="420"/>
-        <w:rPr>
-          <w:sz w:val="21"/>
-        </w:rPr>
-      </w:pPr>
-      <w:r>
-        <w:rPr>
-          <w:sz w:val="21"/>
-        </w:rPr>
-        <w:t>}</w:t>
-      </w:r>
-    </w:p>
-    <w:p>
-      <w:pPr>
-        <w:spacing w:before="190" w:after="190" w:line="240" w:lineRule="auto"/>
-        <w:ind w:firstLine="420"/>
-        <w:rPr>
-          <w:sz w:val="21"/>
-        </w:rPr>
-      </w:pPr>
-      <w:r>
-        <w:rPr>
-          <w:sz w:val="21"/>
-        </w:rPr>
-        <w:t xml:space="preserve">/* </w:t>
-      </w:r>
-      <w:r>
-        <w:rPr>
-          <w:sz w:val="21"/>
-        </w:rPr>
-        <w:t>向</w:t>
-      </w:r>
-      <w:r>
-        <w:rPr>
-          <w:sz w:val="21"/>
-        </w:rPr>
-        <w:t>LCD1602</w:t>
-      </w:r>
-      <w:r>
-        <w:rPr>
-          <w:sz w:val="21"/>
-        </w:rPr>
-        <w:t>液晶写入</w:t>
-      </w:r>
-      <w:proofErr w:type="gramStart"/>
-      <w:r>
-        <w:rPr>
-          <w:sz w:val="21"/>
-        </w:rPr>
-        <w:t>一</w:t>
-      </w:r>
-      <w:proofErr w:type="gramEnd"/>
-      <w:r>
-        <w:rPr>
-          <w:sz w:val="21"/>
-        </w:rPr>
-        <w:t>字节命令，</w:t>
-      </w:r>
-      <w:proofErr w:type="spellStart"/>
-      <w:r>
-        <w:rPr>
-          <w:sz w:val="21"/>
-        </w:rPr>
-        <w:t>cmd</w:t>
-      </w:r>
-      <w:proofErr w:type="spellEnd"/>
-      <w:r>
-        <w:rPr>
-          <w:sz w:val="21"/>
-        </w:rPr>
-        <w:t>-</w:t>
-      </w:r>
-      <w:r>
-        <w:rPr>
-          <w:sz w:val="21"/>
-        </w:rPr>
-        <w:t>待写入命令值</w:t>
-      </w:r>
-      <w:r>
-        <w:rPr>
-          <w:sz w:val="21"/>
-        </w:rPr>
-        <w:t xml:space="preserve"> */</w:t>
-      </w:r>
-    </w:p>
-    <w:p>
-      <w:pPr>
-        <w:spacing w:before="190" w:after="190" w:line="240" w:lineRule="auto"/>
-        <w:ind w:firstLine="420"/>
-        <w:rPr>
-          <w:sz w:val="21"/>
-        </w:rPr>
-      </w:pPr>
-      <w:r>
-        <w:rPr>
-          <w:sz w:val="21"/>
-        </w:rPr>
-        <w:t xml:space="preserve">void </w:t>
-      </w:r>
-      <w:proofErr w:type="spellStart"/>
-      <w:proofErr w:type="gramStart"/>
-      <w:r>
-        <w:rPr>
-          <w:sz w:val="21"/>
-        </w:rPr>
-        <w:t>LcdWriteCmd</w:t>
-      </w:r>
-      <w:proofErr w:type="spellEnd"/>
-      <w:r>
-        <w:rPr>
-          <w:sz w:val="21"/>
-        </w:rPr>
-        <w:t>(</w:t>
-      </w:r>
-      <w:proofErr w:type="gramEnd"/>
-      <w:r>
-        <w:rPr>
-          <w:sz w:val="21"/>
-        </w:rPr>
-        <w:t xml:space="preserve">unsigned char </w:t>
-      </w:r>
-      <w:proofErr w:type="spellStart"/>
-      <w:r>
-        <w:rPr>
-          <w:sz w:val="21"/>
-        </w:rPr>
-        <w:t>cmd</w:t>
-      </w:r>
-      <w:proofErr w:type="spellEnd"/>
-      <w:r>
-        <w:rPr>
-          <w:sz w:val="21"/>
-        </w:rPr>
-        <w:t>)</w:t>
-      </w:r>
-    </w:p>
-    <w:p>
-      <w:pPr>
-        <w:spacing w:before="190" w:after="190" w:line="240" w:lineRule="auto"/>
-        <w:ind w:firstLine="420"/>
-        <w:rPr>
-          <w:sz w:val="21"/>
-        </w:rPr>
-      </w:pPr>
-      <w:r>
-        <w:rPr>
-          <w:sz w:val="21"/>
-        </w:rPr>
-        <w:t>{</w:t>
-      </w:r>
-    </w:p>
-    <w:p>
-      <w:pPr>
-        <w:spacing w:before="190" w:after="190" w:line="240" w:lineRule="auto"/>
-        <w:ind w:firstLine="420"/>
-        <w:rPr>
-          <w:sz w:val="21"/>
-        </w:rPr>
-      </w:pPr>
-      <w:r>
-        <w:rPr>
-          <w:sz w:val="21"/>
-        </w:rPr>
-        <w:t xml:space="preserve">    </w:t>
-      </w:r>
-      <w:proofErr w:type="spellStart"/>
-      <w:proofErr w:type="gramStart"/>
-      <w:r>
-        <w:rPr>
-          <w:sz w:val="21"/>
-        </w:rPr>
-        <w:t>LcdWaitReady</w:t>
-      </w:r>
-      <w:proofErr w:type="spellEnd"/>
-      <w:r>
-        <w:rPr>
-          <w:sz w:val="21"/>
-        </w:rPr>
-        <w:t>();</w:t>
-      </w:r>
-      <w:proofErr w:type="gramEnd"/>
-    </w:p>
-    <w:p>
-      <w:pPr>
-        <w:spacing w:before="190" w:after="190" w:line="240" w:lineRule="auto"/>
-        <w:ind w:firstLine="420"/>
-        <w:rPr>
-          <w:sz w:val="21"/>
-        </w:rPr>
-      </w:pPr>
-      <w:r>
-        <w:rPr>
-          <w:sz w:val="21"/>
-        </w:rPr>
-        <w:t xml:space="preserve">    LCD1602_RS = </w:t>
-      </w:r>
-      <w:proofErr w:type="gramStart"/>
-      <w:r>
-        <w:rPr>
-          <w:sz w:val="21"/>
-        </w:rPr>
-        <w:t>0;</w:t>
-      </w:r>
-      <w:proofErr w:type="gramEnd"/>
-    </w:p>
-    <w:p>
-      <w:pPr>
-        <w:spacing w:before="190" w:after="190" w:line="240" w:lineRule="auto"/>
-        <w:ind w:firstLine="420"/>
-        <w:rPr>
-          <w:sz w:val="21"/>
-        </w:rPr>
-      </w:pPr>
-      <w:r>
-        <w:rPr>
-          <w:sz w:val="21"/>
-        </w:rPr>
-        <w:t xml:space="preserve">    LCD1602_RW = </w:t>
-      </w:r>
-      <w:proofErr w:type="gramStart"/>
-      <w:r>
-        <w:rPr>
-          <w:sz w:val="21"/>
-        </w:rPr>
-        <w:t>0;</w:t>
-      </w:r>
-      <w:proofErr w:type="gramEnd"/>
-    </w:p>
-    <w:p>
-      <w:pPr>
-        <w:spacing w:before="190" w:after="190" w:line="240" w:lineRule="auto"/>
-        <w:ind w:firstLine="420"/>
-        <w:rPr>
-          <w:sz w:val="21"/>
-        </w:rPr>
-      </w:pPr>
-      <w:r>
-        <w:rPr>
-          <w:sz w:val="21"/>
-        </w:rPr>
-        <w:t xml:space="preserve">    LCD1602_DB = </w:t>
-      </w:r>
-      <w:proofErr w:type="spellStart"/>
-      <w:proofErr w:type="gramStart"/>
-      <w:r>
-        <w:rPr>
-          <w:sz w:val="21"/>
-        </w:rPr>
-        <w:t>cmd</w:t>
-      </w:r>
-      <w:proofErr w:type="spellEnd"/>
-      <w:r>
-        <w:rPr>
-          <w:sz w:val="21"/>
-        </w:rPr>
-        <w:t>;</w:t>
-      </w:r>
-      <w:proofErr w:type="gramEnd"/>
-    </w:p>
-    <w:p>
-      <w:pPr>
-        <w:spacing w:before="190" w:after="190" w:line="240" w:lineRule="auto"/>
-        <w:ind w:firstLine="420"/>
-        <w:rPr>
-          <w:sz w:val="21"/>
-        </w:rPr>
-      </w:pPr>
-      <w:r>
-        <w:rPr>
-          <w:sz w:val="21"/>
-        </w:rPr>
-        <w:t xml:space="preserve">    LCD1602_</w:t>
-      </w:r>
-      <w:proofErr w:type="gramStart"/>
-      <w:r>
-        <w:rPr>
-          <w:sz w:val="21"/>
-        </w:rPr>
-        <w:t>E  =</w:t>
-      </w:r>
-      <w:proofErr w:type="gramEnd"/>
-      <w:r>
-        <w:rPr>
-          <w:sz w:val="21"/>
-        </w:rPr>
-        <w:t xml:space="preserve"> </w:t>
-      </w:r>
-      <w:proofErr w:type="gramStart"/>
-      <w:r>
-        <w:rPr>
-          <w:sz w:val="21"/>
-        </w:rPr>
-        <w:t>1;</w:t>
-      </w:r>
-      <w:proofErr w:type="gramEnd"/>
-    </w:p>
-    <w:p>
-      <w:pPr>
-        <w:spacing w:before="190" w:after="190" w:line="240" w:lineRule="auto"/>
-        <w:ind w:firstLine="420"/>
-        <w:rPr>
-          <w:sz w:val="21"/>
-        </w:rPr>
-      </w:pPr>
-      <w:r>
-        <w:rPr>
-          <w:sz w:val="21"/>
-        </w:rPr>
-        <w:t xml:space="preserve">    LCD1602_</w:t>
-      </w:r>
-      <w:proofErr w:type="gramStart"/>
-      <w:r>
-        <w:rPr>
-          <w:sz w:val="21"/>
-        </w:rPr>
-        <w:t>E  =</w:t>
-      </w:r>
-      <w:proofErr w:type="gramEnd"/>
-      <w:r>
-        <w:rPr>
-          <w:sz w:val="21"/>
-        </w:rPr>
-        <w:t xml:space="preserve"> </w:t>
-      </w:r>
-      <w:proofErr w:type="gramStart"/>
-      <w:r>
-        <w:rPr>
-          <w:sz w:val="21"/>
-        </w:rPr>
-        <w:t>0;</w:t>
-      </w:r>
-      <w:proofErr w:type="gramEnd"/>
-    </w:p>
-    <w:p>
-      <w:pPr>
-        <w:spacing w:before="190" w:after="190" w:line="240" w:lineRule="auto"/>
-        <w:ind w:firstLine="420"/>
-        <w:rPr>
-          <w:sz w:val="21"/>
-        </w:rPr>
-      </w:pPr>
-      <w:r>
-        <w:rPr>
-          <w:sz w:val="21"/>
-        </w:rPr>
-        <w:t>}</w:t>
-      </w:r>
-    </w:p>
-    <w:p>
-      <w:pPr>
-        <w:spacing w:before="190" w:after="190" w:line="240" w:lineRule="auto"/>
-        <w:ind w:firstLine="420"/>
-        <w:rPr>
-          <w:sz w:val="21"/>
-        </w:rPr>
-      </w:pPr>
-      <w:r>
-        <w:rPr>
-          <w:sz w:val="21"/>
-        </w:rPr>
-        <w:t xml:space="preserve">/* </w:t>
-      </w:r>
-      <w:r>
-        <w:rPr>
-          <w:sz w:val="21"/>
-        </w:rPr>
-        <w:t>向</w:t>
-      </w:r>
-      <w:r>
-        <w:rPr>
-          <w:sz w:val="21"/>
-        </w:rPr>
-        <w:t>LCD1602</w:t>
-      </w:r>
-      <w:r>
-        <w:rPr>
-          <w:sz w:val="21"/>
-        </w:rPr>
-        <w:t>液晶写入</w:t>
-      </w:r>
-      <w:proofErr w:type="gramStart"/>
-      <w:r>
-        <w:rPr>
-          <w:sz w:val="21"/>
-        </w:rPr>
-        <w:t>一</w:t>
-      </w:r>
-      <w:proofErr w:type="gramEnd"/>
-      <w:r>
-        <w:rPr>
-          <w:sz w:val="21"/>
-        </w:rPr>
-        <w:t>字节数据，</w:t>
-      </w:r>
-      <w:proofErr w:type="spellStart"/>
-      <w:r>
-        <w:rPr>
-          <w:sz w:val="21"/>
-        </w:rPr>
-        <w:t>dat</w:t>
-      </w:r>
-      <w:proofErr w:type="spellEnd"/>
-      <w:r>
-        <w:rPr>
-          <w:sz w:val="21"/>
-        </w:rPr>
-        <w:t>-</w:t>
-      </w:r>
-      <w:r>
-        <w:rPr>
-          <w:sz w:val="21"/>
-        </w:rPr>
-        <w:t>待写入数据值</w:t>
-      </w:r>
-      <w:r>
-        <w:rPr>
-          <w:sz w:val="21"/>
-        </w:rPr>
-        <w:t xml:space="preserve"> */</w:t>
-      </w:r>
-    </w:p>
-    <w:p>
-      <w:pPr>
-        <w:spacing w:before="190" w:after="190" w:line="240" w:lineRule="auto"/>
-        <w:ind w:firstLine="420"/>
-        <w:rPr>
-          <w:sz w:val="21"/>
-        </w:rPr>
-      </w:pPr>
-      <w:r>
-        <w:rPr>
-          <w:sz w:val="21"/>
-        </w:rPr>
-        <w:t xml:space="preserve">void </w:t>
-      </w:r>
-      <w:proofErr w:type="spellStart"/>
-      <w:proofErr w:type="gramStart"/>
-      <w:r>
-        <w:rPr>
-          <w:sz w:val="21"/>
-        </w:rPr>
-        <w:t>LcdWriteDat</w:t>
-      </w:r>
-      <w:proofErr w:type="spellEnd"/>
-      <w:r>
-        <w:rPr>
-          <w:sz w:val="21"/>
-        </w:rPr>
-        <w:t>(</w:t>
-      </w:r>
-      <w:proofErr w:type="gramEnd"/>
-      <w:r>
-        <w:rPr>
-          <w:sz w:val="21"/>
-        </w:rPr>
-        <w:t xml:space="preserve">unsigned </w:t>
-      </w:r>
-      <w:proofErr w:type="gramStart"/>
-      <w:r>
-        <w:rPr>
-          <w:sz w:val="21"/>
-        </w:rPr>
-        <w:t xml:space="preserve">char </w:t>
-      </w:r>
-      <w:proofErr w:type="spellStart"/>
-      <w:r>
-        <w:rPr>
-          <w:sz w:val="21"/>
-        </w:rPr>
-        <w:t>dat</w:t>
-      </w:r>
-      <w:proofErr w:type="spellEnd"/>
-      <w:proofErr w:type="gramEnd"/>
-      <w:r>
-        <w:rPr>
-          <w:sz w:val="21"/>
-        </w:rPr>
-        <w:t>)</w:t>
-      </w:r>
-    </w:p>
-    <w:p>
-      <w:pPr>
-        <w:spacing w:before="190" w:after="190" w:line="240" w:lineRule="auto"/>
-        <w:ind w:firstLine="420"/>
-        <w:rPr>
-          <w:sz w:val="21"/>
-        </w:rPr>
-      </w:pPr>
-      <w:r>
-        <w:rPr>
-          <w:sz w:val="21"/>
-        </w:rPr>
-        <w:t>{</w:t>
-      </w:r>
-    </w:p>
-    <w:p>
-      <w:pPr>
-        <w:spacing w:before="190" w:after="190" w:line="240" w:lineRule="auto"/>
-        <w:ind w:firstLine="420"/>
-        <w:rPr>
-          <w:sz w:val="21"/>
-        </w:rPr>
-      </w:pPr>
-      <w:r>
-        <w:rPr>
-          <w:sz w:val="21"/>
-        </w:rPr>
-        <w:t xml:space="preserve">    </w:t>
-      </w:r>
-      <w:proofErr w:type="spellStart"/>
-      <w:proofErr w:type="gramStart"/>
-      <w:r>
-        <w:rPr>
-          <w:sz w:val="21"/>
-        </w:rPr>
-        <w:t>LcdWaitReady</w:t>
-      </w:r>
-      <w:proofErr w:type="spellEnd"/>
-      <w:r>
-        <w:rPr>
-          <w:sz w:val="21"/>
-        </w:rPr>
-        <w:t>();</w:t>
-      </w:r>
-      <w:proofErr w:type="gramEnd"/>
-    </w:p>
-    <w:p>
-      <w:pPr>
-        <w:spacing w:before="190" w:after="190" w:line="240" w:lineRule="auto"/>
-        <w:ind w:firstLine="420"/>
-        <w:rPr>
-          <w:sz w:val="21"/>
-        </w:rPr>
-      </w:pPr>
-      <w:r>
-        <w:rPr>
-          <w:sz w:val="21"/>
-        </w:rPr>
-        <w:lastRenderedPageBreak/>
-        <w:t xml:space="preserve">    LCD1602_RS = </w:t>
-      </w:r>
-      <w:proofErr w:type="gramStart"/>
-      <w:r>
-        <w:rPr>
-          <w:sz w:val="21"/>
-        </w:rPr>
-        <w:t>1;</w:t>
-      </w:r>
-      <w:proofErr w:type="gramEnd"/>
-    </w:p>
-    <w:p>
-      <w:pPr>
-        <w:spacing w:before="190" w:after="190" w:line="240" w:lineRule="auto"/>
-        <w:ind w:firstLine="420"/>
-        <w:rPr>
-          <w:sz w:val="21"/>
-        </w:rPr>
-      </w:pPr>
-      <w:r>
-        <w:rPr>
-          <w:sz w:val="21"/>
-        </w:rPr>
-        <w:t xml:space="preserve">    LCD1602_RW = </w:t>
-      </w:r>
-      <w:proofErr w:type="gramStart"/>
-      <w:r>
-        <w:rPr>
-          <w:sz w:val="21"/>
-        </w:rPr>
-        <w:t>0;</w:t>
-      </w:r>
-      <w:proofErr w:type="gramEnd"/>
-    </w:p>
-    <w:p>
-      <w:pPr>
-        <w:spacing w:before="190" w:after="190" w:line="240" w:lineRule="auto"/>
-        <w:ind w:firstLine="420"/>
-        <w:rPr>
-          <w:sz w:val="21"/>
-        </w:rPr>
-      </w:pPr>
-      <w:r>
-        <w:rPr>
-          <w:sz w:val="21"/>
-        </w:rPr>
-        <w:t xml:space="preserve">    LCD1602_DB = </w:t>
-      </w:r>
-      <w:proofErr w:type="spellStart"/>
-      <w:proofErr w:type="gramStart"/>
-      <w:r>
-        <w:rPr>
-          <w:sz w:val="21"/>
-        </w:rPr>
-        <w:t>dat</w:t>
-      </w:r>
-      <w:proofErr w:type="spellEnd"/>
-      <w:r>
-        <w:rPr>
-          <w:sz w:val="21"/>
-        </w:rPr>
-        <w:t>;</w:t>
-      </w:r>
-      <w:proofErr w:type="gramEnd"/>
-    </w:p>
-    <w:p>
-      <w:pPr>
-        <w:spacing w:before="190" w:after="190" w:line="240" w:lineRule="auto"/>
-        <w:ind w:firstLine="420"/>
-        <w:rPr>
-          <w:sz w:val="21"/>
-        </w:rPr>
-      </w:pPr>
-      <w:r>
-        <w:rPr>
-          <w:sz w:val="21"/>
-        </w:rPr>
-        <w:t xml:space="preserve">    LCD1602_</w:t>
-      </w:r>
-      <w:proofErr w:type="gramStart"/>
-      <w:r>
-        <w:rPr>
-          <w:sz w:val="21"/>
-        </w:rPr>
-        <w:t>E  =</w:t>
-      </w:r>
-      <w:proofErr w:type="gramEnd"/>
-      <w:r>
-        <w:rPr>
-          <w:sz w:val="21"/>
-        </w:rPr>
-        <w:t xml:space="preserve"> </w:t>
-      </w:r>
-      <w:proofErr w:type="gramStart"/>
-      <w:r>
-        <w:rPr>
-          <w:sz w:val="21"/>
-        </w:rPr>
-        <w:t>1;</w:t>
-      </w:r>
-      <w:proofErr w:type="gramEnd"/>
-    </w:p>
-    <w:p>
-      <w:pPr>
-        <w:spacing w:before="190" w:after="190" w:line="240" w:lineRule="auto"/>
-        <w:ind w:firstLine="420"/>
-        <w:rPr>
-          <w:sz w:val="21"/>
-        </w:rPr>
-      </w:pPr>
-      <w:r>
-        <w:rPr>
-          <w:sz w:val="21"/>
-        </w:rPr>
-        <w:t xml:space="preserve">    LCD1602_</w:t>
-      </w:r>
-      <w:proofErr w:type="gramStart"/>
-      <w:r>
-        <w:rPr>
-          <w:sz w:val="21"/>
-        </w:rPr>
-        <w:t>E  =</w:t>
-      </w:r>
-      <w:proofErr w:type="gramEnd"/>
-      <w:r>
-        <w:rPr>
-          <w:sz w:val="21"/>
-        </w:rPr>
-        <w:t xml:space="preserve"> </w:t>
-      </w:r>
-      <w:proofErr w:type="gramStart"/>
-      <w:r>
-        <w:rPr>
-          <w:sz w:val="21"/>
-        </w:rPr>
-        <w:t>0;</w:t>
-      </w:r>
-      <w:proofErr w:type="gramEnd"/>
-    </w:p>
-    <w:p>
-      <w:pPr>
-        <w:spacing w:before="190" w:after="190" w:line="240" w:lineRule="auto"/>
-        <w:ind w:firstLine="420"/>
-        <w:rPr>
-          <w:sz w:val="21"/>
-        </w:rPr>
-      </w:pPr>
-      <w:r>
-        <w:rPr>
-          <w:sz w:val="21"/>
-        </w:rPr>
-        <w:t>}</w:t>
-      </w:r>
-    </w:p>
-    <w:p>
-      <w:pPr>
-        <w:spacing w:before="190" w:after="190" w:line="240" w:lineRule="auto"/>
-        <w:ind w:firstLine="420"/>
-        <w:rPr>
-          <w:sz w:val="21"/>
-        </w:rPr>
-      </w:pPr>
-      <w:r>
-        <w:rPr>
-          <w:sz w:val="21"/>
-        </w:rPr>
-        <w:t xml:space="preserve">/* </w:t>
-      </w:r>
-      <w:r>
-        <w:rPr>
-          <w:sz w:val="21"/>
-        </w:rPr>
-        <w:t>设置显示</w:t>
-      </w:r>
-      <w:r>
-        <w:rPr>
-          <w:sz w:val="21"/>
-        </w:rPr>
-        <w:t>RAM</w:t>
-      </w:r>
-      <w:r>
-        <w:rPr>
-          <w:sz w:val="21"/>
-        </w:rPr>
-        <w:t>起始地址，亦即光标位置，</w:t>
-      </w:r>
-      <w:r>
-        <w:rPr>
-          <w:sz w:val="21"/>
-        </w:rPr>
-        <w:t>(</w:t>
-      </w:r>
-      <w:proofErr w:type="spellStart"/>
-      <w:r>
-        <w:rPr>
-          <w:sz w:val="21"/>
-        </w:rPr>
-        <w:t>x,y</w:t>
-      </w:r>
-      <w:proofErr w:type="spellEnd"/>
-      <w:r>
-        <w:rPr>
-          <w:sz w:val="21"/>
-        </w:rPr>
-        <w:t>)-</w:t>
-      </w:r>
-      <w:r>
-        <w:rPr>
-          <w:sz w:val="21"/>
-        </w:rPr>
-        <w:t>对应屏幕上的字符坐标</w:t>
-      </w:r>
-      <w:r>
-        <w:rPr>
-          <w:sz w:val="21"/>
-        </w:rPr>
-        <w:t xml:space="preserve"> */</w:t>
-      </w:r>
-    </w:p>
-    <w:p>
-      <w:pPr>
-        <w:spacing w:before="190" w:after="190" w:line="240" w:lineRule="auto"/>
-        <w:ind w:firstLine="420"/>
-        <w:rPr>
-          <w:sz w:val="21"/>
-        </w:rPr>
-      </w:pPr>
-      <w:r>
-        <w:rPr>
-          <w:sz w:val="21"/>
-        </w:rPr>
-        <w:t xml:space="preserve">void </w:t>
-      </w:r>
-      <w:proofErr w:type="spellStart"/>
-      <w:proofErr w:type="gramStart"/>
-      <w:r>
-        <w:rPr>
-          <w:sz w:val="21"/>
-        </w:rPr>
-        <w:t>LcdSetCursor</w:t>
-      </w:r>
-      <w:proofErr w:type="spellEnd"/>
-      <w:r>
-        <w:rPr>
-          <w:sz w:val="21"/>
-        </w:rPr>
-        <w:t>(</w:t>
-      </w:r>
-      <w:proofErr w:type="gramEnd"/>
-      <w:r>
-        <w:rPr>
-          <w:sz w:val="21"/>
-        </w:rPr>
-        <w:t>unsigned char x, unsigned char y)</w:t>
-      </w:r>
-    </w:p>
-    <w:p>
-      <w:pPr>
-        <w:spacing w:before="190" w:after="190" w:line="240" w:lineRule="auto"/>
-        <w:ind w:firstLine="420"/>
-        <w:rPr>
-          <w:sz w:val="21"/>
-        </w:rPr>
-      </w:pPr>
-      <w:r>
-        <w:rPr>
-          <w:sz w:val="21"/>
-        </w:rPr>
-        <w:t>{</w:t>
-      </w:r>
-    </w:p>
-    <w:p>
-      <w:pPr>
-        <w:spacing w:before="190" w:after="190" w:line="240" w:lineRule="auto"/>
-        <w:ind w:firstLine="420"/>
-        <w:rPr>
-          <w:sz w:val="21"/>
-        </w:rPr>
-      </w:pPr>
-      <w:r>
-        <w:rPr>
-          <w:sz w:val="21"/>
-        </w:rPr>
-        <w:t xml:space="preserve">    unsigned char </w:t>
-      </w:r>
-      <w:proofErr w:type="spellStart"/>
-      <w:proofErr w:type="gramStart"/>
-      <w:r>
-        <w:rPr>
-          <w:sz w:val="21"/>
-        </w:rPr>
-        <w:t>addr</w:t>
-      </w:r>
-      <w:proofErr w:type="spellEnd"/>
-      <w:r>
-        <w:rPr>
-          <w:sz w:val="21"/>
-        </w:rPr>
-        <w:t>;</w:t>
-      </w:r>
-      <w:proofErr w:type="gramEnd"/>
-    </w:p>
-    <w:p>
-      <w:pPr>
-        <w:spacing w:before="190" w:after="190" w:line="240" w:lineRule="auto"/>
-        <w:ind w:firstLine="420"/>
-        <w:rPr>
-          <w:sz w:val="21"/>
-        </w:rPr>
-      </w:pPr>
-      <w:r>
-        <w:rPr>
-          <w:sz w:val="21"/>
-        </w:rPr>
-        <w:t xml:space="preserve">    </w:t>
-      </w:r>
-    </w:p>
-    <w:p>
-      <w:pPr>
-        <w:spacing w:before="190" w:after="190" w:line="240" w:lineRule="auto"/>
-        <w:ind w:firstLine="420"/>
-        <w:rPr>
-          <w:sz w:val="21"/>
-        </w:rPr>
-      </w:pPr>
-      <w:r>
-        <w:rPr>
-          <w:sz w:val="21"/>
-        </w:rPr>
-        <w:t xml:space="preserve">    if (y == 0)  //</w:t>
-      </w:r>
-      <w:r>
-        <w:rPr>
-          <w:sz w:val="21"/>
-        </w:rPr>
-        <w:t>由输入的屏幕坐标计算显示</w:t>
-      </w:r>
-      <w:r>
-        <w:rPr>
-          <w:sz w:val="21"/>
-        </w:rPr>
-        <w:t>RAM</w:t>
-      </w:r>
-      <w:r>
-        <w:rPr>
-          <w:sz w:val="21"/>
-        </w:rPr>
-        <w:t>的地址</w:t>
-      </w:r>
-    </w:p>
-    <w:p>
-      <w:pPr>
-        <w:spacing w:before="190" w:after="190" w:line="240" w:lineRule="auto"/>
-        <w:ind w:firstLine="420"/>
-        <w:rPr>
-          <w:sz w:val="21"/>
-        </w:rPr>
-      </w:pPr>
-      <w:r>
-        <w:rPr>
-          <w:sz w:val="21"/>
-        </w:rPr>
-        <w:t xml:space="preserve">        </w:t>
-      </w:r>
-      <w:proofErr w:type="spellStart"/>
-      <w:r>
-        <w:rPr>
-          <w:sz w:val="21"/>
-        </w:rPr>
-        <w:t>addr</w:t>
-      </w:r>
-      <w:proofErr w:type="spellEnd"/>
-      <w:r>
-        <w:rPr>
-          <w:sz w:val="21"/>
-        </w:rPr>
-        <w:t xml:space="preserve"> = 0x00 + x;  //</w:t>
-      </w:r>
-      <w:r>
-        <w:rPr>
-          <w:sz w:val="21"/>
-        </w:rPr>
-        <w:t>第一行字符地址从</w:t>
-      </w:r>
-      <w:r>
-        <w:rPr>
-          <w:sz w:val="21"/>
-        </w:rPr>
-        <w:t>0x00</w:t>
-      </w:r>
-      <w:r>
-        <w:rPr>
-          <w:sz w:val="21"/>
-        </w:rPr>
-        <w:t>起始</w:t>
-      </w:r>
-    </w:p>
-    <w:p>
-      <w:pPr>
-        <w:spacing w:before="190" w:after="190" w:line="240" w:lineRule="auto"/>
-        <w:ind w:firstLine="420"/>
-        <w:rPr>
-          <w:sz w:val="21"/>
-        </w:rPr>
-      </w:pPr>
-      <w:r>
-        <w:rPr>
-          <w:sz w:val="21"/>
-        </w:rPr>
-        <w:t xml:space="preserve">    else</w:t>
-      </w:r>
-    </w:p>
-    <w:p>
-      <w:pPr>
-        <w:spacing w:before="190" w:after="190" w:line="240" w:lineRule="auto"/>
-        <w:ind w:firstLine="420"/>
-        <w:rPr>
-          <w:sz w:val="21"/>
-        </w:rPr>
-      </w:pPr>
-      <w:r>
-        <w:rPr>
-          <w:sz w:val="21"/>
-        </w:rPr>
-        <w:t xml:space="preserve">        </w:t>
-      </w:r>
-      <w:proofErr w:type="spellStart"/>
-      <w:r>
-        <w:rPr>
-          <w:sz w:val="21"/>
-        </w:rPr>
-        <w:t>addr</w:t>
-      </w:r>
-      <w:proofErr w:type="spellEnd"/>
-      <w:r>
-        <w:rPr>
-          <w:sz w:val="21"/>
-        </w:rPr>
-        <w:t xml:space="preserve"> = 0x40 + x;  //</w:t>
-      </w:r>
-      <w:r>
-        <w:rPr>
-          <w:sz w:val="21"/>
-        </w:rPr>
-        <w:t>第二行字符地址从</w:t>
-      </w:r>
-      <w:r>
-        <w:rPr>
-          <w:sz w:val="21"/>
-        </w:rPr>
-        <w:t>0x40</w:t>
-      </w:r>
-      <w:r>
-        <w:rPr>
-          <w:sz w:val="21"/>
-        </w:rPr>
-        <w:t>起始</w:t>
-      </w:r>
-    </w:p>
-    <w:p>
-      <w:pPr>
-        <w:spacing w:before="190" w:after="190" w:line="240" w:lineRule="auto"/>
-        <w:ind w:firstLine="420"/>
-        <w:rPr>
-          <w:sz w:val="21"/>
-        </w:rPr>
-      </w:pPr>
-      <w:r>
-        <w:rPr>
-          <w:sz w:val="21"/>
-        </w:rPr>
-        <w:t xml:space="preserve">    </w:t>
-      </w:r>
-      <w:proofErr w:type="spellStart"/>
-      <w:r>
-        <w:rPr>
-          <w:sz w:val="21"/>
-        </w:rPr>
-        <w:t>LcdWriteCmd</w:t>
-      </w:r>
-      <w:proofErr w:type="spellEnd"/>
-      <w:r>
-        <w:rPr>
-          <w:sz w:val="21"/>
-        </w:rPr>
-        <w:t>(</w:t>
-      </w:r>
-      <w:proofErr w:type="spellStart"/>
-      <w:r>
-        <w:rPr>
-          <w:sz w:val="21"/>
-        </w:rPr>
-        <w:t>addr</w:t>
-      </w:r>
-      <w:proofErr w:type="spellEnd"/>
-      <w:r>
-        <w:rPr>
-          <w:sz w:val="21"/>
-        </w:rPr>
-        <w:t xml:space="preserve"> | 0x80);  //</w:t>
-      </w:r>
-      <w:r>
-        <w:rPr>
-          <w:sz w:val="21"/>
-        </w:rPr>
-        <w:t>设置</w:t>
-      </w:r>
-      <w:r>
-        <w:rPr>
-          <w:sz w:val="21"/>
-        </w:rPr>
-        <w:t>RAM</w:t>
-      </w:r>
-      <w:r>
-        <w:rPr>
-          <w:sz w:val="21"/>
-        </w:rPr>
-        <w:t>地址</w:t>
-      </w:r>
-    </w:p>
-    <w:p>
-      <w:pPr>
-        <w:spacing w:before="190" w:after="190" w:line="240" w:lineRule="auto"/>
-        <w:ind w:firstLine="420"/>
-        <w:rPr>
-          <w:sz w:val="21"/>
-        </w:rPr>
-      </w:pPr>
-      <w:r>
-        <w:rPr>
-          <w:sz w:val="21"/>
-        </w:rPr>
-        <w:t>}</w:t>
-      </w:r>
-    </w:p>
-    <w:p>
-      <w:pPr>
-        <w:spacing w:before="190" w:after="190" w:line="240" w:lineRule="auto"/>
-        <w:ind w:firstLine="420"/>
-        <w:rPr>
-          <w:sz w:val="21"/>
-        </w:rPr>
-      </w:pPr>
-      <w:r>
-        <w:rPr>
-          <w:sz w:val="21"/>
-        </w:rPr>
-        <w:t xml:space="preserve">/* </w:t>
-      </w:r>
-      <w:r>
-        <w:rPr>
-          <w:sz w:val="21"/>
-        </w:rPr>
-        <w:t>在液晶上显示字符串，</w:t>
-      </w:r>
-      <w:r>
-        <w:rPr>
-          <w:sz w:val="21"/>
-        </w:rPr>
-        <w:t>(</w:t>
-      </w:r>
-      <w:proofErr w:type="spellStart"/>
-      <w:r>
-        <w:rPr>
-          <w:sz w:val="21"/>
-        </w:rPr>
-        <w:t>x,y</w:t>
-      </w:r>
-      <w:proofErr w:type="spellEnd"/>
-      <w:r>
-        <w:rPr>
-          <w:sz w:val="21"/>
-        </w:rPr>
-        <w:t>)-</w:t>
-      </w:r>
-      <w:r>
-        <w:rPr>
-          <w:sz w:val="21"/>
-        </w:rPr>
-        <w:t>对应屏幕上的起始坐标，</w:t>
-      </w:r>
-      <w:r>
-        <w:rPr>
-          <w:sz w:val="21"/>
-        </w:rPr>
-        <w:t>str-</w:t>
-      </w:r>
-      <w:r>
-        <w:rPr>
-          <w:sz w:val="21"/>
-        </w:rPr>
-        <w:t>字符串指针</w:t>
-      </w:r>
-      <w:r>
-        <w:rPr>
-          <w:sz w:val="21"/>
-        </w:rPr>
-        <w:t xml:space="preserve"> */</w:t>
-      </w:r>
-    </w:p>
-    <w:p>
-      <w:pPr>
-        <w:spacing w:before="190" w:after="190" w:line="240" w:lineRule="auto"/>
-        <w:ind w:firstLine="420"/>
-        <w:rPr>
-          <w:sz w:val="21"/>
-        </w:rPr>
-      </w:pPr>
-      <w:r>
-        <w:rPr>
-          <w:sz w:val="21"/>
-        </w:rPr>
-        <w:t xml:space="preserve">void </w:t>
-      </w:r>
-      <w:proofErr w:type="spellStart"/>
-      <w:proofErr w:type="gramStart"/>
-      <w:r>
-        <w:rPr>
-          <w:sz w:val="21"/>
-        </w:rPr>
-        <w:t>LcdShowStr</w:t>
-      </w:r>
-      <w:proofErr w:type="spellEnd"/>
-      <w:r>
-        <w:rPr>
-          <w:sz w:val="21"/>
-        </w:rPr>
-        <w:t>(</w:t>
-      </w:r>
-      <w:proofErr w:type="gramEnd"/>
-      <w:r>
-        <w:rPr>
-          <w:sz w:val="21"/>
-        </w:rPr>
-        <w:t>unsigned char x, unsigned char y, unsigned char *str)</w:t>
-      </w:r>
-    </w:p>
-    <w:p>
-      <w:pPr>
-        <w:spacing w:before="190" w:after="190" w:line="240" w:lineRule="auto"/>
-        <w:ind w:firstLine="420"/>
-        <w:rPr>
-          <w:sz w:val="21"/>
-        </w:rPr>
-      </w:pPr>
-      <w:r>
-        <w:rPr>
-          <w:sz w:val="21"/>
-        </w:rPr>
-        <w:t>{</w:t>
-      </w:r>
-    </w:p>
-    <w:p>
-      <w:pPr>
-        <w:spacing w:before="190" w:after="190" w:line="240" w:lineRule="auto"/>
-        <w:ind w:firstLine="420"/>
-        <w:rPr>
-          <w:sz w:val="21"/>
-        </w:rPr>
-      </w:pPr>
-      <w:r>
-        <w:rPr>
-          <w:sz w:val="21"/>
-        </w:rPr>
-        <w:t xml:space="preserve">    </w:t>
-      </w:r>
-      <w:proofErr w:type="spellStart"/>
-      <w:r>
-        <w:rPr>
-          <w:sz w:val="21"/>
-        </w:rPr>
-        <w:t>LcdSetCursor</w:t>
-      </w:r>
-      <w:proofErr w:type="spellEnd"/>
-      <w:r>
-        <w:rPr>
-          <w:sz w:val="21"/>
-        </w:rPr>
-        <w:t>(x, y);   //</w:t>
-      </w:r>
-      <w:r>
-        <w:rPr>
-          <w:sz w:val="21"/>
-        </w:rPr>
-        <w:t>设置起始地址</w:t>
-      </w:r>
-    </w:p>
-    <w:p>
-      <w:pPr>
-        <w:spacing w:before="190" w:after="190" w:line="240" w:lineRule="auto"/>
-        <w:ind w:firstLine="420"/>
-        <w:rPr>
-          <w:sz w:val="21"/>
-        </w:rPr>
-      </w:pPr>
-      <w:r>
-        <w:rPr>
-          <w:sz w:val="21"/>
-        </w:rPr>
-        <w:t xml:space="preserve">    while (*</w:t>
-      </w:r>
-      <w:proofErr w:type="gramStart"/>
-      <w:r>
-        <w:rPr>
-          <w:sz w:val="21"/>
-        </w:rPr>
-        <w:t>str !</w:t>
-      </w:r>
-      <w:proofErr w:type="gramEnd"/>
-      <w:r>
-        <w:rPr>
-          <w:sz w:val="21"/>
-        </w:rPr>
-        <w:t>= '\0</w:t>
-      </w:r>
-      <w:proofErr w:type="gramStart"/>
-      <w:r>
-        <w:rPr>
-          <w:sz w:val="21"/>
-        </w:rPr>
-        <w:t>')  /</w:t>
-      </w:r>
-      <w:proofErr w:type="gramEnd"/>
-      <w:r>
-        <w:rPr>
-          <w:sz w:val="21"/>
-        </w:rPr>
-        <w:t>/</w:t>
-      </w:r>
-      <w:r>
-        <w:rPr>
-          <w:sz w:val="21"/>
-        </w:rPr>
-        <w:t>连续写入字符串数据，直到检测到结束符</w:t>
-      </w:r>
-    </w:p>
-    <w:p>
-      <w:pPr>
-        <w:spacing w:before="190" w:after="190" w:line="240" w:lineRule="auto"/>
-        <w:ind w:firstLine="420"/>
-        <w:rPr>
-          <w:sz w:val="21"/>
-        </w:rPr>
-      </w:pPr>
-      <w:r>
-        <w:rPr>
-          <w:sz w:val="21"/>
-        </w:rPr>
-        <w:t xml:space="preserve">    {</w:t>
-      </w:r>
-    </w:p>
-    <w:p>
-      <w:pPr>
-        <w:spacing w:before="190" w:after="190" w:line="240" w:lineRule="auto"/>
-        <w:ind w:firstLine="420"/>
-        <w:rPr>
-          <w:sz w:val="21"/>
-        </w:rPr>
-      </w:pPr>
-      <w:r>
-        <w:rPr>
-          <w:sz w:val="21"/>
-        </w:rPr>
-        <w:t xml:space="preserve">        </w:t>
-      </w:r>
-      <w:proofErr w:type="spellStart"/>
-      <w:r>
-        <w:rPr>
-          <w:sz w:val="21"/>
-        </w:rPr>
-        <w:t>LcdWriteDat</w:t>
-      </w:r>
-      <w:proofErr w:type="spellEnd"/>
-      <w:r>
-        <w:rPr>
-          <w:sz w:val="21"/>
-        </w:rPr>
-        <w:t>(*str++</w:t>
-      </w:r>
-      <w:proofErr w:type="gramStart"/>
-      <w:r>
-        <w:rPr>
-          <w:sz w:val="21"/>
-        </w:rPr>
-        <w:t>);</w:t>
-      </w:r>
-      <w:proofErr w:type="gramEnd"/>
-    </w:p>
-    <w:p>
-      <w:pPr>
-        <w:spacing w:before="190" w:after="190" w:line="240" w:lineRule="auto"/>
-        <w:ind w:firstLine="420"/>
-        <w:rPr>
-          <w:sz w:val="21"/>
-        </w:rPr>
-      </w:pPr>
-      <w:r>
-        <w:rPr>
-          <w:sz w:val="21"/>
-        </w:rPr>
-        <w:lastRenderedPageBreak/>
-        <w:t xml:space="preserve">    }</w:t>
-      </w:r>
-    </w:p>
-    <w:p>
-      <w:pPr>
-        <w:spacing w:before="190" w:after="190" w:line="240" w:lineRule="auto"/>
-        <w:ind w:firstLine="420"/>
-        <w:rPr>
-          <w:sz w:val="21"/>
-        </w:rPr>
-      </w:pPr>
-      <w:r>
-        <w:rPr>
-          <w:sz w:val="21"/>
-        </w:rPr>
-        <w:t>}</w:t>
-      </w:r>
-    </w:p>
-    <w:p>
-      <w:pPr>
-        <w:spacing w:before="190" w:after="190" w:line="240" w:lineRule="auto"/>
-        <w:ind w:firstLine="420"/>
-        <w:rPr>
-          <w:sz w:val="21"/>
-        </w:rPr>
-      </w:pPr>
-      <w:r>
-        <w:rPr>
-          <w:sz w:val="21"/>
-        </w:rPr>
-        <w:t xml:space="preserve">/* </w:t>
-      </w:r>
-      <w:r>
-        <w:rPr>
-          <w:sz w:val="21"/>
-        </w:rPr>
-        <w:t>初始化</w:t>
-      </w:r>
-      <w:r>
-        <w:rPr>
-          <w:sz w:val="21"/>
-        </w:rPr>
-        <w:t>1602</w:t>
-      </w:r>
-      <w:r>
-        <w:rPr>
-          <w:sz w:val="21"/>
-        </w:rPr>
-        <w:t>液晶</w:t>
-      </w:r>
-      <w:r>
-        <w:rPr>
-          <w:sz w:val="21"/>
-        </w:rPr>
-        <w:t xml:space="preserve"> */</w:t>
-      </w:r>
-    </w:p>
-    <w:p>
-      <w:pPr>
-        <w:spacing w:before="190" w:after="190" w:line="240" w:lineRule="auto"/>
-        <w:ind w:firstLine="420"/>
-        <w:rPr>
-          <w:sz w:val="21"/>
-        </w:rPr>
-      </w:pPr>
-      <w:r>
-        <w:rPr>
-          <w:sz w:val="21"/>
-        </w:rPr>
-        <w:t>void InitLcd1602()</w:t>
-      </w:r>
-    </w:p>
-    <w:p>
-      <w:pPr>
-        <w:spacing w:before="190" w:after="190" w:line="240" w:lineRule="auto"/>
-        <w:ind w:firstLine="420"/>
-        <w:rPr>
-          <w:sz w:val="21"/>
-        </w:rPr>
-      </w:pPr>
-      <w:r>
-        <w:rPr>
-          <w:sz w:val="21"/>
-        </w:rPr>
-        <w:t>{</w:t>
-      </w:r>
-    </w:p>
-    <w:p>
-      <w:pPr>
-        <w:spacing w:before="190" w:after="190" w:line="240" w:lineRule="auto"/>
-        <w:ind w:firstLine="420"/>
-        <w:rPr>
-          <w:sz w:val="21"/>
-        </w:rPr>
-      </w:pPr>
-      <w:r>
-        <w:rPr>
-          <w:sz w:val="21"/>
-        </w:rPr>
-        <w:t xml:space="preserve">    </w:t>
-      </w:r>
-      <w:proofErr w:type="spellStart"/>
-      <w:r>
-        <w:rPr>
-          <w:sz w:val="21"/>
-        </w:rPr>
-        <w:t>LcdWriteCmd</w:t>
-      </w:r>
-      <w:proofErr w:type="spellEnd"/>
-      <w:r>
-        <w:rPr>
-          <w:sz w:val="21"/>
-        </w:rPr>
-        <w:t>(0x38);  //16*2</w:t>
-      </w:r>
-      <w:r>
-        <w:rPr>
-          <w:sz w:val="21"/>
-        </w:rPr>
-        <w:t>显示，</w:t>
-      </w:r>
-      <w:r>
-        <w:rPr>
-          <w:sz w:val="21"/>
-        </w:rPr>
-        <w:t>5*7</w:t>
-      </w:r>
-      <w:r>
-        <w:rPr>
-          <w:sz w:val="21"/>
-        </w:rPr>
-        <w:t>点阵，</w:t>
-      </w:r>
-      <w:r>
-        <w:rPr>
-          <w:sz w:val="21"/>
-        </w:rPr>
-        <w:t>8</w:t>
-      </w:r>
-      <w:r>
-        <w:rPr>
-          <w:sz w:val="21"/>
-        </w:rPr>
-        <w:t>位数据接口</w:t>
-      </w:r>
-    </w:p>
-    <w:p>
-      <w:pPr>
-        <w:spacing w:before="190" w:after="190" w:line="240" w:lineRule="auto"/>
-        <w:ind w:firstLine="420"/>
-        <w:rPr>
-          <w:sz w:val="21"/>
-        </w:rPr>
-      </w:pPr>
-      <w:r>
-        <w:rPr>
-          <w:sz w:val="21"/>
-        </w:rPr>
-        <w:t xml:space="preserve">    </w:t>
-      </w:r>
-      <w:proofErr w:type="spellStart"/>
-      <w:r>
-        <w:rPr>
-          <w:sz w:val="21"/>
-        </w:rPr>
-        <w:t>LcdWriteCmd</w:t>
-      </w:r>
-      <w:proofErr w:type="spellEnd"/>
-      <w:r>
-        <w:rPr>
-          <w:sz w:val="21"/>
-        </w:rPr>
-        <w:t>(0x0C);  //</w:t>
-      </w:r>
-      <w:r>
-        <w:rPr>
-          <w:sz w:val="21"/>
-        </w:rPr>
-        <w:t>显示器开，光标关闭</w:t>
-      </w:r>
-    </w:p>
-    <w:p>
-      <w:pPr>
-        <w:spacing w:before="190" w:after="190" w:line="240" w:lineRule="auto"/>
-        <w:ind w:firstLine="420"/>
-        <w:rPr>
-          <w:sz w:val="21"/>
-        </w:rPr>
-      </w:pPr>
-      <w:r>
-        <w:rPr>
-          <w:sz w:val="21"/>
-        </w:rPr>
-        <w:t xml:space="preserve">    </w:t>
-      </w:r>
-      <w:proofErr w:type="spellStart"/>
-      <w:r>
-        <w:rPr>
-          <w:sz w:val="21"/>
-        </w:rPr>
-        <w:t>LcdWriteCmd</w:t>
-      </w:r>
-      <w:proofErr w:type="spellEnd"/>
-      <w:r>
-        <w:rPr>
-          <w:sz w:val="21"/>
-        </w:rPr>
-        <w:t>(0x06);  //</w:t>
-      </w:r>
-      <w:r>
-        <w:rPr>
-          <w:sz w:val="21"/>
-        </w:rPr>
-        <w:t>文字不动，地址自动</w:t>
-      </w:r>
-      <w:r>
-        <w:rPr>
-          <w:sz w:val="21"/>
-        </w:rPr>
-        <w:t>+1</w:t>
-      </w:r>
-    </w:p>
-    <w:p>
-      <w:pPr>
-        <w:spacing w:before="190" w:after="190" w:line="240" w:lineRule="auto"/>
-        <w:ind w:firstLine="420"/>
-        <w:rPr>
-          <w:sz w:val="21"/>
-        </w:rPr>
-      </w:pPr>
-      <w:r>
-        <w:rPr>
-          <w:sz w:val="21"/>
-        </w:rPr>
-        <w:t xml:space="preserve">    </w:t>
-      </w:r>
-      <w:proofErr w:type="spellStart"/>
-      <w:r>
-        <w:rPr>
-          <w:sz w:val="21"/>
-        </w:rPr>
-        <w:t>LcdWriteCmd</w:t>
-      </w:r>
-      <w:proofErr w:type="spellEnd"/>
-      <w:r>
-        <w:rPr>
-          <w:sz w:val="21"/>
-        </w:rPr>
-        <w:t>(0x01);  //</w:t>
-      </w:r>
-      <w:r>
-        <w:rPr>
-          <w:sz w:val="21"/>
-        </w:rPr>
-        <w:t>清屏</w:t>
-      </w:r>
-    </w:p>
-    <w:p>
-      <w:pPr>
-        <w:spacing w:before="190" w:after="190" w:line="240" w:lineRule="auto"/>
-        <w:ind w:firstLine="420"/>
-        <w:rPr>
-          <w:sz w:val="21"/>
-        </w:rPr>
-      </w:pPr>
-      <w:r>
-        <w:rPr>
-          <w:sz w:val="21"/>
-        </w:rPr>
-        <w:t>}</w:t>
-      </w:r>
-    </w:p>
-    <w:p>
-      <w:pPr>
-        <w:spacing w:before="190" w:after="190" w:line="240" w:lineRule="auto"/>
-        <w:ind w:firstLine="420"/>
-        <w:rPr>
-          <w:sz w:val="21"/>
-        </w:rPr>
-      </w:pPr>
-      <w:r>
-        <w:rPr>
-          <w:sz w:val="21"/>
-        </w:rPr>
-        <w:t xml:space="preserve">void </w:t>
-      </w:r>
-      <w:proofErr w:type="spellStart"/>
-      <w:r>
-        <w:rPr>
-          <w:sz w:val="21"/>
-        </w:rPr>
-        <w:t>Delay_Ms</w:t>
-      </w:r>
-      <w:proofErr w:type="spellEnd"/>
-      <w:r>
-        <w:rPr>
-          <w:sz w:val="21"/>
-        </w:rPr>
-        <w:t xml:space="preserve"> (unsigned int a)</w:t>
-      </w:r>
-    </w:p>
-    <w:p>
-      <w:pPr>
-        <w:spacing w:before="190" w:after="190" w:line="240" w:lineRule="auto"/>
-        <w:ind w:firstLine="420"/>
-        <w:rPr>
-          <w:sz w:val="21"/>
-        </w:rPr>
-      </w:pPr>
-      <w:r>
-        <w:rPr>
-          <w:sz w:val="21"/>
-        </w:rPr>
-        <w:t>{</w:t>
-      </w:r>
-    </w:p>
-    <w:p>
-      <w:pPr>
-        <w:spacing w:before="190" w:after="190" w:line="240" w:lineRule="auto"/>
-        <w:ind w:firstLine="420"/>
-        <w:rPr>
-          <w:sz w:val="21"/>
-        </w:rPr>
-      </w:pPr>
-      <w:r>
-        <w:rPr>
-          <w:sz w:val="21"/>
-        </w:rPr>
-        <w:tab/>
-        <w:t xml:space="preserve">unsigned int </w:t>
-      </w:r>
-      <w:proofErr w:type="spellStart"/>
-      <w:proofErr w:type="gramStart"/>
-      <w:r>
-        <w:rPr>
-          <w:sz w:val="21"/>
-        </w:rPr>
-        <w:t>i</w:t>
-      </w:r>
-      <w:proofErr w:type="spellEnd"/>
-      <w:r>
-        <w:rPr>
-          <w:sz w:val="21"/>
-        </w:rPr>
-        <w:t>;</w:t>
-      </w:r>
-      <w:proofErr w:type="gramEnd"/>
-    </w:p>
-    <w:p>
-      <w:pPr>
-        <w:spacing w:before="190" w:after="190" w:line="240" w:lineRule="auto"/>
-        <w:ind w:firstLine="420"/>
-        <w:rPr>
-          <w:sz w:val="21"/>
-        </w:rPr>
-      </w:pPr>
-      <w:r>
-        <w:rPr>
-          <w:sz w:val="21"/>
-        </w:rPr>
-        <w:tab/>
-      </w:r>
-      <w:proofErr w:type="gramStart"/>
-      <w:r>
-        <w:rPr>
-          <w:sz w:val="21"/>
-        </w:rPr>
-        <w:t>while( a-- !</w:t>
-      </w:r>
-      <w:proofErr w:type="gramEnd"/>
-      <w:r>
-        <w:rPr>
-          <w:sz w:val="21"/>
-        </w:rPr>
-        <w:t>= 0)</w:t>
-      </w:r>
-    </w:p>
-    <w:p>
-      <w:pPr>
-        <w:spacing w:before="190" w:after="190" w:line="240" w:lineRule="auto"/>
-        <w:ind w:firstLine="420"/>
-        <w:rPr>
-          <w:sz w:val="21"/>
-        </w:rPr>
-      </w:pPr>
-      <w:r>
-        <w:rPr>
-          <w:sz w:val="21"/>
-        </w:rPr>
-        <w:tab/>
-        <w:t>{</w:t>
-      </w:r>
-    </w:p>
-    <w:p>
-      <w:pPr>
-        <w:spacing w:before="190" w:after="190" w:line="240" w:lineRule="auto"/>
-        <w:ind w:firstLine="420"/>
-        <w:rPr>
-          <w:sz w:val="21"/>
-        </w:rPr>
-      </w:pPr>
-      <w:r>
-        <w:rPr>
-          <w:sz w:val="21"/>
-        </w:rPr>
-        <w:tab/>
-      </w:r>
-      <w:r>
-        <w:rPr>
-          <w:sz w:val="21"/>
-        </w:rPr>
-        <w:tab/>
-      </w:r>
-      <w:proofErr w:type="gramStart"/>
-      <w:r>
-        <w:rPr>
-          <w:sz w:val="21"/>
-        </w:rPr>
-        <w:t>for(</w:t>
-      </w:r>
-      <w:proofErr w:type="spellStart"/>
-      <w:proofErr w:type="gramEnd"/>
-      <w:r>
-        <w:rPr>
-          <w:sz w:val="21"/>
-        </w:rPr>
-        <w:t>i</w:t>
-      </w:r>
-      <w:proofErr w:type="spellEnd"/>
-      <w:r>
-        <w:rPr>
-          <w:sz w:val="21"/>
-        </w:rPr>
-        <w:t xml:space="preserve"> = 0; </w:t>
-      </w:r>
-      <w:proofErr w:type="spellStart"/>
-      <w:r>
-        <w:rPr>
-          <w:sz w:val="21"/>
-        </w:rPr>
-        <w:t>i</w:t>
-      </w:r>
-      <w:proofErr w:type="spellEnd"/>
-      <w:r>
-        <w:rPr>
-          <w:sz w:val="21"/>
-        </w:rPr>
-        <w:t xml:space="preserve"> &lt; 600; </w:t>
-      </w:r>
-      <w:proofErr w:type="spellStart"/>
-      <w:r>
-        <w:rPr>
-          <w:sz w:val="21"/>
-        </w:rPr>
-        <w:t>i</w:t>
-      </w:r>
-      <w:proofErr w:type="spellEnd"/>
-      <w:r>
-        <w:rPr>
-          <w:sz w:val="21"/>
-        </w:rPr>
-        <w:t>++</w:t>
-      </w:r>
-      <w:proofErr w:type="gramStart"/>
-      <w:r>
-        <w:rPr>
-          <w:sz w:val="21"/>
-        </w:rPr>
-        <w:t>);</w:t>
-      </w:r>
-      <w:proofErr w:type="gramEnd"/>
-    </w:p>
-    <w:p>
-      <w:pPr>
-        <w:spacing w:before="190" w:after="190" w:line="240" w:lineRule="auto"/>
-        <w:ind w:firstLine="420"/>
-        <w:rPr>
-          <w:sz w:val="21"/>
-        </w:rPr>
-      </w:pPr>
-      <w:r>
-        <w:rPr>
-          <w:sz w:val="21"/>
-        </w:rPr>
-        <w:tab/>
-        <w:t>}</w:t>
-      </w:r>
-    </w:p>
-    <w:p>
-      <w:pPr>
-        <w:spacing w:before="190" w:after="190" w:line="240" w:lineRule="auto"/>
-        <w:ind w:firstLine="420"/>
-        <w:rPr>
-          <w:sz w:val="21"/>
-        </w:rPr>
-      </w:pPr>
-      <w:r>
-        <w:rPr>
-          <w:sz w:val="21"/>
-        </w:rPr>
-        <w:t xml:space="preserve">} </w:t>
-      </w:r>
-    </w:p>
-    <w:p>
-      <w:pPr>
-        <w:spacing w:before="190" w:after="190" w:line="240" w:lineRule="auto"/>
-        <w:ind w:firstLine="420"/>
-        <w:rPr>
-          <w:sz w:val="21"/>
-        </w:rPr>
-      </w:pPr>
-      <w:r>
-        <w:rPr>
-          <w:sz w:val="21"/>
-        </w:rPr>
-        <w:t xml:space="preserve">long </w:t>
-      </w:r>
-      <w:proofErr w:type="spellStart"/>
-      <w:r>
-        <w:rPr>
-          <w:sz w:val="21"/>
-        </w:rPr>
-        <w:t>kssj</w:t>
-      </w:r>
-      <w:proofErr w:type="spellEnd"/>
-      <w:r>
-        <w:rPr>
-          <w:sz w:val="21"/>
-        </w:rPr>
-        <w:t>()   //</w:t>
-      </w:r>
-      <w:r>
-        <w:rPr>
-          <w:sz w:val="21"/>
-        </w:rPr>
-        <w:t>开始收集</w:t>
-      </w:r>
-    </w:p>
-    <w:p>
-      <w:pPr>
-        <w:spacing w:before="190" w:after="190" w:line="240" w:lineRule="auto"/>
-        <w:ind w:firstLine="420"/>
-        <w:rPr>
-          <w:sz w:val="21"/>
-        </w:rPr>
-      </w:pPr>
-      <w:r>
-        <w:rPr>
-          <w:sz w:val="21"/>
-        </w:rPr>
-        <w:t xml:space="preserve"> {</w:t>
-      </w:r>
-    </w:p>
-    <w:p>
-      <w:pPr>
-        <w:spacing w:before="190" w:after="190" w:line="240" w:lineRule="auto"/>
-        <w:ind w:firstLine="420"/>
-        <w:rPr>
-          <w:sz w:val="21"/>
-        </w:rPr>
-      </w:pPr>
-      <w:r>
-        <w:rPr>
-          <w:sz w:val="21"/>
-        </w:rPr>
-        <w:t xml:space="preserve">   unsigned </w:t>
-      </w:r>
-      <w:proofErr w:type="gramStart"/>
-      <w:r>
-        <w:rPr>
-          <w:sz w:val="21"/>
-        </w:rPr>
-        <w:t>char</w:t>
-      </w:r>
-      <w:proofErr w:type="gramEnd"/>
-      <w:r>
-        <w:rPr>
-          <w:sz w:val="21"/>
-        </w:rPr>
-        <w:t xml:space="preserve"> </w:t>
-      </w:r>
-      <w:proofErr w:type="spellStart"/>
-      <w:proofErr w:type="gramStart"/>
-      <w:r>
-        <w:rPr>
-          <w:sz w:val="21"/>
-        </w:rPr>
-        <w:t>i</w:t>
-      </w:r>
-      <w:proofErr w:type="spellEnd"/>
-      <w:r>
-        <w:rPr>
-          <w:sz w:val="21"/>
-        </w:rPr>
-        <w:t>;</w:t>
-      </w:r>
-      <w:proofErr w:type="gramEnd"/>
-    </w:p>
-    <w:p>
-      <w:pPr>
-        <w:spacing w:before="190" w:after="190" w:line="240" w:lineRule="auto"/>
-        <w:ind w:firstLine="420"/>
-        <w:rPr>
-          <w:sz w:val="21"/>
-        </w:rPr>
-      </w:pPr>
-    </w:p>
-    <w:p>
-      <w:pPr>
-        <w:spacing w:before="190" w:after="190" w:line="240" w:lineRule="auto"/>
-        <w:ind w:firstLine="420"/>
-        <w:rPr>
-          <w:sz w:val="21"/>
-        </w:rPr>
-      </w:pPr>
-      <w:r>
-        <w:rPr>
-          <w:sz w:val="21"/>
-        </w:rPr>
-        <w:t xml:space="preserve">     </w:t>
-      </w:r>
-      <w:proofErr w:type="spellStart"/>
-      <w:r>
-        <w:rPr>
-          <w:sz w:val="21"/>
-        </w:rPr>
-        <w:t>bADcs</w:t>
-      </w:r>
-      <w:proofErr w:type="spellEnd"/>
-      <w:r>
-        <w:rPr>
-          <w:sz w:val="21"/>
-        </w:rPr>
-        <w:t xml:space="preserve"> = 0;//</w:t>
-      </w:r>
-      <w:r>
-        <w:rPr>
-          <w:sz w:val="21"/>
-        </w:rPr>
-        <w:t>当</w:t>
-      </w:r>
-      <w:r>
-        <w:rPr>
-          <w:sz w:val="21"/>
-        </w:rPr>
-        <w:t>ADC0832</w:t>
-      </w:r>
-      <w:r>
-        <w:rPr>
-          <w:sz w:val="21"/>
-        </w:rPr>
-        <w:t>未工作时其</w:t>
-      </w:r>
-      <w:r>
-        <w:rPr>
-          <w:sz w:val="21"/>
-        </w:rPr>
-        <w:t>CS</w:t>
-      </w:r>
-      <w:proofErr w:type="gramStart"/>
-      <w:r>
-        <w:rPr>
-          <w:sz w:val="21"/>
-        </w:rPr>
-        <w:t>输入端应为高</w:t>
-      </w:r>
-      <w:proofErr w:type="gramEnd"/>
-      <w:r>
-        <w:rPr>
-          <w:sz w:val="21"/>
-        </w:rPr>
-        <w:t>电平，此时芯片禁用</w:t>
-      </w:r>
-      <w:r>
-        <w:rPr>
-          <w:sz w:val="21"/>
-        </w:rPr>
-        <w:t>.</w:t>
-      </w:r>
-    </w:p>
-    <w:p>
-      <w:pPr>
-        <w:spacing w:before="190" w:after="190" w:line="240" w:lineRule="auto"/>
-        <w:ind w:firstLine="420"/>
-        <w:rPr>
-          <w:sz w:val="21"/>
-        </w:rPr>
-      </w:pPr>
-      <w:r>
-        <w:rPr>
-          <w:sz w:val="21"/>
-        </w:rPr>
-        <w:tab/>
-        <w:t xml:space="preserve"> </w:t>
-      </w:r>
-      <w:proofErr w:type="spellStart"/>
-      <w:r>
-        <w:rPr>
-          <w:sz w:val="21"/>
-        </w:rPr>
-        <w:t>bADcl</w:t>
-      </w:r>
-      <w:proofErr w:type="spellEnd"/>
-      <w:r>
-        <w:rPr>
-          <w:sz w:val="21"/>
-        </w:rPr>
-        <w:t>=</w:t>
-      </w:r>
-      <w:proofErr w:type="gramStart"/>
-      <w:r>
-        <w:rPr>
-          <w:sz w:val="21"/>
-        </w:rPr>
-        <w:t>0;</w:t>
-      </w:r>
-      <w:proofErr w:type="gramEnd"/>
-    </w:p>
-    <w:p>
-      <w:pPr>
-        <w:spacing w:before="190" w:after="190" w:line="240" w:lineRule="auto"/>
-        <w:ind w:firstLine="420"/>
-        <w:rPr>
-          <w:sz w:val="21"/>
-        </w:rPr>
-      </w:pPr>
-      <w:r>
-        <w:rPr>
-          <w:sz w:val="21"/>
-        </w:rPr>
-        <w:lastRenderedPageBreak/>
-        <w:tab/>
-        <w:t xml:space="preserve"> </w:t>
-      </w:r>
-      <w:proofErr w:type="spellStart"/>
-      <w:r>
-        <w:rPr>
-          <w:sz w:val="21"/>
-        </w:rPr>
-        <w:t>bADda</w:t>
-      </w:r>
-      <w:proofErr w:type="spellEnd"/>
-      <w:r>
-        <w:rPr>
-          <w:sz w:val="21"/>
-        </w:rPr>
-        <w:t>=</w:t>
-      </w:r>
-      <w:proofErr w:type="gramStart"/>
-      <w:r>
-        <w:rPr>
-          <w:sz w:val="21"/>
-        </w:rPr>
-        <w:t>1;</w:t>
-      </w:r>
-      <w:proofErr w:type="gramEnd"/>
-    </w:p>
-    <w:p>
-      <w:pPr>
-        <w:spacing w:before="190" w:after="190" w:line="240" w:lineRule="auto"/>
-        <w:ind w:firstLine="420"/>
-        <w:rPr>
-          <w:sz w:val="21"/>
-        </w:rPr>
-      </w:pPr>
-      <w:r>
-        <w:rPr>
-          <w:sz w:val="21"/>
-        </w:rPr>
-        <w:tab/>
-        <w:t xml:space="preserve"> </w:t>
-      </w:r>
-      <w:proofErr w:type="spellStart"/>
-      <w:r>
-        <w:rPr>
-          <w:sz w:val="21"/>
-        </w:rPr>
-        <w:t>bADcl</w:t>
-      </w:r>
-      <w:proofErr w:type="spellEnd"/>
-      <w:r>
-        <w:rPr>
-          <w:sz w:val="21"/>
-        </w:rPr>
-        <w:t>=</w:t>
-      </w:r>
-      <w:proofErr w:type="gramStart"/>
-      <w:r>
-        <w:rPr>
-          <w:sz w:val="21"/>
-        </w:rPr>
-        <w:t>1;</w:t>
-      </w:r>
-      <w:proofErr w:type="gramEnd"/>
-    </w:p>
-    <w:p>
-      <w:pPr>
-        <w:spacing w:before="190" w:after="190" w:line="240" w:lineRule="auto"/>
-        <w:ind w:firstLine="420"/>
-        <w:rPr>
-          <w:sz w:val="21"/>
-        </w:rPr>
-      </w:pPr>
-      <w:r>
-        <w:rPr>
-          <w:sz w:val="21"/>
-        </w:rPr>
-        <w:tab/>
-        <w:t xml:space="preserve"> </w:t>
-      </w:r>
-      <w:proofErr w:type="spellStart"/>
-      <w:r>
-        <w:rPr>
-          <w:sz w:val="21"/>
-        </w:rPr>
-        <w:t>bADcl</w:t>
-      </w:r>
-      <w:proofErr w:type="spellEnd"/>
-      <w:r>
-        <w:rPr>
-          <w:sz w:val="21"/>
-        </w:rPr>
-        <w:t>=0;//</w:t>
-      </w:r>
-      <w:proofErr w:type="spellStart"/>
-      <w:r>
-        <w:rPr>
-          <w:sz w:val="21"/>
-        </w:rPr>
-        <w:t>i</w:t>
-      </w:r>
-      <w:proofErr w:type="spellEnd"/>
-      <w:r>
-        <w:rPr>
-          <w:sz w:val="21"/>
-        </w:rPr>
-        <w:t xml:space="preserve"> down</w:t>
-      </w:r>
-    </w:p>
-    <w:p>
-      <w:pPr>
-        <w:spacing w:before="190" w:after="190" w:line="240" w:lineRule="auto"/>
-        <w:ind w:firstLine="420"/>
-        <w:rPr>
-          <w:sz w:val="21"/>
-        </w:rPr>
-      </w:pPr>
-      <w:r>
-        <w:rPr>
-          <w:sz w:val="21"/>
-        </w:rPr>
-        <w:tab/>
-        <w:t xml:space="preserve"> </w:t>
-      </w:r>
-      <w:proofErr w:type="spellStart"/>
-      <w:r>
-        <w:rPr>
-          <w:sz w:val="21"/>
-        </w:rPr>
-        <w:t>bADda</w:t>
-      </w:r>
-      <w:proofErr w:type="spellEnd"/>
-      <w:r>
-        <w:rPr>
-          <w:sz w:val="21"/>
-        </w:rPr>
-        <w:t>=</w:t>
-      </w:r>
-      <w:proofErr w:type="gramStart"/>
-      <w:r>
-        <w:rPr>
-          <w:sz w:val="21"/>
-        </w:rPr>
-        <w:t>1;</w:t>
-      </w:r>
-      <w:proofErr w:type="gramEnd"/>
-    </w:p>
-    <w:p>
-      <w:pPr>
-        <w:spacing w:before="190" w:after="190" w:line="240" w:lineRule="auto"/>
-        <w:ind w:firstLine="420"/>
-        <w:rPr>
-          <w:sz w:val="21"/>
-        </w:rPr>
-      </w:pPr>
-      <w:r>
-        <w:rPr>
-          <w:sz w:val="21"/>
-        </w:rPr>
-        <w:tab/>
-        <w:t xml:space="preserve"> </w:t>
-      </w:r>
-      <w:proofErr w:type="spellStart"/>
-      <w:r>
-        <w:rPr>
-          <w:sz w:val="21"/>
-        </w:rPr>
-        <w:t>bADcl</w:t>
-      </w:r>
-      <w:proofErr w:type="spellEnd"/>
-      <w:r>
-        <w:rPr>
-          <w:sz w:val="21"/>
-        </w:rPr>
-        <w:t>=</w:t>
-      </w:r>
-      <w:proofErr w:type="gramStart"/>
-      <w:r>
-        <w:rPr>
-          <w:sz w:val="21"/>
-        </w:rPr>
-        <w:t>1;</w:t>
-      </w:r>
-      <w:proofErr w:type="gramEnd"/>
-    </w:p>
-    <w:p>
-      <w:pPr>
-        <w:spacing w:before="190" w:after="190" w:line="240" w:lineRule="auto"/>
-        <w:ind w:firstLine="420"/>
-        <w:rPr>
-          <w:sz w:val="21"/>
-        </w:rPr>
-      </w:pPr>
-      <w:r>
-        <w:rPr>
-          <w:sz w:val="21"/>
-        </w:rPr>
-        <w:tab/>
-        <w:t xml:space="preserve"> </w:t>
-      </w:r>
-      <w:proofErr w:type="spellStart"/>
-      <w:r>
-        <w:rPr>
-          <w:sz w:val="21"/>
-        </w:rPr>
-        <w:t>bADcl</w:t>
-      </w:r>
-      <w:proofErr w:type="spellEnd"/>
-      <w:r>
-        <w:rPr>
-          <w:sz w:val="21"/>
-        </w:rPr>
-        <w:t>=0;</w:t>
-      </w:r>
-      <w:r>
-        <w:rPr>
-          <w:sz w:val="21"/>
-        </w:rPr>
-        <w:tab/>
-        <w:t>//   2 down</w:t>
-      </w:r>
-    </w:p>
-    <w:p>
-      <w:pPr>
-        <w:spacing w:before="190" w:after="190" w:line="240" w:lineRule="auto"/>
-        <w:ind w:firstLine="420"/>
-        <w:rPr>
-          <w:sz w:val="21"/>
-        </w:rPr>
-      </w:pPr>
-      <w:r>
-        <w:rPr>
-          <w:sz w:val="21"/>
-        </w:rPr>
-        <w:tab/>
-        <w:t xml:space="preserve"> </w:t>
-      </w:r>
-      <w:proofErr w:type="spellStart"/>
-      <w:r>
-        <w:rPr>
-          <w:sz w:val="21"/>
-        </w:rPr>
-        <w:t>bADda</w:t>
-      </w:r>
-      <w:proofErr w:type="spellEnd"/>
-      <w:r>
-        <w:rPr>
-          <w:sz w:val="21"/>
-        </w:rPr>
-        <w:t>=</w:t>
-      </w:r>
-      <w:proofErr w:type="gramStart"/>
-      <w:r>
-        <w:rPr>
-          <w:sz w:val="21"/>
-        </w:rPr>
-        <w:t>0;</w:t>
-      </w:r>
-      <w:proofErr w:type="gramEnd"/>
-    </w:p>
-    <w:p>
-      <w:pPr>
-        <w:spacing w:before="190" w:after="190" w:line="240" w:lineRule="auto"/>
-        <w:ind w:firstLine="420"/>
-        <w:rPr>
-          <w:sz w:val="21"/>
-        </w:rPr>
-      </w:pPr>
-      <w:r>
-        <w:rPr>
-          <w:sz w:val="21"/>
-        </w:rPr>
-        <w:tab/>
-        <w:t xml:space="preserve"> </w:t>
-      </w:r>
-      <w:proofErr w:type="spellStart"/>
-      <w:r>
-        <w:rPr>
-          <w:sz w:val="21"/>
-        </w:rPr>
-        <w:t>bADcl</w:t>
-      </w:r>
-      <w:proofErr w:type="spellEnd"/>
-      <w:r>
-        <w:rPr>
-          <w:sz w:val="21"/>
-        </w:rPr>
-        <w:t>=</w:t>
-      </w:r>
-      <w:proofErr w:type="gramStart"/>
-      <w:r>
-        <w:rPr>
-          <w:sz w:val="21"/>
-        </w:rPr>
-        <w:t>1;</w:t>
-      </w:r>
-      <w:proofErr w:type="gramEnd"/>
-    </w:p>
-    <w:p>
-      <w:pPr>
-        <w:spacing w:before="190" w:after="190" w:line="240" w:lineRule="auto"/>
-        <w:ind w:firstLine="420"/>
-        <w:rPr>
-          <w:sz w:val="21"/>
-        </w:rPr>
-      </w:pPr>
-      <w:r>
-        <w:rPr>
-          <w:sz w:val="21"/>
-        </w:rPr>
-        <w:tab/>
-        <w:t xml:space="preserve"> </w:t>
-      </w:r>
-      <w:proofErr w:type="spellStart"/>
-      <w:r>
-        <w:rPr>
-          <w:sz w:val="21"/>
-        </w:rPr>
-        <w:t>bADcl</w:t>
-      </w:r>
-      <w:proofErr w:type="spellEnd"/>
-      <w:r>
-        <w:rPr>
-          <w:sz w:val="21"/>
-        </w:rPr>
-        <w:t>=0;</w:t>
-      </w:r>
-      <w:r>
-        <w:rPr>
-          <w:sz w:val="21"/>
-        </w:rPr>
-        <w:tab/>
-        <w:t>//   3 down</w:t>
-      </w:r>
-    </w:p>
-    <w:p>
-      <w:pPr>
-        <w:spacing w:before="190" w:after="190" w:line="240" w:lineRule="auto"/>
-        <w:ind w:firstLine="420"/>
-        <w:rPr>
-          <w:sz w:val="21"/>
-        </w:rPr>
-      </w:pPr>
-      <w:r>
-        <w:rPr>
-          <w:sz w:val="21"/>
-        </w:rPr>
-        <w:tab/>
-        <w:t xml:space="preserve"> </w:t>
-      </w:r>
-      <w:proofErr w:type="spellStart"/>
-      <w:r>
-        <w:rPr>
-          <w:sz w:val="21"/>
-        </w:rPr>
-        <w:t>bADda</w:t>
-      </w:r>
-      <w:proofErr w:type="spellEnd"/>
-      <w:r>
-        <w:rPr>
-          <w:sz w:val="21"/>
-        </w:rPr>
-        <w:t>=</w:t>
-      </w:r>
-      <w:proofErr w:type="gramStart"/>
-      <w:r>
-        <w:rPr>
-          <w:sz w:val="21"/>
-        </w:rPr>
-        <w:t>1;</w:t>
-      </w:r>
-      <w:proofErr w:type="gramEnd"/>
-    </w:p>
-    <w:p>
-      <w:pPr>
-        <w:spacing w:before="190" w:after="190" w:line="240" w:lineRule="auto"/>
-        <w:ind w:firstLine="420"/>
-        <w:rPr>
-          <w:sz w:val="21"/>
-        </w:rPr>
-      </w:pPr>
-      <w:r>
-        <w:rPr>
-          <w:sz w:val="21"/>
-        </w:rPr>
-        <w:tab/>
-        <w:t xml:space="preserve"> </w:t>
-      </w:r>
-      <w:proofErr w:type="spellStart"/>
-      <w:r>
-        <w:rPr>
-          <w:sz w:val="21"/>
-        </w:rPr>
-        <w:t>bADcl</w:t>
-      </w:r>
-      <w:proofErr w:type="spellEnd"/>
-      <w:r>
-        <w:rPr>
-          <w:sz w:val="21"/>
-        </w:rPr>
-        <w:t>=</w:t>
-      </w:r>
-      <w:proofErr w:type="gramStart"/>
-      <w:r>
-        <w:rPr>
-          <w:sz w:val="21"/>
-        </w:rPr>
-        <w:t>1;</w:t>
-      </w:r>
-      <w:proofErr w:type="gramEnd"/>
-    </w:p>
-    <w:p>
-      <w:pPr>
-        <w:spacing w:before="190" w:after="190" w:line="240" w:lineRule="auto"/>
-        <w:ind w:firstLine="420"/>
-        <w:rPr>
-          <w:sz w:val="21"/>
-        </w:rPr>
-      </w:pPr>
-      <w:r>
-        <w:rPr>
-          <w:sz w:val="21"/>
-        </w:rPr>
-        <w:tab/>
-        <w:t xml:space="preserve"> </w:t>
-      </w:r>
-      <w:proofErr w:type="spellStart"/>
-      <w:r>
-        <w:rPr>
-          <w:sz w:val="21"/>
-        </w:rPr>
-        <w:t>bADcl</w:t>
-      </w:r>
-      <w:proofErr w:type="spellEnd"/>
-      <w:r>
-        <w:rPr>
-          <w:sz w:val="21"/>
-        </w:rPr>
-        <w:t>=0;</w:t>
-      </w:r>
-      <w:r>
-        <w:rPr>
-          <w:sz w:val="21"/>
-        </w:rPr>
-        <w:tab/>
-        <w:t>//   4 down</w:t>
-      </w:r>
-    </w:p>
-    <w:p>
-      <w:pPr>
-        <w:spacing w:before="190" w:after="190" w:line="240" w:lineRule="auto"/>
-        <w:ind w:firstLine="420"/>
-        <w:rPr>
-          <w:sz w:val="21"/>
-        </w:rPr>
-      </w:pPr>
-    </w:p>
-    <w:p>
-      <w:pPr>
-        <w:spacing w:before="190" w:after="190" w:line="240" w:lineRule="auto"/>
-        <w:ind w:firstLine="420"/>
-        <w:rPr>
-          <w:sz w:val="21"/>
-        </w:rPr>
-      </w:pPr>
-      <w:r>
-        <w:rPr>
-          <w:sz w:val="21"/>
-        </w:rPr>
-        <w:tab/>
-        <w:t xml:space="preserve"> for(</w:t>
-      </w:r>
-      <w:proofErr w:type="spellStart"/>
-      <w:r>
-        <w:rPr>
-          <w:sz w:val="21"/>
-        </w:rPr>
-        <w:t>i</w:t>
-      </w:r>
-      <w:proofErr w:type="spellEnd"/>
-      <w:r>
-        <w:rPr>
-          <w:sz w:val="21"/>
-        </w:rPr>
-        <w:t>=</w:t>
-      </w:r>
-      <w:proofErr w:type="gramStart"/>
-      <w:r>
-        <w:rPr>
-          <w:sz w:val="21"/>
-        </w:rPr>
-        <w:t>8;i</w:t>
-      </w:r>
-      <w:proofErr w:type="gramEnd"/>
-      <w:r>
-        <w:rPr>
-          <w:sz w:val="21"/>
-        </w:rPr>
-        <w:t>&gt;</w:t>
-      </w:r>
-      <w:proofErr w:type="gramStart"/>
-      <w:r>
-        <w:rPr>
-          <w:sz w:val="21"/>
-        </w:rPr>
-        <w:t>0;i</w:t>
-      </w:r>
-      <w:proofErr w:type="gramEnd"/>
-      <w:r>
-        <w:rPr>
-          <w:sz w:val="21"/>
-        </w:rPr>
-        <w:t>--)</w:t>
-      </w:r>
-    </w:p>
-    <w:p>
-      <w:pPr>
-        <w:spacing w:before="190" w:after="190" w:line="240" w:lineRule="auto"/>
-        <w:ind w:firstLine="420"/>
-        <w:rPr>
-          <w:sz w:val="21"/>
-        </w:rPr>
-      </w:pPr>
-      <w:r>
-        <w:rPr>
-          <w:sz w:val="21"/>
-        </w:rPr>
-        <w:tab/>
-        <w:t xml:space="preserve"> </w:t>
-      </w:r>
-      <w:r>
-        <w:rPr>
-          <w:sz w:val="21"/>
-        </w:rPr>
-        <w:tab/>
-        <w:t>{</w:t>
-      </w:r>
-    </w:p>
-    <w:p>
-      <w:pPr>
-        <w:spacing w:before="190" w:after="190" w:line="240" w:lineRule="auto"/>
-        <w:ind w:firstLine="420"/>
-        <w:rPr>
-          <w:sz w:val="21"/>
-        </w:rPr>
-      </w:pPr>
-      <w:r>
-        <w:rPr>
-          <w:sz w:val="21"/>
-        </w:rPr>
-        <w:tab/>
-      </w:r>
-      <w:r>
-        <w:rPr>
-          <w:sz w:val="21"/>
-        </w:rPr>
-        <w:tab/>
-      </w:r>
-    </w:p>
-    <w:p>
-      <w:pPr>
-        <w:spacing w:before="190" w:after="190" w:line="240" w:lineRule="auto"/>
-        <w:ind w:firstLine="420"/>
-        <w:rPr>
-          <w:sz w:val="21"/>
-        </w:rPr>
-      </w:pPr>
-      <w:r>
-        <w:rPr>
-          <w:sz w:val="21"/>
-        </w:rPr>
-        <w:tab/>
-        <w:t xml:space="preserve"> </w:t>
-      </w:r>
-      <w:r>
-        <w:rPr>
-          <w:sz w:val="21"/>
-        </w:rPr>
-        <w:tab/>
-        <w:t>data1&lt;&lt;=</w:t>
-      </w:r>
-      <w:proofErr w:type="gramStart"/>
-      <w:r>
-        <w:rPr>
-          <w:sz w:val="21"/>
-        </w:rPr>
-        <w:t>1;</w:t>
-      </w:r>
-      <w:proofErr w:type="gramEnd"/>
-    </w:p>
-    <w:p>
-      <w:pPr>
-        <w:spacing w:before="190" w:after="190" w:line="240" w:lineRule="auto"/>
-        <w:ind w:firstLine="420"/>
-        <w:rPr>
-          <w:sz w:val="21"/>
-        </w:rPr>
-      </w:pPr>
-      <w:r>
-        <w:rPr>
-          <w:sz w:val="21"/>
-        </w:rPr>
-        <w:tab/>
-        <w:t xml:space="preserve"> </w:t>
-      </w:r>
-      <w:r>
-        <w:rPr>
-          <w:sz w:val="21"/>
-        </w:rPr>
-        <w:tab/>
-      </w:r>
-      <w:proofErr w:type="spellStart"/>
-      <w:r>
-        <w:rPr>
-          <w:sz w:val="21"/>
-        </w:rPr>
-        <w:t>bADcl</w:t>
-      </w:r>
-      <w:proofErr w:type="spellEnd"/>
-      <w:r>
-        <w:rPr>
-          <w:sz w:val="21"/>
-        </w:rPr>
-        <w:t>=</w:t>
-      </w:r>
-      <w:proofErr w:type="gramStart"/>
-      <w:r>
-        <w:rPr>
-          <w:sz w:val="21"/>
-        </w:rPr>
-        <w:t>0;</w:t>
-      </w:r>
-      <w:proofErr w:type="gramEnd"/>
-    </w:p>
-    <w:p>
-      <w:pPr>
-        <w:spacing w:before="190" w:after="190" w:line="240" w:lineRule="auto"/>
-        <w:ind w:firstLine="420"/>
-        <w:rPr>
-          <w:sz w:val="21"/>
-        </w:rPr>
-      </w:pPr>
-      <w:r>
-        <w:rPr>
-          <w:sz w:val="21"/>
-        </w:rPr>
-        <w:tab/>
-      </w:r>
-      <w:r>
-        <w:rPr>
-          <w:sz w:val="21"/>
-        </w:rPr>
-        <w:tab/>
-      </w:r>
-      <w:proofErr w:type="spellStart"/>
-      <w:r>
-        <w:rPr>
-          <w:sz w:val="21"/>
-        </w:rPr>
-        <w:t>bADcl</w:t>
-      </w:r>
-      <w:proofErr w:type="spellEnd"/>
-      <w:r>
-        <w:rPr>
-          <w:sz w:val="21"/>
-        </w:rPr>
-        <w:t>=</w:t>
-      </w:r>
-      <w:proofErr w:type="gramStart"/>
-      <w:r>
-        <w:rPr>
-          <w:sz w:val="21"/>
-        </w:rPr>
-        <w:t>1;</w:t>
-      </w:r>
-      <w:proofErr w:type="gramEnd"/>
-    </w:p>
-    <w:p>
-      <w:pPr>
-        <w:spacing w:before="190" w:after="190" w:line="240" w:lineRule="auto"/>
-        <w:ind w:firstLine="420"/>
-        <w:rPr>
-          <w:sz w:val="21"/>
-        </w:rPr>
-      </w:pPr>
-      <w:r>
-        <w:rPr>
-          <w:sz w:val="21"/>
-        </w:rPr>
-        <w:tab/>
-      </w:r>
-      <w:r>
-        <w:rPr>
-          <w:sz w:val="21"/>
-        </w:rPr>
-        <w:tab/>
-        <w:t>if(</w:t>
-      </w:r>
-      <w:proofErr w:type="spellStart"/>
-      <w:r>
-        <w:rPr>
-          <w:sz w:val="21"/>
-        </w:rPr>
-        <w:t>bADda</w:t>
-      </w:r>
-      <w:proofErr w:type="spellEnd"/>
-      <w:r>
-        <w:rPr>
-          <w:sz w:val="21"/>
-        </w:rPr>
-        <w:t>==1) data1|=</w:t>
-      </w:r>
-      <w:proofErr w:type="gramStart"/>
-      <w:r>
-        <w:rPr>
-          <w:sz w:val="21"/>
-        </w:rPr>
-        <w:t>0x01;</w:t>
-      </w:r>
-      <w:proofErr w:type="gramEnd"/>
-    </w:p>
-    <w:p>
-      <w:pPr>
-        <w:spacing w:before="190" w:after="190" w:line="240" w:lineRule="auto"/>
-        <w:ind w:firstLine="420"/>
-        <w:rPr>
-          <w:sz w:val="21"/>
-        </w:rPr>
-      </w:pPr>
-      <w:r>
-        <w:rPr>
-          <w:sz w:val="21"/>
-        </w:rPr>
-        <w:tab/>
-      </w:r>
-      <w:r>
-        <w:rPr>
-          <w:sz w:val="21"/>
-        </w:rPr>
-        <w:tab/>
-        <w:t xml:space="preserve">   </w:t>
-      </w:r>
-      <w:r>
-        <w:rPr>
-          <w:sz w:val="21"/>
-        </w:rPr>
-        <w:tab/>
-      </w:r>
-      <w:proofErr w:type="spellStart"/>
-      <w:r>
-        <w:rPr>
-          <w:sz w:val="21"/>
-        </w:rPr>
-        <w:t>bADda</w:t>
-      </w:r>
-      <w:proofErr w:type="spellEnd"/>
-      <w:r>
-        <w:rPr>
-          <w:sz w:val="21"/>
-        </w:rPr>
-        <w:t>=</w:t>
-      </w:r>
-      <w:proofErr w:type="gramStart"/>
-      <w:r>
-        <w:rPr>
-          <w:sz w:val="21"/>
-        </w:rPr>
-        <w:t>1;</w:t>
-      </w:r>
-      <w:proofErr w:type="gramEnd"/>
-    </w:p>
-    <w:p>
-      <w:pPr>
-        <w:spacing w:before="190" w:after="190" w:line="240" w:lineRule="auto"/>
-        <w:ind w:firstLine="420"/>
-        <w:rPr>
-          <w:sz w:val="21"/>
-        </w:rPr>
-      </w:pPr>
-      <w:r>
-        <w:rPr>
-          <w:sz w:val="21"/>
-        </w:rPr>
-        <w:tab/>
-        <w:t xml:space="preserve"> </w:t>
-      </w:r>
-      <w:r>
-        <w:rPr>
-          <w:sz w:val="21"/>
-        </w:rPr>
-        <w:tab/>
-        <w:t>}</w:t>
-      </w:r>
-    </w:p>
-    <w:p>
-      <w:pPr>
-        <w:spacing w:before="190" w:after="190" w:line="240" w:lineRule="auto"/>
-        <w:ind w:firstLine="420"/>
-        <w:rPr>
-          <w:sz w:val="21"/>
-        </w:rPr>
-      </w:pPr>
-      <w:r>
-        <w:rPr>
-          <w:sz w:val="21"/>
-        </w:rPr>
-        <w:tab/>
-      </w:r>
-      <w:r>
-        <w:rPr>
-          <w:sz w:val="21"/>
-        </w:rPr>
-        <w:tab/>
-        <w:t xml:space="preserve"> </w:t>
-      </w:r>
-      <w:proofErr w:type="spellStart"/>
-      <w:r>
-        <w:rPr>
-          <w:sz w:val="21"/>
-        </w:rPr>
-        <w:t>bADcs</w:t>
-      </w:r>
-      <w:proofErr w:type="spellEnd"/>
-      <w:r>
-        <w:rPr>
-          <w:sz w:val="21"/>
-        </w:rPr>
-        <w:t>=</w:t>
-      </w:r>
-      <w:proofErr w:type="gramStart"/>
-      <w:r>
-        <w:rPr>
-          <w:sz w:val="21"/>
-        </w:rPr>
-        <w:t>1;</w:t>
-      </w:r>
-      <w:proofErr w:type="gramEnd"/>
-    </w:p>
-    <w:p>
-      <w:pPr>
-        <w:spacing w:before="190" w:after="190" w:line="240" w:lineRule="auto"/>
-        <w:ind w:firstLine="420"/>
-        <w:rPr>
-          <w:sz w:val="21"/>
-        </w:rPr>
-      </w:pPr>
-      <w:r>
-        <w:rPr>
-          <w:sz w:val="21"/>
-        </w:rPr>
-        <w:tab/>
-        <w:t xml:space="preserve"> </w:t>
-      </w:r>
-      <w:r>
-        <w:rPr>
-          <w:sz w:val="21"/>
-        </w:rPr>
-        <w:tab/>
-      </w:r>
-    </w:p>
-    <w:p>
-      <w:pPr>
-        <w:spacing w:before="190" w:after="190" w:line="240" w:lineRule="auto"/>
-        <w:ind w:firstLine="420"/>
-        <w:rPr>
-          <w:sz w:val="21"/>
-        </w:rPr>
-      </w:pPr>
-      <w:r>
-        <w:rPr>
-          <w:sz w:val="21"/>
-        </w:rPr>
-        <w:lastRenderedPageBreak/>
-        <w:t xml:space="preserve">       Value=500-data1*</w:t>
-      </w:r>
-      <w:proofErr w:type="gramStart"/>
-      <w:r>
-        <w:rPr>
-          <w:sz w:val="21"/>
-        </w:rPr>
-        <w:t>1.96;</w:t>
-      </w:r>
-      <w:proofErr w:type="gramEnd"/>
-    </w:p>
-    <w:p>
-      <w:pPr>
-        <w:spacing w:before="190" w:after="190" w:line="240" w:lineRule="auto"/>
-        <w:ind w:firstLine="420"/>
-        <w:rPr>
-          <w:sz w:val="21"/>
-        </w:rPr>
-      </w:pPr>
-      <w:r>
-        <w:rPr>
-          <w:sz w:val="21"/>
-        </w:rPr>
-        <w:tab/>
-        <w:t xml:space="preserve"> </w:t>
-      </w:r>
-    </w:p>
-    <w:p>
-      <w:pPr>
-        <w:spacing w:before="190" w:after="190" w:line="240" w:lineRule="auto"/>
-        <w:ind w:firstLine="420"/>
-        <w:rPr>
-          <w:sz w:val="21"/>
-        </w:rPr>
-      </w:pPr>
-      <w:r>
-        <w:rPr>
-          <w:sz w:val="21"/>
-        </w:rPr>
-        <w:tab/>
-        <w:t xml:space="preserve">   </w:t>
-      </w:r>
-      <w:proofErr w:type="gramStart"/>
-      <w:r>
-        <w:rPr>
-          <w:sz w:val="21"/>
-        </w:rPr>
-        <w:t>if(</w:t>
-      </w:r>
-      <w:proofErr w:type="gramEnd"/>
-      <w:r>
-        <w:rPr>
-          <w:sz w:val="21"/>
-        </w:rPr>
-        <w:t>Value&lt;</w:t>
-      </w:r>
-      <w:proofErr w:type="gramStart"/>
-      <w:r>
-        <w:rPr>
-          <w:sz w:val="21"/>
-        </w:rPr>
-        <w:t>0)Value</w:t>
-      </w:r>
-      <w:proofErr w:type="gramEnd"/>
-      <w:r>
-        <w:rPr>
-          <w:sz w:val="21"/>
-        </w:rPr>
-        <w:t>=</w:t>
-      </w:r>
-      <w:proofErr w:type="gramStart"/>
-      <w:r>
-        <w:rPr>
-          <w:sz w:val="21"/>
-        </w:rPr>
-        <w:t>0;</w:t>
-      </w:r>
-      <w:proofErr w:type="gramEnd"/>
-    </w:p>
-    <w:p>
-      <w:pPr>
-        <w:spacing w:before="190" w:after="190" w:line="240" w:lineRule="auto"/>
-        <w:ind w:firstLine="420"/>
-        <w:rPr>
-          <w:sz w:val="21"/>
-        </w:rPr>
-      </w:pPr>
-      <w:r>
-        <w:rPr>
-          <w:sz w:val="21"/>
-        </w:rPr>
-        <w:tab/>
-        <w:t xml:space="preserve">   return </w:t>
-      </w:r>
-      <w:proofErr w:type="gramStart"/>
-      <w:r>
-        <w:rPr>
-          <w:sz w:val="21"/>
-        </w:rPr>
-        <w:t>Value;</w:t>
-      </w:r>
-      <w:proofErr w:type="gramEnd"/>
-    </w:p>
-    <w:p>
-      <w:pPr>
-        <w:spacing w:before="190" w:after="190" w:line="240" w:lineRule="auto"/>
-        <w:ind w:firstLine="420"/>
-        <w:rPr>
-          <w:sz w:val="21"/>
-        </w:rPr>
-      </w:pPr>
-      <w:r>
-        <w:rPr>
-          <w:sz w:val="21"/>
-        </w:rPr>
-        <w:t xml:space="preserve"> }</w:t>
-      </w:r>
-    </w:p>
-    <w:p>
-      <w:pPr>
-        <w:spacing w:before="190" w:after="190" w:line="240" w:lineRule="auto"/>
-        <w:ind w:firstLine="420"/>
-        <w:rPr>
-          <w:sz w:val="21"/>
-        </w:rPr>
-      </w:pPr>
-    </w:p>
-    <w:p>
-      <w:pPr>
-        <w:spacing w:before="190" w:after="190" w:line="240" w:lineRule="auto"/>
-        <w:ind w:firstLine="420"/>
-        <w:rPr>
-          <w:sz w:val="21"/>
-        </w:rPr>
-      </w:pPr>
-      <w:r>
-        <w:rPr>
-          <w:sz w:val="21"/>
-        </w:rPr>
-        <w:t xml:space="preserve">void </w:t>
-      </w:r>
-      <w:proofErr w:type="gramStart"/>
-      <w:r>
-        <w:rPr>
-          <w:sz w:val="21"/>
-        </w:rPr>
-        <w:t>main(</w:t>
-      </w:r>
-      <w:proofErr w:type="gramEnd"/>
-      <w:r>
-        <w:rPr>
-          <w:sz w:val="21"/>
-        </w:rPr>
-        <w:t>)</w:t>
-      </w:r>
-    </w:p>
-    <w:p>
-      <w:pPr>
-        <w:spacing w:before="190" w:after="190" w:line="240" w:lineRule="auto"/>
-        <w:ind w:firstLine="420"/>
-        <w:rPr>
-          <w:sz w:val="21"/>
-        </w:rPr>
-      </w:pPr>
-      <w:r>
-        <w:rPr>
-          <w:sz w:val="21"/>
-        </w:rPr>
-        <w:t>{</w:t>
-      </w:r>
-    </w:p>
-    <w:p>
-      <w:pPr>
-        <w:spacing w:before="190" w:after="190" w:line="240" w:lineRule="auto"/>
-        <w:ind w:firstLine="420"/>
-        <w:rPr>
-          <w:sz w:val="21"/>
-        </w:rPr>
-      </w:pPr>
-      <w:r>
-        <w:rPr>
-          <w:sz w:val="21"/>
-        </w:rPr>
-        <w:t xml:space="preserve">  unsigned char </w:t>
-      </w:r>
-      <w:proofErr w:type="spellStart"/>
-      <w:r>
-        <w:rPr>
-          <w:sz w:val="21"/>
-        </w:rPr>
-        <w:t>len_</w:t>
-      </w:r>
-      <w:proofErr w:type="gramStart"/>
-      <w:r>
-        <w:rPr>
-          <w:sz w:val="21"/>
-        </w:rPr>
-        <w:t>w</w:t>
-      </w:r>
-      <w:proofErr w:type="spellEnd"/>
-      <w:r>
-        <w:rPr>
-          <w:sz w:val="21"/>
-        </w:rPr>
-        <w:t>;</w:t>
-      </w:r>
-      <w:proofErr w:type="gramEnd"/>
-    </w:p>
-    <w:p>
-      <w:pPr>
-        <w:spacing w:before="190" w:after="190" w:line="240" w:lineRule="auto"/>
-        <w:ind w:firstLine="420"/>
-        <w:rPr>
-          <w:sz w:val="21"/>
-        </w:rPr>
-      </w:pPr>
-      <w:r>
-        <w:rPr>
-          <w:sz w:val="21"/>
-        </w:rPr>
-        <w:t xml:space="preserve">  unsigned char </w:t>
-      </w:r>
-      <w:proofErr w:type="spellStart"/>
-      <w:r>
-        <w:rPr>
-          <w:sz w:val="21"/>
-        </w:rPr>
-        <w:t>str_yw</w:t>
-      </w:r>
-      <w:proofErr w:type="spellEnd"/>
-      <w:r>
-        <w:rPr>
-          <w:sz w:val="21"/>
-        </w:rPr>
-        <w:t>[12];//</w:t>
-      </w:r>
-      <w:r>
-        <w:rPr>
-          <w:sz w:val="21"/>
-        </w:rPr>
-        <w:t>光照强度</w:t>
-      </w:r>
-    </w:p>
-    <w:p>
-      <w:pPr>
-        <w:spacing w:before="190" w:after="190" w:line="240" w:lineRule="auto"/>
-        <w:ind w:firstLine="420"/>
-        <w:rPr>
-          <w:sz w:val="21"/>
-        </w:rPr>
-      </w:pPr>
-      <w:r>
-        <w:rPr>
-          <w:sz w:val="21"/>
-        </w:rPr>
-        <w:t xml:space="preserve">  InitLcd1602();     //</w:t>
-      </w:r>
-      <w:r>
-        <w:rPr>
-          <w:sz w:val="21"/>
-        </w:rPr>
-        <w:t>初始化液晶</w:t>
-      </w:r>
-    </w:p>
-    <w:p>
-      <w:pPr>
-        <w:spacing w:before="190" w:after="190" w:line="240" w:lineRule="auto"/>
-        <w:ind w:firstLine="420"/>
-        <w:rPr>
-          <w:sz w:val="21"/>
-        </w:rPr>
-      </w:pPr>
-      <w:r>
-        <w:rPr>
-          <w:sz w:val="21"/>
-        </w:rPr>
-        <w:t xml:space="preserve">  </w:t>
-      </w:r>
-      <w:proofErr w:type="spellStart"/>
-      <w:r>
-        <w:rPr>
-          <w:sz w:val="21"/>
-        </w:rPr>
-        <w:t>LcdShowStr</w:t>
-      </w:r>
-      <w:proofErr w:type="spellEnd"/>
-      <w:r>
-        <w:rPr>
-          <w:sz w:val="21"/>
-        </w:rPr>
-        <w:t>(0, 1,"Light:");</w:t>
-      </w:r>
-      <w:r>
-        <w:rPr>
-          <w:sz w:val="21"/>
-        </w:rPr>
-        <w:tab/>
-        <w:t>//</w:t>
-      </w:r>
-      <w:r>
-        <w:rPr>
-          <w:sz w:val="21"/>
-        </w:rPr>
-        <w:t>单位勒克斯（</w:t>
-      </w:r>
-      <w:r>
-        <w:rPr>
-          <w:sz w:val="21"/>
-        </w:rPr>
-        <w:t>lux</w:t>
-      </w:r>
-      <w:r>
-        <w:rPr>
-          <w:sz w:val="21"/>
-        </w:rPr>
-        <w:t>或</w:t>
-      </w:r>
-      <w:r>
-        <w:rPr>
-          <w:sz w:val="21"/>
-        </w:rPr>
-        <w:t>lx</w:t>
-      </w:r>
-      <w:r>
-        <w:rPr>
-          <w:sz w:val="21"/>
-        </w:rPr>
-        <w:t>）</w:t>
-      </w:r>
-    </w:p>
-    <w:p>
-      <w:pPr>
-        <w:spacing w:before="190" w:after="190" w:line="240" w:lineRule="auto"/>
-        <w:ind w:firstLine="420"/>
-        <w:rPr>
-          <w:sz w:val="21"/>
-        </w:rPr>
-      </w:pPr>
-      <w:r>
-        <w:rPr>
-          <w:sz w:val="21"/>
-        </w:rPr>
-        <w:t xml:space="preserve"> // </w:t>
-      </w:r>
-      <w:proofErr w:type="spellStart"/>
-      <w:r>
-        <w:rPr>
-          <w:sz w:val="21"/>
-        </w:rPr>
-        <w:t>LcdShowStr</w:t>
-      </w:r>
-      <w:proofErr w:type="spellEnd"/>
-      <w:r>
-        <w:rPr>
-          <w:sz w:val="21"/>
-        </w:rPr>
-        <w:t>(0, 1,"Set:300Lx");</w:t>
-      </w:r>
-      <w:r>
-        <w:rPr>
-          <w:sz w:val="21"/>
-        </w:rPr>
-        <w:tab/>
-        <w:t>//</w:t>
-      </w:r>
-      <w:r>
-        <w:rPr>
-          <w:sz w:val="21"/>
-        </w:rPr>
-        <w:t>单位勒克斯（</w:t>
-      </w:r>
-      <w:r>
-        <w:rPr>
-          <w:sz w:val="21"/>
-        </w:rPr>
-        <w:t>lux</w:t>
-      </w:r>
-      <w:r>
-        <w:rPr>
-          <w:sz w:val="21"/>
-        </w:rPr>
-        <w:t>或</w:t>
-      </w:r>
-      <w:r>
-        <w:rPr>
-          <w:sz w:val="21"/>
-        </w:rPr>
-        <w:t>lx</w:t>
-      </w:r>
-      <w:r>
-        <w:rPr>
-          <w:sz w:val="21"/>
-        </w:rPr>
-        <w:t>）</w:t>
-      </w:r>
-    </w:p>
-    <w:p>
-      <w:pPr>
-        <w:spacing w:before="190" w:after="190" w:line="240" w:lineRule="auto"/>
-        <w:ind w:firstLine="420"/>
-        <w:rPr>
-          <w:sz w:val="21"/>
-        </w:rPr>
-      </w:pPr>
-      <w:r>
-        <w:rPr>
-          <w:sz w:val="21"/>
-        </w:rPr>
-        <w:t xml:space="preserve">  </w:t>
-      </w:r>
-      <w:proofErr w:type="gramStart"/>
-      <w:r>
-        <w:rPr>
-          <w:sz w:val="21"/>
-        </w:rPr>
-        <w:t>while(</w:t>
-      </w:r>
-      <w:proofErr w:type="gramEnd"/>
-      <w:r>
-        <w:rPr>
-          <w:sz w:val="21"/>
-        </w:rPr>
-        <w:t>1)</w:t>
-      </w:r>
-    </w:p>
-    <w:p>
-      <w:pPr>
-        <w:spacing w:before="190" w:after="190" w:line="240" w:lineRule="auto"/>
-        <w:ind w:firstLine="420"/>
-        <w:rPr>
-          <w:sz w:val="21"/>
-        </w:rPr>
-      </w:pPr>
-      <w:r>
-        <w:rPr>
-          <w:sz w:val="21"/>
-        </w:rPr>
-        <w:t xml:space="preserve"> {</w:t>
-      </w:r>
-    </w:p>
-    <w:p>
-      <w:pPr>
-        <w:spacing w:before="190" w:after="190" w:line="240" w:lineRule="auto"/>
-        <w:ind w:firstLine="420"/>
-        <w:rPr>
-          <w:sz w:val="21"/>
-        </w:rPr>
-      </w:pPr>
-      <w:r>
-        <w:rPr>
-          <w:sz w:val="21"/>
-        </w:rPr>
-        <w:t xml:space="preserve">    </w:t>
-      </w:r>
-      <w:proofErr w:type="spellStart"/>
-      <w:r>
-        <w:rPr>
-          <w:sz w:val="21"/>
-        </w:rPr>
-        <w:t>Delay_</w:t>
-      </w:r>
-      <w:proofErr w:type="gramStart"/>
-      <w:r>
-        <w:rPr>
-          <w:sz w:val="21"/>
-        </w:rPr>
-        <w:t>Ms</w:t>
-      </w:r>
-      <w:proofErr w:type="spellEnd"/>
-      <w:r>
-        <w:rPr>
-          <w:sz w:val="21"/>
-        </w:rPr>
-        <w:t>(</w:t>
-      </w:r>
-      <w:proofErr w:type="gramEnd"/>
-      <w:r>
-        <w:rPr>
-          <w:sz w:val="21"/>
-        </w:rPr>
-        <w:t>100</w:t>
-      </w:r>
-      <w:proofErr w:type="gramStart"/>
-      <w:r>
-        <w:rPr>
-          <w:sz w:val="21"/>
-        </w:rPr>
-        <w:t>);</w:t>
-      </w:r>
-      <w:proofErr w:type="gramEnd"/>
-    </w:p>
-    <w:p>
-      <w:pPr>
-        <w:spacing w:before="190" w:after="190" w:line="240" w:lineRule="auto"/>
-        <w:ind w:firstLine="420"/>
-        <w:rPr>
-          <w:sz w:val="21"/>
-        </w:rPr>
-      </w:pPr>
-      <w:r>
-        <w:rPr>
-          <w:sz w:val="21"/>
-        </w:rPr>
-        <w:t xml:space="preserve">    </w:t>
-      </w:r>
-      <w:proofErr w:type="spellStart"/>
-      <w:r>
-        <w:rPr>
-          <w:sz w:val="21"/>
-        </w:rPr>
-        <w:t>kssj</w:t>
-      </w:r>
-      <w:proofErr w:type="spellEnd"/>
-      <w:r>
-        <w:rPr>
-          <w:sz w:val="21"/>
-        </w:rPr>
-        <w:t>();  //</w:t>
-      </w:r>
-      <w:r>
-        <w:rPr>
-          <w:sz w:val="21"/>
-        </w:rPr>
-        <w:t>开始检测光照强度</w:t>
-      </w:r>
-    </w:p>
-    <w:p>
-      <w:pPr>
-        <w:spacing w:before="190" w:after="190" w:line="240" w:lineRule="auto"/>
-        <w:ind w:firstLine="420"/>
-        <w:rPr>
-          <w:sz w:val="21"/>
-        </w:rPr>
-      </w:pPr>
-      <w:r>
-        <w:rPr>
-          <w:sz w:val="21"/>
-        </w:rPr>
-        <w:tab/>
-        <w:t xml:space="preserve">        </w:t>
-      </w:r>
-      <w:proofErr w:type="spellStart"/>
-      <w:r>
-        <w:rPr>
-          <w:sz w:val="21"/>
-        </w:rPr>
-        <w:t>str_</w:t>
-      </w:r>
-      <w:proofErr w:type="gramStart"/>
-      <w:r>
-        <w:rPr>
-          <w:sz w:val="21"/>
-        </w:rPr>
-        <w:t>yw</w:t>
-      </w:r>
-      <w:proofErr w:type="spellEnd"/>
-      <w:r>
-        <w:rPr>
-          <w:sz w:val="21"/>
-        </w:rPr>
-        <w:t>[</w:t>
-      </w:r>
-      <w:proofErr w:type="gramEnd"/>
-      <w:r>
-        <w:rPr>
-          <w:sz w:val="21"/>
-        </w:rPr>
-        <w:t>0] = Value/100+</w:t>
-      </w:r>
-      <w:proofErr w:type="gramStart"/>
-      <w:r>
-        <w:rPr>
-          <w:sz w:val="21"/>
-        </w:rPr>
-        <w:t>0x30;</w:t>
-      </w:r>
-      <w:proofErr w:type="gramEnd"/>
-    </w:p>
-    <w:p>
-      <w:pPr>
-        <w:spacing w:before="190" w:after="190" w:line="240" w:lineRule="auto"/>
-        <w:ind w:firstLine="420"/>
-        <w:rPr>
-          <w:sz w:val="21"/>
-        </w:rPr>
-      </w:pPr>
-      <w:r>
-        <w:rPr>
-          <w:sz w:val="21"/>
-        </w:rPr>
-        <w:t xml:space="preserve">            </w:t>
-      </w:r>
-      <w:proofErr w:type="spellStart"/>
-      <w:r>
-        <w:rPr>
-          <w:sz w:val="21"/>
-        </w:rPr>
-        <w:t>str_</w:t>
-      </w:r>
-      <w:proofErr w:type="gramStart"/>
-      <w:r>
-        <w:rPr>
-          <w:sz w:val="21"/>
-        </w:rPr>
-        <w:t>yw</w:t>
-      </w:r>
-      <w:proofErr w:type="spellEnd"/>
-      <w:r>
-        <w:rPr>
-          <w:sz w:val="21"/>
-        </w:rPr>
-        <w:t>[</w:t>
-      </w:r>
-      <w:proofErr w:type="gramEnd"/>
-      <w:r>
-        <w:rPr>
-          <w:sz w:val="21"/>
-        </w:rPr>
-        <w:t>1] = Value%100/10+</w:t>
-      </w:r>
-      <w:proofErr w:type="gramStart"/>
-      <w:r>
-        <w:rPr>
-          <w:sz w:val="21"/>
-        </w:rPr>
-        <w:t>0x30;</w:t>
-      </w:r>
-      <w:proofErr w:type="gramEnd"/>
-    </w:p>
-    <w:p>
-      <w:pPr>
-        <w:spacing w:before="190" w:after="190" w:line="240" w:lineRule="auto"/>
-        <w:ind w:firstLine="420"/>
-        <w:rPr>
-          <w:sz w:val="21"/>
-        </w:rPr>
-      </w:pPr>
-      <w:r>
-        <w:rPr>
-          <w:sz w:val="21"/>
-        </w:rPr>
-        <w:t xml:space="preserve">            </w:t>
-      </w:r>
-      <w:proofErr w:type="spellStart"/>
-      <w:r>
-        <w:rPr>
-          <w:sz w:val="21"/>
-        </w:rPr>
-        <w:t>str_</w:t>
-      </w:r>
-      <w:proofErr w:type="gramStart"/>
-      <w:r>
-        <w:rPr>
-          <w:sz w:val="21"/>
-        </w:rPr>
-        <w:t>yw</w:t>
-      </w:r>
-      <w:proofErr w:type="spellEnd"/>
-      <w:r>
-        <w:rPr>
-          <w:sz w:val="21"/>
-        </w:rPr>
-        <w:t>[</w:t>
-      </w:r>
-      <w:proofErr w:type="gramEnd"/>
-      <w:r>
-        <w:rPr>
-          <w:sz w:val="21"/>
-        </w:rPr>
-        <w:t>2] = Value%10+</w:t>
-      </w:r>
-      <w:proofErr w:type="gramStart"/>
-      <w:r>
-        <w:rPr>
-          <w:sz w:val="21"/>
-        </w:rPr>
-        <w:t>0x30;</w:t>
-      </w:r>
-      <w:proofErr w:type="gramEnd"/>
-    </w:p>
-    <w:p>
-      <w:pPr>
-        <w:spacing w:before="190" w:after="190" w:line="240" w:lineRule="auto"/>
-        <w:ind w:firstLine="420"/>
-        <w:rPr>
-          <w:sz w:val="21"/>
-        </w:rPr>
-      </w:pPr>
-      <w:r>
-        <w:rPr>
-          <w:sz w:val="21"/>
-        </w:rPr>
-        <w:tab/>
-      </w:r>
-      <w:r>
-        <w:rPr>
-          <w:sz w:val="21"/>
-        </w:rPr>
-        <w:tab/>
-        <w:t xml:space="preserve">    </w:t>
-      </w:r>
-      <w:proofErr w:type="spellStart"/>
-      <w:r>
-        <w:rPr>
-          <w:sz w:val="21"/>
-        </w:rPr>
-        <w:t>str_</w:t>
-      </w:r>
-      <w:proofErr w:type="gramStart"/>
-      <w:r>
-        <w:rPr>
-          <w:sz w:val="21"/>
-        </w:rPr>
-        <w:t>yw</w:t>
-      </w:r>
-      <w:proofErr w:type="spellEnd"/>
-      <w:r>
-        <w:rPr>
-          <w:sz w:val="21"/>
-        </w:rPr>
-        <w:t>[</w:t>
-      </w:r>
-      <w:proofErr w:type="gramEnd"/>
-      <w:r>
-        <w:rPr>
-          <w:sz w:val="21"/>
-        </w:rPr>
-        <w:t>3] = 'L</w:t>
-      </w:r>
-      <w:proofErr w:type="gramStart"/>
-      <w:r>
-        <w:rPr>
-          <w:sz w:val="21"/>
-        </w:rPr>
-        <w:t>';</w:t>
-      </w:r>
-      <w:proofErr w:type="gramEnd"/>
-    </w:p>
-    <w:p>
-      <w:pPr>
-        <w:spacing w:before="190" w:after="190" w:line="240" w:lineRule="auto"/>
-        <w:ind w:firstLine="420"/>
-        <w:rPr>
-          <w:sz w:val="21"/>
-        </w:rPr>
-      </w:pPr>
-      <w:r>
-        <w:rPr>
-          <w:sz w:val="21"/>
-        </w:rPr>
-        <w:t xml:space="preserve">            </w:t>
-      </w:r>
-      <w:proofErr w:type="spellStart"/>
-      <w:r>
-        <w:rPr>
-          <w:sz w:val="21"/>
-        </w:rPr>
-        <w:t>str_</w:t>
-      </w:r>
-      <w:proofErr w:type="gramStart"/>
-      <w:r>
-        <w:rPr>
-          <w:sz w:val="21"/>
-        </w:rPr>
-        <w:t>yw</w:t>
-      </w:r>
-      <w:proofErr w:type="spellEnd"/>
-      <w:r>
-        <w:rPr>
-          <w:sz w:val="21"/>
-        </w:rPr>
-        <w:t>[</w:t>
-      </w:r>
-      <w:proofErr w:type="gramEnd"/>
-      <w:r>
-        <w:rPr>
-          <w:sz w:val="21"/>
-        </w:rPr>
-        <w:t>4] = 'x</w:t>
-      </w:r>
-      <w:proofErr w:type="gramStart"/>
-      <w:r>
-        <w:rPr>
-          <w:sz w:val="21"/>
-        </w:rPr>
-        <w:t>';</w:t>
-      </w:r>
-      <w:proofErr w:type="gramEnd"/>
-    </w:p>
-    <w:p>
-      <w:pPr>
-        <w:spacing w:before="190" w:after="190" w:line="240" w:lineRule="auto"/>
-        <w:ind w:firstLine="420"/>
-        <w:rPr>
-          <w:sz w:val="21"/>
-        </w:rPr>
-      </w:pPr>
-      <w:r>
-        <w:rPr>
-          <w:sz w:val="21"/>
-        </w:rPr>
-        <w:tab/>
-      </w:r>
-      <w:r>
-        <w:rPr>
-          <w:sz w:val="21"/>
-        </w:rPr>
-        <w:tab/>
-      </w:r>
-      <w:r>
-        <w:rPr>
-          <w:sz w:val="21"/>
-        </w:rPr>
-        <w:tab/>
-      </w:r>
-      <w:proofErr w:type="spellStart"/>
-      <w:r>
-        <w:rPr>
-          <w:sz w:val="21"/>
-        </w:rPr>
-        <w:t>str_</w:t>
-      </w:r>
-      <w:proofErr w:type="gramStart"/>
-      <w:r>
-        <w:rPr>
-          <w:sz w:val="21"/>
-        </w:rPr>
-        <w:t>yw</w:t>
-      </w:r>
-      <w:proofErr w:type="spellEnd"/>
-      <w:r>
-        <w:rPr>
-          <w:sz w:val="21"/>
-        </w:rPr>
-        <w:t>[</w:t>
-      </w:r>
-      <w:proofErr w:type="gramEnd"/>
-      <w:r>
-        <w:rPr>
-          <w:sz w:val="21"/>
-        </w:rPr>
-        <w:t>5] = '\0</w:t>
-      </w:r>
-      <w:proofErr w:type="gramStart"/>
-      <w:r>
-        <w:rPr>
-          <w:sz w:val="21"/>
-        </w:rPr>
-        <w:t>';</w:t>
-      </w:r>
-      <w:proofErr w:type="gramEnd"/>
-    </w:p>
-    <w:p>
-      <w:pPr>
-        <w:spacing w:before="190" w:after="190" w:line="240" w:lineRule="auto"/>
-        <w:ind w:firstLine="420"/>
-        <w:rPr>
-          <w:sz w:val="21"/>
-        </w:rPr>
-      </w:pPr>
-    </w:p>
-    <w:p>
-      <w:pPr>
-        <w:spacing w:before="190" w:after="190" w:line="240" w:lineRule="auto"/>
-        <w:ind w:firstLine="420"/>
-        <w:rPr>
-          <w:sz w:val="21"/>
-        </w:rPr>
-      </w:pPr>
-      <w:r>
-        <w:rPr>
-          <w:sz w:val="21"/>
-        </w:rPr>
-        <w:lastRenderedPageBreak/>
-        <w:t xml:space="preserve">            </w:t>
-      </w:r>
-      <w:proofErr w:type="spellStart"/>
-      <w:proofErr w:type="gramStart"/>
-      <w:r>
-        <w:rPr>
-          <w:sz w:val="21"/>
-        </w:rPr>
-        <w:t>LcdShowStr</w:t>
-      </w:r>
-      <w:proofErr w:type="spellEnd"/>
-      <w:r>
-        <w:rPr>
-          <w:sz w:val="21"/>
-        </w:rPr>
-        <w:t>(</w:t>
-      </w:r>
-      <w:proofErr w:type="gramEnd"/>
-      <w:r>
-        <w:rPr>
-          <w:sz w:val="21"/>
-        </w:rPr>
-        <w:t xml:space="preserve">6, </w:t>
-      </w:r>
-      <w:proofErr w:type="gramStart"/>
-      <w:r>
-        <w:rPr>
-          <w:sz w:val="21"/>
-        </w:rPr>
-        <w:t>1,str</w:t>
-      </w:r>
-      <w:proofErr w:type="gramEnd"/>
-      <w:r>
-        <w:rPr>
-          <w:sz w:val="21"/>
-        </w:rPr>
-        <w:t>_yw</w:t>
-      </w:r>
-      <w:proofErr w:type="gramStart"/>
-      <w:r>
-        <w:rPr>
-          <w:sz w:val="21"/>
-        </w:rPr>
-        <w:t>);</w:t>
-      </w:r>
-      <w:proofErr w:type="gramEnd"/>
-    </w:p>
-    <w:p>
-      <w:pPr>
-        <w:spacing w:before="190" w:after="190" w:line="240" w:lineRule="auto"/>
-        <w:ind w:firstLine="420"/>
-        <w:rPr>
-          <w:sz w:val="21"/>
-        </w:rPr>
-      </w:pPr>
-    </w:p>
-    <w:p>
-      <w:pPr>
-        <w:spacing w:before="190" w:after="190" w:line="240" w:lineRule="auto"/>
-        <w:ind w:firstLine="420"/>
-        <w:rPr>
-          <w:sz w:val="21"/>
-        </w:rPr>
-      </w:pPr>
-      <w:r>
-        <w:rPr>
-          <w:sz w:val="21"/>
-        </w:rPr>
-        <w:t xml:space="preserve"> }</w:t>
-      </w:r>
-    </w:p>
-    <w:p>
-      <w:pPr>
-        <w:spacing w:before="190" w:after="190" w:line="240" w:lineRule="auto"/>
-        <w:ind w:firstLine="420"/>
-        <w:rPr>
-          <w:sz w:val="21"/>
-        </w:rPr>
-      </w:pPr>
-      <w:r>
-        <w:rPr>
-          <w:sz w:val="21"/>
-        </w:rPr>
-        <w:t>}</w:t>
-      </w:r>
-    </w:p>
-    <w:p>
-      <w:pPr>
-        <w:spacing w:before="190" w:after="190" w:line="240" w:lineRule="auto"/>
-        <w:ind w:firstLine="420"/>
-        <w:rPr>
-          <w:sz w:val="21"/>
-        </w:rPr>
-      </w:pPr>
-      <w:r>
-        <w:rPr>
-          <w:sz w:val="21"/>
-        </w:rPr>
-        <w:t xml:space="preserve">/* </w:t>
-      </w:r>
-      <w:proofErr w:type="gramStart"/>
-      <w:r>
-        <w:rPr>
-          <w:sz w:val="21"/>
-        </w:rPr>
-        <w:t>整型数</w:t>
-      </w:r>
-      <w:proofErr w:type="gramEnd"/>
-      <w:r>
-        <w:rPr>
-          <w:sz w:val="21"/>
-        </w:rPr>
-        <w:t>转换为字符串，</w:t>
-      </w:r>
-      <w:r>
-        <w:rPr>
-          <w:sz w:val="21"/>
-        </w:rPr>
-        <w:t>str-</w:t>
-      </w:r>
-      <w:r>
-        <w:rPr>
-          <w:sz w:val="21"/>
-        </w:rPr>
-        <w:t>字符串指针，</w:t>
-      </w:r>
-      <w:proofErr w:type="spellStart"/>
-      <w:r>
-        <w:rPr>
-          <w:sz w:val="21"/>
-        </w:rPr>
-        <w:t>dat</w:t>
-      </w:r>
-      <w:proofErr w:type="spellEnd"/>
-      <w:r>
-        <w:rPr>
-          <w:sz w:val="21"/>
-        </w:rPr>
-        <w:t>-</w:t>
-      </w:r>
-      <w:r>
-        <w:rPr>
-          <w:sz w:val="21"/>
-        </w:rPr>
-        <w:t>待转换数，返回值</w:t>
-      </w:r>
-      <w:r>
-        <w:rPr>
-          <w:sz w:val="21"/>
-        </w:rPr>
-        <w:t>-</w:t>
-      </w:r>
-      <w:r>
-        <w:rPr>
-          <w:sz w:val="21"/>
-        </w:rPr>
-        <w:t>字符串长度</w:t>
-      </w:r>
-      <w:r>
-        <w:rPr>
-          <w:sz w:val="21"/>
-        </w:rPr>
-        <w:t xml:space="preserve"> */</w:t>
-      </w:r>
-    </w:p>
-    <w:p>
-      <w:pPr>
-        <w:spacing w:before="190" w:after="190" w:line="240" w:lineRule="auto"/>
-        <w:ind w:firstLine="420"/>
-        <w:rPr>
-          <w:sz w:val="21"/>
-        </w:rPr>
-      </w:pPr>
-      <w:r>
-        <w:rPr>
-          <w:sz w:val="21"/>
-        </w:rPr>
-        <w:t xml:space="preserve">unsigned char </w:t>
-      </w:r>
-      <w:proofErr w:type="spellStart"/>
-      <w:proofErr w:type="gramStart"/>
-      <w:r>
-        <w:rPr>
-          <w:sz w:val="21"/>
-        </w:rPr>
-        <w:t>IntToString</w:t>
-      </w:r>
-      <w:proofErr w:type="spellEnd"/>
-      <w:r>
-        <w:rPr>
-          <w:sz w:val="21"/>
-        </w:rPr>
-        <w:t>(</w:t>
-      </w:r>
-      <w:proofErr w:type="gramEnd"/>
-      <w:r>
-        <w:rPr>
-          <w:sz w:val="21"/>
-        </w:rPr>
-        <w:t xml:space="preserve">unsigned char *str, int </w:t>
-      </w:r>
-      <w:proofErr w:type="spellStart"/>
-      <w:r>
-        <w:rPr>
-          <w:sz w:val="21"/>
-        </w:rPr>
-        <w:t>dat</w:t>
-      </w:r>
-      <w:proofErr w:type="spellEnd"/>
-      <w:r>
-        <w:rPr>
-          <w:sz w:val="21"/>
-        </w:rPr>
-        <w:t>)</w:t>
-      </w:r>
-    </w:p>
-    <w:p>
-      <w:pPr>
-        <w:spacing w:before="190" w:after="190" w:line="240" w:lineRule="auto"/>
-        <w:ind w:firstLine="420"/>
-        <w:rPr>
-          <w:sz w:val="21"/>
-        </w:rPr>
-      </w:pPr>
-      <w:r>
-        <w:rPr>
-          <w:sz w:val="21"/>
-        </w:rPr>
-        <w:t>{</w:t>
-      </w:r>
-    </w:p>
-    <w:p>
-      <w:pPr>
-        <w:spacing w:before="190" w:after="190" w:line="240" w:lineRule="auto"/>
-        <w:ind w:firstLine="420"/>
-        <w:rPr>
-          <w:sz w:val="21"/>
-        </w:rPr>
-      </w:pPr>
-      <w:r>
-        <w:rPr>
-          <w:sz w:val="21"/>
-        </w:rPr>
-        <w:t xml:space="preserve">    signed char </w:t>
-      </w:r>
-      <w:proofErr w:type="spellStart"/>
-      <w:r>
-        <w:rPr>
-          <w:sz w:val="21"/>
-        </w:rPr>
-        <w:t>i</w:t>
-      </w:r>
-      <w:proofErr w:type="spellEnd"/>
-      <w:r>
-        <w:rPr>
-          <w:sz w:val="21"/>
-        </w:rPr>
-        <w:t xml:space="preserve"> = </w:t>
-      </w:r>
-      <w:proofErr w:type="gramStart"/>
-      <w:r>
-        <w:rPr>
-          <w:sz w:val="21"/>
-        </w:rPr>
-        <w:t>0;</w:t>
-      </w:r>
-      <w:proofErr w:type="gramEnd"/>
-    </w:p>
-    <w:p>
-      <w:pPr>
-        <w:spacing w:before="190" w:after="190" w:line="240" w:lineRule="auto"/>
-        <w:ind w:firstLine="420"/>
-        <w:rPr>
-          <w:sz w:val="21"/>
-        </w:rPr>
-      </w:pPr>
-      <w:r>
-        <w:rPr>
-          <w:sz w:val="21"/>
-        </w:rPr>
-        <w:t xml:space="preserve">    unsigned char </w:t>
-      </w:r>
-      <w:proofErr w:type="spellStart"/>
-      <w:r>
-        <w:rPr>
-          <w:sz w:val="21"/>
-        </w:rPr>
-        <w:t>len</w:t>
-      </w:r>
-      <w:proofErr w:type="spellEnd"/>
-      <w:r>
-        <w:rPr>
-          <w:sz w:val="21"/>
-        </w:rPr>
-        <w:t xml:space="preserve"> = </w:t>
-      </w:r>
-      <w:proofErr w:type="gramStart"/>
-      <w:r>
-        <w:rPr>
-          <w:sz w:val="21"/>
-        </w:rPr>
-        <w:t>0;</w:t>
-      </w:r>
-      <w:proofErr w:type="gramEnd"/>
-    </w:p>
-    <w:p>
-      <w:pPr>
-        <w:spacing w:before="190" w:after="190" w:line="240" w:lineRule="auto"/>
-        <w:ind w:firstLine="420"/>
-        <w:rPr>
-          <w:sz w:val="21"/>
-        </w:rPr>
-      </w:pPr>
-      <w:r>
-        <w:rPr>
-          <w:sz w:val="21"/>
-        </w:rPr>
-        <w:t xml:space="preserve">    unsigned char </w:t>
-      </w:r>
-      <w:proofErr w:type="spellStart"/>
-      <w:proofErr w:type="gramStart"/>
-      <w:r>
-        <w:rPr>
-          <w:sz w:val="21"/>
-        </w:rPr>
-        <w:t>buf</w:t>
-      </w:r>
-      <w:proofErr w:type="spellEnd"/>
-      <w:r>
-        <w:rPr>
-          <w:sz w:val="21"/>
-        </w:rPr>
-        <w:t>[</w:t>
-      </w:r>
-      <w:proofErr w:type="gramEnd"/>
-      <w:r>
-        <w:rPr>
-          <w:sz w:val="21"/>
-        </w:rPr>
-        <w:t>6</w:t>
-      </w:r>
-      <w:proofErr w:type="gramStart"/>
-      <w:r>
-        <w:rPr>
-          <w:sz w:val="21"/>
-        </w:rPr>
-        <w:t>];</w:t>
-      </w:r>
-      <w:proofErr w:type="gramEnd"/>
-    </w:p>
-    <w:p>
-      <w:pPr>
-        <w:spacing w:before="190" w:after="190" w:line="240" w:lineRule="auto"/>
-        <w:ind w:firstLine="420"/>
-        <w:rPr>
-          <w:sz w:val="21"/>
-        </w:rPr>
-      </w:pPr>
-      <w:r>
-        <w:rPr>
-          <w:sz w:val="21"/>
-        </w:rPr>
-        <w:t xml:space="preserve">    </w:t>
-      </w:r>
-    </w:p>
-    <w:p>
-      <w:pPr>
-        <w:spacing w:before="190" w:after="190" w:line="240" w:lineRule="auto"/>
-        <w:ind w:firstLine="420"/>
-        <w:rPr>
-          <w:sz w:val="21"/>
-        </w:rPr>
-      </w:pPr>
-      <w:r>
-        <w:rPr>
-          <w:sz w:val="21"/>
-        </w:rPr>
-        <w:t xml:space="preserve">    if (</w:t>
-      </w:r>
-      <w:proofErr w:type="spellStart"/>
-      <w:r>
-        <w:rPr>
-          <w:sz w:val="21"/>
-        </w:rPr>
-        <w:t>dat</w:t>
-      </w:r>
-      <w:proofErr w:type="spellEnd"/>
-      <w:r>
-        <w:rPr>
-          <w:sz w:val="21"/>
-        </w:rPr>
-        <w:t xml:space="preserve"> &lt; 0)  //</w:t>
-      </w:r>
-      <w:r>
-        <w:rPr>
-          <w:sz w:val="21"/>
-        </w:rPr>
-        <w:t>如果为负数，首先</w:t>
-      </w:r>
-    </w:p>
-    <w:p>
-      <w:pPr>
-        <w:spacing w:before="190" w:after="190" w:line="240" w:lineRule="auto"/>
-        <w:ind w:firstLine="420"/>
-        <w:rPr>
-          <w:sz w:val="21"/>
-        </w:rPr>
-      </w:pPr>
-      <w:r>
-        <w:rPr>
-          <w:sz w:val="21"/>
-        </w:rPr>
-        <w:tab/>
-      </w:r>
-    </w:p>
-    <w:p>
-      <w:pPr>
-        <w:spacing w:before="190" w:after="190" w:line="240" w:lineRule="auto"/>
-        <w:ind w:firstLine="420"/>
-        <w:rPr>
-          <w:sz w:val="21"/>
-        </w:rPr>
-      </w:pPr>
-      <w:r>
-        <w:rPr>
-          <w:sz w:val="21"/>
-        </w:rPr>
-        <w:t xml:space="preserve">    {</w:t>
-      </w:r>
-    </w:p>
-    <w:p>
-      <w:pPr>
-        <w:spacing w:before="190" w:after="190" w:line="240" w:lineRule="auto"/>
-        <w:ind w:firstLine="420"/>
-        <w:rPr>
-          <w:sz w:val="21"/>
-        </w:rPr>
-      </w:pPr>
-      <w:r>
-        <w:rPr>
-          <w:sz w:val="21"/>
-        </w:rPr>
-        <w:t xml:space="preserve">        </w:t>
-      </w:r>
-      <w:proofErr w:type="spellStart"/>
-      <w:r>
-        <w:rPr>
-          <w:sz w:val="21"/>
-        </w:rPr>
-        <w:t>dat</w:t>
-      </w:r>
-      <w:proofErr w:type="spellEnd"/>
-      <w:r>
-        <w:rPr>
-          <w:sz w:val="21"/>
-        </w:rPr>
-        <w:t xml:space="preserve"> = -</w:t>
-      </w:r>
-      <w:proofErr w:type="spellStart"/>
-      <w:proofErr w:type="gramStart"/>
-      <w:r>
-        <w:rPr>
-          <w:sz w:val="21"/>
-        </w:rPr>
-        <w:t>dat</w:t>
-      </w:r>
-      <w:proofErr w:type="spellEnd"/>
-      <w:r>
-        <w:rPr>
-          <w:sz w:val="21"/>
-        </w:rPr>
-        <w:t>;</w:t>
-      </w:r>
-      <w:proofErr w:type="gramEnd"/>
-    </w:p>
-    <w:p>
-      <w:pPr>
-        <w:spacing w:before="190" w:after="190" w:line="240" w:lineRule="auto"/>
-        <w:ind w:firstLine="420"/>
-        <w:rPr>
-          <w:sz w:val="21"/>
-        </w:rPr>
-      </w:pPr>
-      <w:r>
-        <w:rPr>
-          <w:sz w:val="21"/>
-        </w:rPr>
-        <w:t xml:space="preserve">        *str++ = '-</w:t>
-      </w:r>
-      <w:proofErr w:type="gramStart"/>
-      <w:r>
-        <w:rPr>
-          <w:sz w:val="21"/>
-        </w:rPr>
-        <w:t>';</w:t>
-      </w:r>
-      <w:proofErr w:type="gramEnd"/>
-    </w:p>
-    <w:p>
-      <w:pPr>
-        <w:spacing w:before="190" w:after="190" w:line="240" w:lineRule="auto"/>
-        <w:ind w:firstLine="420"/>
-        <w:rPr>
-          <w:sz w:val="21"/>
-        </w:rPr>
-      </w:pPr>
-      <w:r>
-        <w:rPr>
-          <w:sz w:val="21"/>
-        </w:rPr>
-        <w:t xml:space="preserve">        </w:t>
-      </w:r>
-      <w:proofErr w:type="spellStart"/>
-      <w:r>
-        <w:rPr>
-          <w:sz w:val="21"/>
-        </w:rPr>
-        <w:t>len</w:t>
-      </w:r>
-      <w:proofErr w:type="spellEnd"/>
-      <w:r>
-        <w:rPr>
-          <w:sz w:val="21"/>
-        </w:rPr>
-        <w:t>+</w:t>
-      </w:r>
-      <w:proofErr w:type="gramStart"/>
-      <w:r>
-        <w:rPr>
-          <w:sz w:val="21"/>
-        </w:rPr>
-        <w:t>+;</w:t>
-      </w:r>
-      <w:proofErr w:type="gramEnd"/>
-    </w:p>
-    <w:p>
-      <w:pPr>
-        <w:spacing w:before="190" w:after="190" w:line="240" w:lineRule="auto"/>
-        <w:ind w:firstLine="420"/>
-        <w:rPr>
-          <w:sz w:val="21"/>
-        </w:rPr>
-      </w:pPr>
-      <w:r>
-        <w:rPr>
-          <w:sz w:val="21"/>
-        </w:rPr>
-        <w:t xml:space="preserve">    }</w:t>
-      </w:r>
-    </w:p>
-    <w:p>
-      <w:pPr>
-        <w:spacing w:before="190" w:after="190" w:line="240" w:lineRule="auto"/>
-        <w:ind w:firstLine="420"/>
-        <w:rPr>
-          <w:sz w:val="21"/>
-        </w:rPr>
-      </w:pPr>
-      <w:r>
-        <w:rPr>
-          <w:sz w:val="21"/>
-        </w:rPr>
-        <w:t xml:space="preserve">    do {          //</w:t>
-      </w:r>
-      <w:r>
-        <w:rPr>
-          <w:sz w:val="21"/>
-        </w:rPr>
-        <w:t>先转换为低位在前的十进制数组</w:t>
-      </w:r>
-    </w:p>
-    <w:p>
-      <w:pPr>
-        <w:spacing w:before="190" w:after="190" w:line="240" w:lineRule="auto"/>
-        <w:ind w:firstLine="420"/>
-        <w:rPr>
-          <w:sz w:val="21"/>
-        </w:rPr>
-      </w:pPr>
-      <w:r>
-        <w:rPr>
-          <w:sz w:val="21"/>
-        </w:rPr>
-        <w:t xml:space="preserve">        </w:t>
-      </w:r>
-      <w:proofErr w:type="spellStart"/>
-      <w:r>
-        <w:rPr>
-          <w:sz w:val="21"/>
-        </w:rPr>
-        <w:t>buf</w:t>
-      </w:r>
-      <w:proofErr w:type="spellEnd"/>
-      <w:r>
-        <w:rPr>
-          <w:sz w:val="21"/>
-        </w:rPr>
-        <w:t>[</w:t>
-      </w:r>
-      <w:proofErr w:type="spellStart"/>
-      <w:r>
-        <w:rPr>
-          <w:sz w:val="21"/>
-        </w:rPr>
-        <w:t>i</w:t>
-      </w:r>
-      <w:proofErr w:type="spellEnd"/>
-      <w:r>
-        <w:rPr>
-          <w:sz w:val="21"/>
-        </w:rPr>
-        <w:t xml:space="preserve">++] = </w:t>
-      </w:r>
-      <w:proofErr w:type="spellStart"/>
-      <w:r>
-        <w:rPr>
-          <w:sz w:val="21"/>
-        </w:rPr>
-        <w:t>dat</w:t>
-      </w:r>
-      <w:proofErr w:type="spellEnd"/>
-      <w:r>
-        <w:rPr>
-          <w:sz w:val="21"/>
-        </w:rPr>
-        <w:t xml:space="preserve"> % </w:t>
-      </w:r>
-      <w:proofErr w:type="gramStart"/>
-      <w:r>
-        <w:rPr>
-          <w:sz w:val="21"/>
-        </w:rPr>
-        <w:t>10;</w:t>
-      </w:r>
-      <w:proofErr w:type="gramEnd"/>
-    </w:p>
-    <w:p>
-      <w:pPr>
-        <w:spacing w:before="190" w:after="190" w:line="240" w:lineRule="auto"/>
-        <w:ind w:firstLine="420"/>
-        <w:rPr>
-          <w:sz w:val="21"/>
-        </w:rPr>
-      </w:pPr>
-      <w:r>
-        <w:rPr>
-          <w:sz w:val="21"/>
-        </w:rPr>
-        <w:t xml:space="preserve">        </w:t>
-      </w:r>
-      <w:proofErr w:type="spellStart"/>
-      <w:r>
-        <w:rPr>
-          <w:sz w:val="21"/>
-        </w:rPr>
-        <w:t>dat</w:t>
-      </w:r>
-      <w:proofErr w:type="spellEnd"/>
-      <w:r>
-        <w:rPr>
-          <w:sz w:val="21"/>
-        </w:rPr>
-        <w:t xml:space="preserve"> /= </w:t>
-      </w:r>
-      <w:proofErr w:type="gramStart"/>
-      <w:r>
-        <w:rPr>
-          <w:sz w:val="21"/>
-        </w:rPr>
-        <w:t>10;</w:t>
-      </w:r>
-      <w:proofErr w:type="gramEnd"/>
-    </w:p>
-    <w:p>
-      <w:pPr>
-        <w:spacing w:before="190" w:after="190" w:line="240" w:lineRule="auto"/>
-        <w:ind w:firstLine="420"/>
-        <w:rPr>
-          <w:sz w:val="21"/>
-        </w:rPr>
-      </w:pPr>
-      <w:r>
-        <w:rPr>
-          <w:sz w:val="21"/>
-        </w:rPr>
-        <w:t xml:space="preserve">    } while (</w:t>
-      </w:r>
-      <w:proofErr w:type="spellStart"/>
-      <w:r>
-        <w:rPr>
-          <w:sz w:val="21"/>
-        </w:rPr>
-        <w:t>dat</w:t>
-      </w:r>
-      <w:proofErr w:type="spellEnd"/>
-      <w:r>
-        <w:rPr>
-          <w:sz w:val="21"/>
-        </w:rPr>
-        <w:t xml:space="preserve"> &gt; 0</w:t>
-      </w:r>
-      <w:proofErr w:type="gramStart"/>
-      <w:r>
-        <w:rPr>
-          <w:sz w:val="21"/>
-        </w:rPr>
-        <w:t>);</w:t>
-      </w:r>
-      <w:proofErr w:type="gramEnd"/>
-    </w:p>
-    <w:p>
-      <w:pPr>
-        <w:spacing w:before="190" w:after="190" w:line="240" w:lineRule="auto"/>
-        <w:ind w:firstLine="420"/>
-        <w:rPr>
-          <w:sz w:val="21"/>
-        </w:rPr>
-      </w:pPr>
-      <w:r>
-        <w:rPr>
-          <w:sz w:val="21"/>
-        </w:rPr>
-        <w:t xml:space="preserve">    </w:t>
-      </w:r>
-      <w:proofErr w:type="spellStart"/>
-      <w:r>
-        <w:rPr>
-          <w:sz w:val="21"/>
-        </w:rPr>
-        <w:t>len</w:t>
-      </w:r>
-      <w:proofErr w:type="spellEnd"/>
-      <w:r>
-        <w:rPr>
-          <w:sz w:val="21"/>
-        </w:rPr>
-        <w:t xml:space="preserve"> += </w:t>
-      </w:r>
-      <w:proofErr w:type="spellStart"/>
-      <w:r>
-        <w:rPr>
-          <w:sz w:val="21"/>
-        </w:rPr>
-        <w:t>i</w:t>
-      </w:r>
-      <w:proofErr w:type="spellEnd"/>
-      <w:r>
-        <w:rPr>
-          <w:sz w:val="21"/>
-        </w:rPr>
-        <w:t>;     //</w:t>
-      </w:r>
-      <w:proofErr w:type="spellStart"/>
-      <w:r>
-        <w:rPr>
-          <w:sz w:val="21"/>
-        </w:rPr>
-        <w:t>i</w:t>
-      </w:r>
-      <w:proofErr w:type="spellEnd"/>
-      <w:r>
-        <w:rPr>
-          <w:sz w:val="21"/>
-        </w:rPr>
-        <w:t>最后的值就是有效字符的个数</w:t>
-      </w:r>
-    </w:p>
-    <w:p>
-      <w:pPr>
-        <w:spacing w:before="190" w:after="190" w:line="240" w:lineRule="auto"/>
-        <w:ind w:firstLine="420"/>
-        <w:rPr>
-          <w:sz w:val="21"/>
-        </w:rPr>
-      </w:pPr>
-      <w:r>
-        <w:rPr>
-          <w:sz w:val="21"/>
-        </w:rPr>
-        <w:t xml:space="preserve">    while (</w:t>
-      </w:r>
-      <w:proofErr w:type="spellStart"/>
-      <w:r>
-        <w:rPr>
-          <w:sz w:val="21"/>
-        </w:rPr>
-        <w:t>i</w:t>
-      </w:r>
-      <w:proofErr w:type="spellEnd"/>
-      <w:r>
-        <w:rPr>
-          <w:sz w:val="21"/>
-        </w:rPr>
-        <w:t>-- &gt; 0)   //</w:t>
-      </w:r>
-      <w:r>
-        <w:rPr>
-          <w:sz w:val="21"/>
-        </w:rPr>
-        <w:t>将数组值转换为</w:t>
-      </w:r>
-      <w:r>
-        <w:rPr>
-          <w:sz w:val="21"/>
-        </w:rPr>
-        <w:t>ASCII</w:t>
-      </w:r>
-      <w:r>
-        <w:rPr>
-          <w:sz w:val="21"/>
-        </w:rPr>
-        <w:t>码反向拷贝到接收指针上</w:t>
-      </w:r>
-    </w:p>
-    <w:p>
-      <w:pPr>
-        <w:spacing w:before="190" w:after="190" w:line="240" w:lineRule="auto"/>
-        <w:ind w:firstLine="420"/>
-        <w:rPr>
-          <w:sz w:val="21"/>
-        </w:rPr>
-      </w:pPr>
-      <w:r>
-        <w:rPr>
-          <w:sz w:val="21"/>
-        </w:rPr>
-        <w:lastRenderedPageBreak/>
-        <w:t xml:space="preserve">    {</w:t>
-      </w:r>
-    </w:p>
-    <w:p>
-      <w:pPr>
-        <w:spacing w:before="190" w:after="190" w:line="240" w:lineRule="auto"/>
-        <w:ind w:firstLine="420"/>
-        <w:rPr>
-          <w:sz w:val="21"/>
-        </w:rPr>
-      </w:pPr>
-      <w:r>
-        <w:rPr>
-          <w:sz w:val="21"/>
-        </w:rPr>
-        <w:t xml:space="preserve">        *str++ = </w:t>
-      </w:r>
-      <w:proofErr w:type="spellStart"/>
-      <w:r>
-        <w:rPr>
-          <w:sz w:val="21"/>
-        </w:rPr>
-        <w:t>buf</w:t>
-      </w:r>
-      <w:proofErr w:type="spellEnd"/>
-      <w:r>
-        <w:rPr>
-          <w:sz w:val="21"/>
-        </w:rPr>
-        <w:t>[</w:t>
-      </w:r>
-      <w:proofErr w:type="spellStart"/>
-      <w:r>
-        <w:rPr>
-          <w:sz w:val="21"/>
-        </w:rPr>
-        <w:t>i</w:t>
-      </w:r>
-      <w:proofErr w:type="spellEnd"/>
-      <w:r>
-        <w:rPr>
-          <w:sz w:val="21"/>
-        </w:rPr>
-        <w:t>] + '0</w:t>
-      </w:r>
-      <w:proofErr w:type="gramStart"/>
-      <w:r>
-        <w:rPr>
-          <w:sz w:val="21"/>
-        </w:rPr>
-        <w:t>';</w:t>
-      </w:r>
-      <w:proofErr w:type="gramEnd"/>
-    </w:p>
-    <w:p>
-      <w:pPr>
-        <w:spacing w:before="190" w:after="190" w:line="240" w:lineRule="auto"/>
-        <w:ind w:firstLine="420"/>
-        <w:rPr>
-          <w:sz w:val="21"/>
-        </w:rPr>
-      </w:pPr>
-      <w:r>
-        <w:rPr>
-          <w:sz w:val="21"/>
-        </w:rPr>
-        <w:t xml:space="preserve">    }</w:t>
-      </w:r>
-    </w:p>
-    <w:p>
-      <w:pPr>
-        <w:spacing w:before="190" w:after="190" w:line="240" w:lineRule="auto"/>
-        <w:ind w:firstLine="420"/>
-        <w:rPr>
-          <w:sz w:val="21"/>
-        </w:rPr>
-      </w:pPr>
-    </w:p>
-    <w:p>
-      <w:pPr>
-        <w:spacing w:before="190" w:after="190" w:line="240" w:lineRule="auto"/>
-        <w:ind w:firstLine="420"/>
-        <w:rPr>
-          <w:sz w:val="21"/>
-        </w:rPr>
-      </w:pPr>
-      <w:r>
-        <w:rPr>
-          <w:sz w:val="21"/>
-        </w:rPr>
-        <w:t xml:space="preserve">    *str = '\0';  //</w:t>
-      </w:r>
-      <w:r>
-        <w:rPr>
-          <w:sz w:val="21"/>
-        </w:rPr>
-        <w:t>添加字符串结束符</w:t>
-      </w:r>
-    </w:p>
-    <w:p>
-      <w:pPr>
-        <w:spacing w:before="190" w:after="190" w:line="240" w:lineRule="auto"/>
-        <w:ind w:firstLine="420"/>
-        <w:rPr>
-          <w:sz w:val="21"/>
-        </w:rPr>
-      </w:pPr>
-      <w:r>
-        <w:rPr>
-          <w:sz w:val="21"/>
-        </w:rPr>
-        <w:t xml:space="preserve">    </w:t>
-      </w:r>
-    </w:p>
-    <w:p>
-      <w:pPr>
-        <w:spacing w:before="190" w:after="190" w:line="240" w:lineRule="auto"/>
-        <w:ind w:firstLine="420"/>
-        <w:rPr>
-          <w:sz w:val="21"/>
-        </w:rPr>
-      </w:pPr>
-      <w:r>
-        <w:rPr>
-          <w:sz w:val="21"/>
-        </w:rPr>
-        <w:t xml:space="preserve">    return </w:t>
-      </w:r>
-      <w:proofErr w:type="spellStart"/>
-      <w:r>
-        <w:rPr>
-          <w:sz w:val="21"/>
-        </w:rPr>
-        <w:t>len</w:t>
-      </w:r>
-      <w:proofErr w:type="spellEnd"/>
-      <w:r>
-        <w:rPr>
-          <w:sz w:val="21"/>
-        </w:rPr>
-        <w:t>;   //</w:t>
-      </w:r>
-      <w:r>
-        <w:rPr>
-          <w:sz w:val="21"/>
-        </w:rPr>
-        <w:t>返回字符串长度</w:t>
-      </w:r>
-    </w:p>
-    <w:p>
-      <w:pPr>
-        <w:spacing w:before="190" w:after="190" w:line="240" w:lineRule="auto"/>
-        <w:ind w:firstLine="420"/>
-        <w:rPr>
-          <w:color w:val="000000"/>
-        </w:rPr>
-      </w:pPr>
-      <w:r>
-        <w:rPr>
-          <w:sz w:val="21"/>
-        </w:rPr>
-        <w:t>}</w:t>
-      </w:r>
+        <w:ind w:firstLine="480"/>
+        <w:rPr>
+          <w:color w:val="000000"/>
+        </w:rPr>
+      </w:pPr>
     </w:p>
     <w:sectPr>
       <w:pgSz w:w="11906" w:h="16838"/>
@@ -21885,7 +16194,7 @@
     <w:next w:val="a"/>
     <w:autoRedefine/>
     <w:qFormat/>
-    <w:rsid w:val="00E10A35"/>
+    <w:rsid w:val="00916297"/>
     <w:pPr>
       <w:keepNext/>
       <w:keepLines/>

--- a/docs/张吉鹏-毕设.docx
+++ b/docs/张吉鹏-毕设.docx
@@ -24,6 +24,9 @@
         </w:rPr>
       </w:pPr>
       <w:r>
+        <w:rPr>
+          <w:noProof/>
+        </w:rPr>
         <w:drawing>
           <wp:anchor distT="0" distB="0" distL="114300" distR="114300" simplePos="0" relativeHeight="251660288" behindDoc="0" locked="0" layoutInCell="1" allowOverlap="0" wp14:anchorId="575C5E25" wp14:editId="0D948B6F">
             <wp:simplePos x="0" y="0"/>
@@ -1916,11 +1919,9 @@
       <w:r>
         <w:t>模型完成实时人脸检测与关键点定位，为后续表情识别提供稳定输入。系统整体采用</w:t>
       </w:r>
-      <w:proofErr w:type="spellStart"/>
       <w:r>
         <w:t>PyTorch</w:t>
       </w:r>
-      <w:proofErr w:type="spellEnd"/>
       <w:r>
         <w:t>框架实现，并在个人计算机与树莓派嵌入式平台上完成部署与验证。</w:t>
       </w:r>
@@ -2024,23 +2025,7 @@
         <w:ind w:firstLineChars="0" w:firstLine="0"/>
       </w:pPr>
       <w:r>
-        <w:t xml:space="preserve">Aiming at the application requirements of intelligent human-computer interaction and emotional computing, a facial expression recognition system based on convolutional neural network and YuNet </w:t>
-      </w:r>
-      <w:proofErr w:type="gramStart"/>
-      <w:r>
-        <w:t>is designed</w:t>
-      </w:r>
-      <w:proofErr w:type="gramEnd"/>
-      <w:r>
-        <w:t xml:space="preserve"> and implemented. Aiming at the problem of insufficient recognition accuracy and real-time performance of traditional face detection and expression recognition methods on complex illumination, pose changes and embedded platforms, a technical scheme combining lightweight face detection model YuNet and efficient convolutional neural network model </w:t>
-      </w:r>
-      <w:proofErr w:type="gramStart"/>
-      <w:r>
-        <w:t>is introduced</w:t>
-      </w:r>
-      <w:proofErr w:type="gramEnd"/>
-      <w:r>
-        <w:t xml:space="preserve"> to achieve accurate face positioning and automatic expression classification. </w:t>
+        <w:t xml:space="preserve">Aiming at the application requirements of intelligent human-computer interaction and emotional computing, a facial expression recognition system based on convolutional neural network and YuNet is designed and implemented. Aiming at the problem of insufficient recognition accuracy and real-time performance of traditional face detection and expression recognition methods on complex illumination, pose changes and embedded platforms, a technical scheme combining lightweight face detection model YuNet and efficient convolutional neural network model is introduced to achieve accurate face positioning and automatic expression classification. </w:t>
       </w:r>
     </w:p>
     <w:p>
@@ -2049,55 +2034,7 @@
         <w:ind w:firstLineChars="0" w:firstLine="0"/>
       </w:pPr>
       <w:r>
-        <w:t xml:space="preserve">The system uses the FER2013 public data set as the basis for training and testing, constructs an expression recognition network based on MobileNetV3, and uses the deep feature extraction ability to enhance the adaptability of the model to different races, expression </w:t>
-      </w:r>
-      <w:proofErr w:type="gramStart"/>
-      <w:r>
-        <w:t>intensity</w:t>
-      </w:r>
-      <w:proofErr w:type="gramEnd"/>
-      <w:r>
-        <w:t xml:space="preserve"> and environmental changes. In the face detection stage, the YuNet model </w:t>
-      </w:r>
-      <w:proofErr w:type="gramStart"/>
-      <w:r>
-        <w:t>is used</w:t>
-      </w:r>
-      <w:proofErr w:type="gramEnd"/>
-      <w:r>
-        <w:t xml:space="preserve"> to complete real-time face detection and key point positioning, which provides stable input for subsequent expression recognition. The </w:t>
-      </w:r>
-      <w:proofErr w:type="gramStart"/>
-      <w:r>
-        <w:t>whole system</w:t>
-      </w:r>
-      <w:proofErr w:type="gramEnd"/>
-      <w:r>
-        <w:t xml:space="preserve"> </w:t>
-      </w:r>
-      <w:proofErr w:type="gramStart"/>
-      <w:r>
-        <w:t>is implemented</w:t>
-      </w:r>
-      <w:proofErr w:type="gramEnd"/>
-      <w:r>
-        <w:t xml:space="preserve"> by </w:t>
-      </w:r>
-      <w:proofErr w:type="spellStart"/>
-      <w:r>
-        <w:t>PyTorch</w:t>
-      </w:r>
-      <w:proofErr w:type="spellEnd"/>
-      <w:r>
-        <w:t xml:space="preserve"> </w:t>
-      </w:r>
-      <w:proofErr w:type="gramStart"/>
-      <w:r>
-        <w:t>framework, and</w:t>
-      </w:r>
-      <w:proofErr w:type="gramEnd"/>
-      <w:r>
-        <w:t xml:space="preserve"> deployed and verified on personal computer and Raspberry Pi embedded platform. </w:t>
+        <w:t xml:space="preserve">The system uses the FER2013 public data set as the basis for training and testing, constructs an expression recognition network based on MobileNetV3, and uses the deep feature extraction ability to enhance the adaptability of the model to different races, expression intensity and environmental changes. In the face detection stage, the YuNet model is used to complete real-time face detection and key point positioning, which provides stable input for subsequent expression recognition. The whole system is implemented by PyTorch framework, and deployed and verified on personal computer and Raspberry Pi embedded platform. </w:t>
       </w:r>
     </w:p>
     <w:p>
@@ -2106,23 +2043,7 @@
         <w:ind w:firstLineChars="0" w:firstLine="0"/>
       </w:pPr>
       <w:r>
-        <w:t xml:space="preserve">The experimental results show that the system achieves higher expression recognition accuracy on the FER2013 test </w:t>
-      </w:r>
-      <w:proofErr w:type="gramStart"/>
-      <w:r>
-        <w:t>set, and</w:t>
-      </w:r>
-      <w:proofErr w:type="gramEnd"/>
-      <w:r>
-        <w:t xml:space="preserve"> significantly reduces the number of model parameters and computational complexity while ensuring recognition accuracy. In the real-time test, the system can stably complete the task of face detection and expression recognition, the response speed meets the real-time application </w:t>
-      </w:r>
-      <w:proofErr w:type="gramStart"/>
-      <w:r>
-        <w:t>requirements, and</w:t>
-      </w:r>
-      <w:proofErr w:type="gramEnd"/>
-      <w:r>
-        <w:t xml:space="preserve"> has good running stability and resource utilization efficiency on the embedded platform. Compared with the traditional methods, the designed system shows stronger robustness and generalization ability in complex environments. </w:t>
+        <w:t xml:space="preserve">The experimental results show that the system achieves higher expression recognition accuracy on the FER2013 test set, and significantly reduces the number of model parameters and computational complexity while ensuring recognition accuracy. In the real-time test, the system can stably complete the task of face detection and expression recognition, the response speed meets the real-time application requirements, and has good running stability and resource utilization efficiency on the embedded platform. Compared with the traditional methods, the designed system shows stronger robustness and generalization ability in complex environments. </w:t>
       </w:r>
     </w:p>
     <w:p>
@@ -2131,15 +2052,7 @@
         <w:ind w:firstLineChars="0" w:firstLine="0"/>
       </w:pPr>
       <w:r>
-        <w:t xml:space="preserve">The research results show that the combination of lightweight face detection model and efficient convolutional neural network can effectively improve the comprehensive performance of facial expression recognition system. The system has certain engineering practical value in application scenarios such as intelligent security, human-computer </w:t>
-      </w:r>
-      <w:proofErr w:type="gramStart"/>
-      <w:r>
-        <w:t>interaction</w:t>
-      </w:r>
-      <w:proofErr w:type="gramEnd"/>
-      <w:r>
-        <w:t xml:space="preserve"> and education evaluation, and provides a reference for the design and implementation of embedded emotional computing system.</w:t>
+        <w:t>The research results show that the combination of lightweight face detection model and efficient convolutional neural network can effectively improve the comprehensive performance of facial expression recognition system. The system has certain engineering practical value in application scenarios such as intelligent security, human-computer interaction and education evaluation, and provides a reference for the design and implementation of embedded emotional computing system.</w:t>
       </w:r>
     </w:p>
     <w:p>
@@ -2200,16 +2113,7 @@
         <w:t>;</w:t>
       </w:r>
       <w:r>
-        <w:t xml:space="preserve"> deep learning; convolutional neural network; </w:t>
-      </w:r>
-      <w:proofErr w:type="spellStart"/>
-      <w:proofErr w:type="gramStart"/>
-      <w:r>
-        <w:t>yuNet</w:t>
-      </w:r>
-      <w:proofErr w:type="spellEnd"/>
-      <w:r>
-        <w:t>;</w:t>
+        <w:t xml:space="preserve"> deep learning; convolutional neural network; yuNet;</w:t>
       </w:r>
       <w:r>
         <w:rPr>
@@ -2218,11 +2122,7 @@
         <w:t xml:space="preserve"> </w:t>
       </w:r>
       <w:r>
-        <w:t xml:space="preserve"> mobileNetV</w:t>
-      </w:r>
-      <w:proofErr w:type="gramEnd"/>
-      <w:r>
-        <w:t>3; embedded system</w:t>
+        <w:t xml:space="preserve"> mobileNetV3; embedded system</w:t>
       </w:r>
     </w:p>
     <w:p>
@@ -3663,35 +3563,7 @@
         <w:rPr>
           <w:color w:val="000000"/>
         </w:rPr>
-        <w:t>）强调让计算机能够识别、理解并对人类情绪</w:t>
-      </w:r>
-      <w:proofErr w:type="gramStart"/>
-      <w:r>
-        <w:rPr>
-          <w:color w:val="000000"/>
-        </w:rPr>
-        <w:t>作出</w:t>
-      </w:r>
-      <w:proofErr w:type="gramEnd"/>
-      <w:r>
-        <w:rPr>
-          <w:color w:val="000000"/>
-        </w:rPr>
-        <w:t>响应，其研究框架与应用意义已在早期工作中得到系统阐述，并被广泛用于解释情绪在智能</w:t>
-      </w:r>
-      <w:proofErr w:type="gramStart"/>
-      <w:r>
-        <w:rPr>
-          <w:color w:val="000000"/>
-        </w:rPr>
-        <w:t>交互中</w:t>
-      </w:r>
-      <w:proofErr w:type="gramEnd"/>
-      <w:r>
-        <w:rPr>
-          <w:color w:val="000000"/>
-        </w:rPr>
-        <w:t>的重要作用</w:t>
+        <w:t>）强调让计算机能够识别、理解并对人类情绪作出响应，其研究框架与应用意义已在早期工作中得到系统阐述，并被广泛用于解释情绪在智能交互中的重要作用</w:t>
       </w:r>
       <w:r>
         <w:rPr>
@@ -4059,14 +3931,12 @@
         </w:rPr>
         <w:t>边缘端）上的实时推理面临挑战。为兼顾效率与性能，研究者提出了面向移动与嵌入式视觉任务的轻量化网络架构（如</w:t>
       </w:r>
-      <w:proofErr w:type="spellStart"/>
       <w:r>
         <w:rPr>
           <w:color w:val="000000"/>
         </w:rPr>
         <w:t>MobileNet</w:t>
       </w:r>
-      <w:proofErr w:type="spellEnd"/>
       <w:r>
         <w:rPr>
           <w:color w:val="000000"/>
@@ -4109,21 +3979,7 @@
         <w:rPr>
           <w:color w:val="000000"/>
         </w:rPr>
-        <w:t>。此外，在</w:t>
-      </w:r>
-      <w:proofErr w:type="gramStart"/>
-      <w:r>
-        <w:rPr>
-          <w:color w:val="000000"/>
-        </w:rPr>
-        <w:t>端侧部署</w:t>
-      </w:r>
-      <w:proofErr w:type="gramEnd"/>
-      <w:r>
-        <w:rPr>
-          <w:color w:val="000000"/>
-        </w:rPr>
-        <w:t>场景中，人脸检测作为前置模块直接影响系统端到端延迟与稳定性。</w:t>
+        <w:t>。此外，在端侧部署场景中，人脸检测作为前置模块直接影响系统端到端延迟与稳定性。</w:t>
       </w:r>
       <w:r>
         <w:rPr>
@@ -4135,21 +3991,7 @@
         <w:rPr>
           <w:color w:val="000000"/>
         </w:rPr>
-        <w:t>作为面向边缘设备的</w:t>
-      </w:r>
-      <w:proofErr w:type="gramStart"/>
-      <w:r>
-        <w:rPr>
-          <w:color w:val="000000"/>
-        </w:rPr>
-        <w:t>毫秒级轻量</w:t>
-      </w:r>
-      <w:proofErr w:type="gramEnd"/>
-      <w:r>
-        <w:rPr>
-          <w:color w:val="000000"/>
-        </w:rPr>
-        <w:t>人脸检测器，强调在速度与精度之间取得更优折中，可为后续表情识别提供稳定的人脸定位与对齐输入</w:t>
+        <w:t>作为面向边缘设备的毫秒级轻量人脸检测器，强调在速度与精度之间取得更优折中，可为后续表情识别提供稳定的人脸定位与对齐输入</w:t>
       </w:r>
       <w:r>
         <w:rPr>
@@ -4506,14 +4348,12 @@
         </w:rPr>
         <w:t>面向工程部署，轻量化与实时性逐渐成为研究重点。</w:t>
       </w:r>
-      <w:proofErr w:type="spellStart"/>
       <w:r>
         <w:rPr>
           <w:color w:val="000000"/>
         </w:rPr>
         <w:t>MobileNet</w:t>
       </w:r>
-      <w:proofErr w:type="spellEnd"/>
       <w:r>
         <w:rPr>
           <w:color w:val="000000"/>
@@ -4715,19 +4555,11 @@
           <w:color w:val="000000"/>
         </w:rPr>
       </w:pPr>
-      <w:proofErr w:type="gramStart"/>
-      <w:r>
-        <w:rPr>
-          <w:color w:val="000000"/>
-        </w:rPr>
-        <w:t>针对端侧表情</w:t>
-      </w:r>
-      <w:proofErr w:type="gramEnd"/>
-      <w:r>
-        <w:rPr>
-          <w:color w:val="000000"/>
-        </w:rPr>
-        <w:t>识别在实时性与准确率之间的矛盾，本文围绕轻量化</w:t>
+      <w:r>
+        <w:rPr>
+          <w:color w:val="000000"/>
+        </w:rPr>
+        <w:t>针对端侧表情识别在实时性与准确率之间的矛盾，本文围绕轻量化</w:t>
       </w:r>
       <w:r>
         <w:rPr>
@@ -4858,21 +4690,7 @@
         <w:rPr>
           <w:color w:val="000000"/>
         </w:rPr>
-        <w:t>的工程流程，完成系统需求分析与模块化架构设计，</w:t>
-      </w:r>
-      <w:proofErr w:type="gramStart"/>
-      <w:r>
-        <w:rPr>
-          <w:color w:val="000000"/>
-        </w:rPr>
-        <w:t>明确端侧</w:t>
-      </w:r>
-      <w:proofErr w:type="gramEnd"/>
-      <w:r>
-        <w:rPr>
-          <w:color w:val="000000"/>
-        </w:rPr>
-        <w:t>实时运行的关键约束与指标。</w:t>
+        <w:t>的工程流程，完成系统需求分析与模块化架构设计，明确端侧实时运行的关键约束与指标。</w:t>
       </w:r>
     </w:p>
     <w:p>
@@ -4941,30 +4759,14 @@
         <w:rPr>
           <w:color w:val="000000"/>
         </w:rPr>
-        <w:t>；在表情分类</w:t>
-      </w:r>
-      <w:proofErr w:type="gramStart"/>
-      <w:r>
-        <w:rPr>
-          <w:color w:val="000000"/>
-        </w:rPr>
-        <w:t>端采用</w:t>
-      </w:r>
-      <w:proofErr w:type="gramEnd"/>
-      <w:r>
-        <w:rPr>
-          <w:color w:val="000000"/>
-        </w:rPr>
-        <w:t>轻量化卷积网络（以</w:t>
-      </w:r>
-      <w:proofErr w:type="spellStart"/>
+        <w:t>；在表情分类端采用轻量化卷积网络（以</w:t>
+      </w:r>
       <w:r>
         <w:rPr>
           <w:color w:val="000000"/>
         </w:rPr>
         <w:t>MobileNet</w:t>
       </w:r>
-      <w:proofErr w:type="spellEnd"/>
       <w:r>
         <w:rPr>
           <w:color w:val="000000"/>
@@ -5021,19 +4823,11 @@
           <w:color w:val="000000"/>
         </w:rPr>
       </w:pPr>
-      <w:proofErr w:type="gramStart"/>
-      <w:r>
-        <w:rPr>
-          <w:color w:val="000000"/>
-        </w:rPr>
-        <w:t>完成端侧推理</w:t>
-      </w:r>
-      <w:proofErr w:type="gramEnd"/>
-      <w:r>
-        <w:rPr>
-          <w:color w:val="000000"/>
-        </w:rPr>
-        <w:t>与功能集成，实现实时表情识别与结果展示；通过实验对识别效果与运行性能（如准确率、</w:t>
+      <w:r>
+        <w:rPr>
+          <w:color w:val="000000"/>
+        </w:rPr>
+        <w:t>完成端侧推理与功能集成，实现实时表情识别与结果展示；通过实验对识别效果与运行性能（如准确率、</w:t>
       </w:r>
       <w:r>
         <w:rPr>
@@ -5218,21 +5012,7 @@
         <w:rPr>
           <w:color w:val="000000"/>
         </w:rPr>
-        <w:t>章说明系统实现与</w:t>
-      </w:r>
-      <w:proofErr w:type="gramStart"/>
-      <w:r>
-        <w:rPr>
-          <w:color w:val="000000"/>
-        </w:rPr>
-        <w:t>端侧部署</w:t>
-      </w:r>
-      <w:proofErr w:type="gramEnd"/>
-      <w:r>
-        <w:rPr>
-          <w:color w:val="000000"/>
-        </w:rPr>
-        <w:t>流程，给出性能测试与鲁棒性分析。</w:t>
+        <w:t>章说明系统实现与端侧部署流程，给出性能测试与鲁棒性分析。</w:t>
       </w:r>
     </w:p>
     <w:p>
@@ -5255,19 +5035,11 @@
         </w:rPr>
         <w:t>6</w:t>
       </w:r>
-      <w:proofErr w:type="gramStart"/>
-      <w:r>
-        <w:rPr>
-          <w:color w:val="000000"/>
-        </w:rPr>
-        <w:t>章总结</w:t>
-      </w:r>
-      <w:proofErr w:type="gramEnd"/>
-      <w:r>
-        <w:rPr>
-          <w:color w:val="000000"/>
-        </w:rPr>
-        <w:t>全文工作并展望后续研究方向。</w:t>
+      <w:r>
+        <w:rPr>
+          <w:color w:val="000000"/>
+        </w:rPr>
+        <w:t>章总结全文工作并展望后续研究方向。</w:t>
       </w:r>
     </w:p>
     <w:p>
@@ -5330,35 +5102,7 @@
         <w:rPr>
           <w:rFonts w:hint="eastAsia"/>
         </w:rPr>
-        <w:t>本毕业设计</w:t>
-      </w:r>
-      <w:proofErr w:type="gramStart"/>
-      <w:r>
-        <w:rPr>
-          <w:rFonts w:hint="eastAsia"/>
-        </w:rPr>
-        <w:t>围绕端侧人脸</w:t>
-      </w:r>
-      <w:proofErr w:type="gramEnd"/>
-      <w:r>
-        <w:rPr>
-          <w:rFonts w:hint="eastAsia"/>
-        </w:rPr>
-        <w:t>表情识别系统展开，结合嵌入式</w:t>
-      </w:r>
-      <w:proofErr w:type="gramStart"/>
-      <w:r>
-        <w:rPr>
-          <w:rFonts w:hint="eastAsia"/>
-        </w:rPr>
-        <w:t>设备算力受限</w:t>
-      </w:r>
-      <w:proofErr w:type="gramEnd"/>
-      <w:r>
-        <w:rPr>
-          <w:rFonts w:hint="eastAsia"/>
-        </w:rPr>
-        <w:t>、实时性要求高等特点，从应用场景、功能需求、性能需求及非功能性需求四个方面对系统需求进行分析。</w:t>
+        <w:t>本毕业设计围绕端侧人脸表情识别系统展开，结合嵌入式设备算力受限、实时性要求高等特点，从应用场景、功能需求、性能需求及非功能性需求四个方面对系统需求进行分析。</w:t>
       </w:r>
     </w:p>
     <w:p>
@@ -5379,46 +5123,18 @@
         <w:rPr>
           <w:rFonts w:hint="eastAsia"/>
         </w:rPr>
-        <w:t>本系统</w:t>
-      </w:r>
-      <w:proofErr w:type="gramStart"/>
-      <w:r>
-        <w:rPr>
-          <w:rFonts w:hint="eastAsia"/>
-        </w:rPr>
-        <w:t>面向端侧实时</w:t>
-      </w:r>
-      <w:proofErr w:type="gramEnd"/>
-      <w:r>
-        <w:rPr>
-          <w:rFonts w:hint="eastAsia"/>
-        </w:rPr>
-        <w:t>视频分析应用场景，主要部署于资源受限的嵌入式计算平台，通过摄像头对视频流进行实时采集，实现对视频中人脸表情的自动识别与分析。系统适用于室内监控、人机交互等对实时性和稳定性具有一定要求的应用环境。</w:t>
-      </w:r>
-    </w:p>
-    <w:p>
-      <w:pPr>
-        <w:ind w:firstLine="480"/>
-      </w:pPr>
-      <w:r>
-        <w:rPr>
-          <w:rFonts w:hint="eastAsia"/>
-        </w:rPr>
-        <w:t>系统的核心任务目标是：在不依赖高性能图形处理单元的条件下，对视频流中的人脸区域进行实时检测，并对人脸表情进行准确分类，最终以可视化形式输出识别结果。系统在设计过程中需在识别准确性、运行速度与模型复杂度之间取得平衡，以满足</w:t>
-      </w:r>
-      <w:proofErr w:type="gramStart"/>
-      <w:r>
-        <w:rPr>
-          <w:rFonts w:hint="eastAsia"/>
-        </w:rPr>
-        <w:t>端侧部署</w:t>
-      </w:r>
-      <w:proofErr w:type="gramEnd"/>
-      <w:r>
-        <w:rPr>
-          <w:rFonts w:hint="eastAsia"/>
-        </w:rPr>
-        <w:t>的实际需求。</w:t>
+        <w:t>本系统面向端侧实时视频分析应用场景，主要部署于资源受限的嵌入式计算平台，通过摄像头对视频流进行实时采集，实现对视频中人脸表情的自动识别与分析。系统适用于室内监控、人机交互等对实时性和稳定性具有一定要求的应用环境。</w:t>
+      </w:r>
+    </w:p>
+    <w:p>
+      <w:pPr>
+        <w:ind w:firstLine="480"/>
+      </w:pPr>
+      <w:r>
+        <w:rPr>
+          <w:rFonts w:hint="eastAsia"/>
+        </w:rPr>
+        <w:t>系统的核心任务目标是：在不依赖高性能图形处理单元的条件下，对视频流中的人脸区域进行实时检测，并对人脸表情进行准确分类，最终以可视化形式输出识别结果。系统在设计过程中需在识别准确性、运行速度与模型复杂度之间取得平衡，以满足端侧部署的实际需求。</w:t>
       </w:r>
     </w:p>
     <w:p>
@@ -5440,21 +5156,7 @@
         <w:rPr>
           <w:rFonts w:hint="eastAsia"/>
         </w:rPr>
-        <w:t>结合系统的应用目标和整体设计思路，</w:t>
-      </w:r>
-      <w:proofErr w:type="gramStart"/>
-      <w:r>
-        <w:rPr>
-          <w:rFonts w:hint="eastAsia"/>
-        </w:rPr>
-        <w:t>端侧人脸</w:t>
-      </w:r>
-      <w:proofErr w:type="gramEnd"/>
-      <w:r>
-        <w:rPr>
-          <w:rFonts w:hint="eastAsia"/>
-        </w:rPr>
-        <w:t>表情识别系统应具备以下基本功能：</w:t>
+        <w:t>结合系统的应用目标和整体设计思路，端侧人脸表情识别系统应具备以下基本功能：</w:t>
       </w:r>
     </w:p>
     <w:p>
@@ -5492,21 +5194,7 @@
         <w:rPr>
           <w:rFonts w:hint="eastAsia"/>
         </w:rPr>
-        <w:t>系统应能够通过摄像头设备实时获取视频流，并对采集到的视频数据</w:t>
-      </w:r>
-      <w:proofErr w:type="gramStart"/>
-      <w:r>
-        <w:rPr>
-          <w:rFonts w:hint="eastAsia"/>
-        </w:rPr>
-        <w:t>进行逐帧处理</w:t>
-      </w:r>
-      <w:proofErr w:type="gramEnd"/>
-      <w:r>
-        <w:rPr>
-          <w:rFonts w:hint="eastAsia"/>
-        </w:rPr>
-        <w:t>，为后续人脸检测与表情识别提供输入数据。</w:t>
+        <w:t>系统应能够通过摄像头设备实时获取视频流，并对采集到的视频数据进行逐帧处理，为后续人脸检测与表情识别提供输入数据。</w:t>
       </w:r>
     </w:p>
     <w:p>
@@ -5544,21 +5232,7 @@
         <w:rPr>
           <w:rFonts w:hint="eastAsia"/>
         </w:rPr>
-        <w:t>系统应具备从</w:t>
-      </w:r>
-      <w:proofErr w:type="gramStart"/>
-      <w:r>
-        <w:rPr>
-          <w:rFonts w:hint="eastAsia"/>
-        </w:rPr>
-        <w:t>视频帧中自动检测</w:t>
-      </w:r>
-      <w:proofErr w:type="gramEnd"/>
-      <w:r>
-        <w:rPr>
-          <w:rFonts w:hint="eastAsia"/>
-        </w:rPr>
-        <w:t>人脸区域的能力，能够在多人场景下准确定位多个人脸的位置。</w:t>
+        <w:t>系统应具备从视频帧中自动检测人脸区域的能力，能够在多人场景下准确定位多个人脸的位置。</w:t>
       </w:r>
     </w:p>
     <w:p>
@@ -5691,15 +5365,7 @@
         <w:ind w:firstLine="480"/>
       </w:pPr>
       <w:r>
-        <w:t>为保证系统在</w:t>
-      </w:r>
-      <w:proofErr w:type="gramStart"/>
-      <w:r>
-        <w:t>端侧环境</w:t>
-      </w:r>
-      <w:proofErr w:type="gramEnd"/>
-      <w:r>
-        <w:t>下的实际可用性，系统在性能方面需满足以下要求：</w:t>
+        <w:t>为保证系统在端侧环境下的实际可用性，系统在性能方面需满足以下要求：</w:t>
       </w:r>
     </w:p>
     <w:p>
@@ -5779,21 +5445,7 @@
         <w:rPr>
           <w:rFonts w:hint="eastAsia"/>
         </w:rPr>
-        <w:t>在标准人脸表情数据</w:t>
-      </w:r>
-      <w:proofErr w:type="gramStart"/>
-      <w:r>
-        <w:rPr>
-          <w:rFonts w:hint="eastAsia"/>
-        </w:rPr>
-        <w:t>集条件</w:t>
-      </w:r>
-      <w:proofErr w:type="gramEnd"/>
-      <w:r>
-        <w:rPr>
-          <w:rFonts w:hint="eastAsia"/>
-        </w:rPr>
-        <w:t>下，系统整体表情识别准确率应不低于</w:t>
+        <w:t>在标准人脸表情数据集条件下，系统整体表情识别准确率应不低于</w:t>
       </w:r>
       <w:r>
         <w:rPr>
@@ -5833,21 +5485,7 @@
         <w:rPr>
           <w:rFonts w:hint="eastAsia"/>
         </w:rPr>
-        <w:t>系统在</w:t>
-      </w:r>
-      <w:proofErr w:type="gramStart"/>
-      <w:r>
-        <w:rPr>
-          <w:rFonts w:hint="eastAsia"/>
-        </w:rPr>
-        <w:t>端侧设备</w:t>
-      </w:r>
-      <w:proofErr w:type="gramEnd"/>
-      <w:r>
-        <w:rPr>
-          <w:rFonts w:hint="eastAsia"/>
-        </w:rPr>
-        <w:t>上运行时，应能够对视频流进行连续处理，整体推理速度应满足实时性要求，保证识别结果与视频画面具有良好的同步性。</w:t>
+        <w:t>系统在端侧设备上运行时，应能够对视频流进行连续处理，整体推理速度应满足实时性要求，保证识别结果与视频画面具有良好的同步性。</w:t>
       </w:r>
     </w:p>
     <w:p>
@@ -5860,19 +5498,11 @@
         </w:rPr>
         <w:t xml:space="preserve">4. </w:t>
       </w:r>
-      <w:proofErr w:type="gramStart"/>
-      <w:r>
-        <w:rPr>
-          <w:rFonts w:hint="eastAsia"/>
-        </w:rPr>
-        <w:t>端侧资源</w:t>
-      </w:r>
-      <w:proofErr w:type="gramEnd"/>
-      <w:r>
-        <w:rPr>
-          <w:rFonts w:hint="eastAsia"/>
-        </w:rPr>
-        <w:t>约束要求</w:t>
+      <w:r>
+        <w:rPr>
+          <w:rFonts w:hint="eastAsia"/>
+        </w:rPr>
+        <w:t>端侧资源约束要求</w:t>
       </w:r>
     </w:p>
     <w:p>
@@ -5931,23 +5561,7 @@
           <w:rFonts w:hint="eastAsia"/>
           <w:color w:val="000000"/>
         </w:rPr>
-        <w:t>为实现</w:t>
-      </w:r>
-      <w:proofErr w:type="gramStart"/>
-      <w:r>
-        <w:rPr>
-          <w:rFonts w:hint="eastAsia"/>
-          <w:color w:val="000000"/>
-        </w:rPr>
-        <w:t>端侧环境</w:t>
-      </w:r>
-      <w:proofErr w:type="gramEnd"/>
-      <w:r>
-        <w:rPr>
-          <w:rFonts w:hint="eastAsia"/>
-          <w:color w:val="000000"/>
-        </w:rPr>
-        <w:t>下的人脸表情识别功能，并满足实时性与资源受限条件下的运行需求，本文在系统设计过程中采用模块化设计思想，对系统整体结构进行统一规划。系统总体架构的合理性直接影响后续模型部署、功能实现以及系统运行的稳定性，因此有必要对系统的总体结构进行详细说明。</w:t>
+        <w:t>为实现端侧环境下的人脸表情识别功能，并满足实时性与资源受限条件下的运行需求，本文在系统设计过程中采用模块化设计思想，对系统整体结构进行统一规划。系统总体架构的合理性直接影响后续模型部署、功能实现以及系统运行的稳定性，因此有必要对系统的总体结构进行详细说明。</w:t>
       </w:r>
     </w:p>
     <w:p>
@@ -6011,7 +5625,7 @@
           <v:shape id="_x0000_i1025" type="#_x0000_t75" style="width:462pt;height:39pt" o:ole="">
             <v:imagedata r:id="rId19" o:title=""/>
           </v:shape>
-          <o:OLEObject Type="Embed" ProgID="Visio.Drawing.15" ShapeID="_x0000_i1025" DrawAspect="Content" ObjectID="_1832240289" r:id="rId20"/>
+          <o:OLEObject Type="Embed" ProgID="Visio.Drawing.15" ShapeID="_x0000_i1025" DrawAspect="Content" ObjectID="_1832524810" r:id="rId20"/>
         </w:object>
       </w:r>
     </w:p>
@@ -6056,58 +5670,22 @@
       <w:pPr>
         <w:ind w:firstLine="480"/>
       </w:pPr>
-      <w:proofErr w:type="gramStart"/>
-      <w:r>
-        <w:rPr>
-          <w:rFonts w:hint="eastAsia"/>
-        </w:rPr>
-        <w:t>端侧人脸</w:t>
-      </w:r>
-      <w:proofErr w:type="gramEnd"/>
-      <w:r>
-        <w:rPr>
-          <w:rFonts w:hint="eastAsia"/>
-        </w:rPr>
-        <w:t>表情识别系统整体由图像采集模块、数据预处理模块、表情识别模块以及结果输出模块等部分组成。系统通过摄像头设备实时采集视频流数据，并在</w:t>
-      </w:r>
-      <w:proofErr w:type="gramStart"/>
-      <w:r>
-        <w:rPr>
-          <w:rFonts w:hint="eastAsia"/>
-        </w:rPr>
-        <w:t>端侧计算</w:t>
-      </w:r>
-      <w:proofErr w:type="gramEnd"/>
-      <w:r>
-        <w:rPr>
-          <w:rFonts w:hint="eastAsia"/>
-        </w:rPr>
-        <w:t>平台上完成数据处理与模型推理任务，最终输出人脸表情识别结果。</w:t>
-      </w:r>
-    </w:p>
-    <w:p>
-      <w:pPr>
-        <w:ind w:firstLine="480"/>
-      </w:pPr>
-      <w:r>
-        <w:rPr>
-          <w:rFonts w:hint="eastAsia"/>
-        </w:rPr>
-        <w:t>在系统运行过程中，各模块之间通过明确的数据接口进行连接，形成一条完整的数据处理链路。系统架构设计</w:t>
-      </w:r>
-      <w:proofErr w:type="gramStart"/>
-      <w:r>
-        <w:rPr>
-          <w:rFonts w:hint="eastAsia"/>
-        </w:rPr>
-        <w:t>遵循低</w:t>
-      </w:r>
-      <w:proofErr w:type="gramEnd"/>
-      <w:r>
-        <w:rPr>
-          <w:rFonts w:hint="eastAsia"/>
-        </w:rPr>
-        <w:t>耦合、高内聚的原则，使各功能模块相对独立，既便于系统调试与维护，也为后续功能扩展提供了良好的结构基础。</w:t>
+      <w:r>
+        <w:rPr>
+          <w:rFonts w:hint="eastAsia"/>
+        </w:rPr>
+        <w:t>端侧人脸表情识别系统整体由图像采集模块、数据预处理模块、表情识别模块以及结果输出模块等部分组成。系统通过摄像头设备实时采集视频流数据，并在端侧计算平台上完成数据处理与模型推理任务，最终输出人脸表情识别结果。</w:t>
+      </w:r>
+    </w:p>
+    <w:p>
+      <w:pPr>
+        <w:ind w:firstLine="480"/>
+      </w:pPr>
+      <w:r>
+        <w:rPr>
+          <w:rFonts w:hint="eastAsia"/>
+        </w:rPr>
+        <w:t>在系统运行过程中，各模块之间通过明确的数据接口进行连接，形成一条完整的数据处理链路。系统架构设计遵循低耦合、高内聚的原则，使各功能模块相对独立，既便于系统调试与维护，也为后续功能扩展提供了良好的结构基础。</w:t>
       </w:r>
     </w:p>
     <w:p>
@@ -6129,21 +5707,7 @@
         <w:rPr>
           <w:rFonts w:hint="eastAsia"/>
         </w:rPr>
-        <w:t>根据系统的功能需求，</w:t>
-      </w:r>
-      <w:proofErr w:type="gramStart"/>
-      <w:r>
-        <w:rPr>
-          <w:rFonts w:hint="eastAsia"/>
-        </w:rPr>
-        <w:t>端侧人脸</w:t>
-      </w:r>
-      <w:proofErr w:type="gramEnd"/>
-      <w:r>
-        <w:rPr>
-          <w:rFonts w:hint="eastAsia"/>
-        </w:rPr>
-        <w:t>表情识别系统主要划分为以下几个功能模块：</w:t>
+        <w:t>根据系统的功能需求，端侧人脸表情识别系统主要划分为以下几个功能模块：</w:t>
       </w:r>
     </w:p>
     <w:p>
@@ -6187,21 +5751,7 @@
         <w:rPr>
           <w:rFonts w:hint="eastAsia"/>
         </w:rPr>
-        <w:t>图像采集模块主要负责通过摄像头设备对外部环境进行实时视频采集，并将连续的视频</w:t>
-      </w:r>
-      <w:proofErr w:type="gramStart"/>
-      <w:r>
-        <w:rPr>
-          <w:rFonts w:hint="eastAsia"/>
-        </w:rPr>
-        <w:t>帧</w:t>
-      </w:r>
-      <w:proofErr w:type="gramEnd"/>
-      <w:r>
-        <w:rPr>
-          <w:rFonts w:hint="eastAsia"/>
-        </w:rPr>
-        <w:t>输入至系统中。该模块为后续的人脸检测与表情识别提供原始图像数据，是系统运行的基础。</w:t>
+        <w:t>图像采集模块主要负责通过摄像头设备对外部环境进行实时视频采集，并将连续的视频帧输入至系统中。该模块为后续的人脸检测与表情识别提供原始图像数据，是系统运行的基础。</w:t>
       </w:r>
     </w:p>
     <w:p>
@@ -6238,21 +5788,7 @@
         <w:rPr>
           <w:rFonts w:hint="eastAsia"/>
         </w:rPr>
-        <w:t>数据预处理模块主要对采集到的视频</w:t>
-      </w:r>
-      <w:proofErr w:type="gramStart"/>
-      <w:r>
-        <w:rPr>
-          <w:rFonts w:hint="eastAsia"/>
-        </w:rPr>
-        <w:t>帧</w:t>
-      </w:r>
-      <w:proofErr w:type="gramEnd"/>
-      <w:r>
-        <w:rPr>
-          <w:rFonts w:hint="eastAsia"/>
-        </w:rPr>
-        <w:t>进行预处理操作，包括人脸区域提取、图像尺寸调整以及数据归一化等处理。通过对输入数据进行规范化处理，可有效提升后续表情识别模型的稳定性和识别效果。</w:t>
+        <w:t>数据预处理模块主要对采集到的视频帧进行预处理操作，包括人脸区域提取、图像尺寸调整以及数据归一化等处理。通过对输入数据进行规范化处理，可有效提升后续表情识别模型的稳定性和识别效果。</w:t>
       </w:r>
     </w:p>
     <w:p>
@@ -6289,21 +5825,7 @@
         <w:rPr>
           <w:rFonts w:hint="eastAsia"/>
         </w:rPr>
-        <w:t>表情识别模块是系统的核心模块，主要负责对预处理后的人脸图像进行特征提取与表情分类。该模块基于轻量化卷积神经网络模型实现，在保证识别精度的同时降低模型的计算复杂度，以满足</w:t>
-      </w:r>
-      <w:proofErr w:type="gramStart"/>
-      <w:r>
-        <w:rPr>
-          <w:rFonts w:hint="eastAsia"/>
-        </w:rPr>
-        <w:t>端侧设备</w:t>
-      </w:r>
-      <w:proofErr w:type="gramEnd"/>
-      <w:r>
-        <w:rPr>
-          <w:rFonts w:hint="eastAsia"/>
-        </w:rPr>
-        <w:t>的运行需求。</w:t>
+        <w:t>表情识别模块是系统的核心模块，主要负责对预处理后的人脸图像进行特征提取与表情分类。该模块基于轻量化卷积神经网络模型实现，在保证识别精度的同时降低模型的计算复杂度，以满足端侧设备的运行需求。</w:t>
       </w:r>
     </w:p>
     <w:p>
@@ -6361,23 +5883,7 @@
         <w:ind w:firstLine="480"/>
       </w:pPr>
       <w:r>
-        <w:t>为</w:t>
-      </w:r>
-      <w:proofErr w:type="gramStart"/>
-      <w:r>
-        <w:t>满足端侧嵌入式</w:t>
-      </w:r>
-      <w:proofErr w:type="gramEnd"/>
-      <w:r>
-        <w:t>设备对人脸表情识别的实时性与资源受限要求，本文选取了与系统需求高度契合的关键技术手段，包括轻量化卷积神经网络、轻量级人脸检测方法以及半监督训练策略等，以提升模型在</w:t>
-      </w:r>
-      <w:proofErr w:type="gramStart"/>
-      <w:r>
-        <w:t>端侧部署</w:t>
-      </w:r>
-      <w:proofErr w:type="gramEnd"/>
-      <w:r>
-        <w:t>条件下的整体性能。</w:t>
+        <w:t>为满足端侧嵌入式设备对人脸表情识别的实时性与资源受限要求，本文选取了与系统需求高度契合的关键技术手段，包括轻量化卷积神经网络、轻量级人脸检测方法以及半监督训练策略等，以提升模型在端侧部署条件下的整体性能。</w:t>
       </w:r>
     </w:p>
     <w:p>
@@ -6433,21 +5939,7 @@
         <w:rPr>
           <w:rFonts w:hint="eastAsia"/>
         </w:rPr>
-        <w:t>在人脸表情识别任务中，卷积神经网络通常通过多层卷积结构对人脸图像中的局部纹理信息和整体结构特征进行逐层提取，从而实现对不同表情类别的有效区分。然而，随着网络层数和参数规模的不断增加，传统卷积神经网络模型在计算复杂度和存储开销方面逐渐增大，这在一定程度上限制了其在</w:t>
-      </w:r>
-      <w:proofErr w:type="gramStart"/>
-      <w:r>
-        <w:rPr>
-          <w:rFonts w:hint="eastAsia"/>
-        </w:rPr>
-        <w:t>端侧设备</w:t>
-      </w:r>
-      <w:proofErr w:type="gramEnd"/>
-      <w:r>
-        <w:rPr>
-          <w:rFonts w:hint="eastAsia"/>
-        </w:rPr>
-        <w:t>中的实际应用。</w:t>
+        <w:t>在人脸表情识别任务中，卷积神经网络通常通过多层卷积结构对人脸图像中的局部纹理信息和整体结构特征进行逐层提取，从而实现对不同表情类别的有效区分。然而，随着网络层数和参数规模的不断增加，传统卷积神经网络模型在计算复杂度和存储开销方面逐渐增大，这在一定程度上限制了其在端侧设备中的实际应用。</w:t>
       </w:r>
     </w:p>
     <w:p>
@@ -6468,21 +5960,7 @@
         <w:rPr>
           <w:rFonts w:hint="eastAsia"/>
         </w:rPr>
-        <w:t>人脸检测作为表情识别的前置模块，其检测速度和准确性直接影响后续识别效果和系统整体性能。</w:t>
-      </w:r>
-      <w:proofErr w:type="gramStart"/>
-      <w:r>
-        <w:rPr>
-          <w:rFonts w:hint="eastAsia"/>
-        </w:rPr>
-        <w:t>在端侧实时</w:t>
-      </w:r>
-      <w:proofErr w:type="gramEnd"/>
-      <w:r>
-        <w:rPr>
-          <w:rFonts w:hint="eastAsia"/>
-        </w:rPr>
-        <w:t>推理条件下，传统基于多阶段深度学习的人脸检测方法往往存在较高计算开销，不适合资源受限设备。</w:t>
+        <w:t>人脸检测作为表情识别的前置模块，其检测速度和准确性直接影响后续识别效果和系统整体性能。在端侧实时推理条件下，传统基于多阶段深度学习的人脸检测方法往往存在较高计算开销，不适合资源受限设备。</w:t>
       </w:r>
     </w:p>
     <w:p>
@@ -6688,21 +6166,7 @@
         <w:rPr>
           <w:rFonts w:hint="eastAsia"/>
         </w:rPr>
-        <w:t>为满足资源受限平台上的实时人脸表情识别应用需求，本文面向“视频采集—人脸检测与对齐—表情分类—结果展示与记录”</w:t>
-      </w:r>
-      <w:proofErr w:type="gramStart"/>
-      <w:r>
-        <w:rPr>
-          <w:rFonts w:hint="eastAsia"/>
-        </w:rPr>
-        <w:t>的端侧推理</w:t>
-      </w:r>
-      <w:proofErr w:type="gramEnd"/>
-      <w:r>
-        <w:rPr>
-          <w:rFonts w:hint="eastAsia"/>
-        </w:rPr>
-        <w:t>链路开展系统总体设计。系统设计目标需同时兼顾识别性能与部署可行性：一方面，系统应支持不少于</w:t>
+        <w:t>为满足资源受限平台上的实时人脸表情识别应用需求，本文面向“视频采集—人脸检测与对齐—表情分类—结果展示与记录”的端侧推理链路开展系统总体设计。系统设计目标需同时兼顾识别性能与部署可行性：一方面，系统应支持不少于</w:t>
       </w:r>
       <w:r>
         <w:t>7</w:t>
@@ -6711,49 +6175,7 @@
         <w:rPr>
           <w:rFonts w:hint="eastAsia"/>
         </w:rPr>
-        <w:t>类常见表情的识别任务，并在标准数据</w:t>
-      </w:r>
-      <w:proofErr w:type="gramStart"/>
-      <w:r>
-        <w:rPr>
-          <w:rFonts w:hint="eastAsia"/>
-        </w:rPr>
-        <w:t>集条件</w:t>
-      </w:r>
-      <w:proofErr w:type="gramEnd"/>
-      <w:r>
-        <w:rPr>
-          <w:rFonts w:hint="eastAsia"/>
-        </w:rPr>
-        <w:t>下保持稳定的识别精度；另一方面，系统</w:t>
-      </w:r>
-      <w:proofErr w:type="gramStart"/>
-      <w:r>
-        <w:rPr>
-          <w:rFonts w:hint="eastAsia"/>
-        </w:rPr>
-        <w:t>需能够</w:t>
-      </w:r>
-      <w:proofErr w:type="gramEnd"/>
-      <w:r>
-        <w:rPr>
-          <w:rFonts w:hint="eastAsia"/>
-        </w:rPr>
-        <w:t>在嵌入式</w:t>
-      </w:r>
-      <w:proofErr w:type="gramStart"/>
-      <w:r>
-        <w:rPr>
-          <w:rFonts w:hint="eastAsia"/>
-        </w:rPr>
-        <w:t>端侧环境</w:t>
-      </w:r>
-      <w:proofErr w:type="gramEnd"/>
-      <w:r>
-        <w:rPr>
-          <w:rFonts w:hint="eastAsia"/>
-        </w:rPr>
-        <w:t>下对连续视频流进行实时处理，在计算资源、存储资源和功耗受限的约束下实现可持续运行，从而满足实际部署需求。</w:t>
+        <w:t>类常见表情的识别任务，并在标准数据集条件下保持稳定的识别精度；另一方面，系统需能够在嵌入式端侧环境下对连续视频流进行实时处理，在计算资源、存储资源和功耗受限的约束下实现可持续运行，从而满足实际部署需求。</w:t>
       </w:r>
     </w:p>
     <w:p>
@@ -6773,21 +6195,7 @@
         <w:rPr>
           <w:rFonts w:hint="eastAsia"/>
         </w:rPr>
-        <w:t>视频流采集、人脸区域定位、表情类别预测及结果输出等流程，同时应提供识别结果的可视化展示与必要的信息记录能力，以支持结果追溯、性能评估及后续分析等需求。上述目标与约束将作为后续模型训练配置、</w:t>
-      </w:r>
-      <w:proofErr w:type="gramStart"/>
-      <w:r>
-        <w:rPr>
-          <w:rFonts w:hint="eastAsia"/>
-        </w:rPr>
-        <w:t>端侧部署</w:t>
-      </w:r>
-      <w:proofErr w:type="gramEnd"/>
-      <w:r>
-        <w:rPr>
-          <w:rFonts w:hint="eastAsia"/>
-        </w:rPr>
-        <w:t>策略与性能测试指标设定的依据。</w:t>
+        <w:t>视频流采集、人脸区域定位、表情类别预测及结果输出等流程，同时应提供识别结果的可视化展示与必要的信息记录能力，以支持结果追溯、性能评估及后续分析等需求。上述目标与约束将作为后续模型训练配置、端侧部署策略与性能测试指标设定的依据。</w:t>
       </w:r>
     </w:p>
     <w:p>
@@ -6864,19 +6272,11 @@
       <w:r>
         <w:t>PC</w:t>
       </w:r>
-      <w:proofErr w:type="gramStart"/>
-      <w:r>
-        <w:rPr>
-          <w:rFonts w:hint="eastAsia"/>
-        </w:rPr>
-        <w:t>端算力完成</w:t>
-      </w:r>
-      <w:proofErr w:type="gramEnd"/>
-      <w:r>
-        <w:rPr>
-          <w:rFonts w:hint="eastAsia"/>
-        </w:rPr>
-        <w:t>参数优化与模型选择，同时将推理环节下沉至边缘设备，降低系统对高性能</w:t>
+      <w:r>
+        <w:rPr>
+          <w:rFonts w:hint="eastAsia"/>
+        </w:rPr>
+        <w:t>端算力完成参数优化与模型选择，同时将推理环节下沉至边缘设备，降低系统对高性能</w:t>
       </w:r>
       <w:r>
         <w:t>GPU</w:t>
@@ -6896,21 +6296,7 @@
         <w:rPr>
           <w:rFonts w:hint="eastAsia"/>
         </w:rPr>
-        <w:t>此外，系统整体采用分层组织方式，将硬件资源、数据组织、模型训练与评估、在线推理等环节进行逻辑解耦，保证训练链路与推理链路相对独立：训练链路负责模型能力提升，推理链路</w:t>
-      </w:r>
-      <w:proofErr w:type="gramStart"/>
-      <w:r>
-        <w:rPr>
-          <w:rFonts w:hint="eastAsia"/>
-        </w:rPr>
-        <w:t>负责端侧实时</w:t>
-      </w:r>
-      <w:proofErr w:type="gramEnd"/>
-      <w:r>
-        <w:rPr>
-          <w:rFonts w:hint="eastAsia"/>
-        </w:rPr>
-        <w:t>服务。</w:t>
+        <w:t>此外，系统整体采用分层组织方式，将硬件资源、数据组织、模型训练与评估、在线推理等环节进行逻辑解耦，保证训练链路与推理链路相对独立：训练链路负责模型能力提升，推理链路负责端侧实时服务。</w:t>
       </w:r>
     </w:p>
     <w:p>
@@ -6946,21 +6332,7 @@
         <w:rPr>
           <w:rFonts w:hint="eastAsia"/>
         </w:rPr>
-        <w:t>为避免系统叙述出现“结构与流程混写、内容重复”的问题，本文在总体设计中遵循模块化设计思想，</w:t>
-      </w:r>
-      <w:proofErr w:type="gramStart"/>
-      <w:r>
-        <w:rPr>
-          <w:rFonts w:hint="eastAsia"/>
-        </w:rPr>
-        <w:t>将端侧</w:t>
-      </w:r>
-      <w:proofErr w:type="gramEnd"/>
-      <w:r>
-        <w:rPr>
-          <w:rFonts w:hint="eastAsia"/>
-        </w:rPr>
-        <w:t>实时推理过程划分为图像采集模块、人脸检测与对齐模块、表情识别模块、结果输出模块等，并通过清晰的数据接口组织各模块协同工作。模块化结构能够降低功能耦合度，提升系统可维护性与可扩展性，同时为后续性能定位与鲁棒性优化提供便利。</w:t>
+        <w:t>为避免系统叙述出现“结构与流程混写、内容重复”的问题，本文在总体设计中遵循模块化设计思想，将端侧实时推理过程划分为图像采集模块、人脸检测与对齐模块、表情识别模块、结果输出模块等，并通过清晰的数据接口组织各模块协同工作。模块化结构能够降低功能耦合度，提升系统可维护性与可扩展性，同时为后续性能定位与鲁棒性优化提供便利。</w:t>
       </w:r>
       <w:r>
         <w:t>如图</w:t>
@@ -6991,11 +6363,11 @@
         <w:jc w:val="center"/>
       </w:pPr>
       <w:r>
-        <w:object w:dxaOrig="10668" w:dyaOrig="11412" w14:anchorId="6AEF381E">
-          <v:shape id="_x0000_i1026" type="#_x0000_t75" style="width:343pt;height:367pt" o:ole="">
+        <w:object w:dxaOrig="10667" w:dyaOrig="11411" w14:anchorId="6AEF381E">
+          <v:shape id="_x0000_i1028" type="#_x0000_t75" style="width:343pt;height:367pt" o:ole="">
             <v:imagedata r:id="rId21" o:title=""/>
           </v:shape>
-          <o:OLEObject Type="Embed" ProgID="Visio.Drawing.15" ShapeID="_x0000_i1026" DrawAspect="Content" ObjectID="_1832240290" r:id="rId22"/>
+          <o:OLEObject Type="Embed" ProgID="Visio.Drawing.15" ShapeID="_x0000_i1028" DrawAspect="Content" ObjectID="_1832524811" r:id="rId22"/>
         </w:object>
       </w:r>
     </w:p>
@@ -7087,21 +6459,7 @@
         <w:rPr>
           <w:rFonts w:hint="eastAsia"/>
         </w:rPr>
-        <w:t>为满足</w:t>
-      </w:r>
-      <w:proofErr w:type="gramStart"/>
-      <w:r>
-        <w:rPr>
-          <w:rFonts w:hint="eastAsia"/>
-        </w:rPr>
-        <w:t>端侧设备算力</w:t>
-      </w:r>
-      <w:proofErr w:type="gramEnd"/>
-      <w:r>
-        <w:rPr>
-          <w:rFonts w:hint="eastAsia"/>
-        </w:rPr>
-        <w:t>受限条件下的实时人脸表情识别需求，本文系统按照“数据—训练—评估—端侧推理”的工程闭环进行模块化设计。系统整体遵循“检测</w:t>
+        <w:t>为满足端侧设备算力受限条件下的实时人脸表情识别需求，本文系统按照“数据—训练—评估—端侧推理”的工程闭环进行模块化设计。系统整体遵循“检测</w:t>
       </w:r>
       <w:r>
         <w:rPr>
@@ -7125,21 +6483,7 @@
         <w:rPr>
           <w:rFonts w:hint="eastAsia"/>
         </w:rPr>
-        <w:t>记录”的处理链路，以保证从离线训练到</w:t>
-      </w:r>
-      <w:proofErr w:type="gramStart"/>
-      <w:r>
-        <w:rPr>
-          <w:rFonts w:hint="eastAsia"/>
-        </w:rPr>
-        <w:t>端侧部署</w:t>
-      </w:r>
-      <w:proofErr w:type="gramEnd"/>
-      <w:r>
-        <w:rPr>
-          <w:rFonts w:hint="eastAsia"/>
-        </w:rPr>
-        <w:t>的流程一致性与可复现性</w:t>
+        <w:t>记录”的处理链路，以保证从离线训练到端侧部署的流程一致性与可复现性</w:t>
       </w:r>
       <w:r>
         <w:rPr>
@@ -7180,21 +6524,7 @@
         <w:rPr>
           <w:rFonts w:hint="eastAsia"/>
         </w:rPr>
-        <w:t>数据</w:t>
-      </w:r>
-      <w:proofErr w:type="gramStart"/>
-      <w:r>
-        <w:rPr>
-          <w:rFonts w:hint="eastAsia"/>
-        </w:rPr>
-        <w:t>层负责</w:t>
-      </w:r>
-      <w:proofErr w:type="gramEnd"/>
-      <w:r>
-        <w:rPr>
-          <w:rFonts w:hint="eastAsia"/>
-        </w:rPr>
-        <w:t>统一管理训练与评测所需的数据资源，并以结构化文件（</w:t>
+        <w:t>数据层负责统一管理训练与评测所需的数据资源，并以结构化文件（</w:t>
       </w:r>
       <w:r>
         <w:rPr>
@@ -7405,41 +6735,13 @@
         <w:rPr>
           <w:rFonts w:hint="eastAsia"/>
         </w:rPr>
-        <w:t>train/</w:t>
-      </w:r>
-      <w:proofErr w:type="spellStart"/>
-      <w:r>
-        <w:rPr>
-          <w:rFonts w:hint="eastAsia"/>
-        </w:rPr>
-        <w:t>val</w:t>
-      </w:r>
-      <w:proofErr w:type="spellEnd"/>
-      <w:r>
-        <w:rPr>
-          <w:rFonts w:hint="eastAsia"/>
-        </w:rPr>
-        <w:t>/test</w:t>
-      </w:r>
-      <w:r>
-        <w:rPr>
-          <w:rFonts w:hint="eastAsia"/>
-        </w:rPr>
-        <w:t>，</w:t>
-      </w:r>
-      <w:proofErr w:type="gramStart"/>
-      <w:r>
-        <w:rPr>
-          <w:rFonts w:hint="eastAsia"/>
-        </w:rPr>
-        <w:t>不</w:t>
-      </w:r>
-      <w:proofErr w:type="gramEnd"/>
-      <w:r>
-        <w:rPr>
-          <w:rFonts w:hint="eastAsia"/>
-        </w:rPr>
-        <w:t>加载</w:t>
+        <w:t>train/val/test</w:t>
+      </w:r>
+      <w:r>
+        <w:rPr>
+          <w:rFonts w:hint="eastAsia"/>
+        </w:rPr>
+        <w:t>，不加载</w:t>
       </w:r>
       <w:r>
         <w:rPr>
@@ -7603,35 +6905,7 @@
         <w:rPr>
           <w:rFonts w:hint="eastAsia"/>
         </w:rPr>
-        <w:t>后通过</w:t>
-      </w:r>
-      <w:proofErr w:type="gramStart"/>
-      <w:r>
-        <w:rPr>
-          <w:rFonts w:hint="eastAsia"/>
-        </w:rPr>
-        <w:t>幂</w:t>
-      </w:r>
-      <w:proofErr w:type="gramEnd"/>
-      <w:r>
-        <w:rPr>
-          <w:rFonts w:hint="eastAsia"/>
-        </w:rPr>
-        <w:t>次变换与缩放得到样本权重，从而降低</w:t>
-      </w:r>
-      <w:proofErr w:type="gramStart"/>
-      <w:r>
-        <w:rPr>
-          <w:rFonts w:hint="eastAsia"/>
-        </w:rPr>
-        <w:t>低置信度伪标签</w:t>
-      </w:r>
-      <w:proofErr w:type="gramEnd"/>
-      <w:r>
-        <w:rPr>
-          <w:rFonts w:hint="eastAsia"/>
-        </w:rPr>
-        <w:t>对模型的负面影响。同时，在训练配置中提供了伪标签渐进引入（</w:t>
+        <w:t>后通过幂次变换与缩放得到样本权重，从而降低低置信度伪标签对模型的负面影响。同时，在训练配置中提供了伪标签渐进引入（</w:t>
       </w:r>
       <w:r>
         <w:rPr>
@@ -7643,21 +6917,7 @@
         <w:rPr>
           <w:rFonts w:hint="eastAsia"/>
         </w:rPr>
-        <w:t>）、置信度</w:t>
-      </w:r>
-      <w:proofErr w:type="gramStart"/>
-      <w:r>
-        <w:rPr>
-          <w:rFonts w:hint="eastAsia"/>
-        </w:rPr>
-        <w:t>幂</w:t>
-      </w:r>
-      <w:proofErr w:type="gramEnd"/>
-      <w:r>
-        <w:rPr>
-          <w:rFonts w:hint="eastAsia"/>
-        </w:rPr>
-        <w:t>次与整体损失权重等参数，用于在性能提升与训练稳定性之间取得平衡。</w:t>
+        <w:t>）、置信度幂次与整体损失权重等参数，用于在性能提升与训练稳定性之间取得平衡。</w:t>
       </w:r>
     </w:p>
     <w:p>
@@ -7680,21 +6940,7 @@
         <w:rPr>
           <w:rFonts w:hint="eastAsia"/>
         </w:rPr>
-        <w:t>模型评估与分析</w:t>
-      </w:r>
-      <w:proofErr w:type="gramStart"/>
-      <w:r>
-        <w:rPr>
-          <w:rFonts w:hint="eastAsia"/>
-        </w:rPr>
-        <w:t>层用于</w:t>
-      </w:r>
-      <w:proofErr w:type="gramEnd"/>
-      <w:r>
-        <w:rPr>
-          <w:rFonts w:hint="eastAsia"/>
-        </w:rPr>
-        <w:t>在验证集与测试集上对训练得到的模型进行定量评估，并输出可用于论文撰写的分析材料。该层的功能包括：</w:t>
+        <w:t>模型评估与分析层用于在验证集与测试集上对训练得到的模型进行定量评估，并输出可用于论文撰写的分析材料。该层的功能包括：</w:t>
       </w:r>
     </w:p>
     <w:p>
@@ -7713,19 +6959,11 @@
         </w:rPr>
         <w:t>对模型在</w:t>
       </w:r>
-      <w:proofErr w:type="spellStart"/>
-      <w:r>
-        <w:rPr>
-          <w:rFonts w:hint="eastAsia"/>
-        </w:rPr>
-        <w:t>val</w:t>
-      </w:r>
-      <w:proofErr w:type="spellEnd"/>
-      <w:r>
-        <w:rPr>
-          <w:rFonts w:hint="eastAsia"/>
-        </w:rPr>
-        <w:t>/test</w:t>
+      <w:r>
+        <w:rPr>
+          <w:rFonts w:hint="eastAsia"/>
+        </w:rPr>
+        <w:t>val/test</w:t>
       </w:r>
       <w:r>
         <w:rPr>
@@ -7799,35 +7037,7 @@
         <w:rPr>
           <w:rFonts w:hint="eastAsia"/>
         </w:rPr>
-        <w:t>在线推理与应用层面</w:t>
-      </w:r>
-      <w:proofErr w:type="gramStart"/>
-      <w:r>
-        <w:rPr>
-          <w:rFonts w:hint="eastAsia"/>
-        </w:rPr>
-        <w:t>向端侧</w:t>
-      </w:r>
-      <w:proofErr w:type="gramEnd"/>
-      <w:r>
-        <w:rPr>
-          <w:rFonts w:hint="eastAsia"/>
-        </w:rPr>
-        <w:t>实时场景运行，负责把离线训练得到的模型部署到嵌入式设备上，实现“视频采集—人脸检测—表情分类—结果展示”的闭环。</w:t>
-      </w:r>
-      <w:proofErr w:type="gramStart"/>
-      <w:r>
-        <w:rPr>
-          <w:rFonts w:hint="eastAsia"/>
-        </w:rPr>
-        <w:t>结合毕设的</w:t>
-      </w:r>
-      <w:proofErr w:type="gramEnd"/>
-      <w:r>
-        <w:rPr>
-          <w:rFonts w:hint="eastAsia"/>
-        </w:rPr>
-        <w:t>总体目标，该层主要包含以下关键功能：</w:t>
+        <w:t>在线推理与应用层面向端侧实时场景运行，负责把离线训练得到的模型部署到嵌入式设备上，实现“视频采集—人脸检测—表情分类—结果展示”的闭环。结合毕设的总体目标，该层主要包含以下关键功能：</w:t>
       </w:r>
     </w:p>
     <w:p>
@@ -7873,21 +7083,7 @@
         <w:rPr>
           <w:rFonts w:hint="eastAsia"/>
         </w:rPr>
-        <w:t>裁剪：对输入</w:t>
-      </w:r>
-      <w:proofErr w:type="gramStart"/>
-      <w:r>
-        <w:rPr>
-          <w:rFonts w:hint="eastAsia"/>
-        </w:rPr>
-        <w:t>帧</w:t>
-      </w:r>
-      <w:proofErr w:type="gramEnd"/>
-      <w:r>
-        <w:rPr>
-          <w:rFonts w:hint="eastAsia"/>
-        </w:rPr>
-        <w:t>进行人脸定位并裁剪出人脸区域，为表情分类提供更纯净的输入（检测是表情识别的前置基础环节，直接影响后续分类可靠性）；</w:t>
+        <w:t>裁剪：对输入帧进行人脸定位并裁剪出人脸区域，为表情分类提供更纯净的输入（检测是表情识别的前置基础环节，直接影响后续分类可靠性）；</w:t>
       </w:r>
     </w:p>
     <w:p>
@@ -7918,19 +7114,11 @@
         </w:rPr>
         <w:t>类表情预测。分类模型构建接口采用统一的</w:t>
       </w:r>
-      <w:proofErr w:type="spellStart"/>
-      <w:r>
-        <w:rPr>
-          <w:rFonts w:hint="eastAsia"/>
-        </w:rPr>
-        <w:t>get_model</w:t>
-      </w:r>
-      <w:proofErr w:type="spellEnd"/>
-      <w:r>
-        <w:rPr>
-          <w:rFonts w:hint="eastAsia"/>
-        </w:rPr>
-        <w:t>()</w:t>
+      <w:r>
+        <w:rPr>
+          <w:rFonts w:hint="eastAsia"/>
+        </w:rPr>
+        <w:t>get_model()</w:t>
       </w:r>
       <w:r>
         <w:rPr>
@@ -8012,21 +7200,7 @@
         <w:rPr>
           <w:rFonts w:hint="eastAsia"/>
         </w:rPr>
-        <w:t>3.2.5 模块</w:t>
-      </w:r>
-      <w:proofErr w:type="gramStart"/>
-      <w:r>
-        <w:rPr>
-          <w:rFonts w:hint="eastAsia"/>
-        </w:rPr>
-        <w:t>间关键</w:t>
-      </w:r>
-      <w:proofErr w:type="gramEnd"/>
-      <w:r>
-        <w:rPr>
-          <w:rFonts w:hint="eastAsia"/>
-        </w:rPr>
-        <w:t>接口与数据流说明</w:t>
+        <w:t>3.2.5 模块间关键接口与数据流说明</w:t>
       </w:r>
     </w:p>
     <w:p>
@@ -8214,33 +7388,11 @@
         <w:lastRenderedPageBreak/>
         <w:t>模型构建接口：通过</w:t>
       </w:r>
-      <w:proofErr w:type="spellStart"/>
-      <w:r>
-        <w:rPr>
-          <w:rFonts w:hint="eastAsia"/>
-        </w:rPr>
-        <w:t>get_model</w:t>
-      </w:r>
-      <w:proofErr w:type="spellEnd"/>
-      <w:r>
-        <w:rPr>
-          <w:rFonts w:hint="eastAsia"/>
-        </w:rPr>
-        <w:t>(</w:t>
-      </w:r>
-      <w:proofErr w:type="spellStart"/>
-      <w:r>
-        <w:rPr>
-          <w:rFonts w:hint="eastAsia"/>
-        </w:rPr>
-        <w:t>variant,num_classes,pretrained,device</w:t>
-      </w:r>
-      <w:proofErr w:type="spellEnd"/>
-      <w:r>
-        <w:rPr>
-          <w:rFonts w:hint="eastAsia"/>
-        </w:rPr>
-        <w:t>)</w:t>
+      <w:r>
+        <w:rPr>
+          <w:rFonts w:hint="eastAsia"/>
+        </w:rPr>
+        <w:t>get_model(variant,num_classes,pretrained,device)</w:t>
       </w:r>
       <w:r>
         <w:rPr>
@@ -8339,21 +7491,7 @@
         <w:rPr>
           <w:rFonts w:hint="eastAsia"/>
         </w:rPr>
-        <w:t>在线推理流程</w:t>
-      </w:r>
-      <w:proofErr w:type="gramStart"/>
-      <w:r>
-        <w:rPr>
-          <w:rFonts w:hint="eastAsia"/>
-        </w:rPr>
-        <w:t>面向端侧实时</w:t>
-      </w:r>
-      <w:proofErr w:type="gramEnd"/>
-      <w:r>
-        <w:rPr>
-          <w:rFonts w:hint="eastAsia"/>
-        </w:rPr>
-        <w:t>应用场景，以摄像头视频流为输入，在树莓派</w:t>
+        <w:t>在线推理流程面向端侧实时应用场景，以摄像头视频流为输入，在树莓派</w:t>
       </w:r>
       <w:r>
         <w:rPr>
@@ -8365,21 +7503,7 @@
         <w:rPr>
           <w:rFonts w:hint="eastAsia"/>
         </w:rPr>
-        <w:t>上完成“人脸检测—人脸区域提取—表情分类—结果输出”的连续处理。为</w:t>
-      </w:r>
-      <w:proofErr w:type="gramStart"/>
-      <w:r>
-        <w:rPr>
-          <w:rFonts w:hint="eastAsia"/>
-        </w:rPr>
-        <w:t>保证端侧推理</w:t>
-      </w:r>
-      <w:proofErr w:type="gramEnd"/>
-      <w:r>
-        <w:rPr>
-          <w:rFonts w:hint="eastAsia"/>
-        </w:rPr>
-        <w:t>链路具备可解释性与可复现性，本文将在线推理过程抽象为若干顺序执行的步骤，并以模块间数据流作为主线组织叙述。</w:t>
+        <w:t>上完成“人脸检测—人脸区域提取—表情分类—结果输出”的连续处理。为保证端侧推理链路具备可解释性与可复现性，本文将在线推理过程抽象为若干顺序执行的步骤，并以模块间数据流作为主线组织叙述。</w:t>
       </w:r>
     </w:p>
     <w:p>
@@ -8413,21 +7537,7 @@
         <w:rPr>
           <w:rFonts w:hint="eastAsia"/>
         </w:rPr>
-        <w:t>视频</w:t>
-      </w:r>
-      <w:proofErr w:type="gramStart"/>
-      <w:r>
-        <w:rPr>
-          <w:rFonts w:hint="eastAsia"/>
-        </w:rPr>
-        <w:t>帧</w:t>
-      </w:r>
-      <w:proofErr w:type="gramEnd"/>
-      <w:r>
-        <w:rPr>
-          <w:rFonts w:hint="eastAsia"/>
-        </w:rPr>
-        <w:t>采集：从摄像头持续获取视频帧，作为后续检测模块的输入。</w:t>
+        <w:t>视频帧采集：从摄像头持续获取视频帧，作为后续检测模块的输入。</w:t>
       </w:r>
     </w:p>
     <w:p>
@@ -8482,21 +7592,7 @@
         <w:rPr>
           <w:rFonts w:hint="eastAsia"/>
         </w:rPr>
-        <w:t>提取与预处理：根据检测输出在</w:t>
-      </w:r>
-      <w:proofErr w:type="gramStart"/>
-      <w:r>
-        <w:rPr>
-          <w:rFonts w:hint="eastAsia"/>
-        </w:rPr>
-        <w:t>原始帧中裁剪</w:t>
-      </w:r>
-      <w:proofErr w:type="gramEnd"/>
-      <w:r>
-        <w:rPr>
-          <w:rFonts w:hint="eastAsia"/>
-        </w:rPr>
-        <w:t>人脸区域，进行尺寸变换与归一化处理，生成表情分类网络需要的输入张量。为保证训练与推理的一致性，预处理阶段采用与训练阶段相同的归一化规范，以减小域偏移对分类性能的影响。</w:t>
+        <w:t>提取与预处理：根据检测输出在原始帧中裁剪人脸区域，进行尺寸变换与归一化处理，生成表情分类网络需要的输入张量。为保证训练与推理的一致性，预处理阶段采用与训练阶段相同的归一化规范，以减小域偏移对分类性能的影响。</w:t>
       </w:r>
     </w:p>
     <w:p>
@@ -8539,15 +7635,7 @@
         <w:t xml:space="preserve"> </w:t>
       </w:r>
       <w:r>
-        <w:t>结果展示与记录：在</w:t>
-      </w:r>
-      <w:proofErr w:type="gramStart"/>
-      <w:r>
-        <w:t>视频帧上叠加</w:t>
-      </w:r>
-      <w:proofErr w:type="gramEnd"/>
-      <w:r>
-        <w:t>绘制人脸框、表情类别、置信度，并可选写入日志用于回放分析。</w:t>
+        <w:t>结果展示与记录：在视频帧上叠加绘制人脸框、表情类别、置信度，并可选写入日志用于回放分析。</w:t>
       </w:r>
     </w:p>
     <w:p>
@@ -8753,19 +7841,11 @@
         </w:rPr>
         <w:t>测试评估与结果导出：在</w:t>
       </w:r>
-      <w:proofErr w:type="spellStart"/>
-      <w:r>
-        <w:rPr>
-          <w:rFonts w:hint="eastAsia"/>
-        </w:rPr>
-        <w:t>val</w:t>
-      </w:r>
-      <w:proofErr w:type="spellEnd"/>
-      <w:r>
-        <w:rPr>
-          <w:rFonts w:hint="eastAsia"/>
-        </w:rPr>
-        <w:t>/test</w:t>
+      <w:r>
+        <w:rPr>
+          <w:rFonts w:hint="eastAsia"/>
+        </w:rPr>
+        <w:t>val/test</w:t>
       </w:r>
       <w:r>
         <w:rPr>
@@ -8817,21 +7897,7 @@
         <w:rPr>
           <w:rFonts w:hint="eastAsia"/>
         </w:rPr>
-        <w:t>为主要端侧推理平台，采用“图像采集—人脸检测—表情识别—结果展示”的在线流水线方式运行。</w:t>
-      </w:r>
-      <w:proofErr w:type="gramStart"/>
-      <w:r>
-        <w:rPr>
-          <w:rFonts w:hint="eastAsia"/>
-        </w:rPr>
-        <w:t>根据端侧实时</w:t>
-      </w:r>
-      <w:proofErr w:type="gramEnd"/>
-      <w:r>
-        <w:rPr>
-          <w:rFonts w:hint="eastAsia"/>
-        </w:rPr>
-        <w:t>性要求，系统在每帧图像到达后按以下步骤执行：</w:t>
+        <w:t>为主要端侧推理平台，采用“图像采集—人脸检测—表情识别—结果展示”的在线流水线方式运行。根据端侧实时性要求，系统在每帧图像到达后按以下步骤执行：</w:t>
       </w:r>
     </w:p>
     <w:p>
@@ -8860,21 +7926,7 @@
         <w:rPr>
           <w:rFonts w:hint="eastAsia"/>
         </w:rPr>
-        <w:t>初始化摄像头并在主循环</w:t>
-      </w:r>
-      <w:proofErr w:type="gramStart"/>
-      <w:r>
-        <w:rPr>
-          <w:rFonts w:hint="eastAsia"/>
-        </w:rPr>
-        <w:t>中逐帧读取</w:t>
-      </w:r>
-      <w:proofErr w:type="gramEnd"/>
-      <w:r>
-        <w:rPr>
-          <w:rFonts w:hint="eastAsia"/>
-        </w:rPr>
-        <w:t>图像帧。</w:t>
+        <w:t>初始化摄像头并在主循环中逐帧读取图像帧。</w:t>
       </w:r>
     </w:p>
     <w:p>
@@ -8888,21 +7940,7 @@
         <w:rPr>
           <w:rFonts w:hint="eastAsia"/>
         </w:rPr>
-        <w:t>人脸检测与定位：对当前</w:t>
-      </w:r>
-      <w:proofErr w:type="gramStart"/>
-      <w:r>
-        <w:rPr>
-          <w:rFonts w:hint="eastAsia"/>
-        </w:rPr>
-        <w:t>帧</w:t>
-      </w:r>
-      <w:proofErr w:type="gramEnd"/>
-      <w:r>
-        <w:rPr>
-          <w:rFonts w:hint="eastAsia"/>
-        </w:rPr>
-        <w:t>进行人脸检测，输出人脸框坐标集合。系统优先采用</w:t>
+        <w:t>人脸检测与定位：对当前帧进行人脸检测，输出人脸框坐标集合。系统优先采用</w:t>
       </w:r>
       <w:r>
         <w:t xml:space="preserve"> YuNet</w:t>
@@ -8914,13 +7952,8 @@
         <w:t>检测器（</w:t>
       </w:r>
       <w:r>
-        <w:t xml:space="preserve">OpenCV </w:t>
-      </w:r>
-      <w:proofErr w:type="spellStart"/>
-      <w:r>
-        <w:t>FaceDetectorYN</w:t>
-      </w:r>
-      <w:proofErr w:type="spellEnd"/>
+        <w:t>OpenCV FaceDetectorYN</w:t>
+      </w:r>
       <w:r>
         <w:rPr>
           <w:rFonts w:hint="eastAsia"/>
@@ -8954,21 +7987,7 @@
         <w:rPr>
           <w:rFonts w:hint="eastAsia"/>
         </w:rPr>
-        <w:t>时，系统将输入尺寸动态设置为当前</w:t>
-      </w:r>
-      <w:proofErr w:type="gramStart"/>
-      <w:r>
-        <w:rPr>
-          <w:rFonts w:hint="eastAsia"/>
-        </w:rPr>
-        <w:t>帧</w:t>
-      </w:r>
-      <w:proofErr w:type="gramEnd"/>
-      <w:r>
-        <w:rPr>
-          <w:rFonts w:hint="eastAsia"/>
-        </w:rPr>
-        <w:t>大小，并设置检测阈值与</w:t>
+        <w:t>时，系统将输入尺寸动态设置为当前帧大小，并设置检测阈值与</w:t>
       </w:r>
       <w:r>
         <w:t>NMS</w:t>
@@ -8977,21 +7996,7 @@
         <w:rPr>
           <w:rFonts w:hint="eastAsia"/>
         </w:rPr>
-        <w:t>阈值，过滤低置信度或过小的人脸框，从而</w:t>
-      </w:r>
-      <w:proofErr w:type="gramStart"/>
-      <w:r>
-        <w:rPr>
-          <w:rFonts w:hint="eastAsia"/>
-        </w:rPr>
-        <w:t>提升端侧推理</w:t>
-      </w:r>
-      <w:proofErr w:type="gramEnd"/>
-      <w:r>
-        <w:rPr>
-          <w:rFonts w:hint="eastAsia"/>
-        </w:rPr>
-        <w:t>稳定性。</w:t>
+        <w:t>阈值，过滤低置信度或过小的人脸框，从而提升端侧推理稳定性。</w:t>
       </w:r>
     </w:p>
     <w:p>
@@ -9057,30 +8062,14 @@
         </w:rPr>
         <w:t>，并经</w:t>
       </w:r>
-      <w:proofErr w:type="spellStart"/>
       <w:r>
         <w:t>Softmax</w:t>
       </w:r>
-      <w:proofErr w:type="spellEnd"/>
-      <w:r>
-        <w:rPr>
-          <w:rFonts w:hint="eastAsia"/>
-        </w:rPr>
-        <w:t>得到类别概率，取最大概率对应类别作为预测表情，同时保留置信</w:t>
-      </w:r>
-      <w:proofErr w:type="gramStart"/>
-      <w:r>
-        <w:rPr>
-          <w:rFonts w:hint="eastAsia"/>
-        </w:rPr>
-        <w:t>度用于</w:t>
-      </w:r>
-      <w:proofErr w:type="gramEnd"/>
-      <w:r>
-        <w:rPr>
-          <w:rFonts w:hint="eastAsia"/>
-        </w:rPr>
-        <w:t>后续稳定策略。</w:t>
+      <w:r>
+        <w:rPr>
+          <w:rFonts w:hint="eastAsia"/>
+        </w:rPr>
+        <w:t>得到类别概率，取最大概率对应类别作为预测表情，同时保留置信度用于后续稳定策略。</w:t>
       </w:r>
     </w:p>
     <w:p>
@@ -9094,27 +8083,11 @@
         <w:rPr>
           <w:rFonts w:hint="eastAsia"/>
         </w:rPr>
-        <w:t>结果稳定与输出显示：针对视频流</w:t>
-      </w:r>
-      <w:proofErr w:type="gramStart"/>
-      <w:r>
-        <w:rPr>
-          <w:rFonts w:hint="eastAsia"/>
-        </w:rPr>
-        <w:t>逐帧预测易</w:t>
-      </w:r>
-      <w:proofErr w:type="gramEnd"/>
-      <w:r>
-        <w:rPr>
-          <w:rFonts w:hint="eastAsia"/>
-        </w:rPr>
-        <w:t>出现抖动的问题，系统设计表情追踪稳定器（</w:t>
-      </w:r>
-      <w:proofErr w:type="spellStart"/>
+        <w:t>结果稳定与输出显示：针对视频流逐帧预测易出现抖动的问题，系统设计表情追踪稳定器（</w:t>
+      </w:r>
       <w:r>
         <w:t>EmotionTracker</w:t>
       </w:r>
-      <w:proofErr w:type="spellEnd"/>
       <w:r>
         <w:rPr>
           <w:rFonts w:hint="eastAsia"/>
@@ -9274,16 +8247,8 @@
         <w:rPr>
           <w:rFonts w:hint="eastAsia"/>
         </w:rPr>
-        <w:t>输入：当前</w:t>
-      </w:r>
-      <w:proofErr w:type="gramStart"/>
-      <w:r>
-        <w:rPr>
-          <w:rFonts w:hint="eastAsia"/>
-        </w:rPr>
-        <w:t>帧</w:t>
-      </w:r>
-      <w:proofErr w:type="gramEnd"/>
+        <w:t>输入：当前帧</w:t>
+      </w:r>
       <w:r>
         <w:rPr>
           <w:rFonts w:hint="eastAsia"/>
@@ -9305,21 +8270,7 @@
         <w:rPr>
           <w:rFonts w:hint="eastAsia"/>
         </w:rPr>
-        <w:t>faces=[(</w:t>
-      </w:r>
-      <w:proofErr w:type="spellStart"/>
-      <w:r>
-        <w:rPr>
-          <w:rFonts w:hint="eastAsia"/>
-        </w:rPr>
-        <w:t>x,y,w,h</w:t>
-      </w:r>
-      <w:proofErr w:type="spellEnd"/>
-      <w:r>
-        <w:rPr>
-          <w:rFonts w:hint="eastAsia"/>
-        </w:rPr>
-        <w:t>),...]</w:t>
+        <w:t>faces=[(x,y,w,h),...]</w:t>
       </w:r>
     </w:p>
     <w:p>
@@ -9344,19 +8295,11 @@
       <w:r>
         <w:t>YuNet</w:t>
       </w:r>
-      <w:proofErr w:type="gramStart"/>
-      <w:r>
-        <w:rPr>
-          <w:rFonts w:hint="eastAsia"/>
-        </w:rPr>
-        <w:t>不</w:t>
-      </w:r>
-      <w:proofErr w:type="gramEnd"/>
-      <w:r>
-        <w:rPr>
-          <w:rFonts w:hint="eastAsia"/>
-        </w:rPr>
-        <w:t>可用时切换</w:t>
+      <w:r>
+        <w:rPr>
+          <w:rFonts w:hint="eastAsia"/>
+        </w:rPr>
+        <w:t>不可用时切换</w:t>
       </w:r>
       <w:r>
         <w:t>Haar</w:t>
@@ -9458,14 +8401,12 @@
         </w:rPr>
         <w:t>图像</w:t>
       </w:r>
-      <w:proofErr w:type="spellStart"/>
       <w:r>
         <w:rPr>
           <w:rFonts w:hint="eastAsia"/>
         </w:rPr>
         <w:t>face_img</w:t>
       </w:r>
-      <w:proofErr w:type="spellEnd"/>
     </w:p>
     <w:p>
       <w:pPr>
@@ -9477,89 +8418,274 @@
         </w:rPr>
         <w:t>输出：模型输入张量</w:t>
       </w:r>
-      <w:proofErr w:type="spellStart"/>
+      <w:r>
+        <w:rPr>
+          <w:rFonts w:hint="eastAsia"/>
+        </w:rPr>
+        <w:t>img_tensor(1</w:t>
+      </w:r>
+      <w:r>
+        <w:rPr>
+          <w:rFonts w:hint="eastAsia"/>
+        </w:rPr>
+        <w:t>×</w:t>
+      </w:r>
+      <w:r>
+        <w:rPr>
+          <w:rFonts w:hint="eastAsia"/>
+        </w:rPr>
+        <w:t>3</w:t>
+      </w:r>
+      <w:r>
+        <w:rPr>
+          <w:rFonts w:hint="eastAsia"/>
+        </w:rPr>
+        <w:t>×</w:t>
+      </w:r>
+      <w:r>
+        <w:rPr>
+          <w:rFonts w:hint="eastAsia"/>
+        </w:rPr>
+        <w:t>224</w:t>
+      </w:r>
+      <w:r>
+        <w:rPr>
+          <w:rFonts w:hint="eastAsia"/>
+        </w:rPr>
+        <w:t>×</w:t>
+      </w:r>
+      <w:r>
+        <w:rPr>
+          <w:rFonts w:hint="eastAsia"/>
+        </w:rPr>
+        <w:t>224)</w:t>
+      </w:r>
+    </w:p>
+    <w:p>
+      <w:pPr>
+        <w:ind w:firstLine="480"/>
+      </w:pPr>
+      <w:r>
+        <w:rPr>
+          <w:rFonts w:hint="eastAsia"/>
+        </w:rPr>
+        <w:t>说明：包含</w:t>
+      </w:r>
+      <w:r>
+        <w:t>Resize</w:t>
+      </w:r>
+      <w:r>
+        <w:rPr>
+          <w:rFonts w:hint="eastAsia"/>
+        </w:rPr>
+        <w:t>、</w:t>
+      </w:r>
+      <w:r>
+        <w:t>ToTensor</w:t>
+      </w:r>
+      <w:r>
+        <w:rPr>
+          <w:rFonts w:hint="eastAsia"/>
+        </w:rPr>
+        <w:t>与</w:t>
+      </w:r>
+      <w:r>
+        <w:t>Normalize</w:t>
+      </w:r>
+      <w:r>
+        <w:rPr>
+          <w:rFonts w:hint="eastAsia"/>
+        </w:rPr>
+        <w:t>，尽量与训练阶段预处理保持一致，以降低部署域偏移风险。</w:t>
+      </w:r>
+    </w:p>
+    <w:p>
+      <w:pPr>
+        <w:ind w:firstLine="480"/>
+      </w:pPr>
+      <w:r>
+        <w:rPr>
+          <w:rFonts w:hint="eastAsia"/>
+        </w:rPr>
+        <w:t xml:space="preserve">4. </w:t>
+      </w:r>
+      <w:r>
+        <w:rPr>
+          <w:rFonts w:hint="eastAsia"/>
+        </w:rPr>
+        <w:t>表情识别接口（</w:t>
+      </w:r>
+      <w:r>
+        <w:rPr>
+          <w:rFonts w:hint="eastAsia"/>
+        </w:rPr>
+        <w:t>Expression Inference Interface</w:t>
+      </w:r>
+      <w:r>
+        <w:rPr>
+          <w:rFonts w:hint="eastAsia"/>
+        </w:rPr>
+        <w:t>）</w:t>
+      </w:r>
+    </w:p>
+    <w:p>
+      <w:pPr>
+        <w:ind w:firstLine="480"/>
+      </w:pPr>
+      <w:r>
+        <w:rPr>
+          <w:rFonts w:hint="eastAsia"/>
+        </w:rPr>
+        <w:t>输入：</w:t>
+      </w:r>
       <w:r>
         <w:rPr>
           <w:rFonts w:hint="eastAsia"/>
         </w:rPr>
         <w:t>img_tensor</w:t>
       </w:r>
-      <w:proofErr w:type="spellEnd"/>
-      <w:r>
-        <w:rPr>
-          <w:rFonts w:hint="eastAsia"/>
-        </w:rPr>
-        <w:t>(1</w:t>
-      </w:r>
-      <w:r>
-        <w:rPr>
-          <w:rFonts w:hint="eastAsia"/>
-        </w:rPr>
-        <w:t>×</w:t>
-      </w:r>
-      <w:r>
-        <w:rPr>
-          <w:rFonts w:hint="eastAsia"/>
-        </w:rPr>
-        <w:t>3</w:t>
-      </w:r>
-      <w:proofErr w:type="gramStart"/>
-      <w:r>
-        <w:rPr>
-          <w:rFonts w:hint="eastAsia"/>
-        </w:rPr>
-        <w:t>×</w:t>
-      </w:r>
-      <w:r>
-        <w:rPr>
-          <w:rFonts w:hint="eastAsia"/>
-        </w:rPr>
-        <w:t>224</w:t>
-      </w:r>
-      <w:r>
-        <w:rPr>
-          <w:rFonts w:hint="eastAsia"/>
-        </w:rPr>
-        <w:t>×</w:t>
-      </w:r>
-      <w:r>
-        <w:rPr>
-          <w:rFonts w:hint="eastAsia"/>
-        </w:rPr>
-        <w:t>224</w:t>
-      </w:r>
-      <w:proofErr w:type="gramEnd"/>
-      <w:r>
-        <w:rPr>
-          <w:rFonts w:hint="eastAsia"/>
-        </w:rPr>
-        <w:t>)</w:t>
-      </w:r>
-    </w:p>
-    <w:p>
-      <w:pPr>
-        <w:ind w:firstLine="480"/>
-      </w:pPr>
-      <w:r>
-        <w:rPr>
-          <w:rFonts w:hint="eastAsia"/>
-        </w:rPr>
-        <w:t>说明：包含</w:t>
-      </w:r>
-      <w:r>
-        <w:t>Resize</w:t>
-      </w:r>
-      <w:r>
-        <w:rPr>
-          <w:rFonts w:hint="eastAsia"/>
-        </w:rPr>
-        <w:t>、</w:t>
-      </w:r>
-      <w:proofErr w:type="spellStart"/>
-      <w:r>
-        <w:t>ToTensor</w:t>
-      </w:r>
-      <w:proofErr w:type="spellEnd"/>
+    </w:p>
+    <w:p>
+      <w:pPr>
+        <w:ind w:firstLine="480"/>
+      </w:pPr>
+      <w:r>
+        <w:rPr>
+          <w:rFonts w:hint="eastAsia"/>
+        </w:rPr>
+        <w:t>输出：预测类别</w:t>
+      </w:r>
+      <w:r>
+        <w:rPr>
+          <w:rFonts w:hint="eastAsia"/>
+        </w:rPr>
+        <w:t>pred_label</w:t>
+      </w:r>
+      <w:r>
+        <w:rPr>
+          <w:rFonts w:hint="eastAsia"/>
+        </w:rPr>
+        <w:t>与置信度</w:t>
+      </w:r>
+      <w:r>
+        <w:rPr>
+          <w:rFonts w:hint="eastAsia"/>
+        </w:rPr>
+        <w:t>conf</w:t>
+      </w:r>
+    </w:p>
+    <w:p>
+      <w:pPr>
+        <w:ind w:firstLine="480"/>
+      </w:pPr>
+      <w:r>
+        <w:rPr>
+          <w:rFonts w:hint="eastAsia"/>
+        </w:rPr>
+        <w:t>说明：模型输出</w:t>
+      </w:r>
+      <w:r>
+        <w:t>logits</w:t>
+      </w:r>
+      <w:r>
+        <w:rPr>
+          <w:rFonts w:hint="eastAsia"/>
+        </w:rPr>
+        <w:t>，经</w:t>
+      </w:r>
+      <w:r>
+        <w:t>Softmax</w:t>
+      </w:r>
+      <w:r>
+        <w:rPr>
+          <w:rFonts w:hint="eastAsia"/>
+        </w:rPr>
+        <w:t>得到概率并取</w:t>
+      </w:r>
+      <w:r>
+        <w:t>argmax</w:t>
+      </w:r>
+      <w:r>
+        <w:rPr>
+          <w:rFonts w:hint="eastAsia"/>
+        </w:rPr>
+        <w:t>作为预测。</w:t>
+      </w:r>
+    </w:p>
+    <w:p>
+      <w:pPr>
+        <w:ind w:firstLine="480"/>
+      </w:pPr>
+      <w:r>
+        <w:rPr>
+          <w:rFonts w:hint="eastAsia"/>
+        </w:rPr>
+        <w:t xml:space="preserve">5. </w:t>
+      </w:r>
+      <w:r>
+        <w:rPr>
+          <w:rFonts w:hint="eastAsia"/>
+        </w:rPr>
+        <w:t>结果稳定接口（</w:t>
+      </w:r>
+      <w:r>
+        <w:rPr>
+          <w:rFonts w:hint="eastAsia"/>
+        </w:rPr>
+        <w:t>Temporal Smoothing Interface</w:t>
+      </w:r>
+      <w:r>
+        <w:rPr>
+          <w:rFonts w:hint="eastAsia"/>
+        </w:rPr>
+        <w:t>）</w:t>
+      </w:r>
+    </w:p>
+    <w:p>
+      <w:pPr>
+        <w:ind w:firstLine="480"/>
+      </w:pPr>
+      <w:r>
+        <w:rPr>
+          <w:rFonts w:hint="eastAsia"/>
+        </w:rPr>
+        <w:t>输入：当前帧预测表情</w:t>
+      </w:r>
+      <w:r>
+        <w:rPr>
+          <w:rFonts w:hint="eastAsia"/>
+        </w:rPr>
+        <w:t>emotion</w:t>
+      </w:r>
+      <w:r>
+        <w:rPr>
+          <w:rFonts w:hint="eastAsia"/>
+        </w:rPr>
+        <w:t>与置信度</w:t>
+      </w:r>
+      <w:r>
+        <w:rPr>
+          <w:rFonts w:hint="eastAsia"/>
+        </w:rPr>
+        <w:t>conf</w:t>
+      </w:r>
+    </w:p>
+    <w:p>
+      <w:pPr>
+        <w:ind w:firstLine="480"/>
+      </w:pPr>
+      <w:r>
+        <w:rPr>
+          <w:rFonts w:hint="eastAsia"/>
+        </w:rPr>
+        <w:t>输出：稳定后的表情</w:t>
+      </w:r>
+      <w:r>
+        <w:rPr>
+          <w:rFonts w:hint="eastAsia"/>
+        </w:rPr>
+        <w:t>stable_emotion</w:t>
+      </w:r>
       <w:r>
         <w:rPr>
           <w:rFonts w:hint="eastAsia"/>
@@ -9567,238 +8693,11 @@
         <w:t>与</w:t>
       </w:r>
       <w:r>
-        <w:t>Normalize</w:t>
-      </w:r>
-      <w:r>
-        <w:rPr>
-          <w:rFonts w:hint="eastAsia"/>
-        </w:rPr>
-        <w:t>，尽量与训练阶段预处理保持一致，以降低部署域偏移风险。</w:t>
-      </w:r>
-    </w:p>
-    <w:p>
-      <w:pPr>
-        <w:ind w:firstLine="480"/>
-      </w:pPr>
-      <w:r>
-        <w:rPr>
-          <w:rFonts w:hint="eastAsia"/>
-        </w:rPr>
-        <w:t xml:space="preserve">4. </w:t>
-      </w:r>
-      <w:r>
-        <w:rPr>
-          <w:rFonts w:hint="eastAsia"/>
-        </w:rPr>
-        <w:t>表情识别接口（</w:t>
-      </w:r>
-      <w:r>
-        <w:rPr>
-          <w:rFonts w:hint="eastAsia"/>
-        </w:rPr>
-        <w:t>Expression Inference Interface</w:t>
-      </w:r>
-      <w:r>
-        <w:rPr>
-          <w:rFonts w:hint="eastAsia"/>
-        </w:rPr>
-        <w:t>）</w:t>
-      </w:r>
-    </w:p>
-    <w:p>
-      <w:pPr>
-        <w:ind w:firstLine="480"/>
-      </w:pPr>
-      <w:r>
-        <w:rPr>
-          <w:rFonts w:hint="eastAsia"/>
-        </w:rPr>
-        <w:t>输入：</w:t>
-      </w:r>
-      <w:proofErr w:type="spellStart"/>
-      <w:r>
-        <w:rPr>
-          <w:rFonts w:hint="eastAsia"/>
-        </w:rPr>
-        <w:t>img_tensor</w:t>
-      </w:r>
-      <w:proofErr w:type="spellEnd"/>
-    </w:p>
-    <w:p>
-      <w:pPr>
-        <w:ind w:firstLine="480"/>
-      </w:pPr>
-      <w:r>
-        <w:rPr>
-          <w:rFonts w:hint="eastAsia"/>
-        </w:rPr>
-        <w:t>输出：预测类别</w:t>
-      </w:r>
-      <w:proofErr w:type="spellStart"/>
-      <w:r>
-        <w:rPr>
-          <w:rFonts w:hint="eastAsia"/>
-        </w:rPr>
-        <w:t>pred_label</w:t>
-      </w:r>
-      <w:proofErr w:type="spellEnd"/>
-      <w:r>
-        <w:rPr>
-          <w:rFonts w:hint="eastAsia"/>
-        </w:rPr>
-        <w:t>与置信度</w:t>
-      </w:r>
-      <w:r>
-        <w:rPr>
-          <w:rFonts w:hint="eastAsia"/>
-        </w:rPr>
-        <w:t>conf</w:t>
-      </w:r>
-    </w:p>
-    <w:p>
-      <w:pPr>
-        <w:ind w:firstLine="480"/>
-      </w:pPr>
-      <w:r>
-        <w:rPr>
-          <w:rFonts w:hint="eastAsia"/>
-        </w:rPr>
-        <w:t>说明：模型输出</w:t>
-      </w:r>
-      <w:r>
-        <w:t>logits</w:t>
-      </w:r>
-      <w:r>
-        <w:rPr>
-          <w:rFonts w:hint="eastAsia"/>
-        </w:rPr>
-        <w:t>，经</w:t>
-      </w:r>
-      <w:proofErr w:type="spellStart"/>
-      <w:r>
-        <w:t>Softmax</w:t>
-      </w:r>
-      <w:proofErr w:type="spellEnd"/>
-      <w:r>
-        <w:rPr>
-          <w:rFonts w:hint="eastAsia"/>
-        </w:rPr>
-        <w:t>得到概率并取</w:t>
-      </w:r>
-      <w:r>
-        <w:t>argmax</w:t>
-      </w:r>
-      <w:r>
-        <w:rPr>
-          <w:rFonts w:hint="eastAsia"/>
-        </w:rPr>
-        <w:t>作为预测。</w:t>
-      </w:r>
-    </w:p>
-    <w:p>
-      <w:pPr>
-        <w:ind w:firstLine="480"/>
-      </w:pPr>
-      <w:r>
-        <w:rPr>
-          <w:rFonts w:hint="eastAsia"/>
-        </w:rPr>
-        <w:t xml:space="preserve">5. </w:t>
-      </w:r>
-      <w:r>
-        <w:rPr>
-          <w:rFonts w:hint="eastAsia"/>
-        </w:rPr>
-        <w:t>结果稳定接口（</w:t>
-      </w:r>
-      <w:r>
-        <w:rPr>
-          <w:rFonts w:hint="eastAsia"/>
-        </w:rPr>
-        <w:t>Temporal Smoothing Interface</w:t>
-      </w:r>
-      <w:r>
-        <w:rPr>
-          <w:rFonts w:hint="eastAsia"/>
-        </w:rPr>
-        <w:t>）</w:t>
-      </w:r>
-    </w:p>
-    <w:p>
-      <w:pPr>
-        <w:ind w:firstLine="480"/>
-      </w:pPr>
-      <w:r>
-        <w:rPr>
-          <w:rFonts w:hint="eastAsia"/>
-        </w:rPr>
-        <w:t>输入：当前</w:t>
-      </w:r>
-      <w:proofErr w:type="gramStart"/>
-      <w:r>
-        <w:rPr>
-          <w:rFonts w:hint="eastAsia"/>
-        </w:rPr>
-        <w:t>帧</w:t>
-      </w:r>
-      <w:proofErr w:type="gramEnd"/>
-      <w:r>
-        <w:rPr>
-          <w:rFonts w:hint="eastAsia"/>
-        </w:rPr>
-        <w:t>预测表情</w:t>
-      </w:r>
-      <w:r>
-        <w:rPr>
-          <w:rFonts w:hint="eastAsia"/>
-        </w:rPr>
-        <w:t>emotion</w:t>
-      </w:r>
-      <w:r>
-        <w:rPr>
-          <w:rFonts w:hint="eastAsia"/>
-        </w:rPr>
-        <w:t>与置信度</w:t>
-      </w:r>
-      <w:r>
-        <w:rPr>
-          <w:rFonts w:hint="eastAsia"/>
-        </w:rPr>
-        <w:t>conf</w:t>
-      </w:r>
-    </w:p>
-    <w:p>
-      <w:pPr>
-        <w:ind w:firstLine="480"/>
-      </w:pPr>
-      <w:r>
-        <w:rPr>
-          <w:rFonts w:hint="eastAsia"/>
-        </w:rPr>
-        <w:t>输出：稳定后的表情</w:t>
-      </w:r>
-      <w:proofErr w:type="spellStart"/>
-      <w:r>
-        <w:rPr>
-          <w:rFonts w:hint="eastAsia"/>
-        </w:rPr>
-        <w:t>stable_emotion</w:t>
-      </w:r>
-      <w:proofErr w:type="spellEnd"/>
-      <w:r>
-        <w:rPr>
-          <w:rFonts w:hint="eastAsia"/>
-        </w:rPr>
-        <w:t>与</w:t>
-      </w:r>
-      <w:proofErr w:type="spellStart"/>
-      <w:r>
         <w:rPr>
           <w:rFonts w:hint="eastAsia"/>
         </w:rPr>
         <w:t>stable_conf</w:t>
       </w:r>
-      <w:proofErr w:type="spellEnd"/>
     </w:p>
     <w:p>
       <w:pPr>
@@ -9817,21 +8716,7 @@
         <w:rPr>
           <w:rFonts w:hint="eastAsia"/>
         </w:rPr>
-        <w:t>置信度约束”时才更新显示结果，从而</w:t>
-      </w:r>
-      <w:proofErr w:type="gramStart"/>
-      <w:r>
-        <w:rPr>
-          <w:rFonts w:hint="eastAsia"/>
-        </w:rPr>
-        <w:t>提升端侧体验</w:t>
-      </w:r>
-      <w:proofErr w:type="gramEnd"/>
-      <w:r>
-        <w:rPr>
-          <w:rFonts w:hint="eastAsia"/>
-        </w:rPr>
-        <w:t>。</w:t>
+        <w:t>置信度约束”时才更新显示结果，从而提升端侧体验。</w:t>
       </w:r>
     </w:p>
     <w:p>
@@ -9848,6 +8733,7 @@
         <w:br w:type="page"/>
       </w:r>
     </w:p>
+    <w:bookmarkStart w:id="22" w:name="_Toc220591858"/>
     <w:p>
       <w:pPr>
         <w:pStyle w:val="1"/>
@@ -9857,11 +8743,11 @@
           <w:b/>
         </w:rPr>
       </w:pPr>
-      <w:bookmarkStart w:id="22" w:name="_Toc220591858"/>
-      <w:r>
-        <w:rPr>
-          <w:rFonts w:hint="eastAsia"/>
-          <w:b/>
+      <w:r>
+        <w:rPr>
+          <w:rFonts w:hint="eastAsia"/>
+          <w:b/>
+          <w:noProof/>
         </w:rPr>
         <w:lastRenderedPageBreak/>
         <mc:AlternateContent>
@@ -9977,16 +8863,7 @@
                                 <w:sz w:val="21"/>
                                 <w:szCs w:val="21"/>
                               </w:rPr>
-                              <w:t>磅，</w:t>
-                            </w:r>
-                            <w:proofErr w:type="gramStart"/>
-                            <w:r>
-                              <w:rPr>
-                                <w:color w:val="000000"/>
-                                <w:sz w:val="21"/>
-                                <w:szCs w:val="21"/>
-                              </w:rPr>
-                              <w:t>段前</w:t>
+                              <w:t>磅，段前</w:t>
                             </w:r>
                             <w:r>
                               <w:rPr>
@@ -10002,16 +8879,7 @@
                                 <w:sz w:val="21"/>
                                 <w:szCs w:val="21"/>
                               </w:rPr>
-                              <w:t>磅</w:t>
-                            </w:r>
-                            <w:proofErr w:type="gramEnd"/>
-                            <w:r>
-                              <w:rPr>
-                                <w:color w:val="000000"/>
-                                <w:sz w:val="21"/>
-                                <w:szCs w:val="21"/>
-                              </w:rPr>
-                              <w:t>，段后</w:t>
+                              <w:t>磅，段后</w:t>
                             </w:r>
                             <w:r>
                               <w:rPr>
@@ -10565,6 +9433,7 @@
         <w:rPr>
           <w:rFonts w:hint="eastAsia"/>
           <w:b/>
+          <w:noProof/>
         </w:rPr>
         <w:lastRenderedPageBreak/>
         <mc:AlternateContent>
@@ -11409,14 +10278,12 @@
         </w:rPr>
         <w:t xml:space="preserve">[2] </w:t>
       </w:r>
-      <w:proofErr w:type="gramStart"/>
       <w:r>
         <w:rPr>
           <w:color w:val="000000"/>
         </w:rPr>
         <w:t>徐滨士</w:t>
       </w:r>
-      <w:proofErr w:type="gramEnd"/>
       <w:r>
         <w:rPr>
           <w:color w:val="000000"/>
@@ -11430,19 +10297,11 @@
         </w:rPr>
         <w:t xml:space="preserve"> </w:t>
       </w:r>
-      <w:proofErr w:type="gramStart"/>
-      <w:r>
-        <w:rPr>
-          <w:color w:val="000000"/>
-        </w:rPr>
-        <w:t>欧忠文</w:t>
-      </w:r>
-      <w:proofErr w:type="gramEnd"/>
-      <w:r>
-        <w:rPr>
-          <w:color w:val="000000"/>
-        </w:rPr>
-        <w:t>等</w:t>
+      <w:r>
+        <w:rPr>
+          <w:color w:val="000000"/>
+        </w:rPr>
+        <w:t>欧忠文等</w:t>
       </w:r>
       <w:r>
         <w:rPr>
@@ -11555,35 +10414,7 @@
         <w:rPr>
           <w:color w:val="000000"/>
         </w:rPr>
-        <w:t xml:space="preserve">[3] </w:t>
-      </w:r>
-      <w:proofErr w:type="spellStart"/>
-      <w:r>
-        <w:rPr>
-          <w:color w:val="000000"/>
-        </w:rPr>
-        <w:t>Kuehnlw</w:t>
-      </w:r>
-      <w:proofErr w:type="spellEnd"/>
-      <w:r>
-        <w:rPr>
-          <w:color w:val="000000"/>
-        </w:rPr>
-        <w:t xml:space="preserve"> M R, </w:t>
-      </w:r>
-      <w:proofErr w:type="spellStart"/>
-      <w:r>
-        <w:rPr>
-          <w:color w:val="000000"/>
-        </w:rPr>
-        <w:t>Peeken</w:t>
-      </w:r>
-      <w:proofErr w:type="spellEnd"/>
-      <w:r>
-        <w:rPr>
-          <w:color w:val="000000"/>
-        </w:rPr>
-        <w:t xml:space="preserve"> H, et al. The Toroid</w:t>
+        <w:t>[3] Kuehnlw M R, Peeken H, et al. The Toroid</w:t>
       </w:r>
       <w:r>
         <w:t>al Drive</w:t>
@@ -13254,21 +12085,7 @@
         <w:rPr>
           <w:color w:val="3366FF"/>
         </w:rPr>
-        <w:t>篇以上。指导教师认定为特殊类型的设计（论文），可以</w:t>
-      </w:r>
-      <w:proofErr w:type="gramStart"/>
-      <w:r>
-        <w:rPr>
-          <w:color w:val="3366FF"/>
-        </w:rPr>
-        <w:t>不列外</w:t>
-      </w:r>
-      <w:proofErr w:type="gramEnd"/>
-      <w:r>
-        <w:rPr>
-          <w:color w:val="3366FF"/>
-        </w:rPr>
-        <w:t>文参考文献。</w:t>
+        <w:t>篇以上。指导教师认定为特殊类型的设计（论文），可以不列外文参考文献。</w:t>
       </w:r>
     </w:p>
     <w:p>
@@ -13283,6 +12100,7 @@
       <w:r>
         <w:rPr>
           <w:rFonts w:ascii="宋体" w:hAnsi="宋体"/>
+          <w:noProof/>
           <w:color w:val="000000"/>
         </w:rPr>
         <mc:AlternateContent>
@@ -13425,6 +12243,7 @@
         <w:rPr>
           <w:rFonts w:hint="eastAsia"/>
           <w:b/>
+          <w:noProof/>
         </w:rPr>
         <mc:AlternateContent>
           <mc:Choice Requires="wps">
@@ -13806,6 +12625,7 @@
         </w:sectPr>
       </w:pPr>
     </w:p>
+    <w:bookmarkStart w:id="33" w:name="_Toc220591863"/>
     <w:p>
       <w:pPr>
         <w:pStyle w:val="1"/>
@@ -13814,11 +12634,11 @@
           <w:b/>
         </w:rPr>
       </w:pPr>
-      <w:bookmarkStart w:id="33" w:name="_Toc220591863"/>
-      <w:r>
-        <w:rPr>
-          <w:rFonts w:hint="eastAsia"/>
-          <w:b/>
+      <w:r>
+        <w:rPr>
+          <w:rFonts w:hint="eastAsia"/>
+          <w:b/>
+          <w:noProof/>
         </w:rPr>
         <w:lastRenderedPageBreak/>
         <mc:AlternateContent>
@@ -13941,6 +12761,7 @@
         <w:rPr>
           <w:rFonts w:hint="eastAsia"/>
           <w:b/>
+          <w:noProof/>
         </w:rPr>
         <mc:AlternateContent>
           <mc:Choice Requires="wps">
@@ -14343,39 +13164,7 @@
           <w:rFonts w:hint="eastAsia"/>
           <w:color w:val="000000"/>
         </w:rPr>
-        <w:t>绪论部分</w:t>
-      </w:r>
-      <w:proofErr w:type="gramStart"/>
-      <w:r>
-        <w:rPr>
-          <w:rFonts w:hint="eastAsia"/>
-          <w:color w:val="000000"/>
-        </w:rPr>
-        <w:t>需介绍</w:t>
-      </w:r>
-      <w:proofErr w:type="gramEnd"/>
-      <w:r>
-        <w:rPr>
-          <w:rFonts w:hint="eastAsia"/>
-          <w:color w:val="000000"/>
-        </w:rPr>
-        <w:t>研究背景、研究的目的及意义等，对课题的研究前提、国内外研究情况、本课题研究内容等做出总</w:t>
-      </w:r>
-      <w:proofErr w:type="gramStart"/>
-      <w:r>
-        <w:rPr>
-          <w:rFonts w:hint="eastAsia"/>
-          <w:color w:val="000000"/>
-        </w:rPr>
-        <w:t>览</w:t>
-      </w:r>
-      <w:proofErr w:type="gramEnd"/>
-      <w:r>
-        <w:rPr>
-          <w:rFonts w:hint="eastAsia"/>
-          <w:color w:val="000000"/>
-        </w:rPr>
-        <w:t>性的介绍和说明。</w:t>
+        <w:t>绪论部分需介绍研究背景、研究的目的及意义等，对课题的研究前提、国内外研究情况、本课题研究内容等做出总览性的介绍和说明。</w:t>
       </w:r>
     </w:p>
     <w:p>
@@ -14434,23 +13223,7 @@
           <w:rFonts w:hint="eastAsia"/>
           <w:color w:val="000000"/>
         </w:rPr>
-        <w:t>）文字部分要求：</w:t>
-      </w:r>
-      <w:proofErr w:type="gramStart"/>
-      <w:r>
-        <w:rPr>
-          <w:rFonts w:hint="eastAsia"/>
-          <w:color w:val="000000"/>
-        </w:rPr>
-        <w:t>需包括</w:t>
-      </w:r>
-      <w:proofErr w:type="gramEnd"/>
-      <w:r>
-        <w:rPr>
-          <w:rFonts w:hint="eastAsia"/>
-          <w:color w:val="000000"/>
-        </w:rPr>
-        <w:t>系统整体的说明、设计方案的论证等内容，对设计内容、关键知识点等做出明确说明，可对必要的知识点做出名词解释；</w:t>
+        <w:t>）文字部分要求：需包括系统整体的说明、设计方案的论证等内容，对设计内容、关键知识点等做出明确说明，可对必要的知识点做出名词解释；</w:t>
       </w:r>
     </w:p>
     <w:p>
@@ -14768,23 +13541,7 @@
           <w:color w:val="000000"/>
         </w:rPr>
         <w:lastRenderedPageBreak/>
-        <w:t>毕业设计（论文）中所有配图、</w:t>
-      </w:r>
-      <w:proofErr w:type="gramStart"/>
-      <w:r>
-        <w:rPr>
-          <w:rFonts w:hint="eastAsia"/>
-          <w:color w:val="000000"/>
-        </w:rPr>
-        <w:t>配表均须</w:t>
-      </w:r>
-      <w:proofErr w:type="gramEnd"/>
-      <w:r>
-        <w:rPr>
-          <w:rFonts w:hint="eastAsia"/>
-          <w:color w:val="000000"/>
-        </w:rPr>
-        <w:t>有相应的文字说明作支撑，并在原文中有“如图</w:t>
+        <w:t>毕业设计（论文）中所有配图、配表均须有相应的文字说明作支撑，并在原文中有“如图</w:t>
       </w:r>
       <w:r>
         <w:rPr>
@@ -14896,6 +13653,9 @@
         </w:sectPr>
       </w:pPr>
       <w:r>
+        <w:rPr>
+          <w:noProof/>
+        </w:rPr>
         <w:lastRenderedPageBreak/>
         <w:drawing>
           <wp:inline distT="0" distB="0" distL="0" distR="0" wp14:anchorId="560669DC" wp14:editId="4F180C0A">
@@ -14962,6 +13722,9 @@
         </w:rPr>
       </w:pPr>
       <w:r>
+        <w:rPr>
+          <w:noProof/>
+        </w:rPr>
         <w:drawing>
           <wp:inline distT="0" distB="0" distL="0" distR="0" wp14:anchorId="6892C3C8" wp14:editId="616DBBED">
             <wp:extent cx="5274310" cy="5112385"/>
@@ -15041,19 +13804,11 @@
           <w:sz w:val="21"/>
         </w:rPr>
       </w:pPr>
-      <w:proofErr w:type="gramStart"/>
       <w:r>
         <w:rPr>
           <w:sz w:val="21"/>
         </w:rPr>
-        <w:t>#include</w:t>
-      </w:r>
-      <w:proofErr w:type="gramEnd"/>
-      <w:r>
-        <w:rPr>
-          <w:sz w:val="21"/>
-        </w:rPr>
-        <w:t>&lt;reg52.h&gt;</w:t>
+        <w:t>#include&lt;reg52.h&gt;</w:t>
       </w:r>
     </w:p>
     <w:p>
@@ -15064,33 +13819,11 @@
           <w:sz w:val="21"/>
         </w:rPr>
       </w:pPr>
-      <w:proofErr w:type="gramStart"/>
       <w:r>
         <w:rPr>
           <w:sz w:val="21"/>
         </w:rPr>
-        <w:t>#include</w:t>
-      </w:r>
-      <w:proofErr w:type="gramEnd"/>
-      <w:r>
-        <w:rPr>
-          <w:sz w:val="21"/>
-        </w:rPr>
-        <w:t>&lt;intrins</w:t>
-      </w:r>
-      <w:proofErr w:type="gramStart"/>
-      <w:r>
-        <w:rPr>
-          <w:sz w:val="21"/>
-        </w:rPr>
-        <w:t>.h</w:t>
-      </w:r>
-      <w:proofErr w:type="gramEnd"/>
-      <w:r>
-        <w:rPr>
-          <w:sz w:val="21"/>
-        </w:rPr>
-        <w:t>&gt;</w:t>
+        <w:t>#include&lt;intrins.h&gt;</w:t>
       </w:r>
     </w:p>
     <w:p>
@@ -15114,30 +13847,8 @@
         <w:rPr>
           <w:sz w:val="21"/>
         </w:rPr>
-        <w:t xml:space="preserve">unsigned </w:t>
-      </w:r>
-      <w:proofErr w:type="gramStart"/>
-      <w:r>
-        <w:rPr>
-          <w:sz w:val="21"/>
-        </w:rPr>
-        <w:t>char</w:t>
-      </w:r>
-      <w:proofErr w:type="gramEnd"/>
-      <w:r>
-        <w:rPr>
-          <w:sz w:val="21"/>
-        </w:rPr>
-        <w:t xml:space="preserve"> </w:t>
-      </w:r>
-      <w:proofErr w:type="gramStart"/>
-      <w:r>
-        <w:rPr>
-          <w:sz w:val="21"/>
-        </w:rPr>
-        <w:t>data1;</w:t>
-      </w:r>
-      <w:proofErr w:type="gramEnd"/>
+        <w:t>unsigned char data1;</w:t>
+      </w:r>
     </w:p>
     <w:p>
       <w:pPr>
@@ -15151,16 +13862,8 @@
         <w:rPr>
           <w:sz w:val="21"/>
         </w:rPr>
-        <w:t xml:space="preserve">long </w:t>
-      </w:r>
-      <w:proofErr w:type="gramStart"/>
-      <w:r>
-        <w:rPr>
-          <w:sz w:val="21"/>
-        </w:rPr>
-        <w:t>Value;</w:t>
-      </w:r>
-      <w:proofErr w:type="gramEnd"/>
+        <w:t>long Value;</w:t>
+      </w:r>
     </w:p>
     <w:p>
       <w:pPr>
@@ -15183,21 +13886,7 @@
         <w:rPr>
           <w:sz w:val="21"/>
         </w:rPr>
-        <w:t>#define LCD1602_</w:t>
-      </w:r>
-      <w:proofErr w:type="gramStart"/>
-      <w:r>
-        <w:rPr>
-          <w:sz w:val="21"/>
-        </w:rPr>
-        <w:t>DB  P</w:t>
-      </w:r>
-      <w:proofErr w:type="gramEnd"/>
-      <w:r>
-        <w:rPr>
-          <w:sz w:val="21"/>
-        </w:rPr>
-        <w:t>0</w:t>
+        <w:t>#define LCD1602_DB  P0</w:t>
       </w:r>
     </w:p>
     <w:p>
@@ -15208,28 +13897,12 @@
           <w:sz w:val="21"/>
         </w:rPr>
       </w:pPr>
-      <w:proofErr w:type="spellStart"/>
       <w:r>
         <w:rPr>
           <w:sz w:val="21"/>
         </w:rPr>
-        <w:t>sbit</w:t>
-      </w:r>
-      <w:proofErr w:type="spellEnd"/>
-      <w:r>
-        <w:rPr>
-          <w:sz w:val="21"/>
-        </w:rPr>
-        <w:t xml:space="preserve"> LCD1602_RS = P1^</w:t>
-      </w:r>
-      <w:proofErr w:type="gramStart"/>
-      <w:r>
-        <w:rPr>
-          <w:sz w:val="21"/>
-        </w:rPr>
-        <w:t>0;</w:t>
-      </w:r>
-      <w:proofErr w:type="gramEnd"/>
+        <w:t>sbit LCD1602_RS = P1^0;</w:t>
+      </w:r>
     </w:p>
     <w:p>
       <w:pPr>
@@ -15239,28 +13912,12 @@
           <w:sz w:val="21"/>
         </w:rPr>
       </w:pPr>
-      <w:proofErr w:type="spellStart"/>
       <w:r>
         <w:rPr>
           <w:sz w:val="21"/>
         </w:rPr>
-        <w:t>sbit</w:t>
-      </w:r>
-      <w:proofErr w:type="spellEnd"/>
-      <w:r>
-        <w:rPr>
-          <w:sz w:val="21"/>
-        </w:rPr>
-        <w:t xml:space="preserve"> LCD1602_RW = P1^</w:t>
-      </w:r>
-      <w:proofErr w:type="gramStart"/>
-      <w:r>
-        <w:rPr>
-          <w:sz w:val="21"/>
-        </w:rPr>
-        <w:t>1;</w:t>
-      </w:r>
-      <w:proofErr w:type="gramEnd"/>
+        <w:t>sbit LCD1602_RW = P1^1;</w:t>
+      </w:r>
     </w:p>
     <w:p>
       <w:pPr>
@@ -15270,42 +13927,12 @@
           <w:sz w:val="21"/>
         </w:rPr>
       </w:pPr>
-      <w:proofErr w:type="spellStart"/>
       <w:r>
         <w:rPr>
           <w:sz w:val="21"/>
         </w:rPr>
-        <w:t>sbit</w:t>
-      </w:r>
-      <w:proofErr w:type="spellEnd"/>
-      <w:r>
-        <w:rPr>
-          <w:sz w:val="21"/>
-        </w:rPr>
-        <w:t xml:space="preserve"> LCD1602_</w:t>
-      </w:r>
-      <w:proofErr w:type="gramStart"/>
-      <w:r>
-        <w:rPr>
-          <w:sz w:val="21"/>
-        </w:rPr>
-        <w:t>E  =</w:t>
-      </w:r>
-      <w:proofErr w:type="gramEnd"/>
-      <w:r>
-        <w:rPr>
-          <w:sz w:val="21"/>
-        </w:rPr>
-        <w:t xml:space="preserve"> P1^</w:t>
-      </w:r>
-      <w:proofErr w:type="gramStart"/>
-      <w:r>
-        <w:rPr>
-          <w:sz w:val="21"/>
-        </w:rPr>
-        <w:t>2;</w:t>
-      </w:r>
-      <w:proofErr w:type="gramEnd"/>
+        <w:t>sbit LCD1602_E  = P1^2;</w:t>
+      </w:r>
     </w:p>
     <w:p>
       <w:pPr>
@@ -15315,47 +13942,11 @@
           <w:sz w:val="21"/>
         </w:rPr>
       </w:pPr>
-      <w:proofErr w:type="spellStart"/>
       <w:r>
         <w:rPr>
           <w:sz w:val="21"/>
         </w:rPr>
-        <w:t>sbit</w:t>
-      </w:r>
-      <w:proofErr w:type="spellEnd"/>
-      <w:r>
-        <w:rPr>
-          <w:sz w:val="21"/>
-        </w:rPr>
-        <w:t xml:space="preserve"> </w:t>
-      </w:r>
-      <w:proofErr w:type="spellStart"/>
-      <w:r>
-        <w:rPr>
-          <w:sz w:val="21"/>
-        </w:rPr>
-        <w:t>bADcs</w:t>
-      </w:r>
-      <w:proofErr w:type="spellEnd"/>
-      <w:r>
-        <w:rPr>
-          <w:sz w:val="21"/>
-        </w:rPr>
-        <w:t>=P2^</w:t>
-      </w:r>
-      <w:proofErr w:type="gramStart"/>
-      <w:r>
-        <w:rPr>
-          <w:sz w:val="21"/>
-        </w:rPr>
-        <w:t>7;</w:t>
-      </w:r>
-      <w:proofErr w:type="gramEnd"/>
-      <w:r>
-        <w:rPr>
-          <w:sz w:val="21"/>
-        </w:rPr>
-        <w:t xml:space="preserve">   </w:t>
+        <w:t xml:space="preserve">sbit bADcs=P2^7;   </w:t>
       </w:r>
       <w:r>
         <w:rPr>
@@ -15390,42 +13981,12 @@
           <w:sz w:val="21"/>
         </w:rPr>
       </w:pPr>
-      <w:proofErr w:type="spellStart"/>
       <w:r>
         <w:rPr>
           <w:sz w:val="21"/>
         </w:rPr>
-        <w:t>sbit</w:t>
-      </w:r>
-      <w:proofErr w:type="spellEnd"/>
-      <w:r>
-        <w:rPr>
-          <w:sz w:val="21"/>
-        </w:rPr>
-        <w:t xml:space="preserve"> </w:t>
-      </w:r>
-      <w:proofErr w:type="spellStart"/>
-      <w:r>
-        <w:rPr>
-          <w:sz w:val="21"/>
-        </w:rPr>
-        <w:t>bADcl</w:t>
-      </w:r>
-      <w:proofErr w:type="spellEnd"/>
-      <w:r>
-        <w:rPr>
-          <w:sz w:val="21"/>
-        </w:rPr>
-        <w:t>=P2^</w:t>
-      </w:r>
-      <w:proofErr w:type="gramStart"/>
-      <w:r>
-        <w:rPr>
-          <w:sz w:val="21"/>
-        </w:rPr>
-        <w:t>6;</w:t>
-      </w:r>
-      <w:proofErr w:type="gramEnd"/>
+        <w:t>sbit bADcl=P2^6;</w:t>
+      </w:r>
     </w:p>
     <w:p>
       <w:pPr>
@@ -15435,42 +13996,12 @@
           <w:sz w:val="21"/>
         </w:rPr>
       </w:pPr>
-      <w:proofErr w:type="spellStart"/>
       <w:r>
         <w:rPr>
           <w:sz w:val="21"/>
         </w:rPr>
-        <w:t>sbit</w:t>
-      </w:r>
-      <w:proofErr w:type="spellEnd"/>
-      <w:r>
-        <w:rPr>
-          <w:sz w:val="21"/>
-        </w:rPr>
-        <w:t xml:space="preserve"> </w:t>
-      </w:r>
-      <w:proofErr w:type="spellStart"/>
-      <w:r>
-        <w:rPr>
-          <w:sz w:val="21"/>
-        </w:rPr>
-        <w:t>bADda</w:t>
-      </w:r>
-      <w:proofErr w:type="spellEnd"/>
-      <w:r>
-        <w:rPr>
-          <w:sz w:val="21"/>
-        </w:rPr>
-        <w:t>=P2^</w:t>
-      </w:r>
-      <w:proofErr w:type="gramStart"/>
-      <w:r>
-        <w:rPr>
-          <w:sz w:val="21"/>
-        </w:rPr>
-        <w:t>5;</w:t>
-      </w:r>
-      <w:proofErr w:type="gramEnd"/>
+        <w:t>sbit bADda=P2^5;</w:t>
+      </w:r>
     </w:p>
     <w:p>
       <w:pPr>

--- a/docs/张吉鹏-毕设.docx
+++ b/docs/张吉鹏-毕设.docx
@@ -2267,7 +2267,7 @@
           <w:pPr>
             <w:pStyle w:val="TOC1"/>
             <w:rPr>
-              <w:rFonts w:asciiTheme="minorHAnsi" w:eastAsiaTheme="minorEastAsia" w:hAnsiTheme="minorHAnsi" w:cstheme="minorBidi" w:hint="eastAsia"/>
+              <w:rFonts w:asciiTheme="minorHAnsi" w:eastAsiaTheme="minorEastAsia" w:hAnsiTheme="minorHAnsi" w:cstheme="minorBidi"/>
               <w:sz w:val="22"/>
               <w14:ligatures w14:val="standardContextual"/>
             </w:rPr>
@@ -2364,7 +2364,7 @@
             </w:tabs>
             <w:ind w:left="480" w:firstLine="480"/>
             <w:rPr>
-              <w:rFonts w:asciiTheme="minorHAnsi" w:eastAsiaTheme="minorEastAsia" w:hAnsiTheme="minorHAnsi" w:cstheme="minorBidi" w:hint="eastAsia"/>
+              <w:rFonts w:asciiTheme="minorHAnsi" w:eastAsiaTheme="minorEastAsia" w:hAnsiTheme="minorHAnsi" w:cstheme="minorBidi"/>
               <w:noProof/>
               <w:sz w:val="22"/>
               <w:szCs w:val="24"/>
@@ -2458,7 +2458,7 @@
             </w:tabs>
             <w:ind w:left="480" w:firstLine="480"/>
             <w:rPr>
-              <w:rFonts w:asciiTheme="minorHAnsi" w:eastAsiaTheme="minorEastAsia" w:hAnsiTheme="minorHAnsi" w:cstheme="minorBidi" w:hint="eastAsia"/>
+              <w:rFonts w:asciiTheme="minorHAnsi" w:eastAsiaTheme="minorEastAsia" w:hAnsiTheme="minorHAnsi" w:cstheme="minorBidi"/>
               <w:noProof/>
               <w:sz w:val="22"/>
               <w:szCs w:val="24"/>
@@ -2552,7 +2552,7 @@
             </w:tabs>
             <w:ind w:left="480" w:firstLine="480"/>
             <w:rPr>
-              <w:rFonts w:asciiTheme="minorHAnsi" w:eastAsiaTheme="minorEastAsia" w:hAnsiTheme="minorHAnsi" w:cstheme="minorBidi" w:hint="eastAsia"/>
+              <w:rFonts w:asciiTheme="minorHAnsi" w:eastAsiaTheme="minorEastAsia" w:hAnsiTheme="minorHAnsi" w:cstheme="minorBidi"/>
               <w:noProof/>
               <w:sz w:val="22"/>
               <w:szCs w:val="24"/>
@@ -2646,7 +2646,7 @@
             </w:tabs>
             <w:ind w:left="480" w:firstLine="480"/>
             <w:rPr>
-              <w:rFonts w:asciiTheme="minorHAnsi" w:eastAsiaTheme="minorEastAsia" w:hAnsiTheme="minorHAnsi" w:cstheme="minorBidi" w:hint="eastAsia"/>
+              <w:rFonts w:asciiTheme="minorHAnsi" w:eastAsiaTheme="minorEastAsia" w:hAnsiTheme="minorHAnsi" w:cstheme="minorBidi"/>
               <w:noProof/>
               <w:sz w:val="22"/>
               <w:szCs w:val="24"/>
@@ -2736,7 +2736,7 @@
           <w:pPr>
             <w:pStyle w:val="TOC1"/>
             <w:rPr>
-              <w:rFonts w:asciiTheme="minorHAnsi" w:eastAsiaTheme="minorEastAsia" w:hAnsiTheme="minorHAnsi" w:cstheme="minorBidi" w:hint="eastAsia"/>
+              <w:rFonts w:asciiTheme="minorHAnsi" w:eastAsiaTheme="minorEastAsia" w:hAnsiTheme="minorHAnsi" w:cstheme="minorBidi"/>
               <w:sz w:val="22"/>
               <w14:ligatures w14:val="standardContextual"/>
             </w:rPr>
@@ -2809,7 +2809,7 @@
             </w:tabs>
             <w:ind w:left="480" w:firstLine="480"/>
             <w:rPr>
-              <w:rFonts w:asciiTheme="minorHAnsi" w:eastAsiaTheme="minorEastAsia" w:hAnsiTheme="minorHAnsi" w:cstheme="minorBidi" w:hint="eastAsia"/>
+              <w:rFonts w:asciiTheme="minorHAnsi" w:eastAsiaTheme="minorEastAsia" w:hAnsiTheme="minorHAnsi" w:cstheme="minorBidi"/>
               <w:noProof/>
               <w:sz w:val="22"/>
               <w:szCs w:val="24"/>
@@ -2903,7 +2903,7 @@
             </w:tabs>
             <w:ind w:left="960" w:firstLine="480"/>
             <w:rPr>
-              <w:rFonts w:asciiTheme="minorHAnsi" w:eastAsiaTheme="minorEastAsia" w:hAnsiTheme="minorHAnsi" w:cstheme="minorBidi" w:hint="eastAsia"/>
+              <w:rFonts w:asciiTheme="minorHAnsi" w:eastAsiaTheme="minorEastAsia" w:hAnsiTheme="minorHAnsi" w:cstheme="minorBidi"/>
               <w:noProof/>
               <w:sz w:val="22"/>
               <w:szCs w:val="24"/>
@@ -2997,7 +2997,7 @@
             </w:tabs>
             <w:ind w:left="960" w:firstLine="480"/>
             <w:rPr>
-              <w:rFonts w:asciiTheme="minorHAnsi" w:eastAsiaTheme="minorEastAsia" w:hAnsiTheme="minorHAnsi" w:cstheme="minorBidi" w:hint="eastAsia"/>
+              <w:rFonts w:asciiTheme="minorHAnsi" w:eastAsiaTheme="minorEastAsia" w:hAnsiTheme="minorHAnsi" w:cstheme="minorBidi"/>
               <w:noProof/>
               <w:sz w:val="22"/>
               <w:szCs w:val="24"/>
@@ -3091,7 +3091,7 @@
             </w:tabs>
             <w:ind w:left="960" w:firstLine="480"/>
             <w:rPr>
-              <w:rFonts w:asciiTheme="minorHAnsi" w:eastAsiaTheme="minorEastAsia" w:hAnsiTheme="minorHAnsi" w:cstheme="minorBidi" w:hint="eastAsia"/>
+              <w:rFonts w:asciiTheme="minorHAnsi" w:eastAsiaTheme="minorEastAsia" w:hAnsiTheme="minorHAnsi" w:cstheme="minorBidi"/>
               <w:noProof/>
               <w:sz w:val="22"/>
               <w:szCs w:val="24"/>
@@ -3185,7 +3185,7 @@
             </w:tabs>
             <w:ind w:left="480" w:firstLine="480"/>
             <w:rPr>
-              <w:rFonts w:asciiTheme="minorHAnsi" w:eastAsiaTheme="minorEastAsia" w:hAnsiTheme="minorHAnsi" w:cstheme="minorBidi" w:hint="eastAsia"/>
+              <w:rFonts w:asciiTheme="minorHAnsi" w:eastAsiaTheme="minorEastAsia" w:hAnsiTheme="minorHAnsi" w:cstheme="minorBidi"/>
               <w:noProof/>
               <w:sz w:val="22"/>
               <w:szCs w:val="24"/>
@@ -3279,7 +3279,7 @@
             </w:tabs>
             <w:ind w:left="960" w:firstLine="480"/>
             <w:rPr>
-              <w:rFonts w:asciiTheme="minorHAnsi" w:eastAsiaTheme="minorEastAsia" w:hAnsiTheme="minorHAnsi" w:cstheme="minorBidi" w:hint="eastAsia"/>
+              <w:rFonts w:asciiTheme="minorHAnsi" w:eastAsiaTheme="minorEastAsia" w:hAnsiTheme="minorHAnsi" w:cstheme="minorBidi"/>
               <w:noProof/>
               <w:sz w:val="22"/>
               <w:szCs w:val="24"/>
@@ -3373,7 +3373,7 @@
             </w:tabs>
             <w:ind w:left="960" w:firstLine="480"/>
             <w:rPr>
-              <w:rFonts w:asciiTheme="minorHAnsi" w:eastAsiaTheme="minorEastAsia" w:hAnsiTheme="minorHAnsi" w:cstheme="minorBidi" w:hint="eastAsia"/>
+              <w:rFonts w:asciiTheme="minorHAnsi" w:eastAsiaTheme="minorEastAsia" w:hAnsiTheme="minorHAnsi" w:cstheme="minorBidi"/>
               <w:noProof/>
               <w:sz w:val="22"/>
               <w:szCs w:val="24"/>
@@ -3467,7 +3467,7 @@
             </w:tabs>
             <w:ind w:left="480" w:firstLine="480"/>
             <w:rPr>
-              <w:rFonts w:asciiTheme="minorHAnsi" w:eastAsiaTheme="minorEastAsia" w:hAnsiTheme="minorHAnsi" w:cstheme="minorBidi" w:hint="eastAsia"/>
+              <w:rFonts w:asciiTheme="minorHAnsi" w:eastAsiaTheme="minorEastAsia" w:hAnsiTheme="minorHAnsi" w:cstheme="minorBidi"/>
               <w:noProof/>
               <w:sz w:val="22"/>
               <w:szCs w:val="24"/>
@@ -3561,7 +3561,7 @@
             </w:tabs>
             <w:ind w:left="960" w:firstLine="480"/>
             <w:rPr>
-              <w:rFonts w:asciiTheme="minorHAnsi" w:eastAsiaTheme="minorEastAsia" w:hAnsiTheme="minorHAnsi" w:cstheme="minorBidi" w:hint="eastAsia"/>
+              <w:rFonts w:asciiTheme="minorHAnsi" w:eastAsiaTheme="minorEastAsia" w:hAnsiTheme="minorHAnsi" w:cstheme="minorBidi"/>
               <w:noProof/>
               <w:sz w:val="22"/>
               <w:szCs w:val="24"/>
@@ -3655,7 +3655,7 @@
             </w:tabs>
             <w:ind w:left="960" w:firstLine="480"/>
             <w:rPr>
-              <w:rFonts w:asciiTheme="minorHAnsi" w:eastAsiaTheme="minorEastAsia" w:hAnsiTheme="minorHAnsi" w:cstheme="minorBidi" w:hint="eastAsia"/>
+              <w:rFonts w:asciiTheme="minorHAnsi" w:eastAsiaTheme="minorEastAsia" w:hAnsiTheme="minorHAnsi" w:cstheme="minorBidi"/>
               <w:noProof/>
               <w:sz w:val="22"/>
               <w:szCs w:val="24"/>
@@ -3749,7 +3749,7 @@
             </w:tabs>
             <w:ind w:left="960" w:firstLine="480"/>
             <w:rPr>
-              <w:rFonts w:asciiTheme="minorHAnsi" w:eastAsiaTheme="minorEastAsia" w:hAnsiTheme="minorHAnsi" w:cstheme="minorBidi" w:hint="eastAsia"/>
+              <w:rFonts w:asciiTheme="minorHAnsi" w:eastAsiaTheme="minorEastAsia" w:hAnsiTheme="minorHAnsi" w:cstheme="minorBidi"/>
               <w:noProof/>
               <w:sz w:val="22"/>
               <w:szCs w:val="24"/>
@@ -3843,7 +3843,7 @@
             </w:tabs>
             <w:ind w:left="480" w:firstLine="480"/>
             <w:rPr>
-              <w:rFonts w:asciiTheme="minorHAnsi" w:eastAsiaTheme="minorEastAsia" w:hAnsiTheme="minorHAnsi" w:cstheme="minorBidi" w:hint="eastAsia"/>
+              <w:rFonts w:asciiTheme="minorHAnsi" w:eastAsiaTheme="minorEastAsia" w:hAnsiTheme="minorHAnsi" w:cstheme="minorBidi"/>
               <w:noProof/>
               <w:sz w:val="22"/>
               <w:szCs w:val="24"/>
@@ -3933,7 +3933,7 @@
           <w:pPr>
             <w:pStyle w:val="TOC1"/>
             <w:rPr>
-              <w:rFonts w:asciiTheme="minorHAnsi" w:eastAsiaTheme="minorEastAsia" w:hAnsiTheme="minorHAnsi" w:cstheme="minorBidi" w:hint="eastAsia"/>
+              <w:rFonts w:asciiTheme="minorHAnsi" w:eastAsiaTheme="minorEastAsia" w:hAnsiTheme="minorHAnsi" w:cstheme="minorBidi"/>
               <w:sz w:val="22"/>
               <w14:ligatures w14:val="standardContextual"/>
             </w:rPr>
@@ -4006,7 +4006,7 @@
             </w:tabs>
             <w:ind w:left="480" w:firstLine="480"/>
             <w:rPr>
-              <w:rFonts w:asciiTheme="minorHAnsi" w:eastAsiaTheme="minorEastAsia" w:hAnsiTheme="minorHAnsi" w:cstheme="minorBidi" w:hint="eastAsia"/>
+              <w:rFonts w:asciiTheme="minorHAnsi" w:eastAsiaTheme="minorEastAsia" w:hAnsiTheme="minorHAnsi" w:cstheme="minorBidi"/>
               <w:noProof/>
               <w:sz w:val="22"/>
               <w:szCs w:val="24"/>
@@ -4100,7 +4100,7 @@
             </w:tabs>
             <w:ind w:left="960" w:firstLine="480"/>
             <w:rPr>
-              <w:rFonts w:asciiTheme="minorHAnsi" w:eastAsiaTheme="minorEastAsia" w:hAnsiTheme="minorHAnsi" w:cstheme="minorBidi" w:hint="eastAsia"/>
+              <w:rFonts w:asciiTheme="minorHAnsi" w:eastAsiaTheme="minorEastAsia" w:hAnsiTheme="minorHAnsi" w:cstheme="minorBidi"/>
               <w:noProof/>
               <w:sz w:val="22"/>
               <w:szCs w:val="24"/>
@@ -4194,7 +4194,7 @@
             </w:tabs>
             <w:ind w:left="960" w:firstLine="480"/>
             <w:rPr>
-              <w:rFonts w:asciiTheme="minorHAnsi" w:eastAsiaTheme="minorEastAsia" w:hAnsiTheme="minorHAnsi" w:cstheme="minorBidi" w:hint="eastAsia"/>
+              <w:rFonts w:asciiTheme="minorHAnsi" w:eastAsiaTheme="minorEastAsia" w:hAnsiTheme="minorHAnsi" w:cstheme="minorBidi"/>
               <w:noProof/>
               <w:sz w:val="22"/>
               <w:szCs w:val="24"/>
@@ -4288,7 +4288,7 @@
             </w:tabs>
             <w:ind w:left="960" w:firstLine="480"/>
             <w:rPr>
-              <w:rFonts w:asciiTheme="minorHAnsi" w:eastAsiaTheme="minorEastAsia" w:hAnsiTheme="minorHAnsi" w:cstheme="minorBidi" w:hint="eastAsia"/>
+              <w:rFonts w:asciiTheme="minorHAnsi" w:eastAsiaTheme="minorEastAsia" w:hAnsiTheme="minorHAnsi" w:cstheme="minorBidi"/>
               <w:noProof/>
               <w:sz w:val="22"/>
               <w:szCs w:val="24"/>
@@ -4382,7 +4382,7 @@
             </w:tabs>
             <w:ind w:left="480" w:firstLine="480"/>
             <w:rPr>
-              <w:rFonts w:asciiTheme="minorHAnsi" w:eastAsiaTheme="minorEastAsia" w:hAnsiTheme="minorHAnsi" w:cstheme="minorBidi" w:hint="eastAsia"/>
+              <w:rFonts w:asciiTheme="minorHAnsi" w:eastAsiaTheme="minorEastAsia" w:hAnsiTheme="minorHAnsi" w:cstheme="minorBidi"/>
               <w:noProof/>
               <w:sz w:val="22"/>
               <w:szCs w:val="24"/>
@@ -4476,7 +4476,7 @@
             </w:tabs>
             <w:ind w:left="960" w:firstLine="480"/>
             <w:rPr>
-              <w:rFonts w:asciiTheme="minorHAnsi" w:eastAsiaTheme="minorEastAsia" w:hAnsiTheme="minorHAnsi" w:cstheme="minorBidi" w:hint="eastAsia"/>
+              <w:rFonts w:asciiTheme="minorHAnsi" w:eastAsiaTheme="minorEastAsia" w:hAnsiTheme="minorHAnsi" w:cstheme="minorBidi"/>
               <w:noProof/>
               <w:sz w:val="22"/>
               <w:szCs w:val="24"/>
@@ -4570,7 +4570,7 @@
             </w:tabs>
             <w:ind w:left="960" w:firstLine="480"/>
             <w:rPr>
-              <w:rFonts w:asciiTheme="minorHAnsi" w:eastAsiaTheme="minorEastAsia" w:hAnsiTheme="minorHAnsi" w:cstheme="minorBidi" w:hint="eastAsia"/>
+              <w:rFonts w:asciiTheme="minorHAnsi" w:eastAsiaTheme="minorEastAsia" w:hAnsiTheme="minorHAnsi" w:cstheme="minorBidi"/>
               <w:noProof/>
               <w:sz w:val="22"/>
               <w:szCs w:val="24"/>
@@ -4664,7 +4664,7 @@
             </w:tabs>
             <w:ind w:left="480" w:firstLine="480"/>
             <w:rPr>
-              <w:rFonts w:asciiTheme="minorHAnsi" w:eastAsiaTheme="minorEastAsia" w:hAnsiTheme="minorHAnsi" w:cstheme="minorBidi" w:hint="eastAsia"/>
+              <w:rFonts w:asciiTheme="minorHAnsi" w:eastAsiaTheme="minorEastAsia" w:hAnsiTheme="minorHAnsi" w:cstheme="minorBidi"/>
               <w:noProof/>
               <w:sz w:val="22"/>
               <w:szCs w:val="24"/>
@@ -4758,7 +4758,7 @@
             </w:tabs>
             <w:ind w:left="960" w:firstLine="480"/>
             <w:rPr>
-              <w:rFonts w:asciiTheme="minorHAnsi" w:eastAsiaTheme="minorEastAsia" w:hAnsiTheme="minorHAnsi" w:cstheme="minorBidi" w:hint="eastAsia"/>
+              <w:rFonts w:asciiTheme="minorHAnsi" w:eastAsiaTheme="minorEastAsia" w:hAnsiTheme="minorHAnsi" w:cstheme="minorBidi"/>
               <w:noProof/>
               <w:sz w:val="22"/>
               <w:szCs w:val="24"/>
@@ -4852,7 +4852,7 @@
             </w:tabs>
             <w:ind w:left="960" w:firstLine="480"/>
             <w:rPr>
-              <w:rFonts w:asciiTheme="minorHAnsi" w:eastAsiaTheme="minorEastAsia" w:hAnsiTheme="minorHAnsi" w:cstheme="minorBidi" w:hint="eastAsia"/>
+              <w:rFonts w:asciiTheme="minorHAnsi" w:eastAsiaTheme="minorEastAsia" w:hAnsiTheme="minorHAnsi" w:cstheme="minorBidi"/>
               <w:noProof/>
               <w:sz w:val="22"/>
               <w:szCs w:val="24"/>
@@ -4946,7 +4946,7 @@
             </w:tabs>
             <w:ind w:left="960" w:firstLine="480"/>
             <w:rPr>
-              <w:rFonts w:asciiTheme="minorHAnsi" w:eastAsiaTheme="minorEastAsia" w:hAnsiTheme="minorHAnsi" w:cstheme="minorBidi" w:hint="eastAsia"/>
+              <w:rFonts w:asciiTheme="minorHAnsi" w:eastAsiaTheme="minorEastAsia" w:hAnsiTheme="minorHAnsi" w:cstheme="minorBidi"/>
               <w:noProof/>
               <w:sz w:val="22"/>
               <w:szCs w:val="24"/>
@@ -5040,7 +5040,7 @@
             </w:tabs>
             <w:ind w:left="960" w:firstLine="480"/>
             <w:rPr>
-              <w:rFonts w:asciiTheme="minorHAnsi" w:eastAsiaTheme="minorEastAsia" w:hAnsiTheme="minorHAnsi" w:cstheme="minorBidi" w:hint="eastAsia"/>
+              <w:rFonts w:asciiTheme="minorHAnsi" w:eastAsiaTheme="minorEastAsia" w:hAnsiTheme="minorHAnsi" w:cstheme="minorBidi"/>
               <w:noProof/>
               <w:sz w:val="22"/>
               <w:szCs w:val="24"/>
@@ -5130,7 +5130,7 @@
           <w:pPr>
             <w:pStyle w:val="TOC1"/>
             <w:rPr>
-              <w:rFonts w:asciiTheme="minorHAnsi" w:eastAsiaTheme="minorEastAsia" w:hAnsiTheme="minorHAnsi" w:cstheme="minorBidi" w:hint="eastAsia"/>
+              <w:rFonts w:asciiTheme="minorHAnsi" w:eastAsiaTheme="minorEastAsia" w:hAnsiTheme="minorHAnsi" w:cstheme="minorBidi"/>
               <w:sz w:val="22"/>
               <w14:ligatures w14:val="standardContextual"/>
             </w:rPr>
@@ -5203,7 +5203,7 @@
             </w:tabs>
             <w:ind w:left="480" w:firstLine="480"/>
             <w:rPr>
-              <w:rFonts w:asciiTheme="minorHAnsi" w:eastAsiaTheme="minorEastAsia" w:hAnsiTheme="minorHAnsi" w:cstheme="minorBidi" w:hint="eastAsia"/>
+              <w:rFonts w:asciiTheme="minorHAnsi" w:eastAsiaTheme="minorEastAsia" w:hAnsiTheme="minorHAnsi" w:cstheme="minorBidi"/>
               <w:noProof/>
               <w:sz w:val="22"/>
               <w:szCs w:val="24"/>
@@ -5297,7 +5297,7 @@
             </w:tabs>
             <w:ind w:left="480" w:firstLine="480"/>
             <w:rPr>
-              <w:rFonts w:asciiTheme="minorHAnsi" w:eastAsiaTheme="minorEastAsia" w:hAnsiTheme="minorHAnsi" w:cstheme="minorBidi" w:hint="eastAsia"/>
+              <w:rFonts w:asciiTheme="minorHAnsi" w:eastAsiaTheme="minorEastAsia" w:hAnsiTheme="minorHAnsi" w:cstheme="minorBidi"/>
               <w:noProof/>
               <w:sz w:val="22"/>
               <w:szCs w:val="24"/>
@@ -5391,7 +5391,7 @@
             </w:tabs>
             <w:ind w:left="960" w:firstLine="480"/>
             <w:rPr>
-              <w:rFonts w:asciiTheme="minorHAnsi" w:eastAsiaTheme="minorEastAsia" w:hAnsiTheme="minorHAnsi" w:cstheme="minorBidi" w:hint="eastAsia"/>
+              <w:rFonts w:asciiTheme="minorHAnsi" w:eastAsiaTheme="minorEastAsia" w:hAnsiTheme="minorHAnsi" w:cstheme="minorBidi"/>
               <w:noProof/>
               <w:sz w:val="22"/>
               <w:szCs w:val="24"/>
@@ -5485,7 +5485,7 @@
             </w:tabs>
             <w:ind w:left="960" w:firstLine="480"/>
             <w:rPr>
-              <w:rFonts w:asciiTheme="minorHAnsi" w:eastAsiaTheme="minorEastAsia" w:hAnsiTheme="minorHAnsi" w:cstheme="minorBidi" w:hint="eastAsia"/>
+              <w:rFonts w:asciiTheme="minorHAnsi" w:eastAsiaTheme="minorEastAsia" w:hAnsiTheme="minorHAnsi" w:cstheme="minorBidi"/>
               <w:noProof/>
               <w:sz w:val="22"/>
               <w:szCs w:val="24"/>
@@ -5579,7 +5579,7 @@
             </w:tabs>
             <w:ind w:left="960" w:firstLine="480"/>
             <w:rPr>
-              <w:rFonts w:asciiTheme="minorHAnsi" w:eastAsiaTheme="minorEastAsia" w:hAnsiTheme="minorHAnsi" w:cstheme="minorBidi" w:hint="eastAsia"/>
+              <w:rFonts w:asciiTheme="minorHAnsi" w:eastAsiaTheme="minorEastAsia" w:hAnsiTheme="minorHAnsi" w:cstheme="minorBidi"/>
               <w:noProof/>
               <w:sz w:val="22"/>
               <w:szCs w:val="24"/>
@@ -5673,7 +5673,7 @@
             </w:tabs>
             <w:ind w:left="960" w:firstLine="480"/>
             <w:rPr>
-              <w:rFonts w:asciiTheme="minorHAnsi" w:eastAsiaTheme="minorEastAsia" w:hAnsiTheme="minorHAnsi" w:cstheme="minorBidi" w:hint="eastAsia"/>
+              <w:rFonts w:asciiTheme="minorHAnsi" w:eastAsiaTheme="minorEastAsia" w:hAnsiTheme="minorHAnsi" w:cstheme="minorBidi"/>
               <w:noProof/>
               <w:sz w:val="22"/>
               <w:szCs w:val="24"/>
@@ -5767,7 +5767,7 @@
             </w:tabs>
             <w:ind w:left="960" w:firstLine="480"/>
             <w:rPr>
-              <w:rFonts w:asciiTheme="minorHAnsi" w:eastAsiaTheme="minorEastAsia" w:hAnsiTheme="minorHAnsi" w:cstheme="minorBidi" w:hint="eastAsia"/>
+              <w:rFonts w:asciiTheme="minorHAnsi" w:eastAsiaTheme="minorEastAsia" w:hAnsiTheme="minorHAnsi" w:cstheme="minorBidi"/>
               <w:noProof/>
               <w:sz w:val="22"/>
               <w:szCs w:val="24"/>
@@ -5861,7 +5861,7 @@
             </w:tabs>
             <w:ind w:left="480" w:firstLine="480"/>
             <w:rPr>
-              <w:rFonts w:asciiTheme="minorHAnsi" w:eastAsiaTheme="minorEastAsia" w:hAnsiTheme="minorHAnsi" w:cstheme="minorBidi" w:hint="eastAsia"/>
+              <w:rFonts w:asciiTheme="minorHAnsi" w:eastAsiaTheme="minorEastAsia" w:hAnsiTheme="minorHAnsi" w:cstheme="minorBidi"/>
               <w:noProof/>
               <w:sz w:val="22"/>
               <w:szCs w:val="24"/>
@@ -5955,7 +5955,7 @@
             </w:tabs>
             <w:ind w:left="960" w:firstLine="480"/>
             <w:rPr>
-              <w:rFonts w:asciiTheme="minorHAnsi" w:eastAsiaTheme="minorEastAsia" w:hAnsiTheme="minorHAnsi" w:cstheme="minorBidi" w:hint="eastAsia"/>
+              <w:rFonts w:asciiTheme="minorHAnsi" w:eastAsiaTheme="minorEastAsia" w:hAnsiTheme="minorHAnsi" w:cstheme="minorBidi"/>
               <w:noProof/>
               <w:sz w:val="22"/>
               <w:szCs w:val="24"/>
@@ -6049,7 +6049,7 @@
             </w:tabs>
             <w:ind w:left="960" w:firstLine="480"/>
             <w:rPr>
-              <w:rFonts w:asciiTheme="minorHAnsi" w:eastAsiaTheme="minorEastAsia" w:hAnsiTheme="minorHAnsi" w:cstheme="minorBidi" w:hint="eastAsia"/>
+              <w:rFonts w:asciiTheme="minorHAnsi" w:eastAsiaTheme="minorEastAsia" w:hAnsiTheme="minorHAnsi" w:cstheme="minorBidi"/>
               <w:noProof/>
               <w:sz w:val="22"/>
               <w:szCs w:val="24"/>
@@ -6143,7 +6143,7 @@
             </w:tabs>
             <w:ind w:left="480" w:firstLine="480"/>
             <w:rPr>
-              <w:rFonts w:asciiTheme="minorHAnsi" w:eastAsiaTheme="minorEastAsia" w:hAnsiTheme="minorHAnsi" w:cstheme="minorBidi" w:hint="eastAsia"/>
+              <w:rFonts w:asciiTheme="minorHAnsi" w:eastAsiaTheme="minorEastAsia" w:hAnsiTheme="minorHAnsi" w:cstheme="minorBidi"/>
               <w:noProof/>
               <w:sz w:val="22"/>
               <w:szCs w:val="24"/>
@@ -6237,7 +6237,7 @@
             </w:tabs>
             <w:ind w:left="960" w:firstLine="480"/>
             <w:rPr>
-              <w:rFonts w:asciiTheme="minorHAnsi" w:eastAsiaTheme="minorEastAsia" w:hAnsiTheme="minorHAnsi" w:cstheme="minorBidi" w:hint="eastAsia"/>
+              <w:rFonts w:asciiTheme="minorHAnsi" w:eastAsiaTheme="minorEastAsia" w:hAnsiTheme="minorHAnsi" w:cstheme="minorBidi"/>
               <w:noProof/>
               <w:sz w:val="22"/>
               <w:szCs w:val="24"/>
@@ -6331,7 +6331,7 @@
             </w:tabs>
             <w:ind w:left="960" w:firstLine="480"/>
             <w:rPr>
-              <w:rFonts w:asciiTheme="minorHAnsi" w:eastAsiaTheme="minorEastAsia" w:hAnsiTheme="minorHAnsi" w:cstheme="minorBidi" w:hint="eastAsia"/>
+              <w:rFonts w:asciiTheme="minorHAnsi" w:eastAsiaTheme="minorEastAsia" w:hAnsiTheme="minorHAnsi" w:cstheme="minorBidi"/>
               <w:noProof/>
               <w:sz w:val="22"/>
               <w:szCs w:val="24"/>
@@ -6425,7 +6425,7 @@
             </w:tabs>
             <w:ind w:left="960" w:firstLine="480"/>
             <w:rPr>
-              <w:rFonts w:asciiTheme="minorHAnsi" w:eastAsiaTheme="minorEastAsia" w:hAnsiTheme="minorHAnsi" w:cstheme="minorBidi" w:hint="eastAsia"/>
+              <w:rFonts w:asciiTheme="minorHAnsi" w:eastAsiaTheme="minorEastAsia" w:hAnsiTheme="minorHAnsi" w:cstheme="minorBidi"/>
               <w:noProof/>
               <w:sz w:val="22"/>
               <w:szCs w:val="24"/>
@@ -6519,7 +6519,7 @@
             </w:tabs>
             <w:ind w:left="480" w:firstLine="480"/>
             <w:rPr>
-              <w:rFonts w:asciiTheme="minorHAnsi" w:eastAsiaTheme="minorEastAsia" w:hAnsiTheme="minorHAnsi" w:cstheme="minorBidi" w:hint="eastAsia"/>
+              <w:rFonts w:asciiTheme="minorHAnsi" w:eastAsiaTheme="minorEastAsia" w:hAnsiTheme="minorHAnsi" w:cstheme="minorBidi"/>
               <w:noProof/>
               <w:sz w:val="22"/>
               <w:szCs w:val="24"/>
@@ -6609,7 +6609,7 @@
           <w:pPr>
             <w:pStyle w:val="TOC1"/>
             <w:rPr>
-              <w:rFonts w:asciiTheme="minorHAnsi" w:eastAsiaTheme="minorEastAsia" w:hAnsiTheme="minorHAnsi" w:cstheme="minorBidi" w:hint="eastAsia"/>
+              <w:rFonts w:asciiTheme="minorHAnsi" w:eastAsiaTheme="minorEastAsia" w:hAnsiTheme="minorHAnsi" w:cstheme="minorBidi"/>
               <w:sz w:val="22"/>
               <w14:ligatures w14:val="standardContextual"/>
             </w:rPr>
@@ -6682,7 +6682,7 @@
             </w:tabs>
             <w:ind w:left="480" w:firstLine="480"/>
             <w:rPr>
-              <w:rFonts w:asciiTheme="minorHAnsi" w:eastAsiaTheme="minorEastAsia" w:hAnsiTheme="minorHAnsi" w:cstheme="minorBidi" w:hint="eastAsia"/>
+              <w:rFonts w:asciiTheme="minorHAnsi" w:eastAsiaTheme="minorEastAsia" w:hAnsiTheme="minorHAnsi" w:cstheme="minorBidi"/>
               <w:noProof/>
               <w:sz w:val="22"/>
               <w:szCs w:val="24"/>
@@ -6776,7 +6776,7 @@
             </w:tabs>
             <w:ind w:left="480" w:firstLine="480"/>
             <w:rPr>
-              <w:rFonts w:asciiTheme="minorHAnsi" w:eastAsiaTheme="minorEastAsia" w:hAnsiTheme="minorHAnsi" w:cstheme="minorBidi" w:hint="eastAsia"/>
+              <w:rFonts w:asciiTheme="minorHAnsi" w:eastAsiaTheme="minorEastAsia" w:hAnsiTheme="minorHAnsi" w:cstheme="minorBidi"/>
               <w:noProof/>
               <w:sz w:val="22"/>
               <w:szCs w:val="24"/>
@@ -6870,7 +6870,7 @@
             </w:tabs>
             <w:ind w:left="960" w:firstLine="480"/>
             <w:rPr>
-              <w:rFonts w:asciiTheme="minorHAnsi" w:eastAsiaTheme="minorEastAsia" w:hAnsiTheme="minorHAnsi" w:cstheme="minorBidi" w:hint="eastAsia"/>
+              <w:rFonts w:asciiTheme="minorHAnsi" w:eastAsiaTheme="minorEastAsia" w:hAnsiTheme="minorHAnsi" w:cstheme="minorBidi"/>
               <w:noProof/>
               <w:sz w:val="22"/>
               <w:szCs w:val="24"/>
@@ -6964,7 +6964,7 @@
             </w:tabs>
             <w:ind w:left="960" w:firstLine="480"/>
             <w:rPr>
-              <w:rFonts w:asciiTheme="minorHAnsi" w:eastAsiaTheme="minorEastAsia" w:hAnsiTheme="minorHAnsi" w:cstheme="minorBidi" w:hint="eastAsia"/>
+              <w:rFonts w:asciiTheme="minorHAnsi" w:eastAsiaTheme="minorEastAsia" w:hAnsiTheme="minorHAnsi" w:cstheme="minorBidi"/>
               <w:noProof/>
               <w:sz w:val="22"/>
               <w:szCs w:val="24"/>
@@ -7058,7 +7058,7 @@
             </w:tabs>
             <w:ind w:left="480" w:firstLine="480"/>
             <w:rPr>
-              <w:rFonts w:asciiTheme="minorHAnsi" w:eastAsiaTheme="minorEastAsia" w:hAnsiTheme="minorHAnsi" w:cstheme="minorBidi" w:hint="eastAsia"/>
+              <w:rFonts w:asciiTheme="minorHAnsi" w:eastAsiaTheme="minorEastAsia" w:hAnsiTheme="minorHAnsi" w:cstheme="minorBidi"/>
               <w:noProof/>
               <w:sz w:val="22"/>
               <w:szCs w:val="24"/>
@@ -7152,7 +7152,7 @@
             </w:tabs>
             <w:ind w:left="960" w:firstLine="480"/>
             <w:rPr>
-              <w:rFonts w:asciiTheme="minorHAnsi" w:eastAsiaTheme="minorEastAsia" w:hAnsiTheme="minorHAnsi" w:cstheme="minorBidi" w:hint="eastAsia"/>
+              <w:rFonts w:asciiTheme="minorHAnsi" w:eastAsiaTheme="minorEastAsia" w:hAnsiTheme="minorHAnsi" w:cstheme="minorBidi"/>
               <w:noProof/>
               <w:sz w:val="22"/>
               <w:szCs w:val="24"/>
@@ -7246,7 +7246,7 @@
             </w:tabs>
             <w:ind w:left="960" w:firstLine="480"/>
             <w:rPr>
-              <w:rFonts w:asciiTheme="minorHAnsi" w:eastAsiaTheme="minorEastAsia" w:hAnsiTheme="minorHAnsi" w:cstheme="minorBidi" w:hint="eastAsia"/>
+              <w:rFonts w:asciiTheme="minorHAnsi" w:eastAsiaTheme="minorEastAsia" w:hAnsiTheme="minorHAnsi" w:cstheme="minorBidi"/>
               <w:noProof/>
               <w:sz w:val="22"/>
               <w:szCs w:val="24"/>
@@ -7340,7 +7340,7 @@
             </w:tabs>
             <w:ind w:left="960" w:firstLine="480"/>
             <w:rPr>
-              <w:rFonts w:asciiTheme="minorHAnsi" w:eastAsiaTheme="minorEastAsia" w:hAnsiTheme="minorHAnsi" w:cstheme="minorBidi" w:hint="eastAsia"/>
+              <w:rFonts w:asciiTheme="minorHAnsi" w:eastAsiaTheme="minorEastAsia" w:hAnsiTheme="minorHAnsi" w:cstheme="minorBidi"/>
               <w:noProof/>
               <w:sz w:val="22"/>
               <w:szCs w:val="24"/>
@@ -7434,7 +7434,7 @@
             </w:tabs>
             <w:ind w:left="480" w:firstLine="480"/>
             <w:rPr>
-              <w:rFonts w:asciiTheme="minorHAnsi" w:eastAsiaTheme="minorEastAsia" w:hAnsiTheme="minorHAnsi" w:cstheme="minorBidi" w:hint="eastAsia"/>
+              <w:rFonts w:asciiTheme="minorHAnsi" w:eastAsiaTheme="minorEastAsia" w:hAnsiTheme="minorHAnsi" w:cstheme="minorBidi"/>
               <w:noProof/>
               <w:sz w:val="22"/>
               <w:szCs w:val="24"/>
@@ -7528,7 +7528,7 @@
             </w:tabs>
             <w:ind w:left="960" w:firstLine="480"/>
             <w:rPr>
-              <w:rFonts w:asciiTheme="minorHAnsi" w:eastAsiaTheme="minorEastAsia" w:hAnsiTheme="minorHAnsi" w:cstheme="minorBidi" w:hint="eastAsia"/>
+              <w:rFonts w:asciiTheme="minorHAnsi" w:eastAsiaTheme="minorEastAsia" w:hAnsiTheme="minorHAnsi" w:cstheme="minorBidi"/>
               <w:noProof/>
               <w:sz w:val="22"/>
               <w:szCs w:val="24"/>
@@ -7622,7 +7622,7 @@
             </w:tabs>
             <w:ind w:left="960" w:firstLine="480"/>
             <w:rPr>
-              <w:rFonts w:asciiTheme="minorHAnsi" w:eastAsiaTheme="minorEastAsia" w:hAnsiTheme="minorHAnsi" w:cstheme="minorBidi" w:hint="eastAsia"/>
+              <w:rFonts w:asciiTheme="minorHAnsi" w:eastAsiaTheme="minorEastAsia" w:hAnsiTheme="minorHAnsi" w:cstheme="minorBidi"/>
               <w:noProof/>
               <w:sz w:val="22"/>
               <w:szCs w:val="24"/>
@@ -7716,7 +7716,7 @@
             </w:tabs>
             <w:ind w:left="960" w:firstLine="480"/>
             <w:rPr>
-              <w:rFonts w:asciiTheme="minorHAnsi" w:eastAsiaTheme="minorEastAsia" w:hAnsiTheme="minorHAnsi" w:cstheme="minorBidi" w:hint="eastAsia"/>
+              <w:rFonts w:asciiTheme="minorHAnsi" w:eastAsiaTheme="minorEastAsia" w:hAnsiTheme="minorHAnsi" w:cstheme="minorBidi"/>
               <w:noProof/>
               <w:sz w:val="22"/>
               <w:szCs w:val="24"/>
@@ -7810,7 +7810,7 @@
             </w:tabs>
             <w:ind w:left="960" w:firstLine="480"/>
             <w:rPr>
-              <w:rFonts w:asciiTheme="minorHAnsi" w:eastAsiaTheme="minorEastAsia" w:hAnsiTheme="minorHAnsi" w:cstheme="minorBidi" w:hint="eastAsia"/>
+              <w:rFonts w:asciiTheme="minorHAnsi" w:eastAsiaTheme="minorEastAsia" w:hAnsiTheme="minorHAnsi" w:cstheme="minorBidi"/>
               <w:noProof/>
               <w:sz w:val="22"/>
               <w:szCs w:val="24"/>
@@ -7904,7 +7904,7 @@
             </w:tabs>
             <w:ind w:left="480" w:firstLine="480"/>
             <w:rPr>
-              <w:rFonts w:asciiTheme="minorHAnsi" w:eastAsiaTheme="minorEastAsia" w:hAnsiTheme="minorHAnsi" w:cstheme="minorBidi" w:hint="eastAsia"/>
+              <w:rFonts w:asciiTheme="minorHAnsi" w:eastAsiaTheme="minorEastAsia" w:hAnsiTheme="minorHAnsi" w:cstheme="minorBidi"/>
               <w:noProof/>
               <w:sz w:val="22"/>
               <w:szCs w:val="24"/>
@@ -7994,7 +7994,7 @@
           <w:pPr>
             <w:pStyle w:val="TOC1"/>
             <w:rPr>
-              <w:rFonts w:asciiTheme="minorHAnsi" w:eastAsiaTheme="minorEastAsia" w:hAnsiTheme="minorHAnsi" w:cstheme="minorBidi" w:hint="eastAsia"/>
+              <w:rFonts w:asciiTheme="minorHAnsi" w:eastAsiaTheme="minorEastAsia" w:hAnsiTheme="minorHAnsi" w:cstheme="minorBidi"/>
               <w:sz w:val="22"/>
               <w14:ligatures w14:val="standardContextual"/>
             </w:rPr>
@@ -8067,7 +8067,7 @@
             </w:tabs>
             <w:ind w:left="480" w:firstLine="480"/>
             <w:rPr>
-              <w:rFonts w:asciiTheme="minorHAnsi" w:eastAsiaTheme="minorEastAsia" w:hAnsiTheme="minorHAnsi" w:cstheme="minorBidi" w:hint="eastAsia"/>
+              <w:rFonts w:asciiTheme="minorHAnsi" w:eastAsiaTheme="minorEastAsia" w:hAnsiTheme="minorHAnsi" w:cstheme="minorBidi"/>
               <w:noProof/>
               <w:sz w:val="22"/>
               <w:szCs w:val="24"/>
@@ -8161,7 +8161,7 @@
             </w:tabs>
             <w:ind w:left="480" w:firstLine="480"/>
             <w:rPr>
-              <w:rFonts w:asciiTheme="minorHAnsi" w:eastAsiaTheme="minorEastAsia" w:hAnsiTheme="minorHAnsi" w:cstheme="minorBidi" w:hint="eastAsia"/>
+              <w:rFonts w:asciiTheme="minorHAnsi" w:eastAsiaTheme="minorEastAsia" w:hAnsiTheme="minorHAnsi" w:cstheme="minorBidi"/>
               <w:noProof/>
               <w:sz w:val="22"/>
               <w:szCs w:val="24"/>
@@ -8251,7 +8251,7 @@
           <w:pPr>
             <w:pStyle w:val="TOC1"/>
             <w:rPr>
-              <w:rFonts w:asciiTheme="minorHAnsi" w:eastAsiaTheme="minorEastAsia" w:hAnsiTheme="minorHAnsi" w:cstheme="minorBidi" w:hint="eastAsia"/>
+              <w:rFonts w:asciiTheme="minorHAnsi" w:eastAsiaTheme="minorEastAsia" w:hAnsiTheme="minorHAnsi" w:cstheme="minorBidi"/>
               <w:sz w:val="22"/>
               <w14:ligatures w14:val="standardContextual"/>
             </w:rPr>
@@ -8320,7 +8320,7 @@
           <w:pPr>
             <w:pStyle w:val="TOC1"/>
             <w:rPr>
-              <w:rFonts w:asciiTheme="minorHAnsi" w:eastAsiaTheme="minorEastAsia" w:hAnsiTheme="minorHAnsi" w:cstheme="minorBidi" w:hint="eastAsia"/>
+              <w:rFonts w:asciiTheme="minorHAnsi" w:eastAsiaTheme="minorEastAsia" w:hAnsiTheme="minorHAnsi" w:cstheme="minorBidi"/>
               <w:sz w:val="22"/>
               <w14:ligatures w14:val="standardContextual"/>
             </w:rPr>
@@ -8389,7 +8389,7 @@
           <w:pPr>
             <w:pStyle w:val="TOC1"/>
             <w:rPr>
-              <w:rFonts w:asciiTheme="minorHAnsi" w:eastAsiaTheme="minorEastAsia" w:hAnsiTheme="minorHAnsi" w:cstheme="minorBidi" w:hint="eastAsia"/>
+              <w:rFonts w:asciiTheme="minorHAnsi" w:eastAsiaTheme="minorEastAsia" w:hAnsiTheme="minorHAnsi" w:cstheme="minorBidi"/>
               <w:sz w:val="22"/>
               <w14:ligatures w14:val="standardContextual"/>
             </w:rPr>
@@ -8545,8 +8545,8 @@
         </w:rPr>
       </w:pPr>
       <w:bookmarkStart w:id="1" w:name="_Toc218606034"/>
-      <w:bookmarkStart w:id="2" w:name="_Toc165367946"/>
-      <w:bookmarkStart w:id="3" w:name="_Toc226811183"/>
+      <w:bookmarkStart w:id="2" w:name="_Toc226811183"/>
+      <w:bookmarkStart w:id="3" w:name="_Toc165367946"/>
       <w:r>
         <w:rPr>
           <w:rFonts w:hint="eastAsia"/>
@@ -8560,7 +8560,7 @@
         <w:t>研究背景与意义</w:t>
       </w:r>
       <w:bookmarkEnd w:id="1"/>
-      <w:bookmarkEnd w:id="3"/>
+      <w:bookmarkEnd w:id="2"/>
     </w:p>
     <w:p>
       <w:pPr>
@@ -9350,7 +9350,7 @@
         <w:lastRenderedPageBreak/>
         <w:t>第2章</w:t>
       </w:r>
-      <w:bookmarkEnd w:id="2"/>
+      <w:bookmarkEnd w:id="3"/>
       <w:r>
         <w:rPr>
           <w:rFonts w:hint="eastAsia"/>
@@ -10211,10 +10211,10 @@
             <v:path o:extrusionok="f" gradientshapeok="t" o:connecttype="rect"/>
             <o:lock v:ext="edit" aspectratio="t"/>
           </v:shapetype>
-          <v:shape id="_x0000_i1025" type="#_x0000_t75" style="width:424pt;height:85.35pt" o:ole="">
+          <v:shape id="_x0000_i1025" type="#_x0000_t75" style="width:424.3pt;height:85.3pt" o:ole="">
             <v:imagedata r:id="rId19" o:title=""/>
           </v:shape>
-          <o:OLEObject Type="Embed" ProgID="Visio.Drawing.15" ShapeID="_x0000_i1025" DrawAspect="Content" ObjectID="_1837426466" r:id="rId20"/>
+          <o:OLEObject Type="Embed" ProgID="Visio.Drawing.15" ShapeID="_x0000_i1025" DrawAspect="Content" ObjectID="_1838053138" r:id="rId20"/>
         </w:object>
       </w:r>
     </w:p>
@@ -10819,30 +10819,27 @@
     <w:p>
       <w:pPr>
         <w:ind w:firstLine="480"/>
+      </w:pPr>
+      <w:r>
+        <w:t>最后，从系统实现需求出发，对关键技术的选型理由进行了简要说明，明确了后续将采用轻量化卷积神经网络完成表情分类、采用</w:t>
+      </w:r>
+      <w:r>
+        <w:t>YuNet</w:t>
+      </w:r>
+      <w:r>
+        <w:t>完成前端人脸检测，并结合半监督训练思路提升模型性能。具体的模型构建、训练方法和实验分析将在后续章节中进一步展开。</w:t>
+      </w:r>
+    </w:p>
+    <w:p>
+      <w:pPr>
+        <w:pStyle w:val="1"/>
         <w:rPr>
           <w:rFonts w:hint="eastAsia"/>
         </w:rPr>
       </w:pPr>
-      <w:r>
-        <w:t>最后，从系统实现需求出发，对关键技术的选型理由进行了简要说明，明确了后续将采用轻量化卷积神经网络完成表情分类、采用</w:t>
-      </w:r>
-      <w:r>
-        <w:t>YuNet</w:t>
-      </w:r>
-      <w:r>
-        <w:t>完成前端人脸检测，并结合半监督训练思路提升模型性能。具体的模型构建、训练方法和实验分析将在后续章节中进一步展开。</w:t>
-      </w:r>
-    </w:p>
-    <w:p>
-      <w:pPr>
-        <w:pStyle w:val="1"/>
-        <w:rPr>
-          <w:rFonts w:hint="eastAsia"/>
-        </w:rPr>
-      </w:pPr>
-      <w:bookmarkStart w:id="20" w:name="_Toc103343760"/>
-      <w:bookmarkStart w:id="21" w:name="_Toc165367969"/>
-      <w:bookmarkStart w:id="22" w:name="_Toc226811200"/>
+      <w:bookmarkStart w:id="20" w:name="_Toc226811200"/>
+      <w:bookmarkStart w:id="21" w:name="_Toc103343760"/>
+      <w:bookmarkStart w:id="22" w:name="_Toc165367969"/>
       <w:r>
         <w:rPr>
           <w:rFonts w:hint="eastAsia"/>
@@ -10853,7 +10850,7 @@
       <w:r>
         <w:t>表情识别模型构建与训练</w:t>
       </w:r>
-      <w:bookmarkEnd w:id="22"/>
+      <w:bookmarkEnd w:id="20"/>
     </w:p>
     <w:p>
       <w:pPr>
@@ -12693,9 +12690,6 @@
     <w:p>
       <w:pPr>
         <w:ind w:firstLine="480"/>
-        <w:rPr>
-          <w:rFonts w:hint="eastAsia"/>
-        </w:rPr>
       </w:pPr>
     </w:p>
     <w:p>
@@ -15262,9 +15256,6 @@
     <w:p>
       <w:pPr>
         <w:ind w:firstLine="480"/>
-        <w:rPr>
-          <w:rFonts w:hint="eastAsia"/>
-        </w:rPr>
       </w:pPr>
     </w:p>
     <w:p>
@@ -16500,9 +16491,6 @@
     <w:p>
       <w:pPr>
         <w:ind w:firstLine="480"/>
-        <w:rPr>
-          <w:rFonts w:hint="eastAsia"/>
-        </w:rPr>
       </w:pPr>
     </w:p>
     <w:p>
@@ -17467,9 +17455,6 @@
     <w:p>
       <w:pPr>
         <w:ind w:firstLine="480"/>
-        <w:rPr>
-          <w:rFonts w:hint="eastAsia"/>
-        </w:rPr>
       </w:pPr>
     </w:p>
     <w:p>
@@ -17826,7 +17811,6 @@
       <w:pPr>
         <w:ind w:firstLine="480"/>
         <w:rPr>
-          <w:rFonts w:hint="eastAsia"/>
           <w:iCs/>
         </w:rPr>
       </w:pPr>
@@ -18120,7 +18104,6 @@
         <w:spacing w:line="240" w:lineRule="auto"/>
         <w:ind w:firstLine="480"/>
         <w:rPr>
-          <w:rFonts w:hint="eastAsia"/>
           <w:iCs/>
         </w:rPr>
       </w:pPr>
@@ -19282,67 +19265,109 @@
     <w:p>
       <w:pPr>
         <w:pStyle w:val="ae"/>
-        <w:ind w:firstLine="400"/>
+        <w:ind w:firstLine="420"/>
         <w:jc w:val="center"/>
+        <w:rPr>
+          <w:sz w:val="21"/>
+          <w:szCs w:val="21"/>
+        </w:rPr>
       </w:pPr>
       <w:r>
         <w:rPr>
           <w:rFonts w:hint="eastAsia"/>
+          <w:sz w:val="21"/>
+          <w:szCs w:val="21"/>
         </w:rPr>
         <w:t>图</w:t>
       </w:r>
       <w:r>
         <w:rPr>
           <w:rFonts w:hint="eastAsia"/>
+          <w:sz w:val="21"/>
+          <w:szCs w:val="21"/>
         </w:rPr>
         <w:t xml:space="preserve"> 4-</w:t>
       </w:r>
       <w:r>
+        <w:rPr>
+          <w:sz w:val="21"/>
+          <w:szCs w:val="21"/>
+        </w:rPr>
         <w:fldChar w:fldCharType="begin"/>
       </w:r>
       <w:r>
+        <w:rPr>
+          <w:sz w:val="21"/>
+          <w:szCs w:val="21"/>
+        </w:rPr>
         <w:instrText xml:space="preserve"> </w:instrText>
       </w:r>
       <w:r>
         <w:rPr>
           <w:rFonts w:hint="eastAsia"/>
+          <w:sz w:val="21"/>
+          <w:szCs w:val="21"/>
         </w:rPr>
         <w:instrText xml:space="preserve">SEQ </w:instrText>
       </w:r>
       <w:r>
         <w:rPr>
           <w:rFonts w:hint="eastAsia"/>
+          <w:sz w:val="21"/>
+          <w:szCs w:val="21"/>
         </w:rPr>
         <w:instrText>图</w:instrText>
       </w:r>
       <w:r>
         <w:rPr>
           <w:rFonts w:hint="eastAsia"/>
+          <w:sz w:val="21"/>
+          <w:szCs w:val="21"/>
         </w:rPr>
         <w:instrText xml:space="preserve"> \* ARABIC</w:instrText>
       </w:r>
       <w:r>
+        <w:rPr>
+          <w:sz w:val="21"/>
+          <w:szCs w:val="21"/>
+        </w:rPr>
         <w:instrText xml:space="preserve"> </w:instrText>
       </w:r>
       <w:r>
+        <w:rPr>
+          <w:sz w:val="21"/>
+          <w:szCs w:val="21"/>
+        </w:rPr>
         <w:fldChar w:fldCharType="separate"/>
       </w:r>
       <w:r>
         <w:rPr>
           <w:noProof/>
+          <w:sz w:val="21"/>
+          <w:szCs w:val="21"/>
         </w:rPr>
         <w:t>1</w:t>
       </w:r>
       <w:r>
+        <w:rPr>
+          <w:sz w:val="21"/>
+          <w:szCs w:val="21"/>
+        </w:rPr>
         <w:fldChar w:fldCharType="end"/>
       </w:r>
       <w:r>
         <w:rPr>
           <w:rFonts w:hint="eastAsia"/>
+          <w:sz w:val="21"/>
+          <w:szCs w:val="21"/>
         </w:rPr>
         <w:t>测试集和验证集的</w:t>
       </w:r>
       <w:r>
+        <w:rPr>
+          <w:sz w:val="21"/>
+          <w:szCs w:val="21"/>
+        </w:rPr>
         <w:t>混淆矩阵</w:t>
       </w:r>
     </w:p>
@@ -19484,22 +19509,34 @@
       <w:pPr>
         <w:pStyle w:val="ae"/>
         <w:keepNext/>
-        <w:ind w:firstLine="400"/>
+        <w:ind w:firstLine="420"/>
         <w:jc w:val="center"/>
+        <w:rPr>
+          <w:sz w:val="21"/>
+          <w:szCs w:val="21"/>
+        </w:rPr>
       </w:pPr>
       <w:r>
         <w:rPr>
           <w:rFonts w:hint="eastAsia"/>
+          <w:sz w:val="21"/>
+          <w:szCs w:val="21"/>
         </w:rPr>
         <w:t>表</w:t>
       </w:r>
       <w:r>
         <w:rPr>
           <w:rFonts w:hint="eastAsia"/>
+          <w:sz w:val="21"/>
+          <w:szCs w:val="21"/>
         </w:rPr>
         <w:t xml:space="preserve"> 4-2 </w:t>
       </w:r>
       <w:r>
+        <w:rPr>
+          <w:sz w:val="21"/>
+          <w:szCs w:val="21"/>
+        </w:rPr>
         <w:t>最终模型在各类别上的评价指标</w:t>
       </w:r>
     </w:p>
@@ -20832,7 +20869,11 @@
       </w:r>
       <w:proofErr w:type="gramEnd"/>
       <w:r>
-        <w:t>运行过程展开说明。这样的章节分工也更符合毕业设计</w:t>
+        <w:t>运行过程展开说明。这样的</w:t>
+      </w:r>
+      <w:r>
+        <w:lastRenderedPageBreak/>
+        <w:t>章节分工也更符合毕业设计</w:t>
       </w:r>
       <w:r>
         <w:t>“</w:t>
@@ -20856,29 +20897,7 @@
         <w:t>”</w:t>
       </w:r>
       <w:r>
-        <w:t>相互衔接的整体逻</w:t>
-      </w:r>
-      <w:r>
-        <w:lastRenderedPageBreak/>
-        <w:t>辑。老师对你也专门提醒过，这类</w:t>
-      </w:r>
-      <w:r>
-        <w:t>“</w:t>
-      </w:r>
-      <w:r>
-        <w:t>系统运行后再针对问题做的优化</w:t>
-      </w:r>
-      <w:r>
-        <w:t>”</w:t>
-      </w:r>
-      <w:r>
-        <w:t>更适合放在第</w:t>
-      </w:r>
-      <w:r>
-        <w:t>5</w:t>
-      </w:r>
-      <w:r>
-        <w:t>章来体现。</w:t>
+        <w:t>相互衔接的整体逻辑。</w:t>
       </w:r>
     </w:p>
     <w:p>
@@ -20999,8 +21018,8 @@
         </w:rPr>
       </w:pPr>
       <w:bookmarkStart w:id="51" w:name="_Toc226811229"/>
-      <w:bookmarkEnd w:id="20"/>
       <w:bookmarkEnd w:id="21"/>
+      <w:bookmarkEnd w:id="22"/>
       <w:r>
         <w:lastRenderedPageBreak/>
         <w:t>第5章 系统实现、模型部署与运行测试</w:t>
@@ -21034,13 +21053,7 @@
       </w:r>
       <w:proofErr w:type="gramEnd"/>
       <w:r>
-        <w:t>与部署，实现了基于摄像头视频流的人脸表情实时识别。系统整体运行流程包括视频采集、人脸检测、人脸区域预处理、表情分类以及结果显示五个主要环节，其核心目标是在树莓派平台上完成轻量化、低延迟的实时推理任务。论文前文也已明确，第</w:t>
-      </w:r>
-      <w:r>
-        <w:t>5</w:t>
-      </w:r>
-      <w:r>
-        <w:t>章的重点应当落在系统实现、模型部署以及运行测试结果上，而不是继续停留在纯算法介绍层面。</w:t>
+        <w:t>与部署，实现了基于摄像头视频流的人脸表情实时识别。系统整体运行流程包括视频采集、人脸检测、人脸区域预处理、表情分类以及结果显示五个主要环节，其核心目标是在树莓派平台上完成轻量化、低延迟的实时推理任务。</w:t>
       </w:r>
     </w:p>
     <w:p>
@@ -21051,7 +21064,7 @@
         <w:t>系统运行时，首先通过摄像头实时采集视频帧，并对图像进行基础处理，以保证后续检测与识别过程具有稳定输入。推理程序中将摄像头输入分辨率设置为</w:t>
       </w:r>
       <w:r>
-        <w:t xml:space="preserve"> 640×480</w:t>
+        <w:t>640×480</w:t>
       </w:r>
       <w:r>
         <w:t>，目标</w:t>
@@ -21065,7 +21078,7 @@
         <w:t>为</w:t>
       </w:r>
       <w:r>
-        <w:t xml:space="preserve"> 30 FPS</w:t>
+        <w:t>30FPS</w:t>
       </w:r>
       <w:r>
         <w:t>，同时支持镜像翻转显示，以便于实际交互观察。为了兼顾实时性与识别效果，系统在采集视频后并不直接对</w:t>
@@ -21079,7 +21092,7 @@
         <w:t>表情分类，而是先利用</w:t>
       </w:r>
       <w:r>
-        <w:t xml:space="preserve"> YuNet </w:t>
+        <w:t>YuNet</w:t>
       </w:r>
       <w:r>
         <w:t>轻量级人脸检测模型完成人脸</w:t>
@@ -21109,7 +21122,7 @@
         <w:t>缩放到较低分辨率后输入</w:t>
       </w:r>
       <w:r>
-        <w:t xml:space="preserve"> YuNet </w:t>
+        <w:t>YuNet</w:t>
       </w:r>
       <w:r>
         <w:t>模型，以降低检测开销。</w:t>
@@ -21123,37 +21136,54 @@
         <w:t>中，检测输入尺寸设置为</w:t>
       </w:r>
       <w:r>
-        <w:t xml:space="preserve"> 256×192</w:t>
+        <w:t>256×192</w:t>
       </w:r>
       <w:r>
         <w:t>，并采用间隔检测策略，即每</w:t>
       </w:r>
       <w:r>
-        <w:t xml:space="preserve"> 3 </w:t>
+        <w:t>3</w:t>
+      </w:r>
+      <w:r>
+        <w:t>帧执行一次完整人脸检测，其余</w:t>
       </w:r>
       <w:proofErr w:type="gramStart"/>
       <w:r>
-        <w:t>帧执行</w:t>
+        <w:t>帧</w:t>
       </w:r>
       <w:proofErr w:type="gramEnd"/>
       <w:r>
-        <w:t>一次完整人脸检测，其余</w:t>
+        <w:t>利用轻量跟踪机制维持目标状态。这样的设计可以明显减少重复检测所带来的额外负载，在保持检测连续性的同时提高</w:t>
       </w:r>
       <w:proofErr w:type="gramStart"/>
       <w:r>
-        <w:t>帧</w:t>
+        <w:t>端侧运行</w:t>
       </w:r>
       <w:proofErr w:type="gramEnd"/>
       <w:r>
-        <w:t>利用轻量跟踪机制维持目标状态。这样的设计可以明显减少重复检测所带来的额外负载，在保持检测连续性的同时提高</w:t>
+        <w:t>效率。</w:t>
+      </w:r>
+    </w:p>
+    <w:p>
+      <w:pPr>
+        <w:ind w:firstLine="480"/>
+      </w:pPr>
+      <w:r>
+        <w:t>在人脸区域预处理阶段，系统根据检测</w:t>
       </w:r>
       <w:proofErr w:type="gramStart"/>
       <w:r>
-        <w:t>端侧运行</w:t>
+        <w:t>框位置</w:t>
       </w:r>
       <w:proofErr w:type="gramEnd"/>
       <w:r>
-        <w:t>效率。</w:t>
+        <w:t>对原始图像中的人脸区域进行裁剪，并按一定比例对边界进行扩展，构造更完整的人脸正方形区域。随后，将裁剪得到的人脸图像统一缩放为</w:t>
+      </w:r>
+      <w:r>
+        <w:t>224×224</w:t>
+      </w:r>
+      <w:r>
+        <w:t>，并按照训练阶段相同的均值与标准差进行归一化处理，以保证部署阶段输入分布与训练阶段保持一致。这样可以减小由输入尺度变化和像素分布差异带来的性能波动。</w:t>
       </w:r>
     </w:p>
     <w:p>
@@ -21161,21 +21191,71 @@
         <w:ind w:firstLine="480"/>
       </w:pPr>
       <w:r>
-        <w:t>在人脸区域预处理阶段，系统根据检测</w:t>
+        <w:t>在人脸表情分类阶段，预处理后的人脸图像被送入部署在树莓派端的</w:t>
+      </w:r>
+      <w:proofErr w:type="spellStart"/>
+      <w:r>
+        <w:t>TFLite</w:t>
+      </w:r>
+      <w:proofErr w:type="spellEnd"/>
+      <w:r>
+        <w:t>表情识别模型进行推理。模型输出</w:t>
+      </w:r>
+      <w:r>
+        <w:t>anger</w:t>
+      </w:r>
+      <w:r>
+        <w:t>、</w:t>
+      </w:r>
+      <w:r>
+        <w:t>disgust</w:t>
+      </w:r>
+      <w:r>
+        <w:t>、</w:t>
+      </w:r>
+      <w:r>
+        <w:t>fear</w:t>
+      </w:r>
+      <w:r>
+        <w:t>、</w:t>
+      </w:r>
+      <w:r>
+        <w:t>happy</w:t>
+      </w:r>
+      <w:r>
+        <w:t>、</w:t>
+      </w:r>
+      <w:r>
+        <w:t>sad</w:t>
+      </w:r>
+      <w:r>
+        <w:t>、</w:t>
+      </w:r>
+      <w:r>
+        <w:t>surprise</w:t>
+      </w:r>
+      <w:r>
+        <w:t>和</w:t>
+      </w:r>
+      <w:r>
+        <w:t>neutral</w:t>
+      </w:r>
+      <w:r>
+        <w:t>共</w:t>
+      </w:r>
+      <w:r>
+        <w:t>7</w:t>
+      </w:r>
+      <w:r>
+        <w:t>类表情的预测概率，系统根据最大概率对应类别作为当前识别结果，并设置置信度阈值筛除低可信度输出。为进一步</w:t>
       </w:r>
       <w:proofErr w:type="gramStart"/>
       <w:r>
-        <w:t>框位置</w:t>
+        <w:t>降低端侧负载</w:t>
       </w:r>
       <w:proofErr w:type="gramEnd"/>
       <w:r>
-        <w:t>对原始图像中的人脸区域进行裁剪，并按一定比例对边界进行扩展，构造更完整的人脸正方形区域。随后，将裁剪得到的人脸图像统一缩放为</w:t>
-      </w:r>
-      <w:r>
-        <w:t xml:space="preserve"> 224×224</w:t>
-      </w:r>
-      <w:r>
-        <w:t>，并按照训练阶段相同的均值与标准差进行归一化处理，以保证部署阶段输入分布与训练阶段保持一致。这样可以减小由输入尺度变化和像素分布差异带来的性能波动。</w:t>
+        <w:t>，程序中还限制了最大跟踪人脸数和单次参与分类的人脸数，从而使系统在资源受限平台上仍能够维持较高的响应速度。</w:t>
       </w:r>
     </w:p>
     <w:p>
@@ -21183,100 +21263,25 @@
         <w:ind w:firstLine="480"/>
       </w:pPr>
       <w:r>
-        <w:t>在人脸表情分类阶段，预处理后的人脸图像被送入部署在树莓派端的</w:t>
-      </w:r>
-      <w:r>
-        <w:t xml:space="preserve"> </w:t>
-      </w:r>
-      <w:proofErr w:type="spellStart"/>
-      <w:r>
-        <w:t>TFLite</w:t>
-      </w:r>
-      <w:proofErr w:type="spellEnd"/>
-      <w:r>
-        <w:t xml:space="preserve"> </w:t>
-      </w:r>
-      <w:r>
-        <w:t>表情识别模型进行推理。模型输出</w:t>
-      </w:r>
-      <w:r>
-        <w:t xml:space="preserve"> anger</w:t>
-      </w:r>
-      <w:r>
-        <w:t>、</w:t>
-      </w:r>
-      <w:r>
-        <w:t>disgust</w:t>
-      </w:r>
-      <w:r>
-        <w:t>、</w:t>
-      </w:r>
-      <w:r>
-        <w:t>fear</w:t>
-      </w:r>
-      <w:r>
-        <w:t>、</w:t>
-      </w:r>
-      <w:r>
-        <w:t>happy</w:t>
-      </w:r>
-      <w:r>
-        <w:t>、</w:t>
-      </w:r>
-      <w:r>
-        <w:t>sad</w:t>
-      </w:r>
-      <w:r>
-        <w:t>、</w:t>
-      </w:r>
-      <w:r>
-        <w:t xml:space="preserve">surprise </w:t>
-      </w:r>
-      <w:r>
-        <w:t>和</w:t>
-      </w:r>
-      <w:r>
-        <w:t xml:space="preserve"> neutral </w:t>
-      </w:r>
-      <w:r>
-        <w:t>共</w:t>
-      </w:r>
-      <w:r>
-        <w:t xml:space="preserve"> 7 </w:t>
-      </w:r>
-      <w:r>
-        <w:t>类表情的预测概率，系统根据最大概率对应类别作为当前识别结果，并设置置信度阈值筛除低可信度输出。为进一步</w:t>
+        <w:t>在结果显示阶段，系统将检测框、</w:t>
       </w:r>
       <w:proofErr w:type="gramStart"/>
       <w:r>
-        <w:t>降低端侧负载</w:t>
+        <w:t>五关键</w:t>
       </w:r>
       <w:proofErr w:type="gramEnd"/>
       <w:r>
-        <w:t>，程序中还限制了最大跟踪人脸数和单次参与分类的人脸数，从而使系统在资源受限平台上仍能够维持较高的响应速度。</w:t>
-      </w:r>
-    </w:p>
-    <w:p>
-      <w:pPr>
-        <w:ind w:firstLine="480"/>
-      </w:pPr>
+        <w:t>点、表情类别、预测置信度以及</w:t>
+      </w:r>
+      <w:r>
+        <w:t xml:space="preserve"> FPS</w:t>
+      </w:r>
+      <w:r>
+        <w:t>、延迟、检测耗时和分类耗时等信息叠加到视频画面中，并通过图形窗口实时输出。同时，程序还支持按类别自动保存高质量识别结果图像，为后续演示和</w:t>
+      </w:r>
       <w:r>
         <w:lastRenderedPageBreak/>
-        <w:t>在结果显示阶段，系统将检测框、</w:t>
-      </w:r>
-      <w:proofErr w:type="gramStart"/>
-      <w:r>
-        <w:t>五关键</w:t>
-      </w:r>
-      <w:proofErr w:type="gramEnd"/>
-      <w:r>
-        <w:t>点、表情类别、预测置信度以及</w:t>
-      </w:r>
-      <w:r>
-        <w:t xml:space="preserve"> FPS</w:t>
-      </w:r>
-      <w:r>
-        <w:t>、延迟、检测耗时和分类耗时等信息叠加到视频画面中，并通过图形窗口实时输出。同时，程序还支持按类别自动保存高质量识别结果图像，为后续演示和误差分析提供依据。整体来看，系统已经完成了从</w:t>
+        <w:t>误差分析提供依据。整体来看，系统已经完成了从</w:t>
       </w:r>
       <w:r>
         <w:t>“</w:t>
@@ -21356,7 +21361,7 @@
         <w:t>平台上的可部署性，本文分别在</w:t>
       </w:r>
       <w:r>
-        <w:t xml:space="preserve"> PC </w:t>
+        <w:t>PC</w:t>
       </w:r>
       <w:r>
         <w:t>端和</w:t>
@@ -21370,7 +21375,7 @@
         <w:t>了模型训练、转换与部署实验。其中，</w:t>
       </w:r>
       <w:r>
-        <w:t xml:space="preserve">PC </w:t>
+        <w:t>PC</w:t>
       </w:r>
       <w:proofErr w:type="gramStart"/>
       <w:r>
@@ -21389,13 +21394,13 @@
         <w:t>用于摄像头接入、实时推理与运行验证。通过构建</w:t>
       </w:r>
       <w:r>
-        <w:t xml:space="preserve">“PC </w:t>
+        <w:t>“PC</w:t>
       </w:r>
       <w:r>
         <w:t>端训练</w:t>
       </w:r>
       <w:r>
-        <w:t xml:space="preserve"> + </w:t>
+        <w:t>+</w:t>
       </w:r>
       <w:r>
         <w:t>端侧部署</w:t>
@@ -21428,7 +21433,7 @@
         <w:t>在软件环境方面，</w:t>
       </w:r>
       <w:r>
-        <w:t xml:space="preserve">PC </w:t>
+        <w:t>PC</w:t>
       </w:r>
       <w:proofErr w:type="gramStart"/>
       <w:r>
@@ -21439,133 +21444,403 @@
         <w:t>承担模型训练与导出任务。根据模型导出脚本，系统在</w:t>
       </w:r>
       <w:r>
-        <w:t xml:space="preserve"> PC </w:t>
+        <w:t>PC</w:t>
       </w:r>
       <w:r>
         <w:t>端完成了训练好的</w:t>
       </w:r>
+      <w:proofErr w:type="spellStart"/>
+      <w:r>
+        <w:t>PyTorch</w:t>
+      </w:r>
+      <w:proofErr w:type="spellEnd"/>
       <w:r>
         <w:t xml:space="preserve"> </w:t>
       </w:r>
+      <w:r>
+        <w:t>模型加载，并进一步执行</w:t>
+      </w:r>
+      <w:r>
+        <w:t>ONNX</w:t>
+      </w:r>
+      <w:r>
+        <w:t>导出、</w:t>
+      </w:r>
+      <w:r>
+        <w:t>ONNX</w:t>
+      </w:r>
+      <w:r>
+        <w:t>简化、</w:t>
+      </w:r>
+      <w:r>
+        <w:t xml:space="preserve">TensorFlow </w:t>
+      </w:r>
       <w:proofErr w:type="spellStart"/>
       <w:r>
+        <w:t>SavedModel</w:t>
+      </w:r>
+      <w:proofErr w:type="spellEnd"/>
+      <w:r>
+        <w:t>转换以及</w:t>
+      </w:r>
+      <w:proofErr w:type="spellStart"/>
+      <w:r>
+        <w:t>TFLite</w:t>
+      </w:r>
+      <w:proofErr w:type="spellEnd"/>
+      <w:r>
+        <w:t>模型生成等过程。导出脚本中设置类别数为</w:t>
+      </w:r>
+      <w:r>
+        <w:t>7</w:t>
+      </w:r>
+      <w:r>
+        <w:t>、输入尺寸为</w:t>
+      </w:r>
+      <w:r>
+        <w:t>224×224</w:t>
+      </w:r>
+      <w:r>
+        <w:t>、输入布局为</w:t>
+      </w:r>
+      <w:r>
+        <w:t>NCHW</w:t>
+      </w:r>
+      <w:r>
+        <w:t>，并采用</w:t>
+      </w:r>
+      <w:r>
+        <w:t xml:space="preserve">ONNX </w:t>
+      </w:r>
+      <w:proofErr w:type="spellStart"/>
+      <w:r>
+        <w:t>opset</w:t>
+      </w:r>
+      <w:proofErr w:type="spellEnd"/>
+      <w:r>
+        <w:t xml:space="preserve"> 13</w:t>
+      </w:r>
+      <w:r>
+        <w:t>进行导出。脚本在模型转换过程中还引入了</w:t>
+      </w:r>
+      <w:r>
+        <w:t>ONNX Runtime</w:t>
+      </w:r>
+      <w:r>
+        <w:t>快速检查和验证报告保存功能，用于比较</w:t>
+      </w:r>
+      <w:proofErr w:type="spellStart"/>
+      <w:r>
         <w:t>PyTorch</w:t>
       </w:r>
       <w:proofErr w:type="spellEnd"/>
       <w:r>
+        <w:t>、</w:t>
+      </w:r>
+      <w:r>
+        <w:t>ONNX</w:t>
+      </w:r>
+      <w:r>
+        <w:t>与</w:t>
+      </w:r>
+      <w:proofErr w:type="spellStart"/>
+      <w:r>
+        <w:t>TFLite</w:t>
+      </w:r>
+      <w:proofErr w:type="spellEnd"/>
+      <w:r>
         <w:t xml:space="preserve"> </w:t>
       </w:r>
       <w:r>
-        <w:t>模型加载，并进一步执行</w:t>
-      </w:r>
-      <w:r>
-        <w:t xml:space="preserve"> ONNX </w:t>
-      </w:r>
-      <w:r>
-        <w:t>导出、</w:t>
-      </w:r>
-      <w:r>
-        <w:t xml:space="preserve">ONNX </w:t>
-      </w:r>
-      <w:r>
-        <w:t>简化、</w:t>
-      </w:r>
-      <w:r>
-        <w:t xml:space="preserve">TensorFlow </w:t>
+        <w:t>三种格式下输出结果的一致性。</w:t>
+      </w:r>
+    </w:p>
+    <w:p>
+      <w:pPr>
+        <w:ind w:firstLine="480"/>
+      </w:pPr>
+      <w:r>
+        <w:t>从量化配置来看，导出脚本支持</w:t>
+      </w:r>
+      <w:r>
+        <w:t>float32</w:t>
+      </w:r>
+      <w:r>
+        <w:t>、</w:t>
+      </w:r>
+      <w:r>
+        <w:t>fp16</w:t>
+      </w:r>
+      <w:r>
+        <w:t>和</w:t>
+      </w:r>
+      <w:r>
+        <w:t>int8</w:t>
+      </w:r>
+      <w:proofErr w:type="gramStart"/>
+      <w:r>
+        <w:t>三</w:t>
+      </w:r>
+      <w:proofErr w:type="gramEnd"/>
+      <w:r>
+        <w:t>种格式，其中当前部署使用的默认量化方式为</w:t>
+      </w:r>
+      <w:r>
+        <w:t>fp16</w:t>
+      </w:r>
+      <w:r>
+        <w:t>，并生成</w:t>
+      </w:r>
+      <w:r>
+        <w:t>model_fp16.tflite</w:t>
+      </w:r>
+      <w:r>
+        <w:t>文件。该设置能够在保持较好识别精度的同时降低模型体积与推理开销，更适合树莓派这类资源受限平台。与此同时，脚本仍保留了</w:t>
+      </w:r>
+      <w:r>
+        <w:t>int8</w:t>
+      </w:r>
+      <w:r>
+        <w:t>量化和代表性数据校准接口，为后续进一步压缩模型和</w:t>
+      </w:r>
+      <w:proofErr w:type="gramStart"/>
+      <w:r>
+        <w:t>优化端侧性能</w:t>
+      </w:r>
+      <w:proofErr w:type="gramEnd"/>
+      <w:r>
+        <w:t>提供了实现基础。</w:t>
+      </w:r>
+    </w:p>
+    <w:p>
+      <w:pPr>
+        <w:ind w:firstLine="480"/>
+      </w:pPr>
+      <w:r>
+        <w:t>在树莓派端，系统部署于</w:t>
+      </w:r>
+      <w:r>
+        <w:t>Debian</w:t>
+      </w:r>
+      <w:r>
+        <w:t>环境下，并通过独立虚拟环境完成依赖管理。根据部署脚本，系统首先安装</w:t>
+      </w:r>
+      <w:r>
+        <w:t>python3-venv</w:t>
+      </w:r>
+      <w:r>
+        <w:t>、</w:t>
+      </w:r>
+      <w:r>
+        <w:t>python3-pip</w:t>
+      </w:r>
+      <w:r>
+        <w:t>和</w:t>
       </w:r>
       <w:proofErr w:type="spellStart"/>
       <w:r>
-        <w:t>SavedModel</w:t>
+        <w:t>libatlas</w:t>
       </w:r>
       <w:proofErr w:type="spellEnd"/>
       <w:r>
-        <w:t xml:space="preserve"> </w:t>
-      </w:r>
-      <w:r>
-        <w:t>转换以及</w:t>
-      </w:r>
-      <w:r>
-        <w:t xml:space="preserve"> </w:t>
+        <w:t>-base-dev</w:t>
+      </w:r>
+      <w:r>
+        <w:t>等基础环境，然后创建</w:t>
+      </w:r>
+      <w:r>
+        <w:t>fer-pi5</w:t>
+      </w:r>
+      <w:r>
+        <w:t>虚拟环境，并在其中安装</w:t>
       </w:r>
       <w:proofErr w:type="spellStart"/>
       <w:r>
+        <w:t>numpy</w:t>
+      </w:r>
+      <w:proofErr w:type="spellEnd"/>
+      <w:r>
+        <w:t xml:space="preserve"> 1.26.4</w:t>
+      </w:r>
+      <w:r>
+        <w:t>、</w:t>
+      </w:r>
+      <w:proofErr w:type="spellStart"/>
+      <w:r>
+        <w:t>tflite</w:t>
+      </w:r>
+      <w:proofErr w:type="spellEnd"/>
+      <w:r>
+        <w:t>-runtime 2.14.0</w:t>
+      </w:r>
+      <w:r>
+        <w:t>和</w:t>
+      </w:r>
+      <w:proofErr w:type="spellStart"/>
+      <w:r>
+        <w:t>opencv</w:t>
+      </w:r>
+      <w:proofErr w:type="spellEnd"/>
+      <w:r>
+        <w:t>-</w:t>
+      </w:r>
+      <w:proofErr w:type="spellStart"/>
+      <w:r>
+        <w:t>contrib</w:t>
+      </w:r>
+      <w:proofErr w:type="spellEnd"/>
+      <w:r>
+        <w:t>-python 4.10.0.84</w:t>
+      </w:r>
+      <w:r>
+        <w:t>等核心运行依赖。其中，</w:t>
+      </w:r>
+      <w:proofErr w:type="spellStart"/>
+      <w:r>
+        <w:t>tflite</w:t>
+      </w:r>
+      <w:proofErr w:type="spellEnd"/>
+      <w:r>
+        <w:t>-runtime</w:t>
+      </w:r>
+      <w:r>
+        <w:t>负责执行表情识别模型推理，</w:t>
+      </w:r>
+      <w:r>
+        <w:t>OpenCV</w:t>
+      </w:r>
+      <w:r>
+        <w:t>主要承担摄像头读取、</w:t>
+      </w:r>
+      <w:r>
+        <w:t>YuNet</w:t>
+      </w:r>
+      <w:r>
+        <w:t>调用、图像预处理和结果显示等任务。</w:t>
+      </w:r>
+    </w:p>
+    <w:p>
+      <w:pPr>
+        <w:pStyle w:val="3"/>
+        <w:rPr>
+          <w:rFonts w:hint="eastAsia"/>
+        </w:rPr>
+      </w:pPr>
+      <w:bookmarkStart w:id="55" w:name="_Toc226811233"/>
+      <w:r>
+        <w:t>5.2.2 硬件平台配置</w:t>
+      </w:r>
+      <w:bookmarkEnd w:id="55"/>
+    </w:p>
+    <w:p>
+      <w:pPr>
+        <w:ind w:firstLine="480"/>
+      </w:pPr>
+      <w:r>
+        <w:t>在硬件平台方面，</w:t>
+      </w:r>
+      <w:r>
+        <w:t>PC</w:t>
+      </w:r>
+      <w:proofErr w:type="gramStart"/>
+      <w:r>
+        <w:t>端用于</w:t>
+      </w:r>
+      <w:proofErr w:type="gramEnd"/>
+      <w:r>
+        <w:t>模型训练与测试，其主要配置为</w:t>
+      </w:r>
+      <w:r>
+        <w:t>Intel Core i7-10870H</w:t>
+      </w:r>
+      <w:r>
+        <w:t>处理器、</w:t>
+      </w:r>
+      <w:r>
+        <w:t>32 GB</w:t>
+      </w:r>
+      <w:r>
+        <w:t>内存以及</w:t>
+      </w:r>
+      <w:r>
+        <w:t>NVIDIA GeForce RTX 3060 Laptop GPU</w:t>
+      </w:r>
+      <w:r>
+        <w:t>，操作</w:t>
+      </w:r>
+      <w:r>
+        <w:lastRenderedPageBreak/>
+        <w:t>系统为</w:t>
+      </w:r>
+      <w:r>
+        <w:t>Windows 11</w:t>
+      </w:r>
+      <w:r>
+        <w:t>。该平台主要用于完成前文所述多阶段训练、伪标签更新、模型导出及性能评估等任务。</w:t>
+      </w:r>
+    </w:p>
+    <w:p>
+      <w:pPr>
+        <w:ind w:firstLine="480"/>
+      </w:pPr>
+      <w:r>
+        <w:t>在</w:t>
+      </w:r>
+      <w:proofErr w:type="gramStart"/>
+      <w:r>
+        <w:t>端侧部署</w:t>
+      </w:r>
+      <w:proofErr w:type="gramEnd"/>
+      <w:r>
+        <w:t>平台方面，本文选用</w:t>
+      </w:r>
+      <w:r>
+        <w:t>Raspberry Pi 5 8 GB</w:t>
+      </w:r>
+      <w:r>
+        <w:t>版本作为嵌入式运行载体，并接入</w:t>
+      </w:r>
+      <w:r>
+        <w:t>H052-864-V4</w:t>
+      </w:r>
+      <w:r>
+        <w:t>摄像头模块完成视频采集。树莓</w:t>
+      </w:r>
+      <w:proofErr w:type="gramStart"/>
+      <w:r>
+        <w:t>派端主要</w:t>
+      </w:r>
+      <w:proofErr w:type="gramEnd"/>
+      <w:r>
+        <w:t>负责视频流接入、</w:t>
+      </w:r>
+      <w:r>
+        <w:t>YuNet</w:t>
+      </w:r>
+      <w:r>
+        <w:t>人脸检测、</w:t>
+      </w:r>
+      <w:proofErr w:type="spellStart"/>
+      <w:r>
         <w:t>TFLite</w:t>
       </w:r>
       <w:proofErr w:type="spellEnd"/>
       <w:r>
-        <w:t xml:space="preserve"> </w:t>
-      </w:r>
-      <w:r>
-        <w:t>模型生成等过程。导出脚本中设置类别数为</w:t>
-      </w:r>
-      <w:r>
-        <w:t xml:space="preserve"> 7</w:t>
-      </w:r>
-      <w:r>
-        <w:t>、输入尺寸为</w:t>
-      </w:r>
-      <w:r>
-        <w:t xml:space="preserve"> 224×224</w:t>
-      </w:r>
-      <w:r>
-        <w:t>、输入布局为</w:t>
-      </w:r>
-      <w:r>
-        <w:t xml:space="preserve"> NCHW</w:t>
-      </w:r>
-      <w:r>
-        <w:t>，并采用</w:t>
-      </w:r>
-      <w:r>
-        <w:t xml:space="preserve"> ONNX </w:t>
-      </w:r>
-      <w:proofErr w:type="spellStart"/>
-      <w:r>
-        <w:t>opset</w:t>
-      </w:r>
-      <w:proofErr w:type="spellEnd"/>
-      <w:r>
-        <w:t xml:space="preserve"> 13 </w:t>
-      </w:r>
-      <w:r>
-        <w:t>进行导出。脚本在模型转换过程中还引入了</w:t>
-      </w:r>
-      <w:r>
-        <w:t xml:space="preserve"> ONNX Runtime </w:t>
-      </w:r>
-      <w:r>
-        <w:t>快速检查和验证报告保存功能，用于比较</w:t>
-      </w:r>
-      <w:r>
-        <w:t xml:space="preserve"> </w:t>
-      </w:r>
-      <w:proofErr w:type="spellStart"/>
-      <w:r>
-        <w:t>PyTorch</w:t>
-      </w:r>
-      <w:proofErr w:type="spellEnd"/>
-      <w:r>
-        <w:t>、</w:t>
-      </w:r>
-      <w:r>
-        <w:t xml:space="preserve">ONNX </w:t>
-      </w:r>
-      <w:r>
-        <w:t>与</w:t>
-      </w:r>
-      <w:r>
-        <w:t xml:space="preserve"> </w:t>
-      </w:r>
-      <w:proofErr w:type="spellStart"/>
-      <w:r>
-        <w:t>TFLite</w:t>
-      </w:r>
-      <w:proofErr w:type="spellEnd"/>
-      <w:r>
-        <w:t xml:space="preserve"> </w:t>
-      </w:r>
-      <w:r>
-        <w:t>三种格式下输出结果的一致性。</w:t>
+        <w:t>模型推理以及识别结果显示等任务。由于树莓</w:t>
+      </w:r>
+      <w:proofErr w:type="gramStart"/>
+      <w:r>
+        <w:t>派计算</w:t>
+      </w:r>
+      <w:proofErr w:type="gramEnd"/>
+      <w:r>
+        <w:t>资源明显弱于</w:t>
+      </w:r>
+      <w:r>
+        <w:t>PC</w:t>
+      </w:r>
+      <w:r>
+        <w:t>平台，因此在部署实现中采用了降低检测分辨率、间隔执行检测、限制最大推理人脸数等优化策略，以在保证识别功能完整的前提下尽可能提高系统实时性。</w:t>
       </w:r>
     </w:p>
     <w:p>
@@ -21573,328 +21848,36 @@
         <w:ind w:firstLine="480"/>
       </w:pPr>
       <w:r>
-        <w:t>从量化配置来看，导出脚本支持</w:t>
-      </w:r>
-      <w:r>
-        <w:t xml:space="preserve"> float32</w:t>
-      </w:r>
-      <w:r>
-        <w:t>、</w:t>
-      </w:r>
-      <w:r>
-        <w:t xml:space="preserve">fp16 </w:t>
-      </w:r>
-      <w:r>
-        <w:t>和</w:t>
-      </w:r>
-      <w:r>
-        <w:t xml:space="preserve"> int8 </w:t>
-      </w:r>
-      <w:r>
-        <w:t>三种格式，其中当前部署使用的默认量化方式为</w:t>
-      </w:r>
-      <w:r>
-        <w:t xml:space="preserve"> fp16</w:t>
-      </w:r>
-      <w:r>
-        <w:t>，并生成</w:t>
-      </w:r>
-      <w:r>
-        <w:t xml:space="preserve"> model_fp16.tflite </w:t>
-      </w:r>
-      <w:r>
-        <w:t>文件。该设置能够在保持较好识别精度的同时降低模型体积与推理开销，更适合树莓派这类资源受限平台。与此同时，脚本仍保留了</w:t>
-      </w:r>
-      <w:r>
-        <w:t xml:space="preserve"> int8 </w:t>
-      </w:r>
-      <w:r>
-        <w:t>量化和代表性数据校准接口，为后续进一步压缩模型和</w:t>
+        <w:t>从推理程序参数配置来看，</w:t>
       </w:r>
       <w:proofErr w:type="gramStart"/>
       <w:r>
-        <w:t>优化端侧性能</w:t>
+        <w:t>树莓派端摄像头</w:t>
       </w:r>
       <w:proofErr w:type="gramEnd"/>
       <w:r>
-        <w:t>提供了实现基础。</w:t>
-      </w:r>
-    </w:p>
-    <w:p>
-      <w:pPr>
-        <w:ind w:firstLine="480"/>
-      </w:pPr>
-      <w:r>
-        <w:t>在树莓派端，系统部署于</w:t>
-      </w:r>
-      <w:r>
-        <w:t xml:space="preserve"> Debian </w:t>
-      </w:r>
-      <w:r>
-        <w:t>环境下，并通过独立虚拟环境完成依赖管理。根据部署脚本，系统首先安装</w:t>
-      </w:r>
-      <w:r>
-        <w:t xml:space="preserve"> python3-venv</w:t>
-      </w:r>
-      <w:r>
-        <w:t>、</w:t>
-      </w:r>
-      <w:r>
-        <w:t xml:space="preserve">python3-pip </w:t>
-      </w:r>
-      <w:r>
-        <w:t>和</w:t>
-      </w:r>
-      <w:r>
-        <w:t xml:space="preserve"> </w:t>
-      </w:r>
-      <w:proofErr w:type="spellStart"/>
-      <w:r>
-        <w:t>libatlas</w:t>
-      </w:r>
-      <w:proofErr w:type="spellEnd"/>
-      <w:r>
-        <w:t xml:space="preserve">-base-dev </w:t>
-      </w:r>
-      <w:r>
-        <w:t>等基础环境，然后创建</w:t>
-      </w:r>
-      <w:r>
-        <w:t xml:space="preserve"> fer-pi5 </w:t>
-      </w:r>
-      <w:r>
-        <w:t>虚拟环境，并在其中安装</w:t>
-      </w:r>
-      <w:r>
-        <w:t xml:space="preserve"> </w:t>
-      </w:r>
-      <w:proofErr w:type="spellStart"/>
-      <w:r>
-        <w:t>numpy</w:t>
-      </w:r>
-      <w:proofErr w:type="spellEnd"/>
-      <w:r>
-        <w:t xml:space="preserve"> 1.26.4</w:t>
-      </w:r>
-      <w:r>
-        <w:t>、</w:t>
-      </w:r>
-      <w:proofErr w:type="spellStart"/>
-      <w:r>
-        <w:t>tflite</w:t>
-      </w:r>
-      <w:proofErr w:type="spellEnd"/>
-      <w:r>
-        <w:t xml:space="preserve">-runtime 2.14.0 </w:t>
-      </w:r>
-      <w:r>
-        <w:t>和</w:t>
-      </w:r>
-      <w:r>
-        <w:t xml:space="preserve"> </w:t>
-      </w:r>
-      <w:proofErr w:type="spellStart"/>
-      <w:r>
-        <w:t>opencv</w:t>
-      </w:r>
-      <w:proofErr w:type="spellEnd"/>
-      <w:r>
-        <w:t>-</w:t>
-      </w:r>
-      <w:proofErr w:type="spellStart"/>
-      <w:r>
-        <w:t>contrib</w:t>
-      </w:r>
-      <w:proofErr w:type="spellEnd"/>
-      <w:r>
-        <w:t xml:space="preserve">-python 4.10.0.84 </w:t>
-      </w:r>
-      <w:r>
-        <w:t>等核心运行依赖。其中，</w:t>
-      </w:r>
-      <w:proofErr w:type="spellStart"/>
-      <w:r>
-        <w:t>tflite</w:t>
-      </w:r>
-      <w:proofErr w:type="spellEnd"/>
-      <w:r>
-        <w:t xml:space="preserve">-runtime </w:t>
-      </w:r>
-      <w:r>
-        <w:t>负责执行表情识别模型推理，</w:t>
-      </w:r>
-      <w:r>
-        <w:t xml:space="preserve">OpenCV </w:t>
-      </w:r>
-      <w:r>
-        <w:t>主要承担摄像头读取、</w:t>
-      </w:r>
-      <w:r>
-        <w:t xml:space="preserve">YuNet </w:t>
-      </w:r>
-      <w:r>
-        <w:t>调用、图像预处理和结果显示等任务。</w:t>
-      </w:r>
-    </w:p>
-    <w:p>
-      <w:pPr>
-        <w:pStyle w:val="3"/>
-        <w:rPr>
-          <w:rFonts w:hint="eastAsia"/>
-        </w:rPr>
-      </w:pPr>
-      <w:bookmarkStart w:id="55" w:name="_Toc226811233"/>
-      <w:r>
-        <w:lastRenderedPageBreak/>
-        <w:t>5.2.2 硬件平台配置</w:t>
-      </w:r>
-      <w:bookmarkEnd w:id="55"/>
-    </w:p>
-    <w:p>
-      <w:pPr>
-        <w:ind w:firstLine="480"/>
-      </w:pPr>
-      <w:r>
-        <w:t>在硬件平台方面，</w:t>
-      </w:r>
-      <w:r>
-        <w:t xml:space="preserve">PC </w:t>
-      </w:r>
-      <w:proofErr w:type="gramStart"/>
-      <w:r>
-        <w:t>端用于</w:t>
-      </w:r>
-      <w:proofErr w:type="gramEnd"/>
-      <w:r>
-        <w:t>模型训练与测试，其主要配置为</w:t>
-      </w:r>
-      <w:r>
-        <w:t xml:space="preserve"> Intel Core i7-10870H </w:t>
-      </w:r>
-      <w:r>
-        <w:t>处理器、</w:t>
-      </w:r>
-      <w:r>
-        <w:t xml:space="preserve">32 GB </w:t>
-      </w:r>
-      <w:r>
-        <w:t>内存以及</w:t>
-      </w:r>
-      <w:r>
-        <w:t xml:space="preserve"> NVIDIA GeForce RTX 3060 Laptop GPU</w:t>
-      </w:r>
-      <w:r>
-        <w:t>，操作系统为</w:t>
-      </w:r>
-      <w:r>
-        <w:t xml:space="preserve"> Windows 11</w:t>
-      </w:r>
-      <w:r>
-        <w:t>。该平台主要用于完成前文所述多阶段训练、伪标签更新、模型导出及性能评估等任务。</w:t>
-      </w:r>
-    </w:p>
-    <w:p>
-      <w:pPr>
-        <w:ind w:firstLine="480"/>
-      </w:pPr>
-      <w:r>
-        <w:t>在</w:t>
-      </w:r>
-      <w:proofErr w:type="gramStart"/>
-      <w:r>
-        <w:t>端侧部署</w:t>
-      </w:r>
-      <w:proofErr w:type="gramEnd"/>
-      <w:r>
-        <w:t>平台方面，本文选用</w:t>
-      </w:r>
-      <w:r>
-        <w:t xml:space="preserve"> Raspberry Pi 5 8 GB </w:t>
-      </w:r>
-      <w:r>
-        <w:t>版本作为嵌入式运行载体，并接入</w:t>
-      </w:r>
-      <w:r>
-        <w:t xml:space="preserve"> H052-864-V4 </w:t>
-      </w:r>
-      <w:r>
-        <w:t>摄像头模块完成视频采集。树莓</w:t>
-      </w:r>
-      <w:proofErr w:type="gramStart"/>
-      <w:r>
-        <w:t>派端主要</w:t>
-      </w:r>
-      <w:proofErr w:type="gramEnd"/>
-      <w:r>
-        <w:t>负责视频流接入、</w:t>
-      </w:r>
-      <w:r>
-        <w:t xml:space="preserve">YuNet </w:t>
-      </w:r>
-      <w:r>
-        <w:t>人脸检测、</w:t>
-      </w:r>
-      <w:proofErr w:type="spellStart"/>
-      <w:r>
-        <w:t>TFLite</w:t>
-      </w:r>
-      <w:proofErr w:type="spellEnd"/>
-      <w:r>
-        <w:t xml:space="preserve"> </w:t>
-      </w:r>
-      <w:r>
-        <w:t>模型推理以及识别结果显示等任务。由于树莓</w:t>
-      </w:r>
-      <w:proofErr w:type="gramStart"/>
-      <w:r>
-        <w:t>派计算</w:t>
-      </w:r>
-      <w:proofErr w:type="gramEnd"/>
-      <w:r>
-        <w:t>资源明显弱于</w:t>
-      </w:r>
-      <w:r>
-        <w:t xml:space="preserve"> PC </w:t>
-      </w:r>
-      <w:r>
-        <w:t>平台，因此在部署实现中采用了降低检测分辨率、间隔执行检测、限制最大推理人脸数等优化策略，以在保证识别功能完整的前提下尽可能提高系统实时性。</w:t>
-      </w:r>
-    </w:p>
-    <w:p>
-      <w:pPr>
-        <w:ind w:firstLine="480"/>
-      </w:pPr>
-      <w:r>
-        <w:t>从推理程序参数配置来看，</w:t>
-      </w:r>
-      <w:proofErr w:type="gramStart"/>
-      <w:r>
-        <w:t>树莓派端摄像头</w:t>
-      </w:r>
-      <w:proofErr w:type="gramEnd"/>
-      <w:r>
         <w:t>采集分辨率设置为</w:t>
       </w:r>
       <w:r>
-        <w:t xml:space="preserve"> 640×480</w:t>
+        <w:t>640×480</w:t>
       </w:r>
       <w:r>
         <w:t>，检测输入尺寸为</w:t>
       </w:r>
       <w:r>
-        <w:t xml:space="preserve"> 256×192</w:t>
+        <w:t>256×192</w:t>
       </w:r>
       <w:r>
         <w:t>，最大跟踪人脸数为</w:t>
       </w:r>
       <w:r>
-        <w:t xml:space="preserve"> 4</w:t>
+        <w:t>4</w:t>
       </w:r>
       <w:r>
         <w:t>，默认单次最多对</w:t>
       </w:r>
       <w:r>
-        <w:t xml:space="preserve"> 1 </w:t>
+        <w:t>1</w:t>
       </w:r>
       <w:r>
         <w:t>张人脸执行表情分类。该参数设置体现</w:t>
@@ -21961,13 +21944,13 @@
         <w:t>章所述模型训练与优化后，本文选取验证效果最优的</w:t>
       </w:r>
       <w:r>
-        <w:t xml:space="preserve"> best_model_stage3.pth </w:t>
+        <w:t>best_model_stage3.pth</w:t>
       </w:r>
       <w:r>
         <w:t>作为部署模型，并在</w:t>
       </w:r>
       <w:r>
-        <w:t xml:space="preserve"> PC </w:t>
+        <w:t>PC</w:t>
       </w:r>
       <w:r>
         <w:t>端完成模型导出与格式转换。为适应树莓派平台</w:t>
@@ -21980,593 +21963,512 @@
       <w:r>
         <w:t>需求，本文没有直接在部署端加载</w:t>
       </w:r>
+      <w:proofErr w:type="spellStart"/>
+      <w:r>
+        <w:t>PyTorch</w:t>
+      </w:r>
+      <w:proofErr w:type="spellEnd"/>
+      <w:r>
+        <w:t>权重，而是将训练完成的表情识别模型转换为更适合嵌入式平台调用的</w:t>
+      </w:r>
+      <w:proofErr w:type="spellStart"/>
+      <w:r>
+        <w:t>TFLite</w:t>
+      </w:r>
+      <w:proofErr w:type="spellEnd"/>
+      <w:r>
+        <w:t>格式。</w:t>
+      </w:r>
+    </w:p>
+    <w:p>
+      <w:pPr>
+        <w:ind w:firstLine="480"/>
+      </w:pPr>
+      <w:r>
+        <w:t>具体转换流程如下：首先加载训练完成的</w:t>
+      </w:r>
+      <w:proofErr w:type="spellStart"/>
+      <w:r>
+        <w:t>PyTorch</w:t>
+      </w:r>
+      <w:proofErr w:type="spellEnd"/>
+      <w:r>
+        <w:t>权重文件，并导出为</w:t>
+      </w:r>
+      <w:r>
+        <w:t>ONNX</w:t>
+      </w:r>
+      <w:r>
+        <w:t>模型；随后利用</w:t>
+      </w:r>
+      <w:proofErr w:type="spellStart"/>
+      <w:r>
+        <w:t>onnxsim</w:t>
+      </w:r>
+      <w:proofErr w:type="spellEnd"/>
+      <w:r>
+        <w:t>对导出的</w:t>
+      </w:r>
+      <w:r>
+        <w:t>ONNX</w:t>
+      </w:r>
+      <w:r>
+        <w:t>模型进行简化，减少冗余计算图节点；之后调用</w:t>
+      </w:r>
+      <w:r>
+        <w:t>onnx2t</w:t>
+      </w:r>
+      <w:r>
+        <w:t>将</w:t>
+      </w:r>
+      <w:r>
+        <w:t>ONNX</w:t>
+      </w:r>
+      <w:r>
+        <w:t>模型转换为</w:t>
+      </w:r>
+      <w:r>
+        <w:t xml:space="preserve">TensorFlow </w:t>
+      </w:r>
+      <w:proofErr w:type="spellStart"/>
+      <w:r>
+        <w:t>SavedModel</w:t>
+      </w:r>
+      <w:proofErr w:type="spellEnd"/>
+      <w:r>
+        <w:t>；最后使用</w:t>
+      </w:r>
+      <w:r>
+        <w:t>TensorFlow Lite</w:t>
+      </w:r>
+      <w:r>
+        <w:t>转换器生成可在树莓</w:t>
+      </w:r>
+      <w:proofErr w:type="gramStart"/>
+      <w:r>
+        <w:t>派端运行</w:t>
+      </w:r>
+      <w:proofErr w:type="gramEnd"/>
+      <w:r>
+        <w:t>的</w:t>
+      </w:r>
+      <w:proofErr w:type="spellStart"/>
+      <w:r>
+        <w:t>TFLite</w:t>
+      </w:r>
+      <w:proofErr w:type="spellEnd"/>
+      <w:r>
+        <w:t>模型文件。为保证导出模型的可用性，脚本在转换过程中加入了</w:t>
+      </w:r>
+      <w:r>
+        <w:t>ONNX Runtime</w:t>
+      </w:r>
+      <w:r>
+        <w:t>的快速检查，并支持生成验证报告，以比较</w:t>
+      </w:r>
+      <w:proofErr w:type="spellStart"/>
+      <w:r>
+        <w:t>PyTorch</w:t>
+      </w:r>
+      <w:proofErr w:type="spellEnd"/>
+      <w:r>
+        <w:t>、</w:t>
+      </w:r>
+      <w:r>
+        <w:t>ONNX</w:t>
+      </w:r>
+      <w:r>
+        <w:t>和</w:t>
+      </w:r>
+      <w:proofErr w:type="spellStart"/>
+      <w:r>
+        <w:t>TFLite</w:t>
+      </w:r>
+      <w:proofErr w:type="spellEnd"/>
+      <w:r>
+        <w:t>三种格式下的输出一致性。这样既完成了格式迁移，也保证了部署前模型推理结果的可靠性。</w:t>
+      </w:r>
+    </w:p>
+    <w:p>
+      <w:pPr>
+        <w:ind w:firstLine="480"/>
+      </w:pPr>
+      <w:r>
+        <w:t>从部署效果上看，采用</w:t>
+      </w:r>
+      <w:r>
+        <w:t>fp16</w:t>
+      </w:r>
+      <w:r>
+        <w:t>量化后的</w:t>
+      </w:r>
+      <w:proofErr w:type="spellStart"/>
+      <w:r>
+        <w:t>TFLite</w:t>
+      </w:r>
+      <w:proofErr w:type="spellEnd"/>
+      <w:r>
+        <w:t>模型能够在保持较好精度的同时有效减轻树莓派端的推理负担，是当前系统实现中精度与效率之间较为合适的折中方案。这也说</w:t>
+      </w:r>
+      <w:proofErr w:type="gramStart"/>
+      <w:r>
+        <w:t>明前文选择</w:t>
+      </w:r>
+      <w:proofErr w:type="gramEnd"/>
+      <w:r>
+        <w:t>MobileNetV3</w:t>
+      </w:r>
+      <w:r>
+        <w:t>作为轻量化骨干网络、并在部署</w:t>
+      </w:r>
+      <w:proofErr w:type="gramStart"/>
+      <w:r>
+        <w:t>端采用</w:t>
+      </w:r>
+      <w:proofErr w:type="spellStart"/>
+      <w:proofErr w:type="gramEnd"/>
+      <w:r>
+        <w:t>TFLite</w:t>
+      </w:r>
+      <w:proofErr w:type="spellEnd"/>
+      <w:r>
+        <w:t>推理的总体设计思路是合理可行的。</w:t>
+      </w:r>
+    </w:p>
+    <w:p>
+      <w:pPr>
+        <w:pStyle w:val="3"/>
+        <w:rPr>
+          <w:rFonts w:hint="eastAsia"/>
+        </w:rPr>
+      </w:pPr>
+      <w:bookmarkStart w:id="58" w:name="_Toc226811236"/>
+      <w:r>
+        <w:lastRenderedPageBreak/>
+        <w:t xml:space="preserve">5.3.2 </w:t>
+      </w:r>
+      <w:proofErr w:type="gramStart"/>
+      <w:r>
+        <w:t>树莓派端推理</w:t>
+      </w:r>
+      <w:proofErr w:type="gramEnd"/>
+      <w:r>
+        <w:t>程序设计</w:t>
+      </w:r>
+      <w:bookmarkEnd w:id="58"/>
+    </w:p>
+    <w:p>
+      <w:pPr>
+        <w:ind w:firstLine="480"/>
+      </w:pPr>
+      <w:proofErr w:type="gramStart"/>
+      <w:r>
+        <w:t>树莓派端推理</w:t>
+      </w:r>
+      <w:proofErr w:type="gramEnd"/>
+      <w:r>
+        <w:t>程序围绕</w:t>
+      </w:r>
+      <w:r>
+        <w:t>“</w:t>
+      </w:r>
+      <w:r>
+        <w:t>采集</w:t>
+      </w:r>
+      <w:r>
+        <w:t>—</w:t>
+      </w:r>
+      <w:r>
+        <w:t>检测</w:t>
+      </w:r>
+      <w:r>
+        <w:t>—</w:t>
+      </w:r>
+      <w:r>
+        <w:t>裁剪</w:t>
+      </w:r>
+      <w:r>
+        <w:t>—</w:t>
+      </w:r>
+      <w:r>
+        <w:t>分类</w:t>
+      </w:r>
+      <w:r>
+        <w:t>—</w:t>
+      </w:r>
+      <w:r>
+        <w:t>显示</w:t>
+      </w:r>
+      <w:r>
+        <w:t>”</w:t>
+      </w:r>
+      <w:r>
+        <w:t>这一主线进行组织。程序启动后，首先初始化摄像头读取模块、人脸检测模块、</w:t>
+      </w:r>
+      <w:proofErr w:type="spellStart"/>
+      <w:r>
+        <w:t>TFLite</w:t>
+      </w:r>
+      <w:proofErr w:type="spellEnd"/>
+      <w:r>
+        <w:t>表情识别模块以及轻量跟踪模块；</w:t>
+      </w:r>
+      <w:proofErr w:type="gramStart"/>
+      <w:r>
+        <w:t>待成功</w:t>
+      </w:r>
+      <w:proofErr w:type="gramEnd"/>
+      <w:r>
+        <w:t>接收到第一帧图像后，进入循环推理状态。摄像头输入分辨率设为</w:t>
+      </w:r>
+      <w:r>
+        <w:t>640×480</w:t>
+      </w:r>
+      <w:r>
+        <w:t>，并通过独立线程持续读取图像，以减少主线程阻塞对实时性的影响。</w:t>
+      </w:r>
+    </w:p>
+    <w:p>
+      <w:pPr>
+        <w:ind w:firstLine="480"/>
+      </w:pPr>
+      <w:r>
+        <w:t>在人脸检测阶段，程序采用</w:t>
+      </w:r>
+      <w:r>
+        <w:t>YuNet</w:t>
+      </w:r>
+      <w:r>
+        <w:t>模型对视频</w:t>
+      </w:r>
+      <w:proofErr w:type="gramStart"/>
+      <w:r>
+        <w:t>帧</w:t>
+      </w:r>
+      <w:proofErr w:type="gramEnd"/>
+      <w:r>
+        <w:t>进行实时检测，并提取五个关键点位置。考虑到树莓派</w:t>
+      </w:r>
+      <w:proofErr w:type="gramStart"/>
+      <w:r>
+        <w:t>平台算力有限</w:t>
+      </w:r>
+      <w:proofErr w:type="gramEnd"/>
+      <w:r>
+        <w:t>，推理脚本没有对每一帧都执行完整检测，而是将检测输入尺寸降为</w:t>
+      </w:r>
+      <w:r>
+        <w:t>256×192</w:t>
+      </w:r>
+      <w:r>
+        <w:t>，并设置</w:t>
+      </w:r>
+      <w:proofErr w:type="spellStart"/>
+      <w:r>
+        <w:t>detect_every</w:t>
+      </w:r>
+      <w:proofErr w:type="spellEnd"/>
+      <w:r>
+        <w:t>=3</w:t>
+      </w:r>
+      <w:r>
+        <w:t>，即每</w:t>
+      </w:r>
+      <w:r>
+        <w:t>3</w:t>
+      </w:r>
+      <w:r>
+        <w:t>帧执行一次人脸检测，其余</w:t>
+      </w:r>
+      <w:proofErr w:type="gramStart"/>
+      <w:r>
+        <w:t>帧</w:t>
+      </w:r>
+      <w:proofErr w:type="gramEnd"/>
+      <w:r>
+        <w:t>通过关键</w:t>
+      </w:r>
+      <w:proofErr w:type="gramStart"/>
+      <w:r>
+        <w:t>点中心</w:t>
+      </w:r>
+      <w:proofErr w:type="gramEnd"/>
+      <w:r>
+        <w:t>距离实现的轻量跟踪方式维持目标状态。这种处理方式减少了重复检测开销，在不显著影响检测连续性的前提下提高了系统运行效率。</w:t>
+      </w:r>
+    </w:p>
+    <w:p>
+      <w:pPr>
+        <w:ind w:firstLine="480"/>
+      </w:pPr>
+      <w:r>
+        <w:t>在人脸分类阶段，程序根据检测框从原始图像中裁剪人脸区域，并按</w:t>
+      </w:r>
+      <w:proofErr w:type="spellStart"/>
+      <w:r>
+        <w:t>pad_ratio</w:t>
+      </w:r>
+      <w:proofErr w:type="spellEnd"/>
+      <w:r>
+        <w:t>=0.18</w:t>
+      </w:r>
+      <w:r>
+        <w:t>对边界进行扩展，使输入区域包含更完整的面部信息。裁剪后的人脸图像被缩放到</w:t>
+      </w:r>
+      <w:r>
+        <w:t>224×224</w:t>
+      </w:r>
+      <w:r>
+        <w:t>，并进行</w:t>
+      </w:r>
+      <w:r>
+        <w:t>RGB</w:t>
+      </w:r>
+      <w:r>
+        <w:t>转换、归一化和维度重排，然后输入</w:t>
+      </w:r>
+      <w:proofErr w:type="spellStart"/>
+      <w:r>
+        <w:t>TFLite</w:t>
+      </w:r>
+      <w:proofErr w:type="spellEnd"/>
+      <w:r>
+        <w:t>解释器完成推理。脚本中分类</w:t>
+      </w:r>
+      <w:proofErr w:type="gramStart"/>
+      <w:r>
+        <w:t>线程数设置</w:t>
+      </w:r>
+      <w:proofErr w:type="gramEnd"/>
+      <w:r>
+        <w:t>为</w:t>
+      </w:r>
+      <w:r>
+        <w:t>4</w:t>
+      </w:r>
+      <w:r>
+        <w:t>，置信度阈值设为</w:t>
+      </w:r>
+      <w:r>
+        <w:t>0.45</w:t>
+      </w:r>
+      <w:r>
+        <w:t>；同时，为进一步</w:t>
+      </w:r>
+      <w:proofErr w:type="gramStart"/>
+      <w:r>
+        <w:t>控制端侧负载</w:t>
+      </w:r>
+      <w:proofErr w:type="gramEnd"/>
+      <w:r>
+        <w:t>，程序将最大跟踪人脸数限制为</w:t>
+      </w:r>
+      <w:r>
+        <w:t>4</w:t>
+      </w:r>
+      <w:r>
+        <w:t>，并设置</w:t>
+      </w:r>
       <w:r>
         <w:t xml:space="preserve"> </w:t>
       </w:r>
       <w:proofErr w:type="spellStart"/>
       <w:r>
-        <w:t>PyTorch</w:t>
+        <w:t>max_infer_faces</w:t>
       </w:r>
       <w:proofErr w:type="spellEnd"/>
       <w:r>
-        <w:t xml:space="preserve"> </w:t>
-      </w:r>
-      <w:r>
-        <w:t>权重，而是将训练完成的表情识别模型转换为更适合嵌入式平台调用的</w:t>
-      </w:r>
-      <w:r>
-        <w:t xml:space="preserve"> </w:t>
+        <w:t>=1</w:t>
+      </w:r>
+      <w:r>
+        <w:t>，即默认单次只对</w:t>
+      </w:r>
+      <w:r>
+        <w:t>1</w:t>
+      </w:r>
+      <w:r>
+        <w:t>张人脸进行表情分类。这种设计体现了部署阶段</w:t>
+      </w:r>
+      <w:r>
+        <w:t>“</w:t>
+      </w:r>
+      <w:r>
+        <w:t>以实时响应为优先</w:t>
+      </w:r>
+      <w:r>
+        <w:t>”</w:t>
+      </w:r>
+      <w:r>
+        <w:t>的工程思路。</w:t>
+      </w:r>
+    </w:p>
+    <w:p>
+      <w:pPr>
+        <w:pStyle w:val="3"/>
+        <w:rPr>
+          <w:rFonts w:hint="eastAsia"/>
+        </w:rPr>
+      </w:pPr>
+      <w:bookmarkStart w:id="59" w:name="_Toc226811237"/>
+      <w:r>
+        <w:t>5.3.3 结果显示与图像保存</w:t>
+      </w:r>
+      <w:bookmarkEnd w:id="59"/>
+    </w:p>
+    <w:p>
+      <w:pPr>
+        <w:ind w:firstLine="480"/>
+      </w:pPr>
+      <w:r>
+        <w:t>在结果显示方面，系统将检测框、</w:t>
+      </w:r>
+      <w:proofErr w:type="gramStart"/>
+      <w:r>
+        <w:t>五关键</w:t>
+      </w:r>
+      <w:proofErr w:type="gramEnd"/>
+      <w:r>
+        <w:t>点、表情类别、预测置信度以及</w:t>
+      </w:r>
+      <w:r>
+        <w:t>FPS</w:t>
+      </w:r>
+      <w:r>
+        <w:t>、延迟、检测耗时和分类耗时等信息实时叠加到当前视频画面中。该设计一方面便于直接观察当前识别结果，另一方面也方便在测试阶段同步记录系统运行状态。结合实际运行情况可以看出，系统已经能够在树莓派平台上完成单人场景下的实时检测与表情识别，并具有较好的界面可读性。</w:t>
+      </w:r>
+    </w:p>
+    <w:p>
+      <w:pPr>
+        <w:ind w:firstLine="480"/>
+      </w:pPr>
+      <w:r>
+        <w:t>除实时显示外，程序还设计了按类别保存</w:t>
+      </w:r>
+      <w:r>
+        <w:t>“</w:t>
+      </w:r>
+      <w:r>
+        <w:t>最佳识别结果图</w:t>
+      </w:r>
+      <w:r>
+        <w:t>”</w:t>
+      </w:r>
+      <w:r>
+        <w:t>的功能。脚本中设置保存目录为</w:t>
       </w:r>
       <w:proofErr w:type="spellStart"/>
       <w:r>
-        <w:t>TFLite</w:t>
+        <w:t>best_by_class</w:t>
       </w:r>
       <w:proofErr w:type="spellEnd"/>
       <w:r>
-        <w:t xml:space="preserve"> </w:t>
-      </w:r>
-      <w:r>
-        <w:t>格式。</w:t>
-      </w:r>
-    </w:p>
-    <w:p>
-      <w:pPr>
-        <w:ind w:firstLine="480"/>
-      </w:pPr>
-      <w:r>
-        <w:t>具体转换流程如下：首先加载训练完成的</w:t>
-      </w:r>
-      <w:r>
-        <w:t xml:space="preserve"> </w:t>
-      </w:r>
-      <w:proofErr w:type="spellStart"/>
-      <w:r>
-        <w:t>PyTorch</w:t>
-      </w:r>
-      <w:proofErr w:type="spellEnd"/>
-      <w:r>
-        <w:t xml:space="preserve"> </w:t>
-      </w:r>
-      <w:r>
-        <w:t>权重文件，并导出为</w:t>
-      </w:r>
-      <w:r>
-        <w:t xml:space="preserve"> ONNX </w:t>
-      </w:r>
-      <w:r>
-        <w:t>模型；随后利用</w:t>
-      </w:r>
-      <w:r>
-        <w:t xml:space="preserve"> </w:t>
-      </w:r>
-      <w:proofErr w:type="spellStart"/>
-      <w:r>
-        <w:t>onnxsim</w:t>
-      </w:r>
-      <w:proofErr w:type="spellEnd"/>
-      <w:r>
-        <w:t xml:space="preserve"> </w:t>
-      </w:r>
-      <w:r>
-        <w:t>对导出的</w:t>
-      </w:r>
-      <w:r>
-        <w:t xml:space="preserve"> ONNX </w:t>
-      </w:r>
-      <w:r>
-        <w:t>模型进行简化，减少冗余计算图节点；之后调用</w:t>
-      </w:r>
-      <w:r>
-        <w:t xml:space="preserve"> onnx2tf </w:t>
-      </w:r>
-      <w:r>
-        <w:t>将</w:t>
-      </w:r>
-      <w:r>
-        <w:t xml:space="preserve"> ONNX </w:t>
-      </w:r>
-      <w:r>
-        <w:t>模型转换为</w:t>
-      </w:r>
-      <w:r>
-        <w:t xml:space="preserve"> TensorFlow </w:t>
-      </w:r>
-      <w:proofErr w:type="spellStart"/>
-      <w:r>
-        <w:t>SavedModel</w:t>
-      </w:r>
-      <w:proofErr w:type="spellEnd"/>
-      <w:r>
-        <w:t>；最后使用</w:t>
-      </w:r>
-      <w:r>
-        <w:t xml:space="preserve"> TensorFlow Lite </w:t>
-      </w:r>
-      <w:r>
-        <w:t>转换器生成可在树莓</w:t>
-      </w:r>
-      <w:proofErr w:type="gramStart"/>
-      <w:r>
-        <w:t>派端运行</w:t>
-      </w:r>
-      <w:proofErr w:type="gramEnd"/>
-      <w:r>
-        <w:t>的</w:t>
-      </w:r>
-      <w:r>
-        <w:t xml:space="preserve"> </w:t>
-      </w:r>
-      <w:proofErr w:type="spellStart"/>
-      <w:r>
-        <w:t>TFLite</w:t>
-      </w:r>
-      <w:proofErr w:type="spellEnd"/>
-      <w:r>
-        <w:t xml:space="preserve"> </w:t>
-      </w:r>
-      <w:r>
-        <w:t>模型文件。为保证导出模型的可用性，脚本在转换过程中加入了</w:t>
-      </w:r>
-      <w:r>
-        <w:t xml:space="preserve"> ONNX Runtime </w:t>
-      </w:r>
-      <w:r>
-        <w:t>的快速检查，并支持生成验证报告，以比较</w:t>
-      </w:r>
-      <w:r>
-        <w:t xml:space="preserve"> </w:t>
-      </w:r>
-      <w:proofErr w:type="spellStart"/>
-      <w:r>
-        <w:t>PyTorch</w:t>
-      </w:r>
-      <w:proofErr w:type="spellEnd"/>
-      <w:r>
-        <w:t>、</w:t>
-      </w:r>
-      <w:r>
-        <w:t xml:space="preserve">ONNX </w:t>
-      </w:r>
-      <w:r>
-        <w:t>和</w:t>
-      </w:r>
-      <w:r>
-        <w:t xml:space="preserve"> </w:t>
-      </w:r>
-      <w:proofErr w:type="spellStart"/>
-      <w:r>
-        <w:t>TFLite</w:t>
-      </w:r>
-      <w:proofErr w:type="spellEnd"/>
-      <w:r>
-        <w:t xml:space="preserve"> </w:t>
-      </w:r>
-      <w:r>
-        <w:t>三种格式下的输出一致性。这样既完成了格式迁移，也保证了部署前模型推理结果的可靠性。</w:t>
-      </w:r>
-    </w:p>
-    <w:p>
-      <w:pPr>
-        <w:ind w:firstLine="480"/>
-      </w:pPr>
-      <w:r>
-        <w:t>从部署效果上看，采用</w:t>
-      </w:r>
-      <w:r>
-        <w:t xml:space="preserve"> fp16 </w:t>
-      </w:r>
-      <w:r>
-        <w:t>量化后的</w:t>
-      </w:r>
-      <w:r>
-        <w:t xml:space="preserve"> </w:t>
-      </w:r>
-      <w:proofErr w:type="spellStart"/>
-      <w:r>
-        <w:t>TFLite</w:t>
-      </w:r>
-      <w:proofErr w:type="spellEnd"/>
-      <w:r>
-        <w:t xml:space="preserve"> </w:t>
-      </w:r>
-      <w:r>
-        <w:t>模型能够在保持较好精度的同时有效减轻树莓派端的推理负担，是当前系统实现中精度与效率之间较为合适</w:t>
-      </w:r>
-      <w:r>
-        <w:lastRenderedPageBreak/>
-        <w:t>的折中方案。这也说</w:t>
-      </w:r>
-      <w:proofErr w:type="gramStart"/>
-      <w:r>
-        <w:t>明前文选择</w:t>
-      </w:r>
-      <w:proofErr w:type="gramEnd"/>
-      <w:r>
-        <w:t xml:space="preserve"> MobileNetV3 </w:t>
-      </w:r>
-      <w:r>
-        <w:t>作为轻量化骨干网络、并在部署</w:t>
-      </w:r>
-      <w:proofErr w:type="gramStart"/>
-      <w:r>
-        <w:t>端采用</w:t>
-      </w:r>
-      <w:proofErr w:type="gramEnd"/>
-      <w:r>
-        <w:t xml:space="preserve"> </w:t>
-      </w:r>
-      <w:proofErr w:type="spellStart"/>
-      <w:r>
-        <w:t>TFLite</w:t>
-      </w:r>
-      <w:proofErr w:type="spellEnd"/>
-      <w:r>
-        <w:t xml:space="preserve"> </w:t>
-      </w:r>
-      <w:r>
-        <w:t>推理的总体设计思路是合理可行的。</w:t>
-      </w:r>
-    </w:p>
-    <w:p>
-      <w:pPr>
-        <w:pStyle w:val="3"/>
-        <w:rPr>
-          <w:rFonts w:hint="eastAsia"/>
-        </w:rPr>
-      </w:pPr>
-      <w:bookmarkStart w:id="58" w:name="_Toc226811236"/>
-      <w:r>
-        <w:t xml:space="preserve">5.3.2 </w:t>
-      </w:r>
-      <w:proofErr w:type="gramStart"/>
-      <w:r>
-        <w:t>树莓派端推理</w:t>
-      </w:r>
-      <w:proofErr w:type="gramEnd"/>
-      <w:r>
-        <w:t>程序设计</w:t>
-      </w:r>
-      <w:bookmarkEnd w:id="58"/>
-    </w:p>
-    <w:p>
-      <w:pPr>
-        <w:ind w:firstLine="480"/>
-      </w:pPr>
-      <w:proofErr w:type="gramStart"/>
-      <w:r>
-        <w:t>树莓派端推理</w:t>
-      </w:r>
-      <w:proofErr w:type="gramEnd"/>
-      <w:r>
-        <w:t>程序围绕</w:t>
-      </w:r>
-      <w:r>
-        <w:t>“</w:t>
-      </w:r>
-      <w:r>
-        <w:t>采集</w:t>
-      </w:r>
-      <w:r>
-        <w:t>—</w:t>
-      </w:r>
-      <w:r>
-        <w:t>检测</w:t>
-      </w:r>
-      <w:r>
-        <w:t>—</w:t>
-      </w:r>
-      <w:r>
-        <w:t>裁剪</w:t>
-      </w:r>
-      <w:r>
-        <w:t>—</w:t>
-      </w:r>
-      <w:r>
-        <w:t>分类</w:t>
-      </w:r>
-      <w:r>
-        <w:t>—</w:t>
-      </w:r>
-      <w:r>
-        <w:t>显示</w:t>
-      </w:r>
-      <w:r>
-        <w:t>”</w:t>
-      </w:r>
-      <w:r>
-        <w:t>这一主线进行组织。程序启动后，首先初始化摄像头读取模块、人脸检测模块、</w:t>
-      </w:r>
-      <w:proofErr w:type="spellStart"/>
-      <w:r>
-        <w:t>TFLite</w:t>
-      </w:r>
-      <w:proofErr w:type="spellEnd"/>
-      <w:r>
-        <w:t xml:space="preserve"> </w:t>
-      </w:r>
-      <w:r>
-        <w:t>表情识别模块以及轻量跟踪模块；</w:t>
-      </w:r>
-      <w:proofErr w:type="gramStart"/>
-      <w:r>
-        <w:t>待成功</w:t>
-      </w:r>
-      <w:proofErr w:type="gramEnd"/>
-      <w:r>
-        <w:t>接收到第一帧图像后，进入循环推理状态。摄像头输入分辨率设为</w:t>
-      </w:r>
-      <w:r>
-        <w:t xml:space="preserve"> 640×480</w:t>
-      </w:r>
-      <w:r>
-        <w:t>，并通过独立线程持续读取图像，以减少主线程阻塞对实时性的影响。</w:t>
-      </w:r>
-    </w:p>
-    <w:p>
-      <w:pPr>
-        <w:ind w:firstLine="480"/>
-      </w:pPr>
-      <w:r>
-        <w:t>在人脸检测阶段，程序采用</w:t>
-      </w:r>
-      <w:r>
-        <w:t xml:space="preserve"> YuNet </w:t>
-      </w:r>
-      <w:r>
-        <w:t>模型对视频</w:t>
-      </w:r>
-      <w:proofErr w:type="gramStart"/>
-      <w:r>
-        <w:t>帧</w:t>
-      </w:r>
-      <w:proofErr w:type="gramEnd"/>
-      <w:r>
-        <w:t>进行实时检测，并提取五个关键点位置。考虑到树莓派</w:t>
-      </w:r>
-      <w:proofErr w:type="gramStart"/>
-      <w:r>
-        <w:t>平台算力有限</w:t>
-      </w:r>
-      <w:proofErr w:type="gramEnd"/>
-      <w:r>
-        <w:t>，推理脚本没有对每一帧都执行完整检测，而是将检测输入尺寸降为</w:t>
-      </w:r>
-      <w:r>
-        <w:t xml:space="preserve"> 256×192</w:t>
-      </w:r>
-      <w:r>
-        <w:t>，并设置</w:t>
-      </w:r>
-      <w:r>
-        <w:t xml:space="preserve"> </w:t>
-      </w:r>
-      <w:proofErr w:type="spellStart"/>
-      <w:r>
-        <w:t>detect_every</w:t>
-      </w:r>
-      <w:proofErr w:type="spellEnd"/>
-      <w:r>
-        <w:t>=3</w:t>
-      </w:r>
-      <w:r>
-        <w:t>，即每</w:t>
-      </w:r>
-      <w:r>
-        <w:t xml:space="preserve"> 3 </w:t>
-      </w:r>
-      <w:proofErr w:type="gramStart"/>
-      <w:r>
-        <w:t>帧执行</w:t>
-      </w:r>
-      <w:proofErr w:type="gramEnd"/>
-      <w:r>
-        <w:t>一次人脸检测，其余</w:t>
-      </w:r>
-      <w:proofErr w:type="gramStart"/>
-      <w:r>
-        <w:t>帧</w:t>
-      </w:r>
-      <w:proofErr w:type="gramEnd"/>
-      <w:r>
-        <w:t>通过关键</w:t>
-      </w:r>
-      <w:proofErr w:type="gramStart"/>
-      <w:r>
-        <w:t>点中心</w:t>
-      </w:r>
-      <w:proofErr w:type="gramEnd"/>
-      <w:r>
-        <w:t>距离实现的轻量跟踪方式维持目标状态。这种处理方式减少了重复检测开销，在不显著影响检测连续性的前提下提高了系统运行效率。</w:t>
-      </w:r>
-    </w:p>
-    <w:p>
-      <w:pPr>
-        <w:ind w:firstLine="480"/>
-      </w:pPr>
-      <w:r>
-        <w:t>在人脸分类阶段，程序根据检测框从原始图像中裁剪人脸区域，并按</w:t>
-      </w:r>
-      <w:r>
-        <w:t xml:space="preserve"> </w:t>
-      </w:r>
-      <w:proofErr w:type="spellStart"/>
-      <w:r>
-        <w:t>pad_ratio</w:t>
-      </w:r>
-      <w:proofErr w:type="spellEnd"/>
-      <w:r>
-        <w:t xml:space="preserve">=0.18 </w:t>
-      </w:r>
-      <w:r>
-        <w:t>对边界进行扩展，使输入区域包含更完整的面部信息。裁剪后的人脸图像被缩放到</w:t>
-      </w:r>
-      <w:r>
-        <w:t xml:space="preserve"> 224×224</w:t>
-      </w:r>
-      <w:r>
-        <w:t>，并进行</w:t>
-      </w:r>
-      <w:r>
-        <w:t xml:space="preserve"> RGB </w:t>
-      </w:r>
-      <w:r>
-        <w:t>转换、归一化和维度重排，然后输入</w:t>
-      </w:r>
-      <w:r>
-        <w:t xml:space="preserve"> </w:t>
-      </w:r>
-      <w:proofErr w:type="spellStart"/>
-      <w:r>
-        <w:t>TFLite</w:t>
-      </w:r>
-      <w:proofErr w:type="spellEnd"/>
-      <w:r>
-        <w:t xml:space="preserve"> </w:t>
-      </w:r>
-      <w:r>
-        <w:t>解释器完成推理。脚本中分类</w:t>
-      </w:r>
-      <w:proofErr w:type="gramStart"/>
-      <w:r>
-        <w:t>线程数设置</w:t>
-      </w:r>
-      <w:proofErr w:type="gramEnd"/>
-      <w:r>
-        <w:t>为</w:t>
-      </w:r>
-      <w:r>
-        <w:t xml:space="preserve"> 4</w:t>
-      </w:r>
-      <w:r>
-        <w:t>，置信度阈值设为</w:t>
-      </w:r>
-      <w:r>
-        <w:t xml:space="preserve"> 0.45</w:t>
-      </w:r>
-      <w:r>
-        <w:t>；同时，为进一步</w:t>
-      </w:r>
-      <w:proofErr w:type="gramStart"/>
-      <w:r>
-        <w:t>控制端侧负载</w:t>
-      </w:r>
-      <w:proofErr w:type="gramEnd"/>
-      <w:r>
-        <w:t>，程序将最大跟踪人脸数限制为</w:t>
-      </w:r>
-      <w:r>
-        <w:t xml:space="preserve"> 4</w:t>
-      </w:r>
-      <w:r>
-        <w:t>，并设置</w:t>
-      </w:r>
-      <w:r>
-        <w:t xml:space="preserve"> </w:t>
-      </w:r>
-      <w:proofErr w:type="spellStart"/>
-      <w:r>
-        <w:t>max_infer_faces</w:t>
-      </w:r>
-      <w:proofErr w:type="spellEnd"/>
-      <w:r>
-        <w:t>=1</w:t>
-      </w:r>
-      <w:r>
-        <w:t>，即默认单次只对</w:t>
-      </w:r>
-      <w:r>
-        <w:t xml:space="preserve"> 1 </w:t>
-      </w:r>
-      <w:r>
-        <w:t>张人脸进行表情分类。这种设计体现了部署阶段</w:t>
-      </w:r>
-      <w:r>
-        <w:t>“</w:t>
-      </w:r>
-      <w:r>
-        <w:t>以实时响应为优先</w:t>
-      </w:r>
-      <w:r>
-        <w:t>”</w:t>
-      </w:r>
-      <w:r>
-        <w:t>的工程思路。</w:t>
-      </w:r>
-    </w:p>
-    <w:p>
-      <w:pPr>
-        <w:pStyle w:val="3"/>
-        <w:rPr>
-          <w:rFonts w:hint="eastAsia"/>
-        </w:rPr>
-      </w:pPr>
-      <w:bookmarkStart w:id="59" w:name="_Toc226811237"/>
-      <w:r>
-        <w:t>5.3.3 结果显示与图像保存</w:t>
-      </w:r>
-      <w:bookmarkEnd w:id="59"/>
-    </w:p>
-    <w:p>
-      <w:pPr>
-        <w:ind w:firstLine="480"/>
-      </w:pPr>
-      <w:r>
-        <w:t>在结果显示方面，系统将检测框、</w:t>
-      </w:r>
-      <w:proofErr w:type="gramStart"/>
-      <w:r>
-        <w:t>五关键</w:t>
-      </w:r>
-      <w:proofErr w:type="gramEnd"/>
-      <w:r>
-        <w:t>点、表情类别、预测置信度以及</w:t>
-      </w:r>
-      <w:r>
-        <w:t xml:space="preserve"> FPS</w:t>
-      </w:r>
-      <w:r>
-        <w:t>、延迟、检测耗时和分类耗时等信息实时叠加到当前视频画面中。该设计一方面便于直接观察当前识别结果，另一方面也方便在测试阶段同步记录系统运行状态。结合实际运行情况可以看出，系统已经能够在树莓派平台上完成单人场景下的实时检测与表情识别，并具有较好的界面可读性。</w:t>
-      </w:r>
-    </w:p>
-    <w:p>
-      <w:pPr>
-        <w:ind w:firstLine="480"/>
-      </w:pPr>
-      <w:r>
-        <w:t>除实时显示外，程序还设计了按类别保存</w:t>
-      </w:r>
-      <w:r>
-        <w:t>“</w:t>
-      </w:r>
-      <w:r>
-        <w:t>最佳识别结果图</w:t>
-      </w:r>
-      <w:r>
-        <w:t>”</w:t>
-      </w:r>
-      <w:r>
-        <w:t>的功能。脚本中设置保存目录为</w:t>
-      </w:r>
-      <w:r>
-        <w:t xml:space="preserve"> </w:t>
-      </w:r>
-      <w:proofErr w:type="spellStart"/>
-      <w:r>
-        <w:t>best_by_class</w:t>
-      </w:r>
-      <w:proofErr w:type="spellEnd"/>
-      <w:r>
         <w:t>，并为每个类别分别记录当前最优结果。只有当识别置信度高于</w:t>
       </w:r>
       <w:r>
-        <w:t xml:space="preserve"> 0.55 </w:t>
-      </w:r>
-      <w:r>
-        <w:t>且图像清晰度达到设定阈值时，程序才触发保存操作；若新的结果在置信度或清晰度上优于历史结果，则会异步写入更新后的图像文件。该</w:t>
-      </w:r>
-      <w:r>
-        <w:lastRenderedPageBreak/>
-        <w:t>机制在不显著影响主循环实时性的前提下，为系统自动保留具有代表性的表情识别样本，便于后续展示与误差分析。</w:t>
+        <w:t>0.55</w:t>
+      </w:r>
+      <w:r>
+        <w:t>且图像清晰度达到设定阈值时，程序才触发保存操作；若新的结果在置信度或清晰度上优于历史结果，则会异步写入更新后的图像文件。该机制在不显著影响主循环实时性的前提下，为系统自动保留具有代表性的表情识别样本，便于后续展示与误差分析。</w:t>
       </w:r>
     </w:p>
     <w:p>
@@ -22579,6 +22481,7 @@
       </w:pPr>
       <w:bookmarkStart w:id="60" w:name="_Toc226811238"/>
       <w:r>
+        <w:lastRenderedPageBreak/>
         <w:t>5.4 系统运行测试</w:t>
       </w:r>
       <w:bookmarkEnd w:id="60"/>
@@ -22783,59 +22686,219 @@
       </w:pPr>
       <w:bookmarkStart w:id="62" w:name="_Toc226811240"/>
       <w:r>
+        <w:t>5.4.2 实时性测试</w:t>
+      </w:r>
+      <w:bookmarkEnd w:id="62"/>
+    </w:p>
+    <w:p>
+      <w:pPr>
+        <w:ind w:firstLine="480"/>
+      </w:pPr>
+      <w:r>
+        <w:t>实时性是本系统部署验证中的核心指标之一。根据程序设计思路，系统通过降低检测分辨率、间隔执行检测、限制单次参与分类的人脸数等方式</w:t>
+      </w:r>
+      <w:proofErr w:type="gramStart"/>
+      <w:r>
+        <w:t>控制端侧推理</w:t>
+      </w:r>
+      <w:proofErr w:type="gramEnd"/>
+      <w:r>
+        <w:t>负载，从而在有限</w:t>
+      </w:r>
+      <w:proofErr w:type="gramStart"/>
+      <w:r>
+        <w:t>算力条件</w:t>
+      </w:r>
+      <w:proofErr w:type="gramEnd"/>
+      <w:r>
+        <w:t>下保持较高响应速度。结合实际测试结果，系统在</w:t>
+      </w:r>
+      <w:r>
         <w:lastRenderedPageBreak/>
-        <w:t>5.4.2 实时性测试</w:t>
-      </w:r>
-      <w:bookmarkEnd w:id="62"/>
+        <w:t>树莓派平台上的整体</w:t>
+      </w:r>
+      <w:proofErr w:type="gramStart"/>
+      <w:r>
+        <w:t>运行帧率约</w:t>
+      </w:r>
+      <w:proofErr w:type="gramEnd"/>
+      <w:r>
+        <w:t>为</w:t>
+      </w:r>
+      <w:r>
+        <w:t>40</w:t>
+      </w:r>
+      <w:r>
+        <w:t>～</w:t>
+      </w:r>
+      <w:r>
+        <w:t>60 FPS</w:t>
+      </w:r>
+      <w:r>
+        <w:t>，能够满足单人室内场景下的实时交互需求。该结果也说明，当前系统的实时表现优于程序中最初设定的</w:t>
+      </w:r>
+      <w:r>
+        <w:t>30 FPS</w:t>
+      </w:r>
+      <w:r>
+        <w:t>目标值，具备较好的运行余量。</w:t>
+      </w:r>
     </w:p>
     <w:p>
       <w:pPr>
         <w:ind w:firstLine="480"/>
       </w:pPr>
       <w:r>
-        <w:t>实时性是本系统部署验证中的核心指标之一。根据程序设计思路，系统通过降低检测分辨率、间隔执行检测、限制单次参与分类的人脸数等方式</w:t>
+        <w:t>从细分耗时来看，在当前测试条件下，人脸检测阶段</w:t>
+      </w:r>
+      <w:r>
+        <w:t>det</w:t>
+      </w:r>
+      <w:r>
+        <w:t>的单次耗时通常控制在</w:t>
+      </w:r>
+      <w:r>
+        <w:t xml:space="preserve">10 </w:t>
+      </w:r>
+      <w:proofErr w:type="spellStart"/>
+      <w:r>
+        <w:t>ms</w:t>
+      </w:r>
+      <w:proofErr w:type="spellEnd"/>
+      <w:r>
+        <w:t>以内；表情分类阶段</w:t>
+      </w:r>
+      <w:proofErr w:type="spellStart"/>
+      <w:r>
+        <w:t>cls</w:t>
+      </w:r>
+      <w:proofErr w:type="spellEnd"/>
+      <w:r>
+        <w:t>的耗时存在一定波动，约为</w:t>
+      </w:r>
+      <w:r>
+        <w:t>20</w:t>
+      </w:r>
+      <w:r>
+        <w:t>～</w:t>
+      </w:r>
+      <w:r>
+        <w:t>60ms</w:t>
+      </w:r>
+      <w:r>
+        <w:t>；主循环整体耗时</w:t>
+      </w:r>
+      <w:r>
+        <w:t>loop</w:t>
+      </w:r>
+      <w:r>
+        <w:t>大致保持在</w:t>
+      </w:r>
+      <w:r>
+        <w:t>10</w:t>
+      </w:r>
+      <w:r>
+        <w:t>～</w:t>
+      </w:r>
+      <w:r>
+        <w:t xml:space="preserve">30 </w:t>
+      </w:r>
+      <w:proofErr w:type="spellStart"/>
+      <w:r>
+        <w:t>ms</w:t>
+      </w:r>
+      <w:proofErr w:type="spellEnd"/>
+      <w:r>
+        <w:t>范围内。综合来看，分类推理仍是整个系统中耗时较高的部分，但由于检测阶段采用了低分辨率输入、检测间隔执行和轻量跟踪机制，系统整体仍能够维持较好的连续显示效果和交互响应速度。</w:t>
+      </w:r>
+    </w:p>
+    <w:p>
+      <w:pPr>
+        <w:ind w:firstLine="480"/>
+      </w:pPr>
+      <w:r>
+        <w:t>结合程序结构分析，上述实时性表现主要得益于三方面措施：其一，检测阶段采用低分辨率输入，减轻了前端计算压力；其二，检测与分类都采用间隔执行策略，避免每帧重复计算；其三，程序使用异步视频读取和轻量跟踪方式，降低了</w:t>
+      </w:r>
+      <w:r>
+        <w:t>I/O</w:t>
+      </w:r>
+      <w:r>
+        <w:t>与检测模块对主循环的阻塞影响。对树莓派这类资源受限平台而言，这种</w:t>
+      </w:r>
+      <w:r>
+        <w:t>“</w:t>
+      </w:r>
+      <w:r>
+        <w:t>适度降采样</w:t>
+      </w:r>
+      <w:r>
+        <w:t>+</w:t>
+      </w:r>
+      <w:r>
+        <w:t>分步推理</w:t>
+      </w:r>
+      <w:r>
+        <w:t>+</w:t>
+      </w:r>
+      <w:r>
+        <w:t>轻量跟踪</w:t>
+      </w:r>
+      <w:r>
+        <w:t>”</w:t>
+      </w:r>
+      <w:r>
+        <w:t>的策略具有较好的工程实用性。</w:t>
+      </w:r>
+    </w:p>
+    <w:p>
+      <w:pPr>
+        <w:pStyle w:val="3"/>
+        <w:rPr>
+          <w:rFonts w:hint="eastAsia"/>
+        </w:rPr>
+      </w:pPr>
+      <w:bookmarkStart w:id="63" w:name="_Toc226811241"/>
+      <w:r>
+        <w:t>5.4.3 稳定性测试</w:t>
+      </w:r>
+      <w:bookmarkEnd w:id="63"/>
+    </w:p>
+    <w:p>
+      <w:pPr>
+        <w:ind w:firstLine="480"/>
+      </w:pPr>
+      <w:r>
+        <w:t>除实时性外，系统运行稳定性同样是部署阶段的重要评价内容。根据当前测试情况，系统在树莓</w:t>
       </w:r>
       <w:proofErr w:type="gramStart"/>
       <w:r>
-        <w:t>控制端侧推理</w:t>
+        <w:t>派端连续</w:t>
       </w:r>
       <w:proofErr w:type="gramEnd"/>
       <w:r>
-        <w:t>负载，从而在有限</w:t>
+        <w:t>运行</w:t>
+      </w:r>
+      <w:r>
+        <w:t>10</w:t>
+      </w:r>
+      <w:r>
+        <w:t>分钟未出现程序崩溃、摄像头中断或界面卡死等异常情况，说明当前部署方案已经具备基本的连续工作能力。对于毕业设计中的原型系统而言，这一结果表明模型转换、</w:t>
       </w:r>
       <w:proofErr w:type="gramStart"/>
       <w:r>
-        <w:t>算力条件</w:t>
+        <w:t>端侧推理</w:t>
       </w:r>
       <w:proofErr w:type="gramEnd"/>
       <w:r>
-        <w:t>下保持较高响应速度。结合实际测试结果，系统在树莓派平台上的整体</w:t>
+        <w:t>和视频</w:t>
       </w:r>
       <w:proofErr w:type="gramStart"/>
       <w:r>
-        <w:t>运行帧率约</w:t>
+        <w:t>流处理</w:t>
       </w:r>
       <w:proofErr w:type="gramEnd"/>
       <w:r>
-        <w:t>为</w:t>
-      </w:r>
-      <w:r>
-        <w:t xml:space="preserve"> 40</w:t>
-      </w:r>
-      <w:r>
-        <w:t>～</w:t>
-      </w:r>
-      <w:r>
-        <w:t>60 FPS</w:t>
-      </w:r>
-      <w:r>
-        <w:t>，能够满足单人室内场景下的实时交互需求。该结果也说明，当前系统的实时表现优于程序中最初设定的</w:t>
-      </w:r>
-      <w:r>
-        <w:t xml:space="preserve"> 30 FPS </w:t>
-      </w:r>
-      <w:r>
-        <w:t>目标值，具备较好的运行余量。</w:t>
+        <w:t>之间已经形成较为稳定的运行链路。</w:t>
       </w:r>
     </w:p>
     <w:p>
@@ -22843,390 +22906,174 @@
         <w:ind w:firstLine="480"/>
       </w:pPr>
       <w:r>
-        <w:t>从细分耗时来看，在当前测试条件下，人脸检测阶段</w:t>
-      </w:r>
-      <w:r>
-        <w:t xml:space="preserve"> det </w:t>
-      </w:r>
-      <w:r>
-        <w:t>的单次耗时通常控制在</w:t>
-      </w:r>
-      <w:r>
-        <w:t xml:space="preserve"> 10 </w:t>
+        <w:t>从程序实现上看，稳定性的获得并非仅依赖硬件性能，还与软件结构密切相关。推理脚本通过独立线程持续读取摄像头帧，避免了视频采集阻塞主循环；同时，通过目标跟踪和异步图像保存机制，将部分非关键操作从主线程中分离出来，从而减小了单次循环内的阻塞风险。此外，程序对摄像头打开失败、模型文件缺失等情况也设置了异常处理逻辑，这在一定程度上增强了系统的可维护性和容错能力。</w:t>
+      </w:r>
+    </w:p>
+    <w:p>
+      <w:pPr>
+        <w:ind w:firstLine="480"/>
+      </w:pPr>
+      <w:r>
+        <w:t>需要说明的是，当前稳定性测试主要以单人室内场景为主，测试时长和场景复杂度仍然有限。后续若扩展为更长时间运行测试、多光照条件测试或多人场景测试，还可以对系统鲁棒性作更全面的评估。这一点也表明，本文当前实现的是一个已具备实际运行能力的原型系统，而并非面向复杂开放环境的最终产品。</w:t>
+      </w:r>
+    </w:p>
+    <w:p>
+      <w:pPr>
+        <w:pStyle w:val="3"/>
+        <w:rPr>
+          <w:rFonts w:hint="eastAsia"/>
+        </w:rPr>
+      </w:pPr>
+      <w:bookmarkStart w:id="64" w:name="_Toc226811242"/>
+      <w:r>
+        <w:lastRenderedPageBreak/>
+        <w:t>5.4.4 运行效果分析</w:t>
+      </w:r>
+      <w:bookmarkEnd w:id="64"/>
+    </w:p>
+    <w:p>
+      <w:pPr>
+        <w:ind w:firstLine="480"/>
+      </w:pPr>
+      <w:r>
+        <w:t>从运行效果来看，当前系统已经能够在树莓派平台上完成检测、分类和结果显示一体化处理，并在单人室内场景中保持较高识别稳定性。结合运行截图可以看出，系统对</w:t>
+      </w:r>
+      <w:r>
+        <w:t>anger</w:t>
+      </w:r>
+      <w:r>
+        <w:t>、</w:t>
+      </w:r>
+      <w:r>
+        <w:t>fear</w:t>
+      </w:r>
+      <w:r>
+        <w:t>、</w:t>
+      </w:r>
+      <w:r>
+        <w:t>happy</w:t>
+      </w:r>
+      <w:r>
+        <w:t>、</w:t>
+      </w:r>
+      <w:r>
+        <w:t>neutral</w:t>
+      </w:r>
+      <w:r>
+        <w:t>、</w:t>
+      </w:r>
+      <w:r>
+        <w:t>sad</w:t>
+      </w:r>
+      <w:r>
+        <w:t>等表情均能输出较为合理的识别结果，且多数样本的识别置信度处于较高水平，说</w:t>
+      </w:r>
+      <w:proofErr w:type="gramStart"/>
+      <w:r>
+        <w:t>明前文</w:t>
+      </w:r>
+      <w:proofErr w:type="gramEnd"/>
+      <w:r>
+        <w:t>训练得到的模型在</w:t>
+      </w:r>
+      <w:proofErr w:type="gramStart"/>
+      <w:r>
+        <w:t>部署端仍具有</w:t>
+      </w:r>
+      <w:proofErr w:type="gramEnd"/>
+      <w:r>
+        <w:t>较好的判别能力。</w:t>
+      </w:r>
+    </w:p>
+    <w:p>
+      <w:pPr>
+        <w:ind w:firstLine="480"/>
+      </w:pPr>
+      <w:r>
+        <w:t>与</w:t>
+      </w:r>
+      <w:r>
+        <w:t>PC</w:t>
+      </w:r>
+      <w:proofErr w:type="gramStart"/>
+      <w:r>
+        <w:t>端训练</w:t>
+      </w:r>
+      <w:proofErr w:type="gramEnd"/>
+      <w:r>
+        <w:t>和离线评估相比，树莓派端的部署结果在运行速度和资源利用方面更具有实际工程意义。</w:t>
+      </w:r>
+      <w:r>
+        <w:t>PC</w:t>
+      </w:r>
+      <w:proofErr w:type="gramStart"/>
+      <w:r>
+        <w:t>端能够</w:t>
+      </w:r>
+      <w:proofErr w:type="gramEnd"/>
+      <w:r>
+        <w:t>提供更强的计算资源，因此更适合模型训练、参数调整和批量评估；树莓</w:t>
+      </w:r>
+      <w:proofErr w:type="gramStart"/>
+      <w:r>
+        <w:t>派端虽然算力</w:t>
+      </w:r>
+      <w:proofErr w:type="gramEnd"/>
+      <w:r>
+        <w:t>受限，但通过</w:t>
       </w:r>
       <w:proofErr w:type="spellStart"/>
       <w:r>
-        <w:t>ms</w:t>
+        <w:t>TFLite</w:t>
       </w:r>
       <w:proofErr w:type="spellEnd"/>
       <w:r>
-        <w:t xml:space="preserve"> </w:t>
-      </w:r>
-      <w:r>
-        <w:t>以内；表情分类阶段</w:t>
-      </w:r>
-      <w:r>
-        <w:t xml:space="preserve"> </w:t>
+        <w:t>模型导出、低分辨率检测、间隔推理和轻量跟踪等策略，仍能够在较低资源消耗下实现连续视频识别。由此可见，本文所设计系统在</w:t>
+      </w:r>
+      <w:r>
+        <w:t>“</w:t>
+      </w:r>
+      <w:r>
+        <w:t>训练端精度优化</w:t>
+      </w:r>
+      <w:r>
+        <w:t>—</w:t>
+      </w:r>
+      <w:r>
+        <w:t>部署端实时运行</w:t>
+      </w:r>
+      <w:r>
+        <w:t>”</w:t>
+      </w:r>
+      <w:r>
+        <w:t>这一链路上已经形成较完整的工程实现闭环。</w:t>
+      </w:r>
+    </w:p>
+    <w:p>
+      <w:pPr>
+        <w:ind w:firstLine="480"/>
+      </w:pPr>
+      <w:r>
+        <w:t>在实际部署过程中，系统也暴露出一些值得进一步优化的问题。例如，分类耗时相较检测耗时波动更大，说明表情分类模型</w:t>
+      </w:r>
+      <w:proofErr w:type="gramStart"/>
+      <w:r>
+        <w:t>仍是端侧推理</w:t>
+      </w:r>
+      <w:proofErr w:type="gramEnd"/>
+      <w:r>
+        <w:t>的主要瓶颈；当输入场景更加复杂或同时出现多张人脸时，当前</w:t>
       </w:r>
       <w:proofErr w:type="spellStart"/>
       <w:r>
-        <w:t>cls</w:t>
+        <w:t>max_infer_faces</w:t>
       </w:r>
       <w:proofErr w:type="spellEnd"/>
       <w:r>
-        <w:t xml:space="preserve"> </w:t>
-      </w:r>
-      <w:r>
-        <w:t>的耗时存在一定波动，约为</w:t>
-      </w:r>
-      <w:r>
-        <w:t xml:space="preserve"> 20</w:t>
-      </w:r>
-      <w:r>
-        <w:t>～</w:t>
-      </w:r>
-      <w:r>
-        <w:t xml:space="preserve">60 </w:t>
-      </w:r>
-      <w:proofErr w:type="spellStart"/>
-      <w:r>
-        <w:t>ms</w:t>
-      </w:r>
-      <w:proofErr w:type="spellEnd"/>
-      <w:r>
-        <w:t>；主循环整体耗时</w:t>
-      </w:r>
-      <w:r>
-        <w:t xml:space="preserve"> loop </w:t>
-      </w:r>
-      <w:r>
-        <w:t>大致保持在</w:t>
-      </w:r>
-      <w:r>
-        <w:t xml:space="preserve"> 10</w:t>
-      </w:r>
-      <w:r>
-        <w:t>～</w:t>
-      </w:r>
-      <w:r>
-        <w:t xml:space="preserve">30 </w:t>
-      </w:r>
-      <w:proofErr w:type="spellStart"/>
-      <w:r>
-        <w:t>ms</w:t>
-      </w:r>
-      <w:proofErr w:type="spellEnd"/>
-      <w:r>
-        <w:t xml:space="preserve"> </w:t>
-      </w:r>
-      <w:r>
-        <w:t>范围内。综合来看，分类推理仍是整个系统中耗时较高的部分，但由于检测阶段采用了低分辨率输入、检测间隔执行和轻量跟踪机制，系统整体仍能够维持较好的连续显示效果和交互响应速度。</w:t>
-      </w:r>
-    </w:p>
-    <w:p>
-      <w:pPr>
-        <w:ind w:firstLine="480"/>
-      </w:pPr>
-      <w:r>
-        <w:t>结合程序结构分析，上述实时性表现主要得益于三方面措施：其一，检测阶段采用低分辨率输入，减轻了前端计算压力；其二，检测与分类都采用间隔执行策略，避免每帧重复计算；其三，程序使用异步视频读取和轻量跟踪方式，降低了</w:t>
-      </w:r>
-      <w:r>
-        <w:t xml:space="preserve"> I/O </w:t>
-      </w:r>
-      <w:r>
-        <w:t>与检测模块对主循环的阻塞影响。对树莓派这类资源受限平台而言，这种</w:t>
-      </w:r>
-      <w:r>
-        <w:t>“</w:t>
-      </w:r>
-      <w:r>
-        <w:t>适度降采样</w:t>
-      </w:r>
-      <w:r>
-        <w:t xml:space="preserve"> + </w:t>
-      </w:r>
-      <w:r>
-        <w:t>分步推理</w:t>
-      </w:r>
-      <w:r>
-        <w:t xml:space="preserve"> + </w:t>
-      </w:r>
-      <w:r>
-        <w:t>轻量跟踪</w:t>
-      </w:r>
-      <w:r>
-        <w:t>”</w:t>
-      </w:r>
-      <w:r>
-        <w:t>的策略具有较好的工程实用性。</w:t>
-      </w:r>
-    </w:p>
-    <w:p>
-      <w:pPr>
-        <w:pStyle w:val="3"/>
-        <w:rPr>
-          <w:rFonts w:hint="eastAsia"/>
-        </w:rPr>
-      </w:pPr>
-      <w:bookmarkStart w:id="63" w:name="_Toc226811241"/>
-      <w:r>
-        <w:t>5.4.3 稳定性测试</w:t>
-      </w:r>
-      <w:bookmarkEnd w:id="63"/>
-    </w:p>
-    <w:p>
-      <w:pPr>
-        <w:ind w:firstLine="480"/>
-      </w:pPr>
-      <w:r>
-        <w:t>除实时性外，系统运行稳定性同样是部署阶段的重要评价内容。根据当前测试情况，系统在树莓</w:t>
-      </w:r>
-      <w:proofErr w:type="gramStart"/>
-      <w:r>
-        <w:t>派端连续</w:t>
-      </w:r>
-      <w:proofErr w:type="gramEnd"/>
-      <w:r>
-        <w:t>运行</w:t>
-      </w:r>
-      <w:r>
-        <w:t xml:space="preserve"> 10 </w:t>
-      </w:r>
-      <w:r>
-        <w:t>分钟未出现程序崩溃、摄像头中断或界面卡死等异常情况，说明当前部署方案已经具备基本的连续工作能力。对于毕业设计中的原型系统而言，这一结果表明模型转换、</w:t>
-      </w:r>
-      <w:proofErr w:type="gramStart"/>
-      <w:r>
-        <w:t>端侧推理</w:t>
-      </w:r>
-      <w:proofErr w:type="gramEnd"/>
-      <w:r>
-        <w:t>和视频</w:t>
-      </w:r>
-      <w:proofErr w:type="gramStart"/>
-      <w:r>
-        <w:t>流处理</w:t>
-      </w:r>
-      <w:proofErr w:type="gramEnd"/>
-      <w:r>
-        <w:t>之间已经形成较为稳定的运行链路。</w:t>
-      </w:r>
-    </w:p>
-    <w:p>
-      <w:pPr>
-        <w:ind w:firstLine="480"/>
-      </w:pPr>
-      <w:r>
-        <w:t>从程序实现上看，稳定性的获得并非仅依赖硬件性能，还与软件结构密切相关。推理脚本通过独立线程持续读取摄像头帧，避免了视频采集阻塞主循环；同时，通过目标跟踪和异步图像保存机制，将部分非关键操作从主线程中分离出来，从而减小了单次循环内的阻塞风险。此外，程序对摄像头打开失败、模型文件缺失等情况也设置了异常处理逻辑，这在一定程度上增强了系统的可维护性和容错能力。</w:t>
-      </w:r>
-    </w:p>
-    <w:p>
-      <w:pPr>
-        <w:ind w:firstLine="480"/>
-      </w:pPr>
-      <w:r>
-        <w:t>需要说明的是，当前稳定性测试主要以单人室内场景为主，测试时长和场景复杂度仍然有限。后续若扩展为更长时间运行测试、多光照条件测试或多人场景</w:t>
-      </w:r>
-      <w:r>
-        <w:lastRenderedPageBreak/>
-        <w:t>测试，还可以对系统鲁棒性作更全面的评估。这一点也表明，本文当前实现的是一个已具备实际运行能力的原型系统，而并非面向复杂开放环境的最终产品。</w:t>
-      </w:r>
-    </w:p>
-    <w:p>
-      <w:pPr>
-        <w:pStyle w:val="3"/>
-        <w:rPr>
-          <w:rFonts w:hint="eastAsia"/>
-        </w:rPr>
-      </w:pPr>
-      <w:bookmarkStart w:id="64" w:name="_Toc226811242"/>
-      <w:r>
-        <w:t>5.4.4 运行效果分析</w:t>
-      </w:r>
-      <w:bookmarkEnd w:id="64"/>
-    </w:p>
-    <w:p>
-      <w:pPr>
-        <w:ind w:firstLine="480"/>
-      </w:pPr>
-      <w:r>
-        <w:t>从运行效果来看，当前系统已经能够在树莓派平台上完成检测、分类和结果显示一体化处理，并在单人室内场景中保持较高识别稳定性。结合运行截图可以看出，系统对</w:t>
-      </w:r>
-      <w:r>
-        <w:t xml:space="preserve"> anger</w:t>
-      </w:r>
-      <w:r>
-        <w:t>、</w:t>
-      </w:r>
-      <w:r>
-        <w:t>fear</w:t>
-      </w:r>
-      <w:r>
-        <w:t>、</w:t>
-      </w:r>
-      <w:r>
-        <w:t>happy</w:t>
-      </w:r>
-      <w:r>
-        <w:t>、</w:t>
-      </w:r>
-      <w:r>
-        <w:t>neutral</w:t>
-      </w:r>
-      <w:r>
-        <w:t>、</w:t>
-      </w:r>
-      <w:r>
-        <w:t xml:space="preserve">sad </w:t>
-      </w:r>
-      <w:r>
-        <w:t>等表情均能输出较为合理的识别结果，且多数样本的识别置信度处于较高水平，说</w:t>
-      </w:r>
-      <w:proofErr w:type="gramStart"/>
-      <w:r>
-        <w:t>明前文</w:t>
-      </w:r>
-      <w:proofErr w:type="gramEnd"/>
-      <w:r>
-        <w:t>训练得到的模型在</w:t>
-      </w:r>
-      <w:proofErr w:type="gramStart"/>
-      <w:r>
-        <w:t>部署端仍具有</w:t>
-      </w:r>
-      <w:proofErr w:type="gramEnd"/>
-      <w:r>
-        <w:t>较好的判别能力。</w:t>
-      </w:r>
-    </w:p>
-    <w:p>
-      <w:pPr>
-        <w:ind w:firstLine="480"/>
-      </w:pPr>
-      <w:r>
-        <w:t>与</w:t>
-      </w:r>
-      <w:r>
-        <w:t xml:space="preserve"> PC </w:t>
-      </w:r>
-      <w:proofErr w:type="gramStart"/>
-      <w:r>
-        <w:t>端训练</w:t>
-      </w:r>
-      <w:proofErr w:type="gramEnd"/>
-      <w:r>
-        <w:t>和离线评估相比，树莓派端的部署结果在运行速度和资源利用方面更具有实际工程意义。</w:t>
-      </w:r>
-      <w:r>
-        <w:t xml:space="preserve">PC </w:t>
-      </w:r>
-      <w:proofErr w:type="gramStart"/>
-      <w:r>
-        <w:t>端能够</w:t>
-      </w:r>
-      <w:proofErr w:type="gramEnd"/>
-      <w:r>
-        <w:t>提供更强的计算资源，因此更适合模型训练、参数调整和批量评估；树莓</w:t>
-      </w:r>
-      <w:proofErr w:type="gramStart"/>
-      <w:r>
-        <w:t>派端虽然算力</w:t>
-      </w:r>
-      <w:proofErr w:type="gramEnd"/>
-      <w:r>
-        <w:t>受限，但通过</w:t>
-      </w:r>
-      <w:r>
-        <w:t xml:space="preserve"> </w:t>
-      </w:r>
-      <w:proofErr w:type="spellStart"/>
-      <w:r>
-        <w:t>TFLite</w:t>
-      </w:r>
-      <w:proofErr w:type="spellEnd"/>
-      <w:r>
-        <w:t xml:space="preserve"> </w:t>
-      </w:r>
-      <w:r>
-        <w:t>模型导出、低分辨率检测、间隔推理和轻量跟踪等策略，仍能够在较低资源消耗下实现连续视频识别。由此可见，本文所设计系统在</w:t>
-      </w:r>
-      <w:r>
-        <w:t>“</w:t>
-      </w:r>
-      <w:r>
-        <w:t>训练端精度优化</w:t>
-      </w:r>
-      <w:r>
-        <w:t>—</w:t>
-      </w:r>
-      <w:r>
-        <w:t>部署端实时运行</w:t>
-      </w:r>
-      <w:r>
-        <w:t>”</w:t>
-      </w:r>
-      <w:r>
-        <w:t>这一链路上已经形成较完整的工程实现闭环。</w:t>
-      </w:r>
-    </w:p>
-    <w:p>
-      <w:pPr>
-        <w:ind w:firstLine="480"/>
-      </w:pPr>
-      <w:r>
-        <w:t>在实际部署过程中，系统也暴露出一些值得进一步优化的问题。例如，分类耗时相较检测耗时波动更大，说明表情分类模型</w:t>
-      </w:r>
-      <w:proofErr w:type="gramStart"/>
-      <w:r>
-        <w:t>仍是端侧推理</w:t>
-      </w:r>
-      <w:proofErr w:type="gramEnd"/>
-      <w:r>
-        <w:t>的主要瓶颈；当输入场景更加复杂或同时出现多张人脸时，当前</w:t>
-      </w:r>
-      <w:r>
-        <w:t xml:space="preserve"> </w:t>
-      </w:r>
-      <w:proofErr w:type="spellStart"/>
-      <w:r>
-        <w:t>max_infer_faces</w:t>
-      </w:r>
-      <w:proofErr w:type="spellEnd"/>
-      <w:r>
-        <w:t xml:space="preserve">=1 </w:t>
-      </w:r>
-      <w:r>
-        <w:t>的设置虽然有利于维持实时性，但也会限制多目标并发表情识别能力。针对这些问题，本文在实现中已经通过降低检测分辨率、限制参与分类的人脸数、使用异步读取和异步保存等方式进行优化。老师之前也明确建议你把这种</w:t>
-      </w:r>
-      <w:r>
-        <w:t>“</w:t>
-      </w:r>
-      <w:r>
-        <w:t>运行后发现问题</w:t>
-      </w:r>
-      <w:r>
-        <w:t>—</w:t>
-      </w:r>
-      <w:r>
-        <w:t>再优化</w:t>
-      </w:r>
-      <w:r>
-        <w:t>—</w:t>
-      </w:r>
-      <w:r>
-        <w:t>最后达到效果</w:t>
-      </w:r>
-      <w:r>
-        <w:t>”</w:t>
-      </w:r>
-      <w:r>
-        <w:t>的内容写进第</w:t>
-      </w:r>
-      <w:r>
-        <w:t>5</w:t>
-      </w:r>
-      <w:r>
-        <w:t>章，这样更符合毕业设计的写法。</w:t>
+        <w:t>=1</w:t>
+      </w:r>
+      <w:r>
+        <w:t>的设置虽然有利于维持实时性，但也会限制多目标并发表情识别能力。针对这些问题，本文在实现中已经通过降低检测分辨率、限制参与分类的人脸数、使用异步读取和异步保存等方式进行优化。</w:t>
       </w:r>
     </w:p>
     <w:p>
@@ -23267,7 +23114,7 @@
         <w:t>本章围绕人脸表情识别系统的实现、部署与运行测试展开研究，重点介绍了模型从</w:t>
       </w:r>
       <w:r>
-        <w:t xml:space="preserve"> PC </w:t>
+        <w:t>PC</w:t>
       </w:r>
       <w:proofErr w:type="gramStart"/>
       <w:r>
@@ -23285,22 +23132,16 @@
       <w:r>
         <w:t>平台的完整过程。首先，本文对系统整体运行流程进行了说明，明确了视频采集、人脸检测、人脸区域预处理、表情分类和结果显示等主要环节；其次，从软件环境和硬件平台两个方面介绍了部署条件，并说明了</w:t>
       </w:r>
-      <w:r>
-        <w:t xml:space="preserve"> </w:t>
-      </w:r>
       <w:proofErr w:type="spellStart"/>
       <w:r>
         <w:t>PyTorch</w:t>
       </w:r>
       <w:proofErr w:type="spellEnd"/>
       <w:r>
-        <w:t xml:space="preserve"> </w:t>
-      </w:r>
-      <w:r>
         <w:t>模型经</w:t>
       </w:r>
       <w:r>
-        <w:t xml:space="preserve"> ONNX</w:t>
+        <w:t>ONNX</w:t>
       </w:r>
       <w:r>
         <w:t>、</w:t>
@@ -23311,51 +23152,42 @@
       </w:r>
       <w:proofErr w:type="spellEnd"/>
       <w:r>
-        <w:t xml:space="preserve"> </w:t>
-      </w:r>
-      <w:r>
         <w:t>转换后生成</w:t>
       </w:r>
-      <w:r>
-        <w:t xml:space="preserve"> </w:t>
-      </w:r>
       <w:proofErr w:type="spellStart"/>
       <w:r>
         <w:t>TFLite</w:t>
       </w:r>
       <w:proofErr w:type="spellEnd"/>
       <w:r>
-        <w:t xml:space="preserve"> </w:t>
-      </w:r>
-      <w:r>
-        <w:t>模型</w:t>
+        <w:t>模型文件的具体过程；然后，对</w:t>
+      </w:r>
+      <w:proofErr w:type="gramStart"/>
+      <w:r>
+        <w:t>树莓派端推理</w:t>
+      </w:r>
+      <w:proofErr w:type="gramEnd"/>
+      <w:r>
+        <w:t>程序的结构设计、结果显示方式以及图像保存机制进行了分析。</w:t>
+      </w:r>
+    </w:p>
+    <w:p>
+      <w:pPr>
+        <w:ind w:firstLine="480"/>
+      </w:pPr>
+      <w:r>
+        <w:t>在系统运行测试方面，本文分别从功能测试、实时性测试、稳定性测试和运行效果分析四个角度对部署结果进行了评估。测试结果表明，系统能够在树莓派</w:t>
       </w:r>
       <w:r>
         <w:lastRenderedPageBreak/>
-        <w:t>文件的具体过程；然后，对</w:t>
+        <w:t>平台上稳定完成单人场景下的人脸检测与表情识别任务，整体</w:t>
       </w:r>
       <w:proofErr w:type="gramStart"/>
       <w:r>
-        <w:t>树莓派端推理</w:t>
+        <w:t>运行帧率约</w:t>
       </w:r>
       <w:proofErr w:type="gramEnd"/>
       <w:r>
-        <w:t>程序的结构设计、结果显示方式以及图像保存机制进行了分析。</w:t>
-      </w:r>
-    </w:p>
-    <w:p>
-      <w:pPr>
-        <w:ind w:firstLine="480"/>
-      </w:pPr>
-      <w:r>
-        <w:t>在系统运行测试方面，本文分别从功能测试、实时性测试、稳定性测试和运行效果分析四个角度对部署结果进行了评估。测试结果表明，系统能够在树莓派平台上稳定完成单人场景下的人脸检测与表情识别任务，整体</w:t>
-      </w:r>
-      <w:proofErr w:type="gramStart"/>
-      <w:r>
-        <w:t>运行帧率约</w:t>
-      </w:r>
-      <w:proofErr w:type="gramEnd"/>
-      <w:r>
         <w:t>为</w:t>
       </w:r>
       <w:r>
@@ -23371,7 +23203,7 @@
         <w:t>，检测耗时控制在</w:t>
       </w:r>
       <w:r>
-        <w:t xml:space="preserve"> 10 </w:t>
+        <w:t xml:space="preserve">10 </w:t>
       </w:r>
       <w:proofErr w:type="spellStart"/>
       <w:r>
@@ -23379,13 +23211,10 @@
       </w:r>
       <w:proofErr w:type="spellEnd"/>
       <w:r>
-        <w:t xml:space="preserve"> </w:t>
-      </w:r>
-      <w:r>
         <w:t>以内，分类耗时约为</w:t>
       </w:r>
       <w:r>
-        <w:t xml:space="preserve"> 20</w:t>
+        <w:t>20</w:t>
       </w:r>
       <w:r>
         <w:t>～</w:t>
@@ -23402,7 +23231,7 @@
         <w:t>，主循环耗时约为</w:t>
       </w:r>
       <w:r>
-        <w:t xml:space="preserve"> 10</w:t>
+        <w:t>10</w:t>
       </w:r>
       <w:r>
         <w:t>～</w:t>
@@ -23419,7 +23248,7 @@
         <w:t>，能够满足毕业设计原型系统对实时性的基本要求。同时，系统连续运行</w:t>
       </w:r>
       <w:r>
-        <w:t xml:space="preserve"> 10 </w:t>
+        <w:t>10</w:t>
       </w:r>
       <w:r>
         <w:t>分钟未出现明显异常，说明当前部署方案已具备较好的稳定性和可用性。综合来看，本章完成了从模型部署到系统运行测试的完整验证，为全文工作提供了工程实现层面的支撑。</w:t>
@@ -23472,13 +23301,13 @@
         <w:t>表情识别系统的设计与实现开展研究，针对传统表情识别方法在复杂环境下鲁棒性不足以及深度学习模型在嵌入式平台上部署困难等问题，提出并实现了一种基于轻量级人脸检测模型</w:t>
       </w:r>
       <w:r>
-        <w:t xml:space="preserve"> YuNet </w:t>
+        <w:t>YuNet</w:t>
       </w:r>
       <w:r>
         <w:t>与轻量化卷积神经网络</w:t>
       </w:r>
       <w:r>
-        <w:t xml:space="preserve"> MobileNetV3 </w:t>
+        <w:t>MobileNetV3</w:t>
       </w:r>
       <w:r>
         <w:t>的人脸表情识别系统。论文从系统需求分析、模型构建与训练、训练优化、模型部署到运行测试，完成了较为完整的研究与实现过程，最终实现了从离线模型设计到</w:t>
@@ -23552,13 +23381,13 @@
         <w:t>其次，在模型构建与训练方面，本文以</w:t>
       </w:r>
       <w:r>
-        <w:t xml:space="preserve"> FER2013 </w:t>
+        <w:t>FER2013</w:t>
       </w:r>
       <w:r>
         <w:t>数据集为基础，并结合扩展的亚裔样本数据构建了适合本课题的人脸表情识别数据集。针对数据分布不均衡和无标签数据利用不足等问题，本文采用了轻量化</w:t>
       </w:r>
       <w:r>
-        <w:t xml:space="preserve"> MobileNetV3-large </w:t>
+        <w:t>MobileNetV3-large</w:t>
       </w:r>
       <w:r>
         <w:t>作为表情分类骨干网络，并引入类别平衡策略、数据增强方法以及基于伪标签的半监督训练思路，逐步提升模型对不同表情类别的识别能力。在训练优化过程中，本文按照</w:t>
@@ -23608,7 +23437,7 @@
         <w:t>再次，在实验结果方面，本文构建的最终模型在验证集和测试集上均取得了较好的识别效果。其中，测试集准确率达到</w:t>
       </w:r>
       <w:r>
-        <w:t xml:space="preserve"> 90.77%</w:t>
+        <w:t>90.77%</w:t>
       </w:r>
       <w:r>
         <w:t>，</w:t>
@@ -23619,19 +23448,19 @@
       </w:r>
       <w:proofErr w:type="gramEnd"/>
       <w:r>
-        <w:t xml:space="preserve"> F1 </w:t>
+        <w:t>F1</w:t>
       </w:r>
       <w:r>
         <w:t>值达到</w:t>
       </w:r>
       <w:r>
-        <w:t xml:space="preserve"> 87.43%</w:t>
+        <w:t>87.43%</w:t>
       </w:r>
       <w:r>
         <w:t>，验证集准确率达到</w:t>
       </w:r>
       <w:r>
-        <w:t xml:space="preserve"> 90.55%</w:t>
+        <w:t>90.55%</w:t>
       </w:r>
       <w:r>
         <w:t>，</w:t>
@@ -23642,13 +23471,13 @@
       </w:r>
       <w:proofErr w:type="gramEnd"/>
       <w:r>
-        <w:t xml:space="preserve"> F1 </w:t>
+        <w:t>F1</w:t>
       </w:r>
       <w:r>
         <w:t>值达到</w:t>
       </w:r>
       <w:r>
-        <w:t xml:space="preserve"> 87.32%</w:t>
+        <w:t>87.32%</w:t>
       </w:r>
       <w:r>
         <w:t>。从各类别评价结果来看，</w:t>
@@ -23717,22 +23546,16 @@
       <w:r>
         <w:t>最后，在系统部署与运行验证方面，本文完成了模型从</w:t>
       </w:r>
-      <w:r>
-        <w:t xml:space="preserve"> </w:t>
-      </w:r>
       <w:proofErr w:type="spellStart"/>
       <w:r>
         <w:t>PyTorch</w:t>
       </w:r>
       <w:proofErr w:type="spellEnd"/>
       <w:r>
-        <w:t xml:space="preserve"> </w:t>
-      </w:r>
-      <w:r>
         <w:t>到</w:t>
       </w:r>
       <w:r>
-        <w:t xml:space="preserve"> ONNX</w:t>
+        <w:t>ONNX</w:t>
       </w:r>
       <w:r>
         <w:t>、</w:t>
@@ -23743,132 +23566,123 @@
       </w:r>
       <w:proofErr w:type="spellEnd"/>
       <w:r>
-        <w:t xml:space="preserve"> </w:t>
-      </w:r>
-      <w:r>
         <w:t>以及</w:t>
       </w:r>
       <w:r>
-        <w:t xml:space="preserve"> TensorFlow Lite </w:t>
+        <w:t>TensorFlow Lite</w:t>
       </w:r>
       <w:r>
         <w:t>格式的转换，并将</w:t>
       </w:r>
       <w:r>
-        <w:t xml:space="preserve"> fp16 </w:t>
+        <w:t>fp16</w:t>
       </w:r>
       <w:r>
         <w:t>量化后的</w:t>
       </w:r>
-      <w:r>
-        <w:t xml:space="preserve"> </w:t>
-      </w:r>
       <w:proofErr w:type="spellStart"/>
       <w:r>
+        <w:t>TFLite</w:t>
+      </w:r>
+      <w:proofErr w:type="spellEnd"/>
+      <w:r>
+        <w:t>模型部署到树莓派</w:t>
+      </w:r>
+      <w:r>
+        <w:t>5</w:t>
+      </w:r>
+      <w:r>
+        <w:t>平台上，构建了可实际运行</w:t>
+      </w:r>
+      <w:proofErr w:type="gramStart"/>
+      <w:r>
+        <w:t>的端侧表情</w:t>
+      </w:r>
+      <w:proofErr w:type="gramEnd"/>
+      <w:r>
+        <w:t>识别原型系统。实际测试表</w:t>
+      </w:r>
+      <w:r>
         <w:lastRenderedPageBreak/>
-        <w:t>TFLite</w:t>
+        <w:t>明，该系统能够完成摄像头视频流采集、人脸检测、表情分类和结果显示的完整流程，系统整体</w:t>
+      </w:r>
+      <w:proofErr w:type="gramStart"/>
+      <w:r>
+        <w:t>运行帧率约</w:t>
+      </w:r>
+      <w:proofErr w:type="gramEnd"/>
+      <w:r>
+        <w:t>为</w:t>
+      </w:r>
+      <w:r>
+        <w:t>40</w:t>
+      </w:r>
+      <w:r>
+        <w:t>～</w:t>
+      </w:r>
+      <w:r>
+        <w:t>60 FPS</w:t>
+      </w:r>
+      <w:r>
+        <w:t>，人脸检测耗时控制在</w:t>
+      </w:r>
+      <w:r>
+        <w:t xml:space="preserve">10 </w:t>
+      </w:r>
+      <w:proofErr w:type="spellStart"/>
+      <w:r>
+        <w:t>ms</w:t>
       </w:r>
       <w:proofErr w:type="spellEnd"/>
       <w:r>
-        <w:t xml:space="preserve"> </w:t>
-      </w:r>
-      <w:r>
-        <w:t>模型部署到树莓派</w:t>
-      </w:r>
-      <w:r>
-        <w:t xml:space="preserve"> 5 </w:t>
-      </w:r>
-      <w:r>
-        <w:t>平台上，构建了可实际运行</w:t>
+        <w:t>以内，表情分类耗时约为</w:t>
+      </w:r>
+      <w:r>
+        <w:t>20</w:t>
+      </w:r>
+      <w:r>
+        <w:t>～</w:t>
+      </w:r>
+      <w:r>
+        <w:t xml:space="preserve">60 </w:t>
+      </w:r>
+      <w:proofErr w:type="spellStart"/>
+      <w:r>
+        <w:t>ms</w:t>
+      </w:r>
+      <w:proofErr w:type="spellEnd"/>
+      <w:r>
+        <w:t>，主循环耗时约为</w:t>
+      </w:r>
+      <w:r>
+        <w:t>10</w:t>
+      </w:r>
+      <w:r>
+        <w:t>～</w:t>
+      </w:r>
+      <w:r>
+        <w:t xml:space="preserve">30 </w:t>
+      </w:r>
+      <w:proofErr w:type="spellStart"/>
+      <w:r>
+        <w:t>ms</w:t>
+      </w:r>
+      <w:proofErr w:type="spellEnd"/>
+      <w:r>
+        <w:t>，连续运行</w:t>
+      </w:r>
+      <w:r>
+        <w:t>10</w:t>
+      </w:r>
+      <w:r>
+        <w:t>分钟未出现明显异常。上述结果表明，本文设计的人脸表情识别系统不仅具备较高的识别准确率，而且在树莓派这类资源受限平台上具有较好的实时性、稳定性和</w:t>
       </w:r>
       <w:proofErr w:type="gramStart"/>
       <w:r>
-        <w:t>的端侧表情</w:t>
+        <w:t>可</w:t>
       </w:r>
       <w:proofErr w:type="gramEnd"/>
       <w:r>
-        <w:t>识别原型系统。实际测试表明，该系统能够完成摄像头视频流采集、人脸检测、表情分类和结果显示的完整流程，系统整体</w:t>
-      </w:r>
-      <w:proofErr w:type="gramStart"/>
-      <w:r>
-        <w:t>运行帧率约</w:t>
-      </w:r>
-      <w:proofErr w:type="gramEnd"/>
-      <w:r>
-        <w:t>为</w:t>
-      </w:r>
-      <w:r>
-        <w:t xml:space="preserve"> 40</w:t>
-      </w:r>
-      <w:r>
-        <w:t>～</w:t>
-      </w:r>
-      <w:r>
-        <w:t>60 FPS</w:t>
-      </w:r>
-      <w:r>
-        <w:t>，人脸检测耗时控制在</w:t>
-      </w:r>
-      <w:r>
-        <w:t xml:space="preserve"> 10 </w:t>
-      </w:r>
-      <w:proofErr w:type="spellStart"/>
-      <w:r>
-        <w:t>ms</w:t>
-      </w:r>
-      <w:proofErr w:type="spellEnd"/>
-      <w:r>
-        <w:t xml:space="preserve"> </w:t>
-      </w:r>
-      <w:r>
-        <w:t>以内，表情分类耗时约为</w:t>
-      </w:r>
-      <w:r>
-        <w:t xml:space="preserve"> 20</w:t>
-      </w:r>
-      <w:r>
-        <w:t>～</w:t>
-      </w:r>
-      <w:r>
-        <w:t xml:space="preserve">60 </w:t>
-      </w:r>
-      <w:proofErr w:type="spellStart"/>
-      <w:r>
-        <w:t>ms</w:t>
-      </w:r>
-      <w:proofErr w:type="spellEnd"/>
-      <w:r>
-        <w:t>，主循环耗时约为</w:t>
-      </w:r>
-      <w:r>
-        <w:t xml:space="preserve"> 10</w:t>
-      </w:r>
-      <w:r>
-        <w:t>～</w:t>
-      </w:r>
-      <w:r>
-        <w:t xml:space="preserve">30 </w:t>
-      </w:r>
-      <w:proofErr w:type="spellStart"/>
-      <w:r>
-        <w:t>ms</w:t>
-      </w:r>
-      <w:proofErr w:type="spellEnd"/>
-      <w:r>
-        <w:t>，连续运行</w:t>
-      </w:r>
-      <w:r>
-        <w:t xml:space="preserve"> 10 </w:t>
-      </w:r>
-      <w:r>
-        <w:t>分钟未出现明显异常。上述结果表明，本文设计的人脸表情识别系统不仅具备较高的识别准确率，而且在树莓派这类资源受限平台上具有较好的实时性、稳定性和</w:t>
-      </w:r>
-      <w:proofErr w:type="gramStart"/>
-      <w:r>
-        <w:t>可</w:t>
-      </w:r>
-      <w:proofErr w:type="gramEnd"/>
-      <w:r>
         <w:t>部署性。</w:t>
       </w:r>
     </w:p>
@@ -23880,13 +23694,13 @@
         <w:t>综上所述，本文完成了基于</w:t>
       </w:r>
       <w:r>
-        <w:t xml:space="preserve"> CNN </w:t>
+        <w:t>CNN</w:t>
       </w:r>
       <w:r>
         <w:t>与</w:t>
       </w:r>
       <w:r>
-        <w:t xml:space="preserve"> YuNet </w:t>
+        <w:t>YuNet</w:t>
       </w:r>
       <w:proofErr w:type="gramStart"/>
       <w:r>
@@ -24015,31 +23829,25 @@
         <w:t>方面，本文当前系统主要针对树莓派平台进行实现与验证，并采用</w:t>
       </w:r>
       <w:r>
-        <w:t xml:space="preserve"> fp16 </w:t>
+        <w:t>fp16</w:t>
       </w:r>
       <w:r>
         <w:t>量化后的</w:t>
       </w:r>
-      <w:r>
-        <w:t xml:space="preserve"> </w:t>
-      </w:r>
       <w:proofErr w:type="spellStart"/>
       <w:r>
         <w:t>TFLite</w:t>
       </w:r>
       <w:proofErr w:type="spellEnd"/>
       <w:r>
-        <w:t xml:space="preserve"> </w:t>
-      </w:r>
-      <w:r>
-        <w:t>模型完成推理。虽然当前部署结果已经能够</w:t>
+        <w:t>模型完成推理。虽然当前部署结果已经能够满足毕业设计阶段的实时性要求，但从更高层次的工程应用角度来看，系统在多目</w:t>
       </w:r>
       <w:r>
         <w:lastRenderedPageBreak/>
-        <w:t>满足毕业设计阶段的实时性要求，但从更高层次的工程应用角度来看，系统在多目标并发识别、更加复杂场景下的实时性以及进一步压缩推理延迟等方面仍有提升空间。后续可尝试引入</w:t>
-      </w:r>
-      <w:r>
-        <w:t xml:space="preserve"> int8 </w:t>
+        <w:t>标并发识别、更加复杂场景下的实时性以及进一步压缩推理延迟等方面仍有提升空间。后续可尝试引入</w:t>
+      </w:r>
+      <w:r>
+        <w:t>int8</w:t>
       </w:r>
       <w:r>
         <w:t>量化、硬件加速、算子优化以及更高效的检测与跟踪策略，以进一步提升嵌入式平台上的推理速度和资源利用效率。</w:t>
@@ -24485,6 +24293,9 @@
     <w:p>
       <w:pPr>
         <w:pStyle w:val="1"/>
+        <w:rPr>
+          <w:rFonts w:hint="eastAsia"/>
+        </w:rPr>
       </w:pPr>
       <w:bookmarkStart w:id="71" w:name="_Toc226811249"/>
       <w:r>
@@ -24499,9 +24310,6 @@
     <w:p>
       <w:pPr>
         <w:ind w:firstLine="480"/>
-        <w:rPr>
-          <w:rFonts w:hint="eastAsia"/>
-        </w:rPr>
       </w:pPr>
     </w:p>
     <w:sectPr>
@@ -25395,6 +25203,7 @@
   <w:style w:type="character" w:default="1" w:styleId="a0">
     <w:name w:val="Default Paragraph Font"/>
     <w:uiPriority w:val="1"/>
+    <w:semiHidden/>
     <w:unhideWhenUsed/>
   </w:style>
   <w:style w:type="table" w:default="1" w:styleId="a1">
@@ -26065,10 +25874,6 @@
 </file>
 
 <file path=customXml/item1.xml><?xml version="1.0" encoding="utf-8"?>
-<b:Sources xmlns:b="http://schemas.openxmlformats.org/officeDocument/2006/bibliography" xmlns="http://schemas.openxmlformats.org/officeDocument/2006/bibliography" SelectedStyle="\APASixthEditionOfficeOnline.xsl" StyleName="APA" Version="6"/>
-</file>
-
-<file path=customXml/item2.xml><?xml version="1.0" encoding="utf-8"?>
 <s:customData xmlns="http://www.wps.cn/officeDocument/2013/wpsCustomData" xmlns:s="http://www.wps.cn/officeDocument/2013/wpsCustomData">
   <customSectProps>
     <customSectPr/>
@@ -26084,18 +25889,22 @@
 </s:customData>
 </file>
 
+<file path=customXml/item2.xml><?xml version="1.0" encoding="utf-8"?>
+<b:Sources xmlns:b="http://schemas.openxmlformats.org/officeDocument/2006/bibliography" xmlns="http://schemas.openxmlformats.org/officeDocument/2006/bibliography" SelectedStyle="\APASixthEditionOfficeOnline.xsl" StyleName="APA" Version="6"/>
+</file>
+
 <file path=customXml/itemProps1.xml><?xml version="1.0" encoding="utf-8"?>
+<ds:datastoreItem xmlns:ds="http://schemas.openxmlformats.org/officeDocument/2006/customXml" ds:itemID="{B1977F7D-205B-4081-913C-38D41E755F92}">
+  <ds:schemaRefs>
+    <ds:schemaRef ds:uri="http://www.wps.cn/officeDocument/2013/wpsCustomData"/>
+  </ds:schemaRefs>
+</ds:datastoreItem>
+</file>
+
+<file path=customXml/itemProps2.xml><?xml version="1.0" encoding="utf-8"?>
 <ds:datastoreItem xmlns:ds="http://schemas.openxmlformats.org/officeDocument/2006/customXml" ds:itemID="{237CE73F-B303-4DA7-94C8-D54DEBC6CCE8}">
   <ds:schemaRefs>
     <ds:schemaRef ds:uri="http://schemas.openxmlformats.org/officeDocument/2006/bibliography"/>
   </ds:schemaRefs>
 </ds:datastoreItem>
-</file>
-
-<file path=customXml/itemProps2.xml><?xml version="1.0" encoding="utf-8"?>
-<ds:datastoreItem xmlns:ds="http://schemas.openxmlformats.org/officeDocument/2006/customXml" ds:itemID="{B1977F7D-205B-4081-913C-38D41E755F92}">
-  <ds:schemaRefs>
-    <ds:schemaRef ds:uri="http://www.wps.cn/officeDocument/2013/wpsCustomData"/>
-  </ds:schemaRefs>
-</ds:datastoreItem>
 </file>
--- a/docs/张吉鹏-毕设.docx
+++ b/docs/张吉鹏-毕设.docx
@@ -1906,21 +1906,7 @@
         <w:rPr>
           <w:rFonts w:hint="eastAsia"/>
         </w:rPr>
-        <w:t>的人脸表情识别系统。针对传统表情识别系统</w:t>
-      </w:r>
-      <w:proofErr w:type="gramStart"/>
-      <w:r>
-        <w:rPr>
-          <w:rFonts w:hint="eastAsia"/>
-        </w:rPr>
-        <w:t>在端侧平台</w:t>
-      </w:r>
-      <w:proofErr w:type="gramEnd"/>
-      <w:r>
-        <w:rPr>
-          <w:rFonts w:hint="eastAsia"/>
-        </w:rPr>
-        <w:t>部署时容易受到模型计算量、检测速度和运行稳定性限制的问题，系统采用“</w:t>
+        <w:t>的人脸表情识别系统。针对传统表情识别系统在端侧平台部署时容易受到模型计算量、检测速度和运行稳定性限制的问题，系统采用“</w:t>
       </w:r>
       <w:r>
         <w:rPr>
@@ -1991,21 +1977,7 @@
         <w:rPr>
           <w:rFonts w:hint="eastAsia"/>
         </w:rPr>
-        <w:t>为骨干网络，将其分类</w:t>
-      </w:r>
-      <w:proofErr w:type="gramStart"/>
-      <w:r>
-        <w:rPr>
-          <w:rFonts w:hint="eastAsia"/>
-        </w:rPr>
-        <w:t>层调整</w:t>
-      </w:r>
-      <w:proofErr w:type="gramEnd"/>
-      <w:r>
-        <w:rPr>
-          <w:rFonts w:hint="eastAsia"/>
-        </w:rPr>
-        <w:t>为</w:t>
+        <w:t>为骨干网络，将其分类层调整为</w:t>
       </w:r>
       <w:r>
         <w:rPr>
@@ -2042,14 +2014,12 @@
         </w:rPr>
         <w:t>在系统实现方面，本文完成了</w:t>
       </w:r>
-      <w:proofErr w:type="spellStart"/>
       <w:r>
         <w:rPr>
           <w:rFonts w:hint="eastAsia"/>
         </w:rPr>
         <w:t>PyTorch</w:t>
       </w:r>
-      <w:proofErr w:type="spellEnd"/>
       <w:r>
         <w:rPr>
           <w:rFonts w:hint="eastAsia"/>
@@ -2072,16 +2042,8 @@
         <w:rPr>
           <w:rFonts w:hint="eastAsia"/>
         </w:rPr>
-        <w:t xml:space="preserve">TensorFlow </w:t>
-      </w:r>
-      <w:proofErr w:type="spellStart"/>
-      <w:r>
-        <w:rPr>
-          <w:rFonts w:hint="eastAsia"/>
-        </w:rPr>
-        <w:t>SavedModel</w:t>
-      </w:r>
-      <w:proofErr w:type="spellEnd"/>
+        <w:t>TensorFlow SavedModel</w:t>
+      </w:r>
       <w:r>
         <w:rPr>
           <w:rFonts w:hint="eastAsia"/>
@@ -2110,21 +2072,7 @@
         <w:rPr>
           <w:rFonts w:hint="eastAsia"/>
         </w:rPr>
-        <w:t>平台。</w:t>
-      </w:r>
-      <w:proofErr w:type="gramStart"/>
-      <w:r>
-        <w:rPr>
-          <w:rFonts w:hint="eastAsia"/>
-        </w:rPr>
-        <w:t>树莓派端程序</w:t>
-      </w:r>
-      <w:proofErr w:type="gramEnd"/>
-      <w:r>
-        <w:rPr>
-          <w:rFonts w:hint="eastAsia"/>
-        </w:rPr>
-        <w:t>集成摄像头视频采集、</w:t>
+        <w:t>平台。树莓派端程序集成摄像头视频采集、</w:t>
       </w:r>
       <w:r>
         <w:rPr>
@@ -2136,21 +2084,7 @@
         <w:rPr>
           <w:rFonts w:hint="eastAsia"/>
         </w:rPr>
-        <w:t>人脸检测、人脸区域裁剪、表情分类推理、结果可视化显示和图像保存等功能。为</w:t>
-      </w:r>
-      <w:proofErr w:type="gramStart"/>
-      <w:r>
-        <w:rPr>
-          <w:rFonts w:hint="eastAsia"/>
-        </w:rPr>
-        <w:t>降低端侧推理</w:t>
-      </w:r>
-      <w:proofErr w:type="gramEnd"/>
-      <w:r>
-        <w:rPr>
-          <w:rFonts w:hint="eastAsia"/>
-        </w:rPr>
-        <w:t>负载，系统在部署阶段采用降低检测输入分辨率、间隔执行检测、限制单次分类人脸数和异步视频读取等优化方式，提高了运行过程的连续性和响应速度。</w:t>
+        <w:t>人脸检测、人脸区域裁剪、表情分类推理、结果可视化显示和图像保存等功能。为降低端侧推理负载，系统在部署阶段采用降低检测输入分辨率、间隔执行检测、限制单次分类人脸数和异步视频读取等优化方式，提高了运行过程的连续性和响应速度。</w:t>
       </w:r>
     </w:p>
     <w:p>
@@ -2185,16 +2119,8 @@
         <w:rPr>
           <w:rFonts w:hint="eastAsia"/>
         </w:rPr>
-        <w:t>的</w:t>
-      </w:r>
-      <w:proofErr w:type="gramStart"/>
-      <w:r>
-        <w:rPr>
-          <w:rFonts w:hint="eastAsia"/>
-        </w:rPr>
-        <w:t>宏平均</w:t>
-      </w:r>
-      <w:proofErr w:type="gramEnd"/>
+        <w:t>的宏平均</w:t>
+      </w:r>
       <w:r>
         <w:rPr>
           <w:rFonts w:hint="eastAsia"/>
@@ -2205,21 +2131,7 @@
         <w:rPr>
           <w:rFonts w:hint="eastAsia"/>
         </w:rPr>
-        <w:t>值。部署到树莓派平台后，系统能够在单人室内场景下稳定完成人脸检测与表情识别任务，整体</w:t>
-      </w:r>
-      <w:proofErr w:type="gramStart"/>
-      <w:r>
-        <w:rPr>
-          <w:rFonts w:hint="eastAsia"/>
-        </w:rPr>
-        <w:t>运行帧率约</w:t>
-      </w:r>
-      <w:proofErr w:type="gramEnd"/>
-      <w:r>
-        <w:rPr>
-          <w:rFonts w:hint="eastAsia"/>
-        </w:rPr>
-        <w:t>为</w:t>
+        <w:t>值。部署到树莓派平台后，系统能够在单人室内场景下稳定完成人脸检测与表情识别任务，整体运行帧率约为</w:t>
       </w:r>
       <w:r>
         <w:rPr>
@@ -2249,16 +2161,8 @@
         <w:rPr>
           <w:rFonts w:hint="eastAsia"/>
         </w:rPr>
-        <w:t xml:space="preserve">10 </w:t>
-      </w:r>
-      <w:proofErr w:type="spellStart"/>
-      <w:r>
-        <w:rPr>
-          <w:rFonts w:hint="eastAsia"/>
-        </w:rPr>
-        <w:t>ms</w:t>
-      </w:r>
-      <w:proofErr w:type="spellEnd"/>
+        <w:t>10 ms</w:t>
+      </w:r>
       <w:r>
         <w:rPr>
           <w:rFonts w:hint="eastAsia"/>
@@ -2281,16 +2185,8 @@
         <w:rPr>
           <w:rFonts w:hint="eastAsia"/>
         </w:rPr>
-        <w:t xml:space="preserve">60 </w:t>
-      </w:r>
-      <w:proofErr w:type="spellStart"/>
-      <w:r>
-        <w:rPr>
-          <w:rFonts w:hint="eastAsia"/>
-        </w:rPr>
-        <w:t>ms</w:t>
-      </w:r>
-      <w:proofErr w:type="spellEnd"/>
+        <w:t>60 ms</w:t>
+      </w:r>
       <w:r>
         <w:rPr>
           <w:rFonts w:hint="eastAsia"/>
@@ -2307,21 +2203,7 @@
         <w:rPr>
           <w:rFonts w:hint="eastAsia"/>
         </w:rPr>
-        <w:t>分钟未出现程序崩溃、摄像头中断或界面卡死等异常情况。结果说明，本文设计的系统已经实现了从模型训练</w:t>
-      </w:r>
-      <w:proofErr w:type="gramStart"/>
-      <w:r>
-        <w:rPr>
-          <w:rFonts w:hint="eastAsia"/>
-        </w:rPr>
-        <w:t>到端侧实时</w:t>
-      </w:r>
-      <w:proofErr w:type="gramEnd"/>
-      <w:r>
-        <w:rPr>
-          <w:rFonts w:hint="eastAsia"/>
-        </w:rPr>
-        <w:t>运行的完整闭环，具备较好的实时性、稳定性和工程实现完整性。</w:t>
+        <w:t>分钟未出现程序崩溃、摄像头中断或界面卡死等异常情况。结果说明，本文设计的系统已经实现了从模型训练到端侧实时运行的完整闭环，具备较好的实时性、稳定性和工程实现完整性。</w:t>
       </w:r>
     </w:p>
     <w:p>
@@ -2353,13 +2235,8 @@
         <w:t>MobileNetV3</w:t>
       </w:r>
       <w:r>
-        <w:t>；树莓派；</w:t>
-      </w:r>
-      <w:proofErr w:type="gramStart"/>
-      <w:r>
-        <w:t>端侧部署</w:t>
-      </w:r>
-      <w:proofErr w:type="gramEnd"/>
+        <w:t>；树莓派；端侧部署</w:t>
+      </w:r>
     </w:p>
     <w:p>
       <w:pPr>
@@ -2411,31 +2288,7 @@
         <w:ind w:firstLine="480"/>
       </w:pPr>
       <w:r>
-        <w:t xml:space="preserve">In terms of system implementation, this paper completes </w:t>
-      </w:r>
-      <w:proofErr w:type="spellStart"/>
-      <w:r>
-        <w:t>PyTorch</w:t>
-      </w:r>
-      <w:proofErr w:type="spellEnd"/>
-      <w:r>
-        <w:t xml:space="preserve">-based model training, ONNX model export, TensorFlow </w:t>
-      </w:r>
-      <w:proofErr w:type="spellStart"/>
-      <w:r>
-        <w:t>SavedModel</w:t>
-      </w:r>
-      <w:proofErr w:type="spellEnd"/>
-      <w:r>
-        <w:t xml:space="preserve"> conversion, and TensorFlow Lite model generation, and deploys the </w:t>
-      </w:r>
-      <w:proofErr w:type="gramStart"/>
-      <w:r>
-        <w:t>quantized</w:t>
-      </w:r>
-      <w:proofErr w:type="gramEnd"/>
-      <w:r>
-        <w:t xml:space="preserve"> model on the Raspberry Pi 5 platform. The program on the Raspberry Pi integrates camera-based video acquisition, YuNet face detection, facial region cropping, expression classification inference, result visualization, and image saving. To reduce the inference load on the edge device, several optimization strategies are adopted during deployment, including reducing the input resolution for detection, performing detection at intervals, limiting the number of faces classified in a single frame, and using asynchronous video reading, thereby improving the continuity and response speed of the system during operation.</w:t>
+        <w:t>In terms of system implementation, this paper completes PyTorch-based model training, ONNX model export, TensorFlow SavedModel conversion, and TensorFlow Lite model generation, and deploys the quantized model on the Raspberry Pi 5 platform. The program on the Raspberry Pi integrates camera-based video acquisition, YuNet face detection, facial region cropping, expression classification inference, result visualization, and image saving. To reduce the inference load on the edge device, several optimization strategies are adopted during deployment, including reducing the input resolution for detection, performing detection at intervals, limiting the number of faces classified in a single frame, and using asynchronous video reading, thereby improving the continuity and response speed of the system during operation.</w:t>
       </w:r>
     </w:p>
     <w:p>
@@ -2447,23 +2300,7 @@
       </w:r>
       <w:r>
         <w:lastRenderedPageBreak/>
-        <w:t xml:space="preserve">rate reaches approximately 40–60 FPS, the face detection time is controlled within 10 </w:t>
-      </w:r>
-      <w:proofErr w:type="spellStart"/>
-      <w:r>
-        <w:t>ms</w:t>
-      </w:r>
-      <w:proofErr w:type="spellEnd"/>
-      <w:r>
-        <w:t xml:space="preserve">, and the expression classification time is approximately 20–60 </w:t>
-      </w:r>
-      <w:proofErr w:type="spellStart"/>
-      <w:r>
-        <w:t>ms.</w:t>
-      </w:r>
-      <w:proofErr w:type="spellEnd"/>
-      <w:r>
-        <w:t xml:space="preserve"> No abnormalities such as program crashes, camera interruptions, or interface freezes occur during 10 minutes of continuous operation. These results demonstrate that the proposed system realizes a complete closed loop from model training to real-time edge deployment, exhibiting good real-time performance, stability, and engineering implementation completeness.</w:t>
+        <w:t>rate reaches approximately 40–60 FPS, the face detection time is controlled within 10 ms, and the expression classification time is approximately 20–60 ms. No abnormalities such as program crashes, camera interruptions, or interface freezes occur during 10 minutes of continuous operation. These results demonstrate that the proposed system realizes a complete closed loop from model training to real-time edge deployment, exhibiting good real-time performance, stability, and engineering implementation completeness.</w:t>
       </w:r>
     </w:p>
     <w:p>
@@ -2596,7 +2433,7 @@
             </w:rPr>
             <w:fldChar w:fldCharType="separate"/>
           </w:r>
-          <w:hyperlink w:anchor="_Toc228818985" w:history="1">
+          <w:hyperlink w:anchor="_Toc229212125" w:history="1">
             <w:r>
               <w:rPr>
                 <w:rStyle w:val="ad"/>
@@ -2622,7 +2459,7 @@
               <w:instrText xml:space="preserve"> </w:instrText>
             </w:r>
             <w:r>
-              <w:instrText>PAGEREF _Toc228818985 \h</w:instrText>
+              <w:instrText>PAGEREF _Toc229212125 \h</w:instrText>
             </w:r>
             <w:r>
               <w:rPr>
@@ -2670,7 +2507,7 @@
               <w14:ligatures w14:val="standardContextual"/>
             </w:rPr>
           </w:pPr>
-          <w:hyperlink w:anchor="_Toc228818986" w:history="1">
+          <w:hyperlink w:anchor="_Toc229212126" w:history="1">
             <w:r>
               <w:rPr>
                 <w:rStyle w:val="ad"/>
@@ -2710,7 +2547,7 @@
               <w:rPr>
                 <w:noProof/>
               </w:rPr>
-              <w:instrText>PAGEREF _Toc228818986 \h</w:instrText>
+              <w:instrText>PAGEREF _Toc229212126 \h</w:instrText>
             </w:r>
             <w:r>
               <w:rPr>
@@ -2762,7 +2599,7 @@
               <w14:ligatures w14:val="standardContextual"/>
             </w:rPr>
           </w:pPr>
-          <w:hyperlink w:anchor="_Toc228818987" w:history="1">
+          <w:hyperlink w:anchor="_Toc229212127" w:history="1">
             <w:r>
               <w:rPr>
                 <w:rStyle w:val="ad"/>
@@ -2802,7 +2639,7 @@
               <w:rPr>
                 <w:noProof/>
               </w:rPr>
-              <w:instrText>PAGEREF _Toc228818987 \h</w:instrText>
+              <w:instrText>PAGEREF _Toc229212127 \h</w:instrText>
             </w:r>
             <w:r>
               <w:rPr>
@@ -2854,7 +2691,7 @@
               <w14:ligatures w14:val="standardContextual"/>
             </w:rPr>
           </w:pPr>
-          <w:hyperlink w:anchor="_Toc228818988" w:history="1">
+          <w:hyperlink w:anchor="_Toc229212128" w:history="1">
             <w:r>
               <w:rPr>
                 <w:rStyle w:val="ad"/>
@@ -2894,7 +2731,7 @@
               <w:rPr>
                 <w:noProof/>
               </w:rPr>
-              <w:instrText>PAGEREF _Toc228818988 \h</w:instrText>
+              <w:instrText>PAGEREF _Toc229212128 \h</w:instrText>
             </w:r>
             <w:r>
               <w:rPr>
@@ -2946,7 +2783,7 @@
               <w14:ligatures w14:val="standardContextual"/>
             </w:rPr>
           </w:pPr>
-          <w:hyperlink w:anchor="_Toc228818989" w:history="1">
+          <w:hyperlink w:anchor="_Toc229212129" w:history="1">
             <w:r>
               <w:rPr>
                 <w:rStyle w:val="ad"/>
@@ -2986,7 +2823,7 @@
               <w:rPr>
                 <w:noProof/>
               </w:rPr>
-              <w:instrText>PAGEREF _Toc228818989 \h</w:instrText>
+              <w:instrText>PAGEREF _Toc229212129 \h</w:instrText>
             </w:r>
             <w:r>
               <w:rPr>
@@ -3032,7 +2869,7 @@
               <w14:ligatures w14:val="standardContextual"/>
             </w:rPr>
           </w:pPr>
-          <w:hyperlink w:anchor="_Toc228818990" w:history="1">
+          <w:hyperlink w:anchor="_Toc229212130" w:history="1">
             <w:r>
               <w:rPr>
                 <w:rStyle w:val="ad"/>
@@ -3058,7 +2895,7 @@
               <w:instrText xml:space="preserve"> </w:instrText>
             </w:r>
             <w:r>
-              <w:instrText>PAGEREF _Toc228818990 \h</w:instrText>
+              <w:instrText>PAGEREF _Toc229212130 \h</w:instrText>
             </w:r>
             <w:r>
               <w:rPr>
@@ -3106,7 +2943,7 @@
               <w14:ligatures w14:val="standardContextual"/>
             </w:rPr>
           </w:pPr>
-          <w:hyperlink w:anchor="_Toc228818991" w:history="1">
+          <w:hyperlink w:anchor="_Toc229212131" w:history="1">
             <w:r>
               <w:rPr>
                 <w:rStyle w:val="ad"/>
@@ -3146,7 +2983,7 @@
               <w:rPr>
                 <w:noProof/>
               </w:rPr>
-              <w:instrText>PAGEREF _Toc228818991 \h</w:instrText>
+              <w:instrText>PAGEREF _Toc229212131 \h</w:instrText>
             </w:r>
             <w:r>
               <w:rPr>
@@ -3198,7 +3035,7 @@
               <w14:ligatures w14:val="standardContextual"/>
             </w:rPr>
           </w:pPr>
-          <w:hyperlink w:anchor="_Toc228818992" w:history="1">
+          <w:hyperlink w:anchor="_Toc229212132" w:history="1">
             <w:r>
               <w:rPr>
                 <w:rStyle w:val="ad"/>
@@ -3238,7 +3075,7 @@
               <w:rPr>
                 <w:noProof/>
               </w:rPr>
-              <w:instrText>PAGEREF _Toc228818992 \h</w:instrText>
+              <w:instrText>PAGEREF _Toc229212132 \h</w:instrText>
             </w:r>
             <w:r>
               <w:rPr>
@@ -3290,7 +3127,7 @@
               <w14:ligatures w14:val="standardContextual"/>
             </w:rPr>
           </w:pPr>
-          <w:hyperlink w:anchor="_Toc228818993" w:history="1">
+          <w:hyperlink w:anchor="_Toc229212133" w:history="1">
             <w:r>
               <w:rPr>
                 <w:rStyle w:val="ad"/>
@@ -3330,7 +3167,7 @@
               <w:rPr>
                 <w:noProof/>
               </w:rPr>
-              <w:instrText>PAGEREF _Toc228818993 \h</w:instrText>
+              <w:instrText>PAGEREF _Toc229212133 \h</w:instrText>
             </w:r>
             <w:r>
               <w:rPr>
@@ -3382,7 +3219,7 @@
               <w14:ligatures w14:val="standardContextual"/>
             </w:rPr>
           </w:pPr>
-          <w:hyperlink w:anchor="_Toc228818994" w:history="1">
+          <w:hyperlink w:anchor="_Toc229212134" w:history="1">
             <w:r>
               <w:rPr>
                 <w:rStyle w:val="ad"/>
@@ -3422,7 +3259,7 @@
               <w:rPr>
                 <w:noProof/>
               </w:rPr>
-              <w:instrText>PAGEREF _Toc228818994 \h</w:instrText>
+              <w:instrText>PAGEREF _Toc229212134 \h</w:instrText>
             </w:r>
             <w:r>
               <w:rPr>
@@ -3474,7 +3311,7 @@
               <w14:ligatures w14:val="standardContextual"/>
             </w:rPr>
           </w:pPr>
-          <w:hyperlink w:anchor="_Toc228818995" w:history="1">
+          <w:hyperlink w:anchor="_Toc229212135" w:history="1">
             <w:r>
               <w:rPr>
                 <w:rStyle w:val="ad"/>
@@ -3514,7 +3351,7 @@
               <w:rPr>
                 <w:noProof/>
               </w:rPr>
-              <w:instrText>PAGEREF _Toc228818995 \h</w:instrText>
+              <w:instrText>PAGEREF _Toc229212135 \h</w:instrText>
             </w:r>
             <w:r>
               <w:rPr>
@@ -3566,7 +3403,7 @@
               <w14:ligatures w14:val="standardContextual"/>
             </w:rPr>
           </w:pPr>
-          <w:hyperlink w:anchor="_Toc228818996" w:history="1">
+          <w:hyperlink w:anchor="_Toc229212136" w:history="1">
             <w:r>
               <w:rPr>
                 <w:rStyle w:val="ad"/>
@@ -3606,7 +3443,7 @@
               <w:rPr>
                 <w:noProof/>
               </w:rPr>
-              <w:instrText>PAGEREF _Toc228818996 \h</w:instrText>
+              <w:instrText>PAGEREF _Toc229212136 \h</w:instrText>
             </w:r>
             <w:r>
               <w:rPr>
@@ -3658,7 +3495,7 @@
               <w14:ligatures w14:val="standardContextual"/>
             </w:rPr>
           </w:pPr>
-          <w:hyperlink w:anchor="_Toc228818997" w:history="1">
+          <w:hyperlink w:anchor="_Toc229212137" w:history="1">
             <w:r>
               <w:rPr>
                 <w:rStyle w:val="ad"/>
@@ -3698,7 +3535,7 @@
               <w:rPr>
                 <w:noProof/>
               </w:rPr>
-              <w:instrText>PAGEREF _Toc228818997 \h</w:instrText>
+              <w:instrText>PAGEREF _Toc229212137 \h</w:instrText>
             </w:r>
             <w:r>
               <w:rPr>
@@ -3750,7 +3587,7 @@
               <w14:ligatures w14:val="standardContextual"/>
             </w:rPr>
           </w:pPr>
-          <w:hyperlink w:anchor="_Toc228818998" w:history="1">
+          <w:hyperlink w:anchor="_Toc229212138" w:history="1">
             <w:r>
               <w:rPr>
                 <w:rStyle w:val="ad"/>
@@ -3790,7 +3627,7 @@
               <w:rPr>
                 <w:noProof/>
               </w:rPr>
-              <w:instrText>PAGEREF _Toc228818998 \h</w:instrText>
+              <w:instrText>PAGEREF _Toc229212138 \h</w:instrText>
             </w:r>
             <w:r>
               <w:rPr>
@@ -3842,7 +3679,7 @@
               <w14:ligatures w14:val="standardContextual"/>
             </w:rPr>
           </w:pPr>
-          <w:hyperlink w:anchor="_Toc228818999" w:history="1">
+          <w:hyperlink w:anchor="_Toc229212139" w:history="1">
             <w:r>
               <w:rPr>
                 <w:rStyle w:val="ad"/>
@@ -3882,7 +3719,7 @@
               <w:rPr>
                 <w:noProof/>
               </w:rPr>
-              <w:instrText>PAGEREF _Toc228818999 \h</w:instrText>
+              <w:instrText>PAGEREF _Toc229212139 \h</w:instrText>
             </w:r>
             <w:r>
               <w:rPr>
@@ -3934,7 +3771,7 @@
               <w14:ligatures w14:val="standardContextual"/>
             </w:rPr>
           </w:pPr>
-          <w:hyperlink w:anchor="_Toc228819000" w:history="1">
+          <w:hyperlink w:anchor="_Toc229212140" w:history="1">
             <w:r>
               <w:rPr>
                 <w:rStyle w:val="ad"/>
@@ -3974,7 +3811,7 @@
               <w:rPr>
                 <w:noProof/>
               </w:rPr>
-              <w:instrText>PAGEREF _Toc228819000 \h</w:instrText>
+              <w:instrText>PAGEREF _Toc229212140 \h</w:instrText>
             </w:r>
             <w:r>
               <w:rPr>
@@ -4026,7 +3863,7 @@
               <w14:ligatures w14:val="standardContextual"/>
             </w:rPr>
           </w:pPr>
-          <w:hyperlink w:anchor="_Toc228819001" w:history="1">
+          <w:hyperlink w:anchor="_Toc229212141" w:history="1">
             <w:r>
               <w:rPr>
                 <w:rStyle w:val="ad"/>
@@ -4066,7 +3903,7 @@
               <w:rPr>
                 <w:noProof/>
               </w:rPr>
-              <w:instrText>PAGEREF _Toc228819001 \h</w:instrText>
+              <w:instrText>PAGEREF _Toc229212141 \h</w:instrText>
             </w:r>
             <w:r>
               <w:rPr>
@@ -4118,7 +3955,7 @@
               <w14:ligatures w14:val="standardContextual"/>
             </w:rPr>
           </w:pPr>
-          <w:hyperlink w:anchor="_Toc228819002" w:history="1">
+          <w:hyperlink w:anchor="_Toc229212142" w:history="1">
             <w:r>
               <w:rPr>
                 <w:rStyle w:val="ad"/>
@@ -4158,7 +3995,7 @@
               <w:rPr>
                 <w:noProof/>
               </w:rPr>
-              <w:instrText>PAGEREF _Toc228819002 \h</w:instrText>
+              <w:instrText>PAGEREF _Toc229212142 \h</w:instrText>
             </w:r>
             <w:r>
               <w:rPr>
@@ -4210,7 +4047,7 @@
               <w14:ligatures w14:val="standardContextual"/>
             </w:rPr>
           </w:pPr>
-          <w:hyperlink w:anchor="_Toc228819003" w:history="1">
+          <w:hyperlink w:anchor="_Toc229212143" w:history="1">
             <w:r>
               <w:rPr>
                 <w:rStyle w:val="ad"/>
@@ -4250,7 +4087,7 @@
               <w:rPr>
                 <w:noProof/>
               </w:rPr>
-              <w:instrText>PAGEREF _Toc228819003 \h</w:instrText>
+              <w:instrText>PAGEREF _Toc229212143 \h</w:instrText>
             </w:r>
             <w:r>
               <w:rPr>
@@ -4296,7 +4133,7 @@
               <w14:ligatures w14:val="standardContextual"/>
             </w:rPr>
           </w:pPr>
-          <w:hyperlink w:anchor="_Toc228819004" w:history="1">
+          <w:hyperlink w:anchor="_Toc229212144" w:history="1">
             <w:r>
               <w:rPr>
                 <w:rStyle w:val="ad"/>
@@ -4322,7 +4159,7 @@
               <w:instrText xml:space="preserve"> </w:instrText>
             </w:r>
             <w:r>
-              <w:instrText>PAGEREF _Toc228819004 \h</w:instrText>
+              <w:instrText>PAGEREF _Toc229212144 \h</w:instrText>
             </w:r>
             <w:r>
               <w:rPr>
@@ -4370,7 +4207,7 @@
               <w14:ligatures w14:val="standardContextual"/>
             </w:rPr>
           </w:pPr>
-          <w:hyperlink w:anchor="_Toc228819005" w:history="1">
+          <w:hyperlink w:anchor="_Toc229212145" w:history="1">
             <w:r>
               <w:rPr>
                 <w:rStyle w:val="ad"/>
@@ -4410,7 +4247,7 @@
               <w:rPr>
                 <w:noProof/>
               </w:rPr>
-              <w:instrText>PAGEREF _Toc228819005 \h</w:instrText>
+              <w:instrText>PAGEREF _Toc229212145 \h</w:instrText>
             </w:r>
             <w:r>
               <w:rPr>
@@ -4462,7 +4299,7 @@
               <w14:ligatures w14:val="standardContextual"/>
             </w:rPr>
           </w:pPr>
-          <w:hyperlink w:anchor="_Toc228819006" w:history="1">
+          <w:hyperlink w:anchor="_Toc229212146" w:history="1">
             <w:r>
               <w:rPr>
                 <w:rStyle w:val="ad"/>
@@ -4502,7 +4339,7 @@
               <w:rPr>
                 <w:noProof/>
               </w:rPr>
-              <w:instrText>PAGEREF _Toc228819006 \h</w:instrText>
+              <w:instrText>PAGEREF _Toc229212146 \h</w:instrText>
             </w:r>
             <w:r>
               <w:rPr>
@@ -4554,7 +4391,7 @@
               <w14:ligatures w14:val="standardContextual"/>
             </w:rPr>
           </w:pPr>
-          <w:hyperlink w:anchor="_Toc228819007" w:history="1">
+          <w:hyperlink w:anchor="_Toc229212147" w:history="1">
             <w:r>
               <w:rPr>
                 <w:rStyle w:val="ad"/>
@@ -4594,7 +4431,7 @@
               <w:rPr>
                 <w:noProof/>
               </w:rPr>
-              <w:instrText>PAGEREF _Toc228819007 \h</w:instrText>
+              <w:instrText>PAGEREF _Toc229212147 \h</w:instrText>
             </w:r>
             <w:r>
               <w:rPr>
@@ -4646,7 +4483,7 @@
               <w14:ligatures w14:val="standardContextual"/>
             </w:rPr>
           </w:pPr>
-          <w:hyperlink w:anchor="_Toc228819008" w:history="1">
+          <w:hyperlink w:anchor="_Toc229212148" w:history="1">
             <w:r>
               <w:rPr>
                 <w:rStyle w:val="ad"/>
@@ -4686,7 +4523,7 @@
               <w:rPr>
                 <w:noProof/>
               </w:rPr>
-              <w:instrText>PAGEREF _Toc228819008 \h</w:instrText>
+              <w:instrText>PAGEREF _Toc229212148 \h</w:instrText>
             </w:r>
             <w:r>
               <w:rPr>
@@ -4738,7 +4575,7 @@
               <w14:ligatures w14:val="standardContextual"/>
             </w:rPr>
           </w:pPr>
-          <w:hyperlink w:anchor="_Toc228819009" w:history="1">
+          <w:hyperlink w:anchor="_Toc229212149" w:history="1">
             <w:r>
               <w:rPr>
                 <w:rStyle w:val="ad"/>
@@ -4778,7 +4615,7 @@
               <w:rPr>
                 <w:noProof/>
               </w:rPr>
-              <w:instrText>PAGEREF _Toc228819009 \h</w:instrText>
+              <w:instrText>PAGEREF _Toc229212149 \h</w:instrText>
             </w:r>
             <w:r>
               <w:rPr>
@@ -4830,7 +4667,7 @@
               <w14:ligatures w14:val="standardContextual"/>
             </w:rPr>
           </w:pPr>
-          <w:hyperlink w:anchor="_Toc228819010" w:history="1">
+          <w:hyperlink w:anchor="_Toc229212150" w:history="1">
             <w:r>
               <w:rPr>
                 <w:rStyle w:val="ad"/>
@@ -4870,7 +4707,7 @@
               <w:rPr>
                 <w:noProof/>
               </w:rPr>
-              <w:instrText>PAGEREF _Toc228819010 \h</w:instrText>
+              <w:instrText>PAGEREF _Toc229212150 \h</w:instrText>
             </w:r>
             <w:r>
               <w:rPr>
@@ -4922,7 +4759,7 @@
               <w14:ligatures w14:val="standardContextual"/>
             </w:rPr>
           </w:pPr>
-          <w:hyperlink w:anchor="_Toc228819011" w:history="1">
+          <w:hyperlink w:anchor="_Toc229212151" w:history="1">
             <w:r>
               <w:rPr>
                 <w:rStyle w:val="ad"/>
@@ -4962,7 +4799,7 @@
               <w:rPr>
                 <w:noProof/>
               </w:rPr>
-              <w:instrText>PAGEREF _Toc228819011 \h</w:instrText>
+              <w:instrText>PAGEREF _Toc229212151 \h</w:instrText>
             </w:r>
             <w:r>
               <w:rPr>
@@ -5014,7 +4851,7 @@
               <w14:ligatures w14:val="standardContextual"/>
             </w:rPr>
           </w:pPr>
-          <w:hyperlink w:anchor="_Toc228819012" w:history="1">
+          <w:hyperlink w:anchor="_Toc229212152" w:history="1">
             <w:r>
               <w:rPr>
                 <w:rStyle w:val="ad"/>
@@ -5054,7 +4891,7 @@
               <w:rPr>
                 <w:noProof/>
               </w:rPr>
-              <w:instrText>PAGEREF _Toc228819012 \h</w:instrText>
+              <w:instrText>PAGEREF _Toc229212152 \h</w:instrText>
             </w:r>
             <w:r>
               <w:rPr>
@@ -5106,7 +4943,7 @@
               <w14:ligatures w14:val="standardContextual"/>
             </w:rPr>
           </w:pPr>
-          <w:hyperlink w:anchor="_Toc228819013" w:history="1">
+          <w:hyperlink w:anchor="_Toc229212153" w:history="1">
             <w:r>
               <w:rPr>
                 <w:rStyle w:val="ad"/>
@@ -5146,7 +4983,7 @@
               <w:rPr>
                 <w:noProof/>
               </w:rPr>
-              <w:instrText>PAGEREF _Toc228819013 \h</w:instrText>
+              <w:instrText>PAGEREF _Toc229212153 \h</w:instrText>
             </w:r>
             <w:r>
               <w:rPr>
@@ -5198,7 +5035,7 @@
               <w14:ligatures w14:val="standardContextual"/>
             </w:rPr>
           </w:pPr>
-          <w:hyperlink w:anchor="_Toc228819014" w:history="1">
+          <w:hyperlink w:anchor="_Toc229212154" w:history="1">
             <w:r>
               <w:rPr>
                 <w:rStyle w:val="ad"/>
@@ -5238,7 +5075,7 @@
               <w:rPr>
                 <w:noProof/>
               </w:rPr>
-              <w:instrText>PAGEREF _Toc228819014 \h</w:instrText>
+              <w:instrText>PAGEREF _Toc229212154 \h</w:instrText>
             </w:r>
             <w:r>
               <w:rPr>
@@ -5290,7 +5127,7 @@
               <w14:ligatures w14:val="standardContextual"/>
             </w:rPr>
           </w:pPr>
-          <w:hyperlink w:anchor="_Toc228819015" w:history="1">
+          <w:hyperlink w:anchor="_Toc229212155" w:history="1">
             <w:r>
               <w:rPr>
                 <w:rStyle w:val="ad"/>
@@ -5330,7 +5167,7 @@
               <w:rPr>
                 <w:noProof/>
               </w:rPr>
-              <w:instrText>PAGEREF _Toc228819015 \h</w:instrText>
+              <w:instrText>PAGEREF _Toc229212155 \h</w:instrText>
             </w:r>
             <w:r>
               <w:rPr>
@@ -5382,7 +5219,7 @@
               <w14:ligatures w14:val="standardContextual"/>
             </w:rPr>
           </w:pPr>
-          <w:hyperlink w:anchor="_Toc228819016" w:history="1">
+          <w:hyperlink w:anchor="_Toc229212156" w:history="1">
             <w:r>
               <w:rPr>
                 <w:rStyle w:val="ad"/>
@@ -5422,7 +5259,7 @@
               <w:rPr>
                 <w:noProof/>
               </w:rPr>
-              <w:instrText>PAGEREF _Toc228819016 \h</w:instrText>
+              <w:instrText>PAGEREF _Toc229212156 \h</w:instrText>
             </w:r>
             <w:r>
               <w:rPr>
@@ -5474,7 +5311,7 @@
               <w14:ligatures w14:val="standardContextual"/>
             </w:rPr>
           </w:pPr>
-          <w:hyperlink w:anchor="_Toc228819017" w:history="1">
+          <w:hyperlink w:anchor="_Toc229212157" w:history="1">
             <w:r>
               <w:rPr>
                 <w:rStyle w:val="ad"/>
@@ -5514,7 +5351,7 @@
               <w:rPr>
                 <w:noProof/>
               </w:rPr>
-              <w:instrText>PAGEREF _Toc228819017 \h</w:instrText>
+              <w:instrText>PAGEREF _Toc229212157 \h</w:instrText>
             </w:r>
             <w:r>
               <w:rPr>
@@ -5566,7 +5403,7 @@
               <w14:ligatures w14:val="standardContextual"/>
             </w:rPr>
           </w:pPr>
-          <w:hyperlink w:anchor="_Toc228819018" w:history="1">
+          <w:hyperlink w:anchor="_Toc229212158" w:history="1">
             <w:r>
               <w:rPr>
                 <w:rStyle w:val="ad"/>
@@ -5606,7 +5443,7 @@
               <w:rPr>
                 <w:noProof/>
               </w:rPr>
-              <w:instrText>PAGEREF _Toc228819018 \h</w:instrText>
+              <w:instrText>PAGEREF _Toc229212158 \h</w:instrText>
             </w:r>
             <w:r>
               <w:rPr>
@@ -5658,7 +5495,7 @@
               <w14:ligatures w14:val="standardContextual"/>
             </w:rPr>
           </w:pPr>
-          <w:hyperlink w:anchor="_Toc228819019" w:history="1">
+          <w:hyperlink w:anchor="_Toc229212159" w:history="1">
             <w:r>
               <w:rPr>
                 <w:rStyle w:val="ad"/>
@@ -5698,7 +5535,7 @@
               <w:rPr>
                 <w:noProof/>
               </w:rPr>
-              <w:instrText>PAGEREF _Toc228819019 \h</w:instrText>
+              <w:instrText>PAGEREF _Toc229212159 \h</w:instrText>
             </w:r>
             <w:r>
               <w:rPr>
@@ -5744,7 +5581,7 @@
               <w14:ligatures w14:val="standardContextual"/>
             </w:rPr>
           </w:pPr>
-          <w:hyperlink w:anchor="_Toc228819020" w:history="1">
+          <w:hyperlink w:anchor="_Toc229212160" w:history="1">
             <w:r>
               <w:rPr>
                 <w:rStyle w:val="ad"/>
@@ -5770,7 +5607,7 @@
               <w:instrText xml:space="preserve"> </w:instrText>
             </w:r>
             <w:r>
-              <w:instrText>PAGEREF _Toc228819020 \h</w:instrText>
+              <w:instrText>PAGEREF _Toc229212160 \h</w:instrText>
             </w:r>
             <w:r>
               <w:rPr>
@@ -5818,7 +5655,7 @@
               <w14:ligatures w14:val="standardContextual"/>
             </w:rPr>
           </w:pPr>
-          <w:hyperlink w:anchor="_Toc228819021" w:history="1">
+          <w:hyperlink w:anchor="_Toc229212161" w:history="1">
             <w:r>
               <w:rPr>
                 <w:rStyle w:val="ad"/>
@@ -5858,7 +5695,7 @@
               <w:rPr>
                 <w:noProof/>
               </w:rPr>
-              <w:instrText>PAGEREF _Toc228819021 \h</w:instrText>
+              <w:instrText>PAGEREF _Toc229212161 \h</w:instrText>
             </w:r>
             <w:r>
               <w:rPr>
@@ -5910,7 +5747,7 @@
               <w14:ligatures w14:val="standardContextual"/>
             </w:rPr>
           </w:pPr>
-          <w:hyperlink w:anchor="_Toc228819022" w:history="1">
+          <w:hyperlink w:anchor="_Toc229212162" w:history="1">
             <w:r>
               <w:rPr>
                 <w:rStyle w:val="ad"/>
@@ -5950,7 +5787,7 @@
               <w:rPr>
                 <w:noProof/>
               </w:rPr>
-              <w:instrText>PAGEREF _Toc228819022 \h</w:instrText>
+              <w:instrText>PAGEREF _Toc229212162 \h</w:instrText>
             </w:r>
             <w:r>
               <w:rPr>
@@ -6002,7 +5839,7 @@
               <w14:ligatures w14:val="standardContextual"/>
             </w:rPr>
           </w:pPr>
-          <w:hyperlink w:anchor="_Toc228819023" w:history="1">
+          <w:hyperlink w:anchor="_Toc229212163" w:history="1">
             <w:r>
               <w:rPr>
                 <w:rStyle w:val="ad"/>
@@ -6042,7 +5879,7 @@
               <w:rPr>
                 <w:noProof/>
               </w:rPr>
-              <w:instrText>PAGEREF _Toc228819023 \h</w:instrText>
+              <w:instrText>PAGEREF _Toc229212163 \h</w:instrText>
             </w:r>
             <w:r>
               <w:rPr>
@@ -6094,7 +5931,7 @@
               <w14:ligatures w14:val="standardContextual"/>
             </w:rPr>
           </w:pPr>
-          <w:hyperlink w:anchor="_Toc228819024" w:history="1">
+          <w:hyperlink w:anchor="_Toc229212164" w:history="1">
             <w:r>
               <w:rPr>
                 <w:rStyle w:val="ad"/>
@@ -6134,7 +5971,7 @@
               <w:rPr>
                 <w:noProof/>
               </w:rPr>
-              <w:instrText>PAGEREF _Toc228819024 \h</w:instrText>
+              <w:instrText>PAGEREF _Toc229212164 \h</w:instrText>
             </w:r>
             <w:r>
               <w:rPr>
@@ -6186,7 +6023,7 @@
               <w14:ligatures w14:val="standardContextual"/>
             </w:rPr>
           </w:pPr>
-          <w:hyperlink w:anchor="_Toc228819025" w:history="1">
+          <w:hyperlink w:anchor="_Toc229212165" w:history="1">
             <w:r>
               <w:rPr>
                 <w:rStyle w:val="ad"/>
@@ -6226,7 +6063,7 @@
               <w:rPr>
                 <w:noProof/>
               </w:rPr>
-              <w:instrText>PAGEREF _Toc228819025 \h</w:instrText>
+              <w:instrText>PAGEREF _Toc229212165 \h</w:instrText>
             </w:r>
             <w:r>
               <w:rPr>
@@ -6272,7 +6109,7 @@
               <w14:ligatures w14:val="standardContextual"/>
             </w:rPr>
           </w:pPr>
-          <w:hyperlink w:anchor="_Toc228819026" w:history="1">
+          <w:hyperlink w:anchor="_Toc229212166" w:history="1">
             <w:r>
               <w:rPr>
                 <w:rStyle w:val="ad"/>
@@ -6298,7 +6135,7 @@
               <w:instrText xml:space="preserve"> </w:instrText>
             </w:r>
             <w:r>
-              <w:instrText>PAGEREF _Toc228819026 \h</w:instrText>
+              <w:instrText>PAGEREF _Toc229212166 \h</w:instrText>
             </w:r>
             <w:r>
               <w:rPr>
@@ -6346,7 +6183,7 @@
               <w14:ligatures w14:val="standardContextual"/>
             </w:rPr>
           </w:pPr>
-          <w:hyperlink w:anchor="_Toc228819027" w:history="1">
+          <w:hyperlink w:anchor="_Toc229212167" w:history="1">
             <w:r>
               <w:rPr>
                 <w:rStyle w:val="ad"/>
@@ -6386,7 +6223,7 @@
               <w:rPr>
                 <w:noProof/>
               </w:rPr>
-              <w:instrText>PAGEREF _Toc228819027 \h</w:instrText>
+              <w:instrText>PAGEREF _Toc229212167 \h</w:instrText>
             </w:r>
             <w:r>
               <w:rPr>
@@ -6438,7 +6275,7 @@
               <w14:ligatures w14:val="standardContextual"/>
             </w:rPr>
           </w:pPr>
-          <w:hyperlink w:anchor="_Toc228819028" w:history="1">
+          <w:hyperlink w:anchor="_Toc229212168" w:history="1">
             <w:r>
               <w:rPr>
                 <w:rStyle w:val="ad"/>
@@ -6478,7 +6315,7 @@
               <w:rPr>
                 <w:noProof/>
               </w:rPr>
-              <w:instrText>PAGEREF _Toc228819028 \h</w:instrText>
+              <w:instrText>PAGEREF _Toc229212168 \h</w:instrText>
             </w:r>
             <w:r>
               <w:rPr>
@@ -6530,7 +6367,7 @@
               <w14:ligatures w14:val="standardContextual"/>
             </w:rPr>
           </w:pPr>
-          <w:hyperlink w:anchor="_Toc228819029" w:history="1">
+          <w:hyperlink w:anchor="_Toc229212169" w:history="1">
             <w:r>
               <w:rPr>
                 <w:rStyle w:val="ad"/>
@@ -6570,7 +6407,7 @@
               <w:rPr>
                 <w:noProof/>
               </w:rPr>
-              <w:instrText>PAGEREF _Toc228819029 \h</w:instrText>
+              <w:instrText>PAGEREF _Toc229212169 \h</w:instrText>
             </w:r>
             <w:r>
               <w:rPr>
@@ -6622,7 +6459,7 @@
               <w14:ligatures w14:val="standardContextual"/>
             </w:rPr>
           </w:pPr>
-          <w:hyperlink w:anchor="_Toc228819030" w:history="1">
+          <w:hyperlink w:anchor="_Toc229212170" w:history="1">
             <w:r>
               <w:rPr>
                 <w:rStyle w:val="ad"/>
@@ -6662,7 +6499,7 @@
               <w:rPr>
                 <w:noProof/>
               </w:rPr>
-              <w:instrText>PAGEREF _Toc228819030 \h</w:instrText>
+              <w:instrText>PAGEREF _Toc229212170 \h</w:instrText>
             </w:r>
             <w:r>
               <w:rPr>
@@ -6714,7 +6551,7 @@
               <w14:ligatures w14:val="standardContextual"/>
             </w:rPr>
           </w:pPr>
-          <w:hyperlink w:anchor="_Toc228819031" w:history="1">
+          <w:hyperlink w:anchor="_Toc229212171" w:history="1">
             <w:r>
               <w:rPr>
                 <w:rStyle w:val="ad"/>
@@ -6754,7 +6591,7 @@
               <w:rPr>
                 <w:noProof/>
               </w:rPr>
-              <w:instrText>PAGEREF _Toc228819031 \h</w:instrText>
+              <w:instrText>PAGEREF _Toc229212171 \h</w:instrText>
             </w:r>
             <w:r>
               <w:rPr>
@@ -6806,7 +6643,7 @@
               <w14:ligatures w14:val="standardContextual"/>
             </w:rPr>
           </w:pPr>
-          <w:hyperlink w:anchor="_Toc228819032" w:history="1">
+          <w:hyperlink w:anchor="_Toc229212172" w:history="1">
             <w:r>
               <w:rPr>
                 <w:rStyle w:val="ad"/>
@@ -6846,7 +6683,7 @@
               <w:rPr>
                 <w:noProof/>
               </w:rPr>
-              <w:instrText>PAGEREF _Toc228819032 \h</w:instrText>
+              <w:instrText>PAGEREF _Toc229212172 \h</w:instrText>
             </w:r>
             <w:r>
               <w:rPr>
@@ -6898,7 +6735,7 @@
               <w14:ligatures w14:val="standardContextual"/>
             </w:rPr>
           </w:pPr>
-          <w:hyperlink w:anchor="_Toc228819033" w:history="1">
+          <w:hyperlink w:anchor="_Toc229212173" w:history="1">
             <w:r>
               <w:rPr>
                 <w:rStyle w:val="ad"/>
@@ -6938,7 +6775,7 @@
               <w:rPr>
                 <w:noProof/>
               </w:rPr>
-              <w:instrText>PAGEREF _Toc228819033 \h</w:instrText>
+              <w:instrText>PAGEREF _Toc229212173 \h</w:instrText>
             </w:r>
             <w:r>
               <w:rPr>
@@ -6990,7 +6827,7 @@
               <w14:ligatures w14:val="standardContextual"/>
             </w:rPr>
           </w:pPr>
-          <w:hyperlink w:anchor="_Toc228819034" w:history="1">
+          <w:hyperlink w:anchor="_Toc229212174" w:history="1">
             <w:r>
               <w:rPr>
                 <w:rStyle w:val="ad"/>
@@ -7030,7 +6867,7 @@
               <w:rPr>
                 <w:noProof/>
               </w:rPr>
-              <w:instrText>PAGEREF _Toc228819034 \h</w:instrText>
+              <w:instrText>PAGEREF _Toc229212174 \h</w:instrText>
             </w:r>
             <w:r>
               <w:rPr>
@@ -7082,7 +6919,7 @@
               <w14:ligatures w14:val="standardContextual"/>
             </w:rPr>
           </w:pPr>
-          <w:hyperlink w:anchor="_Toc228819035" w:history="1">
+          <w:hyperlink w:anchor="_Toc229212175" w:history="1">
             <w:r>
               <w:rPr>
                 <w:rStyle w:val="ad"/>
@@ -7122,7 +6959,7 @@
               <w:rPr>
                 <w:noProof/>
               </w:rPr>
-              <w:instrText>PAGEREF _Toc228819035 \h</w:instrText>
+              <w:instrText>PAGEREF _Toc229212175 \h</w:instrText>
             </w:r>
             <w:r>
               <w:rPr>
@@ -7174,7 +7011,7 @@
               <w14:ligatures w14:val="standardContextual"/>
             </w:rPr>
           </w:pPr>
-          <w:hyperlink w:anchor="_Toc228819036" w:history="1">
+          <w:hyperlink w:anchor="_Toc229212176" w:history="1">
             <w:r>
               <w:rPr>
                 <w:rStyle w:val="ad"/>
@@ -7214,7 +7051,7 @@
               <w:rPr>
                 <w:noProof/>
               </w:rPr>
-              <w:instrText>PAGEREF _Toc228819036 \h</w:instrText>
+              <w:instrText>PAGEREF _Toc229212176 \h</w:instrText>
             </w:r>
             <w:r>
               <w:rPr>
@@ -7266,7 +7103,7 @@
               <w14:ligatures w14:val="standardContextual"/>
             </w:rPr>
           </w:pPr>
-          <w:hyperlink w:anchor="_Toc228819037" w:history="1">
+          <w:hyperlink w:anchor="_Toc229212177" w:history="1">
             <w:r>
               <w:rPr>
                 <w:rStyle w:val="ad"/>
@@ -7306,7 +7143,7 @@
               <w:rPr>
                 <w:noProof/>
               </w:rPr>
-              <w:instrText>PAGEREF _Toc228819037 \h</w:instrText>
+              <w:instrText>PAGEREF _Toc229212177 \h</w:instrText>
             </w:r>
             <w:r>
               <w:rPr>
@@ -7358,7 +7195,7 @@
               <w14:ligatures w14:val="standardContextual"/>
             </w:rPr>
           </w:pPr>
-          <w:hyperlink w:anchor="_Toc228819038" w:history="1">
+          <w:hyperlink w:anchor="_Toc229212178" w:history="1">
             <w:r>
               <w:rPr>
                 <w:rStyle w:val="ad"/>
@@ -7398,7 +7235,7 @@
               <w:rPr>
                 <w:noProof/>
               </w:rPr>
-              <w:instrText>PAGEREF _Toc228819038 \h</w:instrText>
+              <w:instrText>PAGEREF _Toc229212178 \h</w:instrText>
             </w:r>
             <w:r>
               <w:rPr>
@@ -7450,7 +7287,7 @@
               <w14:ligatures w14:val="standardContextual"/>
             </w:rPr>
           </w:pPr>
-          <w:hyperlink w:anchor="_Toc228819039" w:history="1">
+          <w:hyperlink w:anchor="_Toc229212179" w:history="1">
             <w:r>
               <w:rPr>
                 <w:rStyle w:val="ad"/>
@@ -7490,7 +7327,7 @@
               <w:rPr>
                 <w:noProof/>
               </w:rPr>
-              <w:instrText>PAGEREF _Toc228819039 \h</w:instrText>
+              <w:instrText>PAGEREF _Toc229212179 \h</w:instrText>
             </w:r>
             <w:r>
               <w:rPr>
@@ -7542,7 +7379,7 @@
               <w14:ligatures w14:val="standardContextual"/>
             </w:rPr>
           </w:pPr>
-          <w:hyperlink w:anchor="_Toc228819040" w:history="1">
+          <w:hyperlink w:anchor="_Toc229212180" w:history="1">
             <w:r>
               <w:rPr>
                 <w:rStyle w:val="ad"/>
@@ -7582,7 +7419,7 @@
               <w:rPr>
                 <w:noProof/>
               </w:rPr>
-              <w:instrText>PAGEREF _Toc228819040 \h</w:instrText>
+              <w:instrText>PAGEREF _Toc229212180 \h</w:instrText>
             </w:r>
             <w:r>
               <w:rPr>
@@ -7634,7 +7471,7 @@
               <w14:ligatures w14:val="standardContextual"/>
             </w:rPr>
           </w:pPr>
-          <w:hyperlink w:anchor="_Toc228819041" w:history="1">
+          <w:hyperlink w:anchor="_Toc229212181" w:history="1">
             <w:r>
               <w:rPr>
                 <w:rStyle w:val="ad"/>
@@ -7674,7 +7511,7 @@
               <w:rPr>
                 <w:noProof/>
               </w:rPr>
-              <w:instrText>PAGEREF _Toc228819041 \h</w:instrText>
+              <w:instrText>PAGEREF _Toc229212181 \h</w:instrText>
             </w:r>
             <w:r>
               <w:rPr>
@@ -7726,7 +7563,7 @@
               <w14:ligatures w14:val="standardContextual"/>
             </w:rPr>
           </w:pPr>
-          <w:hyperlink w:anchor="_Toc228819042" w:history="1">
+          <w:hyperlink w:anchor="_Toc229212182" w:history="1">
             <w:r>
               <w:rPr>
                 <w:rStyle w:val="ad"/>
@@ -7766,7 +7603,7 @@
               <w:rPr>
                 <w:noProof/>
               </w:rPr>
-              <w:instrText>PAGEREF _Toc228819042 \h</w:instrText>
+              <w:instrText>PAGEREF _Toc229212182 \h</w:instrText>
             </w:r>
             <w:r>
               <w:rPr>
@@ -7812,7 +7649,7 @@
               <w14:ligatures w14:val="standardContextual"/>
             </w:rPr>
           </w:pPr>
-          <w:hyperlink w:anchor="_Toc228819043" w:history="1">
+          <w:hyperlink w:anchor="_Toc229212183" w:history="1">
             <w:r>
               <w:rPr>
                 <w:rStyle w:val="ad"/>
@@ -7838,7 +7675,7 @@
               <w:instrText xml:space="preserve"> </w:instrText>
             </w:r>
             <w:r>
-              <w:instrText>PAGEREF _Toc228819043 \h</w:instrText>
+              <w:instrText>PAGEREF _Toc229212183 \h</w:instrText>
             </w:r>
             <w:r>
               <w:rPr>
@@ -7886,7 +7723,7 @@
               <w14:ligatures w14:val="standardContextual"/>
             </w:rPr>
           </w:pPr>
-          <w:hyperlink w:anchor="_Toc228819044" w:history="1">
+          <w:hyperlink w:anchor="_Toc229212184" w:history="1">
             <w:r>
               <w:rPr>
                 <w:rStyle w:val="ad"/>
@@ -7926,7 +7763,7 @@
               <w:rPr>
                 <w:noProof/>
               </w:rPr>
-              <w:instrText>PAGEREF _Toc228819044 \h</w:instrText>
+              <w:instrText>PAGEREF _Toc229212184 \h</w:instrText>
             </w:r>
             <w:r>
               <w:rPr>
@@ -7978,7 +7815,7 @@
               <w14:ligatures w14:val="standardContextual"/>
             </w:rPr>
           </w:pPr>
-          <w:hyperlink w:anchor="_Toc228819045" w:history="1">
+          <w:hyperlink w:anchor="_Toc229212185" w:history="1">
             <w:r>
               <w:rPr>
                 <w:rStyle w:val="ad"/>
@@ -8018,7 +7855,7 @@
               <w:rPr>
                 <w:noProof/>
               </w:rPr>
-              <w:instrText>PAGEREF _Toc228819045 \h</w:instrText>
+              <w:instrText>PAGEREF _Toc229212185 \h</w:instrText>
             </w:r>
             <w:r>
               <w:rPr>
@@ -8064,7 +7901,7 @@
               <w14:ligatures w14:val="standardContextual"/>
             </w:rPr>
           </w:pPr>
-          <w:hyperlink w:anchor="_Toc228819046" w:history="1">
+          <w:hyperlink w:anchor="_Toc229212186" w:history="1">
             <w:r>
               <w:rPr>
                 <w:rStyle w:val="ad"/>
@@ -8090,7 +7927,7 @@
               <w:instrText xml:space="preserve"> </w:instrText>
             </w:r>
             <w:r>
-              <w:instrText>PAGEREF _Toc228819046 \h</w:instrText>
+              <w:instrText>PAGEREF _Toc229212186 \h</w:instrText>
             </w:r>
             <w:r>
               <w:rPr>
@@ -8132,7 +7969,7 @@
               <w14:ligatures w14:val="standardContextual"/>
             </w:rPr>
           </w:pPr>
-          <w:hyperlink w:anchor="_Toc228819047" w:history="1">
+          <w:hyperlink w:anchor="_Toc229212187" w:history="1">
             <w:r>
               <w:rPr>
                 <w:rStyle w:val="ad"/>
@@ -8158,7 +7995,7 @@
               <w:instrText xml:space="preserve"> </w:instrText>
             </w:r>
             <w:r>
-              <w:instrText>PAGEREF _Toc228819047 \h</w:instrText>
+              <w:instrText>PAGEREF _Toc229212187 \h</w:instrText>
             </w:r>
             <w:r>
               <w:rPr>
@@ -8200,7 +8037,7 @@
               <w14:ligatures w14:val="standardContextual"/>
             </w:rPr>
           </w:pPr>
-          <w:hyperlink w:anchor="_Toc228819048" w:history="1">
+          <w:hyperlink w:anchor="_Toc229212188" w:history="1">
             <w:r>
               <w:rPr>
                 <w:rStyle w:val="ad"/>
@@ -8226,7 +8063,7 @@
               <w:instrText xml:space="preserve"> </w:instrText>
             </w:r>
             <w:r>
-              <w:instrText>PAGEREF _Toc228819048 \h</w:instrText>
+              <w:instrText>PAGEREF _Toc229212188 \h</w:instrText>
             </w:r>
             <w:r>
               <w:rPr>
@@ -8306,7 +8143,7 @@
           <w:b/>
         </w:rPr>
       </w:pPr>
-      <w:bookmarkStart w:id="0" w:name="_Toc228818985"/>
+      <w:bookmarkStart w:id="0" w:name="_Toc229212125"/>
       <w:r>
         <w:rPr>
           <w:rFonts w:hint="eastAsia"/>
@@ -8341,7 +8178,7 @@
       </w:pPr>
       <w:bookmarkStart w:id="1" w:name="_Toc218606034"/>
       <w:bookmarkStart w:id="2" w:name="_Toc165367946"/>
-      <w:bookmarkStart w:id="3" w:name="_Toc228818986"/>
+      <w:bookmarkStart w:id="3" w:name="_Toc229212126"/>
       <w:r>
         <w:rPr>
           <w:rFonts w:hint="eastAsia"/>
@@ -8431,35 +8268,7 @@
         <w:rPr>
           <w:rFonts w:hint="eastAsia"/>
         </w:rPr>
-        <w:t>但是，人脸表情识别系统在实际应用中并不只需要关注离线测试准确率。对于树莓派、移动终端和边缘计算设备等资源受限平台而言，模型的参数量、计算复杂度、推理速度和运行稳定性同样重要。较复杂的深度模型虽然可能在数据集上取得较高准确率，但</w:t>
-      </w:r>
-      <w:proofErr w:type="gramStart"/>
-      <w:r>
-        <w:rPr>
-          <w:rFonts w:hint="eastAsia"/>
-        </w:rPr>
-        <w:t>在端侧平台</w:t>
-      </w:r>
-      <w:proofErr w:type="gramEnd"/>
-      <w:r>
-        <w:rPr>
-          <w:rFonts w:hint="eastAsia"/>
-        </w:rPr>
-        <w:t>上运行时容易出现推理延迟高、画面卡顿、内存占用大和连续运行不稳定等问题。因此，如何在保证基本识别效果的前提下，降低模型计算量并</w:t>
-      </w:r>
-      <w:proofErr w:type="gramStart"/>
-      <w:r>
-        <w:rPr>
-          <w:rFonts w:hint="eastAsia"/>
-        </w:rPr>
-        <w:t>完成端侧部署</w:t>
-      </w:r>
-      <w:proofErr w:type="gramEnd"/>
-      <w:r>
-        <w:rPr>
-          <w:rFonts w:hint="eastAsia"/>
-        </w:rPr>
-        <w:t>，是当前人脸表情识别系统设计中需要重点解决的问题</w:t>
+        <w:t>但是，人脸表情识别系统在实际应用中并不只需要关注离线测试准确率。对于树莓派、移动终端和边缘计算设备等资源受限平台而言，模型的参数量、计算复杂度、推理速度和运行稳定性同样重要。较复杂的深度模型虽然可能在数据集上取得较高准确率，但在端侧平台上运行时容易出现推理延迟高、画面卡顿、内存占用大和连续运行不稳定等问题。因此，如何在保证基本识别效果的前提下，降低模型计算量并完成端侧部署，是当前人脸表情识别系统设计中需要重点解决的问题</w:t>
       </w:r>
       <w:r>
         <w:rPr>
@@ -8485,28 +8294,24 @@
         </w:rPr>
         <w:t>在轻量化表情识别研究中，研究者通常从网络结构优化、注意力机制、特征融合和模型压缩等角度提升模型效率。例如，基于轻量化</w:t>
       </w:r>
-      <w:proofErr w:type="spellStart"/>
       <w:r>
         <w:rPr>
           <w:rFonts w:hint="eastAsia"/>
         </w:rPr>
         <w:t>ResNet</w:t>
       </w:r>
-      <w:proofErr w:type="spellEnd"/>
       <w:r>
         <w:rPr>
           <w:rFonts w:hint="eastAsia"/>
         </w:rPr>
         <w:t>、</w:t>
       </w:r>
-      <w:proofErr w:type="spellStart"/>
       <w:r>
         <w:rPr>
           <w:rFonts w:hint="eastAsia"/>
         </w:rPr>
         <w:t>MobileNet</w:t>
       </w:r>
-      <w:proofErr w:type="spellEnd"/>
       <w:r>
         <w:rPr>
           <w:rFonts w:hint="eastAsia"/>
@@ -8573,21 +8378,7 @@
         <w:rPr>
           <w:rFonts w:hint="eastAsia"/>
         </w:rPr>
-        <w:t>作为面向边缘设备设计的轻量级人脸检测模型，能够在较低计算开销下完成人脸定位和关键点检测，</w:t>
-      </w:r>
-      <w:proofErr w:type="gramStart"/>
-      <w:r>
-        <w:rPr>
-          <w:rFonts w:hint="eastAsia"/>
-        </w:rPr>
-        <w:t>为端侧实时</w:t>
-      </w:r>
-      <w:proofErr w:type="gramEnd"/>
-      <w:r>
-        <w:rPr>
-          <w:rFonts w:hint="eastAsia"/>
-        </w:rPr>
-        <w:t>表情识别提供了可行的前端检测方案</w:t>
+        <w:t>作为面向边缘设备设计的轻量级人脸检测模型，能够在较低计算开销下完成人脸定位和关键点检测，为端侧实时表情识别提供了可行的前端检测方案</w:t>
       </w:r>
       <w:r>
         <w:rPr>
@@ -8611,21 +8402,7 @@
         <w:rPr>
           <w:rFonts w:hint="eastAsia"/>
         </w:rPr>
-        <w:t>基于上述背景，本毕业设计</w:t>
-      </w:r>
-      <w:proofErr w:type="gramStart"/>
-      <w:r>
-        <w:rPr>
-          <w:rFonts w:hint="eastAsia"/>
-        </w:rPr>
-        <w:t>围绕端侧人脸</w:t>
-      </w:r>
-      <w:proofErr w:type="gramEnd"/>
-      <w:r>
-        <w:rPr>
-          <w:rFonts w:hint="eastAsia"/>
-        </w:rPr>
-        <w:t>表情识别系统的设计与实现展开研究。系统采用“</w:t>
+        <w:t>基于上述背景，本毕业设计围绕端侧人脸表情识别系统的设计与实现展开研究。系统采用“</w:t>
       </w:r>
       <w:r>
         <w:rPr>
@@ -8692,21 +8469,7 @@
           <w:rFonts w:hint="eastAsia"/>
         </w:rPr>
         <w:lastRenderedPageBreak/>
-        <w:t>将训练后的模型部署到树莓派平台，实现从视频采集、人脸检测、表情分类到结果显示的完整流程。相比单纯进行离线模型训练，本设计更强调模型训练、模型转换、</w:t>
-      </w:r>
-      <w:proofErr w:type="gramStart"/>
-      <w:r>
-        <w:rPr>
-          <w:rFonts w:hint="eastAsia"/>
-        </w:rPr>
-        <w:t>端侧部署</w:t>
-      </w:r>
-      <w:proofErr w:type="gramEnd"/>
-      <w:r>
-        <w:rPr>
-          <w:rFonts w:hint="eastAsia"/>
-        </w:rPr>
-        <w:t>和运行测试之间的闭环实现，具有较强的工程实践意义。</w:t>
+        <w:t>将训练后的模型部署到树莓派平台，实现从视频采集、人脸检测、表情分类到结果显示的完整流程。相比单纯进行离线模型训练，本设计更强调模型训练、模型转换、端侧部署和运行测试之间的闭环实现，具有较强的工程实践意义。</w:t>
       </w:r>
     </w:p>
     <w:p>
@@ -8717,7 +8480,7 @@
           <w:rFonts w:hint="eastAsia"/>
         </w:rPr>
       </w:pPr>
-      <w:bookmarkStart w:id="4" w:name="_Toc228818987"/>
+      <w:bookmarkStart w:id="4" w:name="_Toc229212127"/>
       <w:r>
         <w:t>1.2 国内外研究现状</w:t>
       </w:r>
@@ -8762,11 +8525,9 @@
       <w:r>
         <w:t>。此后，研究者通过改进卷积网络结构、引入注意力机制、融合多尺度特征等方式提高表情识别效果。赵晓等提出基于注意力机制的</w:t>
       </w:r>
-      <w:proofErr w:type="spellStart"/>
       <w:r>
         <w:t>ResNet</w:t>
       </w:r>
-      <w:proofErr w:type="spellEnd"/>
       <w:r>
         <w:t>轻量网络，通过分组卷积、倒残差结构和多尺度注意力模块减少模型参数量，并在</w:t>
       </w:r>
@@ -8796,30 +8557,15 @@
       <w:pPr>
         <w:ind w:firstLine="480"/>
       </w:pPr>
-      <w:proofErr w:type="spellStart"/>
       <w:r>
         <w:t>MobileNet</w:t>
       </w:r>
-      <w:proofErr w:type="spellEnd"/>
-      <w:r>
-        <w:t>系列网络是轻量化卷积神经网络中的代表结构之一。</w:t>
-      </w:r>
-      <w:proofErr w:type="gramStart"/>
-      <w:r>
-        <w:t>左义海</w:t>
-      </w:r>
-      <w:proofErr w:type="gramEnd"/>
-      <w:r>
-        <w:t>等提出</w:t>
-      </w:r>
-      <w:r>
-        <w:t>NCA-</w:t>
-      </w:r>
-      <w:proofErr w:type="spellStart"/>
-      <w:r>
-        <w:t>MobileNet</w:t>
-      </w:r>
-      <w:proofErr w:type="spellEnd"/>
+      <w:r>
+        <w:t>系列网络是轻量化卷积神经网络中的代表结构之一。左义海等提出</w:t>
+      </w:r>
+      <w:r>
+        <w:t>NCA-MobileNet</w:t>
+      </w:r>
       <w:r>
         <w:t>方法，通过改进</w:t>
       </w:r>
@@ -8899,31 +8645,15 @@
         <w:t>MobileNetV3</w:t>
       </w:r>
       <w:r>
-        <w:t>作为表情分类模型的骨干网络，能够较好地契合树莓</w:t>
-      </w:r>
-      <w:proofErr w:type="gramStart"/>
-      <w:r>
-        <w:t>派端部署</w:t>
-      </w:r>
-      <w:proofErr w:type="gramEnd"/>
-      <w:r>
-        <w:t>对模型规模和推理效率的要求。</w:t>
-      </w:r>
-    </w:p>
-    <w:p>
-      <w:pPr>
-        <w:ind w:firstLine="480"/>
-      </w:pPr>
-      <w:r>
-        <w:t>在人脸检测方面，检测结果的准确性会直接影响后续表情分类输入质量。传统或较复杂的人脸检测模型虽然能够取得较高检测精度，但</w:t>
-      </w:r>
-      <w:proofErr w:type="gramStart"/>
-      <w:r>
-        <w:t>在端侧平台</w:t>
-      </w:r>
-      <w:proofErr w:type="gramEnd"/>
-      <w:r>
-        <w:t>上运行时可能带来较高计算开销。</w:t>
+        <w:t>作为表情分类模型的骨干网络，能够较好地契合树莓派端部署对模型规模和推理效率的要求。</w:t>
+      </w:r>
+    </w:p>
+    <w:p>
+      <w:pPr>
+        <w:ind w:firstLine="480"/>
+      </w:pPr>
+      <w:r>
+        <w:t>在人脸检测方面，检测结果的准确性会直接影响后续表情分类输入质量。传统或较复杂的人脸检测模型虽然能够取得较高检测精度，但在端侧平台上运行时可能带来较高计算开销。</w:t>
       </w:r>
       <w:r>
         <w:t>YuNet</w:t>
@@ -8957,15 +8687,7 @@
       </w:r>
       <w:r>
         <w:lastRenderedPageBreak/>
-        <w:t>而言，检测模块不只需要找到人脸，还需要保证在视频流中连续运行，因此轻量化检测方案更符合</w:t>
-      </w:r>
-      <w:proofErr w:type="gramStart"/>
-      <w:r>
-        <w:t>树莓派端应用</w:t>
-      </w:r>
-      <w:proofErr w:type="gramEnd"/>
-      <w:r>
-        <w:t>需求。</w:t>
+        <w:t>而言，检测模块不只需要找到人脸，还需要保证在视频流中连续运行，因此轻量化检测方案更符合树莓派端应用需求。</w:t>
       </w:r>
     </w:p>
     <w:p>
@@ -8985,15 +8707,7 @@
         <w:t>PC</w:t>
       </w:r>
       <w:r>
-        <w:t>端离线测试</w:t>
-      </w:r>
-      <w:proofErr w:type="gramStart"/>
-      <w:r>
-        <w:t>转向端侧实时</w:t>
-      </w:r>
-      <w:proofErr w:type="gramEnd"/>
-      <w:r>
-        <w:t>部署。</w:t>
+        <w:t>端离线测试转向端侧实时部署。</w:t>
       </w:r>
       <w:r>
         <w:t>Mohammadi</w:t>
@@ -9044,15 +8758,7 @@
         <w:t>Liu</w:t>
       </w:r>
       <w:r>
-        <w:t>等对边缘设备上的高效神经网络进行了综述，指出量化、剪枝和网络结构设计是</w:t>
-      </w:r>
-      <w:proofErr w:type="gramStart"/>
-      <w:r>
-        <w:t>提高端侧模型</w:t>
-      </w:r>
-      <w:proofErr w:type="gramEnd"/>
-      <w:r>
-        <w:t>运行效率的重要方向</w:t>
+        <w:t>等对边缘设备上的高效神经网络进行了综述，指出量化、剪枝和网络结构设计是提高端侧模型运行效率的重要方向</w:t>
       </w:r>
       <w:r>
         <w:rPr>
@@ -9082,15 +8788,7 @@
         <w:t>Wei</w:t>
       </w:r>
       <w:r>
-        <w:t>等进一步综述了神经网络量化技术的发展，说明模型压缩和低精度推理仍是</w:t>
-      </w:r>
-      <w:proofErr w:type="gramStart"/>
-      <w:r>
-        <w:t>端侧部署</w:t>
-      </w:r>
-      <w:proofErr w:type="gramEnd"/>
-      <w:r>
-        <w:t>中的重要研究内容</w:t>
+        <w:t>等进一步综述了神经网络量化技术的发展，说明模型压缩和低精度推理仍是端侧部署中的重要研究内容</w:t>
       </w:r>
       <w:r>
         <w:rPr>
@@ -9107,15 +8805,7 @@
         <w:ind w:firstLine="480"/>
       </w:pPr>
       <w:r>
-        <w:t>综合国内外研究可以看出，人脸表情识别已经形成较为完整的发展路径：传统方法侧重人工特征提取，深度学习方法提升了模型的特征表达能力，轻量化网络和边缘部署技术则推动表情识别系统从离线实验走向实际应用。但在树莓派等资源受限平台上同时完成人脸检测、表情分类、结果显示和稳定运行，仍需要对模型选型、训练过程、模型转换</w:t>
-      </w:r>
-      <w:proofErr w:type="gramStart"/>
-      <w:r>
-        <w:t>和端侧推理</w:t>
-      </w:r>
-      <w:proofErr w:type="gramEnd"/>
-      <w:r>
-        <w:t>流程进行综合设计。基于此，本文将研究重点放在</w:t>
+        <w:t>综合国内外研究可以看出，人脸表情识别已经形成较为完整的发展路径：传统方法侧重人工特征提取，深度学习方法提升了模型的特征表达能力，轻量化网络和边缘部署技术则推动表情识别系统从离线实验走向实际应用。但在树莓派等资源受限平台上同时完成人脸检测、表情分类、结果显示和稳定运行，仍需要对模型选型、训练过程、模型转换和端侧推理流程进行综合设计。基于此，本文将研究重点放在</w:t>
       </w:r>
       <w:r>
         <w:t>YuNet</w:t>
@@ -9127,23 +8817,7 @@
         <w:t>MobileNetV3</w:t>
       </w:r>
       <w:r>
-        <w:t>表情分类和树莓</w:t>
-      </w:r>
-      <w:proofErr w:type="gramStart"/>
-      <w:r>
-        <w:t>派端部署</w:t>
-      </w:r>
-      <w:proofErr w:type="gramEnd"/>
-      <w:r>
-        <w:t>测试上，力求完成一套能够实际运行</w:t>
-      </w:r>
-      <w:proofErr w:type="gramStart"/>
-      <w:r>
-        <w:t>的端侧人脸</w:t>
-      </w:r>
-      <w:proofErr w:type="gramEnd"/>
-      <w:r>
-        <w:t>表情识别系统。</w:t>
+        <w:t>表情分类和树莓派端部署测试上，力求完成一套能够实际运行的端侧人脸表情识别系统。</w:t>
       </w:r>
     </w:p>
     <w:p>
@@ -9154,7 +8828,7 @@
           <w:rFonts w:hint="eastAsia"/>
         </w:rPr>
       </w:pPr>
-      <w:bookmarkStart w:id="5" w:name="_Toc228818988"/>
+      <w:bookmarkStart w:id="5" w:name="_Toc229212128"/>
       <w:r>
         <w:rPr>
           <w:rFonts w:hint="eastAsia"/>
@@ -9167,44 +8841,22 @@
       <w:pPr>
         <w:ind w:firstLine="480"/>
       </w:pPr>
-      <w:proofErr w:type="gramStart"/>
-      <w:r>
-        <w:rPr>
-          <w:rFonts w:hint="eastAsia"/>
-        </w:rPr>
-        <w:t>围绕端侧人脸</w:t>
-      </w:r>
-      <w:proofErr w:type="gramEnd"/>
-      <w:r>
-        <w:rPr>
-          <w:rFonts w:hint="eastAsia"/>
-        </w:rPr>
-        <w:t>表情识别系统的设计与实现，本文主要开展以下几方面工作。</w:t>
-      </w:r>
-    </w:p>
-    <w:p>
-      <w:pPr>
-        <w:ind w:firstLine="480"/>
-      </w:pPr>
-      <w:r>
-        <w:rPr>
-          <w:rFonts w:hint="eastAsia"/>
-        </w:rPr>
-        <w:t>第一，完成系统需求分析与总体架构设计。结合</w:t>
-      </w:r>
-      <w:proofErr w:type="gramStart"/>
-      <w:r>
-        <w:rPr>
-          <w:rFonts w:hint="eastAsia"/>
-        </w:rPr>
-        <w:t>树莓派端实时</w:t>
-      </w:r>
-      <w:proofErr w:type="gramEnd"/>
-      <w:r>
-        <w:rPr>
-          <w:rFonts w:hint="eastAsia"/>
-        </w:rPr>
-        <w:t>视觉识别场景，明确系统需要完成摄像头视频采集、人脸检测、人脸区域裁剪、表情分类、结果显示和图像保存等功能。在此基础上，设计系统整体流程，将系统划分为图像采集模块、人脸检测模块、图像预处理模块、表情分类模块、结果显示模块和数据保存模块，为后续模型训练和系统实现提供结构基础。</w:t>
+      <w:r>
+        <w:rPr>
+          <w:rFonts w:hint="eastAsia"/>
+        </w:rPr>
+        <w:t>围绕端侧人脸表情识别系统的设计与实现，本文主要开展以下几方面工作。</w:t>
+      </w:r>
+    </w:p>
+    <w:p>
+      <w:pPr>
+        <w:ind w:firstLine="480"/>
+      </w:pPr>
+      <w:r>
+        <w:rPr>
+          <w:rFonts w:hint="eastAsia"/>
+        </w:rPr>
+        <w:t>第一，完成系统需求分析与总体架构设计。结合树莓派端实时视觉识别场景，明确系统需要完成摄像头视频采集、人脸检测、人脸区域裁剪、表情分类、结果显示和图像保存等功能。在此基础上，设计系统整体流程，将系统划分为图像采集模块、人脸检测模块、图像预处理模块、表情分类模块、结果显示模块和数据保存模块，为后续模型训练和系统实现提供结构基础。</w:t>
       </w:r>
     </w:p>
     <w:p>
@@ -9251,21 +8903,7 @@
         <w:rPr>
           <w:rFonts w:hint="eastAsia"/>
         </w:rPr>
-        <w:t>为骨干网络，并将最终分类</w:t>
-      </w:r>
-      <w:proofErr w:type="gramStart"/>
-      <w:r>
-        <w:rPr>
-          <w:rFonts w:hint="eastAsia"/>
-        </w:rPr>
-        <w:t>层调整</w:t>
-      </w:r>
-      <w:proofErr w:type="gramEnd"/>
-      <w:r>
-        <w:rPr>
-          <w:rFonts w:hint="eastAsia"/>
-        </w:rPr>
-        <w:t>为七类表情输出。训练过程中结合类别均衡、标签平滑、学习率调度和早停机制等方法提升训练稳定性。对于伪标签相关方法，本文将其作为训练优化策略使用，不将其作为核心创新点进行强调。</w:t>
+        <w:t>为骨干网络，并将最终分类层调整为七类表情输出。训练过程中结合类别均衡、标签平滑、学习率调度和早停机制等方法提升训练稳定性。对于伪标签相关方法，本文将其作为训练优化策略使用，不将其作为核心创新点进行强调。</w:t>
       </w:r>
     </w:p>
     <w:p>
@@ -9319,122 +8957,42 @@
         <w:rPr>
           <w:rFonts w:hint="eastAsia"/>
         </w:rPr>
-        <w:t>表情分类模型，得到对应表情类别和置信度结果。通过检测与分类模块的组合，实现从视频</w:t>
-      </w:r>
-      <w:proofErr w:type="gramStart"/>
-      <w:r>
-        <w:rPr>
-          <w:rFonts w:hint="eastAsia"/>
-        </w:rPr>
-        <w:t>帧</w:t>
-      </w:r>
-      <w:proofErr w:type="gramEnd"/>
-      <w:r>
-        <w:rPr>
-          <w:rFonts w:hint="eastAsia"/>
-        </w:rPr>
-        <w:t>输入到表情识别结果输出的完整处理流程。</w:t>
-      </w:r>
-    </w:p>
-    <w:p>
-      <w:pPr>
-        <w:ind w:firstLine="480"/>
-      </w:pPr>
-      <w:r>
-        <w:rPr>
-          <w:rFonts w:hint="eastAsia"/>
-        </w:rPr>
-        <w:t>第四，完成模型转换与</w:t>
-      </w:r>
-      <w:proofErr w:type="gramStart"/>
-      <w:r>
-        <w:rPr>
-          <w:rFonts w:hint="eastAsia"/>
-        </w:rPr>
-        <w:t>树莓派端部署</w:t>
-      </w:r>
-      <w:proofErr w:type="gramEnd"/>
-      <w:r>
-        <w:rPr>
-          <w:rFonts w:hint="eastAsia"/>
-        </w:rPr>
-        <w:t>。训练完成后，将</w:t>
-      </w:r>
-      <w:proofErr w:type="spellStart"/>
+        <w:t>表情分类模型，得到对应表情类别和置信度结果。通过检测与分类模块的组合，实现从视频帧输入到表情识别结果输出的完整处理流程。</w:t>
+      </w:r>
+    </w:p>
+    <w:p>
+      <w:pPr>
+        <w:ind w:firstLine="480"/>
+      </w:pPr>
+      <w:r>
+        <w:rPr>
+          <w:rFonts w:hint="eastAsia"/>
+        </w:rPr>
+        <w:t>第四，完成模型转换与树莓派端部署。训练完成后，将</w:t>
+      </w:r>
       <w:r>
         <w:rPr>
           <w:rFonts w:hint="eastAsia"/>
         </w:rPr>
         <w:t>PyTorch</w:t>
       </w:r>
-      <w:proofErr w:type="spellEnd"/>
-      <w:r>
-        <w:rPr>
-          <w:rFonts w:hint="eastAsia"/>
-        </w:rPr>
-        <w:t>模型转换为适合</w:t>
-      </w:r>
-      <w:proofErr w:type="gramStart"/>
-      <w:r>
-        <w:rPr>
-          <w:rFonts w:hint="eastAsia"/>
-        </w:rPr>
-        <w:t>端侧运行</w:t>
-      </w:r>
-      <w:proofErr w:type="gramEnd"/>
-      <w:r>
-        <w:rPr>
-          <w:rFonts w:hint="eastAsia"/>
-        </w:rPr>
-        <w:t>的格式，并在树莓派平台上完成推理程序设计。针对</w:t>
-      </w:r>
-      <w:proofErr w:type="gramStart"/>
-      <w:r>
-        <w:rPr>
-          <w:rFonts w:hint="eastAsia"/>
-        </w:rPr>
-        <w:t>端侧平台算力</w:t>
-      </w:r>
-      <w:proofErr w:type="gramEnd"/>
-      <w:r>
-        <w:rPr>
-          <w:rFonts w:hint="eastAsia"/>
-        </w:rPr>
-        <w:t>有限的问题，系统在实际部署时采用降低检测输入分辨率、间隔执行人脸检测、限制单次分类人脸数量和异步读取</w:t>
-      </w:r>
-      <w:proofErr w:type="gramStart"/>
-      <w:r>
-        <w:rPr>
-          <w:rFonts w:hint="eastAsia"/>
-        </w:rPr>
-        <w:t>视频帧等方式</w:t>
-      </w:r>
-      <w:proofErr w:type="gramEnd"/>
-      <w:r>
-        <w:rPr>
-          <w:rFonts w:hint="eastAsia"/>
-        </w:rPr>
-        <w:t>减少运行负载，提高系统实时性和连续运行能力。</w:t>
-      </w:r>
-    </w:p>
-    <w:p>
-      <w:pPr>
-        <w:ind w:firstLine="480"/>
-      </w:pPr>
-      <w:r>
-        <w:rPr>
-          <w:rFonts w:hint="eastAsia"/>
-        </w:rPr>
-        <w:t>第五，完成模型评价与系统运行测试。通过测试集准确率、</w:t>
-      </w:r>
-      <w:proofErr w:type="gramStart"/>
-      <w:r>
-        <w:rPr>
-          <w:rFonts w:hint="eastAsia"/>
-        </w:rPr>
-        <w:t>宏平均</w:t>
-      </w:r>
-      <w:proofErr w:type="gramEnd"/>
+      <w:r>
+        <w:rPr>
+          <w:rFonts w:hint="eastAsia"/>
+        </w:rPr>
+        <w:t>模型转换为适合端侧运行的格式，并在树莓派平台上完成推理程序设计。针对端侧平台算力有限的问题，系统在实际部署时采用降低检测输入分辨率、间隔执行人脸检测、限制单次分类人脸数量和异步读取视频帧等方式减少运行负载，提高系统实时性和连续运行能力。</w:t>
+      </w:r>
+    </w:p>
+    <w:p>
+      <w:pPr>
+        <w:ind w:firstLine="480"/>
+      </w:pPr>
+      <w:r>
+        <w:rPr>
+          <w:rFonts w:hint="eastAsia"/>
+        </w:rPr>
+        <w:t>第五，完成模型评价与系统运行测试。通过测试集准确率、宏平均</w:t>
+      </w:r>
       <w:r>
         <w:rPr>
           <w:rFonts w:hint="eastAsia"/>
@@ -9445,35 +9003,7 @@
         <w:rPr>
           <w:rFonts w:hint="eastAsia"/>
         </w:rPr>
-        <w:t>值和混淆矩阵等指标评价表情分类模型性能；通过功能测试、实时性测试和稳定性测试评价树莓派端系统运行效果。最终从模型识别效果和</w:t>
-      </w:r>
-      <w:proofErr w:type="gramStart"/>
-      <w:r>
-        <w:rPr>
-          <w:rFonts w:hint="eastAsia"/>
-        </w:rPr>
-        <w:t>端侧运行</w:t>
-      </w:r>
-      <w:proofErr w:type="gramEnd"/>
-      <w:r>
-        <w:rPr>
-          <w:rFonts w:hint="eastAsia"/>
-        </w:rPr>
-        <w:t>效果两个角度，验证本文系统是否完成从训练</w:t>
-      </w:r>
-      <w:proofErr w:type="gramStart"/>
-      <w:r>
-        <w:rPr>
-          <w:rFonts w:hint="eastAsia"/>
-        </w:rPr>
-        <w:t>到部署</w:t>
-      </w:r>
-      <w:proofErr w:type="gramEnd"/>
-      <w:r>
-        <w:rPr>
-          <w:rFonts w:hint="eastAsia"/>
-        </w:rPr>
-        <w:t>的完整闭环。</w:t>
+        <w:t>值和混淆矩阵等指标评价表情分类模型性能；通过功能测试、实时性测试和稳定性测试评价树莓派端系统运行效果。最终从模型识别效果和端侧运行效果两个角度，验证本文系统是否完成从训练到部署的完整闭环。</w:t>
       </w:r>
     </w:p>
     <w:p>
@@ -9484,7 +9014,7 @@
           <w:rFonts w:hint="eastAsia"/>
         </w:rPr>
       </w:pPr>
-      <w:bookmarkStart w:id="6" w:name="_Toc228818989"/>
+      <w:bookmarkStart w:id="6" w:name="_Toc229212129"/>
       <w:r>
         <w:rPr>
           <w:rFonts w:hint="eastAsia"/>
@@ -9536,21 +9066,7 @@
         <w:rPr>
           <w:rFonts w:hint="eastAsia"/>
         </w:rPr>
-        <w:t>章为绪论。主要介绍人脸表情识别的研究背景与意义，梳理传统方法、深度学习方法、轻量化网络和</w:t>
-      </w:r>
-      <w:proofErr w:type="gramStart"/>
-      <w:r>
-        <w:rPr>
-          <w:rFonts w:hint="eastAsia"/>
-        </w:rPr>
-        <w:t>端侧部署</w:t>
-      </w:r>
-      <w:proofErr w:type="gramEnd"/>
-      <w:r>
-        <w:rPr>
-          <w:rFonts w:hint="eastAsia"/>
-        </w:rPr>
-        <w:t>相关研究现状，并说明本文的主要研究内容和结构安排。</w:t>
+        <w:t>章为绪论。主要介绍人脸表情识别的研究背景与意义，梳理传统方法、深度学习方法、轻量化网络和端侧部署相关研究现状，并说明本文的主要研究内容和结构安排。</w:t>
       </w:r>
     </w:p>
     <w:p>
@@ -9573,21 +9089,7 @@
         <w:rPr>
           <w:rFonts w:hint="eastAsia"/>
         </w:rPr>
-        <w:t>章为系统需求分析与架构设计。主要</w:t>
-      </w:r>
-      <w:proofErr w:type="gramStart"/>
-      <w:r>
-        <w:rPr>
-          <w:rFonts w:hint="eastAsia"/>
-        </w:rPr>
-        <w:t>分析端侧人脸</w:t>
-      </w:r>
-      <w:proofErr w:type="gramEnd"/>
-      <w:r>
-        <w:rPr>
-          <w:rFonts w:hint="eastAsia"/>
-        </w:rPr>
-        <w:t>表情识别系统的应用场景、功能需求和性能需求，设计系统总体架构，并对图像采集、人脸检测、表情分类和结果输出等模块进行划分。</w:t>
+        <w:t>章为系统需求分析与架构设计。主要分析端侧人脸表情识别系统的应用场景、功能需求和性能需求，设计系统总体架构，并对图像采集、人脸检测、表情分类和结果输出等模块进行划分。</w:t>
       </w:r>
     </w:p>
     <w:p>
@@ -9645,16 +9147,8 @@
         <w:rPr>
           <w:rFonts w:hint="eastAsia"/>
         </w:rPr>
-        <w:t>章为模型训练优化与实验结果分析。主要围绕模型训练过程展开，分析基础监督训练、多阶段训练和伪标签辅助优化对模型效果的影响，并通过准确率、</w:t>
-      </w:r>
-      <w:proofErr w:type="gramStart"/>
-      <w:r>
-        <w:rPr>
-          <w:rFonts w:hint="eastAsia"/>
-        </w:rPr>
-        <w:t>宏平均</w:t>
-      </w:r>
-      <w:proofErr w:type="gramEnd"/>
+        <w:t>章为模型训练优化与实验结果分析。主要围绕模型训练过程展开，分析基础监督训练、多阶段训练和伪标签辅助优化对模型效果的影响，并通过准确率、宏平均</w:t>
+      </w:r>
       <w:r>
         <w:rPr>
           <w:rFonts w:hint="eastAsia"/>
@@ -9688,35 +9182,7 @@
         <w:rPr>
           <w:rFonts w:hint="eastAsia"/>
         </w:rPr>
-        <w:t>章为系统实现、模型部署与运行测试。主要介绍模型导出与转换流程、</w:t>
-      </w:r>
-      <w:proofErr w:type="gramStart"/>
-      <w:r>
-        <w:rPr>
-          <w:rFonts w:hint="eastAsia"/>
-        </w:rPr>
-        <w:t>树莓派端推理</w:t>
-      </w:r>
-      <w:proofErr w:type="gramEnd"/>
-      <w:r>
-        <w:rPr>
-          <w:rFonts w:hint="eastAsia"/>
-        </w:rPr>
-        <w:t>程序设计、摄像头实时识别流程集成，以及系统功能、实时性和稳定性测试结果，重点验证系统</w:t>
-      </w:r>
-      <w:proofErr w:type="gramStart"/>
-      <w:r>
-        <w:rPr>
-          <w:rFonts w:hint="eastAsia"/>
-        </w:rPr>
-        <w:t>在端侧平台</w:t>
-      </w:r>
-      <w:proofErr w:type="gramEnd"/>
-      <w:r>
-        <w:rPr>
-          <w:rFonts w:hint="eastAsia"/>
-        </w:rPr>
-        <w:t>上的实际运行效果。</w:t>
+        <w:t>章为系统实现、模型部署与运行测试。主要介绍模型导出与转换流程、树莓派端推理程序设计、摄像头实时识别流程集成，以及系统功能、实时性和稳定性测试结果，重点验证系统在端侧平台上的实际运行效果。</w:t>
       </w:r>
     </w:p>
     <w:p>
@@ -9739,21 +9205,7 @@
         <w:rPr>
           <w:rFonts w:hint="eastAsia"/>
         </w:rPr>
-        <w:t>章为结论与展望。主要总结本文完成的工作，分析系统当前存在的不足，并从模型优化、多场景适应性和</w:t>
-      </w:r>
-      <w:proofErr w:type="gramStart"/>
-      <w:r>
-        <w:rPr>
-          <w:rFonts w:hint="eastAsia"/>
-        </w:rPr>
-        <w:t>端侧部署</w:t>
-      </w:r>
-      <w:proofErr w:type="gramEnd"/>
-      <w:r>
-        <w:rPr>
-          <w:rFonts w:hint="eastAsia"/>
-        </w:rPr>
-        <w:t>性能等方面提出后续改进方向。</w:t>
+        <w:t>章为结论与展望。主要总结本文完成的工作，分析系统当前存在的不足，并从模型优化、多场景适应性和端侧部署性能等方面提出后续改进方向。</w:t>
       </w:r>
     </w:p>
     <w:p>
@@ -9784,7 +9236,7 @@
           <w:rFonts w:hint="eastAsia"/>
         </w:rPr>
       </w:pPr>
-      <w:bookmarkStart w:id="7" w:name="_Toc228818990"/>
+      <w:bookmarkStart w:id="7" w:name="_Toc229212130"/>
       <w:r>
         <w:lastRenderedPageBreak/>
         <w:t>第2章</w:t>
@@ -9809,7 +9261,7 @@
           <w:rFonts w:hint="eastAsia"/>
         </w:rPr>
       </w:pPr>
-      <w:bookmarkStart w:id="8" w:name="_Toc228818991"/>
+      <w:bookmarkStart w:id="8" w:name="_Toc229212131"/>
       <w:r>
         <w:t>2.1 系统需求分析</w:t>
       </w:r>
@@ -9823,21 +9275,7 @@
         <w:rPr>
           <w:rFonts w:hint="eastAsia"/>
         </w:rPr>
-        <w:t>本毕业设计</w:t>
-      </w:r>
-      <w:proofErr w:type="gramStart"/>
-      <w:r>
-        <w:rPr>
-          <w:rFonts w:hint="eastAsia"/>
-        </w:rPr>
-        <w:t>面向端侧人脸</w:t>
-      </w:r>
-      <w:proofErr w:type="gramEnd"/>
-      <w:r>
-        <w:rPr>
-          <w:rFonts w:hint="eastAsia"/>
-        </w:rPr>
-        <w:t>表情识别应用场景，设计并实现一套能够在树莓派平台上运行的人脸表情识别系统。系统以摄像头采集的视频图像作为输入，通过人脸检测模型定位画面中的人脸区域，再将裁剪后的人脸图像送入表情分类模型，最终在显示界面中输出人脸检测框、表情类别和置信度等结果。与单纯的离线图像分类程序不同，本系统不仅需要完成模型训练和分类测试，还需要实现从视频采集、实时检测、表情识别到结果显示的完整运行流程。</w:t>
+        <w:t>本毕业设计面向端侧人脸表情识别应用场景，设计并实现一套能够在树莓派平台上运行的人脸表情识别系统。系统以摄像头采集的视频图像作为输入，通过人脸检测模型定位画面中的人脸区域，再将裁剪后的人脸图像送入表情分类模型，最终在显示界面中输出人脸检测框、表情类别和置信度等结果。与单纯的离线图像分类程序不同，本系统不仅需要完成模型训练和分类测试，还需要实现从视频采集、实时检测、表情识别到结果显示的完整运行流程。</w:t>
       </w:r>
     </w:p>
     <w:p>
@@ -9858,7 +9296,7 @@
           <w:rFonts w:hint="eastAsia"/>
         </w:rPr>
       </w:pPr>
-      <w:bookmarkStart w:id="9" w:name="_Toc228818992"/>
+      <w:bookmarkStart w:id="9" w:name="_Toc229212132"/>
       <w:r>
         <w:t>2.1.1 应用场景与任务目标</w:t>
       </w:r>
@@ -9883,60 +9321,18 @@
         <w:rPr>
           <w:rFonts w:hint="eastAsia"/>
         </w:rPr>
-        <w:t>本系统的识别对象为人脸图像中的基本表情类别，主要包括愤怒、厌恶、恐惧、高兴、中性、悲伤和惊讶七类。系统运行时，需要能够完成以下基本任务：首先，通过摄像头连续采集图像帧；其次，利用人脸检测模型从</w:t>
-      </w:r>
-      <w:proofErr w:type="gramStart"/>
-      <w:r>
-        <w:rPr>
-          <w:rFonts w:hint="eastAsia"/>
-        </w:rPr>
-        <w:t>视频帧中定位</w:t>
-      </w:r>
-      <w:proofErr w:type="gramEnd"/>
-      <w:r>
-        <w:rPr>
-          <w:rFonts w:hint="eastAsia"/>
-        </w:rPr>
-        <w:t>人脸区域；再次，对检测到的人脸图像进行裁剪、缩放和归一化处理；最后，利用表情分类模型输出对应表情类别，并将识别结果显示在实时画面中。</w:t>
-      </w:r>
-    </w:p>
-    <w:p>
-      <w:pPr>
-        <w:ind w:firstLine="480"/>
-      </w:pPr>
-      <w:r>
-        <w:rPr>
-          <w:rFonts w:hint="eastAsia"/>
-        </w:rPr>
-        <w:t>从任务目标上看，本毕业设计并不以提出新的复杂网络结构为主要目标，而是</w:t>
-      </w:r>
-      <w:proofErr w:type="gramStart"/>
-      <w:r>
-        <w:rPr>
-          <w:rFonts w:hint="eastAsia"/>
-        </w:rPr>
-        <w:t>围绕端侧实时</w:t>
-      </w:r>
-      <w:proofErr w:type="gramEnd"/>
-      <w:r>
-        <w:rPr>
-          <w:rFonts w:hint="eastAsia"/>
-        </w:rPr>
-        <w:t>表情识别系统展开设计。系统的重点在于将轻量化人脸检测模型、轻量化表情分类模型和树莓</w:t>
-      </w:r>
-      <w:proofErr w:type="gramStart"/>
-      <w:r>
-        <w:rPr>
-          <w:rFonts w:hint="eastAsia"/>
-        </w:rPr>
-        <w:t>派端部署</w:t>
-      </w:r>
-      <w:proofErr w:type="gramEnd"/>
-      <w:r>
-        <w:rPr>
-          <w:rFonts w:hint="eastAsia"/>
-        </w:rPr>
-        <w:t>流程结合起来，形成能够实际运行的完整识别闭环。</w:t>
+        <w:t>本系统的识别对象为人脸图像中的基本表情类别，主要包括愤怒、厌恶、恐惧、高兴、中性、悲伤和惊讶七类。系统运行时，需要能够完成以下基本任务：首先，通过摄像头连续采集图像帧；其次，利用人脸检测模型从视频帧中定位人脸区域；再次，对检测到的人脸图像进行裁剪、缩放和归一化处理；最后，利用表情分类模型输出对应表情类别，并将识别结果显示在实时画面中。</w:t>
+      </w:r>
+    </w:p>
+    <w:p>
+      <w:pPr>
+        <w:ind w:firstLine="480"/>
+      </w:pPr>
+      <w:r>
+        <w:rPr>
+          <w:rFonts w:hint="eastAsia"/>
+        </w:rPr>
+        <w:t>从任务目标上看，本毕业设计并不以提出新的复杂网络结构为主要目标，而是围绕端侧实时表情识别系统展开设计。系统的重点在于将轻量化人脸检测模型、轻量化表情分类模型和树莓派端部署流程结合起来，形成能够实际运行的完整识别闭环。</w:t>
       </w:r>
     </w:p>
     <w:p>
@@ -9946,7 +9342,7 @@
           <w:rFonts w:hint="eastAsia"/>
         </w:rPr>
       </w:pPr>
-      <w:bookmarkStart w:id="10" w:name="_Toc228818993"/>
+      <w:bookmarkStart w:id="10" w:name="_Toc229212133"/>
       <w:r>
         <w:t>2.1.2 功能需求分析</w:t>
       </w:r>
@@ -9972,60 +9368,18 @@
           <w:rFonts w:hint="eastAsia"/>
         </w:rPr>
         <w:lastRenderedPageBreak/>
-        <w:t>第一，视频采集功能。系统需要调用摄像头获取实时视频流，并将采集到的图像</w:t>
-      </w:r>
-      <w:proofErr w:type="gramStart"/>
-      <w:r>
-        <w:rPr>
-          <w:rFonts w:hint="eastAsia"/>
-        </w:rPr>
-        <w:t>帧</w:t>
-      </w:r>
-      <w:proofErr w:type="gramEnd"/>
-      <w:r>
-        <w:rPr>
-          <w:rFonts w:hint="eastAsia"/>
-        </w:rPr>
-        <w:t>传递给后续处理模块。视频采集模块应保证输入图像连续稳定，避免因采集延迟或帧读取异常影响后续检测和识别过程。</w:t>
-      </w:r>
-    </w:p>
-    <w:p>
-      <w:pPr>
-        <w:ind w:firstLine="480"/>
-      </w:pPr>
-      <w:r>
-        <w:rPr>
-          <w:rFonts w:hint="eastAsia"/>
-        </w:rPr>
-        <w:t>第二，人脸检测功能。系统需要在输入</w:t>
-      </w:r>
-      <w:proofErr w:type="gramStart"/>
-      <w:r>
-        <w:rPr>
-          <w:rFonts w:hint="eastAsia"/>
-        </w:rPr>
-        <w:t>视频帧中自动检测</w:t>
-      </w:r>
-      <w:proofErr w:type="gramEnd"/>
-      <w:r>
-        <w:rPr>
-          <w:rFonts w:hint="eastAsia"/>
-        </w:rPr>
-        <w:t>人脸位置，输出人脸检测框和关键点信息。由于后续表情识别依赖于裁剪后的人脸区域，因此检测</w:t>
-      </w:r>
-      <w:proofErr w:type="gramStart"/>
-      <w:r>
-        <w:rPr>
-          <w:rFonts w:hint="eastAsia"/>
-        </w:rPr>
-        <w:t>框位置</w:t>
-      </w:r>
-      <w:proofErr w:type="gramEnd"/>
-      <w:r>
-        <w:rPr>
-          <w:rFonts w:hint="eastAsia"/>
-        </w:rPr>
-        <w:t>应尽量覆盖完整面部区域，避免出现人脸裁剪不完整或背景区域过多的问题。</w:t>
+        <w:t>第一，视频采集功能。系统需要调用摄像头获取实时视频流，并将采集到的图像帧传递给后续处理模块。视频采集模块应保证输入图像连续稳定，避免因采集延迟或帧读取异常影响后续检测和识别过程。</w:t>
+      </w:r>
+    </w:p>
+    <w:p>
+      <w:pPr>
+        <w:ind w:firstLine="480"/>
+      </w:pPr>
+      <w:r>
+        <w:rPr>
+          <w:rFonts w:hint="eastAsia"/>
+        </w:rPr>
+        <w:t>第二，人脸检测功能。系统需要在输入视频帧中自动检测人脸位置，输出人脸检测框和关键点信息。由于后续表情识别依赖于裁剪后的人脸区域，因此检测框位置应尽量覆盖完整面部区域，避免出现人脸裁剪不完整或背景区域过多的问题。</w:t>
       </w:r>
     </w:p>
     <w:p>
@@ -10058,21 +9412,7 @@
         <w:rPr>
           <w:rFonts w:hint="eastAsia"/>
         </w:rPr>
-        <w:t>第五，结果显示功能。系统需要在实时画面中绘制人脸检测框，并在检测</w:t>
-      </w:r>
-      <w:proofErr w:type="gramStart"/>
-      <w:r>
-        <w:rPr>
-          <w:rFonts w:hint="eastAsia"/>
-        </w:rPr>
-        <w:t>框附近</w:t>
-      </w:r>
-      <w:proofErr w:type="gramEnd"/>
-      <w:r>
-        <w:rPr>
-          <w:rFonts w:hint="eastAsia"/>
-        </w:rPr>
-        <w:t>显示识别出的表情类别和置信度，使用户能够直观看到系统识别结果。显示内容应简洁清晰，便于进行系统演示和运行效果观察。</w:t>
+        <w:t>第五，结果显示功能。系统需要在实时画面中绘制人脸检测框，并在检测框附近显示识别出的表情类别和置信度，使用户能够直观看到系统识别结果。显示内容应简洁清晰，便于进行系统演示和运行效果观察。</w:t>
       </w:r>
     </w:p>
     <w:p>
@@ -10093,7 +9433,7 @@
           <w:rFonts w:hint="eastAsia"/>
         </w:rPr>
       </w:pPr>
-      <w:bookmarkStart w:id="11" w:name="_Toc228818994"/>
+      <w:bookmarkStart w:id="11" w:name="_Toc229212134"/>
       <w:r>
         <w:t>2.1.3 性能需求分析</w:t>
       </w:r>
@@ -10103,92 +9443,34 @@
       <w:pPr>
         <w:ind w:firstLine="480"/>
       </w:pPr>
-      <w:proofErr w:type="gramStart"/>
-      <w:r>
-        <w:rPr>
-          <w:rFonts w:hint="eastAsia"/>
-        </w:rPr>
-        <w:t>除功能</w:t>
-      </w:r>
-      <w:proofErr w:type="gramEnd"/>
-      <w:r>
-        <w:rPr>
-          <w:rFonts w:hint="eastAsia"/>
-        </w:rPr>
-        <w:t>完整性外，</w:t>
-      </w:r>
-      <w:proofErr w:type="gramStart"/>
-      <w:r>
-        <w:rPr>
-          <w:rFonts w:hint="eastAsia"/>
-        </w:rPr>
-        <w:t>端侧人脸</w:t>
-      </w:r>
-      <w:proofErr w:type="gramEnd"/>
-      <w:r>
-        <w:rPr>
-          <w:rFonts w:hint="eastAsia"/>
-        </w:rPr>
-        <w:t>表情识别系统还需要满足一定的性能要求。由于树莓派平台计算资源有限，系统在模型选择和程序设计时不能只追求识别准确率，还需要综合考虑实时性、资源占用和稳定性。</w:t>
-      </w:r>
-    </w:p>
-    <w:p>
-      <w:pPr>
-        <w:ind w:firstLine="480"/>
-      </w:pPr>
-      <w:r>
-        <w:rPr>
-          <w:rFonts w:hint="eastAsia"/>
-        </w:rPr>
-        <w:t>首先，系统需要具备基本识别准确率。表情分类模型应能够在测试集上取得相对稳定的识别结果，并且在实际摄像头画面中能够对常见表情</w:t>
-      </w:r>
-      <w:proofErr w:type="gramStart"/>
-      <w:r>
-        <w:rPr>
-          <w:rFonts w:hint="eastAsia"/>
-        </w:rPr>
-        <w:t>作出</w:t>
-      </w:r>
-      <w:proofErr w:type="gramEnd"/>
-      <w:r>
-        <w:rPr>
-          <w:rFonts w:hint="eastAsia"/>
-        </w:rPr>
-        <w:t>合理判断。由于人脸表情受个体差异、光照、姿态和表情强度影响较大，因此系统评价时不仅应关注整体准确率，也需要结合混淆矩阵和各类别表现进行分析。</w:t>
-      </w:r>
-    </w:p>
-    <w:p>
-      <w:pPr>
-        <w:ind w:firstLine="480"/>
-      </w:pPr>
-      <w:r>
-        <w:rPr>
-          <w:rFonts w:hint="eastAsia"/>
-        </w:rPr>
-        <w:t>其次，系统需要满足实时运行要求。实时性主要体现在视频画面是否连续、检测和分类结果是否能够及时更新。在树莓</w:t>
-      </w:r>
-      <w:proofErr w:type="gramStart"/>
-      <w:r>
-        <w:rPr>
-          <w:rFonts w:hint="eastAsia"/>
-        </w:rPr>
-        <w:t>派端运行</w:t>
-      </w:r>
-      <w:proofErr w:type="gramEnd"/>
-      <w:r>
-        <w:rPr>
-          <w:rFonts w:hint="eastAsia"/>
-        </w:rPr>
-        <w:t>时，人脸检测和表情分类都需要占用计算资源，因此系统需要通过轻量化模型和推理流程优化降低单</w:t>
-      </w:r>
-      <w:proofErr w:type="gramStart"/>
-      <w:r>
-        <w:rPr>
-          <w:rFonts w:hint="eastAsia"/>
-        </w:rPr>
-        <w:t>帧处理</w:t>
-      </w:r>
-      <w:proofErr w:type="gramEnd"/>
+      <w:r>
+        <w:rPr>
+          <w:rFonts w:hint="eastAsia"/>
+        </w:rPr>
+        <w:t>除功能完整性外，端侧人脸表情识别系统还需要满足一定的性能要求。由于树莓派平台计算资源有限，系统在模型选择和程序设计时不能只追求识别准确率，还需要综合考虑实时性、资源占用和稳定性。</w:t>
+      </w:r>
+    </w:p>
+    <w:p>
+      <w:pPr>
+        <w:ind w:firstLine="480"/>
+      </w:pPr>
+      <w:r>
+        <w:rPr>
+          <w:rFonts w:hint="eastAsia"/>
+        </w:rPr>
+        <w:t>首先，系统需要具备基本识别准确率。表情分类模型应能够在测试集上取得相对稳定的识别结果，并且在实际摄像头画面中能够对常见表情作出合理判断。由于人脸表情受个体差异、光照、姿态和表情强度影响较大，因此系统评价时不仅应关注整体准确率，也需要结合混淆矩阵和各类别表现进行分析。</w:t>
+      </w:r>
+    </w:p>
+    <w:p>
+      <w:pPr>
+        <w:ind w:firstLine="480"/>
+      </w:pPr>
+      <w:r>
+        <w:rPr>
+          <w:rFonts w:hint="eastAsia"/>
+        </w:rPr>
+        <w:t>其次，系统需要满足实时运行要求。实时性主要体现在视频画面是否连续、检测和分类结果是否能够及时更新。在树莓派端运行时，人脸检测和表情分类都需要占用计算资源，因此系统需要通过轻量化模型和推理流程优化降低单帧处理</w:t>
+      </w:r>
       <w:r>
         <w:rPr>
           <w:rFonts w:hint="eastAsia"/>
@@ -10251,7 +9533,7 @@
           <w:rFonts w:hint="eastAsia"/>
         </w:rPr>
       </w:pPr>
-      <w:bookmarkStart w:id="12" w:name="_Toc228818995"/>
+      <w:bookmarkStart w:id="12" w:name="_Toc229212135"/>
       <w:r>
         <w:rPr>
           <w:rFonts w:hint="eastAsia"/>
@@ -10270,7 +9552,7 @@
           <w:rFonts w:hint="eastAsia"/>
         </w:rPr>
       </w:pPr>
-      <w:bookmarkStart w:id="13" w:name="_Toc228818996"/>
+      <w:bookmarkStart w:id="13" w:name="_Toc229212136"/>
       <w:r>
         <w:t>2.2.1 系统总体架构概述</w:t>
       </w:r>
@@ -10281,15 +9563,7 @@
         <w:ind w:firstLine="480"/>
       </w:pPr>
       <w:r>
-        <w:t>根据系统需求分析，本文采用分层设计思路</w:t>
-      </w:r>
-      <w:proofErr w:type="gramStart"/>
-      <w:r>
-        <w:t>构建端侧人脸</w:t>
-      </w:r>
-      <w:proofErr w:type="gramEnd"/>
-      <w:r>
-        <w:t>表情识别系统。系统整体技术路线如图</w:t>
+        <w:t>根据系统需求分析，本文采用分层设计思路构建端侧人脸表情识别系统。系统整体技术路线如图</w:t>
       </w:r>
       <w:r>
         <w:t>2-1</w:t>
@@ -10325,15 +9599,7 @@
         <w:t>”</w:t>
       </w:r>
       <w:r>
-        <w:t>的顺序逐步展开，最终形成从模型训练到</w:t>
-      </w:r>
-      <w:proofErr w:type="gramStart"/>
-      <w:r>
-        <w:t>树莓派端实时</w:t>
-      </w:r>
-      <w:proofErr w:type="gramEnd"/>
-      <w:r>
-        <w:t>运行的完整闭环。</w:t>
+        <w:t>的顺序逐步展开，最终形成从模型训练到树莓派端实时运行的完整闭环。</w:t>
       </w:r>
     </w:p>
     <w:p>
@@ -10367,10 +9633,10 @@
             <v:path o:extrusionok="f" gradientshapeok="t" o:connecttype="rect"/>
             <o:lock v:ext="edit" aspectratio="t"/>
           </v:shapetype>
-          <v:shape id="_x0000_i1025" type="#_x0000_t75" style="width:279.35pt;height:472.65pt" o:ole="">
+          <v:shape id="_x0000_i1025" type="#_x0000_t75" style="width:279.25pt;height:472.9pt" o:ole="">
             <v:imagedata r:id="rId19" o:title=""/>
           </v:shape>
-          <o:OLEObject Type="Embed" ProgID="Visio.Drawing.15" ShapeID="_x0000_i1025" DrawAspect="Content" ObjectID="_1839431893" r:id="rId20"/>
+          <o:OLEObject Type="Embed" ProgID="Visio.Drawing.15" ShapeID="_x0000_i1025" DrawAspect="Content" ObjectID="_1839827186" r:id="rId20"/>
         </w:object>
       </w:r>
     </w:p>
@@ -10425,415 +9691,305 @@
         </w:rPr>
         <w:t xml:space="preserve"> </w:t>
       </w:r>
-      <w:proofErr w:type="gramStart"/>
       <w:r>
         <w:rPr>
           <w:rFonts w:asciiTheme="majorEastAsia" w:eastAsiaTheme="majorEastAsia" w:hAnsiTheme="majorEastAsia"/>
           <w:sz w:val="21"/>
           <w:szCs w:val="21"/>
         </w:rPr>
-        <w:t>端侧人脸</w:t>
-      </w:r>
-      <w:proofErr w:type="gramEnd"/>
-      <w:r>
+        <w:t>端侧人脸表情识别系统总体技术路线图</w:t>
+      </w:r>
+    </w:p>
+    <w:p>
+      <w:pPr>
+        <w:ind w:firstLine="480"/>
+      </w:pPr>
+    </w:p>
+    <w:p>
+      <w:pPr>
+        <w:ind w:firstLine="480"/>
+      </w:pPr>
+      <w:r>
+        <w:rPr>
+          <w:rFonts w:hint="eastAsia"/>
+        </w:rPr>
+        <w:t>在硬件层，系统主要包括</w:t>
+      </w:r>
+      <w:r>
+        <w:rPr>
+          <w:rFonts w:hint="eastAsia"/>
+        </w:rPr>
+        <w:t>RTX3060 GPU</w:t>
+      </w:r>
+      <w:r>
+        <w:rPr>
+          <w:rFonts w:hint="eastAsia"/>
+        </w:rPr>
+        <w:t>主机、树莓派</w:t>
+      </w:r>
+      <w:r>
+        <w:rPr>
+          <w:rFonts w:hint="eastAsia"/>
+        </w:rPr>
+        <w:t>5</w:t>
+      </w:r>
+      <w:r>
+        <w:rPr>
+          <w:rFonts w:hint="eastAsia"/>
+        </w:rPr>
+        <w:t>和摄像头设备。其中，</w:t>
+      </w:r>
+      <w:r>
+        <w:rPr>
+          <w:rFonts w:hint="eastAsia"/>
+        </w:rPr>
+        <w:t>RTX3060 GPU</w:t>
+      </w:r>
+      <w:r>
+        <w:rPr>
+          <w:rFonts w:hint="eastAsia"/>
+        </w:rPr>
+        <w:t>主机主要用于表情分类模型的训练和评估，树莓派</w:t>
+      </w:r>
+      <w:r>
+        <w:rPr>
+          <w:rFonts w:hint="eastAsia"/>
+        </w:rPr>
+        <w:t>5</w:t>
+      </w:r>
+      <w:r>
+        <w:rPr>
+          <w:rFonts w:hint="eastAsia"/>
+        </w:rPr>
+        <w:t>作为端侧部署平台，用于运行人脸检测、表情分类和结果显示程序，摄像头设备用于采集实时视频图像。</w:t>
+      </w:r>
+    </w:p>
+    <w:p>
+      <w:pPr>
+        <w:ind w:firstLine="480"/>
+      </w:pPr>
+      <w:r>
+        <w:rPr>
+          <w:rFonts w:hint="eastAsia"/>
+        </w:rPr>
+        <w:t>在数据层，系统使用标注数据集、无标签数据集和伪标签数据集作为模型训练的数据基础。标注数据集主要用于基础监督训练，无标签数据集用于生成伪标</w:t>
+      </w:r>
+      <w:r>
+        <w:rPr>
+          <w:rFonts w:hint="eastAsia"/>
+        </w:rPr>
+        <w:lastRenderedPageBreak/>
+        <w:t>签，伪标签数据集则作为训练优化过程中的辅助数据。通过对不同类型数据的组织和利用，可以为后续模型训练提供较完整的数据支撑。</w:t>
+      </w:r>
+    </w:p>
+    <w:p>
+      <w:pPr>
+        <w:ind w:firstLine="480"/>
+      </w:pPr>
+      <w:r>
+        <w:rPr>
+          <w:rFonts w:hint="eastAsia"/>
+        </w:rPr>
+        <w:t>在模型训练与伪标签生成层，系统主要包括监督训练、伪标签生成和半监督训练三个部分。首先利用标注数据完成基础监督训练，得到初始表情分类模型；随后使用训练后的模型对无标签数据进行推理，筛选高置信度样本并生成伪标签；最后将真实标注样本与筛选后的伪标签样本结合，用于后续训练优化。</w:t>
+      </w:r>
+    </w:p>
+    <w:p>
+      <w:pPr>
+        <w:ind w:firstLine="480"/>
+      </w:pPr>
+      <w:r>
+        <w:rPr>
+          <w:rFonts w:hint="eastAsia"/>
+        </w:rPr>
+        <w:t>在模型评估与分析层，系统通过验证集和测试集对训练后的模型进行评价，主要分析模型的准确率、宏平均</w:t>
+      </w:r>
+      <w:r>
+        <w:rPr>
+          <w:rFonts w:hint="eastAsia"/>
+        </w:rPr>
+        <w:t>F1</w:t>
+      </w:r>
+      <w:r>
+        <w:rPr>
+          <w:rFonts w:hint="eastAsia"/>
+        </w:rPr>
+        <w:t>值和混淆矩阵等指标。该部分用于判断模型是否具备后续部署条件，也为模型训练优化提供依据。</w:t>
+      </w:r>
+    </w:p>
+    <w:p>
+      <w:pPr>
+        <w:ind w:firstLine="480"/>
+      </w:pPr>
+      <w:r>
+        <w:rPr>
+          <w:rFonts w:hint="eastAsia"/>
+        </w:rPr>
+        <w:t>在在线推理与应用层，系统将训练并转换后的模型部署到树莓派端运行。该层主要包括图像采集模块、</w:t>
+      </w:r>
+      <w:r>
+        <w:rPr>
+          <w:rFonts w:hint="eastAsia"/>
+        </w:rPr>
+        <w:t>YuNet</w:t>
+      </w:r>
+      <w:r>
+        <w:rPr>
+          <w:rFonts w:hint="eastAsia"/>
+        </w:rPr>
+        <w:t>人脸检测模块和</w:t>
+      </w:r>
+      <w:r>
+        <w:rPr>
+          <w:rFonts w:hint="eastAsia"/>
+        </w:rPr>
+        <w:t>MobileNetV3</w:t>
+      </w:r>
+      <w:r>
+        <w:rPr>
+          <w:rFonts w:hint="eastAsia"/>
+        </w:rPr>
+        <w:t>表情识别模块。摄像头采集实时画面后，系统先利用</w:t>
+      </w:r>
+      <w:r>
+        <w:rPr>
+          <w:rFonts w:hint="eastAsia"/>
+        </w:rPr>
+        <w:t>YuNet</w:t>
+      </w:r>
+      <w:r>
+        <w:rPr>
+          <w:rFonts w:hint="eastAsia"/>
+        </w:rPr>
+        <w:t>定位人脸区域，再将裁剪后的人脸图像输入</w:t>
+      </w:r>
+      <w:r>
+        <w:rPr>
+          <w:rFonts w:hint="eastAsia"/>
+        </w:rPr>
+        <w:t>MobileNetV3</w:t>
+      </w:r>
+      <w:r>
+        <w:rPr>
+          <w:rFonts w:hint="eastAsia"/>
+        </w:rPr>
+        <w:t>模型进行表情分类，最终在显示界面输出检测框、表情类别和置信度等结果。</w:t>
+      </w:r>
+    </w:p>
+    <w:p>
+      <w:pPr>
+        <w:ind w:firstLine="480"/>
+      </w:pPr>
+      <w:r>
+        <w:rPr>
+          <w:rFonts w:hint="eastAsia"/>
+        </w:rPr>
+        <w:t>由图</w:t>
+      </w:r>
+      <w:r>
+        <w:rPr>
+          <w:rFonts w:hint="eastAsia"/>
+        </w:rPr>
+        <w:t>2-1</w:t>
+      </w:r>
+      <w:r>
+        <w:rPr>
+          <w:rFonts w:hint="eastAsia"/>
+        </w:rPr>
+        <w:t>可以看出，本文系统不是单独完成某一个模型训练任务，而是围绕端侧人脸表情识别应用，完成了从数据准备、模型训练、模型评价到树莓派端部署运行的整体设计过程。</w:t>
+      </w:r>
+    </w:p>
+    <w:p>
+      <w:pPr>
+        <w:pStyle w:val="3"/>
+        <w:rPr>
+          <w:rFonts w:hint="eastAsia"/>
+        </w:rPr>
+      </w:pPr>
+      <w:bookmarkStart w:id="14" w:name="_Toc229212137"/>
+      <w:r>
+        <w:t>2.2.2 系统识别流程设计</w:t>
+      </w:r>
+      <w:bookmarkEnd w:id="14"/>
+    </w:p>
+    <w:p>
+      <w:pPr>
+        <w:ind w:firstLine="480"/>
+      </w:pPr>
+      <w:r>
+        <w:t>在总体技术路线中，在线推理与应用层是系统最终运行的核心部分。为了进一步说明树莓派端程序的运行过程，本文对系统实时识别流程进行设计</w:t>
+      </w:r>
+      <w:r>
+        <w:rPr>
+          <w:rFonts w:hint="eastAsia"/>
+        </w:rPr>
+        <w:t>如图</w:t>
+      </w:r>
+      <w:r>
+        <w:rPr>
+          <w:rFonts w:hint="eastAsia"/>
+        </w:rPr>
+        <w:t>2-2</w:t>
+      </w:r>
+      <w:r>
+        <w:rPr>
+          <w:rFonts w:hint="eastAsia"/>
+        </w:rPr>
+        <w:t>所示</w:t>
+      </w:r>
+      <w:r>
+        <w:t>。该流程主要包括系统初始化、视频帧读取、人脸检测、人脸裁剪与预处理、表情分类、结果显示与保存等步骤。</w:t>
+      </w:r>
+    </w:p>
+    <w:p>
+      <w:pPr>
+        <w:ind w:firstLine="480"/>
+      </w:pPr>
+    </w:p>
+    <w:p>
+      <w:pPr>
+        <w:keepNext/>
+        <w:spacing w:line="240" w:lineRule="auto"/>
+        <w:ind w:firstLine="480"/>
+        <w:jc w:val="center"/>
+      </w:pPr>
+      <w:r>
+        <w:rPr>
+          <w:rFonts w:hint="eastAsia"/>
+        </w:rPr>
+        <w:object w:dxaOrig="12624" w:dyaOrig="2532" w14:anchorId="095F1593">
+          <v:shape id="_x0000_i1026" type="#_x0000_t75" style="width:424.9pt;height:85.1pt" o:ole="">
+            <v:imagedata r:id="rId21" o:title=""/>
+          </v:shape>
+          <o:OLEObject Type="Embed" ProgID="Visio.Drawing.15" ShapeID="_x0000_i1026" DrawAspect="Content" ObjectID="_1839827187" r:id="rId22"/>
+        </w:object>
+      </w:r>
+    </w:p>
+    <w:p>
+      <w:pPr>
+        <w:pStyle w:val="ae"/>
+        <w:ind w:firstLine="420"/>
+        <w:jc w:val="center"/>
         <w:rPr>
           <w:rFonts w:asciiTheme="majorEastAsia" w:eastAsiaTheme="majorEastAsia" w:hAnsiTheme="majorEastAsia"/>
           <w:sz w:val="21"/>
           <w:szCs w:val="21"/>
         </w:rPr>
-        <w:t>表情识别系统总体技术路线图</w:t>
-      </w:r>
-    </w:p>
-    <w:p>
-      <w:pPr>
-        <w:ind w:firstLine="480"/>
-      </w:pPr>
-    </w:p>
-    <w:p>
-      <w:pPr>
-        <w:ind w:firstLine="480"/>
-      </w:pPr>
-      <w:r>
-        <w:rPr>
-          <w:rFonts w:hint="eastAsia"/>
-        </w:rPr>
-        <w:t>在硬件层，系统主要包括</w:t>
-      </w:r>
-      <w:r>
-        <w:rPr>
-          <w:rFonts w:hint="eastAsia"/>
-        </w:rPr>
-        <w:t>RTX3060 GPU</w:t>
-      </w:r>
-      <w:r>
-        <w:rPr>
-          <w:rFonts w:hint="eastAsia"/>
-        </w:rPr>
-        <w:t>主机、树莓派</w:t>
-      </w:r>
-      <w:r>
-        <w:rPr>
-          <w:rFonts w:hint="eastAsia"/>
-        </w:rPr>
-        <w:t>5</w:t>
-      </w:r>
-      <w:r>
-        <w:rPr>
-          <w:rFonts w:hint="eastAsia"/>
-        </w:rPr>
-        <w:t>和摄像头设备。其中，</w:t>
-      </w:r>
-      <w:r>
-        <w:rPr>
-          <w:rFonts w:hint="eastAsia"/>
-        </w:rPr>
-        <w:t>RTX3060 GPU</w:t>
-      </w:r>
-      <w:r>
-        <w:rPr>
-          <w:rFonts w:hint="eastAsia"/>
-        </w:rPr>
-        <w:t>主机主要用于表情分类模型的训练和评估，树莓派</w:t>
-      </w:r>
-      <w:r>
-        <w:rPr>
-          <w:rFonts w:hint="eastAsia"/>
-        </w:rPr>
-        <w:t>5</w:t>
-      </w:r>
-      <w:r>
-        <w:rPr>
-          <w:rFonts w:hint="eastAsia"/>
-        </w:rPr>
-        <w:t>作为</w:t>
-      </w:r>
-      <w:proofErr w:type="gramStart"/>
-      <w:r>
-        <w:rPr>
-          <w:rFonts w:hint="eastAsia"/>
-        </w:rPr>
-        <w:t>端侧部署</w:t>
-      </w:r>
-      <w:proofErr w:type="gramEnd"/>
-      <w:r>
-        <w:rPr>
-          <w:rFonts w:hint="eastAsia"/>
-        </w:rPr>
-        <w:t>平台，用于运行人脸检测、表情分类和结果显示程序，摄像头设备用于采集实时视频图像。</w:t>
-      </w:r>
-    </w:p>
-    <w:p>
-      <w:pPr>
-        <w:ind w:firstLine="480"/>
-      </w:pPr>
-      <w:r>
-        <w:rPr>
-          <w:rFonts w:hint="eastAsia"/>
-        </w:rPr>
-        <w:t>在数据层，系统使用标注数据集、无标签数据集和伪标签数据集作为模型训练的数据基础。标注数据</w:t>
-      </w:r>
-      <w:proofErr w:type="gramStart"/>
-      <w:r>
-        <w:rPr>
-          <w:rFonts w:hint="eastAsia"/>
-        </w:rPr>
-        <w:t>集主要</w:t>
-      </w:r>
-      <w:proofErr w:type="gramEnd"/>
-      <w:r>
-        <w:rPr>
-          <w:rFonts w:hint="eastAsia"/>
-        </w:rPr>
-        <w:t>用于基础监督训练，无标签数据</w:t>
-      </w:r>
-      <w:proofErr w:type="gramStart"/>
-      <w:r>
-        <w:rPr>
-          <w:rFonts w:hint="eastAsia"/>
-        </w:rPr>
-        <w:t>集用于</w:t>
-      </w:r>
-      <w:proofErr w:type="gramEnd"/>
-      <w:r>
-        <w:rPr>
-          <w:rFonts w:hint="eastAsia"/>
-        </w:rPr>
-        <w:t>生成伪标</w:t>
-      </w:r>
-      <w:r>
-        <w:rPr>
-          <w:rFonts w:hint="eastAsia"/>
-        </w:rPr>
-        <w:lastRenderedPageBreak/>
-        <w:t>签，伪标签数据集则作为训练优化过程中的辅助数据。通过对不同类型数据的组织和利用，可以为后续模型训练提供较完整的数据支撑。</w:t>
-      </w:r>
-    </w:p>
-    <w:p>
-      <w:pPr>
-        <w:ind w:firstLine="480"/>
-      </w:pPr>
-      <w:r>
-        <w:rPr>
-          <w:rFonts w:hint="eastAsia"/>
-        </w:rPr>
-        <w:t>在模型训练与伪标签生成层，系统主要包括监督训练、伪标签生成和半监督训练三个部分。首先利用标注数据完成基础监督训练，得到初始表情分类模型；随后使用训练后的模型对无标签数据进行推理，筛选高置信度样本并生成伪标签；最后将真实标注样本与筛选后的伪标签样本结合，用于后续训练优化。需要说明的是，本文中的伪标签方法主要作为训练优化手段，并不作为系统核心创新点进行强调。</w:t>
-      </w:r>
-    </w:p>
-    <w:p>
-      <w:pPr>
-        <w:ind w:firstLine="480"/>
-      </w:pPr>
-      <w:r>
-        <w:rPr>
-          <w:rFonts w:hint="eastAsia"/>
-        </w:rPr>
-        <w:t>在模型评估与分析层，系统通过验证集和测试集对训练后的模型进行评价，主要分析模型的准确率、</w:t>
-      </w:r>
-      <w:proofErr w:type="gramStart"/>
-      <w:r>
-        <w:rPr>
-          <w:rFonts w:hint="eastAsia"/>
-        </w:rPr>
-        <w:t>宏平均</w:t>
-      </w:r>
-      <w:proofErr w:type="gramEnd"/>
-      <w:r>
-        <w:rPr>
-          <w:rFonts w:hint="eastAsia"/>
-        </w:rPr>
-        <w:t>F1</w:t>
-      </w:r>
-      <w:r>
-        <w:rPr>
-          <w:rFonts w:hint="eastAsia"/>
-        </w:rPr>
-        <w:t>值和混淆矩阵等指标。该部分用于判断模型是否具备后续部署条件，也为模型训练优化提供依据。</w:t>
-      </w:r>
-    </w:p>
-    <w:p>
-      <w:pPr>
-        <w:ind w:firstLine="480"/>
-      </w:pPr>
-      <w:r>
-        <w:rPr>
-          <w:rFonts w:hint="eastAsia"/>
-        </w:rPr>
-        <w:t>在在线推理与应用层，系统将训练并转换后的模型部署到</w:t>
-      </w:r>
-      <w:proofErr w:type="gramStart"/>
-      <w:r>
-        <w:rPr>
-          <w:rFonts w:hint="eastAsia"/>
-        </w:rPr>
-        <w:t>树莓派端运行</w:t>
-      </w:r>
-      <w:proofErr w:type="gramEnd"/>
-      <w:r>
-        <w:rPr>
-          <w:rFonts w:hint="eastAsia"/>
-        </w:rPr>
-        <w:t>。该层主要包括图像采集模块、</w:t>
-      </w:r>
-      <w:r>
-        <w:rPr>
-          <w:rFonts w:hint="eastAsia"/>
-        </w:rPr>
-        <w:t>YuNet</w:t>
-      </w:r>
-      <w:r>
-        <w:rPr>
-          <w:rFonts w:hint="eastAsia"/>
-        </w:rPr>
-        <w:t>人脸检测模块和</w:t>
-      </w:r>
-      <w:r>
-        <w:rPr>
-          <w:rFonts w:hint="eastAsia"/>
-        </w:rPr>
-        <w:t>MobileNetV3</w:t>
-      </w:r>
-      <w:r>
-        <w:rPr>
-          <w:rFonts w:hint="eastAsia"/>
-        </w:rPr>
-        <w:t>表情识别模块。摄像头采集实时画面后，系统先利用</w:t>
-      </w:r>
-      <w:r>
-        <w:rPr>
-          <w:rFonts w:hint="eastAsia"/>
-        </w:rPr>
-        <w:t>YuNet</w:t>
-      </w:r>
-      <w:r>
-        <w:rPr>
-          <w:rFonts w:hint="eastAsia"/>
-        </w:rPr>
-        <w:t>定位人脸区域，再将裁剪后的人脸图像输入</w:t>
-      </w:r>
-      <w:r>
-        <w:rPr>
-          <w:rFonts w:hint="eastAsia"/>
-        </w:rPr>
-        <w:t>MobileNetV3</w:t>
-      </w:r>
-      <w:r>
-        <w:rPr>
-          <w:rFonts w:hint="eastAsia"/>
-        </w:rPr>
-        <w:t>模型进行表情分类，最终在显示界面输出检测框、表情类别和置信度等结果。</w:t>
-      </w:r>
-    </w:p>
-    <w:p>
-      <w:pPr>
-        <w:ind w:firstLine="480"/>
-      </w:pPr>
-      <w:r>
-        <w:rPr>
-          <w:rFonts w:hint="eastAsia"/>
-        </w:rPr>
-        <w:t>由图</w:t>
-      </w:r>
-      <w:r>
-        <w:rPr>
-          <w:rFonts w:hint="eastAsia"/>
-        </w:rPr>
-        <w:t>2-1</w:t>
-      </w:r>
-      <w:r>
-        <w:rPr>
-          <w:rFonts w:hint="eastAsia"/>
-        </w:rPr>
-        <w:t>可以看出，本文系统不是单独完成某一个模型训练任务，而是</w:t>
-      </w:r>
-      <w:proofErr w:type="gramStart"/>
-      <w:r>
-        <w:rPr>
-          <w:rFonts w:hint="eastAsia"/>
-        </w:rPr>
-        <w:t>围绕端侧人脸</w:t>
-      </w:r>
-      <w:proofErr w:type="gramEnd"/>
-      <w:r>
-        <w:rPr>
-          <w:rFonts w:hint="eastAsia"/>
-        </w:rPr>
-        <w:t>表情识别应用，完成了从数据准备、模型训练、模型评价到树莓</w:t>
-      </w:r>
-      <w:proofErr w:type="gramStart"/>
-      <w:r>
-        <w:rPr>
-          <w:rFonts w:hint="eastAsia"/>
-        </w:rPr>
-        <w:t>派端部署</w:t>
-      </w:r>
-      <w:proofErr w:type="gramEnd"/>
-      <w:r>
-        <w:rPr>
-          <w:rFonts w:hint="eastAsia"/>
-        </w:rPr>
-        <w:t>运行的整体设计过程。这种设计方式能够更好地体现毕业设计中“系统设计与实现”的完整性。</w:t>
-      </w:r>
-    </w:p>
-    <w:p>
-      <w:pPr>
-        <w:pStyle w:val="3"/>
-        <w:rPr>
-          <w:rFonts w:hint="eastAsia"/>
-        </w:rPr>
-      </w:pPr>
-      <w:bookmarkStart w:id="14" w:name="_Toc228818997"/>
-      <w:r>
-        <w:t>2.2.2 系统识别流程设计</w:t>
-      </w:r>
-      <w:bookmarkEnd w:id="14"/>
-    </w:p>
-    <w:p>
-      <w:pPr>
-        <w:ind w:firstLine="480"/>
-      </w:pPr>
-      <w:r>
-        <w:t>在总体技术路线中，在线推理与应用层是系统最终运行的核心部分。为了进一步说明</w:t>
-      </w:r>
-      <w:proofErr w:type="gramStart"/>
-      <w:r>
-        <w:t>树莓派端程序</w:t>
-      </w:r>
-      <w:proofErr w:type="gramEnd"/>
-      <w:r>
-        <w:t>的运行过程，本文对系统实时识别流程进行设计</w:t>
-      </w:r>
-      <w:r>
-        <w:rPr>
-          <w:rFonts w:hint="eastAsia"/>
-        </w:rPr>
-        <w:t>如图</w:t>
-      </w:r>
-      <w:r>
-        <w:rPr>
-          <w:rFonts w:hint="eastAsia"/>
-        </w:rPr>
-        <w:t>2-2</w:t>
-      </w:r>
-      <w:r>
-        <w:rPr>
-          <w:rFonts w:hint="eastAsia"/>
-        </w:rPr>
-        <w:t>所示</w:t>
-      </w:r>
-      <w:r>
-        <w:t>。该流程主要包括系统初始化、视频</w:t>
-      </w:r>
-      <w:proofErr w:type="gramStart"/>
-      <w:r>
-        <w:t>帧</w:t>
-      </w:r>
-      <w:proofErr w:type="gramEnd"/>
-      <w:r>
-        <w:t>读取、人脸检测、人脸裁剪与预处理、表情分类、结果显示与保存等步骤。</w:t>
-      </w:r>
-    </w:p>
-    <w:p>
-      <w:pPr>
-        <w:ind w:firstLine="480"/>
-      </w:pPr>
-    </w:p>
-    <w:p>
-      <w:pPr>
-        <w:keepNext/>
-        <w:spacing w:line="240" w:lineRule="auto"/>
-        <w:ind w:firstLine="480"/>
-        <w:jc w:val="center"/>
-      </w:pPr>
-      <w:r>
-        <w:rPr>
-          <w:rFonts w:hint="eastAsia"/>
-        </w:rPr>
-        <w:object w:dxaOrig="12624" w:dyaOrig="2532" w14:anchorId="095F1593">
-          <v:shape id="_x0000_i1026" type="#_x0000_t75" style="width:424.65pt;height:85.35pt" o:ole="">
-            <v:imagedata r:id="rId21" o:title=""/>
-          </v:shape>
-          <o:OLEObject Type="Embed" ProgID="Visio.Drawing.15" ShapeID="_x0000_i1026" DrawAspect="Content" ObjectID="_1839431894" r:id="rId22"/>
-        </w:object>
-      </w:r>
-    </w:p>
-    <w:p>
-      <w:pPr>
-        <w:pStyle w:val="ae"/>
-        <w:ind w:firstLine="420"/>
-        <w:jc w:val="center"/>
+      </w:pPr>
+      <w:r>
         <w:rPr>
           <w:rFonts w:asciiTheme="majorEastAsia" w:eastAsiaTheme="majorEastAsia" w:hAnsiTheme="majorEastAsia" w:hint="eastAsia"/>
           <w:sz w:val="21"/>
           <w:szCs w:val="21"/>
         </w:rPr>
-      </w:pPr>
+        <w:t xml:space="preserve">图 </w:t>
+      </w:r>
       <w:r>
         <w:rPr>
           <w:rFonts w:asciiTheme="majorEastAsia" w:eastAsiaTheme="majorEastAsia" w:hAnsiTheme="majorEastAsia" w:hint="eastAsia"/>
           <w:sz w:val="21"/>
           <w:szCs w:val="21"/>
         </w:rPr>
-        <w:t xml:space="preserve">图 </w:t>
+        <w:t>2</w:t>
       </w:r>
       <w:r>
         <w:rPr>
@@ -10841,14 +9997,6 @@
           <w:sz w:val="21"/>
           <w:szCs w:val="21"/>
         </w:rPr>
-        <w:t>2</w:t>
-      </w:r>
-      <w:r>
-        <w:rPr>
-          <w:rFonts w:asciiTheme="majorEastAsia" w:eastAsiaTheme="majorEastAsia" w:hAnsiTheme="majorEastAsia" w:hint="eastAsia"/>
-          <w:sz w:val="21"/>
-          <w:szCs w:val="21"/>
-        </w:rPr>
         <w:t xml:space="preserve">-2 </w:t>
       </w:r>
       <w:r>
@@ -10863,35 +10011,43 @@
     <w:p>
       <w:pPr>
         <w:ind w:firstLine="480"/>
+        <w:rPr>
+          <w:rFonts w:hint="eastAsia"/>
+        </w:rPr>
+      </w:pPr>
+    </w:p>
+    <w:p>
+      <w:pPr>
+        <w:ind w:firstLine="480"/>
+      </w:pPr>
+      <w:r>
+        <w:rPr>
+          <w:rFonts w:hint="eastAsia"/>
+        </w:rPr>
+        <w:t>根据系统</w:t>
+      </w:r>
+      <w:r>
+        <w:rPr>
+          <w:rFonts w:hint="eastAsia"/>
+        </w:rPr>
+        <w:t>识别</w:t>
+      </w:r>
+      <w:r>
+        <w:rPr>
+          <w:rFonts w:hint="eastAsia"/>
+        </w:rPr>
+        <w:t>架构，本文设计的实时识别流程如下。</w:t>
+      </w:r>
+    </w:p>
+    <w:p>
+      <w:pPr>
+        <w:ind w:firstLine="480"/>
       </w:pPr>
       <w:r>
         <w:rPr>
           <w:rFonts w:hint="eastAsia"/>
         </w:rPr>
         <w:lastRenderedPageBreak/>
-        <w:t>根据系统</w:t>
-      </w:r>
-      <w:r>
-        <w:rPr>
-          <w:rFonts w:hint="eastAsia"/>
-        </w:rPr>
-        <w:t>识别</w:t>
-      </w:r>
-      <w:r>
-        <w:rPr>
-          <w:rFonts w:hint="eastAsia"/>
-        </w:rPr>
-        <w:t>架构，本文设计的实时识别流程如下。</w:t>
-      </w:r>
-    </w:p>
-    <w:p>
-      <w:pPr>
-        <w:ind w:firstLine="480"/>
-      </w:pPr>
-      <w:r>
-        <w:rPr>
-          <w:rFonts w:hint="eastAsia"/>
-        </w:rPr>
         <w:t>第一步，系统初始化。程序启动后，加载</w:t>
       </w:r>
       <w:r>
@@ -10938,60 +10094,18 @@
         <w:rPr>
           <w:rFonts w:hint="eastAsia"/>
         </w:rPr>
-        <w:t>对当前图像</w:t>
-      </w:r>
-      <w:proofErr w:type="gramStart"/>
-      <w:r>
-        <w:rPr>
-          <w:rFonts w:hint="eastAsia"/>
-        </w:rPr>
-        <w:t>帧</w:t>
-      </w:r>
-      <w:proofErr w:type="gramEnd"/>
-      <w:r>
-        <w:rPr>
-          <w:rFonts w:hint="eastAsia"/>
-        </w:rPr>
-        <w:t>进行检测，得到人脸检测框和关键点信息。若</w:t>
-      </w:r>
-      <w:proofErr w:type="gramStart"/>
-      <w:r>
-        <w:rPr>
-          <w:rFonts w:hint="eastAsia"/>
-        </w:rPr>
-        <w:t>当前帧未检测</w:t>
-      </w:r>
-      <w:proofErr w:type="gramEnd"/>
-      <w:r>
-        <w:rPr>
-          <w:rFonts w:hint="eastAsia"/>
-        </w:rPr>
-        <w:t>到人脸，则直接显示原始画面或提示未检测到人脸。</w:t>
-      </w:r>
-    </w:p>
-    <w:p>
-      <w:pPr>
-        <w:ind w:firstLine="480"/>
-      </w:pPr>
-      <w:r>
-        <w:rPr>
-          <w:rFonts w:hint="eastAsia"/>
-        </w:rPr>
-        <w:t>第四步，人脸裁剪与预处理。对于检测到的人脸区域，系统根据检测</w:t>
-      </w:r>
-      <w:proofErr w:type="gramStart"/>
-      <w:r>
-        <w:rPr>
-          <w:rFonts w:hint="eastAsia"/>
-        </w:rPr>
-        <w:t>框进行</w:t>
-      </w:r>
-      <w:proofErr w:type="gramEnd"/>
-      <w:r>
-        <w:rPr>
-          <w:rFonts w:hint="eastAsia"/>
-        </w:rPr>
-        <w:t>适当扩展和裁剪，再将人脸图像缩放到分类模型要求的输入尺寸，并完成归一化处理。</w:t>
+        <w:t>对当前图像帧进行检测，得到人脸检测框和关键点信息。若当前帧未检测到人脸，则直接显示原始画面或提示未检测到人脸。</w:t>
+      </w:r>
+    </w:p>
+    <w:p>
+      <w:pPr>
+        <w:ind w:firstLine="480"/>
+      </w:pPr>
+      <w:r>
+        <w:rPr>
+          <w:rFonts w:hint="eastAsia"/>
+        </w:rPr>
+        <w:t>第四步，人脸裁剪与预处理。对于检测到的人脸区域，系统根据检测框进行适当扩展和裁剪，再将人脸图像缩放到分类模型要求的输入尺寸，并完成归一化处理。</w:t>
       </w:r>
     </w:p>
     <w:p>
@@ -11035,7 +10149,7 @@
           <w:rFonts w:hint="eastAsia"/>
         </w:rPr>
       </w:pPr>
-      <w:bookmarkStart w:id="15" w:name="_Toc228818998"/>
+      <w:bookmarkStart w:id="15" w:name="_Toc229212138"/>
       <w:r>
         <w:t>2.2.3 系统功能模块划分</w:t>
       </w:r>
@@ -11049,21 +10163,7 @@
         <w:rPr>
           <w:rFonts w:hint="eastAsia"/>
         </w:rPr>
-        <w:t>结合系统架构与识别流程，本文</w:t>
-      </w:r>
-      <w:proofErr w:type="gramStart"/>
-      <w:r>
-        <w:rPr>
-          <w:rFonts w:hint="eastAsia"/>
-        </w:rPr>
-        <w:t>将端侧</w:t>
-      </w:r>
-      <w:proofErr w:type="gramEnd"/>
-      <w:r>
-        <w:rPr>
-          <w:rFonts w:hint="eastAsia"/>
-        </w:rPr>
-        <w:t>人脸表情识别系统划分为五个主要功能模块。</w:t>
+        <w:t>结合系统架构与识别流程，本文将端侧人脸表情识别系统划分为五个主要功能模块。</w:t>
       </w:r>
     </w:p>
     <w:p>
@@ -11099,35 +10199,7 @@
         <w:rPr>
           <w:rFonts w:hint="eastAsia"/>
         </w:rPr>
-        <w:t>图像采集模块是系统的数据入口，负责调用摄像头读取实时视频流。该模块需要保证画面输入连续稳定，并将每一帧图像传递给后续检测模块。在树莓</w:t>
-      </w:r>
-      <w:proofErr w:type="gramStart"/>
-      <w:r>
-        <w:rPr>
-          <w:rFonts w:hint="eastAsia"/>
-        </w:rPr>
-        <w:t>派端实际</w:t>
-      </w:r>
-      <w:proofErr w:type="gramEnd"/>
-      <w:r>
-        <w:rPr>
-          <w:rFonts w:hint="eastAsia"/>
-        </w:rPr>
-        <w:t>运行时，摄像头读取速度会直接影响整体画面流畅度，因此该模块不仅要实现图像输入，还要尽量减少</w:t>
-      </w:r>
-      <w:proofErr w:type="gramStart"/>
-      <w:r>
-        <w:rPr>
-          <w:rFonts w:hint="eastAsia"/>
-        </w:rPr>
-        <w:t>帧</w:t>
-      </w:r>
-      <w:proofErr w:type="gramEnd"/>
-      <w:r>
-        <w:rPr>
-          <w:rFonts w:hint="eastAsia"/>
-        </w:rPr>
-        <w:t>读取过程对主循环的阻塞。</w:t>
+        <w:t>图像采集模块是系统的数据入口，负责调用摄像头读取实时视频流。该模块需要保证画面输入连续稳定，并将每一帧图像传递给后续检测模块。在树莓派端实际运行时，摄像头读取速度会直接影响整体画面流畅度，因此该模块不仅要实现图像输入，还要尽量减少帧读取过程对主循环的阻塞。</w:t>
       </w:r>
     </w:p>
     <w:p>
@@ -11163,21 +10235,7 @@
         <w:rPr>
           <w:rFonts w:hint="eastAsia"/>
         </w:rPr>
-        <w:t>人脸检测模块负责从</w:t>
-      </w:r>
-      <w:proofErr w:type="gramStart"/>
-      <w:r>
-        <w:rPr>
-          <w:rFonts w:hint="eastAsia"/>
-        </w:rPr>
-        <w:t>视频帧中定位</w:t>
-      </w:r>
-      <w:proofErr w:type="gramEnd"/>
-      <w:r>
-        <w:rPr>
-          <w:rFonts w:hint="eastAsia"/>
-        </w:rPr>
-        <w:t>人脸区域。本文采用</w:t>
+        <w:t>人脸检测模块负责从视频帧中定位人脸区域。本文采用</w:t>
       </w:r>
       <w:r>
         <w:rPr>
@@ -11339,7 +10397,7 @@
           <w:rFonts w:hint="eastAsia"/>
         </w:rPr>
       </w:pPr>
-      <w:bookmarkStart w:id="16" w:name="_Toc228818999"/>
+      <w:bookmarkStart w:id="16" w:name="_Toc229212139"/>
       <w:r>
         <w:t>2.3 关键技术与方法选型</w:t>
       </w:r>
@@ -11350,7 +10408,7 @@
         <w:ind w:firstLine="480"/>
       </w:pPr>
       <w:r>
-        <w:t>本节主要对系统中涉及的关键技术进行选型说明。需要说明的是，第</w:t>
+        <w:t>本节主要对系统中涉及的关键技术进行选型说明。第</w:t>
       </w:r>
       <w:r>
         <w:t>2</w:t>
@@ -11378,7 +10436,7 @@
           <w:rFonts w:hint="eastAsia"/>
         </w:rPr>
       </w:pPr>
-      <w:bookmarkStart w:id="17" w:name="_Toc228819000"/>
+      <w:bookmarkStart w:id="17" w:name="_Toc229212140"/>
       <w:r>
         <w:t>2.3.</w:t>
       </w:r>
@@ -11401,35 +10459,7 @@
         <w:rPr>
           <w:rFonts w:hint="eastAsia"/>
         </w:rPr>
-        <w:t>人脸检测是表情识别系统的前置环节，其任务是从</w:t>
-      </w:r>
-      <w:proofErr w:type="gramStart"/>
-      <w:r>
-        <w:rPr>
-          <w:rFonts w:hint="eastAsia"/>
-        </w:rPr>
-        <w:t>视频帧中找到</w:t>
-      </w:r>
-      <w:proofErr w:type="gramEnd"/>
-      <w:r>
-        <w:rPr>
-          <w:rFonts w:hint="eastAsia"/>
-        </w:rPr>
-        <w:t>有效人脸区域。检测结果的质量会直接影响后续人脸裁剪和表情分类效果。如果检测框偏移较大，分类模型可能接收到不完整的人脸图像；如果检测耗时过长，系统</w:t>
-      </w:r>
-      <w:proofErr w:type="gramStart"/>
-      <w:r>
-        <w:rPr>
-          <w:rFonts w:hint="eastAsia"/>
-        </w:rPr>
-        <w:t>整体帧率会</w:t>
-      </w:r>
-      <w:proofErr w:type="gramEnd"/>
-      <w:r>
-        <w:rPr>
-          <w:rFonts w:hint="eastAsia"/>
-        </w:rPr>
-        <w:t>下降。因此，检测模型需要同时满足检测准确性和运行速度要求。</w:t>
+        <w:t>人脸检测是表情识别系统的前置环节，其任务是从视频帧中找到有效人脸区域。检测结果的质量会直接影响后续人脸裁剪和表情分类效果。如果检测框偏移较大，分类模型可能接收到不完整的人脸图像；如果检测耗时过长，系统整体帧率会下降。因此，检测模型需要同时满足检测准确性和运行速度要求。</w:t>
       </w:r>
     </w:p>
     <w:p>
@@ -11628,23 +10658,7 @@
         <w:t>YuNet</w:t>
       </w:r>
       <w:r>
-        <w:t>主要用于实时</w:t>
-      </w:r>
-      <w:proofErr w:type="gramStart"/>
-      <w:r>
-        <w:t>视频帧中的</w:t>
-      </w:r>
-      <w:proofErr w:type="gramEnd"/>
-      <w:r>
-        <w:t>人脸定位。考虑到树莓</w:t>
-      </w:r>
-      <w:proofErr w:type="gramStart"/>
-      <w:r>
-        <w:t>派端计算</w:t>
-      </w:r>
-      <w:proofErr w:type="gramEnd"/>
-      <w:r>
-        <w:t>资源有限，后续系统部署时可通过降低检测输入分辨率、设置检测间隔和限制单次推理人脸数量等方式减少检测模块的计算负载。相比复杂检测模型，</w:t>
+        <w:t>主要用于实时视频帧中的人脸定位。考虑到树莓派端计算资源有限，后续系统部署时可通过降低检测输入分辨率、设置检测间隔和限制单次推理人脸数量等方式减少检测模块的计算负载。相比复杂检测模型，</w:t>
       </w:r>
       <w:r>
         <w:t>YuNet</w:t>
@@ -11678,7 +10692,7 @@
           <w:rFonts w:hint="eastAsia"/>
         </w:rPr>
       </w:pPr>
-      <w:bookmarkStart w:id="18" w:name="_Toc228819001"/>
+      <w:bookmarkStart w:id="18" w:name="_Toc229212141"/>
       <w:r>
         <w:t>2.3.2 表情分类模型选型</w:t>
       </w:r>
@@ -11692,21 +10706,7 @@
         <w:rPr>
           <w:rFonts w:hint="eastAsia"/>
         </w:rPr>
-        <w:t>表情分类模型需要在识别效果和</w:t>
-      </w:r>
-      <w:proofErr w:type="gramStart"/>
-      <w:r>
-        <w:rPr>
-          <w:rFonts w:hint="eastAsia"/>
-        </w:rPr>
-        <w:t>端侧运行</w:t>
-      </w:r>
-      <w:proofErr w:type="gramEnd"/>
-      <w:r>
-        <w:rPr>
-          <w:rFonts w:hint="eastAsia"/>
-        </w:rPr>
-        <w:t>效率之间取得平衡。考虑到本系统部署平台为树莓派，分类网络不宜过大，同时又需要具备较好的特征提取能力。</w:t>
+        <w:t>表情分类模型需要在识别效果和端侧运行效率之间取得平衡。考虑到本系统部署平台为树莓派，分类网络不宜过大，同时又需要具备较好的特征提取能力。</w:t>
       </w:r>
       <w:r>
         <w:rPr>
@@ -11916,32 +10916,19 @@
         <w:rPr>
           <w:rFonts w:hint="eastAsia"/>
         </w:rPr>
-        <w:t>能够在相对较小的模型规模下提取有效表情特征，符合本系统对实时性和</w:t>
-      </w:r>
-      <w:proofErr w:type="gramStart"/>
-      <w:r>
-        <w:rPr>
-          <w:rFonts w:hint="eastAsia"/>
-        </w:rPr>
-        <w:t>端侧部署</w:t>
-      </w:r>
-      <w:proofErr w:type="gramEnd"/>
-      <w:r>
-        <w:rPr>
-          <w:rFonts w:hint="eastAsia"/>
-        </w:rPr>
-        <w:t>的要求。</w:t>
-      </w:r>
-    </w:p>
-    <w:p>
-      <w:pPr>
-        <w:ind w:firstLine="480"/>
-      </w:pPr>
-      <w:r>
-        <w:rPr>
-          <w:rFonts w:hint="eastAsia"/>
-        </w:rPr>
-        <w:t>后续第</w:t>
+        <w:t>能够在相对较小的模型规模下提取有效表情特征，符合本系统对实时性和端侧部署的要求。</w:t>
+      </w:r>
+    </w:p>
+    <w:p>
+      <w:pPr>
+        <w:pStyle w:val="3"/>
+        <w:rPr>
+          <w:rFonts w:hint="eastAsia"/>
+        </w:rPr>
+      </w:pPr>
+      <w:bookmarkStart w:id="19" w:name="_Toc229212142"/>
+      <w:r>
+        <w:t>2.3.</w:t>
       </w:r>
       <w:r>
         <w:rPr>
@@ -11950,42 +10937,6 @@
         <w:t>3</w:t>
       </w:r>
       <w:r>
-        <w:rPr>
-          <w:rFonts w:hint="eastAsia"/>
-        </w:rPr>
-        <w:t>章将结合训练脚本和模型实现，进一步说明</w:t>
-      </w:r>
-      <w:r>
-        <w:rPr>
-          <w:rFonts w:hint="eastAsia"/>
-        </w:rPr>
-        <w:t>MobileNetV3</w:t>
-      </w:r>
-      <w:r>
-        <w:rPr>
-          <w:rFonts w:hint="eastAsia"/>
-        </w:rPr>
-        <w:t>分类层调整、输入尺寸设置和训练配置等内容。</w:t>
-      </w:r>
-    </w:p>
-    <w:p>
-      <w:pPr>
-        <w:pStyle w:val="3"/>
-        <w:rPr>
-          <w:rFonts w:hint="eastAsia"/>
-        </w:rPr>
-      </w:pPr>
-      <w:bookmarkStart w:id="19" w:name="_Toc228819002"/>
-      <w:r>
-        <w:t>2.3.</w:t>
-      </w:r>
-      <w:r>
-        <w:rPr>
-          <w:rFonts w:hint="eastAsia"/>
-        </w:rPr>
-        <w:t>3</w:t>
-      </w:r>
-      <w:r>
         <w:t xml:space="preserve"> 训练优化方法选型</w:t>
       </w:r>
       <w:bookmarkEnd w:id="19"/>
@@ -12009,24 +10960,18 @@
         <w:rPr>
           <w:rFonts w:hint="eastAsia"/>
         </w:rPr>
-        <w:t>结合本文训练任务，系统训练阶段主要从数据增强、类别均衡和训练过程稳定性三个方面进行优化。数据增强用于扩展训练样本变化形式，提高模型对姿态、局部遮挡和轻微图像扰动的适应能力；类别均衡用于减弱样本数量差异对模</w:t>
-      </w:r>
+        <w:t>结合本文训练任务，系统训练阶段主要从数据增强、类别均衡和训练过程稳定性三个方面进行优化。数据增强用于扩展训练样本变化形式，提高模型对姿态、局部遮挡和轻微图像扰动的适应能力；类别均衡用于减弱样本数量差异对模型训练的影响；学习率调度、标签平滑、早停机制和梯度裁剪等方法则用于提高训练过程的稳定性。</w:t>
+      </w:r>
+    </w:p>
+    <w:p>
+      <w:pPr>
+        <w:ind w:firstLine="480"/>
+      </w:pPr>
       <w:r>
         <w:rPr>
           <w:rFonts w:hint="eastAsia"/>
         </w:rPr>
         <w:lastRenderedPageBreak/>
-        <w:t>型训练的影响；学习率调度、标签平滑、早停机制和梯度裁剪等方法则用于提高训练过程的稳定性。</w:t>
-      </w:r>
-    </w:p>
-    <w:p>
-      <w:pPr>
-        <w:ind w:firstLine="480"/>
-      </w:pPr>
-      <w:r>
-        <w:rPr>
-          <w:rFonts w:hint="eastAsia"/>
-        </w:rPr>
         <w:t>此外，本文在训练过程中使用伪标签筛选作为辅助优化手段。该方法主要用于补充可利用样本信息，改善训练数据利用效率。</w:t>
       </w:r>
     </w:p>
@@ -12038,7 +10983,7 @@
           <w:rFonts w:hint="eastAsia"/>
         </w:rPr>
       </w:pPr>
-      <w:bookmarkStart w:id="20" w:name="_Toc228819003"/>
+      <w:bookmarkStart w:id="20" w:name="_Toc229212143"/>
       <w:r>
         <w:t>2.4 本章小结</w:t>
       </w:r>
@@ -12052,46 +10997,18 @@
         <w:rPr>
           <w:rFonts w:hint="eastAsia"/>
         </w:rPr>
-        <w:t>本章</w:t>
-      </w:r>
-      <w:proofErr w:type="gramStart"/>
-      <w:r>
-        <w:rPr>
-          <w:rFonts w:hint="eastAsia"/>
-        </w:rPr>
-        <w:t>围绕端侧人脸</w:t>
-      </w:r>
-      <w:proofErr w:type="gramEnd"/>
-      <w:r>
-        <w:rPr>
-          <w:rFonts w:hint="eastAsia"/>
-        </w:rPr>
-        <w:t>表情识别系统的需求分析与总体架构设计展开说明。首先，结合室内近距离人机交互场景，明确了系统需要完成视频采集、人脸检测、图像预处理、表情分类、结果显示和数据保存等功能，并从识别准确率、实时性、资源占用和稳定性等方面分析了系统性能需求。</w:t>
-      </w:r>
-    </w:p>
-    <w:p>
-      <w:pPr>
-        <w:ind w:firstLine="480"/>
-      </w:pPr>
-      <w:r>
-        <w:rPr>
-          <w:rFonts w:hint="eastAsia"/>
-        </w:rPr>
-        <w:t>其次，本文采用模块化思想设计系统总体架构，将系统划分为图像采集、人脸检测、图像预处理、表情识别和结果输出与管理等模块，形成从摄像头输入到识别结果显示的完整流程。该架构体现了本文毕业设计的核心思路，即通过轻量化检测模型和轻量化分类模型，在树莓派平台上</w:t>
-      </w:r>
-      <w:proofErr w:type="gramStart"/>
-      <w:r>
-        <w:rPr>
-          <w:rFonts w:hint="eastAsia"/>
-        </w:rPr>
-        <w:t>实现端侧人脸</w:t>
-      </w:r>
-      <w:proofErr w:type="gramEnd"/>
-      <w:r>
-        <w:rPr>
-          <w:rFonts w:hint="eastAsia"/>
-        </w:rPr>
-        <w:t>表情识别系统。</w:t>
+        <w:t>本章围绕端侧人脸表情识别系统的需求分析与总体架构设计展开说明。首先，结合室内近距离人机交互场景，明确了系统需要完成视频采集、人脸检测、图像预处理、表情分类、结果显示和数据保存等功能，并从识别准确率、实时性、资源占用和稳定性等方面分析了系统性能需求。</w:t>
+      </w:r>
+    </w:p>
+    <w:p>
+      <w:pPr>
+        <w:ind w:firstLine="480"/>
+      </w:pPr>
+      <w:r>
+        <w:rPr>
+          <w:rFonts w:hint="eastAsia"/>
+        </w:rPr>
+        <w:t>其次，本文采用模块化思想设计系统总体架构，将系统划分为图像采集、人脸检测、图像预处理、表情识别和结果输出与管理等模块，形成从摄像头输入到识别结果显示的完整流程。该架构体现了本文毕业设计的核心思路，即通过轻量化检测模型和轻量化分类模型，在树莓派平台上实现端侧人脸表情识别系统。</w:t>
       </w:r>
     </w:p>
     <w:p>
@@ -12159,7 +11076,7 @@
       </w:pPr>
       <w:bookmarkStart w:id="21" w:name="_Toc103343760"/>
       <w:bookmarkStart w:id="22" w:name="_Toc165367969"/>
-      <w:bookmarkStart w:id="23" w:name="_Toc228819004"/>
+      <w:bookmarkStart w:id="23" w:name="_Toc229212144"/>
       <w:r>
         <w:rPr>
           <w:rFonts w:hint="eastAsia"/>
@@ -12180,7 +11097,7 @@
           <w:rFonts w:hint="eastAsia"/>
         </w:rPr>
       </w:pPr>
-      <w:bookmarkStart w:id="24" w:name="_Toc228819005"/>
+      <w:bookmarkStart w:id="24" w:name="_Toc229212145"/>
       <w:r>
         <w:t>3.1 数据集构建与预处理</w:t>
       </w:r>
@@ -12206,21 +11123,7 @@
         <w:rPr>
           <w:rFonts w:hint="eastAsia"/>
         </w:rPr>
-        <w:t>章已经从系统层面说</w:t>
-      </w:r>
-      <w:proofErr w:type="gramStart"/>
-      <w:r>
-        <w:rPr>
-          <w:rFonts w:hint="eastAsia"/>
-        </w:rPr>
-        <w:t>明了端侧人脸</w:t>
-      </w:r>
-      <w:proofErr w:type="gramEnd"/>
-      <w:r>
-        <w:rPr>
-          <w:rFonts w:hint="eastAsia"/>
-        </w:rPr>
-        <w:t>表情识别系统的总体技术路线，明确了系统前端采用</w:t>
+        <w:t>章已经从系统层面说明了端侧人脸表情识别系统的总体技术路线，明确了系统前端采用</w:t>
       </w:r>
       <w:r>
         <w:rPr>
@@ -12279,21 +11182,7 @@
         <w:rPr>
           <w:rFonts w:hint="eastAsia"/>
         </w:rPr>
-        <w:t>数据</w:t>
-      </w:r>
-      <w:proofErr w:type="gramStart"/>
-      <w:r>
-        <w:rPr>
-          <w:rFonts w:hint="eastAsia"/>
-        </w:rPr>
-        <w:t>集基础</w:t>
-      </w:r>
-      <w:proofErr w:type="gramEnd"/>
-      <w:r>
-        <w:rPr>
-          <w:rFonts w:hint="eastAsia"/>
-        </w:rPr>
-        <w:t>上对样本进行了扩充、合并、清洗和重新划分，并将所有样本统一整理为</w:t>
+        <w:t>数据集基础上对样本进行了扩充、合并、清洗和重新划分，并将所有样本统一整理为</w:t>
       </w:r>
       <w:r>
         <w:rPr>
@@ -12315,7 +11204,7 @@
           <w:rFonts w:hint="eastAsia"/>
         </w:rPr>
       </w:pPr>
-      <w:bookmarkStart w:id="25" w:name="_Toc228819006"/>
+      <w:bookmarkStart w:id="25" w:name="_Toc229212146"/>
       <w:r>
         <w:t>3.1.1 数据集构建与扩展</w:t>
       </w:r>
@@ -12505,7 +11394,7 @@
         <w:t>410246</w:t>
       </w:r>
       <w:r>
-        <w:t>张。为了直观展示扩充效果，本文将七类表情样本数量及总样本数量进行对比，绘制原始</w:t>
+        <w:t>张。本文将七类表情样本数量及总样本数量进行对比，绘制原始</w:t>
       </w:r>
       <w:r>
         <w:t>FER2013</w:t>
@@ -12631,15 +11520,7 @@
         <w:t>16954</w:t>
       </w:r>
       <w:r>
-        <w:t>张，数据稀缺问题得到一定缓解。高兴类和中性</w:t>
-      </w:r>
-      <w:proofErr w:type="gramStart"/>
-      <w:r>
-        <w:t>类仍然</w:t>
-      </w:r>
-      <w:proofErr w:type="gramEnd"/>
-      <w:r>
-        <w:t>是样本数量较多的类别，说明扩充后数据集中仍存在类别分布不均衡现象。因此，后续训练过程中仍需要结合类别均衡策略，减少样本数量差异对模型训练的影响。</w:t>
+        <w:t>张，数据稀缺问题得到一定缓解。高兴类和中性类仍然是样本数量较多的类别，说明扩充后数据集中仍存在类别分布不均衡现象。因此，后续训练过程中仍需要结合类别均衡策略，减少样本数量差异对模型训练的影响。</w:t>
       </w:r>
     </w:p>
     <w:p>
@@ -12649,7 +11530,7 @@
           <w:rFonts w:hint="eastAsia"/>
         </w:rPr>
       </w:pPr>
-      <w:bookmarkStart w:id="26" w:name="_Toc228819007"/>
+      <w:bookmarkStart w:id="26" w:name="_Toc229212147"/>
       <w:r>
         <w:t>3.1.2 CSV数据合并与数据集划分</w:t>
       </w:r>
@@ -12952,11 +11833,9 @@
               <w:ind w:firstLineChars="0" w:firstLine="0"/>
               <w:jc w:val="center"/>
             </w:pPr>
-            <w:proofErr w:type="spellStart"/>
             <w:r>
               <w:t>训练集</w:t>
             </w:r>
-            <w:proofErr w:type="spellEnd"/>
           </w:p>
         </w:tc>
         <w:tc>
@@ -12984,11 +11863,9 @@
               <w:ind w:firstLineChars="0" w:firstLine="0"/>
               <w:jc w:val="center"/>
             </w:pPr>
-            <w:proofErr w:type="spellStart"/>
             <w:r>
               <w:t>用于基础监督训练</w:t>
             </w:r>
-            <w:proofErr w:type="spellEnd"/>
           </w:p>
         </w:tc>
       </w:tr>
@@ -13003,11 +11880,9 @@
               <w:ind w:firstLineChars="0" w:firstLine="0"/>
               <w:jc w:val="center"/>
             </w:pPr>
-            <w:proofErr w:type="spellStart"/>
             <w:r>
               <w:t>验证集</w:t>
             </w:r>
-            <w:proofErr w:type="spellEnd"/>
           </w:p>
         </w:tc>
         <w:tc>
@@ -13035,11 +11910,9 @@
               <w:ind w:firstLineChars="0" w:firstLine="0"/>
               <w:jc w:val="center"/>
             </w:pPr>
-            <w:proofErr w:type="spellStart"/>
             <w:r>
               <w:t>用于训练过程中的模型选择</w:t>
             </w:r>
-            <w:proofErr w:type="spellEnd"/>
           </w:p>
         </w:tc>
       </w:tr>
@@ -13054,11 +11927,9 @@
               <w:ind w:firstLineChars="0" w:firstLine="0"/>
               <w:jc w:val="center"/>
             </w:pPr>
-            <w:proofErr w:type="spellStart"/>
             <w:r>
               <w:t>测试集</w:t>
             </w:r>
-            <w:proofErr w:type="spellEnd"/>
           </w:p>
         </w:tc>
         <w:tc>
@@ -13086,11 +11957,9 @@
               <w:ind w:firstLineChars="0" w:firstLine="0"/>
               <w:jc w:val="center"/>
             </w:pPr>
-            <w:proofErr w:type="spellStart"/>
             <w:r>
               <w:t>用于最终模型性能评价</w:t>
             </w:r>
-            <w:proofErr w:type="spellEnd"/>
           </w:p>
         </w:tc>
       </w:tr>
@@ -13105,11 +11974,9 @@
               <w:ind w:firstLineChars="0" w:firstLine="0"/>
               <w:jc w:val="center"/>
             </w:pPr>
-            <w:proofErr w:type="spellStart"/>
             <w:r>
               <w:t>无标签集</w:t>
             </w:r>
-            <w:proofErr w:type="spellEnd"/>
           </w:p>
         </w:tc>
         <w:tc>
@@ -13137,11 +12004,9 @@
               <w:ind w:firstLineChars="0" w:firstLine="0"/>
               <w:jc w:val="center"/>
             </w:pPr>
-            <w:proofErr w:type="spellStart"/>
             <w:r>
               <w:t>用于伪标签生成与辅助训练</w:t>
             </w:r>
-            <w:proofErr w:type="spellEnd"/>
           </w:p>
         </w:tc>
       </w:tr>
@@ -14053,7 +12918,7 @@
           <w:rFonts w:hint="eastAsia"/>
         </w:rPr>
       </w:pPr>
-      <w:bookmarkStart w:id="27" w:name="_Toc228819008"/>
+      <w:bookmarkStart w:id="27" w:name="_Toc229212148"/>
       <w:r>
         <w:lastRenderedPageBreak/>
         <w:t>3.1.3 数据预处理与增强策略</w:t>
@@ -14088,13 +12953,8 @@
       <w:r>
         <w:t>ImageNet</w:t>
       </w:r>
-      <w:proofErr w:type="gramStart"/>
-      <w:r>
-        <w:t>预训练</w:t>
-      </w:r>
-      <w:proofErr w:type="gramEnd"/>
-      <w:r>
-        <w:t>权重的</w:t>
+      <w:r>
+        <w:t>预训练权重的</w:t>
       </w:r>
       <w:r>
         <w:t>MobileNetV3</w:t>
@@ -14140,7 +13000,7 @@
           <w:rFonts w:hint="eastAsia"/>
         </w:rPr>
       </w:pPr>
-      <w:bookmarkStart w:id="28" w:name="_Toc228819009"/>
+      <w:bookmarkStart w:id="28" w:name="_Toc229212149"/>
       <w:r>
         <w:t>3.1.4 类别不平衡处理</w:t>
       </w:r>
@@ -14175,15 +13035,7 @@
         <w:t>2</w:t>
       </w:r>
       <w:r>
-        <w:t>可以看出，各类别之间仍然存在明显数量差异。例如，高兴类和中性类样本数量较多，厌恶类和恐惧类样本数量相对较少。如果直接采用普通交叉</w:t>
-      </w:r>
-      <w:proofErr w:type="gramStart"/>
-      <w:r>
-        <w:t>熵</w:t>
-      </w:r>
-      <w:proofErr w:type="gramEnd"/>
-      <w:r>
-        <w:t>损失进行训练，模型容易偏向样本数量较多的类别，从而影响少数类表情的识别效果。</w:t>
+        <w:t>可以看出，各类别之间仍然存在明显数量差异。例如，高兴类和中性类样本数量较多，厌恶类和恐惧类样本数量相对较少。如果直接采用普通交叉熵损失进行训练，模型容易偏向样本数量较多的类别，从而影响少数类表情的识别效果。</w:t>
       </w:r>
     </w:p>
     <w:p>
@@ -14210,7 +13062,7 @@
           <w:rFonts w:hint="eastAsia"/>
         </w:rPr>
       </w:pPr>
-      <w:bookmarkStart w:id="29" w:name="_Toc228819010"/>
+      <w:bookmarkStart w:id="29" w:name="_Toc229212150"/>
       <w:r>
         <w:rPr>
           <w:rFonts w:hint="eastAsia"/>
@@ -14230,7 +13082,7 @@
           <w:rFonts w:hint="eastAsia"/>
         </w:rPr>
       </w:pPr>
-      <w:bookmarkStart w:id="30" w:name="_Toc228819011"/>
+      <w:bookmarkStart w:id="30" w:name="_Toc229212151"/>
       <w:r>
         <w:t>3.2.1 MobileNetV3骨干网络选型</w:t>
       </w:r>
@@ -14241,15 +13093,7 @@
         <w:ind w:firstLine="480"/>
       </w:pPr>
       <w:r>
-        <w:t>本系统最终需要部署到树莓派平台，因此表情分类模型不能只追求识别准确率，还需要控制模型规模和推理开销。综合</w:t>
-      </w:r>
-      <w:proofErr w:type="gramStart"/>
-      <w:r>
-        <w:t>端侧运行</w:t>
-      </w:r>
-      <w:proofErr w:type="gramEnd"/>
-      <w:r>
-        <w:t>需求和模型特征提取能力，本文选用</w:t>
+        <w:t>本系统最终需要部署到树莓派平台，因此表情分类模型不能只追求识别准确率，还需要控制模型规模和推理开销。综合端侧运行需求和模型特征提取能力，本文选用</w:t>
       </w:r>
       <w:r>
         <w:t>MobileNetV3</w:t>
@@ -14307,15 +13151,7 @@
         <w:t>MobileNetV3-large</w:t>
       </w:r>
       <w:r>
-        <w:t>具有更强的特征表达能力，更适合用于七类表情分类任务。考虑到后续还会通过模型转换和轻量化部署优化</w:t>
-      </w:r>
-      <w:proofErr w:type="gramStart"/>
-      <w:r>
-        <w:t>降低端侧推理</w:t>
-      </w:r>
-      <w:proofErr w:type="gramEnd"/>
-      <w:r>
-        <w:t>负担，本文在训练阶段优先选择识别效果更稳定的</w:t>
+        <w:t>具有更强的特征表达能力，更适合用于七类表情分类任务。考虑到后续还会通过模型转换和轻量化部署优化降低端侧推理负担，本文在训练阶段优先选择识别效果更稳定的</w:t>
       </w:r>
       <w:r>
         <w:t>MobileNetV3-large</w:t>
@@ -14331,17 +13167,9 @@
           <w:rFonts w:hint="eastAsia"/>
         </w:rPr>
       </w:pPr>
-      <w:bookmarkStart w:id="31" w:name="_Toc228819012"/>
-      <w:r>
-        <w:t>3.2.2 分类</w:t>
-      </w:r>
-      <w:proofErr w:type="gramStart"/>
-      <w:r>
-        <w:t>层调整</w:t>
-      </w:r>
-      <w:proofErr w:type="gramEnd"/>
-      <w:r>
-        <w:t>与输出设计</w:t>
+      <w:bookmarkStart w:id="31" w:name="_Toc229212152"/>
+      <w:r>
+        <w:t>3.2.2 分类层调整与输出设计</w:t>
       </w:r>
       <w:bookmarkEnd w:id="31"/>
     </w:p>
@@ -14388,15 +13216,7 @@
         <w:t>7</w:t>
       </w:r>
       <w:r>
-        <w:t>的新线性层。修改后，模型</w:t>
-      </w:r>
-      <w:proofErr w:type="gramStart"/>
-      <w:r>
-        <w:t>输出七维分类</w:t>
-      </w:r>
-      <w:proofErr w:type="gramEnd"/>
-      <w:r>
-        <w:t>结果，分别对应愤怒、厌恶、恐惧、高兴、悲伤、惊讶和中性七类表情。训练阶段，模型输出结果用于计算分类损失；推理阶段，则根据输出概率选取置信度最高的类别作为最终识别结果。</w:t>
+        <w:t>的新线性层。修改后，模型输出七维分类结果，分别对应愤怒、厌恶、恐惧、高兴、悲伤、惊讶和中性七类表情。训练阶段，模型输出结果用于计算分类损失；推理阶段，则根据输出概率选取置信度最高的类别作为最终识别结果。</w:t>
       </w:r>
     </w:p>
     <w:p>
@@ -14406,7 +13226,7 @@
           <w:rFonts w:hint="eastAsia"/>
         </w:rPr>
       </w:pPr>
-      <w:bookmarkStart w:id="32" w:name="_Toc228819013"/>
+      <w:bookmarkStart w:id="32" w:name="_Toc229212153"/>
       <w:r>
         <w:t>3.2.3 模型评价指标</w:t>
       </w:r>
@@ -14417,13 +13237,8 @@
         <w:ind w:firstLine="480"/>
       </w:pPr>
       <w:r>
-        <w:t>为了评价表情分类模型的训练效果，本文主要采用准确率和</w:t>
-      </w:r>
-      <w:proofErr w:type="gramStart"/>
-      <w:r>
-        <w:t>宏平均</w:t>
-      </w:r>
-      <w:proofErr w:type="gramEnd"/>
+        <w:t>为了评价表情分类模型的训练效果，本文主要采用准确率和宏平均</w:t>
+      </w:r>
       <w:r>
         <w:t>F1</w:t>
       </w:r>
@@ -14436,15 +13251,7 @@
         <w:ind w:firstLine="480"/>
       </w:pPr>
       <w:r>
-        <w:t>准确率用于衡量所有样本中被正确分类的比例，可以直观反映模型整体识别效果。但在类别分布</w:t>
-      </w:r>
-      <w:proofErr w:type="gramStart"/>
-      <w:r>
-        <w:t>不</w:t>
-      </w:r>
-      <w:proofErr w:type="gramEnd"/>
-      <w:r>
-        <w:t>均衡的情况下，仅使用准确率可能会掩盖少数类识别不足的问题。例如，如果模型对样本数量较多的高兴类和中性类识别较好，即使对厌恶类或恐惧类识别一般，总体准确率仍可能较高。</w:t>
+        <w:t>准确率用于衡量所有样本中被正确分类的比例，可以直观反映模型整体识别效果。但在类别分布不均衡的情况下，仅使用准确率可能会掩盖少数类识别不足的问题。例如，如果模型对样本数量较多的高兴类和中性类识别较好，即使对厌恶类或恐惧类识别一般，总体准确率仍可能较高。</w:t>
       </w:r>
     </w:p>
     <w:p>
@@ -14453,24 +13260,14 @@
       </w:pPr>
       <w:r>
         <w:lastRenderedPageBreak/>
-        <w:t>因此，本文同时采用</w:t>
-      </w:r>
-      <w:proofErr w:type="gramStart"/>
-      <w:r>
-        <w:t>宏平均</w:t>
-      </w:r>
-      <w:proofErr w:type="gramEnd"/>
+        <w:t>因此，本文同时采用宏平均</w:t>
+      </w:r>
       <w:r>
         <w:t>F1</w:t>
       </w:r>
       <w:r>
-        <w:t>值作为模型选择指标。</w:t>
-      </w:r>
-      <w:proofErr w:type="gramStart"/>
-      <w:r>
-        <w:t>宏平均</w:t>
-      </w:r>
-      <w:proofErr w:type="gramEnd"/>
+        <w:t>值作为模型选择指标。宏平均</w:t>
+      </w:r>
       <w:r>
         <w:t>F1</w:t>
       </w:r>
@@ -14481,13 +13278,8 @@
         <w:t>F1</w:t>
       </w:r>
       <w:r>
-        <w:t>值，再对各类别结果取平均，更适合评价类别不均衡情况下模型对各类表情的综合识别能力。训练过程中，本文以验证</w:t>
-      </w:r>
-      <w:proofErr w:type="gramStart"/>
-      <w:r>
-        <w:t>集宏平均</w:t>
-      </w:r>
-      <w:proofErr w:type="gramEnd"/>
+        <w:t>值，再对各类别结果取平均，更适合评价类别不均衡情况下模型对各类表情的综合识别能力。训练过程中，本文以验证集宏平均</w:t>
+      </w:r>
       <w:r>
         <w:t>F1</w:t>
       </w:r>
@@ -14503,7 +13295,7 @@
           <w:rFonts w:hint="eastAsia"/>
         </w:rPr>
       </w:pPr>
-      <w:bookmarkStart w:id="33" w:name="_Toc228819014"/>
+      <w:bookmarkStart w:id="33" w:name="_Toc229212154"/>
       <w:r>
         <w:t>3.3 训练策略设计</w:t>
       </w:r>
@@ -14530,7 +13322,7 @@
           <w:rFonts w:hint="eastAsia"/>
         </w:rPr>
       </w:pPr>
-      <w:bookmarkStart w:id="34" w:name="_Toc228819015"/>
+      <w:bookmarkStart w:id="34" w:name="_Toc229212155"/>
       <w:r>
         <w:t>3.3.1 基础监督训练方案</w:t>
       </w:r>
@@ -14560,37 +13352,14 @@
       <w:r>
         <w:t>ImageNet</w:t>
       </w:r>
-      <w:proofErr w:type="gramStart"/>
-      <w:r>
-        <w:t>预训练</w:t>
-      </w:r>
-      <w:proofErr w:type="gramEnd"/>
-      <w:r>
-        <w:t>权重进行初始化。训练数据只使用有标签训练集，不引入无标签数据。输入图像经过训练增强后送入模型，模型输出七类表情预测结果，并通过带类别均衡权重和标签平滑的交叉</w:t>
-      </w:r>
-      <w:proofErr w:type="gramStart"/>
-      <w:r>
-        <w:t>熵</w:t>
-      </w:r>
-      <w:proofErr w:type="gramEnd"/>
-      <w:r>
-        <w:t>损失进行优化。优化器采用</w:t>
-      </w:r>
-      <w:proofErr w:type="spellStart"/>
+      <w:r>
+        <w:t>预训练权重进行初始化。训练数据只使用有标签训练集，不引入无标签数据。输入图像经过训练增强后送入模型，模型输出七类表情预测结果，并通过带类别均衡权重和标签平滑的交叉熵损失进行优化。优化器采用</w:t>
+      </w:r>
       <w:r>
         <w:t>AdamW</w:t>
       </w:r>
-      <w:proofErr w:type="spellEnd"/>
-      <w:r>
-        <w:t>，学习</w:t>
-      </w:r>
-      <w:proofErr w:type="gramStart"/>
-      <w:r>
-        <w:t>率采用</w:t>
-      </w:r>
-      <w:proofErr w:type="gramEnd"/>
-      <w:r>
-        <w:t>线性预热与余弦衰减结合的方式，以提高训练初期稳定性和后期收敛效果。</w:t>
+      <w:r>
+        <w:t>，学习率采用线性预热与余弦衰减结合的方式，以提高训练初期稳定性和后期收敛效果。</w:t>
       </w:r>
     </w:p>
     <w:p>
@@ -14608,7 +13377,7 @@
           <w:rFonts w:hint="eastAsia"/>
         </w:rPr>
       </w:pPr>
-      <w:bookmarkStart w:id="35" w:name="_Toc228819016"/>
+      <w:bookmarkStart w:id="35" w:name="_Toc229212156"/>
       <w:r>
         <w:t>3.3.2 伪标签辅助训练方案</w:t>
       </w:r>
@@ -14636,15 +13405,7 @@
       </w:pPr>
       <w:r>
         <w:lastRenderedPageBreak/>
-        <w:t>为降低伪标签噪声对训练过程的影响，本文采用了两种控制方式。第一，在伪标签生成阶段设置置信度阈值，只保留高置信</w:t>
-      </w:r>
-      <w:proofErr w:type="gramStart"/>
-      <w:r>
-        <w:t>度预测</w:t>
-      </w:r>
-      <w:proofErr w:type="gramEnd"/>
-      <w:r>
-        <w:t>样本；第二，在联合训练阶段根据置信度调整伪标签样本的损失权重，使置信度较高的伪标签样本发挥更大作用，置信度较低的样本影响被削弱。通过这种方式，伪标签数据可以以辅助形式参与训练，同时尽量减少错误标签带来的干扰。</w:t>
+        <w:t>为降低伪标签噪声对训练过程的影响，本文采用了两种控制方式。第一，在伪标签生成阶段设置置信度阈值，只保留高置信度预测样本；第二，在联合训练阶段根据置信度调整伪标签样本的损失权重，使置信度较高的伪标签样本发挥更大作用，置信度较低的样本影响被削弱。通过这种方式，伪标签数据可以以辅助形式参与训练，同时尽量减少错误标签带来的干扰。</w:t>
       </w:r>
     </w:p>
     <w:p>
@@ -14654,7 +13415,7 @@
           <w:rFonts w:hint="eastAsia"/>
         </w:rPr>
       </w:pPr>
-      <w:bookmarkStart w:id="36" w:name="_Toc228819017"/>
+      <w:bookmarkStart w:id="36" w:name="_Toc229212157"/>
       <w:r>
         <w:t>3.3.3 多阶段训练流程设计</w:t>
       </w:r>
@@ -14903,19 +13664,11 @@
             <w:r>
               <w:t>ImageNet</w:t>
             </w:r>
-            <w:proofErr w:type="gramStart"/>
             <w:r>
               <w:rPr>
                 <w:rFonts w:ascii="宋体" w:eastAsia="宋体" w:hAnsi="宋体" w:cs="宋体" w:hint="eastAsia"/>
               </w:rPr>
-              <w:t>预训练</w:t>
-            </w:r>
-            <w:proofErr w:type="gramEnd"/>
-            <w:r>
-              <w:rPr>
-                <w:rFonts w:ascii="宋体" w:eastAsia="宋体" w:hAnsi="宋体" w:cs="宋体" w:hint="eastAsia"/>
-              </w:rPr>
-              <w:t>模型</w:t>
+              <w:t>预训练模型</w:t>
             </w:r>
           </w:p>
         </w:tc>
@@ -15201,15 +13954,7 @@
         <w:ind w:firstLine="480"/>
       </w:pPr>
       <w:r>
-        <w:t>这种多阶段训练流程的目的，是逐步提高数据利用效率和伪标签质量，而不是构建复杂的新算法。通过先监督训练、再逐步引入高</w:t>
-      </w:r>
-      <w:proofErr w:type="gramStart"/>
-      <w:r>
-        <w:t>置信度伪标签</w:t>
-      </w:r>
-      <w:proofErr w:type="gramEnd"/>
-      <w:r>
-        <w:t>，模型能够在控制噪声影响的同时进一步优化分类能力。</w:t>
+        <w:t>这种多阶段训练流程的目的，是逐步提高数据利用效率和伪标签质量，而不是构建复杂的新算法。通过先监督训练、再逐步引入高置信度伪标签，模型能够在控制噪声影响的同时进一步优化分类能力。</w:t>
       </w:r>
     </w:p>
     <w:p>
@@ -15219,7 +13964,7 @@
           <w:rFonts w:hint="eastAsia"/>
         </w:rPr>
       </w:pPr>
-      <w:bookmarkStart w:id="37" w:name="_Toc228819018"/>
+      <w:bookmarkStart w:id="37" w:name="_Toc229212158"/>
       <w:r>
         <w:lastRenderedPageBreak/>
         <w:t>3.3.4 训练参数设置</w:t>
@@ -15239,21 +13984,11 @@
         <w:ind w:firstLine="480"/>
       </w:pPr>
       <w:r>
-        <w:t>在训练稳定性方面，本文主要采用以下处理方式。首先，学习</w:t>
-      </w:r>
-      <w:proofErr w:type="gramStart"/>
-      <w:r>
-        <w:t>率使用</w:t>
-      </w:r>
-      <w:proofErr w:type="gramEnd"/>
-      <w:r>
-        <w:t>线性预热和余弦衰减，避免训练初期学习率过大造成参数波动。其次，采用</w:t>
-      </w:r>
-      <w:proofErr w:type="spellStart"/>
+        <w:t>在训练稳定性方面，本文主要采用以下处理方式。首先，学习率使用线性预热和余弦衰减，避免训练初期学习率过大造成参数波动。其次，采用</w:t>
+      </w:r>
       <w:r>
         <w:t>AdamW</w:t>
       </w:r>
-      <w:proofErr w:type="spellEnd"/>
       <w:r>
         <w:t>优化器和权重衰减，以降低模型过拟合风险。再次，启用自动混合精度训练，以减少显存占用并提高训练效率。最后，使用梯度裁剪限制梯度异常波动，增强训练过程稳定性。</w:t>
       </w:r>
@@ -15263,24 +13998,14 @@
         <w:ind w:firstLine="480"/>
       </w:pPr>
       <w:r>
-        <w:t>在模型保存方面，训练过程以验证</w:t>
-      </w:r>
-      <w:proofErr w:type="gramStart"/>
-      <w:r>
-        <w:t>集宏平均</w:t>
-      </w:r>
-      <w:proofErr w:type="gramEnd"/>
+        <w:t>在模型保存方面，训练过程以验证集宏平均</w:t>
+      </w:r>
       <w:r>
         <w:t>F1</w:t>
       </w:r>
       <w:r>
-        <w:t>值作为最优模型判断依据。当验证</w:t>
-      </w:r>
-      <w:proofErr w:type="gramStart"/>
-      <w:r>
-        <w:t>集宏平均</w:t>
-      </w:r>
-      <w:proofErr w:type="gramEnd"/>
+        <w:t>值作为最优模型判断依据。当验证集宏平均</w:t>
+      </w:r>
       <w:r>
         <w:t>F1</w:t>
       </w:r>
@@ -15296,7 +14021,7 @@
           <w:rFonts w:hint="eastAsia"/>
         </w:rPr>
       </w:pPr>
-      <w:bookmarkStart w:id="38" w:name="_Toc228819019"/>
+      <w:bookmarkStart w:id="38" w:name="_Toc229212159"/>
       <w:r>
         <w:t>3.4 本章小结</w:t>
       </w:r>
@@ -15345,37 +14070,14 @@
         <w:t>MobileNetV3</w:t>
       </w:r>
       <w:r>
-        <w:t>的轻量化特征提取结构，将其最后分类</w:t>
-      </w:r>
-      <w:proofErr w:type="gramStart"/>
-      <w:r>
-        <w:t>层调整为七维</w:t>
-      </w:r>
-      <w:proofErr w:type="gramEnd"/>
-      <w:r>
-        <w:t>输出，使模型能够适配愤怒、厌恶、恐惧、高兴、悲伤、惊讶和中性七类表情识别任务。同时，本文采用准确率和</w:t>
-      </w:r>
-      <w:proofErr w:type="gramStart"/>
-      <w:r>
-        <w:t>宏平均</w:t>
-      </w:r>
-      <w:proofErr w:type="gramEnd"/>
+        <w:t>的轻量化特征提取结构，将其最后分类层调整为七维输出，使模型能够适配愤怒、厌恶、恐惧、高兴、悲伤、惊讶和中性七类表情识别任务。同时，本文采用准确率和宏平均</w:t>
+      </w:r>
       <w:r>
         <w:t>F1</w:t>
       </w:r>
-      <w:proofErr w:type="gramStart"/>
-      <w:r>
-        <w:t>值评价</w:t>
-      </w:r>
-      <w:proofErr w:type="gramEnd"/>
-      <w:r>
-        <w:t>模型效果，并将验证</w:t>
-      </w:r>
-      <w:proofErr w:type="gramStart"/>
-      <w:r>
-        <w:t>集宏平均</w:t>
-      </w:r>
-      <w:proofErr w:type="gramEnd"/>
+      <w:r>
+        <w:t>值评价模型效果，并将验证集宏平均</w:t>
+      </w:r>
       <w:r>
         <w:t>F1</w:t>
       </w:r>
@@ -15407,7 +14109,7 @@
           <w:rFonts w:hint="eastAsia"/>
         </w:rPr>
       </w:pPr>
-      <w:bookmarkStart w:id="39" w:name="_Toc228819020"/>
+      <w:bookmarkStart w:id="39" w:name="_Toc229212160"/>
       <w:r>
         <w:lastRenderedPageBreak/>
         <w:t xml:space="preserve">第4章 </w:t>
@@ -15425,7 +14127,7 @@
           <w:rFonts w:hint="eastAsia"/>
         </w:rPr>
       </w:pPr>
-      <w:bookmarkStart w:id="40" w:name="_Toc228819021"/>
+      <w:bookmarkStart w:id="40" w:name="_Toc229212161"/>
       <w:r>
         <w:rPr>
           <w:rFonts w:hint="eastAsia"/>
@@ -15453,19 +14155,11 @@
         </w:rPr>
         <w:t>3</w:t>
       </w:r>
-      <w:proofErr w:type="gramStart"/>
-      <w:r>
-        <w:rPr>
-          <w:rFonts w:hint="eastAsia"/>
-        </w:rPr>
-        <w:t>章完成</w:t>
-      </w:r>
-      <w:proofErr w:type="gramEnd"/>
-      <w:r>
-        <w:rPr>
-          <w:rFonts w:hint="eastAsia"/>
-        </w:rPr>
-        <w:t>数据集构建、模型结构调整和训练策略设计后，本章进一步对模型训练过程和实验结果进行分析。本文的训练目标并不是单纯追求复杂算法结构，而是在</w:t>
+      <w:r>
+        <w:rPr>
+          <w:rFonts w:hint="eastAsia"/>
+        </w:rPr>
+        <w:t>章完成数据集构建、模型结构调整和训练策略设计后，本章进一步对模型训练过程和实验结果进行分析。本文的训练目标并不是单纯追求复杂算法结构，而是在</w:t>
       </w:r>
       <w:r>
         <w:rPr>
@@ -15477,21 +14171,7 @@
         <w:rPr>
           <w:rFonts w:hint="eastAsia"/>
         </w:rPr>
-        <w:t>轻量化模型基础上，通过数据扩充、类别均衡、伪标签辅助训练和多阶段优化等方式，获得能够支撑后续树莓</w:t>
-      </w:r>
-      <w:proofErr w:type="gramStart"/>
-      <w:r>
-        <w:rPr>
-          <w:rFonts w:hint="eastAsia"/>
-        </w:rPr>
-        <w:t>派端部署</w:t>
-      </w:r>
-      <w:proofErr w:type="gramEnd"/>
-      <w:r>
-        <w:rPr>
-          <w:rFonts w:hint="eastAsia"/>
-        </w:rPr>
-        <w:t>的表情分类模型。</w:t>
+        <w:t>轻量化模型基础上，通过数据扩充、类别均衡、伪标签辅助训练和多阶段优化等方式，获得能够支撑后续树莓派端部署的表情分类模型。</w:t>
       </w:r>
     </w:p>
     <w:p>
@@ -15548,7 +14228,7 @@
           <w:rFonts w:hint="eastAsia"/>
         </w:rPr>
       </w:pPr>
-      <w:bookmarkStart w:id="41" w:name="_Toc228819022"/>
+      <w:bookmarkStart w:id="41" w:name="_Toc229212162"/>
       <w:r>
         <w:t>4.2 多阶段训练结果对比</w:t>
       </w:r>
@@ -15577,34 +14257,19 @@
         <w:t>Stage 3</w:t>
       </w:r>
       <w:r>
-        <w:t>阶段保存的最优模型进行统一评估。评估时采用验证集和测试集作为评价数据，并统计准确率和</w:t>
-      </w:r>
-      <w:proofErr w:type="gramStart"/>
-      <w:r>
-        <w:t>宏平均</w:t>
-      </w:r>
-      <w:proofErr w:type="gramEnd"/>
+        <w:t>阶段保存的最优模型进行统一评估。评估时采用验证集和测试集作为评价数据，并统计准确率和宏平均</w:t>
+      </w:r>
       <w:r>
         <w:t>F1</w:t>
       </w:r>
       <w:r>
-        <w:t>值。其中，准确率反映模型总体分类正确比例，</w:t>
-      </w:r>
-      <w:proofErr w:type="gramStart"/>
-      <w:r>
-        <w:t>宏平均</w:t>
-      </w:r>
-      <w:proofErr w:type="gramEnd"/>
+        <w:t>值。其中，准确率反映模型总体分类正确比例，宏平均</w:t>
+      </w:r>
       <w:r>
         <w:t>F1</w:t>
       </w:r>
-      <w:proofErr w:type="gramStart"/>
-      <w:r>
-        <w:t>值能够</w:t>
-      </w:r>
-      <w:proofErr w:type="gramEnd"/>
-      <w:r>
-        <w:t>更好地反映类别不均衡场景下模型对各类表情的综合识别能力。</w:t>
+      <w:r>
+        <w:t>值能够更好地反映类别不均衡场景下模型对各类表情的综合识别能力。</w:t>
       </w:r>
     </w:p>
     <w:p>
@@ -15800,11 +14465,9 @@
               <w:ind w:firstLineChars="0" w:firstLine="0"/>
               <w:jc w:val="center"/>
             </w:pPr>
-            <w:proofErr w:type="spellStart"/>
             <w:r>
               <w:t>有标签训练集</w:t>
             </w:r>
-            <w:proofErr w:type="spellEnd"/>
           </w:p>
         </w:tc>
         <w:tc>
@@ -15895,19 +14558,9 @@
               <w:ind w:firstLineChars="0" w:firstLine="0"/>
               <w:jc w:val="center"/>
             </w:pPr>
-            <w:proofErr w:type="spellStart"/>
-            <w:r>
-              <w:t>有标签训练集</w:t>
-            </w:r>
-            <w:proofErr w:type="spellEnd"/>
-            <w:r>
-              <w:t xml:space="preserve"> + </w:t>
-            </w:r>
-            <w:proofErr w:type="spellStart"/>
-            <w:r>
-              <w:t>第一轮伪标签数据</w:t>
-            </w:r>
-            <w:proofErr w:type="spellEnd"/>
+            <w:r>
+              <w:t>有标签训练集 + 第一轮伪标签数据</w:t>
+            </w:r>
           </w:p>
         </w:tc>
         <w:tc>
@@ -15997,19 +14650,9 @@
               <w:ind w:firstLineChars="0" w:firstLine="0"/>
               <w:jc w:val="center"/>
             </w:pPr>
-            <w:proofErr w:type="spellStart"/>
-            <w:r>
-              <w:t>有标签训练集</w:t>
-            </w:r>
-            <w:proofErr w:type="spellEnd"/>
-            <w:r>
-              <w:t xml:space="preserve"> + </w:t>
-            </w:r>
-            <w:proofErr w:type="spellStart"/>
-            <w:r>
-              <w:t>第二轮伪标签数据</w:t>
-            </w:r>
-            <w:proofErr w:type="spellEnd"/>
+            <w:r>
+              <w:t>有标签训练集 + 第二轮伪标签数据</w:t>
+            </w:r>
           </w:p>
         </w:tc>
         <w:tc>
@@ -16102,13 +14745,8 @@
         <w:t>71.85%</w:t>
       </w:r>
       <w:r>
-        <w:t>，</w:t>
-      </w:r>
-      <w:proofErr w:type="gramStart"/>
-      <w:r>
-        <w:t>宏平均</w:t>
-      </w:r>
-      <w:proofErr w:type="gramEnd"/>
+        <w:t>，宏平均</w:t>
+      </w:r>
       <w:r>
         <w:t>F1</w:t>
       </w:r>
@@ -16148,13 +14786,8 @@
         <w:t>90.82%</w:t>
       </w:r>
       <w:r>
-        <w:t>，</w:t>
-      </w:r>
-      <w:proofErr w:type="gramStart"/>
-      <w:r>
-        <w:t>宏平均</w:t>
-      </w:r>
-      <w:proofErr w:type="gramEnd"/>
+        <w:t>，宏平均</w:t>
+      </w:r>
       <w:r>
         <w:t>F1</w:t>
       </w:r>
@@ -16171,15 +14804,7 @@
         <w:t>87.56%</w:t>
       </w:r>
       <w:r>
-        <w:t>。这说明在基础监督模型已经具备一定判别能力的前提下，引入高</w:t>
-      </w:r>
-      <w:proofErr w:type="gramStart"/>
-      <w:r>
-        <w:t>置信度伪标签</w:t>
-      </w:r>
-      <w:proofErr w:type="gramEnd"/>
-      <w:r>
-        <w:t>样本能够有效补充训练信息，使模型学习到更加充分的表情特征。</w:t>
+        <w:t>。这说明在基础监督模型已经具备一定判别能力的前提下，引入高置信度伪标签样本能够有效补充训练信息，使模型学习到更加充分的表情特征。</w:t>
       </w:r>
     </w:p>
     <w:p>
@@ -16202,13 +14827,8 @@
         <w:t>90.77%</w:t>
       </w:r>
       <w:r>
-        <w:t>，</w:t>
-      </w:r>
-      <w:proofErr w:type="gramStart"/>
-      <w:r>
-        <w:t>宏平均</w:t>
-      </w:r>
-      <w:proofErr w:type="gramEnd"/>
+        <w:t>，宏平均</w:t>
+      </w:r>
       <w:r>
         <w:t>F1</w:t>
       </w:r>
@@ -16263,7 +14883,7 @@
         <w:t>Stage 3</w:t>
       </w:r>
       <w:r>
-        <w:t>更多体现为训练流程的进一步完善和模型效果的稳定保持。本文不将其表述为显著创新，而是将其作为训练优化过程中的一个补充环节。</w:t>
+        <w:t>更多体现为训练流程的进一步完善和模型效果的稳定保持。</w:t>
       </w:r>
     </w:p>
     <w:p>
@@ -16274,7 +14894,7 @@
           <w:rFonts w:hint="eastAsia"/>
         </w:rPr>
       </w:pPr>
-      <w:bookmarkStart w:id="42" w:name="_Toc228819023"/>
+      <w:bookmarkStart w:id="42" w:name="_Toc229212163"/>
       <w:r>
         <w:t>4.3 最终模型总体评价</w:t>
       </w:r>
@@ -16426,11 +15046,9 @@
               <w:ind w:firstLineChars="0" w:firstLine="0"/>
               <w:jc w:val="center"/>
             </w:pPr>
-            <w:proofErr w:type="spellStart"/>
             <w:r>
               <w:t>验证集</w:t>
             </w:r>
-            <w:proofErr w:type="spellEnd"/>
           </w:p>
         </w:tc>
         <w:tc>
@@ -16490,11 +15108,9 @@
               <w:ind w:firstLineChars="0" w:firstLine="0"/>
               <w:jc w:val="center"/>
             </w:pPr>
-            <w:proofErr w:type="spellStart"/>
             <w:r>
               <w:t>测试集</w:t>
             </w:r>
-            <w:proofErr w:type="spellEnd"/>
           </w:p>
         </w:tc>
         <w:tc>
@@ -16567,13 +15183,8 @@
         <w:t>90.55%</w:t>
       </w:r>
       <w:r>
-        <w:t>，</w:t>
-      </w:r>
-      <w:proofErr w:type="gramStart"/>
-      <w:r>
-        <w:t>宏平均</w:t>
-      </w:r>
-      <w:proofErr w:type="gramEnd"/>
+        <w:t>，宏平均</w:t>
+      </w:r>
       <w:r>
         <w:t>F1</w:t>
       </w:r>
@@ -16590,13 +15201,8 @@
         <w:t>90.77%</w:t>
       </w:r>
       <w:r>
-        <w:t>，</w:t>
-      </w:r>
-      <w:proofErr w:type="gramStart"/>
-      <w:r>
-        <w:t>宏平均</w:t>
-      </w:r>
-      <w:proofErr w:type="gramEnd"/>
+        <w:t>，宏平均</w:t>
+      </w:r>
       <w:r>
         <w:t>F1</w:t>
       </w:r>
@@ -16607,23 +15213,7 @@
         <w:t>87.43%</w:t>
       </w:r>
       <w:r>
-        <w:t>。测试</w:t>
-      </w:r>
-      <w:proofErr w:type="gramStart"/>
-      <w:r>
-        <w:t>集结果</w:t>
-      </w:r>
-      <w:proofErr w:type="gramEnd"/>
-      <w:r>
-        <w:t>略高于验证集，但二者差异很小，说明模型在当前数据划分下没有出现</w:t>
-      </w:r>
-      <w:proofErr w:type="gramStart"/>
-      <w:r>
-        <w:t>明显过</w:t>
-      </w:r>
-      <w:proofErr w:type="gramEnd"/>
-      <w:r>
-        <w:t>拟合，具备较稳定的泛化表现。</w:t>
+        <w:t>。测试集结果略高于验证集，但二者差异很小，说明模型在当前数据划分下没有出现明显过拟合，具备较稳定的泛化表现。</w:t>
       </w:r>
     </w:p>
     <w:p>
@@ -16637,13 +15227,8 @@
         <w:t>90%</w:t>
       </w:r>
       <w:r>
-        <w:t>说明模型能够较好地完成整体七类表情分类任务；</w:t>
-      </w:r>
-      <w:proofErr w:type="gramStart"/>
-      <w:r>
-        <w:t>宏平均</w:t>
-      </w:r>
-      <w:proofErr w:type="gramEnd"/>
+        <w:t>说明模型能够较好地完成整体七类表情分类任务；宏平均</w:t>
+      </w:r>
       <w:r>
         <w:t>F1</w:t>
       </w:r>
@@ -16654,45 +15239,16 @@
         <w:t>87%</w:t>
       </w:r>
       <w:r>
-        <w:t>左右，说明模型并不是单纯依靠高频类别获得较高准确率，而是在各类别上也保持了较均衡的识别能力。考虑到本文最终目标是将模型部署到</w:t>
-      </w:r>
-      <w:proofErr w:type="gramStart"/>
-      <w:r>
-        <w:t>树莓派端进行</w:t>
-      </w:r>
-      <w:proofErr w:type="gramEnd"/>
-      <w:r>
-        <w:t>实时识别，该模型在准确率、类别均衡表现和轻量化结构之间取得了较好的平衡，能够作为后续</w:t>
-      </w:r>
-      <w:proofErr w:type="gramStart"/>
-      <w:r>
-        <w:t>端侧系统</w:t>
-      </w:r>
-      <w:proofErr w:type="gramEnd"/>
-      <w:r>
-        <w:t>部署的分类模型基础。</w:t>
-      </w:r>
-    </w:p>
-    <w:p>
-      <w:pPr>
-        <w:ind w:firstLine="480"/>
-      </w:pPr>
-      <w:r>
-        <w:t>需要注意的是，本文的模型训练目标并不是在公开数据集上追求最高指标，而是获得适合</w:t>
-      </w:r>
-      <w:proofErr w:type="gramStart"/>
-      <w:r>
-        <w:t>端侧部署</w:t>
-      </w:r>
-      <w:proofErr w:type="gramEnd"/>
-      <w:r>
-        <w:t>的稳定分类模型。因此，在最终模型选择时，除了关注测试集准确率外，还需要结合</w:t>
-      </w:r>
-      <w:proofErr w:type="gramStart"/>
-      <w:r>
-        <w:t>宏平均</w:t>
-      </w:r>
-      <w:proofErr w:type="gramEnd"/>
+        <w:t>左右，说明模型并不是单纯依靠高频类别获得较高准确率，而是在各类别上也保持了较均衡的识别能力。考虑到本文最终目标是将模型部署到树莓派端进行实时识别，该模型在准确率、类别均衡表现和轻量化结构之间取得了较好的平衡，能够作为后续端侧系统部署的分类模型基础。</w:t>
+      </w:r>
+    </w:p>
+    <w:p>
+      <w:pPr>
+        <w:ind w:firstLine="480"/>
+      </w:pPr>
+      <w:r>
+        <w:t>需要注意的是，本文的模型训练目标并不是在公开数据集上追求最高指标，而是获得适合端侧部署的稳定分类模型。因此，在最终模型选择时，除了关注测试集准确率外，还需要结合宏平均</w:t>
+      </w:r>
       <w:r>
         <w:t>F1</w:t>
       </w:r>
@@ -16708,7 +15264,7 @@
           <w:rFonts w:hint="eastAsia"/>
         </w:rPr>
       </w:pPr>
-      <w:bookmarkStart w:id="43" w:name="_Toc228819024"/>
+      <w:bookmarkStart w:id="43" w:name="_Toc229212164"/>
       <w:r>
         <w:t>4.4 混淆矩阵与类别识别分析</w:t>
       </w:r>
@@ -16758,7 +15314,7 @@
           <w:noProof/>
         </w:rPr>
         <w:drawing>
-          <wp:inline distT="0" distB="0" distL="0" distR="0" wp14:anchorId="11B783FA" wp14:editId="54768B01">
+          <wp:inline distT="0" distB="0" distL="0" distR="0" wp14:anchorId="11B783FA" wp14:editId="2A04BC55">
             <wp:extent cx="3455838" cy="2880000"/>
             <wp:effectExtent l="0" t="0" r="0" b="0"/>
             <wp:docPr id="1189875707" name="图片 5"/>
@@ -17028,11 +15584,9 @@
               <w:ind w:firstLineChars="0" w:firstLine="0"/>
               <w:jc w:val="center"/>
             </w:pPr>
-            <w:proofErr w:type="spellStart"/>
             <w:r>
               <w:t>愤怒</w:t>
             </w:r>
-            <w:proofErr w:type="spellEnd"/>
           </w:p>
         </w:tc>
         <w:tc>
@@ -17107,11 +15661,9 @@
               <w:ind w:firstLineChars="0" w:firstLine="0"/>
               <w:jc w:val="center"/>
             </w:pPr>
-            <w:proofErr w:type="spellStart"/>
             <w:r>
               <w:t>厌恶</w:t>
             </w:r>
-            <w:proofErr w:type="spellEnd"/>
           </w:p>
         </w:tc>
         <w:tc>
@@ -17186,11 +15738,9 @@
               <w:ind w:firstLineChars="0" w:firstLine="0"/>
               <w:jc w:val="center"/>
             </w:pPr>
-            <w:proofErr w:type="spellStart"/>
             <w:r>
               <w:t>恐惧</w:t>
             </w:r>
-            <w:proofErr w:type="spellEnd"/>
           </w:p>
         </w:tc>
         <w:tc>
@@ -17265,11 +15815,9 @@
               <w:ind w:firstLineChars="0" w:firstLine="0"/>
               <w:jc w:val="center"/>
             </w:pPr>
-            <w:proofErr w:type="spellStart"/>
             <w:r>
               <w:t>高兴</w:t>
             </w:r>
-            <w:proofErr w:type="spellEnd"/>
           </w:p>
         </w:tc>
         <w:tc>
@@ -17344,11 +15892,9 @@
               <w:ind w:firstLineChars="0" w:firstLine="0"/>
               <w:jc w:val="center"/>
             </w:pPr>
-            <w:proofErr w:type="spellStart"/>
             <w:r>
               <w:t>悲伤</w:t>
             </w:r>
-            <w:proofErr w:type="spellEnd"/>
           </w:p>
         </w:tc>
         <w:tc>
@@ -17423,11 +15969,9 @@
               <w:ind w:firstLineChars="0" w:firstLine="0"/>
               <w:jc w:val="center"/>
             </w:pPr>
-            <w:proofErr w:type="spellStart"/>
             <w:r>
               <w:t>惊讶</w:t>
             </w:r>
-            <w:proofErr w:type="spellEnd"/>
           </w:p>
         </w:tc>
         <w:tc>
@@ -17502,11 +16046,9 @@
               <w:ind w:firstLineChars="0" w:firstLine="0"/>
               <w:jc w:val="center"/>
             </w:pPr>
-            <w:proofErr w:type="spellStart"/>
             <w:r>
               <w:t>中性</w:t>
             </w:r>
-            <w:proofErr w:type="spellEnd"/>
           </w:p>
         </w:tc>
         <w:tc>
@@ -17755,7 +16297,7 @@
           <w:rFonts w:hint="eastAsia"/>
         </w:rPr>
       </w:pPr>
-      <w:bookmarkStart w:id="44" w:name="_Toc228819025"/>
+      <w:bookmarkStart w:id="44" w:name="_Toc229212165"/>
       <w:r>
         <w:t>4.</w:t>
       </w:r>
@@ -17792,33 +16334,15 @@
       <w:r>
         <w:t>Stage 3</w:t>
       </w:r>
-      <w:proofErr w:type="gramStart"/>
-      <w:r>
-        <w:t>三个</w:t>
-      </w:r>
-      <w:proofErr w:type="gramEnd"/>
-      <w:r>
-        <w:t>阶段的训练结果进行了对比。结果表明，仅使用有标签数据进行基础监督训练时，模型能够完成初步分类任务，但整体性能有限；在</w:t>
+      <w:r>
+        <w:t>三个阶段的训练结果进行了对比。结果表明，仅使用有标签数据进行基础监督训练时，模型能够完成初步分类任务，但整体性能有限；在</w:t>
       </w:r>
       <w:r>
         <w:t>Stage 2</w:t>
       </w:r>
       <w:r>
-        <w:t>中引入高</w:t>
-      </w:r>
-      <w:proofErr w:type="gramStart"/>
-      <w:r>
-        <w:t>置信度伪标签</w:t>
-      </w:r>
-      <w:proofErr w:type="gramEnd"/>
-      <w:r>
-        <w:t>后，模型准确率和</w:t>
-      </w:r>
-      <w:proofErr w:type="gramStart"/>
-      <w:r>
-        <w:t>宏平均</w:t>
-      </w:r>
-      <w:proofErr w:type="gramEnd"/>
+        <w:t>中引入高置信度伪标签后，模型准确率和宏平均</w:t>
+      </w:r>
       <w:r>
         <w:t>F1</w:t>
       </w:r>
@@ -17855,13 +16379,8 @@
         <w:t>90.55%</w:t>
       </w:r>
       <w:r>
-        <w:t>，</w:t>
-      </w:r>
-      <w:proofErr w:type="gramStart"/>
-      <w:r>
-        <w:t>宏平均</w:t>
-      </w:r>
-      <w:proofErr w:type="gramEnd"/>
+        <w:t>，宏平均</w:t>
+      </w:r>
       <w:r>
         <w:t>F1</w:t>
       </w:r>
@@ -17878,13 +16397,8 @@
         <w:t>90.77%</w:t>
       </w:r>
       <w:r>
-        <w:t>，</w:t>
-      </w:r>
-      <w:proofErr w:type="gramStart"/>
-      <w:r>
-        <w:t>宏平均</w:t>
-      </w:r>
-      <w:proofErr w:type="gramEnd"/>
+        <w:t>，宏平均</w:t>
+      </w:r>
       <w:r>
         <w:t>F1</w:t>
       </w:r>
@@ -17895,39 +16409,15 @@
         <w:t>87.43%</w:t>
       </w:r>
       <w:r>
-        <w:t>。验证集和测试</w:t>
-      </w:r>
-      <w:proofErr w:type="gramStart"/>
-      <w:r>
-        <w:t>集结果</w:t>
-      </w:r>
-      <w:proofErr w:type="gramEnd"/>
-      <w:r>
-        <w:t>差异较小，说明模型具备较稳定的分类能力。</w:t>
-      </w:r>
-    </w:p>
-    <w:p>
-      <w:pPr>
-        <w:ind w:firstLine="480"/>
-      </w:pPr>
-      <w:r>
-        <w:t>最后，通过测试集混淆矩阵和各类别指标分析可以看出，模型对高兴、中性和惊讶等类别识别效果较好，但对恐惧、悲伤和厌恶等类别仍存在一定混淆。总体而言，最终表情分类模型已经能够满足后续树莓</w:t>
-      </w:r>
-      <w:proofErr w:type="gramStart"/>
-      <w:r>
-        <w:t>派端部署</w:t>
-      </w:r>
-      <w:proofErr w:type="gramEnd"/>
-      <w:r>
-        <w:t>和实时识别系统测试的基本要求。下一章将在本章训练结果基础上，进一步介绍模型转换、树莓</w:t>
-      </w:r>
-      <w:proofErr w:type="gramStart"/>
-      <w:r>
-        <w:t>派端部署</w:t>
-      </w:r>
-      <w:proofErr w:type="gramEnd"/>
-      <w:r>
-        <w:t>和系统运行测试过程。</w:t>
+        <w:t>。验证集和测试集结果差异较小，说明模型具备较稳定的分类能力。</w:t>
+      </w:r>
+    </w:p>
+    <w:p>
+      <w:pPr>
+        <w:ind w:firstLine="480"/>
+      </w:pPr>
+      <w:r>
+        <w:t>最后，通过测试集混淆矩阵和各类别指标分析可以看出，模型对高兴、中性和惊讶等类别识别效果较好，但对恐惧、悲伤和厌恶等类别仍存在一定混淆。总体而言，最终表情分类模型已经能够满足后续树莓派端部署和实时识别系统测试的基本要求。下一章将在本章训练结果基础上，进一步介绍模型转换、树莓派端部署和系统运行测试过程。</w:t>
       </w:r>
     </w:p>
     <w:p>
@@ -17946,7 +16436,7 @@
           <w:rFonts w:hint="eastAsia"/>
         </w:rPr>
       </w:pPr>
-      <w:bookmarkStart w:id="45" w:name="_Toc228819026"/>
+      <w:bookmarkStart w:id="45" w:name="_Toc229212166"/>
       <w:bookmarkEnd w:id="21"/>
       <w:bookmarkEnd w:id="22"/>
       <w:r>
@@ -17963,7 +16453,7 @@
           <w:rFonts w:hint="eastAsia"/>
         </w:rPr>
       </w:pPr>
-      <w:bookmarkStart w:id="46" w:name="_Toc228819027"/>
+      <w:bookmarkStart w:id="46" w:name="_Toc229212167"/>
       <w:r>
         <w:t>5.1 系统实现与运行流程</w:t>
       </w:r>
@@ -17977,21 +16467,7 @@
         <w:rPr>
           <w:rFonts w:hint="eastAsia"/>
         </w:rPr>
-        <w:t>前几章已经完成</w:t>
-      </w:r>
-      <w:proofErr w:type="gramStart"/>
-      <w:r>
-        <w:rPr>
-          <w:rFonts w:hint="eastAsia"/>
-        </w:rPr>
-        <w:t>了端侧人脸</w:t>
-      </w:r>
-      <w:proofErr w:type="gramEnd"/>
-      <w:r>
-        <w:rPr>
-          <w:rFonts w:hint="eastAsia"/>
-        </w:rPr>
-        <w:t>表情识别系统的需求分析、模型构建和训练优化。第</w:t>
+        <w:t>前几章已经完成了端侧人脸表情识别系统的需求分析、模型构建和训练优化。第</w:t>
       </w:r>
       <w:r>
         <w:rPr>
@@ -18015,21 +16491,7 @@
         <w:rPr>
           <w:rFonts w:hint="eastAsia"/>
         </w:rPr>
-        <w:t>模型在测试集上取得了较稳定的识别效果，因此本章进一步围绕模型转换、树莓</w:t>
-      </w:r>
-      <w:proofErr w:type="gramStart"/>
-      <w:r>
-        <w:rPr>
-          <w:rFonts w:hint="eastAsia"/>
-        </w:rPr>
-        <w:t>派端部署</w:t>
-      </w:r>
-      <w:proofErr w:type="gramEnd"/>
-      <w:r>
-        <w:rPr>
-          <w:rFonts w:hint="eastAsia"/>
-        </w:rPr>
-        <w:t>和实际运行测试展开说明。</w:t>
+        <w:t>模型在测试集上取得了较稳定的识别效果，因此本章进一步围绕模型转换、树莓派端部署和实际运行测试展开说明。</w:t>
       </w:r>
     </w:p>
     <w:p>
@@ -18078,14 +16540,12 @@
         </w:rPr>
         <w:t>检测人脸区域和关键点，然后根据检测框裁剪人脸图像，将其输入</w:t>
       </w:r>
-      <w:proofErr w:type="spellStart"/>
       <w:r>
         <w:rPr>
           <w:rFonts w:hint="eastAsia"/>
         </w:rPr>
         <w:t>TFLite</w:t>
       </w:r>
-      <w:proofErr w:type="spellEnd"/>
       <w:r>
         <w:rPr>
           <w:rFonts w:hint="eastAsia"/>
@@ -18121,73 +16581,11 @@
         </w:rPr>
         <w:t>PC</w:t>
       </w:r>
-      <w:proofErr w:type="gramStart"/>
-      <w:r>
-        <w:rPr>
-          <w:rFonts w:hint="eastAsia"/>
-        </w:rPr>
-        <w:t>端主要</w:t>
-      </w:r>
-      <w:proofErr w:type="gramEnd"/>
-      <w:r>
-        <w:rPr>
-          <w:rFonts w:hint="eastAsia"/>
-        </w:rPr>
-        <w:t>承担模型训练、模型导出和格式转换任务；树莓</w:t>
-      </w:r>
-      <w:proofErr w:type="gramStart"/>
-      <w:r>
-        <w:rPr>
-          <w:rFonts w:hint="eastAsia"/>
-        </w:rPr>
-        <w:t>派端主要</w:t>
-      </w:r>
-      <w:proofErr w:type="gramEnd"/>
-      <w:r>
-        <w:rPr>
-          <w:rFonts w:hint="eastAsia"/>
-        </w:rPr>
-        <w:t>承担视频采集、人脸检测、表情分类、结果显示和图像保存任务。通过这种方式，本文完成了从模型训练、模型转换到树莓</w:t>
-      </w:r>
-      <w:proofErr w:type="gramStart"/>
-      <w:r>
-        <w:rPr>
-          <w:rFonts w:hint="eastAsia"/>
-        </w:rPr>
-        <w:t>派端运行</w:t>
-      </w:r>
-      <w:proofErr w:type="gramEnd"/>
-      <w:r>
-        <w:rPr>
-          <w:rFonts w:hint="eastAsia"/>
-        </w:rPr>
-        <w:t>验证的完整闭环。由于第</w:t>
-      </w:r>
-      <w:r>
-        <w:rPr>
-          <w:rFonts w:hint="eastAsia"/>
-        </w:rPr>
-        <w:t>2</w:t>
-      </w:r>
-      <w:r>
-        <w:rPr>
-          <w:rFonts w:hint="eastAsia"/>
-        </w:rPr>
-        <w:t>章已经给出了系统总体技术路线，本章不再重复绘制系统流程图，而是重点通过模型导出文件、</w:t>
-      </w:r>
-      <w:proofErr w:type="gramStart"/>
-      <w:r>
-        <w:rPr>
-          <w:rFonts w:hint="eastAsia"/>
-        </w:rPr>
-        <w:t>端侧推理</w:t>
-      </w:r>
-      <w:proofErr w:type="gramEnd"/>
-      <w:r>
-        <w:rPr>
-          <w:rFonts w:hint="eastAsia"/>
-        </w:rPr>
-        <w:t>参数和实际运行截图说明系统实现过程。</w:t>
+      <w:r>
+        <w:rPr>
+          <w:rFonts w:hint="eastAsia"/>
+        </w:rPr>
+        <w:t>端主要承担模型训练、模型导出和格式转换任务；树莓派端主要承担视频采集、人脸检测、表情分类、结果显示和图像保存任务。通过这种方式，本文完成了从模型训练、模型转换到树莓派端运行验证的完整闭环。本章重点通过模型导出文件、端侧推理参数和实际运行截图说明系统实现过程。</w:t>
       </w:r>
     </w:p>
     <w:p>
@@ -18198,7 +16596,7 @@
           <w:rFonts w:hint="eastAsia"/>
         </w:rPr>
       </w:pPr>
-      <w:bookmarkStart w:id="47" w:name="_Toc228819028"/>
+      <w:bookmarkStart w:id="47" w:name="_Toc229212168"/>
       <w:r>
         <w:t>5.2 软件环境与硬件平台配置</w:t>
       </w:r>
@@ -18211,7 +16609,7 @@
           <w:rFonts w:hint="eastAsia"/>
         </w:rPr>
       </w:pPr>
-      <w:bookmarkStart w:id="48" w:name="_Toc228819029"/>
+      <w:bookmarkStart w:id="48" w:name="_Toc229212169"/>
       <w:r>
         <w:t>5.2.1 硬件平台配置</w:t>
       </w:r>
@@ -18227,46 +16625,18 @@
       <w:r>
         <w:t>PC</w:t>
       </w:r>
-      <w:proofErr w:type="gramStart"/>
-      <w:r>
-        <w:t>端训练</w:t>
-      </w:r>
-      <w:proofErr w:type="gramEnd"/>
-      <w:r>
-        <w:t>转换平台和树莓</w:t>
-      </w:r>
-      <w:proofErr w:type="gramStart"/>
-      <w:r>
-        <w:t>派端部署</w:t>
-      </w:r>
-      <w:proofErr w:type="gramEnd"/>
-      <w:r>
-        <w:t>平台。</w:t>
+      <w:r>
+        <w:t>端训练转换平台和树莓派端部署平台。</w:t>
       </w:r>
       <w:r>
         <w:t>PC</w:t>
       </w:r>
-      <w:proofErr w:type="gramStart"/>
-      <w:r>
-        <w:t>端用于</w:t>
-      </w:r>
-      <w:proofErr w:type="gramEnd"/>
-      <w:r>
-        <w:t>数据处理、模型训练、模型评估和模型格式转换；树莓</w:t>
-      </w:r>
-      <w:proofErr w:type="gramStart"/>
-      <w:r>
-        <w:t>派端用于</w:t>
-      </w:r>
-      <w:proofErr w:type="gramEnd"/>
-      <w:r>
-        <w:t>部署</w:t>
-      </w:r>
-      <w:proofErr w:type="spellStart"/>
+      <w:r>
+        <w:t>端用于数据处理、模型训练、模型评估和模型格式转换；树莓派端用于部署</w:t>
+      </w:r>
       <w:r>
         <w:t>TFLite</w:t>
       </w:r>
-      <w:proofErr w:type="spellEnd"/>
       <w:r>
         <w:t>模型并完成实时识别测试。</w:t>
       </w:r>
@@ -18390,34 +16760,26 @@
             <w:r>
               <w:t>PC</w:t>
             </w:r>
-            <w:proofErr w:type="gramStart"/>
             <w:r>
               <w:rPr>
                 <w:rFonts w:ascii="宋体" w:eastAsia="宋体" w:hAnsi="宋体" w:cs="宋体" w:hint="eastAsia"/>
               </w:rPr>
-              <w:t>端训练</w:t>
-            </w:r>
-            <w:proofErr w:type="gramEnd"/>
+              <w:t>端训练与转换平台</w:t>
+            </w:r>
+          </w:p>
+        </w:tc>
+        <w:tc>
+          <w:tcPr>
+            <w:tcW w:w="1666" w:type="pct"/>
+          </w:tcPr>
+          <w:p>
+            <w:pPr>
+              <w:ind w:firstLineChars="0" w:firstLine="0"/>
+            </w:pPr>
             <w:r>
               <w:rPr>
                 <w:rFonts w:ascii="宋体" w:eastAsia="宋体" w:hAnsi="宋体" w:cs="宋体" w:hint="eastAsia"/>
               </w:rPr>
-              <w:t>与转换平台</w:t>
-            </w:r>
-          </w:p>
-        </w:tc>
-        <w:tc>
-          <w:tcPr>
-            <w:tcW w:w="1666" w:type="pct"/>
-          </w:tcPr>
-          <w:p>
-            <w:pPr>
-              <w:ind w:firstLineChars="0" w:firstLine="0"/>
-            </w:pPr>
-            <w:r>
-              <w:rPr>
-                <w:rFonts w:ascii="宋体" w:eastAsia="宋体" w:hAnsi="宋体" w:cs="宋体" w:hint="eastAsia"/>
-              </w:rPr>
               <w:t>处理器</w:t>
             </w:r>
           </w:p>
@@ -18431,15 +16793,7 @@
               <w:ind w:firstLineChars="0" w:firstLine="0"/>
             </w:pPr>
             <w:r>
-              <w:t>Intel Core i7-10870</w:t>
-            </w:r>
-            <w:proofErr w:type="gramStart"/>
-            <w:r>
-              <w:t>H @</w:t>
-            </w:r>
-            <w:proofErr w:type="gramEnd"/>
-            <w:r>
-              <w:t xml:space="preserve"> 2.20GHz</w:t>
+              <w:t>Intel Core i7-10870H @ 2.20GHz</w:t>
             </w:r>
           </w:p>
         </w:tc>
@@ -18456,19 +16810,11 @@
             <w:r>
               <w:t>PC</w:t>
             </w:r>
-            <w:proofErr w:type="gramStart"/>
             <w:r>
               <w:rPr>
                 <w:rFonts w:ascii="宋体" w:eastAsia="宋体" w:hAnsi="宋体" w:cs="宋体" w:hint="eastAsia"/>
               </w:rPr>
-              <w:t>端训练</w:t>
-            </w:r>
-            <w:proofErr w:type="gramEnd"/>
-            <w:r>
-              <w:rPr>
-                <w:rFonts w:ascii="宋体" w:eastAsia="宋体" w:hAnsi="宋体" w:cs="宋体" w:hint="eastAsia"/>
-              </w:rPr>
-              <w:t>与转换平台</w:t>
+              <w:t>端训练与转换平台</w:t>
             </w:r>
           </w:p>
         </w:tc>
@@ -18514,19 +16860,11 @@
             <w:r>
               <w:t>PC</w:t>
             </w:r>
-            <w:proofErr w:type="gramStart"/>
             <w:r>
               <w:rPr>
                 <w:rFonts w:ascii="宋体" w:eastAsia="宋体" w:hAnsi="宋体" w:cs="宋体" w:hint="eastAsia"/>
               </w:rPr>
-              <w:t>端训练</w:t>
-            </w:r>
-            <w:proofErr w:type="gramEnd"/>
-            <w:r>
-              <w:rPr>
-                <w:rFonts w:ascii="宋体" w:eastAsia="宋体" w:hAnsi="宋体" w:cs="宋体" w:hint="eastAsia"/>
-              </w:rPr>
-              <w:t>与转换平台</w:t>
+              <w:t>端训练与转换平台</w:t>
             </w:r>
           </w:p>
         </w:tc>
@@ -18566,19 +16904,11 @@
             <w:pPr>
               <w:ind w:firstLineChars="0" w:firstLine="0"/>
             </w:pPr>
-            <w:proofErr w:type="gramStart"/>
             <w:r>
               <w:rPr>
                 <w:rFonts w:ascii="宋体" w:eastAsia="宋体" w:hAnsi="宋体" w:cs="宋体" w:hint="eastAsia"/>
               </w:rPr>
-              <w:t>端侧部署</w:t>
-            </w:r>
-            <w:proofErr w:type="gramEnd"/>
-            <w:r>
-              <w:rPr>
-                <w:rFonts w:ascii="宋体" w:eastAsia="宋体" w:hAnsi="宋体" w:cs="宋体" w:hint="eastAsia"/>
-              </w:rPr>
-              <w:t>平台</w:t>
+              <w:t>端侧部署平台</w:t>
             </w:r>
           </w:p>
         </w:tc>
@@ -18621,20 +16951,11 @@
             <w:pPr>
               <w:ind w:firstLineChars="0" w:firstLine="0"/>
             </w:pPr>
-            <w:proofErr w:type="gramStart"/>
             <w:r>
               <w:rPr>
                 <w:rFonts w:ascii="宋体" w:eastAsia="宋体" w:hAnsi="宋体" w:cs="宋体" w:hint="eastAsia"/>
               </w:rPr>
-              <w:lastRenderedPageBreak/>
-              <w:t>端侧部署</w:t>
-            </w:r>
-            <w:proofErr w:type="gramEnd"/>
-            <w:r>
-              <w:rPr>
-                <w:rFonts w:ascii="宋体" w:eastAsia="宋体" w:hAnsi="宋体" w:cs="宋体" w:hint="eastAsia"/>
-              </w:rPr>
-              <w:t>平台</w:t>
+              <w:t>端侧部署平台</w:t>
             </w:r>
           </w:p>
         </w:tc>
@@ -18678,6 +16999,7 @@
               <w:ind w:firstLineChars="0" w:firstLine="0"/>
             </w:pPr>
             <w:r>
+              <w:lastRenderedPageBreak/>
               <w:t>端侧部署平台</w:t>
             </w:r>
           </w:p>
@@ -18732,31 +17054,7 @@
         <w:t>5</w:t>
       </w:r>
       <w:r>
-        <w:t>则作为最终部署平台，用于验证模型在</w:t>
-      </w:r>
-      <w:proofErr w:type="gramStart"/>
-      <w:r>
-        <w:t>端侧环境</w:t>
-      </w:r>
-      <w:proofErr w:type="gramEnd"/>
-      <w:r>
-        <w:t>下的实际运行效果。由于树莓派</w:t>
-      </w:r>
-      <w:proofErr w:type="gramStart"/>
-      <w:r>
-        <w:t>平台算力和</w:t>
-      </w:r>
-      <w:proofErr w:type="gramEnd"/>
-      <w:r>
-        <w:t>内存资源有限，部署阶段需要控制模型大小、推理频率和单</w:t>
-      </w:r>
-      <w:proofErr w:type="gramStart"/>
-      <w:r>
-        <w:t>帧处理</w:t>
-      </w:r>
-      <w:proofErr w:type="gramEnd"/>
-      <w:r>
-        <w:t>负载。</w:t>
+        <w:t>则作为最终部署平台，用于验证模型在端侧环境下的实际运行效果。由于树莓派平台算力和内存资源有限，部署阶段需要控制模型大小、推理频率和单帧处理负载。</w:t>
       </w:r>
     </w:p>
     <w:p>
@@ -18766,7 +17064,7 @@
           <w:rFonts w:hint="eastAsia"/>
         </w:rPr>
       </w:pPr>
-      <w:bookmarkStart w:id="49" w:name="_Toc228819030"/>
+      <w:bookmarkStart w:id="49" w:name="_Toc229212170"/>
       <w:r>
         <w:t>5.2.2 软件环境与工具</w:t>
       </w:r>
@@ -18779,11 +17077,9 @@
       <w:r>
         <w:t>本文模型训练阶段主要使用</w:t>
       </w:r>
-      <w:proofErr w:type="spellStart"/>
       <w:r>
         <w:t>PyTorch</w:t>
       </w:r>
-      <w:proofErr w:type="spellEnd"/>
       <w:r>
         <w:t>完成</w:t>
       </w:r>
@@ -18799,19 +17095,15 @@
       <w:r>
         <w:t>、</w:t>
       </w:r>
-      <w:proofErr w:type="spellStart"/>
       <w:r>
         <w:t>onnxruntime</w:t>
       </w:r>
-      <w:proofErr w:type="spellEnd"/>
       <w:r>
         <w:t>、</w:t>
       </w:r>
-      <w:proofErr w:type="spellStart"/>
       <w:r>
         <w:t>onnxsim</w:t>
       </w:r>
-      <w:proofErr w:type="spellEnd"/>
       <w:r>
         <w:t>、</w:t>
       </w:r>
@@ -18825,13 +17117,8 @@
         <w:t>TensorFlow Lite</w:t>
       </w:r>
       <w:r>
-        <w:t>等工具；</w:t>
-      </w:r>
-      <w:proofErr w:type="gramStart"/>
-      <w:r>
-        <w:t>树莓派端使用</w:t>
-      </w:r>
-      <w:proofErr w:type="gramEnd"/>
+        <w:t>等工具；树莓派端使用</w:t>
+      </w:r>
       <w:r>
         <w:t>OpenCV</w:t>
       </w:r>
@@ -18844,11 +17131,9 @@
       <w:r>
         <w:t>和</w:t>
       </w:r>
-      <w:proofErr w:type="spellStart"/>
       <w:r>
         <w:t>TFLite</w:t>
       </w:r>
-      <w:proofErr w:type="spellEnd"/>
       <w:r>
         <w:t>运行时完成实时推理。模型导出脚本中设置最终导出模型类别数为</w:t>
       </w:r>
@@ -18998,21 +17283,7 @@
               <w:rPr>
                 <w:rFonts w:ascii="宋体" w:eastAsia="宋体" w:hAnsi="宋体" w:cs="宋体" w:hint="eastAsia"/>
               </w:rPr>
-              <w:t>训练、模型转换和</w:t>
-            </w:r>
-            <w:proofErr w:type="gramStart"/>
-            <w:r>
-              <w:rPr>
-                <w:rFonts w:ascii="宋体" w:eastAsia="宋体" w:hAnsi="宋体" w:cs="宋体" w:hint="eastAsia"/>
-              </w:rPr>
-              <w:t>树莓派端推理</w:t>
-            </w:r>
-            <w:proofErr w:type="gramEnd"/>
-            <w:r>
-              <w:rPr>
-                <w:rFonts w:ascii="宋体" w:eastAsia="宋体" w:hAnsi="宋体" w:cs="宋体" w:hint="eastAsia"/>
-              </w:rPr>
-              <w:t>程序运行环境</w:t>
+              <w:t>训练、模型转换和树莓派端推理程序运行环境</w:t>
             </w:r>
           </w:p>
         </w:tc>
@@ -19026,11 +17297,9 @@
             <w:pPr>
               <w:ind w:firstLineChars="0" w:firstLine="0"/>
             </w:pPr>
-            <w:proofErr w:type="spellStart"/>
             <w:r>
               <w:t>PyTorch</w:t>
             </w:r>
-            <w:proofErr w:type="spellEnd"/>
           </w:p>
         </w:tc>
         <w:tc>
@@ -19087,11 +17356,9 @@
               </w:rPr>
               <w:t>作为</w:t>
             </w:r>
-            <w:proofErr w:type="spellStart"/>
             <w:r>
               <w:t>PyTorch</w:t>
             </w:r>
-            <w:proofErr w:type="spellEnd"/>
             <w:r>
               <w:rPr>
                 <w:rFonts w:ascii="宋体" w:eastAsia="宋体" w:hAnsi="宋体" w:cs="宋体" w:hint="eastAsia"/>
@@ -19110,11 +17377,9 @@
             <w:pPr>
               <w:ind w:firstLineChars="0" w:firstLine="0"/>
             </w:pPr>
-            <w:proofErr w:type="spellStart"/>
             <w:r>
               <w:t>onnxsim</w:t>
             </w:r>
-            <w:proofErr w:type="spellEnd"/>
           </w:p>
         </w:tc>
         <w:tc>
@@ -19152,11 +17417,9 @@
             <w:pPr>
               <w:ind w:firstLineChars="0" w:firstLine="0"/>
             </w:pPr>
-            <w:proofErr w:type="spellStart"/>
             <w:r>
               <w:t>onnxruntime</w:t>
             </w:r>
-            <w:proofErr w:type="spellEnd"/>
           </w:p>
         </w:tc>
         <w:tc>
@@ -19223,13 +17486,8 @@
               <w:t>模型转换为</w:t>
             </w:r>
             <w:r>
-              <w:t xml:space="preserve">TensorFlow </w:t>
-            </w:r>
-            <w:proofErr w:type="spellStart"/>
-            <w:r>
-              <w:t>SavedModel</w:t>
-            </w:r>
-            <w:proofErr w:type="spellEnd"/>
+              <w:t>TensorFlow SavedModel</w:t>
+            </w:r>
           </w:p>
         </w:tc>
       </w:tr>
@@ -19243,15 +17501,7 @@
               <w:ind w:firstLineChars="0" w:firstLine="0"/>
             </w:pPr>
             <w:r>
-              <w:t xml:space="preserve">TensorFlow Lite / </w:t>
-            </w:r>
-            <w:proofErr w:type="spellStart"/>
-            <w:r>
-              <w:t>tflite</w:t>
-            </w:r>
-            <w:proofErr w:type="spellEnd"/>
-            <w:r>
-              <w:t>-runtime</w:t>
+              <w:t>TensorFlow Lite / tflite-runtime</w:t>
             </w:r>
           </w:p>
         </w:tc>
@@ -19267,21 +17517,11 @@
               <w:rPr>
                 <w:rFonts w:ascii="宋体" w:eastAsia="宋体" w:hAnsi="宋体" w:cs="宋体" w:hint="eastAsia"/>
               </w:rPr>
-              <w:t>在树莓</w:t>
-            </w:r>
-            <w:proofErr w:type="gramStart"/>
-            <w:r>
-              <w:rPr>
-                <w:rFonts w:ascii="宋体" w:eastAsia="宋体" w:hAnsi="宋体" w:cs="宋体" w:hint="eastAsia"/>
-              </w:rPr>
-              <w:t>派端执行</w:t>
-            </w:r>
-            <w:proofErr w:type="spellStart"/>
-            <w:proofErr w:type="gramEnd"/>
+              <w:t>在树莓派端执行</w:t>
+            </w:r>
             <w:r>
               <w:t>TFLite</w:t>
             </w:r>
-            <w:proofErr w:type="spellEnd"/>
             <w:r>
               <w:rPr>
                 <w:rFonts w:ascii="宋体" w:eastAsia="宋体" w:hAnsi="宋体" w:cs="宋体" w:hint="eastAsia"/>
@@ -19348,17 +17588,12 @@
           <w:rFonts w:hint="eastAsia"/>
         </w:rPr>
       </w:pPr>
-      <w:bookmarkStart w:id="50" w:name="_Toc228819031"/>
+      <w:bookmarkStart w:id="50" w:name="_Toc229212171"/>
       <w:r>
         <w:lastRenderedPageBreak/>
-        <w:t>5.3 模型导出</w:t>
-      </w:r>
-      <w:proofErr w:type="gramStart"/>
-      <w:r>
-        <w:t>与端侧部署</w:t>
+        <w:t>5.3 模型导出与端侧部署</w:t>
       </w:r>
       <w:bookmarkEnd w:id="50"/>
-      <w:proofErr w:type="gramEnd"/>
     </w:p>
     <w:p>
       <w:pPr>
@@ -19367,7 +17602,7 @@
           <w:rFonts w:hint="eastAsia"/>
         </w:rPr>
       </w:pPr>
-      <w:bookmarkStart w:id="51" w:name="_Toc228819032"/>
+      <w:bookmarkStart w:id="51" w:name="_Toc229212172"/>
       <w:r>
         <w:t>5.3.1 模型导出与格式转换</w:t>
       </w:r>
@@ -19392,118 +17627,89 @@
       <w:r>
         <w:t>模型作为最终部署模型。该模型最初以</w:t>
       </w:r>
-      <w:proofErr w:type="spellStart"/>
       <w:r>
         <w:t>PyTorch</w:t>
       </w:r>
-      <w:proofErr w:type="spellEnd"/>
-      <w:r>
-        <w:t>权重文件形式保存，不能直接在</w:t>
-      </w:r>
-      <w:proofErr w:type="gramStart"/>
-      <w:r>
-        <w:t>树莓派端高效</w:t>
-      </w:r>
-      <w:proofErr w:type="gramEnd"/>
-      <w:r>
-        <w:t>运行，因此需要将其转换为适合</w:t>
-      </w:r>
-      <w:proofErr w:type="gramStart"/>
-      <w:r>
-        <w:t>端侧部署</w:t>
-      </w:r>
-      <w:proofErr w:type="gramEnd"/>
+      <w:r>
+        <w:t>权重文件形式保存，不能直接在树莓派端高效运行，因此需要将其转换为适合端侧部署的</w:t>
+      </w:r>
+      <w:r>
+        <w:t>TFLite</w:t>
+      </w:r>
+      <w:r>
+        <w:t>模型。</w:t>
+      </w:r>
+    </w:p>
+    <w:p>
+      <w:pPr>
+        <w:ind w:firstLine="480"/>
+      </w:pPr>
+      <w:r>
+        <w:t>本文模型转换过程包括以下步骤。首先，加载训练得到的</w:t>
+      </w:r>
+      <w:r>
+        <w:t>best_model_stage3.pth</w:t>
+      </w:r>
+      <w:r>
+        <w:t>权重文件，并构建输出类别数为</w:t>
+      </w:r>
+      <w:r>
+        <w:t>7</w:t>
+      </w:r>
       <w:r>
         <w:t>的</w:t>
       </w:r>
-      <w:proofErr w:type="spellStart"/>
+      <w:r>
+        <w:t>MobileNetV3-large</w:t>
+      </w:r>
+      <w:r>
+        <w:t>模型。其次，将</w:t>
+      </w:r>
+      <w:r>
+        <w:t>PyTorch</w:t>
+      </w:r>
+      <w:r>
+        <w:t>模型导出为</w:t>
+      </w:r>
+      <w:r>
+        <w:t>ONNX</w:t>
+      </w:r>
+      <w:r>
+        <w:t>格式。再次，使用</w:t>
+      </w:r>
+      <w:r>
+        <w:t>ONNX</w:t>
+      </w:r>
+      <w:r>
+        <w:t>简化工具生成简化后的</w:t>
+      </w:r>
+      <w:r>
+        <w:t>ONNX</w:t>
+      </w:r>
+      <w:r>
+        <w:t>模型。随后，将简化后的</w:t>
+      </w:r>
+      <w:r>
+        <w:t>ONNX</w:t>
+      </w:r>
+      <w:r>
+        <w:t>模型转换为</w:t>
+      </w:r>
+      <w:r>
+        <w:t>TensorFlow SavedModel</w:t>
+      </w:r>
+      <w:r>
+        <w:t>格式。最后，使用</w:t>
+      </w:r>
+      <w:r>
+        <w:t>TensorFlow Lite</w:t>
+      </w:r>
+      <w:r>
+        <w:t>转换器生成</w:t>
+      </w:r>
       <w:r>
         <w:t>TFLite</w:t>
       </w:r>
-      <w:proofErr w:type="spellEnd"/>
-      <w:r>
-        <w:t>模型。</w:t>
-      </w:r>
-    </w:p>
-    <w:p>
-      <w:pPr>
-        <w:ind w:firstLine="480"/>
-      </w:pPr>
-      <w:r>
-        <w:t>本文模型转换过程包括以下步骤。首先，加载训练得到的</w:t>
-      </w:r>
-      <w:r>
-        <w:t>best_model_stage3.pth</w:t>
-      </w:r>
-      <w:r>
-        <w:t>权重文件，并构建输出类别数为</w:t>
-      </w:r>
-      <w:r>
-        <w:t>7</w:t>
-      </w:r>
-      <w:r>
-        <w:t>的</w:t>
-      </w:r>
-      <w:r>
-        <w:t>MobileNetV3-large</w:t>
-      </w:r>
-      <w:r>
-        <w:t>模型。其次，将</w:t>
-      </w:r>
-      <w:proofErr w:type="spellStart"/>
-      <w:r>
-        <w:t>PyTorch</w:t>
-      </w:r>
-      <w:proofErr w:type="spellEnd"/>
-      <w:r>
-        <w:t>模型导出为</w:t>
-      </w:r>
-      <w:r>
-        <w:t>ONNX</w:t>
-      </w:r>
-      <w:r>
-        <w:t>格式。再次，使用</w:t>
-      </w:r>
-      <w:r>
-        <w:t>ONNX</w:t>
-      </w:r>
-      <w:r>
-        <w:t>简化工具生成简化后的</w:t>
-      </w:r>
-      <w:r>
-        <w:t>ONNX</w:t>
-      </w:r>
-      <w:r>
-        <w:t>模型。随后，将简化后的</w:t>
-      </w:r>
-      <w:r>
-        <w:t>ONNX</w:t>
-      </w:r>
-      <w:r>
-        <w:t>模型转换为</w:t>
-      </w:r>
-      <w:r>
-        <w:t xml:space="preserve">TensorFlow </w:t>
-      </w:r>
-      <w:proofErr w:type="spellStart"/>
-      <w:r>
-        <w:t>SavedModel</w:t>
-      </w:r>
-      <w:proofErr w:type="spellEnd"/>
-      <w:r>
-        <w:t>格式。最后，使用</w:t>
-      </w:r>
-      <w:r>
-        <w:t>TensorFlow Lite</w:t>
-      </w:r>
-      <w:r>
-        <w:t>转换器生成</w:t>
-      </w:r>
-      <w:proofErr w:type="spellStart"/>
-      <w:r>
-        <w:t>TFLite</w:t>
-      </w:r>
-      <w:proofErr w:type="spellEnd"/>
       <w:r>
         <w:t>模型。导出脚本中量化方式设置为</w:t>
       </w:r>
@@ -19578,7 +17784,7 @@
         </w:trPr>
         <w:tc>
           <w:tcPr>
-            <w:tcW w:w="2314" w:type="pct"/>
+            <w:tcW w:w="2315" w:type="pct"/>
           </w:tcPr>
           <w:p>
             <w:pPr>
@@ -19648,22 +17854,18 @@
       <w:tr>
         <w:tc>
           <w:tcPr>
-            <w:tcW w:w="2314" w:type="pct"/>
-          </w:tcPr>
-          <w:p>
-            <w:pPr>
-              <w:ind w:firstLineChars="0" w:firstLine="0"/>
-            </w:pPr>
-            <w:proofErr w:type="spellStart"/>
-            <w:proofErr w:type="gramStart"/>
+            <w:tcW w:w="2315" w:type="pct"/>
+          </w:tcPr>
+          <w:p>
+            <w:pPr>
+              <w:ind w:firstLineChars="0" w:firstLine="0"/>
+            </w:pPr>
             <w:r>
               <w:rPr>
                 <w:rStyle w:val="HTML0"/>
               </w:rPr>
               <w:t>model.onnx</w:t>
             </w:r>
-            <w:proofErr w:type="spellEnd"/>
-            <w:proofErr w:type="gramEnd"/>
           </w:p>
         </w:tc>
         <w:tc>
@@ -19706,11 +17908,9 @@
             <w:pPr>
               <w:ind w:firstLineChars="0" w:firstLine="0"/>
             </w:pPr>
-            <w:proofErr w:type="spellStart"/>
             <w:r>
               <w:t>PyTorch</w:t>
             </w:r>
-            <w:proofErr w:type="spellEnd"/>
             <w:r>
               <w:rPr>
                 <w:rFonts w:ascii="宋体" w:eastAsia="宋体" w:hAnsi="宋体" w:cs="宋体" w:hint="eastAsia"/>
@@ -19732,28 +17932,18 @@
       <w:tr>
         <w:tc>
           <w:tcPr>
-            <w:tcW w:w="2314" w:type="pct"/>
-          </w:tcPr>
-          <w:p>
-            <w:pPr>
-              <w:ind w:firstLineChars="0" w:firstLine="0"/>
-            </w:pPr>
-            <w:proofErr w:type="spellStart"/>
+            <w:tcW w:w="2315" w:type="pct"/>
+          </w:tcPr>
+          <w:p>
+            <w:pPr>
+              <w:ind w:firstLineChars="0" w:firstLine="0"/>
+            </w:pPr>
             <w:r>
               <w:rPr>
                 <w:rStyle w:val="HTML0"/>
               </w:rPr>
-              <w:t>model_</w:t>
-            </w:r>
-            <w:proofErr w:type="gramStart"/>
-            <w:r>
-              <w:rPr>
-                <w:rStyle w:val="HTML0"/>
-              </w:rPr>
-              <w:t>simplified.onnx</w:t>
-            </w:r>
-            <w:proofErr w:type="spellEnd"/>
-            <w:proofErr w:type="gramEnd"/>
+              <w:t>model_simplified.onnx</w:t>
+            </w:r>
           </w:p>
         </w:tc>
         <w:tc>
@@ -19817,20 +18007,18 @@
       <w:tr>
         <w:tc>
           <w:tcPr>
-            <w:tcW w:w="2314" w:type="pct"/>
-          </w:tcPr>
-          <w:p>
-            <w:pPr>
-              <w:ind w:firstLineChars="0" w:firstLine="0"/>
-            </w:pPr>
-            <w:proofErr w:type="spellStart"/>
+            <w:tcW w:w="2315" w:type="pct"/>
+          </w:tcPr>
+          <w:p>
+            <w:pPr>
+              <w:ind w:firstLineChars="0" w:firstLine="0"/>
+            </w:pPr>
             <w:r>
               <w:rPr>
                 <w:rStyle w:val="HTML0"/>
               </w:rPr>
               <w:t>saved_model</w:t>
             </w:r>
-            <w:proofErr w:type="spellEnd"/>
           </w:p>
         </w:tc>
         <w:tc>
@@ -19871,13 +18059,8 @@
               <w:ind w:firstLineChars="0" w:firstLine="0"/>
             </w:pPr>
             <w:r>
-              <w:t xml:space="preserve">TensorFlow </w:t>
-            </w:r>
-            <w:proofErr w:type="spellStart"/>
-            <w:r>
-              <w:t>SavedModel</w:t>
-            </w:r>
-            <w:proofErr w:type="spellEnd"/>
+              <w:t>TensorFlow SavedModel</w:t>
+            </w:r>
             <w:r>
               <w:rPr>
                 <w:rFonts w:ascii="宋体" w:eastAsia="宋体" w:hAnsi="宋体" w:cs="宋体" w:hint="eastAsia"/>
@@ -19890,28 +18073,18 @@
       <w:tr>
         <w:tc>
           <w:tcPr>
-            <w:tcW w:w="2314" w:type="pct"/>
-          </w:tcPr>
-          <w:p>
-            <w:pPr>
-              <w:ind w:firstLineChars="0" w:firstLine="0"/>
-            </w:pPr>
-            <w:proofErr w:type="spellStart"/>
+            <w:tcW w:w="2315" w:type="pct"/>
+          </w:tcPr>
+          <w:p>
+            <w:pPr>
+              <w:ind w:firstLineChars="0" w:firstLine="0"/>
+            </w:pPr>
             <w:r>
               <w:rPr>
                 <w:rStyle w:val="HTML0"/>
               </w:rPr>
-              <w:t>saved_</w:t>
-            </w:r>
-            <w:proofErr w:type="gramStart"/>
-            <w:r>
-              <w:rPr>
-                <w:rStyle w:val="HTML0"/>
-              </w:rPr>
-              <w:t>model.pb</w:t>
-            </w:r>
-            <w:proofErr w:type="spellEnd"/>
-            <w:proofErr w:type="gramEnd"/>
+              <w:t>saved_model.pb</w:t>
+            </w:r>
           </w:p>
         </w:tc>
         <w:tc>
@@ -19954,11 +18127,9 @@
             <w:pPr>
               <w:ind w:firstLineChars="0" w:firstLine="0"/>
             </w:pPr>
-            <w:proofErr w:type="spellStart"/>
             <w:r>
               <w:t>SavedModel</w:t>
             </w:r>
-            <w:proofErr w:type="spellEnd"/>
             <w:r>
               <w:rPr>
                 <w:rFonts w:ascii="宋体" w:eastAsia="宋体" w:hAnsi="宋体" w:cs="宋体" w:hint="eastAsia"/>
@@ -19971,7 +18142,7 @@
       <w:tr>
         <w:tc>
           <w:tcPr>
-            <w:tcW w:w="2314" w:type="pct"/>
+            <w:tcW w:w="2315" w:type="pct"/>
           </w:tcPr>
           <w:p>
             <w:pPr>
@@ -19993,11 +18164,9 @@
             <w:pPr>
               <w:ind w:firstLineChars="0" w:firstLine="0"/>
             </w:pPr>
-            <w:proofErr w:type="spellStart"/>
             <w:r>
               <w:t>TFLite</w:t>
             </w:r>
-            <w:proofErr w:type="spellEnd"/>
             <w:r>
               <w:rPr>
                 <w:rFonts w:ascii="宋体" w:eastAsia="宋体" w:hAnsi="宋体" w:cs="宋体" w:hint="eastAsia"/>
@@ -20036,11 +18205,9 @@
               </w:rPr>
               <w:t>格式</w:t>
             </w:r>
-            <w:proofErr w:type="spellStart"/>
             <w:r>
               <w:t>TFLite</w:t>
             </w:r>
-            <w:proofErr w:type="spellEnd"/>
             <w:r>
               <w:rPr>
                 <w:rFonts w:ascii="宋体" w:eastAsia="宋体" w:hAnsi="宋体" w:cs="宋体" w:hint="eastAsia"/>
@@ -20053,7 +18220,7 @@
       <w:tr>
         <w:tc>
           <w:tcPr>
-            <w:tcW w:w="2314" w:type="pct"/>
+            <w:tcW w:w="2315" w:type="pct"/>
           </w:tcPr>
           <w:p>
             <w:pPr>
@@ -20075,11 +18242,9 @@
             <w:pPr>
               <w:ind w:firstLineChars="0" w:firstLine="0"/>
             </w:pPr>
-            <w:proofErr w:type="spellStart"/>
             <w:r>
               <w:t>TFLite</w:t>
             </w:r>
-            <w:proofErr w:type="spellEnd"/>
             <w:r>
               <w:rPr>
                 <w:rFonts w:ascii="宋体" w:eastAsia="宋体" w:hAnsi="宋体" w:cs="宋体" w:hint="eastAsia"/>
@@ -20118,93 +18283,14 @@
               </w:rPr>
               <w:t>量化后的</w:t>
             </w:r>
-            <w:proofErr w:type="spellStart"/>
             <w:r>
               <w:t>TFLite</w:t>
             </w:r>
-            <w:proofErr w:type="spellEnd"/>
             <w:r>
               <w:rPr>
                 <w:rFonts w:ascii="宋体" w:eastAsia="宋体" w:hAnsi="宋体" w:cs="宋体" w:hint="eastAsia"/>
               </w:rPr>
               <w:t>模型</w:t>
-            </w:r>
-          </w:p>
-        </w:tc>
-      </w:tr>
-      <w:tr>
-        <w:tc>
-          <w:tcPr>
-            <w:tcW w:w="2314" w:type="pct"/>
-          </w:tcPr>
-          <w:p>
-            <w:pPr>
-              <w:ind w:firstLineChars="0" w:firstLine="0"/>
-            </w:pPr>
-            <w:proofErr w:type="spellStart"/>
-            <w:r>
-              <w:rPr>
-                <w:rStyle w:val="HTML0"/>
-              </w:rPr>
-              <w:lastRenderedPageBreak/>
-              <w:t>verification_</w:t>
-            </w:r>
-            <w:proofErr w:type="gramStart"/>
-            <w:r>
-              <w:rPr>
-                <w:rStyle w:val="HTML0"/>
-              </w:rPr>
-              <w:t>report.json</w:t>
-            </w:r>
-            <w:proofErr w:type="spellEnd"/>
-            <w:proofErr w:type="gramEnd"/>
-          </w:p>
-        </w:tc>
-        <w:tc>
-          <w:tcPr>
-            <w:tcW w:w="848" w:type="pct"/>
-          </w:tcPr>
-          <w:p>
-            <w:pPr>
-              <w:ind w:firstLineChars="0" w:firstLine="0"/>
-            </w:pPr>
-            <w:r>
-              <w:t>JSON</w:t>
-            </w:r>
-            <w:r>
-              <w:rPr>
-                <w:rFonts w:ascii="宋体" w:eastAsia="宋体" w:hAnsi="宋体" w:cs="宋体" w:hint="eastAsia"/>
-              </w:rPr>
-              <w:t>文件</w:t>
-            </w:r>
-          </w:p>
-        </w:tc>
-        <w:tc>
-          <w:tcPr>
-            <w:tcW w:w="817" w:type="pct"/>
-          </w:tcPr>
-          <w:p>
-            <w:pPr>
-              <w:ind w:firstLineChars="0" w:firstLine="0"/>
-            </w:pPr>
-            <w:r>
-              <w:t>112 KB</w:t>
-            </w:r>
-          </w:p>
-        </w:tc>
-        <w:tc>
-          <w:tcPr>
-            <w:tcW w:w="1020" w:type="pct"/>
-          </w:tcPr>
-          <w:p>
-            <w:pPr>
-              <w:ind w:firstLineChars="0" w:firstLine="0"/>
-            </w:pPr>
-            <w:r>
-              <w:rPr>
-                <w:rFonts w:ascii="宋体" w:eastAsia="宋体" w:hAnsi="宋体" w:cs="宋体" w:hint="eastAsia"/>
-              </w:rPr>
-              <w:t>模型转换一致性验证报告</w:t>
             </w:r>
           </w:p>
         </w:tc>
@@ -20220,6 +18306,7 @@
         <w:ind w:firstLine="480"/>
       </w:pPr>
       <w:r>
+        <w:lastRenderedPageBreak/>
         <w:t>由表</w:t>
       </w:r>
       <w:r>
@@ -20252,11 +18339,9 @@
       <w:r>
         <w:t>格式</w:t>
       </w:r>
-      <w:proofErr w:type="spellStart"/>
       <w:r>
         <w:t>TFLite</w:t>
       </w:r>
-      <w:proofErr w:type="spellEnd"/>
       <w:r>
         <w:t>模型约为</w:t>
       </w:r>
@@ -20270,23 +18355,7 @@
         <w:t>FP16</w:t>
       </w:r>
       <w:r>
-        <w:t>量化后模型文件体积约减少一半，能够降低</w:t>
-      </w:r>
-      <w:proofErr w:type="gramStart"/>
-      <w:r>
-        <w:t>树莓派端存储</w:t>
-      </w:r>
-      <w:proofErr w:type="gramEnd"/>
-      <w:r>
-        <w:t>占用，也更</w:t>
-      </w:r>
-      <w:proofErr w:type="gramStart"/>
-      <w:r>
-        <w:t>适合端侧部署</w:t>
-      </w:r>
-      <w:proofErr w:type="gramEnd"/>
-      <w:r>
-        <w:t>。</w:t>
+        <w:t>量化后模型文件体积约减少一半，能够降低树莓派端存储占用，也更适合端侧部署。</w:t>
       </w:r>
     </w:p>
     <w:p>
@@ -20296,7 +18365,7 @@
           <w:rFonts w:hint="eastAsia"/>
         </w:rPr>
       </w:pPr>
-      <w:bookmarkStart w:id="52" w:name="_Toc228819033"/>
+      <w:bookmarkStart w:id="52" w:name="_Toc229212173"/>
       <w:r>
         <w:t>5.3.2 模型转换一致性验证</w:t>
       </w:r>
@@ -20309,11 +18378,9 @@
       <w:r>
         <w:t>模型格式转换可能导致输出结果发生偏移，因此在部署前需要进行一致性验证。本文使用转换脚本对</w:t>
       </w:r>
-      <w:proofErr w:type="spellStart"/>
       <w:r>
         <w:t>PyTorch</w:t>
       </w:r>
-      <w:proofErr w:type="spellEnd"/>
       <w:r>
         <w:t>、</w:t>
       </w:r>
@@ -20323,11 +18390,9 @@
       <w:r>
         <w:t>和</w:t>
       </w:r>
-      <w:proofErr w:type="spellStart"/>
       <w:r>
         <w:t>TFLite</w:t>
       </w:r>
-      <w:proofErr w:type="spellEnd"/>
       <w:r>
         <w:t>三种形式的模型输出进行对比，验证样本数量为</w:t>
       </w:r>
@@ -20337,11 +18402,9 @@
       <w:r>
         <w:t>。验证报告显示，</w:t>
       </w:r>
-      <w:proofErr w:type="spellStart"/>
       <w:r>
         <w:t>PyTorch</w:t>
       </w:r>
-      <w:proofErr w:type="spellEnd"/>
       <w:r>
         <w:t>与</w:t>
       </w:r>
@@ -20390,19 +18453,15 @@
       <w:r>
         <w:t>，</w:t>
       </w:r>
-      <w:proofErr w:type="spellStart"/>
       <w:r>
         <w:t>PyTorch</w:t>
       </w:r>
-      <w:proofErr w:type="spellEnd"/>
       <w:r>
         <w:t>与</w:t>
       </w:r>
-      <w:proofErr w:type="spellStart"/>
       <w:r>
         <w:t>TFLite</w:t>
       </w:r>
-      <w:proofErr w:type="spellEnd"/>
       <w:r>
         <w:t>的平均最大绝对误差约为</w:t>
       </w:r>
@@ -20418,11 +18477,9 @@
       <w:r>
         <w:t>与</w:t>
       </w:r>
-      <w:proofErr w:type="spellStart"/>
       <w:r>
         <w:t>TFLite</w:t>
       </w:r>
-      <w:proofErr w:type="spellEnd"/>
       <w:r>
         <w:t>的平均最大绝对误差也约为</w:t>
       </w:r>
@@ -20560,13 +18617,8 @@
               <w:ind w:firstLineChars="0" w:firstLine="0"/>
               <w:jc w:val="center"/>
             </w:pPr>
-            <w:proofErr w:type="spellStart"/>
-            <w:r>
-              <w:t>PyTorch</w:t>
-            </w:r>
-            <w:proofErr w:type="spellEnd"/>
-            <w:r>
-              <w:t xml:space="preserve"> 与 ONNX</w:t>
+            <w:r>
+              <w:t>PyTorch 与 ONNX</w:t>
             </w:r>
           </w:p>
         </w:tc>
@@ -20612,19 +18664,9 @@
               <w:ind w:firstLineChars="0" w:firstLine="0"/>
               <w:jc w:val="center"/>
             </w:pPr>
-            <w:proofErr w:type="spellStart"/>
-            <w:r>
-              <w:t>PyTorch</w:t>
-            </w:r>
-            <w:proofErr w:type="spellEnd"/>
-            <w:r>
-              <w:t xml:space="preserve"> 与 </w:t>
-            </w:r>
-            <w:proofErr w:type="spellStart"/>
-            <w:r>
-              <w:t>TFLite</w:t>
-            </w:r>
-            <w:proofErr w:type="spellEnd"/>
+            <w:r>
+              <w:t>PyTorch 与 TFLite</w:t>
+            </w:r>
           </w:p>
         </w:tc>
         <w:tc>
@@ -20670,13 +18712,8 @@
               <w:jc w:val="center"/>
             </w:pPr>
             <w:r>
-              <w:t xml:space="preserve">ONNX 与 </w:t>
-            </w:r>
-            <w:proofErr w:type="spellStart"/>
-            <w:r>
-              <w:t>TFLite</w:t>
-            </w:r>
-            <w:proofErr w:type="spellEnd"/>
+              <w:t>ONNX 与 TFLite</w:t>
+            </w:r>
           </w:p>
         </w:tc>
         <w:tc>
@@ -20729,11 +18766,9 @@
       <w:r>
         <w:t>可以看出，</w:t>
       </w:r>
-      <w:proofErr w:type="spellStart"/>
       <w:r>
         <w:t>PyTorch</w:t>
       </w:r>
-      <w:proofErr w:type="spellEnd"/>
       <w:r>
         <w:t>模型与</w:t>
       </w:r>
@@ -20749,11 +18784,9 @@
       <w:r>
         <w:t>导出过程基本保持了模型输出一致性。</w:t>
       </w:r>
-      <w:proofErr w:type="spellStart"/>
       <w:r>
         <w:t>TFLite</w:t>
       </w:r>
-      <w:proofErr w:type="spellEnd"/>
       <w:r>
         <w:t>模型由于采用</w:t>
       </w:r>
@@ -20763,29 +18796,17 @@
       <w:r>
         <w:t>量化，输出与原</w:t>
       </w:r>
-      <w:proofErr w:type="spellStart"/>
       <w:r>
         <w:t>PyTorch</w:t>
       </w:r>
-      <w:proofErr w:type="spellEnd"/>
       <w:r>
         <w:t>模型之间存在小幅数值差异，但差异范围较小，预测结果保持一致。因此，本文认为该</w:t>
       </w:r>
-      <w:proofErr w:type="spellStart"/>
       <w:r>
         <w:t>TFLite</w:t>
       </w:r>
-      <w:proofErr w:type="spellEnd"/>
-      <w:r>
-        <w:t>模型能够作为树莓</w:t>
-      </w:r>
-      <w:proofErr w:type="gramStart"/>
-      <w:r>
-        <w:t>派端部署</w:t>
-      </w:r>
-      <w:proofErr w:type="gramEnd"/>
-      <w:r>
-        <w:t>模型使用。</w:t>
+      <w:r>
+        <w:t>模型能够作为树莓派端部署模型使用。</w:t>
       </w:r>
     </w:p>
     <w:p>
@@ -20796,17 +18817,9 @@
           <w:rFonts w:hint="eastAsia"/>
         </w:rPr>
       </w:pPr>
-      <w:bookmarkStart w:id="53" w:name="_Toc228819034"/>
-      <w:r>
-        <w:t xml:space="preserve">5.4 </w:t>
-      </w:r>
-      <w:proofErr w:type="gramStart"/>
-      <w:r>
-        <w:t>树莓派端推理</w:t>
-      </w:r>
-      <w:proofErr w:type="gramEnd"/>
-      <w:r>
-        <w:t>程序设计</w:t>
+      <w:bookmarkStart w:id="53" w:name="_Toc229212174"/>
+      <w:r>
+        <w:t>5.4 树莓派端推理程序设计</w:t>
       </w:r>
       <w:bookmarkEnd w:id="53"/>
     </w:p>
@@ -20817,7 +18830,7 @@
           <w:rFonts w:hint="eastAsia"/>
         </w:rPr>
       </w:pPr>
-      <w:bookmarkStart w:id="54" w:name="_Toc228819035"/>
+      <w:bookmarkStart w:id="54" w:name="_Toc229212175"/>
       <w:r>
         <w:t>5.4.1 推理程序总体结构</w:t>
       </w:r>
@@ -20827,13 +18840,8 @@
       <w:pPr>
         <w:ind w:firstLine="480"/>
       </w:pPr>
-      <w:proofErr w:type="gramStart"/>
-      <w:r>
-        <w:t>树莓派端推理</w:t>
-      </w:r>
-      <w:proofErr w:type="gramEnd"/>
-      <w:r>
-        <w:t>程序主要包括摄像头读取、</w:t>
+      <w:r>
+        <w:t>树莓派端推理程序主要包括摄像头读取、</w:t>
       </w:r>
       <w:r>
         <w:t>YuNet</w:t>
@@ -20841,199 +18849,186 @@
       <w:r>
         <w:t>人脸检测、目标跟踪、人脸区域裁剪、</w:t>
       </w:r>
-      <w:proofErr w:type="spellStart"/>
       <w:r>
         <w:t>TFLite</w:t>
       </w:r>
-      <w:proofErr w:type="spellEnd"/>
-      <w:r>
-        <w:t>表情分类、结果绘制和图像保存等部分。程序启动后，首先加</w:t>
+      <w:r>
+        <w:t>表情分类、结果绘制和图像保存等部分。程序启动后，首先加载</w:t>
+      </w:r>
+      <w:r>
+        <w:t>TFLite</w:t>
+      </w:r>
+      <w:r>
+        <w:t>表情分类模型和</w:t>
+      </w:r>
+      <w:r>
+        <w:t>YuNet</w:t>
+      </w:r>
+      <w:r>
+        <w:t>人脸检测模型，然后初始化摄像头并进入实时循环。</w:t>
+      </w:r>
+    </w:p>
+    <w:p>
+      <w:pPr>
+        <w:ind w:firstLine="480"/>
+      </w:pPr>
+      <w:r>
+        <w:t>树莓派端推理程序加载</w:t>
+      </w:r>
+      <w:r>
+        <w:t>FP16</w:t>
+      </w:r>
+      <w:r>
+        <w:t>量化后的</w:t>
+      </w:r>
+      <w:r>
+        <w:t>model_fp16.tflite</w:t>
+      </w:r>
+      <w:r>
+        <w:t>作为表情分类模型，并加载</w:t>
+      </w:r>
+      <w:r>
+        <w:t>face_detection_yunet_2023mar.onnx</w:t>
+      </w:r>
+      <w:r>
+        <w:t>作为</w:t>
+      </w:r>
+      <w:r>
+        <w:t>YuNet</w:t>
+      </w:r>
+      <w:r>
+        <w:t>人脸检测模型。</w:t>
+      </w:r>
+      <w:r>
+        <w:t>程序中的表</w:t>
       </w:r>
       <w:r>
         <w:lastRenderedPageBreak/>
-        <w:t>载</w:t>
-      </w:r>
-      <w:proofErr w:type="spellStart"/>
+        <w:t>情类别标签依次为</w:t>
+      </w:r>
+      <w:r>
+        <w:t>anger</w:t>
+      </w:r>
+      <w:r>
+        <w:t>、</w:t>
+      </w:r>
+      <w:r>
+        <w:t>disgust</w:t>
+      </w:r>
+      <w:r>
+        <w:t>、</w:t>
+      </w:r>
+      <w:r>
+        <w:t>fear</w:t>
+      </w:r>
+      <w:r>
+        <w:t>、</w:t>
+      </w:r>
+      <w:r>
+        <w:t>happy</w:t>
+      </w:r>
+      <w:r>
+        <w:t>、</w:t>
+      </w:r>
+      <w:r>
+        <w:t>sad</w:t>
+      </w:r>
+      <w:r>
+        <w:t>、</w:t>
+      </w:r>
+      <w:r>
+        <w:t>surprise</w:t>
+      </w:r>
+      <w:r>
+        <w:t>和</w:t>
+      </w:r>
+      <w:r>
+        <w:t>neutral</w:t>
+      </w:r>
+      <w:r>
+        <w:t>，输入图像尺寸设置为</w:t>
+      </w:r>
+      <w:r>
+        <w:t>224</w:t>
+      </w:r>
+      <w:r>
+        <w:t>，并使用与训练阶段一致的</w:t>
+      </w:r>
+      <w:r>
+        <w:t>ImageNet</w:t>
+      </w:r>
+      <w:r>
+        <w:t>均值和标准差进行归一化处理。</w:t>
+      </w:r>
+    </w:p>
+    <w:p>
+      <w:pPr>
+        <w:ind w:firstLine="480"/>
+      </w:pPr>
+      <w:r>
+        <w:t>推理程序主要流程如下：</w:t>
+      </w:r>
+    </w:p>
+    <w:p>
+      <w:pPr>
+        <w:ind w:firstLine="480"/>
+      </w:pPr>
+      <w:r>
+        <w:t>第一，摄像头读取视频帧。程序通过异步摄像头读取类获取实时图像，避免摄像头读取阻塞主循环。</w:t>
+      </w:r>
+    </w:p>
+    <w:p>
+      <w:pPr>
+        <w:ind w:firstLine="480"/>
+      </w:pPr>
+      <w:r>
+        <w:t>第二，</w:t>
+      </w:r>
+      <w:r>
+        <w:t>YuNet</w:t>
+      </w:r>
+      <w:r>
+        <w:t>检测人脸。程序对缩放后的输入图像执行人脸检测，得到检测框和五点关键点。</w:t>
+      </w:r>
+    </w:p>
+    <w:p>
+      <w:pPr>
+        <w:ind w:firstLine="480"/>
+      </w:pPr>
+      <w:r>
+        <w:t>第三，目标跟踪与位置更新。对于非检测帧，程序利用上一轮检测结果维持目标状态，减少重复检测开销。</w:t>
+      </w:r>
+    </w:p>
+    <w:p>
+      <w:pPr>
+        <w:ind w:firstLine="480"/>
+      </w:pPr>
+      <w:r>
+        <w:t>第四，人脸区域裁剪。程序根据检测框扩展人脸区域，并裁剪出分类模型输入图像。</w:t>
+      </w:r>
+    </w:p>
+    <w:p>
+      <w:pPr>
+        <w:ind w:firstLine="480"/>
+      </w:pPr>
+      <w:r>
+        <w:t>第五，</w:t>
+      </w:r>
       <w:r>
         <w:t>TFLite</w:t>
       </w:r>
-      <w:proofErr w:type="spellEnd"/>
-      <w:r>
-        <w:t>表情分类模型和</w:t>
-      </w:r>
-      <w:r>
-        <w:t>YuNet</w:t>
-      </w:r>
-      <w:r>
-        <w:t>人脸检测模型，然后初始化摄像头并进入实时循环。</w:t>
-      </w:r>
-    </w:p>
-    <w:p>
-      <w:pPr>
-        <w:ind w:firstLine="480"/>
-      </w:pPr>
-      <w:proofErr w:type="gramStart"/>
-      <w:r>
-        <w:t>树莓派端推理</w:t>
-      </w:r>
-      <w:proofErr w:type="gramEnd"/>
-      <w:r>
-        <w:t>程序加载</w:t>
-      </w:r>
-      <w:r>
-        <w:t>FP16</w:t>
-      </w:r>
-      <w:r>
-        <w:t>量化后的</w:t>
-      </w:r>
-      <w:r>
-        <w:t>model_fp16.tflite</w:t>
-      </w:r>
-      <w:r>
-        <w:t>作为表情分类模型，并加载</w:t>
-      </w:r>
-      <w:r>
-        <w:t>face_detection_yunet_2023mar.onnx</w:t>
-      </w:r>
-      <w:r>
-        <w:t>作为</w:t>
-      </w:r>
-      <w:r>
-        <w:t>YuNet</w:t>
-      </w:r>
-      <w:r>
-        <w:t>人脸检测模型。</w:t>
-      </w:r>
-      <w:r>
-        <w:t>程序中的表情类别标签依次为</w:t>
-      </w:r>
-      <w:r>
-        <w:t>anger</w:t>
-      </w:r>
-      <w:r>
-        <w:t>、</w:t>
-      </w:r>
-      <w:r>
-        <w:t>disgust</w:t>
-      </w:r>
-      <w:r>
-        <w:t>、</w:t>
-      </w:r>
-      <w:r>
-        <w:t>fear</w:t>
-      </w:r>
-      <w:r>
-        <w:t>、</w:t>
-      </w:r>
-      <w:r>
-        <w:t>happy</w:t>
-      </w:r>
-      <w:r>
-        <w:t>、</w:t>
-      </w:r>
-      <w:r>
-        <w:t>sad</w:t>
-      </w:r>
-      <w:r>
-        <w:t>、</w:t>
-      </w:r>
-      <w:r>
-        <w:t>surprise</w:t>
-      </w:r>
-      <w:r>
-        <w:t>和</w:t>
-      </w:r>
-      <w:r>
-        <w:t>neutral</w:t>
-      </w:r>
-      <w:r>
-        <w:t>，输入图像尺寸设置为</w:t>
-      </w:r>
-      <w:r>
-        <w:t>224</w:t>
-      </w:r>
-      <w:r>
-        <w:t>，并使用与训练阶段一致的</w:t>
-      </w:r>
-      <w:r>
-        <w:t>ImageNet</w:t>
-      </w:r>
-      <w:r>
-        <w:t>均值和标准差进行归一化处理。</w:t>
-      </w:r>
-    </w:p>
-    <w:p>
-      <w:pPr>
-        <w:ind w:firstLine="480"/>
-      </w:pPr>
-      <w:r>
-        <w:t>推理程序主要流程如下：</w:t>
-      </w:r>
-    </w:p>
-    <w:p>
-      <w:pPr>
-        <w:ind w:firstLine="480"/>
-      </w:pPr>
-      <w:r>
-        <w:t>第一，摄像头读取视频帧。程序通过异步摄像头读取类获取实时图像，避免摄像头读取阻塞主循环。</w:t>
-      </w:r>
-    </w:p>
-    <w:p>
-      <w:pPr>
-        <w:ind w:firstLine="480"/>
-      </w:pPr>
-      <w:r>
-        <w:t>第二，</w:t>
-      </w:r>
-      <w:r>
-        <w:t>YuNet</w:t>
-      </w:r>
-      <w:r>
-        <w:t>检测人脸。程序对缩放后的输入图像执行人脸检测，得到检测框和五点关键点。</w:t>
-      </w:r>
-    </w:p>
-    <w:p>
-      <w:pPr>
-        <w:ind w:firstLine="480"/>
-      </w:pPr>
-      <w:r>
-        <w:t>第三，目标跟踪与位置更新。对于非检测帧，程序利用上一轮检测结果维持目标状态，减少重复检测开销。</w:t>
-      </w:r>
-    </w:p>
-    <w:p>
-      <w:pPr>
-        <w:ind w:firstLine="480"/>
-      </w:pPr>
-      <w:r>
-        <w:t>第四，人脸区域裁剪。程序根据检测框扩展人脸区域，并裁剪出分类模型输入图像。</w:t>
-      </w:r>
-    </w:p>
-    <w:p>
-      <w:pPr>
-        <w:ind w:firstLine="480"/>
-      </w:pPr>
-      <w:r>
-        <w:t>第五，</w:t>
-      </w:r>
-      <w:proofErr w:type="spellStart"/>
+      <w:r>
+        <w:t>模型推理。裁剪后的人脸图像经过</w:t>
+      </w:r>
+      <w:r>
+        <w:t>RGB</w:t>
+      </w:r>
+      <w:r>
+        <w:t>转换、缩放和归一化后输入</w:t>
+      </w:r>
       <w:r>
         <w:t>TFLite</w:t>
       </w:r>
-      <w:proofErr w:type="spellEnd"/>
-      <w:r>
-        <w:t>模型推理。裁剪后的人脸图像经过</w:t>
-      </w:r>
-      <w:r>
-        <w:t>RGB</w:t>
-      </w:r>
-      <w:r>
-        <w:t>转换、缩放和归一化后输入</w:t>
-      </w:r>
-      <w:proofErr w:type="spellStart"/>
-      <w:r>
-        <w:t>TFLite</w:t>
-      </w:r>
-      <w:proofErr w:type="spellEnd"/>
       <w:r>
         <w:t>模型，输出七类表情概率。</w:t>
       </w:r>
@@ -21049,15 +19044,7 @@
         <w:t>FPS</w:t>
       </w:r>
       <w:r>
-        <w:t>和耗时信息，并异步</w:t>
-      </w:r>
-      <w:proofErr w:type="gramStart"/>
-      <w:r>
-        <w:t>保存高</w:t>
-      </w:r>
-      <w:proofErr w:type="gramEnd"/>
-      <w:r>
-        <w:t>置信度图像。</w:t>
+        <w:t>和耗时信息，并异步保存高置信度图像。</w:t>
       </w:r>
     </w:p>
     <w:p>
@@ -21067,17 +19054,9 @@
           <w:rFonts w:hint="eastAsia"/>
         </w:rPr>
       </w:pPr>
-      <w:bookmarkStart w:id="55" w:name="_Toc228819036"/>
-      <w:r>
-        <w:t>5.4.2 树莓</w:t>
-      </w:r>
-      <w:proofErr w:type="gramStart"/>
-      <w:r>
-        <w:t>派端运行</w:t>
-      </w:r>
-      <w:proofErr w:type="gramEnd"/>
-      <w:r>
-        <w:t>参数</w:t>
+      <w:bookmarkStart w:id="55" w:name="_Toc229212176"/>
+      <w:r>
+        <w:t>5.4.2 树莓派端运行参数</w:t>
       </w:r>
       <w:bookmarkEnd w:id="55"/>
     </w:p>
@@ -21086,23 +19065,7 @@
         <w:ind w:firstLine="480"/>
       </w:pPr>
       <w:r>
-        <w:t>树莓派</w:t>
-      </w:r>
-      <w:proofErr w:type="gramStart"/>
-      <w:r>
-        <w:t>平台算力有限</w:t>
-      </w:r>
-      <w:proofErr w:type="gramEnd"/>
-      <w:r>
-        <w:t>，如果对每一帧图像都执行完整检测和分类，容易造成画面卡顿。因此，本文</w:t>
-      </w:r>
-      <w:proofErr w:type="gramStart"/>
-      <w:r>
-        <w:t>在端侧推理</w:t>
-      </w:r>
-      <w:proofErr w:type="gramEnd"/>
-      <w:r>
-        <w:t>程序中设置了多项运行参数，以控制检测和分类负载。</w:t>
+        <w:t>树莓派平台算力有限，如果对每一帧图像都执行完整检测和分类，容易造成画面卡顿。因此，本文在端侧推理程序中设置了多项运行参数，以控制检测和分类负载。</w:t>
       </w:r>
     </w:p>
     <w:p>
@@ -21142,25 +19105,7 @@
           <w:sz w:val="21"/>
           <w:szCs w:val="21"/>
         </w:rPr>
-        <w:t xml:space="preserve">表5-5 </w:t>
-      </w:r>
-      <w:proofErr w:type="gramStart"/>
-      <w:r>
-        <w:rPr>
-          <w:rFonts w:asciiTheme="majorEastAsia" w:eastAsiaTheme="majorEastAsia" w:hAnsiTheme="majorEastAsia"/>
-          <w:sz w:val="21"/>
-          <w:szCs w:val="21"/>
-        </w:rPr>
-        <w:t>树莓派端推理</w:t>
-      </w:r>
-      <w:proofErr w:type="gramEnd"/>
-      <w:r>
-        <w:rPr>
-          <w:rFonts w:asciiTheme="majorEastAsia" w:eastAsiaTheme="majorEastAsia" w:hAnsiTheme="majorEastAsia"/>
-          <w:sz w:val="21"/>
-          <w:szCs w:val="21"/>
-        </w:rPr>
-        <w:t>参数设置</w:t>
+        <w:t>表5-5 树莓派端推理参数设置</w:t>
       </w:r>
     </w:p>
     <w:tbl>
@@ -21244,11 +19189,9 @@
               <w:ind w:firstLineChars="0" w:firstLine="0"/>
               <w:jc w:val="center"/>
             </w:pPr>
-            <w:proofErr w:type="spellStart"/>
             <w:r>
               <w:t>摄像头分辨率</w:t>
             </w:r>
-            <w:proofErr w:type="spellEnd"/>
           </w:p>
         </w:tc>
         <w:tc>
@@ -21276,11 +19219,9 @@
               <w:ind w:firstLineChars="0" w:firstLine="0"/>
               <w:jc w:val="center"/>
             </w:pPr>
-            <w:proofErr w:type="spellStart"/>
             <w:r>
               <w:t>获取实时输入画面</w:t>
             </w:r>
-            <w:proofErr w:type="spellEnd"/>
           </w:p>
         </w:tc>
       </w:tr>
@@ -21295,11 +19236,9 @@
               <w:ind w:firstLineChars="0" w:firstLine="0"/>
               <w:jc w:val="center"/>
             </w:pPr>
-            <w:proofErr w:type="spellStart"/>
             <w:r>
               <w:t>处理分辨率</w:t>
             </w:r>
-            <w:proofErr w:type="spellEnd"/>
           </w:p>
         </w:tc>
         <w:tc>
@@ -21327,11 +19266,9 @@
               <w:ind w:firstLineChars="0" w:firstLine="0"/>
               <w:jc w:val="center"/>
             </w:pPr>
-            <w:proofErr w:type="spellStart"/>
             <w:r>
               <w:t>主程序处理图像尺寸</w:t>
             </w:r>
-            <w:proofErr w:type="spellEnd"/>
           </w:p>
         </w:tc>
       </w:tr>
@@ -21346,11 +19283,9 @@
               <w:ind w:firstLineChars="0" w:firstLine="0"/>
               <w:jc w:val="center"/>
             </w:pPr>
-            <w:proofErr w:type="spellStart"/>
             <w:r>
               <w:t>YuNet检测输入尺寸</w:t>
             </w:r>
-            <w:proofErr w:type="spellEnd"/>
           </w:p>
         </w:tc>
         <w:tc>
@@ -21378,11 +19313,9 @@
               <w:ind w:firstLineChars="0" w:firstLine="0"/>
               <w:jc w:val="center"/>
             </w:pPr>
-            <w:proofErr w:type="spellStart"/>
             <w:r>
               <w:t>降低人脸检测计算量</w:t>
             </w:r>
-            <w:proofErr w:type="spellEnd"/>
           </w:p>
         </w:tc>
       </w:tr>
@@ -21397,12 +19330,9 @@
               <w:ind w:firstLineChars="0" w:firstLine="0"/>
               <w:jc w:val="center"/>
             </w:pPr>
-            <w:proofErr w:type="spellStart"/>
-            <w:r>
-              <w:lastRenderedPageBreak/>
+            <w:r>
               <w:t>检测间隔</w:t>
             </w:r>
-            <w:proofErr w:type="spellEnd"/>
           </w:p>
         </w:tc>
         <w:tc>
@@ -21415,13 +19345,8 @@
               <w:ind w:firstLineChars="0" w:firstLine="0"/>
               <w:jc w:val="center"/>
             </w:pPr>
-            <w:proofErr w:type="spellStart"/>
-            <w:r>
-              <w:t>detect_every</w:t>
-            </w:r>
-            <w:proofErr w:type="spellEnd"/>
-            <w:r>
-              <w:t>=3</w:t>
+            <w:r>
+              <w:t>detect_every=3</w:t>
             </w:r>
           </w:p>
         </w:tc>
@@ -21452,11 +19377,9 @@
               <w:ind w:firstLineChars="0" w:firstLine="0"/>
               <w:jc w:val="center"/>
             </w:pPr>
-            <w:proofErr w:type="spellStart"/>
             <w:r>
               <w:t>分类间隔</w:t>
             </w:r>
-            <w:proofErr w:type="spellEnd"/>
           </w:p>
         </w:tc>
         <w:tc>
@@ -21469,13 +19392,8 @@
               <w:ind w:firstLineChars="0" w:firstLine="0"/>
               <w:jc w:val="center"/>
             </w:pPr>
-            <w:proofErr w:type="spellStart"/>
-            <w:r>
-              <w:t>infer_every</w:t>
-            </w:r>
-            <w:proofErr w:type="spellEnd"/>
-            <w:r>
-              <w:t>=2</w:t>
+            <w:r>
+              <w:t>infer_every=2</w:t>
             </w:r>
           </w:p>
         </w:tc>
@@ -21489,11 +19407,9 @@
               <w:ind w:firstLineChars="0" w:firstLine="0"/>
               <w:jc w:val="center"/>
             </w:pPr>
-            <w:proofErr w:type="spellStart"/>
             <w:r>
               <w:t>避免连续帧重复分类</w:t>
             </w:r>
-            <w:proofErr w:type="spellEnd"/>
           </w:p>
         </w:tc>
       </w:tr>
@@ -21508,11 +19424,9 @@
               <w:ind w:firstLineChars="0" w:firstLine="0"/>
               <w:jc w:val="center"/>
             </w:pPr>
-            <w:proofErr w:type="spellStart"/>
             <w:r>
               <w:t>YuNet置信度阈值</w:t>
             </w:r>
-            <w:proofErr w:type="spellEnd"/>
           </w:p>
         </w:tc>
         <w:tc>
@@ -21540,11 +19454,9 @@
               <w:ind w:firstLineChars="0" w:firstLine="0"/>
               <w:jc w:val="center"/>
             </w:pPr>
-            <w:proofErr w:type="spellStart"/>
             <w:r>
               <w:t>过滤低置信度检测框</w:t>
             </w:r>
-            <w:proofErr w:type="spellEnd"/>
           </w:p>
         </w:tc>
       </w:tr>
@@ -21559,11 +19471,9 @@
               <w:ind w:firstLineChars="0" w:firstLine="0"/>
               <w:jc w:val="center"/>
             </w:pPr>
-            <w:proofErr w:type="spellStart"/>
             <w:r>
               <w:t>NMS阈值</w:t>
             </w:r>
-            <w:proofErr w:type="spellEnd"/>
           </w:p>
         </w:tc>
         <w:tc>
@@ -21591,11 +19501,9 @@
               <w:ind w:firstLineChars="0" w:firstLine="0"/>
               <w:jc w:val="center"/>
             </w:pPr>
-            <w:proofErr w:type="spellStart"/>
             <w:r>
               <w:t>去除重复检测框</w:t>
             </w:r>
-            <w:proofErr w:type="spellEnd"/>
           </w:p>
         </w:tc>
       </w:tr>
@@ -21610,11 +19518,10 @@
               <w:ind w:firstLineChars="0" w:firstLine="0"/>
               <w:jc w:val="center"/>
             </w:pPr>
-            <w:proofErr w:type="spellStart"/>
-            <w:r>
+            <w:r>
+              <w:lastRenderedPageBreak/>
               <w:t>TFLite线程数</w:t>
             </w:r>
-            <w:proofErr w:type="spellEnd"/>
           </w:p>
         </w:tc>
         <w:tc>
@@ -21642,11 +19549,9 @@
               <w:ind w:firstLineChars="0" w:firstLine="0"/>
               <w:jc w:val="center"/>
             </w:pPr>
-            <w:proofErr w:type="spellStart"/>
             <w:r>
               <w:t>提高分类推理效率</w:t>
             </w:r>
-            <w:proofErr w:type="spellEnd"/>
           </w:p>
         </w:tc>
       </w:tr>
@@ -21661,11 +19566,9 @@
               <w:ind w:firstLineChars="0" w:firstLine="0"/>
               <w:jc w:val="center"/>
             </w:pPr>
-            <w:proofErr w:type="spellStart"/>
             <w:r>
               <w:t>表情置信度阈值</w:t>
             </w:r>
-            <w:proofErr w:type="spellEnd"/>
           </w:p>
         </w:tc>
         <w:tc>
@@ -21693,11 +19596,9 @@
               <w:ind w:firstLineChars="0" w:firstLine="0"/>
               <w:jc w:val="center"/>
             </w:pPr>
-            <w:proofErr w:type="spellStart"/>
             <w:r>
               <w:t>过滤低置信度分类结果</w:t>
             </w:r>
-            <w:proofErr w:type="spellEnd"/>
           </w:p>
         </w:tc>
       </w:tr>
@@ -21712,11 +19613,9 @@
               <w:ind w:firstLineChars="0" w:firstLine="0"/>
               <w:jc w:val="center"/>
             </w:pPr>
-            <w:proofErr w:type="spellStart"/>
             <w:r>
               <w:t>人脸框扩展比例</w:t>
             </w:r>
-            <w:proofErr w:type="spellEnd"/>
           </w:p>
         </w:tc>
         <w:tc>
@@ -21744,11 +19643,9 @@
               <w:ind w:firstLineChars="0" w:firstLine="0"/>
               <w:jc w:val="center"/>
             </w:pPr>
-            <w:proofErr w:type="spellStart"/>
             <w:r>
               <w:t>保留较完整的人脸区域</w:t>
             </w:r>
-            <w:proofErr w:type="spellEnd"/>
           </w:p>
         </w:tc>
       </w:tr>
@@ -21763,11 +19660,9 @@
               <w:ind w:firstLineChars="0" w:firstLine="0"/>
               <w:jc w:val="center"/>
             </w:pPr>
-            <w:proofErr w:type="spellStart"/>
             <w:r>
               <w:t>最大跟踪人脸数</w:t>
             </w:r>
-            <w:proofErr w:type="spellEnd"/>
           </w:p>
         </w:tc>
         <w:tc>
@@ -21795,11 +19690,9 @@
               <w:ind w:firstLineChars="0" w:firstLine="0"/>
               <w:jc w:val="center"/>
             </w:pPr>
-            <w:proofErr w:type="spellStart"/>
             <w:r>
               <w:t>控制画面中最多跟踪目标</w:t>
             </w:r>
-            <w:proofErr w:type="spellEnd"/>
           </w:p>
         </w:tc>
       </w:tr>
@@ -21814,11 +19707,9 @@
               <w:ind w:firstLineChars="0" w:firstLine="0"/>
               <w:jc w:val="center"/>
             </w:pPr>
-            <w:proofErr w:type="spellStart"/>
             <w:r>
               <w:t>单帧最多分类人脸数</w:t>
             </w:r>
-            <w:proofErr w:type="spellEnd"/>
           </w:p>
         </w:tc>
         <w:tc>
@@ -21846,11 +19737,9 @@
               <w:ind w:firstLineChars="0" w:firstLine="0"/>
               <w:jc w:val="center"/>
             </w:pPr>
-            <w:proofErr w:type="spellStart"/>
             <w:r>
               <w:t>降低多目标分类负载</w:t>
             </w:r>
-            <w:proofErr w:type="spellEnd"/>
           </w:p>
         </w:tc>
       </w:tr>
@@ -21865,11 +19754,9 @@
               <w:ind w:firstLineChars="0" w:firstLine="0"/>
               <w:jc w:val="center"/>
             </w:pPr>
-            <w:proofErr w:type="spellStart"/>
             <w:r>
               <w:t>目标帧率参数</w:t>
             </w:r>
-            <w:proofErr w:type="spellEnd"/>
           </w:p>
         </w:tc>
         <w:tc>
@@ -21923,29 +19810,13 @@
         <w:t>256×192</w:t>
       </w:r>
       <w:r>
-        <w:t>，检测结束后再将检测框和关键点</w:t>
-      </w:r>
-      <w:proofErr w:type="gramStart"/>
-      <w:r>
-        <w:t>映射回</w:t>
-      </w:r>
-      <w:proofErr w:type="gramEnd"/>
-      <w:r>
-        <w:t>原始画面尺寸。这样可以减少</w:t>
+        <w:t>，检测结束后再将检测框和关键点映射回原始画面尺寸。这样可以减少</w:t>
       </w:r>
       <w:r>
         <w:t>YuNet</w:t>
       </w:r>
       <w:r>
-        <w:t>检测阶段的计算量，同时保证画面中检测</w:t>
-      </w:r>
-      <w:proofErr w:type="gramStart"/>
-      <w:r>
-        <w:t>框位置</w:t>
-      </w:r>
-      <w:proofErr w:type="gramEnd"/>
-      <w:r>
-        <w:t>正确。</w:t>
+        <w:t>检测阶段的计算量，同时保证画面中检测框位置正确。</w:t>
       </w:r>
     </w:p>
     <w:p>
@@ -21959,29 +19830,13 @@
         <w:t>4</w:t>
       </w:r>
       <w:r>
-        <w:t>个人脸，但单</w:t>
-      </w:r>
-      <w:proofErr w:type="gramStart"/>
-      <w:r>
-        <w:t>帧最多</w:t>
-      </w:r>
-      <w:proofErr w:type="gramEnd"/>
-      <w:r>
-        <w:t>只对</w:t>
+        <w:t>个人脸，但单帧最多只对</w:t>
       </w:r>
       <w:r>
         <w:t>1</w:t>
       </w:r>
       <w:r>
-        <w:t>个人</w:t>
-      </w:r>
-      <w:proofErr w:type="gramStart"/>
-      <w:r>
-        <w:t>脸执行</w:t>
-      </w:r>
-      <w:proofErr w:type="gramEnd"/>
-      <w:r>
-        <w:t>表情分类，这一设置能够降低多目标场景下的计算压力。对于毕业设计中的室内单人演示场景，该策略能够在识别功能和实时性之间取得较好的平衡。</w:t>
+        <w:t>个人脸执行表情分类，这一设置能够降低多目标场景下的计算压力。对于毕业设计中的室内单人演示场景，该策略能够在识别功能和实时性之间取得较好的平衡。</w:t>
       </w:r>
     </w:p>
     <w:p>
@@ -21992,7 +19847,7 @@
           <w:rFonts w:hint="eastAsia"/>
         </w:rPr>
       </w:pPr>
-      <w:bookmarkStart w:id="56" w:name="_Toc228819037"/>
+      <w:bookmarkStart w:id="56" w:name="_Toc229212177"/>
       <w:r>
         <w:t>5.5 系统运行测试与效果分析</w:t>
       </w:r>
@@ -22005,7 +19860,7 @@
           <w:rFonts w:hint="eastAsia"/>
         </w:rPr>
       </w:pPr>
-      <w:bookmarkStart w:id="57" w:name="_Toc228819038"/>
+      <w:bookmarkStart w:id="57" w:name="_Toc229212178"/>
       <w:r>
         <w:t>5.5.1 功能测试</w:t>
       </w:r>
@@ -22032,11 +19887,9 @@
       <w:r>
         <w:t>模块能够检测人脸并输出关键点，</w:t>
       </w:r>
-      <w:proofErr w:type="spellStart"/>
       <w:r>
         <w:t>TFLite</w:t>
       </w:r>
-      <w:proofErr w:type="spellEnd"/>
       <w:r>
         <w:t>分类模型能够输出表情类别和置信度，结果显示模块能够实时叠加运行信息，图像保存模块能够保存部分识别效果较好的画面。</w:t>
       </w:r>
@@ -22048,7 +19901,7 @@
           <w:rFonts w:hint="eastAsia"/>
         </w:rPr>
       </w:pPr>
-      <w:bookmarkStart w:id="58" w:name="_Toc228819039"/>
+      <w:bookmarkStart w:id="58" w:name="_Toc229212179"/>
       <w:r>
         <w:t>5.5.2 实时性观察</w:t>
       </w:r>
@@ -22079,135 +19932,113 @@
         <w:ind w:firstLine="480"/>
       </w:pPr>
       <w:r>
+        <w:t>从运行截图可以观察到，系统在单人场景下</w:t>
+      </w:r>
+      <w:r>
+        <w:t>FPS</w:t>
+      </w:r>
+      <w:r>
+        <w:t>通常保持在约</w:t>
+      </w:r>
+      <w:r>
+        <w:t>47</w:t>
+      </w:r>
+      <w:r>
+        <w:t>～</w:t>
+      </w:r>
+      <w:r>
+        <w:t>57</w:t>
+      </w:r>
+      <w:r>
+        <w:t>之间，部分画面中</w:t>
+      </w:r>
+      <w:r>
+        <w:t>FPS</w:t>
+      </w:r>
+      <w:r>
+        <w:t>显示为</w:t>
+      </w:r>
+      <w:r>
+        <w:t>52.5</w:t>
+      </w:r>
+      <w:r>
+        <w:t>、</w:t>
+      </w:r>
+      <w:r>
+        <w:t>53.6</w:t>
+      </w:r>
+      <w:r>
+        <w:t>、</w:t>
+      </w:r>
+      <w:r>
+        <w:t>53.3</w:t>
+      </w:r>
+      <w:r>
+        <w:t>和</w:t>
+      </w:r>
+      <w:r>
+        <w:t>56.9</w:t>
+      </w:r>
+      <w:r>
+        <w:t>；在多人场景示例中，</w:t>
+      </w:r>
+      <w:r>
+        <w:t>FPS</w:t>
+      </w:r>
+      <w:r>
+        <w:t>约为</w:t>
+      </w:r>
+      <w:r>
+        <w:t>50.9</w:t>
+      </w:r>
+      <w:r>
+        <w:t>。</w:t>
+      </w:r>
+      <w:r>
+        <w:t>YuNet</w:t>
+      </w:r>
+      <w:r>
+        <w:t>检测耗时多处于约</w:t>
+      </w:r>
+      <w:r>
+        <w:t>6</w:t>
+      </w:r>
+      <w:r>
+        <w:t>～</w:t>
+      </w:r>
+      <w:r>
+        <w:t>14 ms</w:t>
+      </w:r>
+      <w:r>
+        <w:t>范围内，说明轻量化检测模型和低分辨率检测输入能够有效降低检测开销。表情分类耗时相对检测耗时更高，多数</w:t>
+      </w:r>
+      <w:r>
         <w:lastRenderedPageBreak/>
-        <w:t>从运行截图可以观察到，系统在单人场景下</w:t>
-      </w:r>
-      <w:r>
-        <w:t>FPS</w:t>
-      </w:r>
-      <w:r>
-        <w:t>通常保持在约</w:t>
-      </w:r>
-      <w:r>
-        <w:t>47</w:t>
+        <w:t>情况下约为</w:t>
+      </w:r>
+      <w:r>
+        <w:t>18</w:t>
       </w:r>
       <w:r>
         <w:t>～</w:t>
       </w:r>
       <w:r>
-        <w:t>57</w:t>
-      </w:r>
-      <w:r>
-        <w:t>之间，部分画面中</w:t>
-      </w:r>
-      <w:r>
-        <w:t>FPS</w:t>
-      </w:r>
-      <w:r>
-        <w:t>显示为</w:t>
-      </w:r>
-      <w:r>
-        <w:t>52.5</w:t>
-      </w:r>
-      <w:r>
-        <w:t>、</w:t>
-      </w:r>
-      <w:r>
-        <w:t>53.6</w:t>
-      </w:r>
-      <w:r>
-        <w:t>、</w:t>
-      </w:r>
-      <w:r>
-        <w:t>53.3</w:t>
-      </w:r>
-      <w:r>
-        <w:t>和</w:t>
-      </w:r>
-      <w:r>
-        <w:t>56.9</w:t>
-      </w:r>
-      <w:r>
-        <w:t>；在多人场景示例中，</w:t>
-      </w:r>
-      <w:r>
-        <w:t>FPS</w:t>
-      </w:r>
-      <w:r>
-        <w:t>约为</w:t>
-      </w:r>
-      <w:r>
-        <w:t>50.9</w:t>
-      </w:r>
-      <w:r>
-        <w:t>。</w:t>
-      </w:r>
-      <w:r>
-        <w:t>YuNet</w:t>
-      </w:r>
-      <w:r>
-        <w:t>检测耗时多处于约</w:t>
-      </w:r>
-      <w:r>
-        <w:t>6</w:t>
-      </w:r>
-      <w:r>
-        <w:t>～</w:t>
-      </w:r>
-      <w:r>
-        <w:t xml:space="preserve">14 </w:t>
-      </w:r>
-      <w:proofErr w:type="spellStart"/>
-      <w:r>
-        <w:t>ms</w:t>
-      </w:r>
-      <w:proofErr w:type="spellEnd"/>
-      <w:r>
-        <w:t>范围内，说明轻量化检测模型和低分辨率检测输入能够有效降低检测开销。表情分类耗时相对检测耗时更高，多数情况下约为</w:t>
-      </w:r>
-      <w:r>
-        <w:t>18</w:t>
-      </w:r>
-      <w:r>
-        <w:t>～</w:t>
-      </w:r>
-      <w:r>
-        <w:t xml:space="preserve">36 </w:t>
-      </w:r>
-      <w:proofErr w:type="spellStart"/>
-      <w:r>
-        <w:t>ms</w:t>
-      </w:r>
-      <w:proofErr w:type="spellEnd"/>
+        <w:t>36 ms</w:t>
+      </w:r>
       <w:r>
         <w:t>，个别画面中达到</w:t>
       </w:r>
       <w:r>
-        <w:t xml:space="preserve">60 </w:t>
-      </w:r>
-      <w:proofErr w:type="spellStart"/>
-      <w:r>
-        <w:t>ms</w:t>
-      </w:r>
-      <w:proofErr w:type="spellEnd"/>
+        <w:t>60 ms</w:t>
+      </w:r>
       <w:r>
         <w:t>以上，说明</w:t>
       </w:r>
-      <w:proofErr w:type="spellStart"/>
       <w:r>
         <w:t>TFLite</w:t>
       </w:r>
-      <w:proofErr w:type="spellEnd"/>
-      <w:r>
-        <w:t>表情分类仍是</w:t>
-      </w:r>
-      <w:proofErr w:type="gramStart"/>
-      <w:r>
-        <w:t>树莓派端推理</w:t>
-      </w:r>
-      <w:proofErr w:type="gramEnd"/>
-      <w:r>
-        <w:t>流程中的主要耗时部分。不同画面中的延迟存在一定波动，主要与摄像头读取、检测与分类推理负载有关。</w:t>
+      <w:r>
+        <w:t>表情分类仍是树莓派端推理流程中的主要耗时部分。不同画面中的延迟存在一定波动，主要与摄像头读取、检测与分类推理负载有关。</w:t>
       </w:r>
     </w:p>
     <w:p>
@@ -22334,11 +20165,9 @@
               <w:ind w:firstLineChars="0" w:firstLine="0"/>
               <w:jc w:val="center"/>
             </w:pPr>
-            <w:proofErr w:type="spellStart"/>
             <w:r>
               <w:t>摄像头采集分辨率</w:t>
             </w:r>
-            <w:proofErr w:type="spellEnd"/>
           </w:p>
         </w:tc>
         <w:tc>
@@ -22368,11 +20197,9 @@
               <w:ind w:firstLineChars="0" w:firstLine="0"/>
               <w:jc w:val="center"/>
             </w:pPr>
-            <w:proofErr w:type="spellStart"/>
             <w:r>
               <w:t>目标显示帧率</w:t>
             </w:r>
-            <w:proofErr w:type="spellEnd"/>
           </w:p>
         </w:tc>
         <w:tc>
@@ -22402,11 +20229,9 @@
               <w:ind w:firstLineChars="0" w:firstLine="0"/>
               <w:jc w:val="center"/>
             </w:pPr>
-            <w:proofErr w:type="spellStart"/>
             <w:r>
               <w:t>运行界面FPS</w:t>
             </w:r>
-            <w:proofErr w:type="spellEnd"/>
           </w:p>
         </w:tc>
         <w:tc>
@@ -22436,11 +20261,9 @@
               <w:ind w:firstLineChars="0" w:firstLine="0"/>
               <w:jc w:val="center"/>
             </w:pPr>
-            <w:proofErr w:type="spellStart"/>
             <w:r>
               <w:t>YuNet检测耗时</w:t>
             </w:r>
-            <w:proofErr w:type="spellEnd"/>
           </w:p>
         </w:tc>
         <w:tc>
@@ -22454,13 +20277,8 @@
               <w:jc w:val="center"/>
             </w:pPr>
             <w:r>
-              <w:t xml:space="preserve">约6～14 </w:t>
-            </w:r>
-            <w:proofErr w:type="spellStart"/>
-            <w:r>
-              <w:t>ms</w:t>
-            </w:r>
-            <w:proofErr w:type="spellEnd"/>
+              <w:t>约6～14 ms</w:t>
+            </w:r>
           </w:p>
         </w:tc>
       </w:tr>
@@ -22475,11 +20293,9 @@
               <w:ind w:firstLineChars="0" w:firstLine="0"/>
               <w:jc w:val="center"/>
             </w:pPr>
-            <w:proofErr w:type="spellStart"/>
             <w:r>
               <w:t>表情分类耗时</w:t>
             </w:r>
-            <w:proofErr w:type="spellEnd"/>
           </w:p>
         </w:tc>
         <w:tc>
@@ -22493,13 +20309,8 @@
               <w:jc w:val="center"/>
             </w:pPr>
             <w:r>
-              <w:t xml:space="preserve">约18～36 </w:t>
-            </w:r>
-            <w:proofErr w:type="spellStart"/>
-            <w:r>
-              <w:t>ms</w:t>
-            </w:r>
-            <w:proofErr w:type="spellEnd"/>
+              <w:t>约18～36 ms</w:t>
+            </w:r>
           </w:p>
         </w:tc>
       </w:tr>
@@ -22578,21 +20389,11 @@
       <w:r>
         <w:t>以及间隔检测策略。分类耗时相对检测耗时更高，说明</w:t>
       </w:r>
-      <w:proofErr w:type="spellStart"/>
       <w:r>
         <w:t>TFLite</w:t>
       </w:r>
-      <w:proofErr w:type="spellEnd"/>
-      <w:r>
-        <w:t>表情分类仍然是树莓</w:t>
-      </w:r>
-      <w:proofErr w:type="gramStart"/>
-      <w:r>
-        <w:t>派端主要</w:t>
-      </w:r>
-      <w:proofErr w:type="gramEnd"/>
-      <w:r>
-        <w:t>计算开销之一。</w:t>
+      <w:r>
+        <w:t>表情分类仍然是树莓派端主要计算开销之一。</w:t>
       </w:r>
     </w:p>
     <w:p>
@@ -22602,7 +20403,7 @@
           <w:rFonts w:hint="eastAsia"/>
         </w:rPr>
       </w:pPr>
-      <w:bookmarkStart w:id="59" w:name="_Toc228819040"/>
+      <w:bookmarkStart w:id="59" w:name="_Toc229212180"/>
       <w:r>
         <w:t>5.5.3 运行效果展示</w:t>
       </w:r>
@@ -22613,15 +20414,7 @@
         <w:ind w:firstLine="480"/>
       </w:pPr>
       <w:r>
-        <w:t>为了展示系统实际运行效果，本文选取了若干树莓</w:t>
-      </w:r>
-      <w:proofErr w:type="gramStart"/>
-      <w:r>
-        <w:t>派端运行截</w:t>
-      </w:r>
-      <w:proofErr w:type="gramEnd"/>
-      <w:r>
-        <w:t>图，覆盖愤怒、恐惧、高兴、中性、悲伤等单人表情识别场景，以及少量多人识别场景。运行效果如图</w:t>
+        <w:t>为了展示系统实际运行效果，本文选取了若干树莓派端运行截图，覆盖愤怒、恐惧、高兴、中性、悲伤等单人表情识别场景，以及少量多人识别场景。运行效果如图</w:t>
       </w:r>
       <w:r>
         <w:t>5-1</w:t>
@@ -22752,15 +20545,7 @@
         <w:t>5-1</w:t>
       </w:r>
       <w:r>
-        <w:t>展示了单人场景下的多类别表情识别效果。可以看出，系统能够在画面中绘制人脸检测框和五点关键点，并在检测</w:t>
-      </w:r>
-      <w:proofErr w:type="gramStart"/>
-      <w:r>
-        <w:t>框附近</w:t>
-      </w:r>
-      <w:proofErr w:type="gramEnd"/>
-      <w:r>
-        <w:t>显示目标编号、预测类别和置信度。画面左上角同时显示</w:t>
+        <w:t>展示了单人场景下的多类别表情识别效果。可以看出，系统能够在画面中绘制人脸检测框和五点关键点，并在检测框附近显示目标编号、预测类别和置信度。画面左上角同时显示</w:t>
       </w:r>
       <w:r>
         <w:t>FPS</w:t>
@@ -22772,9 +20557,6 @@
     <w:p>
       <w:pPr>
         <w:ind w:firstLine="480"/>
-        <w:rPr>
-          <w:rFonts w:hint="eastAsia"/>
-        </w:rPr>
       </w:pPr>
     </w:p>
     <w:p>
@@ -22886,13 +20668,8 @@
       <w:r>
         <w:t>展示了多人场景下的识别效果。当画面中出现两个人脸时，系统能够检测并绘制多个人脸框。由于程序设置了</w:t>
       </w:r>
-      <w:proofErr w:type="spellStart"/>
-      <w:r>
-        <w:t>max_infer_faces</w:t>
-      </w:r>
-      <w:proofErr w:type="spellEnd"/>
-      <w:r>
-        <w:t>=1</w:t>
+      <w:r>
+        <w:t>max_infer_faces=1</w:t>
       </w:r>
       <w:r>
         <w:t>，系统优先对主要目标进行表情分类，以降低多人场景下的分类推理负载。因此，当前系统更适合单人近距离实时识别场景，在多人场景下仍需要进一步优化多目标分类策略。</w:t>
@@ -22905,7 +20682,7 @@
           <w:rFonts w:hint="eastAsia"/>
         </w:rPr>
       </w:pPr>
-      <w:bookmarkStart w:id="60" w:name="_Toc228819041"/>
+      <w:bookmarkStart w:id="60" w:name="_Toc229212181"/>
       <w:r>
         <w:lastRenderedPageBreak/>
         <w:t>5.5.4 稳定性测试</w:t>
@@ -22917,15 +20694,7 @@
         <w:ind w:firstLine="480"/>
       </w:pPr>
       <w:r>
-        <w:t>为验证系统连续运行能力，本文在</w:t>
-      </w:r>
-      <w:proofErr w:type="gramStart"/>
-      <w:r>
-        <w:t>树莓派端对</w:t>
-      </w:r>
-      <w:proofErr w:type="gramEnd"/>
-      <w:r>
-        <w:t>系统进行了稳定性观察。测试过程中，系统持续执行摄像头读取、人脸检测、表情分类、结果显示和图像保存等操作，观察程序是否出现崩溃、摄像头中断、界面卡死或结果无法更新等异常情况。</w:t>
+        <w:t>为验证系统连续运行能力，本文在树莓派端对系统进行了稳定性观察。测试过程中，系统持续执行摄像头读取、人脸检测、表情分类、结果显示和图像保存等操作，观察程序是否出现崩溃、摄像头中断、界面卡死或结果无法更新等异常情况。</w:t>
       </w:r>
     </w:p>
     <w:p>
@@ -22952,7 +20721,7 @@
           <w:rFonts w:hint="eastAsia"/>
         </w:rPr>
       </w:pPr>
-      <w:bookmarkStart w:id="61" w:name="_Toc228819042"/>
+      <w:bookmarkStart w:id="61" w:name="_Toc229212182"/>
       <w:r>
         <w:t>5.</w:t>
       </w:r>
@@ -22995,33 +20764,11 @@
         </w:rPr>
         <w:t>PC</w:t>
       </w:r>
-      <w:proofErr w:type="gramStart"/>
-      <w:r>
-        <w:rPr>
-          <w:rFonts w:hint="eastAsia"/>
-        </w:rPr>
-        <w:t>端主要</w:t>
-      </w:r>
-      <w:proofErr w:type="gramEnd"/>
-      <w:r>
-        <w:rPr>
-          <w:rFonts w:hint="eastAsia"/>
-        </w:rPr>
-        <w:t>完成模型训练、导出和转换，树莓</w:t>
-      </w:r>
-      <w:proofErr w:type="gramStart"/>
-      <w:r>
-        <w:rPr>
-          <w:rFonts w:hint="eastAsia"/>
-        </w:rPr>
-        <w:t>派端主要</w:t>
-      </w:r>
-      <w:proofErr w:type="gramEnd"/>
-      <w:r>
-        <w:rPr>
-          <w:rFonts w:hint="eastAsia"/>
-        </w:rPr>
-        <w:t>完成摄像头输入、</w:t>
+      <w:r>
+        <w:rPr>
+          <w:rFonts w:hint="eastAsia"/>
+        </w:rPr>
+        <w:t>端主要完成模型训练、导出和转换，树莓派端主要完成摄像头输入、</w:t>
       </w:r>
       <w:r>
         <w:rPr>
@@ -23035,14 +20782,12 @@
         </w:rPr>
         <w:t>人脸检测、</w:t>
       </w:r>
-      <w:proofErr w:type="spellStart"/>
       <w:r>
         <w:rPr>
           <w:rFonts w:hint="eastAsia"/>
         </w:rPr>
         <w:t>TFLite</w:t>
       </w:r>
-      <w:proofErr w:type="spellEnd"/>
       <w:r>
         <w:rPr>
           <w:rFonts w:hint="eastAsia"/>
@@ -23060,14 +20805,12 @@
         </w:rPr>
         <w:t>其次，本文说明了模型从</w:t>
       </w:r>
-      <w:proofErr w:type="spellStart"/>
       <w:r>
         <w:rPr>
           <w:rFonts w:hint="eastAsia"/>
         </w:rPr>
         <w:t>PyTorch</w:t>
       </w:r>
-      <w:proofErr w:type="spellEnd"/>
       <w:r>
         <w:rPr>
           <w:rFonts w:hint="eastAsia"/>
@@ -23090,30 +20833,20 @@
         <w:rPr>
           <w:rFonts w:hint="eastAsia"/>
         </w:rPr>
-        <w:t xml:space="preserve">TensorFlow </w:t>
-      </w:r>
-      <w:proofErr w:type="spellStart"/>
-      <w:r>
-        <w:rPr>
-          <w:rFonts w:hint="eastAsia"/>
-        </w:rPr>
-        <w:t>SavedModel</w:t>
-      </w:r>
-      <w:proofErr w:type="spellEnd"/>
+        <w:t>TensorFlow SavedModel</w:t>
+      </w:r>
       <w:r>
         <w:rPr>
           <w:rFonts w:hint="eastAsia"/>
         </w:rPr>
         <w:t>和</w:t>
       </w:r>
-      <w:proofErr w:type="spellStart"/>
       <w:r>
         <w:rPr>
           <w:rFonts w:hint="eastAsia"/>
         </w:rPr>
         <w:t>TFLite</w:t>
       </w:r>
-      <w:proofErr w:type="spellEnd"/>
       <w:r>
         <w:rPr>
           <w:rFonts w:hint="eastAsia"/>
@@ -23168,28 +20901,24 @@
         </w:rPr>
         <w:t>格式</w:t>
       </w:r>
-      <w:proofErr w:type="spellStart"/>
       <w:r>
         <w:rPr>
           <w:rFonts w:hint="eastAsia"/>
         </w:rPr>
         <w:t>TFLite</w:t>
       </w:r>
-      <w:proofErr w:type="spellEnd"/>
       <w:r>
         <w:rPr>
           <w:rFonts w:hint="eastAsia"/>
         </w:rPr>
         <w:t>模型明显减小。模型转换一致性验证结果表明，</w:t>
       </w:r>
-      <w:proofErr w:type="spellStart"/>
       <w:r>
         <w:rPr>
           <w:rFonts w:hint="eastAsia"/>
         </w:rPr>
         <w:t>PyTorch</w:t>
       </w:r>
-      <w:proofErr w:type="spellEnd"/>
       <w:r>
         <w:rPr>
           <w:rFonts w:hint="eastAsia"/>
@@ -23208,58 +20937,28 @@
         </w:rPr>
         <w:t>和</w:t>
       </w:r>
-      <w:proofErr w:type="spellStart"/>
       <w:r>
         <w:rPr>
           <w:rFonts w:hint="eastAsia"/>
         </w:rPr>
         <w:t>TFLite</w:t>
       </w:r>
-      <w:proofErr w:type="spellEnd"/>
-      <w:r>
-        <w:rPr>
-          <w:rFonts w:hint="eastAsia"/>
-        </w:rPr>
-        <w:t>模型在验证样本上的预测结果保持一致，说明转换后的模型可以</w:t>
-      </w:r>
-      <w:proofErr w:type="gramStart"/>
-      <w:r>
-        <w:rPr>
-          <w:rFonts w:hint="eastAsia"/>
-        </w:rPr>
-        <w:t>用于端侧部署</w:t>
-      </w:r>
-      <w:proofErr w:type="gramEnd"/>
-      <w:r>
-        <w:rPr>
-          <w:rFonts w:hint="eastAsia"/>
-        </w:rPr>
-        <w:t>。</w:t>
-      </w:r>
-    </w:p>
-    <w:p>
-      <w:pPr>
-        <w:ind w:firstLine="480"/>
-      </w:pPr>
-      <w:r>
-        <w:rPr>
-          <w:rFonts w:hint="eastAsia"/>
-        </w:rPr>
-        <w:t>最后，本文对树莓派端系统进行了功能测试、实时性观察、运行效果展示和稳定性测试。测试结果表明，系统能够在室内近距离场景下完成摄像头采集、人脸检测、表情分类、结果显示和图像保存等功能，运行画面较为连续，连续运行过程中未观察到程序崩溃、摄像头中断或界面卡死等异常情况。总体来看，本文系统已经实现了从模型训练、格式转换到</w:t>
-      </w:r>
-      <w:proofErr w:type="gramStart"/>
-      <w:r>
-        <w:rPr>
-          <w:rFonts w:hint="eastAsia"/>
-        </w:rPr>
-        <w:t>树莓派端实时</w:t>
-      </w:r>
-      <w:proofErr w:type="gramEnd"/>
-      <w:r>
-        <w:rPr>
-          <w:rFonts w:hint="eastAsia"/>
-        </w:rPr>
-        <w:t>运行的完整工程闭环。</w:t>
+      <w:r>
+        <w:rPr>
+          <w:rFonts w:hint="eastAsia"/>
+        </w:rPr>
+        <w:t>模型在验证样本上的预测结果保持一致，说明转换后的模型可以用于端侧部署。</w:t>
+      </w:r>
+    </w:p>
+    <w:p>
+      <w:pPr>
+        <w:ind w:firstLine="480"/>
+      </w:pPr>
+      <w:r>
+        <w:rPr>
+          <w:rFonts w:hint="eastAsia"/>
+        </w:rPr>
+        <w:t>最后，本文对树莓派端系统进行了功能测试、实时性观察、运行效果展示和稳定性测试。测试结果表明，系统能够在室内近距离场景下完成摄像头采集、人脸检测、表情分类、结果显示和图像保存等功能，运行画面较为连续，连续运行过程中未观察到程序崩溃、摄像头中断或界面卡死等异常情况。总体来看，本文系统已经实现了从模型训练、格式转换到树莓派端实时运行的完整工程闭环。</w:t>
       </w:r>
     </w:p>
     <w:p>
@@ -23272,7 +20971,7 @@
       <w:r>
         <w:br w:type="page"/>
       </w:r>
-      <w:bookmarkStart w:id="62" w:name="_Toc228819043"/>
+      <w:bookmarkStart w:id="62" w:name="_Toc229212183"/>
       <w:r>
         <w:lastRenderedPageBreak/>
         <w:t>第6章 结论与展望</w:t>
@@ -23287,7 +20986,7 @@
           <w:rFonts w:hint="eastAsia"/>
         </w:rPr>
       </w:pPr>
-      <w:bookmarkStart w:id="63" w:name="_Toc228819044"/>
+      <w:bookmarkStart w:id="63" w:name="_Toc229212184"/>
       <w:r>
         <w:t>6.1 结论</w:t>
       </w:r>
@@ -23301,35 +21000,7 @@
         <w:rPr>
           <w:rFonts w:hint="eastAsia"/>
         </w:rPr>
-        <w:t>本毕业设计</w:t>
-      </w:r>
-      <w:proofErr w:type="gramStart"/>
-      <w:r>
-        <w:rPr>
-          <w:rFonts w:hint="eastAsia"/>
-        </w:rPr>
-        <w:t>围绕端侧人脸</w:t>
-      </w:r>
-      <w:proofErr w:type="gramEnd"/>
-      <w:r>
-        <w:rPr>
-          <w:rFonts w:hint="eastAsia"/>
-        </w:rPr>
-        <w:t>表情识别系统的设计与实现展开，完成了从数据集构建、模型训练、模型转换到</w:t>
-      </w:r>
-      <w:proofErr w:type="gramStart"/>
-      <w:r>
-        <w:rPr>
-          <w:rFonts w:hint="eastAsia"/>
-        </w:rPr>
-        <w:t>树莓派端实时</w:t>
-      </w:r>
-      <w:proofErr w:type="gramEnd"/>
-      <w:r>
-        <w:rPr>
-          <w:rFonts w:hint="eastAsia"/>
-        </w:rPr>
-        <w:t>运行的完整流程。系统以“</w:t>
+        <w:t>本毕业设计围绕端侧人脸表情识别系统的设计与实现展开，完成了从数据集构建、模型训练、模型转换到树莓派端实时运行的完整流程。系统以“</w:t>
       </w:r>
       <w:r>
         <w:rPr>
@@ -23424,21 +21095,7 @@
         <w:rPr>
           <w:rFonts w:hint="eastAsia"/>
         </w:rPr>
-        <w:t>格式进行训练。针对表情类别分布</w:t>
-      </w:r>
-      <w:proofErr w:type="gramStart"/>
-      <w:r>
-        <w:rPr>
-          <w:rFonts w:hint="eastAsia"/>
-        </w:rPr>
-        <w:t>不</w:t>
-      </w:r>
-      <w:proofErr w:type="gramEnd"/>
-      <w:r>
-        <w:rPr>
-          <w:rFonts w:hint="eastAsia"/>
-        </w:rPr>
-        <w:t>均衡的问题，训练过程中采用了数据增强、类别均衡、标签平滑和伪标签辅助训练等方法。实验结果表明，最终</w:t>
+        <w:t>格式进行训练。针对表情类别分布不均衡的问题，训练过程中采用了数据增强、类别均衡、标签平滑和伪标签辅助训练等方法。实验结果表明，最终</w:t>
       </w:r>
       <w:r>
         <w:rPr>
@@ -23474,16 +21131,8 @@
         <w:rPr>
           <w:rFonts w:hint="eastAsia"/>
         </w:rPr>
-        <w:t>的</w:t>
-      </w:r>
-      <w:proofErr w:type="gramStart"/>
-      <w:r>
-        <w:rPr>
-          <w:rFonts w:hint="eastAsia"/>
-        </w:rPr>
-        <w:t>宏平均</w:t>
-      </w:r>
-      <w:proofErr w:type="gramEnd"/>
+        <w:t>的宏平均</w:t>
+      </w:r>
       <w:r>
         <w:rPr>
           <w:rFonts w:hint="eastAsia"/>
@@ -23507,14 +21156,12 @@
         </w:rPr>
         <w:t>在系统实现方面，本文完成了</w:t>
       </w:r>
-      <w:proofErr w:type="spellStart"/>
       <w:r>
         <w:rPr>
           <w:rFonts w:hint="eastAsia"/>
         </w:rPr>
         <w:t>PyTorch</w:t>
       </w:r>
-      <w:proofErr w:type="spellEnd"/>
       <w:r>
         <w:rPr>
           <w:rFonts w:hint="eastAsia"/>
@@ -23537,16 +21184,8 @@
         <w:rPr>
           <w:rFonts w:hint="eastAsia"/>
         </w:rPr>
-        <w:t xml:space="preserve">TensorFlow </w:t>
-      </w:r>
-      <w:proofErr w:type="spellStart"/>
-      <w:r>
-        <w:rPr>
-          <w:rFonts w:hint="eastAsia"/>
-        </w:rPr>
-        <w:t>SavedModel</w:t>
-      </w:r>
-      <w:proofErr w:type="spellEnd"/>
+        <w:t>TensorFlow SavedModel</w:t>
+      </w:r>
       <w:r>
         <w:rPr>
           <w:rFonts w:hint="eastAsia"/>
@@ -23575,30 +21214,14 @@
         <w:rPr>
           <w:rFonts w:hint="eastAsia"/>
         </w:rPr>
-        <w:t>量化方式生成适合</w:t>
-      </w:r>
-      <w:proofErr w:type="gramStart"/>
-      <w:r>
-        <w:rPr>
-          <w:rFonts w:hint="eastAsia"/>
-        </w:rPr>
-        <w:t>端侧运行</w:t>
-      </w:r>
-      <w:proofErr w:type="gramEnd"/>
-      <w:r>
-        <w:rPr>
-          <w:rFonts w:hint="eastAsia"/>
-        </w:rPr>
-        <w:t>的</w:t>
-      </w:r>
-      <w:proofErr w:type="spellStart"/>
+        <w:t>量化方式生成适合端侧运行的</w:t>
+      </w:r>
       <w:r>
         <w:rPr>
           <w:rFonts w:hint="eastAsia"/>
         </w:rPr>
         <w:t>TFLite</w:t>
       </w:r>
-      <w:proofErr w:type="spellEnd"/>
       <w:r>
         <w:rPr>
           <w:rFonts w:hint="eastAsia"/>
@@ -23641,14 +21264,12 @@
         </w:rPr>
         <w:t>格式模型明显减小。模型转换后，本文还对</w:t>
       </w:r>
-      <w:proofErr w:type="spellStart"/>
       <w:r>
         <w:rPr>
           <w:rFonts w:hint="eastAsia"/>
         </w:rPr>
         <w:t>PyTorch</w:t>
       </w:r>
-      <w:proofErr w:type="spellEnd"/>
       <w:r>
         <w:rPr>
           <w:rFonts w:hint="eastAsia"/>
@@ -23667,58 +21288,28 @@
         </w:rPr>
         <w:t>和</w:t>
       </w:r>
-      <w:proofErr w:type="spellStart"/>
       <w:r>
         <w:rPr>
           <w:rFonts w:hint="eastAsia"/>
         </w:rPr>
         <w:t>TFLite</w:t>
       </w:r>
-      <w:proofErr w:type="spellEnd"/>
-      <w:r>
-        <w:rPr>
-          <w:rFonts w:hint="eastAsia"/>
-        </w:rPr>
-        <w:t>模型输出进行一致性验证，保证转换后的模型能够</w:t>
-      </w:r>
-      <w:proofErr w:type="gramStart"/>
-      <w:r>
-        <w:rPr>
-          <w:rFonts w:hint="eastAsia"/>
-        </w:rPr>
-        <w:t>用于端侧部署</w:t>
-      </w:r>
-      <w:proofErr w:type="gramEnd"/>
-      <w:r>
-        <w:rPr>
-          <w:rFonts w:hint="eastAsia"/>
-        </w:rPr>
-        <w:t>。</w:t>
-      </w:r>
-    </w:p>
-    <w:p>
-      <w:pPr>
-        <w:ind w:firstLine="480"/>
-      </w:pPr>
-      <w:r>
-        <w:rPr>
-          <w:rFonts w:hint="eastAsia"/>
-        </w:rPr>
-        <w:t>在树莓</w:t>
-      </w:r>
-      <w:proofErr w:type="gramStart"/>
-      <w:r>
-        <w:rPr>
-          <w:rFonts w:hint="eastAsia"/>
-        </w:rPr>
-        <w:t>派端部署</w:t>
-      </w:r>
-      <w:proofErr w:type="gramEnd"/>
-      <w:r>
-        <w:rPr>
-          <w:rFonts w:hint="eastAsia"/>
-        </w:rPr>
-        <w:t>方面，系统集成了</w:t>
+      <w:r>
+        <w:rPr>
+          <w:rFonts w:hint="eastAsia"/>
+        </w:rPr>
+        <w:t>模型输出进行一致性验证，保证转换后的模型能够用于端侧部署。</w:t>
+      </w:r>
+    </w:p>
+    <w:p>
+      <w:pPr>
+        <w:ind w:firstLine="480"/>
+      </w:pPr>
+      <w:r>
+        <w:rPr>
+          <w:rFonts w:hint="eastAsia"/>
+        </w:rPr>
+        <w:t>在树莓派端部署方面，系统集成了</w:t>
       </w:r>
       <w:r>
         <w:rPr>
@@ -23732,86 +21323,28 @@
         </w:rPr>
         <w:t>人脸检测、</w:t>
       </w:r>
-      <w:proofErr w:type="spellStart"/>
       <w:r>
         <w:rPr>
           <w:rFonts w:hint="eastAsia"/>
         </w:rPr>
         <w:t>TFLite</w:t>
       </w:r>
-      <w:proofErr w:type="spellEnd"/>
-      <w:r>
-        <w:rPr>
-          <w:rFonts w:hint="eastAsia"/>
-        </w:rPr>
-        <w:t>表情分类、实时画面显示和异步图像保存等功能。为了降低</w:t>
-      </w:r>
-      <w:proofErr w:type="gramStart"/>
-      <w:r>
-        <w:rPr>
-          <w:rFonts w:hint="eastAsia"/>
-        </w:rPr>
-        <w:t>端侧计算</w:t>
-      </w:r>
-      <w:proofErr w:type="gramEnd"/>
-      <w:r>
-        <w:rPr>
-          <w:rFonts w:hint="eastAsia"/>
-        </w:rPr>
-        <w:t>负载，系统设置了较低的人脸检测输入分辨率，并采用间隔检测、间隔分类、限制单帧分类人脸数和异步读取等方式提高运行连续性。实际运行结果表明，系统在室内近距离场景下能够较稳定地完成实时识别任务，运行画面较为连续，检测框、关键点、表情类别和置信</w:t>
-      </w:r>
-      <w:proofErr w:type="gramStart"/>
-      <w:r>
-        <w:rPr>
-          <w:rFonts w:hint="eastAsia"/>
-        </w:rPr>
-        <w:t>度能够</w:t>
-      </w:r>
-      <w:proofErr w:type="gramEnd"/>
-      <w:r>
-        <w:rPr>
-          <w:rFonts w:hint="eastAsia"/>
-        </w:rPr>
-        <w:t>正常显示，连续运行过程中未观察到程序崩溃、摄像头中断或界面卡死等异常情况。</w:t>
-      </w:r>
-    </w:p>
-    <w:p>
-      <w:pPr>
-        <w:ind w:firstLine="480"/>
-      </w:pPr>
-      <w:r>
-        <w:rPr>
-          <w:rFonts w:hint="eastAsia"/>
-        </w:rPr>
-        <w:t>总体来看，本文完成了一个可运行</w:t>
-      </w:r>
-      <w:proofErr w:type="gramStart"/>
-      <w:r>
-        <w:rPr>
-          <w:rFonts w:hint="eastAsia"/>
-        </w:rPr>
-        <w:t>的端侧人脸</w:t>
-      </w:r>
-      <w:proofErr w:type="gramEnd"/>
-      <w:r>
-        <w:rPr>
-          <w:rFonts w:hint="eastAsia"/>
-        </w:rPr>
-        <w:t>表情识别原型系统。该系统不是单纯停留在离线模型训练层面，而是实现了从模型训练到树莓</w:t>
-      </w:r>
-      <w:proofErr w:type="gramStart"/>
-      <w:r>
-        <w:rPr>
-          <w:rFonts w:hint="eastAsia"/>
-        </w:rPr>
-        <w:t>派端部署</w:t>
-      </w:r>
-      <w:proofErr w:type="gramEnd"/>
-      <w:r>
-        <w:rPr>
-          <w:rFonts w:hint="eastAsia"/>
-        </w:rPr>
-        <w:t>运行的工程闭环，达到了本毕业设计的预期目标。</w:t>
+      <w:r>
+        <w:rPr>
+          <w:rFonts w:hint="eastAsia"/>
+        </w:rPr>
+        <w:t>表情分类、实时画面显示和异步图像保存等功能。为了降低端侧计算负载，系统设置了较低的人脸检测输入分辨率，并采用间隔检测、间隔分类、限制单帧分类人脸数和异步读取等方式提高运行连续性。实际运行结果表明，系统在室内近距离场景下能够较稳定地完成实时识别任务，运行画面较为连续，检测框、关键点、表情类别和置信度能够正常显示，连续运行过程中未观察到程序崩溃、摄像头中断或界面卡死等异常情况。</w:t>
+      </w:r>
+    </w:p>
+    <w:p>
+      <w:pPr>
+        <w:ind w:firstLine="480"/>
+      </w:pPr>
+      <w:r>
+        <w:rPr>
+          <w:rFonts w:hint="eastAsia"/>
+        </w:rPr>
+        <w:t>总体来看，本文完成了一个可运行的端侧人脸表情识别原型系统。该系统不是单纯停留在离线模型训练层面，而是实现了从模型训练到树莓派端部署运行的工程闭环。</w:t>
       </w:r>
     </w:p>
     <w:p>
@@ -23822,7 +21355,7 @@
           <w:rFonts w:hint="eastAsia"/>
         </w:rPr>
       </w:pPr>
-      <w:bookmarkStart w:id="64" w:name="_Toc228819045"/>
+      <w:bookmarkStart w:id="64" w:name="_Toc229212185"/>
       <w:r>
         <w:lastRenderedPageBreak/>
         <w:t>6.2 展望</w:t>
@@ -23837,21 +21370,7 @@
         <w:rPr>
           <w:rFonts w:hint="eastAsia"/>
         </w:rPr>
-        <w:t>虽然本文系统已经完成基本功能并能够在</w:t>
-      </w:r>
-      <w:proofErr w:type="gramStart"/>
-      <w:r>
-        <w:rPr>
-          <w:rFonts w:hint="eastAsia"/>
-        </w:rPr>
-        <w:t>树莓派端运行</w:t>
-      </w:r>
-      <w:proofErr w:type="gramEnd"/>
-      <w:r>
-        <w:rPr>
-          <w:rFonts w:hint="eastAsia"/>
-        </w:rPr>
-        <w:t>，但仍存在一些不足，需要在后续工作中进一步改进。</w:t>
+        <w:t>虽然本文系统已经完成基本功能并能够在树莓派端运行，但仍存在一些不足，需要在后续工作中进一步改进。</w:t>
       </w:r>
     </w:p>
     <w:p>
@@ -23885,46 +21404,18 @@
         <w:rPr>
           <w:rFonts w:hint="eastAsia"/>
         </w:rPr>
-        <w:t>第二，系统当前更适合室内近距离单人场景。在多人场景下，程序虽然能够检测多个人脸，但为了保证实时性，当前主要对主要目标进行表情分类，无法同时对所有人</w:t>
-      </w:r>
-      <w:proofErr w:type="gramStart"/>
-      <w:r>
-        <w:rPr>
-          <w:rFonts w:hint="eastAsia"/>
-        </w:rPr>
-        <w:t>脸进行</w:t>
-      </w:r>
-      <w:proofErr w:type="gramEnd"/>
-      <w:r>
-        <w:rPr>
-          <w:rFonts w:hint="eastAsia"/>
-        </w:rPr>
-        <w:t>高频分类。后续可以结合更高效的跟踪策略和批量推理方式，提升多人场景下的识别能力。</w:t>
-      </w:r>
-    </w:p>
-    <w:p>
-      <w:pPr>
-        <w:ind w:firstLine="480"/>
-      </w:pPr>
-      <w:r>
-        <w:rPr>
-          <w:rFonts w:hint="eastAsia"/>
-        </w:rPr>
-        <w:t>第三，</w:t>
-      </w:r>
-      <w:proofErr w:type="gramStart"/>
-      <w:r>
-        <w:rPr>
-          <w:rFonts w:hint="eastAsia"/>
-        </w:rPr>
-        <w:t>端侧性能</w:t>
-      </w:r>
-      <w:proofErr w:type="gramEnd"/>
-      <w:r>
-        <w:rPr>
-          <w:rFonts w:hint="eastAsia"/>
-        </w:rPr>
-        <w:t>测试还可以进一步完善。本文实时性结果主要来自运行界面观察，虽然能够反映系统基本运行状态，但还缺少长时间自动化日志统计。后续可以在程序中加入性能记录模块，持续统计</w:t>
+        <w:t>第二，系统当前更适合室内近距离单人场景。在多人场景下，程序虽然能够检测多个人脸，但为了保证实时性，当前主要对主要目标进行表情分类，无法同时对所有人脸进行高频分类。后续可以结合更高效的跟踪策略和批量推理方式，提升多人场景下的识别能力。</w:t>
+      </w:r>
+    </w:p>
+    <w:p>
+      <w:pPr>
+        <w:ind w:firstLine="480"/>
+      </w:pPr>
+      <w:r>
+        <w:rPr>
+          <w:rFonts w:hint="eastAsia"/>
+        </w:rPr>
+        <w:t>第三，端侧性能测试还可以进一步完善。本文实时性结果主要来自运行界面观察，虽然能够反映系统基本运行状态，但还缺少长时间自动化日志统计。后续可以在程序中加入性能记录模块，持续统计</w:t>
       </w:r>
       <w:r>
         <w:rPr>
@@ -23965,16 +21456,8 @@
         <w:rPr>
           <w:rFonts w:hint="eastAsia"/>
         </w:rPr>
-        <w:t xml:space="preserve">FP16 </w:t>
-      </w:r>
-      <w:proofErr w:type="spellStart"/>
-      <w:r>
-        <w:rPr>
-          <w:rFonts w:hint="eastAsia"/>
-        </w:rPr>
-        <w:t>TFLite</w:t>
-      </w:r>
-      <w:proofErr w:type="spellEnd"/>
+        <w:t>FP16 TFLite</w:t>
+      </w:r>
       <w:r>
         <w:rPr>
           <w:rFonts w:hint="eastAsia"/>
@@ -23991,60 +21474,18 @@
         <w:rPr>
           <w:rFonts w:hint="eastAsia"/>
         </w:rPr>
-        <w:t>量化、模型剪枝或硬件加速推理方式，以进一步降低模型体积和推理耗时。同时，也可以针对树莓</w:t>
-      </w:r>
-      <w:proofErr w:type="gramStart"/>
-      <w:r>
-        <w:rPr>
-          <w:rFonts w:hint="eastAsia"/>
-        </w:rPr>
-        <w:t>派端运行</w:t>
-      </w:r>
-      <w:proofErr w:type="gramEnd"/>
-      <w:r>
-        <w:rPr>
-          <w:rFonts w:hint="eastAsia"/>
-        </w:rPr>
-        <w:t>环境优化摄像头读取、显示刷新和图像保存逻辑，提高系统整体稳定性和响应速度。</w:t>
-      </w:r>
-    </w:p>
-    <w:p>
-      <w:pPr>
-        <w:ind w:firstLine="480"/>
-      </w:pPr>
-      <w:r>
-        <w:rPr>
-          <w:rFonts w:hint="eastAsia"/>
-        </w:rPr>
-        <w:t>综上，本文系统已经</w:t>
-      </w:r>
-      <w:proofErr w:type="gramStart"/>
-      <w:r>
-        <w:rPr>
-          <w:rFonts w:hint="eastAsia"/>
-        </w:rPr>
-        <w:t>完成端侧人脸</w:t>
-      </w:r>
-      <w:proofErr w:type="gramEnd"/>
-      <w:r>
-        <w:rPr>
-          <w:rFonts w:hint="eastAsia"/>
-        </w:rPr>
-        <w:t>表情识别的基本设计与实现，后续可从数据质量、模型结构、多目标识别</w:t>
-      </w:r>
-      <w:proofErr w:type="gramStart"/>
-      <w:r>
-        <w:rPr>
-          <w:rFonts w:hint="eastAsia"/>
-        </w:rPr>
-        <w:t>和端侧性能</w:t>
-      </w:r>
-      <w:proofErr w:type="gramEnd"/>
-      <w:r>
-        <w:rPr>
-          <w:rFonts w:hint="eastAsia"/>
-        </w:rPr>
-        <w:t>优化等方面继续改进，使系统在更复杂的实际场景中具有更好的适应能力。</w:t>
+        <w:t>量化、模型剪枝或硬件加速推理方式，以进一步降低模型体积和推理耗时。同时，也可以针对树莓派端运行环境优化摄像头读取、显示刷新和图像保存逻辑，提高系统整体稳定性和响应速度。</w:t>
+      </w:r>
+    </w:p>
+    <w:p>
+      <w:pPr>
+        <w:ind w:firstLine="480"/>
+      </w:pPr>
+      <w:r>
+        <w:rPr>
+          <w:rFonts w:hint="eastAsia"/>
+        </w:rPr>
+        <w:t>综上，本文系统已经完成端侧人脸表情识别的基本设计与实现，后续可从数据质量、模型结构、多目标识别和端侧性能优化等方面继续改进，使系统在更复杂的实际场景中具有更好的适应能力。</w:t>
       </w:r>
     </w:p>
     <w:p>
@@ -24057,7 +21498,7 @@
       <w:r>
         <w:br w:type="page"/>
       </w:r>
-      <w:bookmarkStart w:id="65" w:name="_Toc228819046"/>
+      <w:bookmarkStart w:id="65" w:name="_Toc229212186"/>
       <w:r>
         <w:rPr>
           <w:rFonts w:hint="eastAsia"/>
@@ -24112,15 +21553,7 @@
         <w:ind w:firstLineChars="0" w:firstLine="0"/>
       </w:pPr>
       <w:r>
-        <w:t xml:space="preserve">[2] Ullah S, Ou J, et al. Facial expression recognition (FER) survey: a vision, architectural elements, and future directions[J]. </w:t>
-      </w:r>
-      <w:proofErr w:type="spellStart"/>
-      <w:r>
-        <w:t>PeerJ</w:t>
-      </w:r>
-      <w:proofErr w:type="spellEnd"/>
-      <w:r>
-        <w:t xml:space="preserve"> Computer Science, 2024, 10: e2024.</w:t>
+        <w:t>[2] Ullah S, Ou J, et al. Facial expression recognition (FER) survey: a vision, architectural elements, and future directions[J]. PeerJ Computer Science, 2024, 10: e2024.</w:t>
       </w:r>
     </w:p>
     <w:p>
@@ -24129,23 +21562,7 @@
         <w:ind w:firstLineChars="0" w:firstLine="0"/>
       </w:pPr>
       <w:r>
-        <w:t xml:space="preserve">[3] </w:t>
-      </w:r>
-      <w:proofErr w:type="spellStart"/>
-      <w:r>
-        <w:t>Kopalidis</w:t>
-      </w:r>
-      <w:proofErr w:type="spellEnd"/>
-      <w:r>
-        <w:t xml:space="preserve"> T, </w:t>
-      </w:r>
-      <w:proofErr w:type="spellStart"/>
-      <w:r>
-        <w:t>Solachidis</w:t>
-      </w:r>
-      <w:proofErr w:type="spellEnd"/>
-      <w:r>
-        <w:t xml:space="preserve"> V, et al. Advances in facial expression recognition: a survey of methods, benchmarks, models, and datasets[J]. Information, 2024, 15(3): 135.</w:t>
+        <w:t>[3] Kopalidis T, Solachidis V, et al. Advances in facial expression recognition: a survey of methods, benchmarks, models, and datasets[J]. Information, 2024, 15(3): 135.</w:t>
       </w:r>
     </w:p>
     <w:p>
@@ -24186,21 +21603,11 @@
       <w:r>
         <w:t>基于注意力机制</w:t>
       </w:r>
-      <w:proofErr w:type="spellStart"/>
       <w:r>
         <w:t>ResNet</w:t>
       </w:r>
-      <w:proofErr w:type="spellEnd"/>
-      <w:r>
-        <w:t>轻</w:t>
-      </w:r>
-      <w:proofErr w:type="gramStart"/>
-      <w:r>
-        <w:t>量网络</w:t>
-      </w:r>
-      <w:proofErr w:type="gramEnd"/>
-      <w:r>
-        <w:t>的面部表情识别</w:t>
+      <w:r>
+        <w:t>轻量网络的面部表情识别</w:t>
       </w:r>
       <w:r>
         <w:t xml:space="preserve">[J]. </w:t>
@@ -24220,38 +21627,23 @@
       <w:r>
         <w:t xml:space="preserve">[6] </w:t>
       </w:r>
-      <w:proofErr w:type="gramStart"/>
       <w:r>
         <w:t>左义海</w:t>
       </w:r>
-      <w:proofErr w:type="gramEnd"/>
       <w:r>
         <w:t xml:space="preserve">, </w:t>
       </w:r>
-      <w:proofErr w:type="gramStart"/>
       <w:r>
         <w:t>白武尚</w:t>
       </w:r>
       <w:r>
-        <w:t>,</w:t>
-      </w:r>
-      <w:proofErr w:type="gramEnd"/>
-      <w:r>
-        <w:t xml:space="preserve"> </w:t>
+        <w:t xml:space="preserve">, </w:t>
       </w:r>
       <w:r>
         <w:t>等</w:t>
       </w:r>
       <w:r>
-        <w:t>. NCA-</w:t>
-      </w:r>
-      <w:proofErr w:type="spellStart"/>
-      <w:r>
-        <w:t>MobileNet</w:t>
-      </w:r>
-      <w:proofErr w:type="spellEnd"/>
-      <w:r>
-        <w:t xml:space="preserve">: </w:t>
+        <w:t xml:space="preserve">. NCA-MobileNet: </w:t>
       </w:r>
       <w:r>
         <w:t>一种轻量化人脸表情识别方法</w:t>
@@ -24407,15 +21799,7 @@
         <w:ind w:firstLineChars="0" w:firstLine="0"/>
       </w:pPr>
       <w:r>
-        <w:t xml:space="preserve">[14] Weng O. Neural network quantization for efficient inference: a survey[J]. </w:t>
-      </w:r>
-      <w:proofErr w:type="spellStart"/>
-      <w:r>
-        <w:t>arXiv</w:t>
-      </w:r>
-      <w:proofErr w:type="spellEnd"/>
-      <w:r>
-        <w:t xml:space="preserve"> preprint, 2021.</w:t>
+        <w:t>[14] Weng O. Neural network quantization for efficient inference: a survey[J]. arXiv preprint, 2021.</w:t>
       </w:r>
     </w:p>
     <w:p>
@@ -24444,7 +21828,7 @@
           <w:rFonts w:hint="eastAsia"/>
         </w:rPr>
       </w:pPr>
-      <w:bookmarkStart w:id="66" w:name="_Toc228819047"/>
+      <w:bookmarkStart w:id="66" w:name="_Toc229212187"/>
       <w:r>
         <w:lastRenderedPageBreak/>
         <w:t>致</w:t>
@@ -24551,7 +21935,7 @@
           <w:rFonts w:hint="eastAsia"/>
         </w:rPr>
       </w:pPr>
-      <w:bookmarkStart w:id="67" w:name="_Toc228819048"/>
+      <w:bookmarkStart w:id="67" w:name="_Toc229212188"/>
       <w:r>
         <w:rPr>
           <w:rFonts w:hint="eastAsia"/>
@@ -24563,12 +21947,915 @@
     </w:p>
     <w:p>
       <w:pPr>
-        <w:ind w:firstLine="480"/>
-      </w:pPr>
+        <w:spacing w:line="240" w:lineRule="auto"/>
+        <w:ind w:firstLine="480"/>
+        <w:jc w:val="center"/>
+      </w:pPr>
+      <w:r>
+        <w:rPr>
+          <w:noProof/>
+        </w:rPr>
+        <w:drawing>
+          <wp:inline distT="0" distB="0" distL="0" distR="0" wp14:anchorId="13F41535" wp14:editId="3FF03779">
+            <wp:extent cx="5117754" cy="3600000"/>
+            <wp:effectExtent l="0" t="0" r="6985" b="635"/>
+            <wp:docPr id="98081096" name="图片 1"/>
+            <wp:cNvGraphicFramePr>
+              <a:graphicFrameLocks xmlns:a="http://schemas.openxmlformats.org/drawingml/2006/main" noChangeAspect="1"/>
+            </wp:cNvGraphicFramePr>
+            <a:graphic xmlns:a="http://schemas.openxmlformats.org/drawingml/2006/main">
+              <a:graphicData uri="http://schemas.openxmlformats.org/drawingml/2006/picture">
+                <pic:pic xmlns:pic="http://schemas.openxmlformats.org/drawingml/2006/picture">
+                  <pic:nvPicPr>
+                    <pic:cNvPr id="98081096" name=""/>
+                    <pic:cNvPicPr/>
+                  </pic:nvPicPr>
+                  <pic:blipFill>
+                    <a:blip r:embed="rId30"/>
+                    <a:stretch>
+                      <a:fillRect/>
+                    </a:stretch>
+                  </pic:blipFill>
+                  <pic:spPr>
+                    <a:xfrm>
+                      <a:off x="0" y="0"/>
+                      <a:ext cx="5117754" cy="3600000"/>
+                    </a:xfrm>
+                    <a:prstGeom prst="rect">
+                      <a:avLst/>
+                    </a:prstGeom>
+                  </pic:spPr>
+                </pic:pic>
+              </a:graphicData>
+            </a:graphic>
+          </wp:inline>
+        </w:drawing>
+      </w:r>
+    </w:p>
+    <w:p>
+      <w:pPr>
+        <w:spacing w:line="240" w:lineRule="auto"/>
+        <w:ind w:firstLine="480"/>
+        <w:jc w:val="center"/>
+      </w:pPr>
+      <w:r>
+        <w:rPr>
+          <w:noProof/>
+        </w:rPr>
+        <w:drawing>
+          <wp:inline distT="0" distB="0" distL="0" distR="0" wp14:anchorId="7FF29C2E" wp14:editId="3D10BB01">
+            <wp:extent cx="5161760" cy="3600000"/>
+            <wp:effectExtent l="0" t="0" r="1270" b="635"/>
+            <wp:docPr id="2016593615" name="图片 1"/>
+            <wp:cNvGraphicFramePr>
+              <a:graphicFrameLocks xmlns:a="http://schemas.openxmlformats.org/drawingml/2006/main" noChangeAspect="1"/>
+            </wp:cNvGraphicFramePr>
+            <a:graphic xmlns:a="http://schemas.openxmlformats.org/drawingml/2006/main">
+              <a:graphicData uri="http://schemas.openxmlformats.org/drawingml/2006/picture">
+                <pic:pic xmlns:pic="http://schemas.openxmlformats.org/drawingml/2006/picture">
+                  <pic:nvPicPr>
+                    <pic:cNvPr id="2016593615" name=""/>
+                    <pic:cNvPicPr/>
+                  </pic:nvPicPr>
+                  <pic:blipFill>
+                    <a:blip r:embed="rId31"/>
+                    <a:stretch>
+                      <a:fillRect/>
+                    </a:stretch>
+                  </pic:blipFill>
+                  <pic:spPr>
+                    <a:xfrm>
+                      <a:off x="0" y="0"/>
+                      <a:ext cx="5161760" cy="3600000"/>
+                    </a:xfrm>
+                    <a:prstGeom prst="rect">
+                      <a:avLst/>
+                    </a:prstGeom>
+                  </pic:spPr>
+                </pic:pic>
+              </a:graphicData>
+            </a:graphic>
+          </wp:inline>
+        </w:drawing>
+      </w:r>
+    </w:p>
+    <w:p>
+      <w:pPr>
+        <w:spacing w:line="240" w:lineRule="auto"/>
+        <w:ind w:firstLine="480"/>
+        <w:jc w:val="center"/>
+      </w:pPr>
+      <w:r>
+        <w:rPr>
+          <w:noProof/>
+        </w:rPr>
+        <w:lastRenderedPageBreak/>
+        <w:drawing>
+          <wp:inline distT="0" distB="0" distL="0" distR="0" wp14:anchorId="0094CBBF" wp14:editId="18854F3B">
+            <wp:extent cx="5235916" cy="3600000"/>
+            <wp:effectExtent l="0" t="0" r="3175" b="635"/>
+            <wp:docPr id="1271754813" name="图片 1"/>
+            <wp:cNvGraphicFramePr>
+              <a:graphicFrameLocks xmlns:a="http://schemas.openxmlformats.org/drawingml/2006/main" noChangeAspect="1"/>
+            </wp:cNvGraphicFramePr>
+            <a:graphic xmlns:a="http://schemas.openxmlformats.org/drawingml/2006/main">
+              <a:graphicData uri="http://schemas.openxmlformats.org/drawingml/2006/picture">
+                <pic:pic xmlns:pic="http://schemas.openxmlformats.org/drawingml/2006/picture">
+                  <pic:nvPicPr>
+                    <pic:cNvPr id="1271754813" name=""/>
+                    <pic:cNvPicPr/>
+                  </pic:nvPicPr>
+                  <pic:blipFill>
+                    <a:blip r:embed="rId32"/>
+                    <a:stretch>
+                      <a:fillRect/>
+                    </a:stretch>
+                  </pic:blipFill>
+                  <pic:spPr>
+                    <a:xfrm>
+                      <a:off x="0" y="0"/>
+                      <a:ext cx="5235916" cy="3600000"/>
+                    </a:xfrm>
+                    <a:prstGeom prst="rect">
+                      <a:avLst/>
+                    </a:prstGeom>
+                  </pic:spPr>
+                </pic:pic>
+              </a:graphicData>
+            </a:graphic>
+          </wp:inline>
+        </w:drawing>
+      </w:r>
+    </w:p>
+    <w:p>
+      <w:pPr>
+        <w:spacing w:line="240" w:lineRule="auto"/>
+        <w:ind w:firstLine="480"/>
+        <w:jc w:val="center"/>
+      </w:pPr>
+      <w:r>
+        <w:rPr>
+          <w:noProof/>
+        </w:rPr>
+        <w:drawing>
+          <wp:inline distT="0" distB="0" distL="0" distR="0" wp14:anchorId="7FB44573" wp14:editId="527ABC50">
+            <wp:extent cx="5230548" cy="3600000"/>
+            <wp:effectExtent l="0" t="0" r="8255" b="635"/>
+            <wp:docPr id="1136240583" name="图片 1"/>
+            <wp:cNvGraphicFramePr>
+              <a:graphicFrameLocks xmlns:a="http://schemas.openxmlformats.org/drawingml/2006/main" noChangeAspect="1"/>
+            </wp:cNvGraphicFramePr>
+            <a:graphic xmlns:a="http://schemas.openxmlformats.org/drawingml/2006/main">
+              <a:graphicData uri="http://schemas.openxmlformats.org/drawingml/2006/picture">
+                <pic:pic xmlns:pic="http://schemas.openxmlformats.org/drawingml/2006/picture">
+                  <pic:nvPicPr>
+                    <pic:cNvPr id="1136240583" name=""/>
+                    <pic:cNvPicPr/>
+                  </pic:nvPicPr>
+                  <pic:blipFill>
+                    <a:blip r:embed="rId33"/>
+                    <a:stretch>
+                      <a:fillRect/>
+                    </a:stretch>
+                  </pic:blipFill>
+                  <pic:spPr>
+                    <a:xfrm>
+                      <a:off x="0" y="0"/>
+                      <a:ext cx="5230548" cy="3600000"/>
+                    </a:xfrm>
+                    <a:prstGeom prst="rect">
+                      <a:avLst/>
+                    </a:prstGeom>
+                  </pic:spPr>
+                </pic:pic>
+              </a:graphicData>
+            </a:graphic>
+          </wp:inline>
+        </w:drawing>
+      </w:r>
+    </w:p>
+    <w:p>
+      <w:pPr>
+        <w:spacing w:line="240" w:lineRule="auto"/>
+        <w:ind w:firstLine="480"/>
+        <w:jc w:val="center"/>
+      </w:pPr>
+      <w:r>
+        <w:rPr>
+          <w:noProof/>
+        </w:rPr>
+        <w:lastRenderedPageBreak/>
+        <w:drawing>
+          <wp:inline distT="0" distB="0" distL="0" distR="0" wp14:anchorId="7E6BE4BA" wp14:editId="2EED1944">
+            <wp:extent cx="5198574" cy="3600000"/>
+            <wp:effectExtent l="0" t="0" r="2540" b="635"/>
+            <wp:docPr id="972666645" name="图片 1"/>
+            <wp:cNvGraphicFramePr>
+              <a:graphicFrameLocks xmlns:a="http://schemas.openxmlformats.org/drawingml/2006/main" noChangeAspect="1"/>
+            </wp:cNvGraphicFramePr>
+            <a:graphic xmlns:a="http://schemas.openxmlformats.org/drawingml/2006/main">
+              <a:graphicData uri="http://schemas.openxmlformats.org/drawingml/2006/picture">
+                <pic:pic xmlns:pic="http://schemas.openxmlformats.org/drawingml/2006/picture">
+                  <pic:nvPicPr>
+                    <pic:cNvPr id="972666645" name=""/>
+                    <pic:cNvPicPr/>
+                  </pic:nvPicPr>
+                  <pic:blipFill>
+                    <a:blip r:embed="rId34"/>
+                    <a:stretch>
+                      <a:fillRect/>
+                    </a:stretch>
+                  </pic:blipFill>
+                  <pic:spPr>
+                    <a:xfrm>
+                      <a:off x="0" y="0"/>
+                      <a:ext cx="5198574" cy="3600000"/>
+                    </a:xfrm>
+                    <a:prstGeom prst="rect">
+                      <a:avLst/>
+                    </a:prstGeom>
+                  </pic:spPr>
+                </pic:pic>
+              </a:graphicData>
+            </a:graphic>
+          </wp:inline>
+        </w:drawing>
+      </w:r>
+    </w:p>
+    <w:p>
+      <w:pPr>
+        <w:spacing w:line="240" w:lineRule="auto"/>
+        <w:ind w:firstLine="480"/>
+        <w:jc w:val="center"/>
+      </w:pPr>
+      <w:r>
+        <w:rPr>
+          <w:noProof/>
+        </w:rPr>
+        <w:drawing>
+          <wp:inline distT="0" distB="0" distL="0" distR="0" wp14:anchorId="4F985B3E" wp14:editId="1253B13B">
+            <wp:extent cx="5112625" cy="3600000"/>
+            <wp:effectExtent l="0" t="0" r="0" b="635"/>
+            <wp:docPr id="640076128" name="图片 1"/>
+            <wp:cNvGraphicFramePr>
+              <a:graphicFrameLocks xmlns:a="http://schemas.openxmlformats.org/drawingml/2006/main" noChangeAspect="1"/>
+            </wp:cNvGraphicFramePr>
+            <a:graphic xmlns:a="http://schemas.openxmlformats.org/drawingml/2006/main">
+              <a:graphicData uri="http://schemas.openxmlformats.org/drawingml/2006/picture">
+                <pic:pic xmlns:pic="http://schemas.openxmlformats.org/drawingml/2006/picture">
+                  <pic:nvPicPr>
+                    <pic:cNvPr id="640076128" name=""/>
+                    <pic:cNvPicPr/>
+                  </pic:nvPicPr>
+                  <pic:blipFill>
+                    <a:blip r:embed="rId35"/>
+                    <a:stretch>
+                      <a:fillRect/>
+                    </a:stretch>
+                  </pic:blipFill>
+                  <pic:spPr>
+                    <a:xfrm>
+                      <a:off x="0" y="0"/>
+                      <a:ext cx="5112625" cy="3600000"/>
+                    </a:xfrm>
+                    <a:prstGeom prst="rect">
+                      <a:avLst/>
+                    </a:prstGeom>
+                  </pic:spPr>
+                </pic:pic>
+              </a:graphicData>
+            </a:graphic>
+          </wp:inline>
+        </w:drawing>
+      </w:r>
+    </w:p>
+    <w:p>
+      <w:pPr>
+        <w:spacing w:line="240" w:lineRule="auto"/>
+        <w:ind w:firstLine="480"/>
+        <w:jc w:val="center"/>
+      </w:pPr>
+      <w:r>
+        <w:rPr>
+          <w:noProof/>
+        </w:rPr>
+        <w:lastRenderedPageBreak/>
+        <w:drawing>
+          <wp:inline distT="0" distB="0" distL="0" distR="0" wp14:anchorId="42294C86" wp14:editId="2E50F42D">
+            <wp:extent cx="5045221" cy="3600000"/>
+            <wp:effectExtent l="0" t="0" r="3175" b="635"/>
+            <wp:docPr id="1002002672" name="图片 1"/>
+            <wp:cNvGraphicFramePr>
+              <a:graphicFrameLocks xmlns:a="http://schemas.openxmlformats.org/drawingml/2006/main" noChangeAspect="1"/>
+            </wp:cNvGraphicFramePr>
+            <a:graphic xmlns:a="http://schemas.openxmlformats.org/drawingml/2006/main">
+              <a:graphicData uri="http://schemas.openxmlformats.org/drawingml/2006/picture">
+                <pic:pic xmlns:pic="http://schemas.openxmlformats.org/drawingml/2006/picture">
+                  <pic:nvPicPr>
+                    <pic:cNvPr id="1002002672" name=""/>
+                    <pic:cNvPicPr/>
+                  </pic:nvPicPr>
+                  <pic:blipFill>
+                    <a:blip r:embed="rId36"/>
+                    <a:stretch>
+                      <a:fillRect/>
+                    </a:stretch>
+                  </pic:blipFill>
+                  <pic:spPr>
+                    <a:xfrm>
+                      <a:off x="0" y="0"/>
+                      <a:ext cx="5045221" cy="3600000"/>
+                    </a:xfrm>
+                    <a:prstGeom prst="rect">
+                      <a:avLst/>
+                    </a:prstGeom>
+                  </pic:spPr>
+                </pic:pic>
+              </a:graphicData>
+            </a:graphic>
+          </wp:inline>
+        </w:drawing>
+      </w:r>
+    </w:p>
+    <w:p>
+      <w:pPr>
+        <w:spacing w:line="240" w:lineRule="auto"/>
+        <w:ind w:firstLine="480"/>
+        <w:jc w:val="center"/>
+      </w:pPr>
+      <w:r>
+        <w:rPr>
+          <w:noProof/>
+        </w:rPr>
+        <w:drawing>
+          <wp:inline distT="0" distB="0" distL="0" distR="0" wp14:anchorId="44CDFB53" wp14:editId="7C597CE3">
+            <wp:extent cx="5117753" cy="3600000"/>
+            <wp:effectExtent l="0" t="0" r="6985" b="635"/>
+            <wp:docPr id="1336776835" name="图片 1"/>
+            <wp:cNvGraphicFramePr>
+              <a:graphicFrameLocks xmlns:a="http://schemas.openxmlformats.org/drawingml/2006/main" noChangeAspect="1"/>
+            </wp:cNvGraphicFramePr>
+            <a:graphic xmlns:a="http://schemas.openxmlformats.org/drawingml/2006/main">
+              <a:graphicData uri="http://schemas.openxmlformats.org/drawingml/2006/picture">
+                <pic:pic xmlns:pic="http://schemas.openxmlformats.org/drawingml/2006/picture">
+                  <pic:nvPicPr>
+                    <pic:cNvPr id="1336776835" name=""/>
+                    <pic:cNvPicPr/>
+                  </pic:nvPicPr>
+                  <pic:blipFill>
+                    <a:blip r:embed="rId37"/>
+                    <a:stretch>
+                      <a:fillRect/>
+                    </a:stretch>
+                  </pic:blipFill>
+                  <pic:spPr>
+                    <a:xfrm>
+                      <a:off x="0" y="0"/>
+                      <a:ext cx="5117753" cy="3600000"/>
+                    </a:xfrm>
+                    <a:prstGeom prst="rect">
+                      <a:avLst/>
+                    </a:prstGeom>
+                  </pic:spPr>
+                </pic:pic>
+              </a:graphicData>
+            </a:graphic>
+          </wp:inline>
+        </w:drawing>
+      </w:r>
+    </w:p>
+    <w:p>
+      <w:pPr>
+        <w:spacing w:line="240" w:lineRule="auto"/>
+        <w:ind w:firstLine="480"/>
+        <w:jc w:val="center"/>
+      </w:pPr>
+      <w:r>
+        <w:rPr>
+          <w:noProof/>
+        </w:rPr>
+        <w:lastRenderedPageBreak/>
+        <w:drawing>
+          <wp:inline distT="0" distB="0" distL="0" distR="0" wp14:anchorId="07369AB5" wp14:editId="5FECDB95">
+            <wp:extent cx="5156544" cy="3600000"/>
+            <wp:effectExtent l="0" t="0" r="6350" b="635"/>
+            <wp:docPr id="1300319973" name="图片 1"/>
+            <wp:cNvGraphicFramePr>
+              <a:graphicFrameLocks xmlns:a="http://schemas.openxmlformats.org/drawingml/2006/main" noChangeAspect="1"/>
+            </wp:cNvGraphicFramePr>
+            <a:graphic xmlns:a="http://schemas.openxmlformats.org/drawingml/2006/main">
+              <a:graphicData uri="http://schemas.openxmlformats.org/drawingml/2006/picture">
+                <pic:pic xmlns:pic="http://schemas.openxmlformats.org/drawingml/2006/picture">
+                  <pic:nvPicPr>
+                    <pic:cNvPr id="1300319973" name=""/>
+                    <pic:cNvPicPr/>
+                  </pic:nvPicPr>
+                  <pic:blipFill>
+                    <a:blip r:embed="rId38"/>
+                    <a:stretch>
+                      <a:fillRect/>
+                    </a:stretch>
+                  </pic:blipFill>
+                  <pic:spPr>
+                    <a:xfrm>
+                      <a:off x="0" y="0"/>
+                      <a:ext cx="5156544" cy="3600000"/>
+                    </a:xfrm>
+                    <a:prstGeom prst="rect">
+                      <a:avLst/>
+                    </a:prstGeom>
+                  </pic:spPr>
+                </pic:pic>
+              </a:graphicData>
+            </a:graphic>
+          </wp:inline>
+        </w:drawing>
+      </w:r>
+    </w:p>
+    <w:p>
+      <w:pPr>
+        <w:spacing w:line="240" w:lineRule="auto"/>
+        <w:ind w:firstLine="480"/>
+        <w:jc w:val="center"/>
+      </w:pPr>
+      <w:r>
+        <w:rPr>
+          <w:noProof/>
+        </w:rPr>
+        <w:drawing>
+          <wp:inline distT="0" distB="0" distL="0" distR="0" wp14:anchorId="294A452A" wp14:editId="210845DC">
+            <wp:extent cx="4964229" cy="3600000"/>
+            <wp:effectExtent l="0" t="0" r="8255" b="635"/>
+            <wp:docPr id="1240373789" name="图片 1"/>
+            <wp:cNvGraphicFramePr>
+              <a:graphicFrameLocks xmlns:a="http://schemas.openxmlformats.org/drawingml/2006/main" noChangeAspect="1"/>
+            </wp:cNvGraphicFramePr>
+            <a:graphic xmlns:a="http://schemas.openxmlformats.org/drawingml/2006/main">
+              <a:graphicData uri="http://schemas.openxmlformats.org/drawingml/2006/picture">
+                <pic:pic xmlns:pic="http://schemas.openxmlformats.org/drawingml/2006/picture">
+                  <pic:nvPicPr>
+                    <pic:cNvPr id="1240373789" name=""/>
+                    <pic:cNvPicPr/>
+                  </pic:nvPicPr>
+                  <pic:blipFill>
+                    <a:blip r:embed="rId39"/>
+                    <a:stretch>
+                      <a:fillRect/>
+                    </a:stretch>
+                  </pic:blipFill>
+                  <pic:spPr>
+                    <a:xfrm>
+                      <a:off x="0" y="0"/>
+                      <a:ext cx="4964229" cy="3600000"/>
+                    </a:xfrm>
+                    <a:prstGeom prst="rect">
+                      <a:avLst/>
+                    </a:prstGeom>
+                  </pic:spPr>
+                </pic:pic>
+              </a:graphicData>
+            </a:graphic>
+          </wp:inline>
+        </w:drawing>
+      </w:r>
+    </w:p>
+    <w:p>
+      <w:pPr>
+        <w:spacing w:line="240" w:lineRule="auto"/>
+        <w:ind w:firstLine="480"/>
+        <w:jc w:val="center"/>
+      </w:pPr>
+      <w:r>
+        <w:rPr>
+          <w:noProof/>
+        </w:rPr>
+        <w:lastRenderedPageBreak/>
+        <w:drawing>
+          <wp:inline distT="0" distB="0" distL="0" distR="0" wp14:anchorId="6AFE1579" wp14:editId="6C662E4B">
+            <wp:extent cx="5206531" cy="3600000"/>
+            <wp:effectExtent l="0" t="0" r="0" b="635"/>
+            <wp:docPr id="1322653950" name="图片 1"/>
+            <wp:cNvGraphicFramePr>
+              <a:graphicFrameLocks xmlns:a="http://schemas.openxmlformats.org/drawingml/2006/main" noChangeAspect="1"/>
+            </wp:cNvGraphicFramePr>
+            <a:graphic xmlns:a="http://schemas.openxmlformats.org/drawingml/2006/main">
+              <a:graphicData uri="http://schemas.openxmlformats.org/drawingml/2006/picture">
+                <pic:pic xmlns:pic="http://schemas.openxmlformats.org/drawingml/2006/picture">
+                  <pic:nvPicPr>
+                    <pic:cNvPr id="1322653950" name=""/>
+                    <pic:cNvPicPr/>
+                  </pic:nvPicPr>
+                  <pic:blipFill>
+                    <a:blip r:embed="rId40"/>
+                    <a:stretch>
+                      <a:fillRect/>
+                    </a:stretch>
+                  </pic:blipFill>
+                  <pic:spPr>
+                    <a:xfrm>
+                      <a:off x="0" y="0"/>
+                      <a:ext cx="5206531" cy="3600000"/>
+                    </a:xfrm>
+                    <a:prstGeom prst="rect">
+                      <a:avLst/>
+                    </a:prstGeom>
+                  </pic:spPr>
+                </pic:pic>
+              </a:graphicData>
+            </a:graphic>
+          </wp:inline>
+        </w:drawing>
+      </w:r>
+    </w:p>
+    <w:p>
+      <w:pPr>
+        <w:spacing w:line="240" w:lineRule="auto"/>
+        <w:ind w:firstLine="480"/>
+        <w:jc w:val="center"/>
+      </w:pPr>
+      <w:r>
+        <w:rPr>
+          <w:noProof/>
+        </w:rPr>
+        <w:drawing>
+          <wp:inline distT="0" distB="0" distL="0" distR="0" wp14:anchorId="1C7AF76E" wp14:editId="56404297">
+            <wp:extent cx="5271982" cy="3600000"/>
+            <wp:effectExtent l="0" t="0" r="5080" b="635"/>
+            <wp:docPr id="303304983" name="图片 1"/>
+            <wp:cNvGraphicFramePr>
+              <a:graphicFrameLocks xmlns:a="http://schemas.openxmlformats.org/drawingml/2006/main" noChangeAspect="1"/>
+            </wp:cNvGraphicFramePr>
+            <a:graphic xmlns:a="http://schemas.openxmlformats.org/drawingml/2006/main">
+              <a:graphicData uri="http://schemas.openxmlformats.org/drawingml/2006/picture">
+                <pic:pic xmlns:pic="http://schemas.openxmlformats.org/drawingml/2006/picture">
+                  <pic:nvPicPr>
+                    <pic:cNvPr id="303304983" name=""/>
+                    <pic:cNvPicPr/>
+                  </pic:nvPicPr>
+                  <pic:blipFill>
+                    <a:blip r:embed="rId41"/>
+                    <a:stretch>
+                      <a:fillRect/>
+                    </a:stretch>
+                  </pic:blipFill>
+                  <pic:spPr>
+                    <a:xfrm>
+                      <a:off x="0" y="0"/>
+                      <a:ext cx="5271982" cy="3600000"/>
+                    </a:xfrm>
+                    <a:prstGeom prst="rect">
+                      <a:avLst/>
+                    </a:prstGeom>
+                  </pic:spPr>
+                </pic:pic>
+              </a:graphicData>
+            </a:graphic>
+          </wp:inline>
+        </w:drawing>
+      </w:r>
+    </w:p>
+    <w:p>
+      <w:pPr>
+        <w:spacing w:line="240" w:lineRule="auto"/>
+        <w:ind w:firstLine="480"/>
+        <w:jc w:val="center"/>
+      </w:pPr>
+      <w:r>
+        <w:rPr>
+          <w:noProof/>
+        </w:rPr>
+        <w:lastRenderedPageBreak/>
+        <w:drawing>
+          <wp:inline distT="0" distB="0" distL="0" distR="0" wp14:anchorId="785CE6CD" wp14:editId="4D59F1C7">
+            <wp:extent cx="5280166" cy="3600000"/>
+            <wp:effectExtent l="0" t="0" r="0" b="635"/>
+            <wp:docPr id="948014761" name="图片 1"/>
+            <wp:cNvGraphicFramePr>
+              <a:graphicFrameLocks xmlns:a="http://schemas.openxmlformats.org/drawingml/2006/main" noChangeAspect="1"/>
+            </wp:cNvGraphicFramePr>
+            <a:graphic xmlns:a="http://schemas.openxmlformats.org/drawingml/2006/main">
+              <a:graphicData uri="http://schemas.openxmlformats.org/drawingml/2006/picture">
+                <pic:pic xmlns:pic="http://schemas.openxmlformats.org/drawingml/2006/picture">
+                  <pic:nvPicPr>
+                    <pic:cNvPr id="948014761" name=""/>
+                    <pic:cNvPicPr/>
+                  </pic:nvPicPr>
+                  <pic:blipFill>
+                    <a:blip r:embed="rId42"/>
+                    <a:stretch>
+                      <a:fillRect/>
+                    </a:stretch>
+                  </pic:blipFill>
+                  <pic:spPr>
+                    <a:xfrm>
+                      <a:off x="0" y="0"/>
+                      <a:ext cx="5280166" cy="3600000"/>
+                    </a:xfrm>
+                    <a:prstGeom prst="rect">
+                      <a:avLst/>
+                    </a:prstGeom>
+                  </pic:spPr>
+                </pic:pic>
+              </a:graphicData>
+            </a:graphic>
+          </wp:inline>
+        </w:drawing>
+      </w:r>
+    </w:p>
+    <w:p>
+      <w:pPr>
+        <w:spacing w:line="240" w:lineRule="auto"/>
+        <w:ind w:firstLine="480"/>
+        <w:jc w:val="center"/>
+      </w:pPr>
+      <w:r>
+        <w:rPr>
+          <w:noProof/>
+        </w:rPr>
+        <w:drawing>
+          <wp:inline distT="0" distB="0" distL="0" distR="0" wp14:anchorId="340CC4C2" wp14:editId="5B23B8C6">
+            <wp:extent cx="5122034" cy="3600000"/>
+            <wp:effectExtent l="0" t="0" r="2540" b="635"/>
+            <wp:docPr id="433539574" name="图片 1"/>
+            <wp:cNvGraphicFramePr>
+              <a:graphicFrameLocks xmlns:a="http://schemas.openxmlformats.org/drawingml/2006/main" noChangeAspect="1"/>
+            </wp:cNvGraphicFramePr>
+            <a:graphic xmlns:a="http://schemas.openxmlformats.org/drawingml/2006/main">
+              <a:graphicData uri="http://schemas.openxmlformats.org/drawingml/2006/picture">
+                <pic:pic xmlns:pic="http://schemas.openxmlformats.org/drawingml/2006/picture">
+                  <pic:nvPicPr>
+                    <pic:cNvPr id="433539574" name=""/>
+                    <pic:cNvPicPr/>
+                  </pic:nvPicPr>
+                  <pic:blipFill>
+                    <a:blip r:embed="rId43"/>
+                    <a:stretch>
+                      <a:fillRect/>
+                    </a:stretch>
+                  </pic:blipFill>
+                  <pic:spPr>
+                    <a:xfrm>
+                      <a:off x="0" y="0"/>
+                      <a:ext cx="5122034" cy="3600000"/>
+                    </a:xfrm>
+                    <a:prstGeom prst="rect">
+                      <a:avLst/>
+                    </a:prstGeom>
+                  </pic:spPr>
+                </pic:pic>
+              </a:graphicData>
+            </a:graphic>
+          </wp:inline>
+        </w:drawing>
+      </w:r>
+    </w:p>
+    <w:p>
+      <w:pPr>
+        <w:spacing w:line="240" w:lineRule="auto"/>
+        <w:ind w:firstLine="480"/>
+        <w:jc w:val="center"/>
+      </w:pPr>
+      <w:r>
+        <w:rPr>
+          <w:noProof/>
+        </w:rPr>
+        <w:lastRenderedPageBreak/>
+        <w:drawing>
+          <wp:inline distT="0" distB="0" distL="0" distR="0" wp14:anchorId="3E46F219" wp14:editId="2E9B8269">
+            <wp:extent cx="5195045" cy="3600000"/>
+            <wp:effectExtent l="0" t="0" r="5715" b="635"/>
+            <wp:docPr id="936956647" name="图片 1"/>
+            <wp:cNvGraphicFramePr>
+              <a:graphicFrameLocks xmlns:a="http://schemas.openxmlformats.org/drawingml/2006/main" noChangeAspect="1"/>
+            </wp:cNvGraphicFramePr>
+            <a:graphic xmlns:a="http://schemas.openxmlformats.org/drawingml/2006/main">
+              <a:graphicData uri="http://schemas.openxmlformats.org/drawingml/2006/picture">
+                <pic:pic xmlns:pic="http://schemas.openxmlformats.org/drawingml/2006/picture">
+                  <pic:nvPicPr>
+                    <pic:cNvPr id="936956647" name=""/>
+                    <pic:cNvPicPr/>
+                  </pic:nvPicPr>
+                  <pic:blipFill>
+                    <a:blip r:embed="rId44"/>
+                    <a:stretch>
+                      <a:fillRect/>
+                    </a:stretch>
+                  </pic:blipFill>
+                  <pic:spPr>
+                    <a:xfrm>
+                      <a:off x="0" y="0"/>
+                      <a:ext cx="5195045" cy="3600000"/>
+                    </a:xfrm>
+                    <a:prstGeom prst="rect">
+                      <a:avLst/>
+                    </a:prstGeom>
+                  </pic:spPr>
+                </pic:pic>
+              </a:graphicData>
+            </a:graphic>
+          </wp:inline>
+        </w:drawing>
+      </w:r>
+    </w:p>
+    <w:p>
+      <w:pPr>
+        <w:spacing w:line="240" w:lineRule="auto"/>
+        <w:ind w:firstLine="480"/>
+        <w:jc w:val="center"/>
+        <w:rPr>
+          <w:rFonts w:hint="eastAsia"/>
+        </w:rPr>
+      </w:pPr>
+      <w:r>
+        <w:rPr>
+          <w:noProof/>
+        </w:rPr>
+        <w:drawing>
+          <wp:inline distT="0" distB="0" distL="0" distR="0" wp14:anchorId="0B544EFF" wp14:editId="41715292">
+            <wp:extent cx="5179225" cy="3600000"/>
+            <wp:effectExtent l="0" t="0" r="2540" b="635"/>
+            <wp:docPr id="623367430" name="图片 1"/>
+            <wp:cNvGraphicFramePr>
+              <a:graphicFrameLocks xmlns:a="http://schemas.openxmlformats.org/drawingml/2006/main" noChangeAspect="1"/>
+            </wp:cNvGraphicFramePr>
+            <a:graphic xmlns:a="http://schemas.openxmlformats.org/drawingml/2006/main">
+              <a:graphicData uri="http://schemas.openxmlformats.org/drawingml/2006/picture">
+                <pic:pic xmlns:pic="http://schemas.openxmlformats.org/drawingml/2006/picture">
+                  <pic:nvPicPr>
+                    <pic:cNvPr id="623367430" name=""/>
+                    <pic:cNvPicPr/>
+                  </pic:nvPicPr>
+                  <pic:blipFill>
+                    <a:blip r:embed="rId45"/>
+                    <a:stretch>
+                      <a:fillRect/>
+                    </a:stretch>
+                  </pic:blipFill>
+                  <pic:spPr>
+                    <a:xfrm>
+                      <a:off x="0" y="0"/>
+                      <a:ext cx="5179225" cy="3600000"/>
+                    </a:xfrm>
+                    <a:prstGeom prst="rect">
+                      <a:avLst/>
+                    </a:prstGeom>
+                  </pic:spPr>
+                </pic:pic>
+              </a:graphicData>
+            </a:graphic>
+          </wp:inline>
+        </w:drawing>
+      </w:r>
+    </w:p>
+    <w:p>
+      <w:pPr>
+        <w:spacing w:line="240" w:lineRule="auto"/>
+        <w:ind w:firstLine="480"/>
+        <w:jc w:val="center"/>
+      </w:pPr>
+      <w:r>
+        <w:rPr>
+          <w:noProof/>
+        </w:rPr>
+        <w:lastRenderedPageBreak/>
+        <w:drawing>
+          <wp:inline distT="0" distB="0" distL="0" distR="0" wp14:anchorId="1ECF05B9" wp14:editId="5DF285EB">
+            <wp:extent cx="5131478" cy="3600000"/>
+            <wp:effectExtent l="0" t="0" r="0" b="635"/>
+            <wp:docPr id="59551049" name="图片 1"/>
+            <wp:cNvGraphicFramePr>
+              <a:graphicFrameLocks xmlns:a="http://schemas.openxmlformats.org/drawingml/2006/main" noChangeAspect="1"/>
+            </wp:cNvGraphicFramePr>
+            <a:graphic xmlns:a="http://schemas.openxmlformats.org/drawingml/2006/main">
+              <a:graphicData uri="http://schemas.openxmlformats.org/drawingml/2006/picture">
+                <pic:pic xmlns:pic="http://schemas.openxmlformats.org/drawingml/2006/picture">
+                  <pic:nvPicPr>
+                    <pic:cNvPr id="59551049" name=""/>
+                    <pic:cNvPicPr/>
+                  </pic:nvPicPr>
+                  <pic:blipFill>
+                    <a:blip r:embed="rId46"/>
+                    <a:stretch>
+                      <a:fillRect/>
+                    </a:stretch>
+                  </pic:blipFill>
+                  <pic:spPr>
+                    <a:xfrm>
+                      <a:off x="0" y="0"/>
+                      <a:ext cx="5131478" cy="3600000"/>
+                    </a:xfrm>
+                    <a:prstGeom prst="rect">
+                      <a:avLst/>
+                    </a:prstGeom>
+                  </pic:spPr>
+                </pic:pic>
+              </a:graphicData>
+            </a:graphic>
+          </wp:inline>
+        </w:drawing>
+      </w:r>
+    </w:p>
+    <w:p>
+      <w:pPr>
+        <w:spacing w:line="240" w:lineRule="auto"/>
+        <w:ind w:firstLine="480"/>
+        <w:jc w:val="center"/>
+      </w:pPr>
+      <w:r>
+        <w:rPr>
+          <w:noProof/>
+        </w:rPr>
+        <w:drawing>
+          <wp:inline distT="0" distB="0" distL="0" distR="0" wp14:anchorId="4BC3B8BA" wp14:editId="5318BA8A">
+            <wp:extent cx="5213624" cy="3600000"/>
+            <wp:effectExtent l="0" t="0" r="6350" b="635"/>
+            <wp:docPr id="1523745389" name="图片 1"/>
+            <wp:cNvGraphicFramePr>
+              <a:graphicFrameLocks xmlns:a="http://schemas.openxmlformats.org/drawingml/2006/main" noChangeAspect="1"/>
+            </wp:cNvGraphicFramePr>
+            <a:graphic xmlns:a="http://schemas.openxmlformats.org/drawingml/2006/main">
+              <a:graphicData uri="http://schemas.openxmlformats.org/drawingml/2006/picture">
+                <pic:pic xmlns:pic="http://schemas.openxmlformats.org/drawingml/2006/picture">
+                  <pic:nvPicPr>
+                    <pic:cNvPr id="1523745389" name=""/>
+                    <pic:cNvPicPr/>
+                  </pic:nvPicPr>
+                  <pic:blipFill>
+                    <a:blip r:embed="rId47"/>
+                    <a:stretch>
+                      <a:fillRect/>
+                    </a:stretch>
+                  </pic:blipFill>
+                  <pic:spPr>
+                    <a:xfrm>
+                      <a:off x="0" y="0"/>
+                      <a:ext cx="5213624" cy="3600000"/>
+                    </a:xfrm>
+                    <a:prstGeom prst="rect">
+                      <a:avLst/>
+                    </a:prstGeom>
+                  </pic:spPr>
+                </pic:pic>
+              </a:graphicData>
+            </a:graphic>
+          </wp:inline>
+        </w:drawing>
+      </w:r>
+    </w:p>
+    <w:p>
+      <w:pPr>
+        <w:spacing w:line="240" w:lineRule="auto"/>
+        <w:ind w:firstLine="480"/>
+        <w:jc w:val="center"/>
+        <w:rPr>
+          <w:rFonts w:hint="eastAsia"/>
+        </w:rPr>
+      </w:pPr>
+      <w:r>
+        <w:rPr>
+          <w:noProof/>
+        </w:rPr>
+        <w:lastRenderedPageBreak/>
+        <w:drawing>
+          <wp:inline distT="0" distB="0" distL="0" distR="0" wp14:anchorId="2EDCBFA8" wp14:editId="4DBE7E68">
+            <wp:extent cx="5223409" cy="3600000"/>
+            <wp:effectExtent l="0" t="0" r="0" b="635"/>
+            <wp:docPr id="658569348" name="图片 1"/>
+            <wp:cNvGraphicFramePr>
+              <a:graphicFrameLocks xmlns:a="http://schemas.openxmlformats.org/drawingml/2006/main" noChangeAspect="1"/>
+            </wp:cNvGraphicFramePr>
+            <a:graphic xmlns:a="http://schemas.openxmlformats.org/drawingml/2006/main">
+              <a:graphicData uri="http://schemas.openxmlformats.org/drawingml/2006/picture">
+                <pic:pic xmlns:pic="http://schemas.openxmlformats.org/drawingml/2006/picture">
+                  <pic:nvPicPr>
+                    <pic:cNvPr id="658569348" name=""/>
+                    <pic:cNvPicPr/>
+                  </pic:nvPicPr>
+                  <pic:blipFill>
+                    <a:blip r:embed="rId48"/>
+                    <a:stretch>
+                      <a:fillRect/>
+                    </a:stretch>
+                  </pic:blipFill>
+                  <pic:spPr>
+                    <a:xfrm>
+                      <a:off x="0" y="0"/>
+                      <a:ext cx="5223409" cy="3600000"/>
+                    </a:xfrm>
+                    <a:prstGeom prst="rect">
+                      <a:avLst/>
+                    </a:prstGeom>
+                  </pic:spPr>
+                </pic:pic>
+              </a:graphicData>
+            </a:graphic>
+          </wp:inline>
+        </w:drawing>
+      </w:r>
     </w:p>
     <w:sectPr>
-      <w:headerReference w:type="default" r:id="rId30"/>
-      <w:footerReference w:type="default" r:id="rId31"/>
+      <w:headerReference w:type="default" r:id="rId49"/>
+      <w:footerReference w:type="default" r:id="rId50"/>
       <w:pgSz w:w="11906" w:h="16838"/>
       <w:pgMar w:top="1701" w:right="1701" w:bottom="1417" w:left="1701" w:header="851" w:footer="992" w:gutter="0"/>
       <w:cols w:space="0"/>
@@ -25458,6 +23745,7 @@
   <w:style w:type="character" w:default="1" w:styleId="a0">
     <w:name w:val="Default Paragraph Font"/>
     <w:uiPriority w:val="1"/>
+    <w:semiHidden/>
     <w:unhideWhenUsed/>
   </w:style>
   <w:style w:type="table" w:default="1" w:styleId="a1">

--- a/docs/张吉鹏-毕设.docx
+++ b/docs/张吉鹏-毕设.docx
@@ -1906,7 +1906,21 @@
         <w:rPr>
           <w:rFonts w:hint="eastAsia"/>
         </w:rPr>
-        <w:t>的人脸表情识别系统。针对传统表情识别系统在端侧平台部署时容易受到模型计算量、检测速度和运行稳定性限制的问题，系统采用“</w:t>
+        <w:t>的人脸表情识别系统。针对传统表情识别系统</w:t>
+      </w:r>
+      <w:proofErr w:type="gramStart"/>
+      <w:r>
+        <w:rPr>
+          <w:rFonts w:hint="eastAsia"/>
+        </w:rPr>
+        <w:t>在端侧平台</w:t>
+      </w:r>
+      <w:proofErr w:type="gramEnd"/>
+      <w:r>
+        <w:rPr>
+          <w:rFonts w:hint="eastAsia"/>
+        </w:rPr>
+        <w:t>部署时容易受到模型计算量、检测速度和运行稳定性限制的问题，系统采用“</w:t>
       </w:r>
       <w:r>
         <w:rPr>
@@ -1977,7 +1991,21 @@
         <w:rPr>
           <w:rFonts w:hint="eastAsia"/>
         </w:rPr>
-        <w:t>为骨干网络，将其分类层调整为</w:t>
+        <w:t>为骨干网络，将其分类</w:t>
+      </w:r>
+      <w:proofErr w:type="gramStart"/>
+      <w:r>
+        <w:rPr>
+          <w:rFonts w:hint="eastAsia"/>
+        </w:rPr>
+        <w:t>层调整</w:t>
+      </w:r>
+      <w:proofErr w:type="gramEnd"/>
+      <w:r>
+        <w:rPr>
+          <w:rFonts w:hint="eastAsia"/>
+        </w:rPr>
+        <w:t>为</w:t>
       </w:r>
       <w:r>
         <w:rPr>
@@ -2014,12 +2042,14 @@
         </w:rPr>
         <w:t>在系统实现方面，本文完成了</w:t>
       </w:r>
+      <w:proofErr w:type="spellStart"/>
       <w:r>
         <w:rPr>
           <w:rFonts w:hint="eastAsia"/>
         </w:rPr>
         <w:t>PyTorch</w:t>
       </w:r>
+      <w:proofErr w:type="spellEnd"/>
       <w:r>
         <w:rPr>
           <w:rFonts w:hint="eastAsia"/>
@@ -2042,8 +2072,16 @@
         <w:rPr>
           <w:rFonts w:hint="eastAsia"/>
         </w:rPr>
-        <w:t>TensorFlow SavedModel</w:t>
-      </w:r>
+        <w:t xml:space="preserve">TensorFlow </w:t>
+      </w:r>
+      <w:proofErr w:type="spellStart"/>
+      <w:r>
+        <w:rPr>
+          <w:rFonts w:hint="eastAsia"/>
+        </w:rPr>
+        <w:t>SavedModel</w:t>
+      </w:r>
+      <w:proofErr w:type="spellEnd"/>
       <w:r>
         <w:rPr>
           <w:rFonts w:hint="eastAsia"/>
@@ -2072,7 +2110,21 @@
         <w:rPr>
           <w:rFonts w:hint="eastAsia"/>
         </w:rPr>
-        <w:t>平台。树莓派端程序集成摄像头视频采集、</w:t>
+        <w:t>平台。</w:t>
+      </w:r>
+      <w:proofErr w:type="gramStart"/>
+      <w:r>
+        <w:rPr>
+          <w:rFonts w:hint="eastAsia"/>
+        </w:rPr>
+        <w:t>树莓派端程序</w:t>
+      </w:r>
+      <w:proofErr w:type="gramEnd"/>
+      <w:r>
+        <w:rPr>
+          <w:rFonts w:hint="eastAsia"/>
+        </w:rPr>
+        <w:t>集成摄像头视频采集、</w:t>
       </w:r>
       <w:r>
         <w:rPr>
@@ -2084,7 +2136,21 @@
         <w:rPr>
           <w:rFonts w:hint="eastAsia"/>
         </w:rPr>
-        <w:t>人脸检测、人脸区域裁剪、表情分类推理、结果可视化显示和图像保存等功能。为降低端侧推理负载，系统在部署阶段采用降低检测输入分辨率、间隔执行检测、限制单次分类人脸数和异步视频读取等优化方式，提高了运行过程的连续性和响应速度。</w:t>
+        <w:t>人脸检测、人脸区域裁剪、表情分类推理、结果可视化显示和图像保存等功能。为</w:t>
+      </w:r>
+      <w:proofErr w:type="gramStart"/>
+      <w:r>
+        <w:rPr>
+          <w:rFonts w:hint="eastAsia"/>
+        </w:rPr>
+        <w:t>降低端侧推理</w:t>
+      </w:r>
+      <w:proofErr w:type="gramEnd"/>
+      <w:r>
+        <w:rPr>
+          <w:rFonts w:hint="eastAsia"/>
+        </w:rPr>
+        <w:t>负载，系统在部署阶段采用降低检测输入分辨率、间隔执行检测、限制单次分类人脸数和异步视频读取等优化方式，提高了运行过程的连续性和响应速度。</w:t>
       </w:r>
     </w:p>
     <w:p>
@@ -2119,8 +2185,16 @@
         <w:rPr>
           <w:rFonts w:hint="eastAsia"/>
         </w:rPr>
-        <w:t>的宏平均</w:t>
-      </w:r>
+        <w:t>的</w:t>
+      </w:r>
+      <w:proofErr w:type="gramStart"/>
+      <w:r>
+        <w:rPr>
+          <w:rFonts w:hint="eastAsia"/>
+        </w:rPr>
+        <w:t>宏平均</w:t>
+      </w:r>
+      <w:proofErr w:type="gramEnd"/>
       <w:r>
         <w:rPr>
           <w:rFonts w:hint="eastAsia"/>
@@ -2131,7 +2205,21 @@
         <w:rPr>
           <w:rFonts w:hint="eastAsia"/>
         </w:rPr>
-        <w:t>值。部署到树莓派平台后，系统能够在单人室内场景下稳定完成人脸检测与表情识别任务，整体运行帧率约为</w:t>
+        <w:t>值。部署到树莓派平台后，系统能够在单人室内场景下稳定完成人脸检测与表情识别任务，整体</w:t>
+      </w:r>
+      <w:proofErr w:type="gramStart"/>
+      <w:r>
+        <w:rPr>
+          <w:rFonts w:hint="eastAsia"/>
+        </w:rPr>
+        <w:t>运行帧率约</w:t>
+      </w:r>
+      <w:proofErr w:type="gramEnd"/>
+      <w:r>
+        <w:rPr>
+          <w:rFonts w:hint="eastAsia"/>
+        </w:rPr>
+        <w:t>为</w:t>
       </w:r>
       <w:r>
         <w:rPr>
@@ -2161,8 +2249,16 @@
         <w:rPr>
           <w:rFonts w:hint="eastAsia"/>
         </w:rPr>
-        <w:t>10 ms</w:t>
-      </w:r>
+        <w:t xml:space="preserve">10 </w:t>
+      </w:r>
+      <w:proofErr w:type="spellStart"/>
+      <w:r>
+        <w:rPr>
+          <w:rFonts w:hint="eastAsia"/>
+        </w:rPr>
+        <w:t>ms</w:t>
+      </w:r>
+      <w:proofErr w:type="spellEnd"/>
       <w:r>
         <w:rPr>
           <w:rFonts w:hint="eastAsia"/>
@@ -2185,8 +2281,16 @@
         <w:rPr>
           <w:rFonts w:hint="eastAsia"/>
         </w:rPr>
-        <w:t>60 ms</w:t>
-      </w:r>
+        <w:t xml:space="preserve">60 </w:t>
+      </w:r>
+      <w:proofErr w:type="spellStart"/>
+      <w:r>
+        <w:rPr>
+          <w:rFonts w:hint="eastAsia"/>
+        </w:rPr>
+        <w:t>ms</w:t>
+      </w:r>
+      <w:proofErr w:type="spellEnd"/>
       <w:r>
         <w:rPr>
           <w:rFonts w:hint="eastAsia"/>
@@ -2203,7 +2307,21 @@
         <w:rPr>
           <w:rFonts w:hint="eastAsia"/>
         </w:rPr>
-        <w:t>分钟未出现程序崩溃、摄像头中断或界面卡死等异常情况。结果说明，本文设计的系统已经实现了从模型训练到端侧实时运行的完整闭环，具备较好的实时性、稳定性和工程实现完整性。</w:t>
+        <w:t>分钟未出现程序崩溃、摄像头中断或界面卡死等异常情况。结果说明，本文设计的系统已经实现了从模型训练</w:t>
+      </w:r>
+      <w:proofErr w:type="gramStart"/>
+      <w:r>
+        <w:rPr>
+          <w:rFonts w:hint="eastAsia"/>
+        </w:rPr>
+        <w:t>到端侧实时</w:t>
+      </w:r>
+      <w:proofErr w:type="gramEnd"/>
+      <w:r>
+        <w:rPr>
+          <w:rFonts w:hint="eastAsia"/>
+        </w:rPr>
+        <w:t>运行的完整闭环，具备较好的实时性、稳定性和工程实现完整性。</w:t>
       </w:r>
     </w:p>
     <w:p>
@@ -2235,8 +2353,13 @@
         <w:t>MobileNetV3</w:t>
       </w:r>
       <w:r>
-        <w:t>；树莓派；端侧部署</w:t>
-      </w:r>
+        <w:t>；树莓派；</w:t>
+      </w:r>
+      <w:proofErr w:type="gramStart"/>
+      <w:r>
+        <w:t>端侧部署</w:t>
+      </w:r>
+      <w:proofErr w:type="gramEnd"/>
     </w:p>
     <w:p>
       <w:pPr>
@@ -2288,7 +2411,31 @@
         <w:ind w:firstLine="480"/>
       </w:pPr>
       <w:r>
-        <w:t>In terms of system implementation, this paper completes PyTorch-based model training, ONNX model export, TensorFlow SavedModel conversion, and TensorFlow Lite model generation, and deploys the quantized model on the Raspberry Pi 5 platform. The program on the Raspberry Pi integrates camera-based video acquisition, YuNet face detection, facial region cropping, expression classification inference, result visualization, and image saving. To reduce the inference load on the edge device, several optimization strategies are adopted during deployment, including reducing the input resolution for detection, performing detection at intervals, limiting the number of faces classified in a single frame, and using asynchronous video reading, thereby improving the continuity and response speed of the system during operation.</w:t>
+        <w:t xml:space="preserve">In terms of system implementation, this paper completes </w:t>
+      </w:r>
+      <w:proofErr w:type="spellStart"/>
+      <w:r>
+        <w:t>PyTorch</w:t>
+      </w:r>
+      <w:proofErr w:type="spellEnd"/>
+      <w:r>
+        <w:t xml:space="preserve">-based model training, ONNX model export, TensorFlow </w:t>
+      </w:r>
+      <w:proofErr w:type="spellStart"/>
+      <w:r>
+        <w:t>SavedModel</w:t>
+      </w:r>
+      <w:proofErr w:type="spellEnd"/>
+      <w:r>
+        <w:t xml:space="preserve"> conversion, and TensorFlow Lite model generation, and deploys the </w:t>
+      </w:r>
+      <w:proofErr w:type="gramStart"/>
+      <w:r>
+        <w:t>quantized</w:t>
+      </w:r>
+      <w:proofErr w:type="gramEnd"/>
+      <w:r>
+        <w:t xml:space="preserve"> model on the Raspberry Pi 5 platform. The program on the Raspberry Pi integrates camera-based video acquisition, YuNet face detection, facial region cropping, expression classification inference, result visualization, and image saving. To reduce the inference load on the edge device, several optimization strategies are adopted during deployment, including reducing the input resolution for detection, performing detection at intervals, limiting the number of faces classified in a single frame, and using asynchronous video reading, thereby improving the continuity and response speed of the system during operation.</w:t>
       </w:r>
     </w:p>
     <w:p>
@@ -2300,7 +2447,23 @@
       </w:r>
       <w:r>
         <w:lastRenderedPageBreak/>
-        <w:t>rate reaches approximately 40–60 FPS, the face detection time is controlled within 10 ms, and the expression classification time is approximately 20–60 ms. No abnormalities such as program crashes, camera interruptions, or interface freezes occur during 10 minutes of continuous operation. These results demonstrate that the proposed system realizes a complete closed loop from model training to real-time edge deployment, exhibiting good real-time performance, stability, and engineering implementation completeness.</w:t>
+        <w:t xml:space="preserve">rate reaches approximately 40–60 FPS, the face detection time is controlled within 10 </w:t>
+      </w:r>
+      <w:proofErr w:type="spellStart"/>
+      <w:r>
+        <w:t>ms</w:t>
+      </w:r>
+      <w:proofErr w:type="spellEnd"/>
+      <w:r>
+        <w:t xml:space="preserve">, and the expression classification time is approximately 20–60 </w:t>
+      </w:r>
+      <w:proofErr w:type="spellStart"/>
+      <w:r>
+        <w:t>ms.</w:t>
+      </w:r>
+      <w:proofErr w:type="spellEnd"/>
+      <w:r>
+        <w:t xml:space="preserve"> No abnormalities such as program crashes, camera interruptions, or interface freezes occur during 10 minutes of continuous operation. These results demonstrate that the proposed system realizes a complete closed loop from model training to real-time edge deployment, exhibiting good real-time performance, stability, and engineering implementation completeness.</w:t>
       </w:r>
     </w:p>
     <w:p>
@@ -8268,7 +8431,35 @@
         <w:rPr>
           <w:rFonts w:hint="eastAsia"/>
         </w:rPr>
-        <w:t>但是，人脸表情识别系统在实际应用中并不只需要关注离线测试准确率。对于树莓派、移动终端和边缘计算设备等资源受限平台而言，模型的参数量、计算复杂度、推理速度和运行稳定性同样重要。较复杂的深度模型虽然可能在数据集上取得较高准确率，但在端侧平台上运行时容易出现推理延迟高、画面卡顿、内存占用大和连续运行不稳定等问题。因此，如何在保证基本识别效果的前提下，降低模型计算量并完成端侧部署，是当前人脸表情识别系统设计中需要重点解决的问题</w:t>
+        <w:t>但是，人脸表情识别系统在实际应用中并不只需要关注离线测试准确率。对于树莓派、移动终端和边缘计算设备等资源受限平台而言，模型的参数量、计算复杂度、推理速度和运行稳定性同样重要。较复杂的深度模型虽然可能在数据集上取得较高准确率，但</w:t>
+      </w:r>
+      <w:proofErr w:type="gramStart"/>
+      <w:r>
+        <w:rPr>
+          <w:rFonts w:hint="eastAsia"/>
+        </w:rPr>
+        <w:t>在端侧平台</w:t>
+      </w:r>
+      <w:proofErr w:type="gramEnd"/>
+      <w:r>
+        <w:rPr>
+          <w:rFonts w:hint="eastAsia"/>
+        </w:rPr>
+        <w:t>上运行时容易出现推理延迟高、画面卡顿、内存占用大和连续运行不稳定等问题。因此，如何在保证基本识别效果的前提下，降低模型计算量并</w:t>
+      </w:r>
+      <w:proofErr w:type="gramStart"/>
+      <w:r>
+        <w:rPr>
+          <w:rFonts w:hint="eastAsia"/>
+        </w:rPr>
+        <w:t>完成端侧部署</w:t>
+      </w:r>
+      <w:proofErr w:type="gramEnd"/>
+      <w:r>
+        <w:rPr>
+          <w:rFonts w:hint="eastAsia"/>
+        </w:rPr>
+        <w:t>，是当前人脸表情识别系统设计中需要重点解决的问题</w:t>
       </w:r>
       <w:r>
         <w:rPr>
@@ -8294,24 +8485,28 @@
         </w:rPr>
         <w:t>在轻量化表情识别研究中，研究者通常从网络结构优化、注意力机制、特征融合和模型压缩等角度提升模型效率。例如，基于轻量化</w:t>
       </w:r>
+      <w:proofErr w:type="spellStart"/>
       <w:r>
         <w:rPr>
           <w:rFonts w:hint="eastAsia"/>
         </w:rPr>
         <w:t>ResNet</w:t>
       </w:r>
+      <w:proofErr w:type="spellEnd"/>
       <w:r>
         <w:rPr>
           <w:rFonts w:hint="eastAsia"/>
         </w:rPr>
         <w:t>、</w:t>
       </w:r>
+      <w:proofErr w:type="spellStart"/>
       <w:r>
         <w:rPr>
           <w:rFonts w:hint="eastAsia"/>
         </w:rPr>
         <w:t>MobileNet</w:t>
       </w:r>
+      <w:proofErr w:type="spellEnd"/>
       <w:r>
         <w:rPr>
           <w:rFonts w:hint="eastAsia"/>
@@ -8378,7 +8573,21 @@
         <w:rPr>
           <w:rFonts w:hint="eastAsia"/>
         </w:rPr>
-        <w:t>作为面向边缘设备设计的轻量级人脸检测模型，能够在较低计算开销下完成人脸定位和关键点检测，为端侧实时表情识别提供了可行的前端检测方案</w:t>
+        <w:t>作为面向边缘设备设计的轻量级人脸检测模型，能够在较低计算开销下完成人脸定位和关键点检测，</w:t>
+      </w:r>
+      <w:proofErr w:type="gramStart"/>
+      <w:r>
+        <w:rPr>
+          <w:rFonts w:hint="eastAsia"/>
+        </w:rPr>
+        <w:t>为端侧实时</w:t>
+      </w:r>
+      <w:proofErr w:type="gramEnd"/>
+      <w:r>
+        <w:rPr>
+          <w:rFonts w:hint="eastAsia"/>
+        </w:rPr>
+        <w:t>表情识别提供了可行的前端检测方案</w:t>
       </w:r>
       <w:r>
         <w:rPr>
@@ -8402,7 +8611,21 @@
         <w:rPr>
           <w:rFonts w:hint="eastAsia"/>
         </w:rPr>
-        <w:t>基于上述背景，本毕业设计围绕端侧人脸表情识别系统的设计与实现展开研究。系统采用“</w:t>
+        <w:t>基于上述背景，本毕业设计</w:t>
+      </w:r>
+      <w:proofErr w:type="gramStart"/>
+      <w:r>
+        <w:rPr>
+          <w:rFonts w:hint="eastAsia"/>
+        </w:rPr>
+        <w:t>围绕端侧人脸</w:t>
+      </w:r>
+      <w:proofErr w:type="gramEnd"/>
+      <w:r>
+        <w:rPr>
+          <w:rFonts w:hint="eastAsia"/>
+        </w:rPr>
+        <w:t>表情识别系统的设计与实现展开研究。系统采用“</w:t>
       </w:r>
       <w:r>
         <w:rPr>
@@ -8469,7 +8692,21 @@
           <w:rFonts w:hint="eastAsia"/>
         </w:rPr>
         <w:lastRenderedPageBreak/>
-        <w:t>将训练后的模型部署到树莓派平台，实现从视频采集、人脸检测、表情分类到结果显示的完整流程。相比单纯进行离线模型训练，本设计更强调模型训练、模型转换、端侧部署和运行测试之间的闭环实现，具有较强的工程实践意义。</w:t>
+        <w:t>将训练后的模型部署到树莓派平台，实现从视频采集、人脸检测、表情分类到结果显示的完整流程。相比单纯进行离线模型训练，本设计更强调模型训练、模型转换、</w:t>
+      </w:r>
+      <w:proofErr w:type="gramStart"/>
+      <w:r>
+        <w:rPr>
+          <w:rFonts w:hint="eastAsia"/>
+        </w:rPr>
+        <w:t>端侧部署</w:t>
+      </w:r>
+      <w:proofErr w:type="gramEnd"/>
+      <w:r>
+        <w:rPr>
+          <w:rFonts w:hint="eastAsia"/>
+        </w:rPr>
+        <w:t>和运行测试之间的闭环实现，具有较强的工程实践意义。</w:t>
       </w:r>
     </w:p>
     <w:p>
@@ -8525,9 +8762,11 @@
       <w:r>
         <w:t>。此后，研究者通过改进卷积网络结构、引入注意力机制、融合多尺度特征等方式提高表情识别效果。赵晓等提出基于注意力机制的</w:t>
       </w:r>
+      <w:proofErr w:type="spellStart"/>
       <w:r>
         <w:t>ResNet</w:t>
       </w:r>
+      <w:proofErr w:type="spellEnd"/>
       <w:r>
         <w:t>轻量网络，通过分组卷积、倒残差结构和多尺度注意力模块减少模型参数量，并在</w:t>
       </w:r>
@@ -8557,15 +8796,30 @@
       <w:pPr>
         <w:ind w:firstLine="480"/>
       </w:pPr>
+      <w:proofErr w:type="spellStart"/>
       <w:r>
         <w:t>MobileNet</w:t>
       </w:r>
-      <w:r>
-        <w:t>系列网络是轻量化卷积神经网络中的代表结构之一。左义海等提出</w:t>
-      </w:r>
-      <w:r>
-        <w:t>NCA-MobileNet</w:t>
-      </w:r>
+      <w:proofErr w:type="spellEnd"/>
+      <w:r>
+        <w:t>系列网络是轻量化卷积神经网络中的代表结构之一。</w:t>
+      </w:r>
+      <w:proofErr w:type="gramStart"/>
+      <w:r>
+        <w:t>左义海</w:t>
+      </w:r>
+      <w:proofErr w:type="gramEnd"/>
+      <w:r>
+        <w:t>等提出</w:t>
+      </w:r>
+      <w:r>
+        <w:t>NCA-</w:t>
+      </w:r>
+      <w:proofErr w:type="spellStart"/>
+      <w:r>
+        <w:t>MobileNet</w:t>
+      </w:r>
+      <w:proofErr w:type="spellEnd"/>
       <w:r>
         <w:t>方法，通过改进</w:t>
       </w:r>
@@ -8645,15 +8899,31 @@
         <w:t>MobileNetV3</w:t>
       </w:r>
       <w:r>
-        <w:t>作为表情分类模型的骨干网络，能够较好地契合树莓派端部署对模型规模和推理效率的要求。</w:t>
-      </w:r>
-    </w:p>
-    <w:p>
-      <w:pPr>
-        <w:ind w:firstLine="480"/>
-      </w:pPr>
-      <w:r>
-        <w:t>在人脸检测方面，检测结果的准确性会直接影响后续表情分类输入质量。传统或较复杂的人脸检测模型虽然能够取得较高检测精度，但在端侧平台上运行时可能带来较高计算开销。</w:t>
+        <w:t>作为表情分类模型的骨干网络，能够较好地契合树莓</w:t>
+      </w:r>
+      <w:proofErr w:type="gramStart"/>
+      <w:r>
+        <w:t>派端部署</w:t>
+      </w:r>
+      <w:proofErr w:type="gramEnd"/>
+      <w:r>
+        <w:t>对模型规模和推理效率的要求。</w:t>
+      </w:r>
+    </w:p>
+    <w:p>
+      <w:pPr>
+        <w:ind w:firstLine="480"/>
+      </w:pPr>
+      <w:r>
+        <w:t>在人脸检测方面，检测结果的准确性会直接影响后续表情分类输入质量。传统或较复杂的人脸检测模型虽然能够取得较高检测精度，但</w:t>
+      </w:r>
+      <w:proofErr w:type="gramStart"/>
+      <w:r>
+        <w:t>在端侧平台</w:t>
+      </w:r>
+      <w:proofErr w:type="gramEnd"/>
+      <w:r>
+        <w:t>上运行时可能带来较高计算开销。</w:t>
       </w:r>
       <w:r>
         <w:t>YuNet</w:t>
@@ -8687,7 +8957,15 @@
       </w:r>
       <w:r>
         <w:lastRenderedPageBreak/>
-        <w:t>而言，检测模块不只需要找到人脸，还需要保证在视频流中连续运行，因此轻量化检测方案更符合树莓派端应用需求。</w:t>
+        <w:t>而言，检测模块不只需要找到人脸，还需要保证在视频流中连续运行，因此轻量化检测方案更符合</w:t>
+      </w:r>
+      <w:proofErr w:type="gramStart"/>
+      <w:r>
+        <w:t>树莓派端应用</w:t>
+      </w:r>
+      <w:proofErr w:type="gramEnd"/>
+      <w:r>
+        <w:t>需求。</w:t>
       </w:r>
     </w:p>
     <w:p>
@@ -8707,7 +8985,15 @@
         <w:t>PC</w:t>
       </w:r>
       <w:r>
-        <w:t>端离线测试转向端侧实时部署。</w:t>
+        <w:t>端离线测试</w:t>
+      </w:r>
+      <w:proofErr w:type="gramStart"/>
+      <w:r>
+        <w:t>转向端侧实时</w:t>
+      </w:r>
+      <w:proofErr w:type="gramEnd"/>
+      <w:r>
+        <w:t>部署。</w:t>
       </w:r>
       <w:r>
         <w:t>Mohammadi</w:t>
@@ -8758,7 +9044,15 @@
         <w:t>Liu</w:t>
       </w:r>
       <w:r>
-        <w:t>等对边缘设备上的高效神经网络进行了综述，指出量化、剪枝和网络结构设计是提高端侧模型运行效率的重要方向</w:t>
+        <w:t>等对边缘设备上的高效神经网络进行了综述，指出量化、剪枝和网络结构设计是</w:t>
+      </w:r>
+      <w:proofErr w:type="gramStart"/>
+      <w:r>
+        <w:t>提高端侧模型</w:t>
+      </w:r>
+      <w:proofErr w:type="gramEnd"/>
+      <w:r>
+        <w:t>运行效率的重要方向</w:t>
       </w:r>
       <w:r>
         <w:rPr>
@@ -8788,7 +9082,15 @@
         <w:t>Wei</w:t>
       </w:r>
       <w:r>
-        <w:t>等进一步综述了神经网络量化技术的发展，说明模型压缩和低精度推理仍是端侧部署中的重要研究内容</w:t>
+        <w:t>等进一步综述了神经网络量化技术的发展，说明模型压缩和低精度推理仍是</w:t>
+      </w:r>
+      <w:proofErr w:type="gramStart"/>
+      <w:r>
+        <w:t>端侧部署</w:t>
+      </w:r>
+      <w:proofErr w:type="gramEnd"/>
+      <w:r>
+        <w:t>中的重要研究内容</w:t>
       </w:r>
       <w:r>
         <w:rPr>
@@ -8805,7 +9107,15 @@
         <w:ind w:firstLine="480"/>
       </w:pPr>
       <w:r>
-        <w:t>综合国内外研究可以看出，人脸表情识别已经形成较为完整的发展路径：传统方法侧重人工特征提取，深度学习方法提升了模型的特征表达能力，轻量化网络和边缘部署技术则推动表情识别系统从离线实验走向实际应用。但在树莓派等资源受限平台上同时完成人脸检测、表情分类、结果显示和稳定运行，仍需要对模型选型、训练过程、模型转换和端侧推理流程进行综合设计。基于此，本文将研究重点放在</w:t>
+        <w:t>综合国内外研究可以看出，人脸表情识别已经形成较为完整的发展路径：传统方法侧重人工特征提取，深度学习方法提升了模型的特征表达能力，轻量化网络和边缘部署技术则推动表情识别系统从离线实验走向实际应用。但在树莓派等资源受限平台上同时完成人脸检测、表情分类、结果显示和稳定运行，仍需要对模型选型、训练过程、模型转换</w:t>
+      </w:r>
+      <w:proofErr w:type="gramStart"/>
+      <w:r>
+        <w:t>和端侧推理</w:t>
+      </w:r>
+      <w:proofErr w:type="gramEnd"/>
+      <w:r>
+        <w:t>流程进行综合设计。基于此，本文将研究重点放在</w:t>
       </w:r>
       <w:r>
         <w:t>YuNet</w:t>
@@ -8817,7 +9127,23 @@
         <w:t>MobileNetV3</w:t>
       </w:r>
       <w:r>
-        <w:t>表情分类和树莓派端部署测试上，力求完成一套能够实际运行的端侧人脸表情识别系统。</w:t>
+        <w:t>表情分类和树莓</w:t>
+      </w:r>
+      <w:proofErr w:type="gramStart"/>
+      <w:r>
+        <w:t>派端部署</w:t>
+      </w:r>
+      <w:proofErr w:type="gramEnd"/>
+      <w:r>
+        <w:t>测试上，力求完成一套能够实际运行</w:t>
+      </w:r>
+      <w:proofErr w:type="gramStart"/>
+      <w:r>
+        <w:t>的端侧人脸</w:t>
+      </w:r>
+      <w:proofErr w:type="gramEnd"/>
+      <w:r>
+        <w:t>表情识别系统。</w:t>
       </w:r>
     </w:p>
     <w:p>
@@ -8841,22 +9167,44 @@
       <w:pPr>
         <w:ind w:firstLine="480"/>
       </w:pPr>
-      <w:r>
-        <w:rPr>
-          <w:rFonts w:hint="eastAsia"/>
-        </w:rPr>
-        <w:t>围绕端侧人脸表情识别系统的设计与实现，本文主要开展以下几方面工作。</w:t>
-      </w:r>
-    </w:p>
-    <w:p>
-      <w:pPr>
-        <w:ind w:firstLine="480"/>
-      </w:pPr>
-      <w:r>
-        <w:rPr>
-          <w:rFonts w:hint="eastAsia"/>
-        </w:rPr>
-        <w:t>第一，完成系统需求分析与总体架构设计。结合树莓派端实时视觉识别场景，明确系统需要完成摄像头视频采集、人脸检测、人脸区域裁剪、表情分类、结果显示和图像保存等功能。在此基础上，设计系统整体流程，将系统划分为图像采集模块、人脸检测模块、图像预处理模块、表情分类模块、结果显示模块和数据保存模块，为后续模型训练和系统实现提供结构基础。</w:t>
+      <w:proofErr w:type="gramStart"/>
+      <w:r>
+        <w:rPr>
+          <w:rFonts w:hint="eastAsia"/>
+        </w:rPr>
+        <w:t>围绕端侧人脸</w:t>
+      </w:r>
+      <w:proofErr w:type="gramEnd"/>
+      <w:r>
+        <w:rPr>
+          <w:rFonts w:hint="eastAsia"/>
+        </w:rPr>
+        <w:t>表情识别系统的设计与实现，本文主要开展以下几方面工作。</w:t>
+      </w:r>
+    </w:p>
+    <w:p>
+      <w:pPr>
+        <w:ind w:firstLine="480"/>
+      </w:pPr>
+      <w:r>
+        <w:rPr>
+          <w:rFonts w:hint="eastAsia"/>
+        </w:rPr>
+        <w:t>第一，完成系统需求分析与总体架构设计。结合</w:t>
+      </w:r>
+      <w:proofErr w:type="gramStart"/>
+      <w:r>
+        <w:rPr>
+          <w:rFonts w:hint="eastAsia"/>
+        </w:rPr>
+        <w:t>树莓派端实时</w:t>
+      </w:r>
+      <w:proofErr w:type="gramEnd"/>
+      <w:r>
+        <w:rPr>
+          <w:rFonts w:hint="eastAsia"/>
+        </w:rPr>
+        <w:t>视觉识别场景，明确系统需要完成摄像头视频采集、人脸检测、人脸区域裁剪、表情分类、结果显示和图像保存等功能。在此基础上，设计系统整体流程，将系统划分为图像采集模块、人脸检测模块、图像预处理模块、表情分类模块、结果显示模块和数据保存模块，为后续模型训练和系统实现提供结构基础。</w:t>
       </w:r>
     </w:p>
     <w:p>
@@ -8903,7 +9251,21 @@
         <w:rPr>
           <w:rFonts w:hint="eastAsia"/>
         </w:rPr>
-        <w:t>为骨干网络，并将最终分类层调整为七类表情输出。训练过程中结合类别均衡、标签平滑、学习率调度和早停机制等方法提升训练稳定性。对于伪标签相关方法，本文将其作为训练优化策略使用，不将其作为核心创新点进行强调。</w:t>
+        <w:t>为骨干网络，并将最终分类</w:t>
+      </w:r>
+      <w:proofErr w:type="gramStart"/>
+      <w:r>
+        <w:rPr>
+          <w:rFonts w:hint="eastAsia"/>
+        </w:rPr>
+        <w:t>层调整</w:t>
+      </w:r>
+      <w:proofErr w:type="gramEnd"/>
+      <w:r>
+        <w:rPr>
+          <w:rFonts w:hint="eastAsia"/>
+        </w:rPr>
+        <w:t>为七类表情输出。训练过程中结合类别均衡、标签平滑、学习率调度和早停机制等方法提升训练稳定性。对于伪标签相关方法，本文将其作为训练优化策略使用，不将其作为核心创新点进行强调。</w:t>
       </w:r>
     </w:p>
     <w:p>
@@ -8957,42 +9319,122 @@
         <w:rPr>
           <w:rFonts w:hint="eastAsia"/>
         </w:rPr>
-        <w:t>表情分类模型，得到对应表情类别和置信度结果。通过检测与分类模块的组合，实现从视频帧输入到表情识别结果输出的完整处理流程。</w:t>
-      </w:r>
-    </w:p>
-    <w:p>
-      <w:pPr>
-        <w:ind w:firstLine="480"/>
-      </w:pPr>
-      <w:r>
-        <w:rPr>
-          <w:rFonts w:hint="eastAsia"/>
-        </w:rPr>
-        <w:t>第四，完成模型转换与树莓派端部署。训练完成后，将</w:t>
-      </w:r>
+        <w:t>表情分类模型，得到对应表情类别和置信度结果。通过检测与分类模块的组合，实现从视频</w:t>
+      </w:r>
+      <w:proofErr w:type="gramStart"/>
+      <w:r>
+        <w:rPr>
+          <w:rFonts w:hint="eastAsia"/>
+        </w:rPr>
+        <w:t>帧</w:t>
+      </w:r>
+      <w:proofErr w:type="gramEnd"/>
+      <w:r>
+        <w:rPr>
+          <w:rFonts w:hint="eastAsia"/>
+        </w:rPr>
+        <w:t>输入到表情识别结果输出的完整处理流程。</w:t>
+      </w:r>
+    </w:p>
+    <w:p>
+      <w:pPr>
+        <w:ind w:firstLine="480"/>
+      </w:pPr>
+      <w:r>
+        <w:rPr>
+          <w:rFonts w:hint="eastAsia"/>
+        </w:rPr>
+        <w:t>第四，完成模型转换与</w:t>
+      </w:r>
+      <w:proofErr w:type="gramStart"/>
+      <w:r>
+        <w:rPr>
+          <w:rFonts w:hint="eastAsia"/>
+        </w:rPr>
+        <w:t>树莓派端部署</w:t>
+      </w:r>
+      <w:proofErr w:type="gramEnd"/>
+      <w:r>
+        <w:rPr>
+          <w:rFonts w:hint="eastAsia"/>
+        </w:rPr>
+        <w:t>。训练完成后，将</w:t>
+      </w:r>
+      <w:proofErr w:type="spellStart"/>
       <w:r>
         <w:rPr>
           <w:rFonts w:hint="eastAsia"/>
         </w:rPr>
         <w:t>PyTorch</w:t>
       </w:r>
-      <w:r>
-        <w:rPr>
-          <w:rFonts w:hint="eastAsia"/>
-        </w:rPr>
-        <w:t>模型转换为适合端侧运行的格式，并在树莓派平台上完成推理程序设计。针对端侧平台算力有限的问题，系统在实际部署时采用降低检测输入分辨率、间隔执行人脸检测、限制单次分类人脸数量和异步读取视频帧等方式减少运行负载，提高系统实时性和连续运行能力。</w:t>
-      </w:r>
-    </w:p>
-    <w:p>
-      <w:pPr>
-        <w:ind w:firstLine="480"/>
-      </w:pPr>
-      <w:r>
-        <w:rPr>
-          <w:rFonts w:hint="eastAsia"/>
-        </w:rPr>
-        <w:t>第五，完成模型评价与系统运行测试。通过测试集准确率、宏平均</w:t>
-      </w:r>
+      <w:proofErr w:type="spellEnd"/>
+      <w:r>
+        <w:rPr>
+          <w:rFonts w:hint="eastAsia"/>
+        </w:rPr>
+        <w:t>模型转换为适合</w:t>
+      </w:r>
+      <w:proofErr w:type="gramStart"/>
+      <w:r>
+        <w:rPr>
+          <w:rFonts w:hint="eastAsia"/>
+        </w:rPr>
+        <w:t>端侧运行</w:t>
+      </w:r>
+      <w:proofErr w:type="gramEnd"/>
+      <w:r>
+        <w:rPr>
+          <w:rFonts w:hint="eastAsia"/>
+        </w:rPr>
+        <w:t>的格式，并在树莓派平台上完成推理程序设计。针对</w:t>
+      </w:r>
+      <w:proofErr w:type="gramStart"/>
+      <w:r>
+        <w:rPr>
+          <w:rFonts w:hint="eastAsia"/>
+        </w:rPr>
+        <w:t>端侧平台算力</w:t>
+      </w:r>
+      <w:proofErr w:type="gramEnd"/>
+      <w:r>
+        <w:rPr>
+          <w:rFonts w:hint="eastAsia"/>
+        </w:rPr>
+        <w:t>有限的问题，系统在实际部署时采用降低检测输入分辨率、间隔执行人脸检测、限制单次分类人脸数量和异步读取</w:t>
+      </w:r>
+      <w:proofErr w:type="gramStart"/>
+      <w:r>
+        <w:rPr>
+          <w:rFonts w:hint="eastAsia"/>
+        </w:rPr>
+        <w:t>视频帧等方式</w:t>
+      </w:r>
+      <w:proofErr w:type="gramEnd"/>
+      <w:r>
+        <w:rPr>
+          <w:rFonts w:hint="eastAsia"/>
+        </w:rPr>
+        <w:t>减少运行负载，提高系统实时性和连续运行能力。</w:t>
+      </w:r>
+    </w:p>
+    <w:p>
+      <w:pPr>
+        <w:ind w:firstLine="480"/>
+      </w:pPr>
+      <w:r>
+        <w:rPr>
+          <w:rFonts w:hint="eastAsia"/>
+        </w:rPr>
+        <w:t>第五，完成模型评价与系统运行测试。通过测试集准确率、</w:t>
+      </w:r>
+      <w:proofErr w:type="gramStart"/>
+      <w:r>
+        <w:rPr>
+          <w:rFonts w:hint="eastAsia"/>
+        </w:rPr>
+        <w:t>宏平均</w:t>
+      </w:r>
+      <w:proofErr w:type="gramEnd"/>
       <w:r>
         <w:rPr>
           <w:rFonts w:hint="eastAsia"/>
@@ -9003,7 +9445,35 @@
         <w:rPr>
           <w:rFonts w:hint="eastAsia"/>
         </w:rPr>
-        <w:t>值和混淆矩阵等指标评价表情分类模型性能；通过功能测试、实时性测试和稳定性测试评价树莓派端系统运行效果。最终从模型识别效果和端侧运行效果两个角度，验证本文系统是否完成从训练到部署的完整闭环。</w:t>
+        <w:t>值和混淆矩阵等指标评价表情分类模型性能；通过功能测试、实时性测试和稳定性测试评价树莓派端系统运行效果。最终从模型识别效果和</w:t>
+      </w:r>
+      <w:proofErr w:type="gramStart"/>
+      <w:r>
+        <w:rPr>
+          <w:rFonts w:hint="eastAsia"/>
+        </w:rPr>
+        <w:t>端侧运行</w:t>
+      </w:r>
+      <w:proofErr w:type="gramEnd"/>
+      <w:r>
+        <w:rPr>
+          <w:rFonts w:hint="eastAsia"/>
+        </w:rPr>
+        <w:t>效果两个角度，验证本文系统是否完成从训练</w:t>
+      </w:r>
+      <w:proofErr w:type="gramStart"/>
+      <w:r>
+        <w:rPr>
+          <w:rFonts w:hint="eastAsia"/>
+        </w:rPr>
+        <w:t>到部署</w:t>
+      </w:r>
+      <w:proofErr w:type="gramEnd"/>
+      <w:r>
+        <w:rPr>
+          <w:rFonts w:hint="eastAsia"/>
+        </w:rPr>
+        <w:t>的完整闭环。</w:t>
       </w:r>
     </w:p>
     <w:p>
@@ -9066,7 +9536,21 @@
         <w:rPr>
           <w:rFonts w:hint="eastAsia"/>
         </w:rPr>
-        <w:t>章为绪论。主要介绍人脸表情识别的研究背景与意义，梳理传统方法、深度学习方法、轻量化网络和端侧部署相关研究现状，并说明本文的主要研究内容和结构安排。</w:t>
+        <w:t>章为绪论。主要介绍人脸表情识别的研究背景与意义，梳理传统方法、深度学习方法、轻量化网络和</w:t>
+      </w:r>
+      <w:proofErr w:type="gramStart"/>
+      <w:r>
+        <w:rPr>
+          <w:rFonts w:hint="eastAsia"/>
+        </w:rPr>
+        <w:t>端侧部署</w:t>
+      </w:r>
+      <w:proofErr w:type="gramEnd"/>
+      <w:r>
+        <w:rPr>
+          <w:rFonts w:hint="eastAsia"/>
+        </w:rPr>
+        <w:t>相关研究现状，并说明本文的主要研究内容和结构安排。</w:t>
       </w:r>
     </w:p>
     <w:p>
@@ -9089,7 +9573,21 @@
         <w:rPr>
           <w:rFonts w:hint="eastAsia"/>
         </w:rPr>
-        <w:t>章为系统需求分析与架构设计。主要分析端侧人脸表情识别系统的应用场景、功能需求和性能需求，设计系统总体架构，并对图像采集、人脸检测、表情分类和结果输出等模块进行划分。</w:t>
+        <w:t>章为系统需求分析与架构设计。主要</w:t>
+      </w:r>
+      <w:proofErr w:type="gramStart"/>
+      <w:r>
+        <w:rPr>
+          <w:rFonts w:hint="eastAsia"/>
+        </w:rPr>
+        <w:t>分析端侧人脸</w:t>
+      </w:r>
+      <w:proofErr w:type="gramEnd"/>
+      <w:r>
+        <w:rPr>
+          <w:rFonts w:hint="eastAsia"/>
+        </w:rPr>
+        <w:t>表情识别系统的应用场景、功能需求和性能需求，设计系统总体架构，并对图像采集、人脸检测、表情分类和结果输出等模块进行划分。</w:t>
       </w:r>
     </w:p>
     <w:p>
@@ -9147,8 +9645,16 @@
         <w:rPr>
           <w:rFonts w:hint="eastAsia"/>
         </w:rPr>
-        <w:t>章为模型训练优化与实验结果分析。主要围绕模型训练过程展开，分析基础监督训练、多阶段训练和伪标签辅助优化对模型效果的影响，并通过准确率、宏平均</w:t>
-      </w:r>
+        <w:t>章为模型训练优化与实验结果分析。主要围绕模型训练过程展开，分析基础监督训练、多阶段训练和伪标签辅助优化对模型效果的影响，并通过准确率、</w:t>
+      </w:r>
+      <w:proofErr w:type="gramStart"/>
+      <w:r>
+        <w:rPr>
+          <w:rFonts w:hint="eastAsia"/>
+        </w:rPr>
+        <w:t>宏平均</w:t>
+      </w:r>
+      <w:proofErr w:type="gramEnd"/>
       <w:r>
         <w:rPr>
           <w:rFonts w:hint="eastAsia"/>
@@ -9182,7 +9688,35 @@
         <w:rPr>
           <w:rFonts w:hint="eastAsia"/>
         </w:rPr>
-        <w:t>章为系统实现、模型部署与运行测试。主要介绍模型导出与转换流程、树莓派端推理程序设计、摄像头实时识别流程集成，以及系统功能、实时性和稳定性测试结果，重点验证系统在端侧平台上的实际运行效果。</w:t>
+        <w:t>章为系统实现、模型部署与运行测试。主要介绍模型导出与转换流程、</w:t>
+      </w:r>
+      <w:proofErr w:type="gramStart"/>
+      <w:r>
+        <w:rPr>
+          <w:rFonts w:hint="eastAsia"/>
+        </w:rPr>
+        <w:t>树莓派端推理</w:t>
+      </w:r>
+      <w:proofErr w:type="gramEnd"/>
+      <w:r>
+        <w:rPr>
+          <w:rFonts w:hint="eastAsia"/>
+        </w:rPr>
+        <w:t>程序设计、摄像头实时识别流程集成，以及系统功能、实时性和稳定性测试结果，重点验证系统</w:t>
+      </w:r>
+      <w:proofErr w:type="gramStart"/>
+      <w:r>
+        <w:rPr>
+          <w:rFonts w:hint="eastAsia"/>
+        </w:rPr>
+        <w:t>在端侧平台</w:t>
+      </w:r>
+      <w:proofErr w:type="gramEnd"/>
+      <w:r>
+        <w:rPr>
+          <w:rFonts w:hint="eastAsia"/>
+        </w:rPr>
+        <w:t>上的实际运行效果。</w:t>
       </w:r>
     </w:p>
     <w:p>
@@ -9205,7 +9739,21 @@
         <w:rPr>
           <w:rFonts w:hint="eastAsia"/>
         </w:rPr>
-        <w:t>章为结论与展望。主要总结本文完成的工作，分析系统当前存在的不足，并从模型优化、多场景适应性和端侧部署性能等方面提出后续改进方向。</w:t>
+        <w:t>章为结论与展望。主要总结本文完成的工作，分析系统当前存在的不足，并从模型优化、多场景适应性和</w:t>
+      </w:r>
+      <w:proofErr w:type="gramStart"/>
+      <w:r>
+        <w:rPr>
+          <w:rFonts w:hint="eastAsia"/>
+        </w:rPr>
+        <w:t>端侧部署</w:t>
+      </w:r>
+      <w:proofErr w:type="gramEnd"/>
+      <w:r>
+        <w:rPr>
+          <w:rFonts w:hint="eastAsia"/>
+        </w:rPr>
+        <w:t>性能等方面提出后续改进方向。</w:t>
       </w:r>
     </w:p>
     <w:p>
@@ -9275,7 +9823,21 @@
         <w:rPr>
           <w:rFonts w:hint="eastAsia"/>
         </w:rPr>
-        <w:t>本毕业设计面向端侧人脸表情识别应用场景，设计并实现一套能够在树莓派平台上运行的人脸表情识别系统。系统以摄像头采集的视频图像作为输入，通过人脸检测模型定位画面中的人脸区域，再将裁剪后的人脸图像送入表情分类模型，最终在显示界面中输出人脸检测框、表情类别和置信度等结果。与单纯的离线图像分类程序不同，本系统不仅需要完成模型训练和分类测试，还需要实现从视频采集、实时检测、表情识别到结果显示的完整运行流程。</w:t>
+        <w:t>本毕业设计</w:t>
+      </w:r>
+      <w:proofErr w:type="gramStart"/>
+      <w:r>
+        <w:rPr>
+          <w:rFonts w:hint="eastAsia"/>
+        </w:rPr>
+        <w:t>面向端侧人脸</w:t>
+      </w:r>
+      <w:proofErr w:type="gramEnd"/>
+      <w:r>
+        <w:rPr>
+          <w:rFonts w:hint="eastAsia"/>
+        </w:rPr>
+        <w:t>表情识别应用场景，设计并实现一套能够在树莓派平台上运行的人脸表情识别系统。系统以摄像头采集的视频图像作为输入，通过人脸检测模型定位画面中的人脸区域，再将裁剪后的人脸图像送入表情分类模型，最终在显示界面中输出人脸检测框、表情类别和置信度等结果。与单纯的离线图像分类程序不同，本系统不仅需要完成模型训练和分类测试，还需要实现从视频采集、实时检测、表情识别到结果显示的完整运行流程。</w:t>
       </w:r>
     </w:p>
     <w:p>
@@ -9321,18 +9883,60 @@
         <w:rPr>
           <w:rFonts w:hint="eastAsia"/>
         </w:rPr>
-        <w:t>本系统的识别对象为人脸图像中的基本表情类别，主要包括愤怒、厌恶、恐惧、高兴、中性、悲伤和惊讶七类。系统运行时，需要能够完成以下基本任务：首先，通过摄像头连续采集图像帧；其次，利用人脸检测模型从视频帧中定位人脸区域；再次，对检测到的人脸图像进行裁剪、缩放和归一化处理；最后，利用表情分类模型输出对应表情类别，并将识别结果显示在实时画面中。</w:t>
-      </w:r>
-    </w:p>
-    <w:p>
-      <w:pPr>
-        <w:ind w:firstLine="480"/>
-      </w:pPr>
-      <w:r>
-        <w:rPr>
-          <w:rFonts w:hint="eastAsia"/>
-        </w:rPr>
-        <w:t>从任务目标上看，本毕业设计并不以提出新的复杂网络结构为主要目标，而是围绕端侧实时表情识别系统展开设计。系统的重点在于将轻量化人脸检测模型、轻量化表情分类模型和树莓派端部署流程结合起来，形成能够实际运行的完整识别闭环。</w:t>
+        <w:t>本系统的识别对象为人脸图像中的基本表情类别，主要包括愤怒、厌恶、恐惧、高兴、中性、悲伤和惊讶七类。系统运行时，需要能够完成以下基本任务：首先，通过摄像头连续采集图像帧；其次，利用人脸检测模型从</w:t>
+      </w:r>
+      <w:proofErr w:type="gramStart"/>
+      <w:r>
+        <w:rPr>
+          <w:rFonts w:hint="eastAsia"/>
+        </w:rPr>
+        <w:t>视频帧中定位</w:t>
+      </w:r>
+      <w:proofErr w:type="gramEnd"/>
+      <w:r>
+        <w:rPr>
+          <w:rFonts w:hint="eastAsia"/>
+        </w:rPr>
+        <w:t>人脸区域；再次，对检测到的人脸图像进行裁剪、缩放和归一化处理；最后，利用表情分类模型输出对应表情类别，并将识别结果显示在实时画面中。</w:t>
+      </w:r>
+    </w:p>
+    <w:p>
+      <w:pPr>
+        <w:ind w:firstLine="480"/>
+      </w:pPr>
+      <w:r>
+        <w:rPr>
+          <w:rFonts w:hint="eastAsia"/>
+        </w:rPr>
+        <w:t>从任务目标上看，本毕业设计并不以提出新的复杂网络结构为主要目标，而是</w:t>
+      </w:r>
+      <w:proofErr w:type="gramStart"/>
+      <w:r>
+        <w:rPr>
+          <w:rFonts w:hint="eastAsia"/>
+        </w:rPr>
+        <w:t>围绕端侧实时</w:t>
+      </w:r>
+      <w:proofErr w:type="gramEnd"/>
+      <w:r>
+        <w:rPr>
+          <w:rFonts w:hint="eastAsia"/>
+        </w:rPr>
+        <w:t>表情识别系统展开设计。系统的重点在于将轻量化人脸检测模型、轻量化表情分类模型和树莓</w:t>
+      </w:r>
+      <w:proofErr w:type="gramStart"/>
+      <w:r>
+        <w:rPr>
+          <w:rFonts w:hint="eastAsia"/>
+        </w:rPr>
+        <w:t>派端部署</w:t>
+      </w:r>
+      <w:proofErr w:type="gramEnd"/>
+      <w:r>
+        <w:rPr>
+          <w:rFonts w:hint="eastAsia"/>
+        </w:rPr>
+        <w:t>流程结合起来，形成能够实际运行的完整识别闭环。</w:t>
       </w:r>
     </w:p>
     <w:p>
@@ -9368,18 +9972,60 @@
           <w:rFonts w:hint="eastAsia"/>
         </w:rPr>
         <w:lastRenderedPageBreak/>
-        <w:t>第一，视频采集功能。系统需要调用摄像头获取实时视频流，并将采集到的图像帧传递给后续处理模块。视频采集模块应保证输入图像连续稳定，避免因采集延迟或帧读取异常影响后续检测和识别过程。</w:t>
-      </w:r>
-    </w:p>
-    <w:p>
-      <w:pPr>
-        <w:ind w:firstLine="480"/>
-      </w:pPr>
-      <w:r>
-        <w:rPr>
-          <w:rFonts w:hint="eastAsia"/>
-        </w:rPr>
-        <w:t>第二，人脸检测功能。系统需要在输入视频帧中自动检测人脸位置，输出人脸检测框和关键点信息。由于后续表情识别依赖于裁剪后的人脸区域，因此检测框位置应尽量覆盖完整面部区域，避免出现人脸裁剪不完整或背景区域过多的问题。</w:t>
+        <w:t>第一，视频采集功能。系统需要调用摄像头获取实时视频流，并将采集到的图像</w:t>
+      </w:r>
+      <w:proofErr w:type="gramStart"/>
+      <w:r>
+        <w:rPr>
+          <w:rFonts w:hint="eastAsia"/>
+        </w:rPr>
+        <w:t>帧</w:t>
+      </w:r>
+      <w:proofErr w:type="gramEnd"/>
+      <w:r>
+        <w:rPr>
+          <w:rFonts w:hint="eastAsia"/>
+        </w:rPr>
+        <w:t>传递给后续处理模块。视频采集模块应保证输入图像连续稳定，避免因采集延迟或帧读取异常影响后续检测和识别过程。</w:t>
+      </w:r>
+    </w:p>
+    <w:p>
+      <w:pPr>
+        <w:ind w:firstLine="480"/>
+      </w:pPr>
+      <w:r>
+        <w:rPr>
+          <w:rFonts w:hint="eastAsia"/>
+        </w:rPr>
+        <w:t>第二，人脸检测功能。系统需要在输入</w:t>
+      </w:r>
+      <w:proofErr w:type="gramStart"/>
+      <w:r>
+        <w:rPr>
+          <w:rFonts w:hint="eastAsia"/>
+        </w:rPr>
+        <w:t>视频帧中自动检测</w:t>
+      </w:r>
+      <w:proofErr w:type="gramEnd"/>
+      <w:r>
+        <w:rPr>
+          <w:rFonts w:hint="eastAsia"/>
+        </w:rPr>
+        <w:t>人脸位置，输出人脸检测框和关键点信息。由于后续表情识别依赖于裁剪后的人脸区域，因此检测</w:t>
+      </w:r>
+      <w:proofErr w:type="gramStart"/>
+      <w:r>
+        <w:rPr>
+          <w:rFonts w:hint="eastAsia"/>
+        </w:rPr>
+        <w:t>框位置</w:t>
+      </w:r>
+      <w:proofErr w:type="gramEnd"/>
+      <w:r>
+        <w:rPr>
+          <w:rFonts w:hint="eastAsia"/>
+        </w:rPr>
+        <w:t>应尽量覆盖完整面部区域，避免出现人脸裁剪不完整或背景区域过多的问题。</w:t>
       </w:r>
     </w:p>
     <w:p>
@@ -9412,7 +10058,21 @@
         <w:rPr>
           <w:rFonts w:hint="eastAsia"/>
         </w:rPr>
-        <w:t>第五，结果显示功能。系统需要在实时画面中绘制人脸检测框，并在检测框附近显示识别出的表情类别和置信度，使用户能够直观看到系统识别结果。显示内容应简洁清晰，便于进行系统演示和运行效果观察。</w:t>
+        <w:t>第五，结果显示功能。系统需要在实时画面中绘制人脸检测框，并在检测</w:t>
+      </w:r>
+      <w:proofErr w:type="gramStart"/>
+      <w:r>
+        <w:rPr>
+          <w:rFonts w:hint="eastAsia"/>
+        </w:rPr>
+        <w:t>框附近</w:t>
+      </w:r>
+      <w:proofErr w:type="gramEnd"/>
+      <w:r>
+        <w:rPr>
+          <w:rFonts w:hint="eastAsia"/>
+        </w:rPr>
+        <w:t>显示识别出的表情类别和置信度，使用户能够直观看到系统识别结果。显示内容应简洁清晰，便于进行系统演示和运行效果观察。</w:t>
       </w:r>
     </w:p>
     <w:p>
@@ -9443,34 +10103,92 @@
       <w:pPr>
         <w:ind w:firstLine="480"/>
       </w:pPr>
-      <w:r>
-        <w:rPr>
-          <w:rFonts w:hint="eastAsia"/>
-        </w:rPr>
-        <w:t>除功能完整性外，端侧人脸表情识别系统还需要满足一定的性能要求。由于树莓派平台计算资源有限，系统在模型选择和程序设计时不能只追求识别准确率，还需要综合考虑实时性、资源占用和稳定性。</w:t>
-      </w:r>
-    </w:p>
-    <w:p>
-      <w:pPr>
-        <w:ind w:firstLine="480"/>
-      </w:pPr>
-      <w:r>
-        <w:rPr>
-          <w:rFonts w:hint="eastAsia"/>
-        </w:rPr>
-        <w:t>首先，系统需要具备基本识别准确率。表情分类模型应能够在测试集上取得相对稳定的识别结果，并且在实际摄像头画面中能够对常见表情作出合理判断。由于人脸表情受个体差异、光照、姿态和表情强度影响较大，因此系统评价时不仅应关注整体准确率，也需要结合混淆矩阵和各类别表现进行分析。</w:t>
-      </w:r>
-    </w:p>
-    <w:p>
-      <w:pPr>
-        <w:ind w:firstLine="480"/>
-      </w:pPr>
-      <w:r>
-        <w:rPr>
-          <w:rFonts w:hint="eastAsia"/>
-        </w:rPr>
-        <w:t>其次，系统需要满足实时运行要求。实时性主要体现在视频画面是否连续、检测和分类结果是否能够及时更新。在树莓派端运行时，人脸检测和表情分类都需要占用计算资源，因此系统需要通过轻量化模型和推理流程优化降低单帧处理</w:t>
-      </w:r>
+      <w:proofErr w:type="gramStart"/>
+      <w:r>
+        <w:rPr>
+          <w:rFonts w:hint="eastAsia"/>
+        </w:rPr>
+        <w:t>除功能</w:t>
+      </w:r>
+      <w:proofErr w:type="gramEnd"/>
+      <w:r>
+        <w:rPr>
+          <w:rFonts w:hint="eastAsia"/>
+        </w:rPr>
+        <w:t>完整性外，</w:t>
+      </w:r>
+      <w:proofErr w:type="gramStart"/>
+      <w:r>
+        <w:rPr>
+          <w:rFonts w:hint="eastAsia"/>
+        </w:rPr>
+        <w:t>端侧人脸</w:t>
+      </w:r>
+      <w:proofErr w:type="gramEnd"/>
+      <w:r>
+        <w:rPr>
+          <w:rFonts w:hint="eastAsia"/>
+        </w:rPr>
+        <w:t>表情识别系统还需要满足一定的性能要求。由于树莓派平台计算资源有限，系统在模型选择和程序设计时不能只追求识别准确率，还需要综合考虑实时性、资源占用和稳定性。</w:t>
+      </w:r>
+    </w:p>
+    <w:p>
+      <w:pPr>
+        <w:ind w:firstLine="480"/>
+      </w:pPr>
+      <w:r>
+        <w:rPr>
+          <w:rFonts w:hint="eastAsia"/>
+        </w:rPr>
+        <w:t>首先，系统需要具备基本识别准确率。表情分类模型应能够在测试集上取得相对稳定的识别结果，并且在实际摄像头画面中能够对常见表情</w:t>
+      </w:r>
+      <w:proofErr w:type="gramStart"/>
+      <w:r>
+        <w:rPr>
+          <w:rFonts w:hint="eastAsia"/>
+        </w:rPr>
+        <w:t>作出</w:t>
+      </w:r>
+      <w:proofErr w:type="gramEnd"/>
+      <w:r>
+        <w:rPr>
+          <w:rFonts w:hint="eastAsia"/>
+        </w:rPr>
+        <w:t>合理判断。由于人脸表情受个体差异、光照、姿态和表情强度影响较大，因此系统评价时不仅应关注整体准确率，也需要结合混淆矩阵和各类别表现进行分析。</w:t>
+      </w:r>
+    </w:p>
+    <w:p>
+      <w:pPr>
+        <w:ind w:firstLine="480"/>
+      </w:pPr>
+      <w:r>
+        <w:rPr>
+          <w:rFonts w:hint="eastAsia"/>
+        </w:rPr>
+        <w:t>其次，系统需要满足实时运行要求。实时性主要体现在视频画面是否连续、检测和分类结果是否能够及时更新。在树莓</w:t>
+      </w:r>
+      <w:proofErr w:type="gramStart"/>
+      <w:r>
+        <w:rPr>
+          <w:rFonts w:hint="eastAsia"/>
+        </w:rPr>
+        <w:t>派端运行</w:t>
+      </w:r>
+      <w:proofErr w:type="gramEnd"/>
+      <w:r>
+        <w:rPr>
+          <w:rFonts w:hint="eastAsia"/>
+        </w:rPr>
+        <w:t>时，人脸检测和表情分类都需要占用计算资源，因此系统需要通过轻量化模型和推理流程优化降低单</w:t>
+      </w:r>
+      <w:proofErr w:type="gramStart"/>
+      <w:r>
+        <w:rPr>
+          <w:rFonts w:hint="eastAsia"/>
+        </w:rPr>
+        <w:t>帧处理</w:t>
+      </w:r>
+      <w:proofErr w:type="gramEnd"/>
       <w:r>
         <w:rPr>
           <w:rFonts w:hint="eastAsia"/>
@@ -9563,7 +10281,15 @@
         <w:ind w:firstLine="480"/>
       </w:pPr>
       <w:r>
-        <w:t>根据系统需求分析，本文采用分层设计思路构建端侧人脸表情识别系统。系统整体技术路线如图</w:t>
+        <w:t>根据系统需求分析，本文采用分层设计思路</w:t>
+      </w:r>
+      <w:proofErr w:type="gramStart"/>
+      <w:r>
+        <w:t>构建端侧人脸</w:t>
+      </w:r>
+      <w:proofErr w:type="gramEnd"/>
+      <w:r>
+        <w:t>表情识别系统。系统整体技术路线如图</w:t>
       </w:r>
       <w:r>
         <w:t>2-1</w:t>
@@ -9599,7 +10325,15 @@
         <w:t>”</w:t>
       </w:r>
       <w:r>
-        <w:t>的顺序逐步展开，最终形成从模型训练到树莓派端实时运行的完整闭环。</w:t>
+        <w:t>的顺序逐步展开，最终形成从模型训练到</w:t>
+      </w:r>
+      <w:proofErr w:type="gramStart"/>
+      <w:r>
+        <w:t>树莓派端实时</w:t>
+      </w:r>
+      <w:proofErr w:type="gramEnd"/>
+      <w:r>
+        <w:t>运行的完整闭环。</w:t>
       </w:r>
     </w:p>
     <w:p>
@@ -9636,7 +10370,7 @@
           <v:shape id="_x0000_i1025" type="#_x0000_t75" style="width:279.25pt;height:472.9pt" o:ole="">
             <v:imagedata r:id="rId19" o:title=""/>
           </v:shape>
-          <o:OLEObject Type="Embed" ProgID="Visio.Drawing.15" ShapeID="_x0000_i1025" DrawAspect="Content" ObjectID="_1839827186" r:id="rId20"/>
+          <o:OLEObject Type="Embed" ProgID="Visio.Drawing.15" ShapeID="_x0000_i1025" DrawAspect="Content" ObjectID="_1839827410" r:id="rId20"/>
         </w:object>
       </w:r>
     </w:p>
@@ -9691,13 +10425,23 @@
         </w:rPr>
         <w:t xml:space="preserve"> </w:t>
       </w:r>
+      <w:proofErr w:type="gramStart"/>
       <w:r>
         <w:rPr>
           <w:rFonts w:asciiTheme="majorEastAsia" w:eastAsiaTheme="majorEastAsia" w:hAnsiTheme="majorEastAsia"/>
           <w:sz w:val="21"/>
           <w:szCs w:val="21"/>
         </w:rPr>
-        <w:t>端侧人脸表情识别系统总体技术路线图</w:t>
+        <w:t>端侧人脸</w:t>
+      </w:r>
+      <w:proofErr w:type="gramEnd"/>
+      <w:r>
+        <w:rPr>
+          <w:rFonts w:asciiTheme="majorEastAsia" w:eastAsiaTheme="majorEastAsia" w:hAnsiTheme="majorEastAsia"/>
+          <w:sz w:val="21"/>
+          <w:szCs w:val="21"/>
+        </w:rPr>
+        <w:t>表情识别系统总体技术路线图</w:t>
       </w:r>
     </w:p>
     <w:p>
@@ -9761,18 +10505,60 @@
         <w:rPr>
           <w:rFonts w:hint="eastAsia"/>
         </w:rPr>
-        <w:t>作为端侧部署平台，用于运行人脸检测、表情分类和结果显示程序，摄像头设备用于采集实时视频图像。</w:t>
-      </w:r>
-    </w:p>
-    <w:p>
-      <w:pPr>
-        <w:ind w:firstLine="480"/>
-      </w:pPr>
-      <w:r>
-        <w:rPr>
-          <w:rFonts w:hint="eastAsia"/>
-        </w:rPr>
-        <w:t>在数据层，系统使用标注数据集、无标签数据集和伪标签数据集作为模型训练的数据基础。标注数据集主要用于基础监督训练，无标签数据集用于生成伪标</w:t>
+        <w:t>作为</w:t>
+      </w:r>
+      <w:proofErr w:type="gramStart"/>
+      <w:r>
+        <w:rPr>
+          <w:rFonts w:hint="eastAsia"/>
+        </w:rPr>
+        <w:t>端侧部署</w:t>
+      </w:r>
+      <w:proofErr w:type="gramEnd"/>
+      <w:r>
+        <w:rPr>
+          <w:rFonts w:hint="eastAsia"/>
+        </w:rPr>
+        <w:t>平台，用于运行人脸检测、表情分类和结果显示程序，摄像头设备用于采集实时视频图像。</w:t>
+      </w:r>
+    </w:p>
+    <w:p>
+      <w:pPr>
+        <w:ind w:firstLine="480"/>
+      </w:pPr>
+      <w:r>
+        <w:rPr>
+          <w:rFonts w:hint="eastAsia"/>
+        </w:rPr>
+        <w:t>在数据层，系统使用标注数据集、无标签数据集和伪标签数据集作为模型训练的数据基础。标注数据</w:t>
+      </w:r>
+      <w:proofErr w:type="gramStart"/>
+      <w:r>
+        <w:rPr>
+          <w:rFonts w:hint="eastAsia"/>
+        </w:rPr>
+        <w:t>集主要</w:t>
+      </w:r>
+      <w:proofErr w:type="gramEnd"/>
+      <w:r>
+        <w:rPr>
+          <w:rFonts w:hint="eastAsia"/>
+        </w:rPr>
+        <w:t>用于基础监督训练，无标签数据</w:t>
+      </w:r>
+      <w:proofErr w:type="gramStart"/>
+      <w:r>
+        <w:rPr>
+          <w:rFonts w:hint="eastAsia"/>
+        </w:rPr>
+        <w:t>集用于</w:t>
+      </w:r>
+      <w:proofErr w:type="gramEnd"/>
+      <w:r>
+        <w:rPr>
+          <w:rFonts w:hint="eastAsia"/>
+        </w:rPr>
+        <w:t>生成伪标</w:t>
       </w:r>
       <w:r>
         <w:rPr>
@@ -9801,8 +10587,16 @@
         <w:rPr>
           <w:rFonts w:hint="eastAsia"/>
         </w:rPr>
-        <w:t>在模型评估与分析层，系统通过验证集和测试集对训练后的模型进行评价，主要分析模型的准确率、宏平均</w:t>
-      </w:r>
+        <w:t>在模型评估与分析层，系统通过验证集和测试集对训练后的模型进行评价，主要分析模型的准确率、</w:t>
+      </w:r>
+      <w:proofErr w:type="gramStart"/>
+      <w:r>
+        <w:rPr>
+          <w:rFonts w:hint="eastAsia"/>
+        </w:rPr>
+        <w:t>宏平均</w:t>
+      </w:r>
+      <w:proofErr w:type="gramEnd"/>
       <w:r>
         <w:rPr>
           <w:rFonts w:hint="eastAsia"/>
@@ -9824,7 +10618,21 @@
         <w:rPr>
           <w:rFonts w:hint="eastAsia"/>
         </w:rPr>
-        <w:t>在在线推理与应用层，系统将训练并转换后的模型部署到树莓派端运行。该层主要包括图像采集模块、</w:t>
+        <w:t>在在线推理与应用层，系统将训练并转换后的模型部署到</w:t>
+      </w:r>
+      <w:proofErr w:type="gramStart"/>
+      <w:r>
+        <w:rPr>
+          <w:rFonts w:hint="eastAsia"/>
+        </w:rPr>
+        <w:t>树莓派端运行</w:t>
+      </w:r>
+      <w:proofErr w:type="gramEnd"/>
+      <w:r>
+        <w:rPr>
+          <w:rFonts w:hint="eastAsia"/>
+        </w:rPr>
+        <w:t>。该层主要包括图像采集模块、</w:t>
       </w:r>
       <w:r>
         <w:rPr>
@@ -9895,7 +10703,35 @@
         <w:rPr>
           <w:rFonts w:hint="eastAsia"/>
         </w:rPr>
-        <w:t>可以看出，本文系统不是单独完成某一个模型训练任务，而是围绕端侧人脸表情识别应用，完成了从数据准备、模型训练、模型评价到树莓派端部署运行的整体设计过程。</w:t>
+        <w:t>可以看出，本文系统不是单独完成某一个模型训练任务，而是</w:t>
+      </w:r>
+      <w:proofErr w:type="gramStart"/>
+      <w:r>
+        <w:rPr>
+          <w:rFonts w:hint="eastAsia"/>
+        </w:rPr>
+        <w:t>围绕端侧人脸</w:t>
+      </w:r>
+      <w:proofErr w:type="gramEnd"/>
+      <w:r>
+        <w:rPr>
+          <w:rFonts w:hint="eastAsia"/>
+        </w:rPr>
+        <w:t>表情识别应用，完成了从数据准备、模型训练、模型评价到树莓</w:t>
+      </w:r>
+      <w:proofErr w:type="gramStart"/>
+      <w:r>
+        <w:rPr>
+          <w:rFonts w:hint="eastAsia"/>
+        </w:rPr>
+        <w:t>派端部署</w:t>
+      </w:r>
+      <w:proofErr w:type="gramEnd"/>
+      <w:r>
+        <w:rPr>
+          <w:rFonts w:hint="eastAsia"/>
+        </w:rPr>
+        <w:t>运行的整体设计过程。</w:t>
       </w:r>
     </w:p>
     <w:p>
@@ -9916,7 +10752,15 @@
         <w:ind w:firstLine="480"/>
       </w:pPr>
       <w:r>
-        <w:t>在总体技术路线中，在线推理与应用层是系统最终运行的核心部分。为了进一步说明树莓派端程序的运行过程，本文对系统实时识别流程进行设计</w:t>
+        <w:t>在总体技术路线中，在线推理与应用层是系统最终运行的核心部分。为了进一步说明</w:t>
+      </w:r>
+      <w:proofErr w:type="gramStart"/>
+      <w:r>
+        <w:t>树莓派端程序</w:t>
+      </w:r>
+      <w:proofErr w:type="gramEnd"/>
+      <w:r>
+        <w:t>的运行过程，本文对系统实时识别流程进行设计</w:t>
       </w:r>
       <w:r>
         <w:rPr>
@@ -9937,7 +10781,15 @@
         <w:t>所示</w:t>
       </w:r>
       <w:r>
-        <w:t>。该流程主要包括系统初始化、视频帧读取、人脸检测、人脸裁剪与预处理、表情分类、结果显示与保存等步骤。</w:t>
+        <w:t>。该流程主要包括系统初始化、视频</w:t>
+      </w:r>
+      <w:proofErr w:type="gramStart"/>
+      <w:r>
+        <w:t>帧</w:t>
+      </w:r>
+      <w:proofErr w:type="gramEnd"/>
+      <w:r>
+        <w:t>读取、人脸检测、人脸裁剪与预处理、表情分类、结果显示与保存等步骤。</w:t>
       </w:r>
     </w:p>
     <w:p>
@@ -9960,7 +10812,7 @@
           <v:shape id="_x0000_i1026" type="#_x0000_t75" style="width:424.9pt;height:85.1pt" o:ole="">
             <v:imagedata r:id="rId21" o:title=""/>
           </v:shape>
-          <o:OLEObject Type="Embed" ProgID="Visio.Drawing.15" ShapeID="_x0000_i1026" DrawAspect="Content" ObjectID="_1839827187" r:id="rId22"/>
+          <o:OLEObject Type="Embed" ProgID="Visio.Drawing.15" ShapeID="_x0000_i1026" DrawAspect="Content" ObjectID="_1839827411" r:id="rId22"/>
         </w:object>
       </w:r>
     </w:p>
@@ -10094,18 +10946,60 @@
         <w:rPr>
           <w:rFonts w:hint="eastAsia"/>
         </w:rPr>
-        <w:t>对当前图像帧进行检测，得到人脸检测框和关键点信息。若当前帧未检测到人脸，则直接显示原始画面或提示未检测到人脸。</w:t>
-      </w:r>
-    </w:p>
-    <w:p>
-      <w:pPr>
-        <w:ind w:firstLine="480"/>
-      </w:pPr>
-      <w:r>
-        <w:rPr>
-          <w:rFonts w:hint="eastAsia"/>
-        </w:rPr>
-        <w:t>第四步，人脸裁剪与预处理。对于检测到的人脸区域，系统根据检测框进行适当扩展和裁剪，再将人脸图像缩放到分类模型要求的输入尺寸，并完成归一化处理。</w:t>
+        <w:t>对当前图像</w:t>
+      </w:r>
+      <w:proofErr w:type="gramStart"/>
+      <w:r>
+        <w:rPr>
+          <w:rFonts w:hint="eastAsia"/>
+        </w:rPr>
+        <w:t>帧</w:t>
+      </w:r>
+      <w:proofErr w:type="gramEnd"/>
+      <w:r>
+        <w:rPr>
+          <w:rFonts w:hint="eastAsia"/>
+        </w:rPr>
+        <w:t>进行检测，得到人脸检测框和关键点信息。若</w:t>
+      </w:r>
+      <w:proofErr w:type="gramStart"/>
+      <w:r>
+        <w:rPr>
+          <w:rFonts w:hint="eastAsia"/>
+        </w:rPr>
+        <w:t>当前帧未检测</w:t>
+      </w:r>
+      <w:proofErr w:type="gramEnd"/>
+      <w:r>
+        <w:rPr>
+          <w:rFonts w:hint="eastAsia"/>
+        </w:rPr>
+        <w:t>到人脸，则直接显示原始画面或提示未检测到人脸。</w:t>
+      </w:r>
+    </w:p>
+    <w:p>
+      <w:pPr>
+        <w:ind w:firstLine="480"/>
+      </w:pPr>
+      <w:r>
+        <w:rPr>
+          <w:rFonts w:hint="eastAsia"/>
+        </w:rPr>
+        <w:t>第四步，人脸裁剪与预处理。对于检测到的人脸区域，系统根据检测</w:t>
+      </w:r>
+      <w:proofErr w:type="gramStart"/>
+      <w:r>
+        <w:rPr>
+          <w:rFonts w:hint="eastAsia"/>
+        </w:rPr>
+        <w:t>框进行</w:t>
+      </w:r>
+      <w:proofErr w:type="gramEnd"/>
+      <w:r>
+        <w:rPr>
+          <w:rFonts w:hint="eastAsia"/>
+        </w:rPr>
+        <w:t>适当扩展和裁剪，再将人脸图像缩放到分类模型要求的输入尺寸，并完成归一化处理。</w:t>
       </w:r>
     </w:p>
     <w:p>
@@ -10163,7 +11057,21 @@
         <w:rPr>
           <w:rFonts w:hint="eastAsia"/>
         </w:rPr>
-        <w:t>结合系统架构与识别流程，本文将端侧人脸表情识别系统划分为五个主要功能模块。</w:t>
+        <w:t>结合系统架构与识别流程，本文</w:t>
+      </w:r>
+      <w:proofErr w:type="gramStart"/>
+      <w:r>
+        <w:rPr>
+          <w:rFonts w:hint="eastAsia"/>
+        </w:rPr>
+        <w:t>将端侧</w:t>
+      </w:r>
+      <w:proofErr w:type="gramEnd"/>
+      <w:r>
+        <w:rPr>
+          <w:rFonts w:hint="eastAsia"/>
+        </w:rPr>
+        <w:t>人脸表情识别系统划分为五个主要功能模块。</w:t>
       </w:r>
     </w:p>
     <w:p>
@@ -10199,7 +11107,35 @@
         <w:rPr>
           <w:rFonts w:hint="eastAsia"/>
         </w:rPr>
-        <w:t>图像采集模块是系统的数据入口，负责调用摄像头读取实时视频流。该模块需要保证画面输入连续稳定，并将每一帧图像传递给后续检测模块。在树莓派端实际运行时，摄像头读取速度会直接影响整体画面流畅度，因此该模块不仅要实现图像输入，还要尽量减少帧读取过程对主循环的阻塞。</w:t>
+        <w:t>图像采集模块是系统的数据入口，负责调用摄像头读取实时视频流。该模块需要保证画面输入连续稳定，并将每一帧图像传递给后续检测模块。在树莓</w:t>
+      </w:r>
+      <w:proofErr w:type="gramStart"/>
+      <w:r>
+        <w:rPr>
+          <w:rFonts w:hint="eastAsia"/>
+        </w:rPr>
+        <w:t>派端实际</w:t>
+      </w:r>
+      <w:proofErr w:type="gramEnd"/>
+      <w:r>
+        <w:rPr>
+          <w:rFonts w:hint="eastAsia"/>
+        </w:rPr>
+        <w:t>运行时，摄像头读取速度会直接影响整体画面流畅度，因此该模块不仅要实现图像输入，还要尽量减少</w:t>
+      </w:r>
+      <w:proofErr w:type="gramStart"/>
+      <w:r>
+        <w:rPr>
+          <w:rFonts w:hint="eastAsia"/>
+        </w:rPr>
+        <w:t>帧</w:t>
+      </w:r>
+      <w:proofErr w:type="gramEnd"/>
+      <w:r>
+        <w:rPr>
+          <w:rFonts w:hint="eastAsia"/>
+        </w:rPr>
+        <w:t>读取过程对主循环的阻塞。</w:t>
       </w:r>
     </w:p>
     <w:p>
@@ -10235,7 +11171,21 @@
         <w:rPr>
           <w:rFonts w:hint="eastAsia"/>
         </w:rPr>
-        <w:t>人脸检测模块负责从视频帧中定位人脸区域。本文采用</w:t>
+        <w:t>人脸检测模块负责从</w:t>
+      </w:r>
+      <w:proofErr w:type="gramStart"/>
+      <w:r>
+        <w:rPr>
+          <w:rFonts w:hint="eastAsia"/>
+        </w:rPr>
+        <w:t>视频帧中定位</w:t>
+      </w:r>
+      <w:proofErr w:type="gramEnd"/>
+      <w:r>
+        <w:rPr>
+          <w:rFonts w:hint="eastAsia"/>
+        </w:rPr>
+        <w:t>人脸区域。本文采用</w:t>
       </w:r>
       <w:r>
         <w:rPr>
@@ -10459,7 +11409,35 @@
         <w:rPr>
           <w:rFonts w:hint="eastAsia"/>
         </w:rPr>
-        <w:t>人脸检测是表情识别系统的前置环节，其任务是从视频帧中找到有效人脸区域。检测结果的质量会直接影响后续人脸裁剪和表情分类效果。如果检测框偏移较大，分类模型可能接收到不完整的人脸图像；如果检测耗时过长，系统整体帧率会下降。因此，检测模型需要同时满足检测准确性和运行速度要求。</w:t>
+        <w:t>人脸检测是表情识别系统的前置环节，其任务是从</w:t>
+      </w:r>
+      <w:proofErr w:type="gramStart"/>
+      <w:r>
+        <w:rPr>
+          <w:rFonts w:hint="eastAsia"/>
+        </w:rPr>
+        <w:t>视频帧中找到</w:t>
+      </w:r>
+      <w:proofErr w:type="gramEnd"/>
+      <w:r>
+        <w:rPr>
+          <w:rFonts w:hint="eastAsia"/>
+        </w:rPr>
+        <w:t>有效人脸区域。检测结果的质量会直接影响后续人脸裁剪和表情分类效果。如果检测框偏移较大，分类模型可能接收到不完整的人脸图像；如果检测耗时过长，系统</w:t>
+      </w:r>
+      <w:proofErr w:type="gramStart"/>
+      <w:r>
+        <w:rPr>
+          <w:rFonts w:hint="eastAsia"/>
+        </w:rPr>
+        <w:t>整体帧率会</w:t>
+      </w:r>
+      <w:proofErr w:type="gramEnd"/>
+      <w:r>
+        <w:rPr>
+          <w:rFonts w:hint="eastAsia"/>
+        </w:rPr>
+        <w:t>下降。因此，检测模型需要同时满足检测准确性和运行速度要求。</w:t>
       </w:r>
     </w:p>
     <w:p>
@@ -10658,7 +11636,23 @@
         <w:t>YuNet</w:t>
       </w:r>
       <w:r>
-        <w:t>主要用于实时视频帧中的人脸定位。考虑到树莓派端计算资源有限，后续系统部署时可通过降低检测输入分辨率、设置检测间隔和限制单次推理人脸数量等方式减少检测模块的计算负载。相比复杂检测模型，</w:t>
+        <w:t>主要用于实时</w:t>
+      </w:r>
+      <w:proofErr w:type="gramStart"/>
+      <w:r>
+        <w:t>视频帧中的</w:t>
+      </w:r>
+      <w:proofErr w:type="gramEnd"/>
+      <w:r>
+        <w:t>人脸定位。考虑到树莓</w:t>
+      </w:r>
+      <w:proofErr w:type="gramStart"/>
+      <w:r>
+        <w:t>派端计算</w:t>
+      </w:r>
+      <w:proofErr w:type="gramEnd"/>
+      <w:r>
+        <w:t>资源有限，后续系统部署时可通过降低检测输入分辨率、设置检测间隔和限制单次推理人脸数量等方式减少检测模块的计算负载。相比复杂检测模型，</w:t>
       </w:r>
       <w:r>
         <w:t>YuNet</w:t>
@@ -10706,7 +11700,21 @@
         <w:rPr>
           <w:rFonts w:hint="eastAsia"/>
         </w:rPr>
-        <w:t>表情分类模型需要在识别效果和端侧运行效率之间取得平衡。考虑到本系统部署平台为树莓派，分类网络不宜过大，同时又需要具备较好的特征提取能力。</w:t>
+        <w:t>表情分类模型需要在识别效果和</w:t>
+      </w:r>
+      <w:proofErr w:type="gramStart"/>
+      <w:r>
+        <w:rPr>
+          <w:rFonts w:hint="eastAsia"/>
+        </w:rPr>
+        <w:t>端侧运行</w:t>
+      </w:r>
+      <w:proofErr w:type="gramEnd"/>
+      <w:r>
+        <w:rPr>
+          <w:rFonts w:hint="eastAsia"/>
+        </w:rPr>
+        <w:t>效率之间取得平衡。考虑到本系统部署平台为树莓派，分类网络不宜过大，同时又需要具备较好的特征提取能力。</w:t>
       </w:r>
       <w:r>
         <w:rPr>
@@ -10916,7 +11924,21 @@
         <w:rPr>
           <w:rFonts w:hint="eastAsia"/>
         </w:rPr>
-        <w:t>能够在相对较小的模型规模下提取有效表情特征，符合本系统对实时性和端侧部署的要求。</w:t>
+        <w:t>能够在相对较小的模型规模下提取有效表情特征，符合本系统对实时性和</w:t>
+      </w:r>
+      <w:proofErr w:type="gramStart"/>
+      <w:r>
+        <w:rPr>
+          <w:rFonts w:hint="eastAsia"/>
+        </w:rPr>
+        <w:t>端侧部署</w:t>
+      </w:r>
+      <w:proofErr w:type="gramEnd"/>
+      <w:r>
+        <w:rPr>
+          <w:rFonts w:hint="eastAsia"/>
+        </w:rPr>
+        <w:t>的要求。</w:t>
       </w:r>
     </w:p>
     <w:p>
@@ -10997,18 +12019,46 @@
         <w:rPr>
           <w:rFonts w:hint="eastAsia"/>
         </w:rPr>
-        <w:t>本章围绕端侧人脸表情识别系统的需求分析与总体架构设计展开说明。首先，结合室内近距离人机交互场景，明确了系统需要完成视频采集、人脸检测、图像预处理、表情分类、结果显示和数据保存等功能，并从识别准确率、实时性、资源占用和稳定性等方面分析了系统性能需求。</w:t>
-      </w:r>
-    </w:p>
-    <w:p>
-      <w:pPr>
-        <w:ind w:firstLine="480"/>
-      </w:pPr>
-      <w:r>
-        <w:rPr>
-          <w:rFonts w:hint="eastAsia"/>
-        </w:rPr>
-        <w:t>其次，本文采用模块化思想设计系统总体架构，将系统划分为图像采集、人脸检测、图像预处理、表情识别和结果输出与管理等模块，形成从摄像头输入到识别结果显示的完整流程。该架构体现了本文毕业设计的核心思路，即通过轻量化检测模型和轻量化分类模型，在树莓派平台上实现端侧人脸表情识别系统。</w:t>
+        <w:t>本章</w:t>
+      </w:r>
+      <w:proofErr w:type="gramStart"/>
+      <w:r>
+        <w:rPr>
+          <w:rFonts w:hint="eastAsia"/>
+        </w:rPr>
+        <w:t>围绕端侧人脸</w:t>
+      </w:r>
+      <w:proofErr w:type="gramEnd"/>
+      <w:r>
+        <w:rPr>
+          <w:rFonts w:hint="eastAsia"/>
+        </w:rPr>
+        <w:t>表情识别系统的需求分析与总体架构设计展开说明。首先，结合室内近距离人机交互场景，明确了系统需要完成视频采集、人脸检测、图像预处理、表情分类、结果显示和数据保存等功能，并从识别准确率、实时性、资源占用和稳定性等方面分析了系统性能需求。</w:t>
+      </w:r>
+    </w:p>
+    <w:p>
+      <w:pPr>
+        <w:ind w:firstLine="480"/>
+      </w:pPr>
+      <w:r>
+        <w:rPr>
+          <w:rFonts w:hint="eastAsia"/>
+        </w:rPr>
+        <w:t>其次，本文采用模块化思想设计系统总体架构，将系统划分为图像采集、人脸检测、图像预处理、表情识别和结果输出与管理等模块，形成从摄像头输入到识别结果显示的完整流程。该架构体现了本文毕业设计的核心思路，即通过轻量化检测模型和轻量化分类模型，在树莓派平台上</w:t>
+      </w:r>
+      <w:proofErr w:type="gramStart"/>
+      <w:r>
+        <w:rPr>
+          <w:rFonts w:hint="eastAsia"/>
+        </w:rPr>
+        <w:t>实现端侧人脸</w:t>
+      </w:r>
+      <w:proofErr w:type="gramEnd"/>
+      <w:r>
+        <w:rPr>
+          <w:rFonts w:hint="eastAsia"/>
+        </w:rPr>
+        <w:t>表情识别系统。</w:t>
       </w:r>
     </w:p>
     <w:p>
@@ -11123,7 +12173,21 @@
         <w:rPr>
           <w:rFonts w:hint="eastAsia"/>
         </w:rPr>
-        <w:t>章已经从系统层面说明了端侧人脸表情识别系统的总体技术路线，明确了系统前端采用</w:t>
+        <w:t>章已经从系统层面说</w:t>
+      </w:r>
+      <w:proofErr w:type="gramStart"/>
+      <w:r>
+        <w:rPr>
+          <w:rFonts w:hint="eastAsia"/>
+        </w:rPr>
+        <w:t>明了端侧人脸</w:t>
+      </w:r>
+      <w:proofErr w:type="gramEnd"/>
+      <w:r>
+        <w:rPr>
+          <w:rFonts w:hint="eastAsia"/>
+        </w:rPr>
+        <w:t>表情识别系统的总体技术路线，明确了系统前端采用</w:t>
       </w:r>
       <w:r>
         <w:rPr>
@@ -11182,7 +12246,21 @@
         <w:rPr>
           <w:rFonts w:hint="eastAsia"/>
         </w:rPr>
-        <w:t>数据集基础上对样本进行了扩充、合并、清洗和重新划分，并将所有样本统一整理为</w:t>
+        <w:t>数据</w:t>
+      </w:r>
+      <w:proofErr w:type="gramStart"/>
+      <w:r>
+        <w:rPr>
+          <w:rFonts w:hint="eastAsia"/>
+        </w:rPr>
+        <w:t>集基础</w:t>
+      </w:r>
+      <w:proofErr w:type="gramEnd"/>
+      <w:r>
+        <w:rPr>
+          <w:rFonts w:hint="eastAsia"/>
+        </w:rPr>
+        <w:t>上对样本进行了扩充、合并、清洗和重新划分，并将所有样本统一整理为</w:t>
       </w:r>
       <w:r>
         <w:rPr>
@@ -11520,7 +12598,15 @@
         <w:t>16954</w:t>
       </w:r>
       <w:r>
-        <w:t>张，数据稀缺问题得到一定缓解。高兴类和中性类仍然是样本数量较多的类别，说明扩充后数据集中仍存在类别分布不均衡现象。因此，后续训练过程中仍需要结合类别均衡策略，减少样本数量差异对模型训练的影响。</w:t>
+        <w:t>张，数据稀缺问题得到一定缓解。高兴类和中性</w:t>
+      </w:r>
+      <w:proofErr w:type="gramStart"/>
+      <w:r>
+        <w:t>类仍然</w:t>
+      </w:r>
+      <w:proofErr w:type="gramEnd"/>
+      <w:r>
+        <w:t>是样本数量较多的类别，说明扩充后数据集中仍存在类别分布不均衡现象。因此，后续训练过程中仍需要结合类别均衡策略，减少样本数量差异对模型训练的影响。</w:t>
       </w:r>
     </w:p>
     <w:p>
@@ -11833,9 +12919,11 @@
               <w:ind w:firstLineChars="0" w:firstLine="0"/>
               <w:jc w:val="center"/>
             </w:pPr>
+            <w:proofErr w:type="spellStart"/>
             <w:r>
               <w:t>训练集</w:t>
             </w:r>
+            <w:proofErr w:type="spellEnd"/>
           </w:p>
         </w:tc>
         <w:tc>
@@ -11863,9 +12951,11 @@
               <w:ind w:firstLineChars="0" w:firstLine="0"/>
               <w:jc w:val="center"/>
             </w:pPr>
+            <w:proofErr w:type="spellStart"/>
             <w:r>
               <w:t>用于基础监督训练</w:t>
             </w:r>
+            <w:proofErr w:type="spellEnd"/>
           </w:p>
         </w:tc>
       </w:tr>
@@ -11880,9 +12970,11 @@
               <w:ind w:firstLineChars="0" w:firstLine="0"/>
               <w:jc w:val="center"/>
             </w:pPr>
+            <w:proofErr w:type="spellStart"/>
             <w:r>
               <w:t>验证集</w:t>
             </w:r>
+            <w:proofErr w:type="spellEnd"/>
           </w:p>
         </w:tc>
         <w:tc>
@@ -11910,9 +13002,11 @@
               <w:ind w:firstLineChars="0" w:firstLine="0"/>
               <w:jc w:val="center"/>
             </w:pPr>
+            <w:proofErr w:type="spellStart"/>
             <w:r>
               <w:t>用于训练过程中的模型选择</w:t>
             </w:r>
+            <w:proofErr w:type="spellEnd"/>
           </w:p>
         </w:tc>
       </w:tr>
@@ -11927,9 +13021,11 @@
               <w:ind w:firstLineChars="0" w:firstLine="0"/>
               <w:jc w:val="center"/>
             </w:pPr>
+            <w:proofErr w:type="spellStart"/>
             <w:r>
               <w:t>测试集</w:t>
             </w:r>
+            <w:proofErr w:type="spellEnd"/>
           </w:p>
         </w:tc>
         <w:tc>
@@ -11957,9 +13053,11 @@
               <w:ind w:firstLineChars="0" w:firstLine="0"/>
               <w:jc w:val="center"/>
             </w:pPr>
+            <w:proofErr w:type="spellStart"/>
             <w:r>
               <w:t>用于最终模型性能评价</w:t>
             </w:r>
+            <w:proofErr w:type="spellEnd"/>
           </w:p>
         </w:tc>
       </w:tr>
@@ -11974,9 +13072,11 @@
               <w:ind w:firstLineChars="0" w:firstLine="0"/>
               <w:jc w:val="center"/>
             </w:pPr>
+            <w:proofErr w:type="spellStart"/>
             <w:r>
               <w:t>无标签集</w:t>
             </w:r>
+            <w:proofErr w:type="spellEnd"/>
           </w:p>
         </w:tc>
         <w:tc>
@@ -12004,9 +13104,11 @@
               <w:ind w:firstLineChars="0" w:firstLine="0"/>
               <w:jc w:val="center"/>
             </w:pPr>
+            <w:proofErr w:type="spellStart"/>
             <w:r>
               <w:t>用于伪标签生成与辅助训练</w:t>
             </w:r>
+            <w:proofErr w:type="spellEnd"/>
           </w:p>
         </w:tc>
       </w:tr>
@@ -12953,8 +14055,13 @@
       <w:r>
         <w:t>ImageNet</w:t>
       </w:r>
-      <w:r>
-        <w:t>预训练权重的</w:t>
+      <w:proofErr w:type="gramStart"/>
+      <w:r>
+        <w:t>预训练</w:t>
+      </w:r>
+      <w:proofErr w:type="gramEnd"/>
+      <w:r>
+        <w:t>权重的</w:t>
       </w:r>
       <w:r>
         <w:t>MobileNetV3</w:t>
@@ -13035,7 +14142,15 @@
         <w:t>2</w:t>
       </w:r>
       <w:r>
-        <w:t>可以看出，各类别之间仍然存在明显数量差异。例如，高兴类和中性类样本数量较多，厌恶类和恐惧类样本数量相对较少。如果直接采用普通交叉熵损失进行训练，模型容易偏向样本数量较多的类别，从而影响少数类表情的识别效果。</w:t>
+        <w:t>可以看出，各类别之间仍然存在明显数量差异。例如，高兴类和中性类样本数量较多，厌恶类和恐惧类样本数量相对较少。如果直接采用普通交叉</w:t>
+      </w:r>
+      <w:proofErr w:type="gramStart"/>
+      <w:r>
+        <w:t>熵</w:t>
+      </w:r>
+      <w:proofErr w:type="gramEnd"/>
+      <w:r>
+        <w:t>损失进行训练，模型容易偏向样本数量较多的类别，从而影响少数类表情的识别效果。</w:t>
       </w:r>
     </w:p>
     <w:p>
@@ -13093,7 +14208,15 @@
         <w:ind w:firstLine="480"/>
       </w:pPr>
       <w:r>
-        <w:t>本系统最终需要部署到树莓派平台，因此表情分类模型不能只追求识别准确率，还需要控制模型规模和推理开销。综合端侧运行需求和模型特征提取能力，本文选用</w:t>
+        <w:t>本系统最终需要部署到树莓派平台，因此表情分类模型不能只追求识别准确率，还需要控制模型规模和推理开销。综合</w:t>
+      </w:r>
+      <w:proofErr w:type="gramStart"/>
+      <w:r>
+        <w:t>端侧运行</w:t>
+      </w:r>
+      <w:proofErr w:type="gramEnd"/>
+      <w:r>
+        <w:t>需求和模型特征提取能力，本文选用</w:t>
       </w:r>
       <w:r>
         <w:t>MobileNetV3</w:t>
@@ -13151,7 +14274,15 @@
         <w:t>MobileNetV3-large</w:t>
       </w:r>
       <w:r>
-        <w:t>具有更强的特征表达能力，更适合用于七类表情分类任务。考虑到后续还会通过模型转换和轻量化部署优化降低端侧推理负担，本文在训练阶段优先选择识别效果更稳定的</w:t>
+        <w:t>具有更强的特征表达能力，更适合用于七类表情分类任务。考虑到后续还会通过模型转换和轻量化部署优化</w:t>
+      </w:r>
+      <w:proofErr w:type="gramStart"/>
+      <w:r>
+        <w:t>降低端侧推理</w:t>
+      </w:r>
+      <w:proofErr w:type="gramEnd"/>
+      <w:r>
+        <w:t>负担，本文在训练阶段优先选择识别效果更稳定的</w:t>
       </w:r>
       <w:r>
         <w:t>MobileNetV3-large</w:t>
@@ -13169,7 +14300,15 @@
       </w:pPr>
       <w:bookmarkStart w:id="31" w:name="_Toc229212152"/>
       <w:r>
-        <w:t>3.2.2 分类层调整与输出设计</w:t>
+        <w:t>3.2.2 分类</w:t>
+      </w:r>
+      <w:proofErr w:type="gramStart"/>
+      <w:r>
+        <w:t>层调整</w:t>
+      </w:r>
+      <w:proofErr w:type="gramEnd"/>
+      <w:r>
+        <w:t>与输出设计</w:t>
       </w:r>
       <w:bookmarkEnd w:id="31"/>
     </w:p>
@@ -13216,7 +14355,15 @@
         <w:t>7</w:t>
       </w:r>
       <w:r>
-        <w:t>的新线性层。修改后，模型输出七维分类结果，分别对应愤怒、厌恶、恐惧、高兴、悲伤、惊讶和中性七类表情。训练阶段，模型输出结果用于计算分类损失；推理阶段，则根据输出概率选取置信度最高的类别作为最终识别结果。</w:t>
+        <w:t>的新线性层。修改后，模型</w:t>
+      </w:r>
+      <w:proofErr w:type="gramStart"/>
+      <w:r>
+        <w:t>输出七维分类</w:t>
+      </w:r>
+      <w:proofErr w:type="gramEnd"/>
+      <w:r>
+        <w:t>结果，分别对应愤怒、厌恶、恐惧、高兴、悲伤、惊讶和中性七类表情。训练阶段，模型输出结果用于计算分类损失；推理阶段，则根据输出概率选取置信度最高的类别作为最终识别结果。</w:t>
       </w:r>
     </w:p>
     <w:p>
@@ -13237,8 +14384,13 @@
         <w:ind w:firstLine="480"/>
       </w:pPr>
       <w:r>
-        <w:t>为了评价表情分类模型的训练效果，本文主要采用准确率和宏平均</w:t>
-      </w:r>
+        <w:t>为了评价表情分类模型的训练效果，本文主要采用准确率和</w:t>
+      </w:r>
+      <w:proofErr w:type="gramStart"/>
+      <w:r>
+        <w:t>宏平均</w:t>
+      </w:r>
+      <w:proofErr w:type="gramEnd"/>
       <w:r>
         <w:t>F1</w:t>
       </w:r>
@@ -13251,7 +14403,15 @@
         <w:ind w:firstLine="480"/>
       </w:pPr>
       <w:r>
-        <w:t>准确率用于衡量所有样本中被正确分类的比例，可以直观反映模型整体识别效果。但在类别分布不均衡的情况下，仅使用准确率可能会掩盖少数类识别不足的问题。例如，如果模型对样本数量较多的高兴类和中性类识别较好，即使对厌恶类或恐惧类识别一般，总体准确率仍可能较高。</w:t>
+        <w:t>准确率用于衡量所有样本中被正确分类的比例，可以直观反映模型整体识别效果。但在类别分布</w:t>
+      </w:r>
+      <w:proofErr w:type="gramStart"/>
+      <w:r>
+        <w:t>不</w:t>
+      </w:r>
+      <w:proofErr w:type="gramEnd"/>
+      <w:r>
+        <w:t>均衡的情况下，仅使用准确率可能会掩盖少数类识别不足的问题。例如，如果模型对样本数量较多的高兴类和中性类识别较好，即使对厌恶类或恐惧类识别一般，总体准确率仍可能较高。</w:t>
       </w:r>
     </w:p>
     <w:p>
@@ -13260,14 +14420,24 @@
       </w:pPr>
       <w:r>
         <w:lastRenderedPageBreak/>
-        <w:t>因此，本文同时采用宏平均</w:t>
-      </w:r>
+        <w:t>因此，本文同时采用</w:t>
+      </w:r>
+      <w:proofErr w:type="gramStart"/>
+      <w:r>
+        <w:t>宏平均</w:t>
+      </w:r>
+      <w:proofErr w:type="gramEnd"/>
       <w:r>
         <w:t>F1</w:t>
       </w:r>
       <w:r>
-        <w:t>值作为模型选择指标。宏平均</w:t>
-      </w:r>
+        <w:t>值作为模型选择指标。</w:t>
+      </w:r>
+      <w:proofErr w:type="gramStart"/>
+      <w:r>
+        <w:t>宏平均</w:t>
+      </w:r>
+      <w:proofErr w:type="gramEnd"/>
       <w:r>
         <w:t>F1</w:t>
       </w:r>
@@ -13278,8 +14448,13 @@
         <w:t>F1</w:t>
       </w:r>
       <w:r>
-        <w:t>值，再对各类别结果取平均，更适合评价类别不均衡情况下模型对各类表情的综合识别能力。训练过程中，本文以验证集宏平均</w:t>
-      </w:r>
+        <w:t>值，再对各类别结果取平均，更适合评价类别不均衡情况下模型对各类表情的综合识别能力。训练过程中，本文以验证</w:t>
+      </w:r>
+      <w:proofErr w:type="gramStart"/>
+      <w:r>
+        <w:t>集宏平均</w:t>
+      </w:r>
+      <w:proofErr w:type="gramEnd"/>
       <w:r>
         <w:t>F1</w:t>
       </w:r>
@@ -13352,14 +14527,37 @@
       <w:r>
         <w:t>ImageNet</w:t>
       </w:r>
-      <w:r>
-        <w:t>预训练权重进行初始化。训练数据只使用有标签训练集，不引入无标签数据。输入图像经过训练增强后送入模型，模型输出七类表情预测结果，并通过带类别均衡权重和标签平滑的交叉熵损失进行优化。优化器采用</w:t>
-      </w:r>
+      <w:proofErr w:type="gramStart"/>
+      <w:r>
+        <w:t>预训练</w:t>
+      </w:r>
+      <w:proofErr w:type="gramEnd"/>
+      <w:r>
+        <w:t>权重进行初始化。训练数据只使用有标签训练集，不引入无标签数据。输入图像经过训练增强后送入模型，模型输出七类表情预测结果，并通过带类别均衡权重和标签平滑的交叉</w:t>
+      </w:r>
+      <w:proofErr w:type="gramStart"/>
+      <w:r>
+        <w:t>熵</w:t>
+      </w:r>
+      <w:proofErr w:type="gramEnd"/>
+      <w:r>
+        <w:t>损失进行优化。优化器采用</w:t>
+      </w:r>
+      <w:proofErr w:type="spellStart"/>
       <w:r>
         <w:t>AdamW</w:t>
       </w:r>
-      <w:r>
-        <w:t>，学习率采用线性预热与余弦衰减结合的方式，以提高训练初期稳定性和后期收敛效果。</w:t>
+      <w:proofErr w:type="spellEnd"/>
+      <w:r>
+        <w:t>，学习</w:t>
+      </w:r>
+      <w:proofErr w:type="gramStart"/>
+      <w:r>
+        <w:t>率采用</w:t>
+      </w:r>
+      <w:proofErr w:type="gramEnd"/>
+      <w:r>
+        <w:t>线性预热与余弦衰减结合的方式，以提高训练初期稳定性和后期收敛效果。</w:t>
       </w:r>
     </w:p>
     <w:p>
@@ -13405,7 +14603,15 @@
       </w:pPr>
       <w:r>
         <w:lastRenderedPageBreak/>
-        <w:t>为降低伪标签噪声对训练过程的影响，本文采用了两种控制方式。第一，在伪标签生成阶段设置置信度阈值，只保留高置信度预测样本；第二，在联合训练阶段根据置信度调整伪标签样本的损失权重，使置信度较高的伪标签样本发挥更大作用，置信度较低的样本影响被削弱。通过这种方式，伪标签数据可以以辅助形式参与训练，同时尽量减少错误标签带来的干扰。</w:t>
+        <w:t>为降低伪标签噪声对训练过程的影响，本文采用了两种控制方式。第一，在伪标签生成阶段设置置信度阈值，只保留高置信</w:t>
+      </w:r>
+      <w:proofErr w:type="gramStart"/>
+      <w:r>
+        <w:t>度预测</w:t>
+      </w:r>
+      <w:proofErr w:type="gramEnd"/>
+      <w:r>
+        <w:t>样本；第二，在联合训练阶段根据置信度调整伪标签样本的损失权重，使置信度较高的伪标签样本发挥更大作用，置信度较低的样本影响被削弱。通过这种方式，伪标签数据可以以辅助形式参与训练，同时尽量减少错误标签带来的干扰。</w:t>
       </w:r>
     </w:p>
     <w:p>
@@ -13664,11 +14870,19 @@
             <w:r>
               <w:t>ImageNet</w:t>
             </w:r>
+            <w:proofErr w:type="gramStart"/>
             <w:r>
               <w:rPr>
                 <w:rFonts w:ascii="宋体" w:eastAsia="宋体" w:hAnsi="宋体" w:cs="宋体" w:hint="eastAsia"/>
               </w:rPr>
-              <w:t>预训练模型</w:t>
+              <w:t>预训练</w:t>
+            </w:r>
+            <w:proofErr w:type="gramEnd"/>
+            <w:r>
+              <w:rPr>
+                <w:rFonts w:ascii="宋体" w:eastAsia="宋体" w:hAnsi="宋体" w:cs="宋体" w:hint="eastAsia"/>
+              </w:rPr>
+              <w:t>模型</w:t>
             </w:r>
           </w:p>
         </w:tc>
@@ -13954,7 +15168,15 @@
         <w:ind w:firstLine="480"/>
       </w:pPr>
       <w:r>
-        <w:t>这种多阶段训练流程的目的，是逐步提高数据利用效率和伪标签质量，而不是构建复杂的新算法。通过先监督训练、再逐步引入高置信度伪标签，模型能够在控制噪声影响的同时进一步优化分类能力。</w:t>
+        <w:t>这种多阶段训练流程的目的，是逐步提高数据利用效率和伪标签质量，而不是构建复杂的新算法。通过先监督训练、再逐步引入高</w:t>
+      </w:r>
+      <w:proofErr w:type="gramStart"/>
+      <w:r>
+        <w:t>置信度伪标签</w:t>
+      </w:r>
+      <w:proofErr w:type="gramEnd"/>
+      <w:r>
+        <w:t>，模型能够在控制噪声影响的同时进一步优化分类能力。</w:t>
       </w:r>
     </w:p>
     <w:p>
@@ -13984,11 +15206,21 @@
         <w:ind w:firstLine="480"/>
       </w:pPr>
       <w:r>
-        <w:t>在训练稳定性方面，本文主要采用以下处理方式。首先，学习率使用线性预热和余弦衰减，避免训练初期学习率过大造成参数波动。其次，采用</w:t>
-      </w:r>
+        <w:t>在训练稳定性方面，本文主要采用以下处理方式。首先，学习</w:t>
+      </w:r>
+      <w:proofErr w:type="gramStart"/>
+      <w:r>
+        <w:t>率使用</w:t>
+      </w:r>
+      <w:proofErr w:type="gramEnd"/>
+      <w:r>
+        <w:t>线性预热和余弦衰减，避免训练初期学习率过大造成参数波动。其次，采用</w:t>
+      </w:r>
+      <w:proofErr w:type="spellStart"/>
       <w:r>
         <w:t>AdamW</w:t>
       </w:r>
+      <w:proofErr w:type="spellEnd"/>
       <w:r>
         <w:t>优化器和权重衰减，以降低模型过拟合风险。再次，启用自动混合精度训练，以减少显存占用并提高训练效率。最后，使用梯度裁剪限制梯度异常波动，增强训练过程稳定性。</w:t>
       </w:r>
@@ -13998,14 +15230,24 @@
         <w:ind w:firstLine="480"/>
       </w:pPr>
       <w:r>
-        <w:t>在模型保存方面，训练过程以验证集宏平均</w:t>
-      </w:r>
+        <w:t>在模型保存方面，训练过程以验证</w:t>
+      </w:r>
+      <w:proofErr w:type="gramStart"/>
+      <w:r>
+        <w:t>集宏平均</w:t>
+      </w:r>
+      <w:proofErr w:type="gramEnd"/>
       <w:r>
         <w:t>F1</w:t>
       </w:r>
       <w:r>
-        <w:t>值作为最优模型判断依据。当验证集宏平均</w:t>
-      </w:r>
+        <w:t>值作为最优模型判断依据。当验证</w:t>
+      </w:r>
+      <w:proofErr w:type="gramStart"/>
+      <w:r>
+        <w:t>集宏平均</w:t>
+      </w:r>
+      <w:proofErr w:type="gramEnd"/>
       <w:r>
         <w:t>F1</w:t>
       </w:r>
@@ -14070,14 +15312,37 @@
         <w:t>MobileNetV3</w:t>
       </w:r>
       <w:r>
-        <w:t>的轻量化特征提取结构，将其最后分类层调整为七维输出，使模型能够适配愤怒、厌恶、恐惧、高兴、悲伤、惊讶和中性七类表情识别任务。同时，本文采用准确率和宏平均</w:t>
-      </w:r>
+        <w:t>的轻量化特征提取结构，将其最后分类</w:t>
+      </w:r>
+      <w:proofErr w:type="gramStart"/>
+      <w:r>
+        <w:t>层调整为七维</w:t>
+      </w:r>
+      <w:proofErr w:type="gramEnd"/>
+      <w:r>
+        <w:t>输出，使模型能够适配愤怒、厌恶、恐惧、高兴、悲伤、惊讶和中性七类表情识别任务。同时，本文采用准确率和</w:t>
+      </w:r>
+      <w:proofErr w:type="gramStart"/>
+      <w:r>
+        <w:t>宏平均</w:t>
+      </w:r>
+      <w:proofErr w:type="gramEnd"/>
       <w:r>
         <w:t>F1</w:t>
       </w:r>
-      <w:r>
-        <w:t>值评价模型效果，并将验证集宏平均</w:t>
-      </w:r>
+      <w:proofErr w:type="gramStart"/>
+      <w:r>
+        <w:t>值评价</w:t>
+      </w:r>
+      <w:proofErr w:type="gramEnd"/>
+      <w:r>
+        <w:t>模型效果，并将验证</w:t>
+      </w:r>
+      <w:proofErr w:type="gramStart"/>
+      <w:r>
+        <w:t>集宏平均</w:t>
+      </w:r>
+      <w:proofErr w:type="gramEnd"/>
       <w:r>
         <w:t>F1</w:t>
       </w:r>
@@ -14155,11 +15420,19 @@
         </w:rPr>
         <w:t>3</w:t>
       </w:r>
-      <w:r>
-        <w:rPr>
-          <w:rFonts w:hint="eastAsia"/>
-        </w:rPr>
-        <w:t>章完成数据集构建、模型结构调整和训练策略设计后，本章进一步对模型训练过程和实验结果进行分析。本文的训练目标并不是单纯追求复杂算法结构，而是在</w:t>
+      <w:proofErr w:type="gramStart"/>
+      <w:r>
+        <w:rPr>
+          <w:rFonts w:hint="eastAsia"/>
+        </w:rPr>
+        <w:t>章完成</w:t>
+      </w:r>
+      <w:proofErr w:type="gramEnd"/>
+      <w:r>
+        <w:rPr>
+          <w:rFonts w:hint="eastAsia"/>
+        </w:rPr>
+        <w:t>数据集构建、模型结构调整和训练策略设计后，本章进一步对模型训练过程和实验结果进行分析。本文的训练目标并不是单纯追求复杂算法结构，而是在</w:t>
       </w:r>
       <w:r>
         <w:rPr>
@@ -14171,7 +15444,21 @@
         <w:rPr>
           <w:rFonts w:hint="eastAsia"/>
         </w:rPr>
-        <w:t>轻量化模型基础上，通过数据扩充、类别均衡、伪标签辅助训练和多阶段优化等方式，获得能够支撑后续树莓派端部署的表情分类模型。</w:t>
+        <w:t>轻量化模型基础上，通过数据扩充、类别均衡、伪标签辅助训练和多阶段优化等方式，获得能够支撑后续树莓</w:t>
+      </w:r>
+      <w:proofErr w:type="gramStart"/>
+      <w:r>
+        <w:rPr>
+          <w:rFonts w:hint="eastAsia"/>
+        </w:rPr>
+        <w:t>派端部署</w:t>
+      </w:r>
+      <w:proofErr w:type="gramEnd"/>
+      <w:r>
+        <w:rPr>
+          <w:rFonts w:hint="eastAsia"/>
+        </w:rPr>
+        <w:t>的表情分类模型。</w:t>
       </w:r>
     </w:p>
     <w:p>
@@ -14257,19 +15544,34 @@
         <w:t>Stage 3</w:t>
       </w:r>
       <w:r>
-        <w:t>阶段保存的最优模型进行统一评估。评估时采用验证集和测试集作为评价数据，并统计准确率和宏平均</w:t>
-      </w:r>
+        <w:t>阶段保存的最优模型进行统一评估。评估时采用验证集和测试集作为评价数据，并统计准确率和</w:t>
+      </w:r>
+      <w:proofErr w:type="gramStart"/>
+      <w:r>
+        <w:t>宏平均</w:t>
+      </w:r>
+      <w:proofErr w:type="gramEnd"/>
       <w:r>
         <w:t>F1</w:t>
       </w:r>
       <w:r>
-        <w:t>值。其中，准确率反映模型总体分类正确比例，宏平均</w:t>
-      </w:r>
+        <w:t>值。其中，准确率反映模型总体分类正确比例，</w:t>
+      </w:r>
+      <w:proofErr w:type="gramStart"/>
+      <w:r>
+        <w:t>宏平均</w:t>
+      </w:r>
+      <w:proofErr w:type="gramEnd"/>
       <w:r>
         <w:t>F1</w:t>
       </w:r>
-      <w:r>
-        <w:t>值能够更好地反映类别不均衡场景下模型对各类表情的综合识别能力。</w:t>
+      <w:proofErr w:type="gramStart"/>
+      <w:r>
+        <w:t>值能够</w:t>
+      </w:r>
+      <w:proofErr w:type="gramEnd"/>
+      <w:r>
+        <w:t>更好地反映类别不均衡场景下模型对各类表情的综合识别能力。</w:t>
       </w:r>
     </w:p>
     <w:p>
@@ -14465,9 +15767,11 @@
               <w:ind w:firstLineChars="0" w:firstLine="0"/>
               <w:jc w:val="center"/>
             </w:pPr>
+            <w:proofErr w:type="spellStart"/>
             <w:r>
               <w:t>有标签训练集</w:t>
             </w:r>
+            <w:proofErr w:type="spellEnd"/>
           </w:p>
         </w:tc>
         <w:tc>
@@ -14558,9 +15862,19 @@
               <w:ind w:firstLineChars="0" w:firstLine="0"/>
               <w:jc w:val="center"/>
             </w:pPr>
-            <w:r>
-              <w:t>有标签训练集 + 第一轮伪标签数据</w:t>
-            </w:r>
+            <w:proofErr w:type="spellStart"/>
+            <w:r>
+              <w:t>有标签训练集</w:t>
+            </w:r>
+            <w:proofErr w:type="spellEnd"/>
+            <w:r>
+              <w:t xml:space="preserve"> + </w:t>
+            </w:r>
+            <w:proofErr w:type="spellStart"/>
+            <w:r>
+              <w:t>第一轮伪标签数据</w:t>
+            </w:r>
+            <w:proofErr w:type="spellEnd"/>
           </w:p>
         </w:tc>
         <w:tc>
@@ -14650,9 +15964,19 @@
               <w:ind w:firstLineChars="0" w:firstLine="0"/>
               <w:jc w:val="center"/>
             </w:pPr>
-            <w:r>
-              <w:t>有标签训练集 + 第二轮伪标签数据</w:t>
-            </w:r>
+            <w:proofErr w:type="spellStart"/>
+            <w:r>
+              <w:t>有标签训练集</w:t>
+            </w:r>
+            <w:proofErr w:type="spellEnd"/>
+            <w:r>
+              <w:t xml:space="preserve"> + </w:t>
+            </w:r>
+            <w:proofErr w:type="spellStart"/>
+            <w:r>
+              <w:t>第二轮伪标签数据</w:t>
+            </w:r>
+            <w:proofErr w:type="spellEnd"/>
           </w:p>
         </w:tc>
         <w:tc>
@@ -14745,8 +16069,13 @@
         <w:t>71.85%</w:t>
       </w:r>
       <w:r>
-        <w:t>，宏平均</w:t>
-      </w:r>
+        <w:t>，</w:t>
+      </w:r>
+      <w:proofErr w:type="gramStart"/>
+      <w:r>
+        <w:t>宏平均</w:t>
+      </w:r>
+      <w:proofErr w:type="gramEnd"/>
       <w:r>
         <w:t>F1</w:t>
       </w:r>
@@ -14786,8 +16115,13 @@
         <w:t>90.82%</w:t>
       </w:r>
       <w:r>
-        <w:t>，宏平均</w:t>
-      </w:r>
+        <w:t>，</w:t>
+      </w:r>
+      <w:proofErr w:type="gramStart"/>
+      <w:r>
+        <w:t>宏平均</w:t>
+      </w:r>
+      <w:proofErr w:type="gramEnd"/>
       <w:r>
         <w:t>F1</w:t>
       </w:r>
@@ -14804,7 +16138,15 @@
         <w:t>87.56%</w:t>
       </w:r>
       <w:r>
-        <w:t>。这说明在基础监督模型已经具备一定判别能力的前提下，引入高置信度伪标签样本能够有效补充训练信息，使模型学习到更加充分的表情特征。</w:t>
+        <w:t>。这说明在基础监督模型已经具备一定判别能力的前提下，引入高</w:t>
+      </w:r>
+      <w:proofErr w:type="gramStart"/>
+      <w:r>
+        <w:t>置信度伪标签</w:t>
+      </w:r>
+      <w:proofErr w:type="gramEnd"/>
+      <w:r>
+        <w:t>样本能够有效补充训练信息，使模型学习到更加充分的表情特征。</w:t>
       </w:r>
     </w:p>
     <w:p>
@@ -14827,8 +16169,13 @@
         <w:t>90.77%</w:t>
       </w:r>
       <w:r>
-        <w:t>，宏平均</w:t>
-      </w:r>
+        <w:t>，</w:t>
+      </w:r>
+      <w:proofErr w:type="gramStart"/>
+      <w:r>
+        <w:t>宏平均</w:t>
+      </w:r>
+      <w:proofErr w:type="gramEnd"/>
       <w:r>
         <w:t>F1</w:t>
       </w:r>
@@ -15046,9 +16393,11 @@
               <w:ind w:firstLineChars="0" w:firstLine="0"/>
               <w:jc w:val="center"/>
             </w:pPr>
+            <w:proofErr w:type="spellStart"/>
             <w:r>
               <w:t>验证集</w:t>
             </w:r>
+            <w:proofErr w:type="spellEnd"/>
           </w:p>
         </w:tc>
         <w:tc>
@@ -15108,9 +16457,11 @@
               <w:ind w:firstLineChars="0" w:firstLine="0"/>
               <w:jc w:val="center"/>
             </w:pPr>
+            <w:proofErr w:type="spellStart"/>
             <w:r>
               <w:t>测试集</w:t>
             </w:r>
+            <w:proofErr w:type="spellEnd"/>
           </w:p>
         </w:tc>
         <w:tc>
@@ -15183,8 +16534,13 @@
         <w:t>90.55%</w:t>
       </w:r>
       <w:r>
-        <w:t>，宏平均</w:t>
-      </w:r>
+        <w:t>，</w:t>
+      </w:r>
+      <w:proofErr w:type="gramStart"/>
+      <w:r>
+        <w:t>宏平均</w:t>
+      </w:r>
+      <w:proofErr w:type="gramEnd"/>
       <w:r>
         <w:t>F1</w:t>
       </w:r>
@@ -15201,8 +16557,13 @@
         <w:t>90.77%</w:t>
       </w:r>
       <w:r>
-        <w:t>，宏平均</w:t>
-      </w:r>
+        <w:t>，</w:t>
+      </w:r>
+      <w:proofErr w:type="gramStart"/>
+      <w:r>
+        <w:t>宏平均</w:t>
+      </w:r>
+      <w:proofErr w:type="gramEnd"/>
       <w:r>
         <w:t>F1</w:t>
       </w:r>
@@ -15213,7 +16574,23 @@
         <w:t>87.43%</w:t>
       </w:r>
       <w:r>
-        <w:t>。测试集结果略高于验证集，但二者差异很小，说明模型在当前数据划分下没有出现明显过拟合，具备较稳定的泛化表现。</w:t>
+        <w:t>。测试</w:t>
+      </w:r>
+      <w:proofErr w:type="gramStart"/>
+      <w:r>
+        <w:t>集结果</w:t>
+      </w:r>
+      <w:proofErr w:type="gramEnd"/>
+      <w:r>
+        <w:t>略高于验证集，但二者差异很小，说明模型在当前数据划分下没有出现</w:t>
+      </w:r>
+      <w:proofErr w:type="gramStart"/>
+      <w:r>
+        <w:t>明显过</w:t>
+      </w:r>
+      <w:proofErr w:type="gramEnd"/>
+      <w:r>
+        <w:t>拟合，具备较稳定的泛化表现。</w:t>
       </w:r>
     </w:p>
     <w:p>
@@ -15227,8 +16604,13 @@
         <w:t>90%</w:t>
       </w:r>
       <w:r>
-        <w:t>说明模型能够较好地完成整体七类表情分类任务；宏平均</w:t>
-      </w:r>
+        <w:t>说明模型能够较好地完成整体七类表情分类任务；</w:t>
+      </w:r>
+      <w:proofErr w:type="gramStart"/>
+      <w:r>
+        <w:t>宏平均</w:t>
+      </w:r>
+      <w:proofErr w:type="gramEnd"/>
       <w:r>
         <w:t>F1</w:t>
       </w:r>
@@ -15239,16 +16621,45 @@
         <w:t>87%</w:t>
       </w:r>
       <w:r>
-        <w:t>左右，说明模型并不是单纯依靠高频类别获得较高准确率，而是在各类别上也保持了较均衡的识别能力。考虑到本文最终目标是将模型部署到树莓派端进行实时识别，该模型在准确率、类别均衡表现和轻量化结构之间取得了较好的平衡，能够作为后续端侧系统部署的分类模型基础。</w:t>
-      </w:r>
-    </w:p>
-    <w:p>
-      <w:pPr>
-        <w:ind w:firstLine="480"/>
-      </w:pPr>
-      <w:r>
-        <w:t>需要注意的是，本文的模型训练目标并不是在公开数据集上追求最高指标，而是获得适合端侧部署的稳定分类模型。因此，在最终模型选择时，除了关注测试集准确率外，还需要结合宏平均</w:t>
-      </w:r>
+        <w:t>左右，说明模型并不是单纯依靠高频类别获得较高准确率，而是在各类别上也保持了较均衡的识别能力。考虑到本文最终目标是将模型部署到</w:t>
+      </w:r>
+      <w:proofErr w:type="gramStart"/>
+      <w:r>
+        <w:t>树莓派端进行</w:t>
+      </w:r>
+      <w:proofErr w:type="gramEnd"/>
+      <w:r>
+        <w:t>实时识别，该模型在准确率、类别均衡表现和轻量化结构之间取得了较好的平衡，能够作为后续</w:t>
+      </w:r>
+      <w:proofErr w:type="gramStart"/>
+      <w:r>
+        <w:t>端侧系统</w:t>
+      </w:r>
+      <w:proofErr w:type="gramEnd"/>
+      <w:r>
+        <w:t>部署的分类模型基础。</w:t>
+      </w:r>
+    </w:p>
+    <w:p>
+      <w:pPr>
+        <w:ind w:firstLine="480"/>
+      </w:pPr>
+      <w:r>
+        <w:t>需要注意的是，本文的模型训练目标并不是在公开数据集上追求最高指标，而是获得适合</w:t>
+      </w:r>
+      <w:proofErr w:type="gramStart"/>
+      <w:r>
+        <w:t>端侧部署</w:t>
+      </w:r>
+      <w:proofErr w:type="gramEnd"/>
+      <w:r>
+        <w:t>的稳定分类模型。因此，在最终模型选择时，除了关注测试集准确率外，还需要结合</w:t>
+      </w:r>
+      <w:proofErr w:type="gramStart"/>
+      <w:r>
+        <w:t>宏平均</w:t>
+      </w:r>
+      <w:proofErr w:type="gramEnd"/>
       <w:r>
         <w:t>F1</w:t>
       </w:r>
@@ -15584,9 +16995,11 @@
               <w:ind w:firstLineChars="0" w:firstLine="0"/>
               <w:jc w:val="center"/>
             </w:pPr>
+            <w:proofErr w:type="spellStart"/>
             <w:r>
               <w:t>愤怒</w:t>
             </w:r>
+            <w:proofErr w:type="spellEnd"/>
           </w:p>
         </w:tc>
         <w:tc>
@@ -15661,9 +17074,11 @@
               <w:ind w:firstLineChars="0" w:firstLine="0"/>
               <w:jc w:val="center"/>
             </w:pPr>
+            <w:proofErr w:type="spellStart"/>
             <w:r>
               <w:t>厌恶</w:t>
             </w:r>
+            <w:proofErr w:type="spellEnd"/>
           </w:p>
         </w:tc>
         <w:tc>
@@ -15738,9 +17153,11 @@
               <w:ind w:firstLineChars="0" w:firstLine="0"/>
               <w:jc w:val="center"/>
             </w:pPr>
+            <w:proofErr w:type="spellStart"/>
             <w:r>
               <w:t>恐惧</w:t>
             </w:r>
+            <w:proofErr w:type="spellEnd"/>
           </w:p>
         </w:tc>
         <w:tc>
@@ -15815,9 +17232,11 @@
               <w:ind w:firstLineChars="0" w:firstLine="0"/>
               <w:jc w:val="center"/>
             </w:pPr>
+            <w:proofErr w:type="spellStart"/>
             <w:r>
               <w:t>高兴</w:t>
             </w:r>
+            <w:proofErr w:type="spellEnd"/>
           </w:p>
         </w:tc>
         <w:tc>
@@ -15892,9 +17311,11 @@
               <w:ind w:firstLineChars="0" w:firstLine="0"/>
               <w:jc w:val="center"/>
             </w:pPr>
+            <w:proofErr w:type="spellStart"/>
             <w:r>
               <w:t>悲伤</w:t>
             </w:r>
+            <w:proofErr w:type="spellEnd"/>
           </w:p>
         </w:tc>
         <w:tc>
@@ -15969,9 +17390,11 @@
               <w:ind w:firstLineChars="0" w:firstLine="0"/>
               <w:jc w:val="center"/>
             </w:pPr>
+            <w:proofErr w:type="spellStart"/>
             <w:r>
               <w:t>惊讶</w:t>
             </w:r>
+            <w:proofErr w:type="spellEnd"/>
           </w:p>
         </w:tc>
         <w:tc>
@@ -16046,9 +17469,11 @@
               <w:ind w:firstLineChars="0" w:firstLine="0"/>
               <w:jc w:val="center"/>
             </w:pPr>
+            <w:proofErr w:type="spellStart"/>
             <w:r>
               <w:t>中性</w:t>
             </w:r>
+            <w:proofErr w:type="spellEnd"/>
           </w:p>
         </w:tc>
         <w:tc>
@@ -16334,15 +17759,33 @@
       <w:r>
         <w:t>Stage 3</w:t>
       </w:r>
-      <w:r>
-        <w:t>三个阶段的训练结果进行了对比。结果表明，仅使用有标签数据进行基础监督训练时，模型能够完成初步分类任务，但整体性能有限；在</w:t>
+      <w:proofErr w:type="gramStart"/>
+      <w:r>
+        <w:t>三个</w:t>
+      </w:r>
+      <w:proofErr w:type="gramEnd"/>
+      <w:r>
+        <w:t>阶段的训练结果进行了对比。结果表明，仅使用有标签数据进行基础监督训练时，模型能够完成初步分类任务，但整体性能有限；在</w:t>
       </w:r>
       <w:r>
         <w:t>Stage 2</w:t>
       </w:r>
       <w:r>
-        <w:t>中引入高置信度伪标签后，模型准确率和宏平均</w:t>
-      </w:r>
+        <w:t>中引入高</w:t>
+      </w:r>
+      <w:proofErr w:type="gramStart"/>
+      <w:r>
+        <w:t>置信度伪标签</w:t>
+      </w:r>
+      <w:proofErr w:type="gramEnd"/>
+      <w:r>
+        <w:t>后，模型准确率和</w:t>
+      </w:r>
+      <w:proofErr w:type="gramStart"/>
+      <w:r>
+        <w:t>宏平均</w:t>
+      </w:r>
+      <w:proofErr w:type="gramEnd"/>
       <w:r>
         <w:t>F1</w:t>
       </w:r>
@@ -16379,8 +17822,13 @@
         <w:t>90.55%</w:t>
       </w:r>
       <w:r>
-        <w:t>，宏平均</w:t>
-      </w:r>
+        <w:t>，</w:t>
+      </w:r>
+      <w:proofErr w:type="gramStart"/>
+      <w:r>
+        <w:t>宏平均</w:t>
+      </w:r>
+      <w:proofErr w:type="gramEnd"/>
       <w:r>
         <w:t>F1</w:t>
       </w:r>
@@ -16397,8 +17845,13 @@
         <w:t>90.77%</w:t>
       </w:r>
       <w:r>
-        <w:t>，宏平均</w:t>
-      </w:r>
+        <w:t>，</w:t>
+      </w:r>
+      <w:proofErr w:type="gramStart"/>
+      <w:r>
+        <w:t>宏平均</w:t>
+      </w:r>
+      <w:proofErr w:type="gramEnd"/>
       <w:r>
         <w:t>F1</w:t>
       </w:r>
@@ -16409,15 +17862,39 @@
         <w:t>87.43%</w:t>
       </w:r>
       <w:r>
-        <w:t>。验证集和测试集结果差异较小，说明模型具备较稳定的分类能力。</w:t>
-      </w:r>
-    </w:p>
-    <w:p>
-      <w:pPr>
-        <w:ind w:firstLine="480"/>
-      </w:pPr>
-      <w:r>
-        <w:t>最后，通过测试集混淆矩阵和各类别指标分析可以看出，模型对高兴、中性和惊讶等类别识别效果较好，但对恐惧、悲伤和厌恶等类别仍存在一定混淆。总体而言，最终表情分类模型已经能够满足后续树莓派端部署和实时识别系统测试的基本要求。下一章将在本章训练结果基础上，进一步介绍模型转换、树莓派端部署和系统运行测试过程。</w:t>
+        <w:t>。验证集和测试</w:t>
+      </w:r>
+      <w:proofErr w:type="gramStart"/>
+      <w:r>
+        <w:t>集结果</w:t>
+      </w:r>
+      <w:proofErr w:type="gramEnd"/>
+      <w:r>
+        <w:t>差异较小，说明模型具备较稳定的分类能力。</w:t>
+      </w:r>
+    </w:p>
+    <w:p>
+      <w:pPr>
+        <w:ind w:firstLine="480"/>
+      </w:pPr>
+      <w:r>
+        <w:t>最后，通过测试集混淆矩阵和各类别指标分析可以看出，模型对高兴、中性和惊讶等类别识别效果较好，但对恐惧、悲伤和厌恶等类别仍存在一定混淆。总体而言，最终表情分类模型已经能够满足后续树莓</w:t>
+      </w:r>
+      <w:proofErr w:type="gramStart"/>
+      <w:r>
+        <w:t>派端部署</w:t>
+      </w:r>
+      <w:proofErr w:type="gramEnd"/>
+      <w:r>
+        <w:t>和实时识别系统测试的基本要求。下一章将在本章训练结果基础上，进一步介绍模型转换、树莓</w:t>
+      </w:r>
+      <w:proofErr w:type="gramStart"/>
+      <w:r>
+        <w:t>派端部署</w:t>
+      </w:r>
+      <w:proofErr w:type="gramEnd"/>
+      <w:r>
+        <w:t>和系统运行测试过程。</w:t>
       </w:r>
     </w:p>
     <w:p>
@@ -16467,7 +17944,21 @@
         <w:rPr>
           <w:rFonts w:hint="eastAsia"/>
         </w:rPr>
-        <w:t>前几章已经完成了端侧人脸表情识别系统的需求分析、模型构建和训练优化。第</w:t>
+        <w:t>前几章已经完成</w:t>
+      </w:r>
+      <w:proofErr w:type="gramStart"/>
+      <w:r>
+        <w:rPr>
+          <w:rFonts w:hint="eastAsia"/>
+        </w:rPr>
+        <w:t>了端侧人脸</w:t>
+      </w:r>
+      <w:proofErr w:type="gramEnd"/>
+      <w:r>
+        <w:rPr>
+          <w:rFonts w:hint="eastAsia"/>
+        </w:rPr>
+        <w:t>表情识别系统的需求分析、模型构建和训练优化。第</w:t>
       </w:r>
       <w:r>
         <w:rPr>
@@ -16491,7 +17982,21 @@
         <w:rPr>
           <w:rFonts w:hint="eastAsia"/>
         </w:rPr>
-        <w:t>模型在测试集上取得了较稳定的识别效果，因此本章进一步围绕模型转换、树莓派端部署和实际运行测试展开说明。</w:t>
+        <w:t>模型在测试集上取得了较稳定的识别效果，因此本章进一步围绕模型转换、树莓</w:t>
+      </w:r>
+      <w:proofErr w:type="gramStart"/>
+      <w:r>
+        <w:rPr>
+          <w:rFonts w:hint="eastAsia"/>
+        </w:rPr>
+        <w:t>派端部署</w:t>
+      </w:r>
+      <w:proofErr w:type="gramEnd"/>
+      <w:r>
+        <w:rPr>
+          <w:rFonts w:hint="eastAsia"/>
+        </w:rPr>
+        <w:t>和实际运行测试展开说明。</w:t>
       </w:r>
     </w:p>
     <w:p>
@@ -16540,12 +18045,14 @@
         </w:rPr>
         <w:t>检测人脸区域和关键点，然后根据检测框裁剪人脸图像，将其输入</w:t>
       </w:r>
+      <w:proofErr w:type="spellStart"/>
       <w:r>
         <w:rPr>
           <w:rFonts w:hint="eastAsia"/>
         </w:rPr>
         <w:t>TFLite</w:t>
       </w:r>
+      <w:proofErr w:type="spellEnd"/>
       <w:r>
         <w:rPr>
           <w:rFonts w:hint="eastAsia"/>
@@ -16581,11 +18088,61 @@
         </w:rPr>
         <w:t>PC</w:t>
       </w:r>
-      <w:r>
-        <w:rPr>
-          <w:rFonts w:hint="eastAsia"/>
-        </w:rPr>
-        <w:t>端主要承担模型训练、模型导出和格式转换任务；树莓派端主要承担视频采集、人脸检测、表情分类、结果显示和图像保存任务。通过这种方式，本文完成了从模型训练、模型转换到树莓派端运行验证的完整闭环。本章重点通过模型导出文件、端侧推理参数和实际运行截图说明系统实现过程。</w:t>
+      <w:proofErr w:type="gramStart"/>
+      <w:r>
+        <w:rPr>
+          <w:rFonts w:hint="eastAsia"/>
+        </w:rPr>
+        <w:t>端主要</w:t>
+      </w:r>
+      <w:proofErr w:type="gramEnd"/>
+      <w:r>
+        <w:rPr>
+          <w:rFonts w:hint="eastAsia"/>
+        </w:rPr>
+        <w:t>承担模型训练、模型导出和格式转换任务；树莓</w:t>
+      </w:r>
+      <w:proofErr w:type="gramStart"/>
+      <w:r>
+        <w:rPr>
+          <w:rFonts w:hint="eastAsia"/>
+        </w:rPr>
+        <w:t>派端主要</w:t>
+      </w:r>
+      <w:proofErr w:type="gramEnd"/>
+      <w:r>
+        <w:rPr>
+          <w:rFonts w:hint="eastAsia"/>
+        </w:rPr>
+        <w:t>承担视频采集、人脸检测、表情分类、结果显示和图像保存任务。通过这种方式，本文完成了从模型训练、模型转换到树莓</w:t>
+      </w:r>
+      <w:proofErr w:type="gramStart"/>
+      <w:r>
+        <w:rPr>
+          <w:rFonts w:hint="eastAsia"/>
+        </w:rPr>
+        <w:t>派端运行</w:t>
+      </w:r>
+      <w:proofErr w:type="gramEnd"/>
+      <w:r>
+        <w:rPr>
+          <w:rFonts w:hint="eastAsia"/>
+        </w:rPr>
+        <w:t>验证的完整闭环。本章重点通过模型导出文件、</w:t>
+      </w:r>
+      <w:proofErr w:type="gramStart"/>
+      <w:r>
+        <w:rPr>
+          <w:rFonts w:hint="eastAsia"/>
+        </w:rPr>
+        <w:t>端侧推理</w:t>
+      </w:r>
+      <w:proofErr w:type="gramEnd"/>
+      <w:r>
+        <w:rPr>
+          <w:rFonts w:hint="eastAsia"/>
+        </w:rPr>
+        <w:t>参数和实际运行截图说明系统实现过程。</w:t>
       </w:r>
     </w:p>
     <w:p>
@@ -16625,18 +18182,46 @@
       <w:r>
         <w:t>PC</w:t>
       </w:r>
-      <w:r>
-        <w:t>端训练转换平台和树莓派端部署平台。</w:t>
+      <w:proofErr w:type="gramStart"/>
+      <w:r>
+        <w:t>端训练</w:t>
+      </w:r>
+      <w:proofErr w:type="gramEnd"/>
+      <w:r>
+        <w:t>转换平台和树莓</w:t>
+      </w:r>
+      <w:proofErr w:type="gramStart"/>
+      <w:r>
+        <w:t>派端部署</w:t>
+      </w:r>
+      <w:proofErr w:type="gramEnd"/>
+      <w:r>
+        <w:t>平台。</w:t>
       </w:r>
       <w:r>
         <w:t>PC</w:t>
       </w:r>
-      <w:r>
-        <w:t>端用于数据处理、模型训练、模型评估和模型格式转换；树莓派端用于部署</w:t>
-      </w:r>
+      <w:proofErr w:type="gramStart"/>
+      <w:r>
+        <w:t>端用于</w:t>
+      </w:r>
+      <w:proofErr w:type="gramEnd"/>
+      <w:r>
+        <w:t>数据处理、模型训练、模型评估和模型格式转换；树莓</w:t>
+      </w:r>
+      <w:proofErr w:type="gramStart"/>
+      <w:r>
+        <w:t>派端用于</w:t>
+      </w:r>
+      <w:proofErr w:type="gramEnd"/>
+      <w:r>
+        <w:t>部署</w:t>
+      </w:r>
+      <w:proofErr w:type="spellStart"/>
       <w:r>
         <w:t>TFLite</w:t>
       </w:r>
+      <w:proofErr w:type="spellEnd"/>
       <w:r>
         <w:t>模型并完成实时识别测试。</w:t>
       </w:r>
@@ -16760,11 +18345,19 @@
             <w:r>
               <w:t>PC</w:t>
             </w:r>
+            <w:proofErr w:type="gramStart"/>
             <w:r>
               <w:rPr>
                 <w:rFonts w:ascii="宋体" w:eastAsia="宋体" w:hAnsi="宋体" w:cs="宋体" w:hint="eastAsia"/>
               </w:rPr>
-              <w:t>端训练与转换平台</w:t>
+              <w:t>端训练</w:t>
+            </w:r>
+            <w:proofErr w:type="gramEnd"/>
+            <w:r>
+              <w:rPr>
+                <w:rFonts w:ascii="宋体" w:eastAsia="宋体" w:hAnsi="宋体" w:cs="宋体" w:hint="eastAsia"/>
+              </w:rPr>
+              <w:t>与转换平台</w:t>
             </w:r>
           </w:p>
         </w:tc>
@@ -16793,7 +18386,15 @@
               <w:ind w:firstLineChars="0" w:firstLine="0"/>
             </w:pPr>
             <w:r>
-              <w:t>Intel Core i7-10870H @ 2.20GHz</w:t>
+              <w:t>Intel Core i7-10870</w:t>
+            </w:r>
+            <w:proofErr w:type="gramStart"/>
+            <w:r>
+              <w:t>H @</w:t>
+            </w:r>
+            <w:proofErr w:type="gramEnd"/>
+            <w:r>
+              <w:t xml:space="preserve"> 2.20GHz</w:t>
             </w:r>
           </w:p>
         </w:tc>
@@ -16810,11 +18411,19 @@
             <w:r>
               <w:t>PC</w:t>
             </w:r>
+            <w:proofErr w:type="gramStart"/>
             <w:r>
               <w:rPr>
                 <w:rFonts w:ascii="宋体" w:eastAsia="宋体" w:hAnsi="宋体" w:cs="宋体" w:hint="eastAsia"/>
               </w:rPr>
-              <w:t>端训练与转换平台</w:t>
+              <w:t>端训练</w:t>
+            </w:r>
+            <w:proofErr w:type="gramEnd"/>
+            <w:r>
+              <w:rPr>
+                <w:rFonts w:ascii="宋体" w:eastAsia="宋体" w:hAnsi="宋体" w:cs="宋体" w:hint="eastAsia"/>
+              </w:rPr>
+              <w:t>与转换平台</w:t>
             </w:r>
           </w:p>
         </w:tc>
@@ -16860,11 +18469,19 @@
             <w:r>
               <w:t>PC</w:t>
             </w:r>
+            <w:proofErr w:type="gramStart"/>
             <w:r>
               <w:rPr>
                 <w:rFonts w:ascii="宋体" w:eastAsia="宋体" w:hAnsi="宋体" w:cs="宋体" w:hint="eastAsia"/>
               </w:rPr>
-              <w:t>端训练与转换平台</w:t>
+              <w:t>端训练</w:t>
+            </w:r>
+            <w:proofErr w:type="gramEnd"/>
+            <w:r>
+              <w:rPr>
+                <w:rFonts w:ascii="宋体" w:eastAsia="宋体" w:hAnsi="宋体" w:cs="宋体" w:hint="eastAsia"/>
+              </w:rPr>
+              <w:t>与转换平台</w:t>
             </w:r>
           </w:p>
         </w:tc>
@@ -16904,11 +18521,19 @@
             <w:pPr>
               <w:ind w:firstLineChars="0" w:firstLine="0"/>
             </w:pPr>
+            <w:proofErr w:type="gramStart"/>
             <w:r>
               <w:rPr>
                 <w:rFonts w:ascii="宋体" w:eastAsia="宋体" w:hAnsi="宋体" w:cs="宋体" w:hint="eastAsia"/>
               </w:rPr>
-              <w:t>端侧部署平台</w:t>
+              <w:t>端侧部署</w:t>
+            </w:r>
+            <w:proofErr w:type="gramEnd"/>
+            <w:r>
+              <w:rPr>
+                <w:rFonts w:ascii="宋体" w:eastAsia="宋体" w:hAnsi="宋体" w:cs="宋体" w:hint="eastAsia"/>
+              </w:rPr>
+              <w:t>平台</w:t>
             </w:r>
           </w:p>
         </w:tc>
@@ -16951,11 +18576,19 @@
             <w:pPr>
               <w:ind w:firstLineChars="0" w:firstLine="0"/>
             </w:pPr>
+            <w:proofErr w:type="gramStart"/>
             <w:r>
               <w:rPr>
                 <w:rFonts w:ascii="宋体" w:eastAsia="宋体" w:hAnsi="宋体" w:cs="宋体" w:hint="eastAsia"/>
               </w:rPr>
-              <w:t>端侧部署平台</w:t>
+              <w:t>端侧部署</w:t>
+            </w:r>
+            <w:proofErr w:type="gramEnd"/>
+            <w:r>
+              <w:rPr>
+                <w:rFonts w:ascii="宋体" w:eastAsia="宋体" w:hAnsi="宋体" w:cs="宋体" w:hint="eastAsia"/>
+              </w:rPr>
+              <w:t>平台</w:t>
             </w:r>
           </w:p>
         </w:tc>
@@ -17054,7 +18687,31 @@
         <w:t>5</w:t>
       </w:r>
       <w:r>
-        <w:t>则作为最终部署平台，用于验证模型在端侧环境下的实际运行效果。由于树莓派平台算力和内存资源有限，部署阶段需要控制模型大小、推理频率和单帧处理负载。</w:t>
+        <w:t>则作为最终部署平台，用于验证模型在</w:t>
+      </w:r>
+      <w:proofErr w:type="gramStart"/>
+      <w:r>
+        <w:t>端侧环境</w:t>
+      </w:r>
+      <w:proofErr w:type="gramEnd"/>
+      <w:r>
+        <w:t>下的实际运行效果。由于树莓派</w:t>
+      </w:r>
+      <w:proofErr w:type="gramStart"/>
+      <w:r>
+        <w:t>平台算力和</w:t>
+      </w:r>
+      <w:proofErr w:type="gramEnd"/>
+      <w:r>
+        <w:t>内存资源有限，部署阶段需要控制模型大小、推理频率和单</w:t>
+      </w:r>
+      <w:proofErr w:type="gramStart"/>
+      <w:r>
+        <w:t>帧处理</w:t>
+      </w:r>
+      <w:proofErr w:type="gramEnd"/>
+      <w:r>
+        <w:t>负载。</w:t>
       </w:r>
     </w:p>
     <w:p>
@@ -17077,9 +18734,11 @@
       <w:r>
         <w:t>本文模型训练阶段主要使用</w:t>
       </w:r>
+      <w:proofErr w:type="spellStart"/>
       <w:r>
         <w:t>PyTorch</w:t>
       </w:r>
+      <w:proofErr w:type="spellEnd"/>
       <w:r>
         <w:t>完成</w:t>
       </w:r>
@@ -17095,15 +18754,19 @@
       <w:r>
         <w:t>、</w:t>
       </w:r>
+      <w:proofErr w:type="spellStart"/>
       <w:r>
         <w:t>onnxruntime</w:t>
       </w:r>
+      <w:proofErr w:type="spellEnd"/>
       <w:r>
         <w:t>、</w:t>
       </w:r>
+      <w:proofErr w:type="spellStart"/>
       <w:r>
         <w:t>onnxsim</w:t>
       </w:r>
+      <w:proofErr w:type="spellEnd"/>
       <w:r>
         <w:t>、</w:t>
       </w:r>
@@ -17117,8 +18780,13 @@
         <w:t>TensorFlow Lite</w:t>
       </w:r>
       <w:r>
-        <w:t>等工具；树莓派端使用</w:t>
-      </w:r>
+        <w:t>等工具；</w:t>
+      </w:r>
+      <w:proofErr w:type="gramStart"/>
+      <w:r>
+        <w:t>树莓派端使用</w:t>
+      </w:r>
+      <w:proofErr w:type="gramEnd"/>
       <w:r>
         <w:t>OpenCV</w:t>
       </w:r>
@@ -17131,9 +18799,11 @@
       <w:r>
         <w:t>和</w:t>
       </w:r>
+      <w:proofErr w:type="spellStart"/>
       <w:r>
         <w:t>TFLite</w:t>
       </w:r>
+      <w:proofErr w:type="spellEnd"/>
       <w:r>
         <w:t>运行时完成实时推理。模型导出脚本中设置最终导出模型类别数为</w:t>
       </w:r>
@@ -17283,7 +18953,21 @@
               <w:rPr>
                 <w:rFonts w:ascii="宋体" w:eastAsia="宋体" w:hAnsi="宋体" w:cs="宋体" w:hint="eastAsia"/>
               </w:rPr>
-              <w:t>训练、模型转换和树莓派端推理程序运行环境</w:t>
+              <w:t>训练、模型转换和</w:t>
+            </w:r>
+            <w:proofErr w:type="gramStart"/>
+            <w:r>
+              <w:rPr>
+                <w:rFonts w:ascii="宋体" w:eastAsia="宋体" w:hAnsi="宋体" w:cs="宋体" w:hint="eastAsia"/>
+              </w:rPr>
+              <w:t>树莓派端推理</w:t>
+            </w:r>
+            <w:proofErr w:type="gramEnd"/>
+            <w:r>
+              <w:rPr>
+                <w:rFonts w:ascii="宋体" w:eastAsia="宋体" w:hAnsi="宋体" w:cs="宋体" w:hint="eastAsia"/>
+              </w:rPr>
+              <w:t>程序运行环境</w:t>
             </w:r>
           </w:p>
         </w:tc>
@@ -17297,9 +18981,11 @@
             <w:pPr>
               <w:ind w:firstLineChars="0" w:firstLine="0"/>
             </w:pPr>
+            <w:proofErr w:type="spellStart"/>
             <w:r>
               <w:t>PyTorch</w:t>
             </w:r>
+            <w:proofErr w:type="spellEnd"/>
           </w:p>
         </w:tc>
         <w:tc>
@@ -17356,9 +19042,11 @@
               </w:rPr>
               <w:t>作为</w:t>
             </w:r>
+            <w:proofErr w:type="spellStart"/>
             <w:r>
               <w:t>PyTorch</w:t>
             </w:r>
+            <w:proofErr w:type="spellEnd"/>
             <w:r>
               <w:rPr>
                 <w:rFonts w:ascii="宋体" w:eastAsia="宋体" w:hAnsi="宋体" w:cs="宋体" w:hint="eastAsia"/>
@@ -17377,9 +19065,11 @@
             <w:pPr>
               <w:ind w:firstLineChars="0" w:firstLine="0"/>
             </w:pPr>
+            <w:proofErr w:type="spellStart"/>
             <w:r>
               <w:t>onnxsim</w:t>
             </w:r>
+            <w:proofErr w:type="spellEnd"/>
           </w:p>
         </w:tc>
         <w:tc>
@@ -17417,9 +19107,11 @@
             <w:pPr>
               <w:ind w:firstLineChars="0" w:firstLine="0"/>
             </w:pPr>
+            <w:proofErr w:type="spellStart"/>
             <w:r>
               <w:t>onnxruntime</w:t>
             </w:r>
+            <w:proofErr w:type="spellEnd"/>
           </w:p>
         </w:tc>
         <w:tc>
@@ -17486,8 +19178,13 @@
               <w:t>模型转换为</w:t>
             </w:r>
             <w:r>
-              <w:t>TensorFlow SavedModel</w:t>
-            </w:r>
+              <w:t xml:space="preserve">TensorFlow </w:t>
+            </w:r>
+            <w:proofErr w:type="spellStart"/>
+            <w:r>
+              <w:t>SavedModel</w:t>
+            </w:r>
+            <w:proofErr w:type="spellEnd"/>
           </w:p>
         </w:tc>
       </w:tr>
@@ -17501,7 +19198,15 @@
               <w:ind w:firstLineChars="0" w:firstLine="0"/>
             </w:pPr>
             <w:r>
-              <w:t>TensorFlow Lite / tflite-runtime</w:t>
+              <w:t xml:space="preserve">TensorFlow Lite / </w:t>
+            </w:r>
+            <w:proofErr w:type="spellStart"/>
+            <w:r>
+              <w:t>tflite</w:t>
+            </w:r>
+            <w:proofErr w:type="spellEnd"/>
+            <w:r>
+              <w:t>-runtime</w:t>
             </w:r>
           </w:p>
         </w:tc>
@@ -17517,11 +19222,21 @@
               <w:rPr>
                 <w:rFonts w:ascii="宋体" w:eastAsia="宋体" w:hAnsi="宋体" w:cs="宋体" w:hint="eastAsia"/>
               </w:rPr>
-              <w:t>在树莓派端执行</w:t>
-            </w:r>
+              <w:t>在树莓</w:t>
+            </w:r>
+            <w:proofErr w:type="gramStart"/>
+            <w:r>
+              <w:rPr>
+                <w:rFonts w:ascii="宋体" w:eastAsia="宋体" w:hAnsi="宋体" w:cs="宋体" w:hint="eastAsia"/>
+              </w:rPr>
+              <w:t>派端执行</w:t>
+            </w:r>
+            <w:proofErr w:type="spellStart"/>
+            <w:proofErr w:type="gramEnd"/>
             <w:r>
               <w:t>TFLite</w:t>
             </w:r>
+            <w:proofErr w:type="spellEnd"/>
             <w:r>
               <w:rPr>
                 <w:rFonts w:ascii="宋体" w:eastAsia="宋体" w:hAnsi="宋体" w:cs="宋体" w:hint="eastAsia"/>
@@ -17591,9 +19306,14 @@
       <w:bookmarkStart w:id="50" w:name="_Toc229212171"/>
       <w:r>
         <w:lastRenderedPageBreak/>
-        <w:t>5.3 模型导出与端侧部署</w:t>
+        <w:t>5.3 模型导出</w:t>
+      </w:r>
+      <w:proofErr w:type="gramStart"/>
+      <w:r>
+        <w:t>与端侧部署</w:t>
       </w:r>
       <w:bookmarkEnd w:id="50"/>
+      <w:proofErr w:type="gramEnd"/>
     </w:p>
     <w:p>
       <w:pPr>
@@ -17627,15 +19347,35 @@
       <w:r>
         <w:t>模型作为最终部署模型。该模型最初以</w:t>
       </w:r>
+      <w:proofErr w:type="spellStart"/>
       <w:r>
         <w:t>PyTorch</w:t>
       </w:r>
-      <w:r>
-        <w:t>权重文件形式保存，不能直接在树莓派端高效运行，因此需要将其转换为适合端侧部署的</w:t>
-      </w:r>
+      <w:proofErr w:type="spellEnd"/>
+      <w:r>
+        <w:t>权重文件形式保存，不能直接在</w:t>
+      </w:r>
+      <w:proofErr w:type="gramStart"/>
+      <w:r>
+        <w:t>树莓派端高效</w:t>
+      </w:r>
+      <w:proofErr w:type="gramEnd"/>
+      <w:r>
+        <w:t>运行，因此需要将其转换为适合</w:t>
+      </w:r>
+      <w:proofErr w:type="gramStart"/>
+      <w:r>
+        <w:t>端侧部署</w:t>
+      </w:r>
+      <w:proofErr w:type="gramEnd"/>
+      <w:r>
+        <w:t>的</w:t>
+      </w:r>
+      <w:proofErr w:type="spellStart"/>
       <w:r>
         <w:t>TFLite</w:t>
       </w:r>
+      <w:proofErr w:type="spellEnd"/>
       <w:r>
         <w:t>模型。</w:t>
       </w:r>
@@ -17665,9 +19405,11 @@
       <w:r>
         <w:t>模型。其次，将</w:t>
       </w:r>
+      <w:proofErr w:type="spellStart"/>
       <w:r>
         <w:t>PyTorch</w:t>
       </w:r>
+      <w:proofErr w:type="spellEnd"/>
       <w:r>
         <w:t>模型导出为</w:t>
       </w:r>
@@ -17696,8 +19438,13 @@
         <w:t>模型转换为</w:t>
       </w:r>
       <w:r>
-        <w:t>TensorFlow SavedModel</w:t>
-      </w:r>
+        <w:t xml:space="preserve">TensorFlow </w:t>
+      </w:r>
+      <w:proofErr w:type="spellStart"/>
+      <w:r>
+        <w:t>SavedModel</w:t>
+      </w:r>
+      <w:proofErr w:type="spellEnd"/>
       <w:r>
         <w:t>格式。最后，使用</w:t>
       </w:r>
@@ -17707,9 +19454,11 @@
       <w:r>
         <w:t>转换器生成</w:t>
       </w:r>
+      <w:proofErr w:type="spellStart"/>
       <w:r>
         <w:t>TFLite</w:t>
       </w:r>
+      <w:proofErr w:type="spellEnd"/>
       <w:r>
         <w:t>模型。导出脚本中量化方式设置为</w:t>
       </w:r>
@@ -17860,12 +19609,16 @@
             <w:pPr>
               <w:ind w:firstLineChars="0" w:firstLine="0"/>
             </w:pPr>
+            <w:proofErr w:type="spellStart"/>
+            <w:proofErr w:type="gramStart"/>
             <w:r>
               <w:rPr>
                 <w:rStyle w:val="HTML0"/>
               </w:rPr>
               <w:t>model.onnx</w:t>
             </w:r>
+            <w:proofErr w:type="spellEnd"/>
+            <w:proofErr w:type="gramEnd"/>
           </w:p>
         </w:tc>
         <w:tc>
@@ -17908,9 +19661,11 @@
             <w:pPr>
               <w:ind w:firstLineChars="0" w:firstLine="0"/>
             </w:pPr>
+            <w:proofErr w:type="spellStart"/>
             <w:r>
               <w:t>PyTorch</w:t>
             </w:r>
+            <w:proofErr w:type="spellEnd"/>
             <w:r>
               <w:rPr>
                 <w:rFonts w:ascii="宋体" w:eastAsia="宋体" w:hAnsi="宋体" w:cs="宋体" w:hint="eastAsia"/>
@@ -17938,12 +19693,22 @@
             <w:pPr>
               <w:ind w:firstLineChars="0" w:firstLine="0"/>
             </w:pPr>
+            <w:proofErr w:type="spellStart"/>
             <w:r>
               <w:rPr>
                 <w:rStyle w:val="HTML0"/>
               </w:rPr>
-              <w:t>model_simplified.onnx</w:t>
-            </w:r>
+              <w:t>model_</w:t>
+            </w:r>
+            <w:proofErr w:type="gramStart"/>
+            <w:r>
+              <w:rPr>
+                <w:rStyle w:val="HTML0"/>
+              </w:rPr>
+              <w:t>simplified.onnx</w:t>
+            </w:r>
+            <w:proofErr w:type="spellEnd"/>
+            <w:proofErr w:type="gramEnd"/>
           </w:p>
         </w:tc>
         <w:tc>
@@ -18013,12 +19778,14 @@
             <w:pPr>
               <w:ind w:firstLineChars="0" w:firstLine="0"/>
             </w:pPr>
+            <w:proofErr w:type="spellStart"/>
             <w:r>
               <w:rPr>
                 <w:rStyle w:val="HTML0"/>
               </w:rPr>
               <w:t>saved_model</w:t>
             </w:r>
+            <w:proofErr w:type="spellEnd"/>
           </w:p>
         </w:tc>
         <w:tc>
@@ -18059,8 +19826,13 @@
               <w:ind w:firstLineChars="0" w:firstLine="0"/>
             </w:pPr>
             <w:r>
-              <w:t>TensorFlow SavedModel</w:t>
-            </w:r>
+              <w:t xml:space="preserve">TensorFlow </w:t>
+            </w:r>
+            <w:proofErr w:type="spellStart"/>
+            <w:r>
+              <w:t>SavedModel</w:t>
+            </w:r>
+            <w:proofErr w:type="spellEnd"/>
             <w:r>
               <w:rPr>
                 <w:rFonts w:ascii="宋体" w:eastAsia="宋体" w:hAnsi="宋体" w:cs="宋体" w:hint="eastAsia"/>
@@ -18079,12 +19851,22 @@
             <w:pPr>
               <w:ind w:firstLineChars="0" w:firstLine="0"/>
             </w:pPr>
+            <w:proofErr w:type="spellStart"/>
             <w:r>
               <w:rPr>
                 <w:rStyle w:val="HTML0"/>
               </w:rPr>
-              <w:t>saved_model.pb</w:t>
-            </w:r>
+              <w:t>saved_</w:t>
+            </w:r>
+            <w:proofErr w:type="gramStart"/>
+            <w:r>
+              <w:rPr>
+                <w:rStyle w:val="HTML0"/>
+              </w:rPr>
+              <w:t>model.pb</w:t>
+            </w:r>
+            <w:proofErr w:type="spellEnd"/>
+            <w:proofErr w:type="gramEnd"/>
           </w:p>
         </w:tc>
         <w:tc>
@@ -18127,9 +19909,11 @@
             <w:pPr>
               <w:ind w:firstLineChars="0" w:firstLine="0"/>
             </w:pPr>
+            <w:proofErr w:type="spellStart"/>
             <w:r>
               <w:t>SavedModel</w:t>
             </w:r>
+            <w:proofErr w:type="spellEnd"/>
             <w:r>
               <w:rPr>
                 <w:rFonts w:ascii="宋体" w:eastAsia="宋体" w:hAnsi="宋体" w:cs="宋体" w:hint="eastAsia"/>
@@ -18164,9 +19948,11 @@
             <w:pPr>
               <w:ind w:firstLineChars="0" w:firstLine="0"/>
             </w:pPr>
+            <w:proofErr w:type="spellStart"/>
             <w:r>
               <w:t>TFLite</w:t>
             </w:r>
+            <w:proofErr w:type="spellEnd"/>
             <w:r>
               <w:rPr>
                 <w:rFonts w:ascii="宋体" w:eastAsia="宋体" w:hAnsi="宋体" w:cs="宋体" w:hint="eastAsia"/>
@@ -18205,9 +19991,11 @@
               </w:rPr>
               <w:t>格式</w:t>
             </w:r>
+            <w:proofErr w:type="spellStart"/>
             <w:r>
               <w:t>TFLite</w:t>
             </w:r>
+            <w:proofErr w:type="spellEnd"/>
             <w:r>
               <w:rPr>
                 <w:rFonts w:ascii="宋体" w:eastAsia="宋体" w:hAnsi="宋体" w:cs="宋体" w:hint="eastAsia"/>
@@ -18242,9 +20030,11 @@
             <w:pPr>
               <w:ind w:firstLineChars="0" w:firstLine="0"/>
             </w:pPr>
+            <w:proofErr w:type="spellStart"/>
             <w:r>
               <w:t>TFLite</w:t>
             </w:r>
+            <w:proofErr w:type="spellEnd"/>
             <w:r>
               <w:rPr>
                 <w:rFonts w:ascii="宋体" w:eastAsia="宋体" w:hAnsi="宋体" w:cs="宋体" w:hint="eastAsia"/>
@@ -18283,9 +20073,11 @@
               </w:rPr>
               <w:t>量化后的</w:t>
             </w:r>
+            <w:proofErr w:type="spellStart"/>
             <w:r>
               <w:t>TFLite</w:t>
             </w:r>
+            <w:proofErr w:type="spellEnd"/>
             <w:r>
               <w:rPr>
                 <w:rFonts w:ascii="宋体" w:eastAsia="宋体" w:hAnsi="宋体" w:cs="宋体" w:hint="eastAsia"/>
@@ -18339,9 +20131,11 @@
       <w:r>
         <w:t>格式</w:t>
       </w:r>
+      <w:proofErr w:type="spellStart"/>
       <w:r>
         <w:t>TFLite</w:t>
       </w:r>
+      <w:proofErr w:type="spellEnd"/>
       <w:r>
         <w:t>模型约为</w:t>
       </w:r>
@@ -18355,7 +20149,23 @@
         <w:t>FP16</w:t>
       </w:r>
       <w:r>
-        <w:t>量化后模型文件体积约减少一半，能够降低树莓派端存储占用，也更适合端侧部署。</w:t>
+        <w:t>量化后模型文件体积约减少一半，能够降低</w:t>
+      </w:r>
+      <w:proofErr w:type="gramStart"/>
+      <w:r>
+        <w:t>树莓派端存储</w:t>
+      </w:r>
+      <w:proofErr w:type="gramEnd"/>
+      <w:r>
+        <w:t>占用，也更</w:t>
+      </w:r>
+      <w:proofErr w:type="gramStart"/>
+      <w:r>
+        <w:t>适合端侧部署</w:t>
+      </w:r>
+      <w:proofErr w:type="gramEnd"/>
+      <w:r>
+        <w:t>。</w:t>
       </w:r>
     </w:p>
     <w:p>
@@ -18378,9 +20188,11 @@
       <w:r>
         <w:t>模型格式转换可能导致输出结果发生偏移，因此在部署前需要进行一致性验证。本文使用转换脚本对</w:t>
       </w:r>
+      <w:proofErr w:type="spellStart"/>
       <w:r>
         <w:t>PyTorch</w:t>
       </w:r>
+      <w:proofErr w:type="spellEnd"/>
       <w:r>
         <w:t>、</w:t>
       </w:r>
@@ -18390,9 +20202,11 @@
       <w:r>
         <w:t>和</w:t>
       </w:r>
+      <w:proofErr w:type="spellStart"/>
       <w:r>
         <w:t>TFLite</w:t>
       </w:r>
+      <w:proofErr w:type="spellEnd"/>
       <w:r>
         <w:t>三种形式的模型输出进行对比，验证样本数量为</w:t>
       </w:r>
@@ -18402,9 +20216,11 @@
       <w:r>
         <w:t>。验证报告显示，</w:t>
       </w:r>
+      <w:proofErr w:type="spellStart"/>
       <w:r>
         <w:t>PyTorch</w:t>
       </w:r>
+      <w:proofErr w:type="spellEnd"/>
       <w:r>
         <w:t>与</w:t>
       </w:r>
@@ -18453,15 +20269,19 @@
       <w:r>
         <w:t>，</w:t>
       </w:r>
+      <w:proofErr w:type="spellStart"/>
       <w:r>
         <w:t>PyTorch</w:t>
       </w:r>
+      <w:proofErr w:type="spellEnd"/>
       <w:r>
         <w:t>与</w:t>
       </w:r>
+      <w:proofErr w:type="spellStart"/>
       <w:r>
         <w:t>TFLite</w:t>
       </w:r>
+      <w:proofErr w:type="spellEnd"/>
       <w:r>
         <w:t>的平均最大绝对误差约为</w:t>
       </w:r>
@@ -18477,9 +20297,11 @@
       <w:r>
         <w:t>与</w:t>
       </w:r>
+      <w:proofErr w:type="spellStart"/>
       <w:r>
         <w:t>TFLite</w:t>
       </w:r>
+      <w:proofErr w:type="spellEnd"/>
       <w:r>
         <w:t>的平均最大绝对误差也约为</w:t>
       </w:r>
@@ -18617,8 +20439,13 @@
               <w:ind w:firstLineChars="0" w:firstLine="0"/>
               <w:jc w:val="center"/>
             </w:pPr>
-            <w:r>
-              <w:t>PyTorch 与 ONNX</w:t>
+            <w:proofErr w:type="spellStart"/>
+            <w:r>
+              <w:t>PyTorch</w:t>
+            </w:r>
+            <w:proofErr w:type="spellEnd"/>
+            <w:r>
+              <w:t xml:space="preserve"> 与 ONNX</w:t>
             </w:r>
           </w:p>
         </w:tc>
@@ -18664,9 +20491,19 @@
               <w:ind w:firstLineChars="0" w:firstLine="0"/>
               <w:jc w:val="center"/>
             </w:pPr>
-            <w:r>
-              <w:t>PyTorch 与 TFLite</w:t>
-            </w:r>
+            <w:proofErr w:type="spellStart"/>
+            <w:r>
+              <w:t>PyTorch</w:t>
+            </w:r>
+            <w:proofErr w:type="spellEnd"/>
+            <w:r>
+              <w:t xml:space="preserve"> 与 </w:t>
+            </w:r>
+            <w:proofErr w:type="spellStart"/>
+            <w:r>
+              <w:t>TFLite</w:t>
+            </w:r>
+            <w:proofErr w:type="spellEnd"/>
           </w:p>
         </w:tc>
         <w:tc>
@@ -18712,8 +20549,13 @@
               <w:jc w:val="center"/>
             </w:pPr>
             <w:r>
-              <w:t>ONNX 与 TFLite</w:t>
-            </w:r>
+              <w:t xml:space="preserve">ONNX 与 </w:t>
+            </w:r>
+            <w:proofErr w:type="spellStart"/>
+            <w:r>
+              <w:t>TFLite</w:t>
+            </w:r>
+            <w:proofErr w:type="spellEnd"/>
           </w:p>
         </w:tc>
         <w:tc>
@@ -18766,9 +20608,11 @@
       <w:r>
         <w:t>可以看出，</w:t>
       </w:r>
+      <w:proofErr w:type="spellStart"/>
       <w:r>
         <w:t>PyTorch</w:t>
       </w:r>
+      <w:proofErr w:type="spellEnd"/>
       <w:r>
         <w:t>模型与</w:t>
       </w:r>
@@ -18784,9 +20628,11 @@
       <w:r>
         <w:t>导出过程基本保持了模型输出一致性。</w:t>
       </w:r>
+      <w:proofErr w:type="spellStart"/>
       <w:r>
         <w:t>TFLite</w:t>
       </w:r>
+      <w:proofErr w:type="spellEnd"/>
       <w:r>
         <w:t>模型由于采用</w:t>
       </w:r>
@@ -18796,17 +20642,29 @@
       <w:r>
         <w:t>量化，输出与原</w:t>
       </w:r>
+      <w:proofErr w:type="spellStart"/>
       <w:r>
         <w:t>PyTorch</w:t>
       </w:r>
+      <w:proofErr w:type="spellEnd"/>
       <w:r>
         <w:t>模型之间存在小幅数值差异，但差异范围较小，预测结果保持一致。因此，本文认为该</w:t>
       </w:r>
+      <w:proofErr w:type="spellStart"/>
       <w:r>
         <w:t>TFLite</w:t>
       </w:r>
-      <w:r>
-        <w:t>模型能够作为树莓派端部署模型使用。</w:t>
+      <w:proofErr w:type="spellEnd"/>
+      <w:r>
+        <w:t>模型能够作为树莓</w:t>
+      </w:r>
+      <w:proofErr w:type="gramStart"/>
+      <w:r>
+        <w:t>派端部署</w:t>
+      </w:r>
+      <w:proofErr w:type="gramEnd"/>
+      <w:r>
+        <w:t>模型使用。</w:t>
       </w:r>
     </w:p>
     <w:p>
@@ -18819,7 +20677,15 @@
       </w:pPr>
       <w:bookmarkStart w:id="53" w:name="_Toc229212174"/>
       <w:r>
-        <w:t>5.4 树莓派端推理程序设计</w:t>
+        <w:t xml:space="preserve">5.4 </w:t>
+      </w:r>
+      <w:proofErr w:type="gramStart"/>
+      <w:r>
+        <w:t>树莓派端推理</w:t>
+      </w:r>
+      <w:proofErr w:type="gramEnd"/>
+      <w:r>
+        <w:t>程序设计</w:t>
       </w:r>
       <w:bookmarkEnd w:id="53"/>
     </w:p>
@@ -18840,8 +20706,13 @@
       <w:pPr>
         <w:ind w:firstLine="480"/>
       </w:pPr>
-      <w:r>
-        <w:t>树莓派端推理程序主要包括摄像头读取、</w:t>
+      <w:proofErr w:type="gramStart"/>
+      <w:r>
+        <w:t>树莓派端推理</w:t>
+      </w:r>
+      <w:proofErr w:type="gramEnd"/>
+      <w:r>
+        <w:t>程序主要包括摄像头读取、</w:t>
       </w:r>
       <w:r>
         <w:t>YuNet</w:t>
@@ -18849,15 +20720,19 @@
       <w:r>
         <w:t>人脸检测、目标跟踪、人脸区域裁剪、</w:t>
       </w:r>
+      <w:proofErr w:type="spellStart"/>
       <w:r>
         <w:t>TFLite</w:t>
       </w:r>
+      <w:proofErr w:type="spellEnd"/>
       <w:r>
         <w:t>表情分类、结果绘制和图像保存等部分。程序启动后，首先加载</w:t>
       </w:r>
+      <w:proofErr w:type="spellStart"/>
       <w:r>
         <w:t>TFLite</w:t>
       </w:r>
+      <w:proofErr w:type="spellEnd"/>
       <w:r>
         <w:t>表情分类模型和</w:t>
       </w:r>
@@ -18872,8 +20747,13 @@
       <w:pPr>
         <w:ind w:firstLine="480"/>
       </w:pPr>
-      <w:r>
-        <w:t>树莓派端推理程序加载</w:t>
+      <w:proofErr w:type="gramStart"/>
+      <w:r>
+        <w:t>树莓派端推理</w:t>
+      </w:r>
+      <w:proofErr w:type="gramEnd"/>
+      <w:r>
+        <w:t>程序加载</w:t>
       </w:r>
       <w:r>
         <w:t>FP16</w:t>
@@ -19014,9 +20894,11 @@
       <w:r>
         <w:t>第五，</w:t>
       </w:r>
+      <w:proofErr w:type="spellStart"/>
       <w:r>
         <w:t>TFLite</w:t>
       </w:r>
+      <w:proofErr w:type="spellEnd"/>
       <w:r>
         <w:t>模型推理。裁剪后的人脸图像经过</w:t>
       </w:r>
@@ -19026,9 +20908,11 @@
       <w:r>
         <w:t>转换、缩放和归一化后输入</w:t>
       </w:r>
+      <w:proofErr w:type="spellStart"/>
       <w:r>
         <w:t>TFLite</w:t>
       </w:r>
+      <w:proofErr w:type="spellEnd"/>
       <w:r>
         <w:t>模型，输出七类表情概率。</w:t>
       </w:r>
@@ -19044,7 +20928,15 @@
         <w:t>FPS</w:t>
       </w:r>
       <w:r>
-        <w:t>和耗时信息，并异步保存高置信度图像。</w:t>
+        <w:t>和耗时信息，并异步</w:t>
+      </w:r>
+      <w:proofErr w:type="gramStart"/>
+      <w:r>
+        <w:t>保存高</w:t>
+      </w:r>
+      <w:proofErr w:type="gramEnd"/>
+      <w:r>
+        <w:t>置信度图像。</w:t>
       </w:r>
     </w:p>
     <w:p>
@@ -19056,7 +20948,15 @@
       </w:pPr>
       <w:bookmarkStart w:id="55" w:name="_Toc229212176"/>
       <w:r>
-        <w:t>5.4.2 树莓派端运行参数</w:t>
+        <w:t>5.4.2 树莓</w:t>
+      </w:r>
+      <w:proofErr w:type="gramStart"/>
+      <w:r>
+        <w:t>派端运行</w:t>
+      </w:r>
+      <w:proofErr w:type="gramEnd"/>
+      <w:r>
+        <w:t>参数</w:t>
       </w:r>
       <w:bookmarkEnd w:id="55"/>
     </w:p>
@@ -19065,7 +20965,23 @@
         <w:ind w:firstLine="480"/>
       </w:pPr>
       <w:r>
-        <w:t>树莓派平台算力有限，如果对每一帧图像都执行完整检测和分类，容易造成画面卡顿。因此，本文在端侧推理程序中设置了多项运行参数，以控制检测和分类负载。</w:t>
+        <w:t>树莓派</w:t>
+      </w:r>
+      <w:proofErr w:type="gramStart"/>
+      <w:r>
+        <w:t>平台算力有限</w:t>
+      </w:r>
+      <w:proofErr w:type="gramEnd"/>
+      <w:r>
+        <w:t>，如果对每一帧图像都执行完整检测和分类，容易造成画面卡顿。因此，本文</w:t>
+      </w:r>
+      <w:proofErr w:type="gramStart"/>
+      <w:r>
+        <w:t>在端侧推理</w:t>
+      </w:r>
+      <w:proofErr w:type="gramEnd"/>
+      <w:r>
+        <w:t>程序中设置了多项运行参数，以控制检测和分类负载。</w:t>
       </w:r>
     </w:p>
     <w:p>
@@ -19105,7 +21021,25 @@
           <w:sz w:val="21"/>
           <w:szCs w:val="21"/>
         </w:rPr>
-        <w:t>表5-5 树莓派端推理参数设置</w:t>
+        <w:t xml:space="preserve">表5-5 </w:t>
+      </w:r>
+      <w:proofErr w:type="gramStart"/>
+      <w:r>
+        <w:rPr>
+          <w:rFonts w:asciiTheme="majorEastAsia" w:eastAsiaTheme="majorEastAsia" w:hAnsiTheme="majorEastAsia"/>
+          <w:sz w:val="21"/>
+          <w:szCs w:val="21"/>
+        </w:rPr>
+        <w:t>树莓派端推理</w:t>
+      </w:r>
+      <w:proofErr w:type="gramEnd"/>
+      <w:r>
+        <w:rPr>
+          <w:rFonts w:asciiTheme="majorEastAsia" w:eastAsiaTheme="majorEastAsia" w:hAnsiTheme="majorEastAsia"/>
+          <w:sz w:val="21"/>
+          <w:szCs w:val="21"/>
+        </w:rPr>
+        <w:t>参数设置</w:t>
       </w:r>
     </w:p>
     <w:tbl>
@@ -19189,9 +21123,11 @@
               <w:ind w:firstLineChars="0" w:firstLine="0"/>
               <w:jc w:val="center"/>
             </w:pPr>
+            <w:proofErr w:type="spellStart"/>
             <w:r>
               <w:t>摄像头分辨率</w:t>
             </w:r>
+            <w:proofErr w:type="spellEnd"/>
           </w:p>
         </w:tc>
         <w:tc>
@@ -19219,9 +21155,11 @@
               <w:ind w:firstLineChars="0" w:firstLine="0"/>
               <w:jc w:val="center"/>
             </w:pPr>
+            <w:proofErr w:type="spellStart"/>
             <w:r>
               <w:t>获取实时输入画面</w:t>
             </w:r>
+            <w:proofErr w:type="spellEnd"/>
           </w:p>
         </w:tc>
       </w:tr>
@@ -19236,9 +21174,11 @@
               <w:ind w:firstLineChars="0" w:firstLine="0"/>
               <w:jc w:val="center"/>
             </w:pPr>
+            <w:proofErr w:type="spellStart"/>
             <w:r>
               <w:t>处理分辨率</w:t>
             </w:r>
+            <w:proofErr w:type="spellEnd"/>
           </w:p>
         </w:tc>
         <w:tc>
@@ -19266,9 +21206,11 @@
               <w:ind w:firstLineChars="0" w:firstLine="0"/>
               <w:jc w:val="center"/>
             </w:pPr>
+            <w:proofErr w:type="spellStart"/>
             <w:r>
               <w:t>主程序处理图像尺寸</w:t>
             </w:r>
+            <w:proofErr w:type="spellEnd"/>
           </w:p>
         </w:tc>
       </w:tr>
@@ -19283,9 +21225,11 @@
               <w:ind w:firstLineChars="0" w:firstLine="0"/>
               <w:jc w:val="center"/>
             </w:pPr>
+            <w:proofErr w:type="spellStart"/>
             <w:r>
               <w:t>YuNet检测输入尺寸</w:t>
             </w:r>
+            <w:proofErr w:type="spellEnd"/>
           </w:p>
         </w:tc>
         <w:tc>
@@ -19313,9 +21257,11 @@
               <w:ind w:firstLineChars="0" w:firstLine="0"/>
               <w:jc w:val="center"/>
             </w:pPr>
+            <w:proofErr w:type="spellStart"/>
             <w:r>
               <w:t>降低人脸检测计算量</w:t>
             </w:r>
+            <w:proofErr w:type="spellEnd"/>
           </w:p>
         </w:tc>
       </w:tr>
@@ -19330,9 +21276,11 @@
               <w:ind w:firstLineChars="0" w:firstLine="0"/>
               <w:jc w:val="center"/>
             </w:pPr>
+            <w:proofErr w:type="spellStart"/>
             <w:r>
               <w:t>检测间隔</w:t>
             </w:r>
+            <w:proofErr w:type="spellEnd"/>
           </w:p>
         </w:tc>
         <w:tc>
@@ -19345,8 +21293,13 @@
               <w:ind w:firstLineChars="0" w:firstLine="0"/>
               <w:jc w:val="center"/>
             </w:pPr>
-            <w:r>
-              <w:t>detect_every=3</w:t>
+            <w:proofErr w:type="spellStart"/>
+            <w:r>
+              <w:t>detect_every</w:t>
+            </w:r>
+            <w:proofErr w:type="spellEnd"/>
+            <w:r>
+              <w:t>=3</w:t>
             </w:r>
           </w:p>
         </w:tc>
@@ -19377,9 +21330,11 @@
               <w:ind w:firstLineChars="0" w:firstLine="0"/>
               <w:jc w:val="center"/>
             </w:pPr>
+            <w:proofErr w:type="spellStart"/>
             <w:r>
               <w:t>分类间隔</w:t>
             </w:r>
+            <w:proofErr w:type="spellEnd"/>
           </w:p>
         </w:tc>
         <w:tc>
@@ -19392,8 +21347,13 @@
               <w:ind w:firstLineChars="0" w:firstLine="0"/>
               <w:jc w:val="center"/>
             </w:pPr>
-            <w:r>
-              <w:t>infer_every=2</w:t>
+            <w:proofErr w:type="spellStart"/>
+            <w:r>
+              <w:t>infer_every</w:t>
+            </w:r>
+            <w:proofErr w:type="spellEnd"/>
+            <w:r>
+              <w:t>=2</w:t>
             </w:r>
           </w:p>
         </w:tc>
@@ -19407,9 +21367,11 @@
               <w:ind w:firstLineChars="0" w:firstLine="0"/>
               <w:jc w:val="center"/>
             </w:pPr>
+            <w:proofErr w:type="spellStart"/>
             <w:r>
               <w:t>避免连续帧重复分类</w:t>
             </w:r>
+            <w:proofErr w:type="spellEnd"/>
           </w:p>
         </w:tc>
       </w:tr>
@@ -19424,9 +21386,11 @@
               <w:ind w:firstLineChars="0" w:firstLine="0"/>
               <w:jc w:val="center"/>
             </w:pPr>
+            <w:proofErr w:type="spellStart"/>
             <w:r>
               <w:t>YuNet置信度阈值</w:t>
             </w:r>
+            <w:proofErr w:type="spellEnd"/>
           </w:p>
         </w:tc>
         <w:tc>
@@ -19454,9 +21418,11 @@
               <w:ind w:firstLineChars="0" w:firstLine="0"/>
               <w:jc w:val="center"/>
             </w:pPr>
+            <w:proofErr w:type="spellStart"/>
             <w:r>
               <w:t>过滤低置信度检测框</w:t>
             </w:r>
+            <w:proofErr w:type="spellEnd"/>
           </w:p>
         </w:tc>
       </w:tr>
@@ -19471,9 +21437,11 @@
               <w:ind w:firstLineChars="0" w:firstLine="0"/>
               <w:jc w:val="center"/>
             </w:pPr>
+            <w:proofErr w:type="spellStart"/>
             <w:r>
               <w:t>NMS阈值</w:t>
             </w:r>
+            <w:proofErr w:type="spellEnd"/>
           </w:p>
         </w:tc>
         <w:tc>
@@ -19501,9 +21469,11 @@
               <w:ind w:firstLineChars="0" w:firstLine="0"/>
               <w:jc w:val="center"/>
             </w:pPr>
+            <w:proofErr w:type="spellStart"/>
             <w:r>
               <w:t>去除重复检测框</w:t>
             </w:r>
+            <w:proofErr w:type="spellEnd"/>
           </w:p>
         </w:tc>
       </w:tr>
@@ -19518,10 +21488,12 @@
               <w:ind w:firstLineChars="0" w:firstLine="0"/>
               <w:jc w:val="center"/>
             </w:pPr>
+            <w:proofErr w:type="spellStart"/>
             <w:r>
               <w:lastRenderedPageBreak/>
               <w:t>TFLite线程数</w:t>
             </w:r>
+            <w:proofErr w:type="spellEnd"/>
           </w:p>
         </w:tc>
         <w:tc>
@@ -19549,9 +21521,11 @@
               <w:ind w:firstLineChars="0" w:firstLine="0"/>
               <w:jc w:val="center"/>
             </w:pPr>
+            <w:proofErr w:type="spellStart"/>
             <w:r>
               <w:t>提高分类推理效率</w:t>
             </w:r>
+            <w:proofErr w:type="spellEnd"/>
           </w:p>
         </w:tc>
       </w:tr>
@@ -19566,9 +21540,11 @@
               <w:ind w:firstLineChars="0" w:firstLine="0"/>
               <w:jc w:val="center"/>
             </w:pPr>
+            <w:proofErr w:type="spellStart"/>
             <w:r>
               <w:t>表情置信度阈值</w:t>
             </w:r>
+            <w:proofErr w:type="spellEnd"/>
           </w:p>
         </w:tc>
         <w:tc>
@@ -19596,9 +21572,11 @@
               <w:ind w:firstLineChars="0" w:firstLine="0"/>
               <w:jc w:val="center"/>
             </w:pPr>
+            <w:proofErr w:type="spellStart"/>
             <w:r>
               <w:t>过滤低置信度分类结果</w:t>
             </w:r>
+            <w:proofErr w:type="spellEnd"/>
           </w:p>
         </w:tc>
       </w:tr>
@@ -19613,9 +21591,11 @@
               <w:ind w:firstLineChars="0" w:firstLine="0"/>
               <w:jc w:val="center"/>
             </w:pPr>
+            <w:proofErr w:type="spellStart"/>
             <w:r>
               <w:t>人脸框扩展比例</w:t>
             </w:r>
+            <w:proofErr w:type="spellEnd"/>
           </w:p>
         </w:tc>
         <w:tc>
@@ -19643,9 +21623,11 @@
               <w:ind w:firstLineChars="0" w:firstLine="0"/>
               <w:jc w:val="center"/>
             </w:pPr>
+            <w:proofErr w:type="spellStart"/>
             <w:r>
               <w:t>保留较完整的人脸区域</w:t>
             </w:r>
+            <w:proofErr w:type="spellEnd"/>
           </w:p>
         </w:tc>
       </w:tr>
@@ -19660,9 +21642,11 @@
               <w:ind w:firstLineChars="0" w:firstLine="0"/>
               <w:jc w:val="center"/>
             </w:pPr>
+            <w:proofErr w:type="spellStart"/>
             <w:r>
               <w:t>最大跟踪人脸数</w:t>
             </w:r>
+            <w:proofErr w:type="spellEnd"/>
           </w:p>
         </w:tc>
         <w:tc>
@@ -19690,9 +21674,11 @@
               <w:ind w:firstLineChars="0" w:firstLine="0"/>
               <w:jc w:val="center"/>
             </w:pPr>
+            <w:proofErr w:type="spellStart"/>
             <w:r>
               <w:t>控制画面中最多跟踪目标</w:t>
             </w:r>
+            <w:proofErr w:type="spellEnd"/>
           </w:p>
         </w:tc>
       </w:tr>
@@ -19707,9 +21693,11 @@
               <w:ind w:firstLineChars="0" w:firstLine="0"/>
               <w:jc w:val="center"/>
             </w:pPr>
+            <w:proofErr w:type="spellStart"/>
             <w:r>
               <w:t>单帧最多分类人脸数</w:t>
             </w:r>
+            <w:proofErr w:type="spellEnd"/>
           </w:p>
         </w:tc>
         <w:tc>
@@ -19737,9 +21725,11 @@
               <w:ind w:firstLineChars="0" w:firstLine="0"/>
               <w:jc w:val="center"/>
             </w:pPr>
+            <w:proofErr w:type="spellStart"/>
             <w:r>
               <w:t>降低多目标分类负载</w:t>
             </w:r>
+            <w:proofErr w:type="spellEnd"/>
           </w:p>
         </w:tc>
       </w:tr>
@@ -19754,9 +21744,11 @@
               <w:ind w:firstLineChars="0" w:firstLine="0"/>
               <w:jc w:val="center"/>
             </w:pPr>
+            <w:proofErr w:type="spellStart"/>
             <w:r>
               <w:t>目标帧率参数</w:t>
             </w:r>
+            <w:proofErr w:type="spellEnd"/>
           </w:p>
         </w:tc>
         <w:tc>
@@ -19810,13 +21802,29 @@
         <w:t>256×192</w:t>
       </w:r>
       <w:r>
-        <w:t>，检测结束后再将检测框和关键点映射回原始画面尺寸。这样可以减少</w:t>
+        <w:t>，检测结束后再将检测框和关键点</w:t>
+      </w:r>
+      <w:proofErr w:type="gramStart"/>
+      <w:r>
+        <w:t>映射回</w:t>
+      </w:r>
+      <w:proofErr w:type="gramEnd"/>
+      <w:r>
+        <w:t>原始画面尺寸。这样可以减少</w:t>
       </w:r>
       <w:r>
         <w:t>YuNet</w:t>
       </w:r>
       <w:r>
-        <w:t>检测阶段的计算量，同时保证画面中检测框位置正确。</w:t>
+        <w:t>检测阶段的计算量，同时保证画面中检测</w:t>
+      </w:r>
+      <w:proofErr w:type="gramStart"/>
+      <w:r>
+        <w:t>框位置</w:t>
+      </w:r>
+      <w:proofErr w:type="gramEnd"/>
+      <w:r>
+        <w:t>正确。</w:t>
       </w:r>
     </w:p>
     <w:p>
@@ -19830,13 +21838,29 @@
         <w:t>4</w:t>
       </w:r>
       <w:r>
-        <w:t>个人脸，但单帧最多只对</w:t>
+        <w:t>个人脸，但单</w:t>
+      </w:r>
+      <w:proofErr w:type="gramStart"/>
+      <w:r>
+        <w:t>帧最多</w:t>
+      </w:r>
+      <w:proofErr w:type="gramEnd"/>
+      <w:r>
+        <w:t>只对</w:t>
       </w:r>
       <w:r>
         <w:t>1</w:t>
       </w:r>
       <w:r>
-        <w:t>个人脸执行表情分类，这一设置能够降低多目标场景下的计算压力。对于毕业设计中的室内单人演示场景，该策略能够在识别功能和实时性之间取得较好的平衡。</w:t>
+        <w:t>个人</w:t>
+      </w:r>
+      <w:proofErr w:type="gramStart"/>
+      <w:r>
+        <w:t>脸执行</w:t>
+      </w:r>
+      <w:proofErr w:type="gramEnd"/>
+      <w:r>
+        <w:t>表情分类，这一设置能够降低多目标场景下的计算压力。对于毕业设计中的室内单人演示场景，该策略能够在识别功能和实时性之间取得较好的平衡。</w:t>
       </w:r>
     </w:p>
     <w:p>
@@ -19887,9 +21911,11 @@
       <w:r>
         <w:t>模块能够检测人脸并输出关键点，</w:t>
       </w:r>
+      <w:proofErr w:type="spellStart"/>
       <w:r>
         <w:t>TFLite</w:t>
       </w:r>
+      <w:proofErr w:type="spellEnd"/>
       <w:r>
         <w:t>分类模型能够输出表情类别和置信度，结果显示模块能够实时叠加运行信息，图像保存模块能够保存部分识别效果较好的画面。</w:t>
       </w:r>
@@ -20007,8 +22033,13 @@
         <w:t>～</w:t>
       </w:r>
       <w:r>
-        <w:t>14 ms</w:t>
-      </w:r>
+        <w:t xml:space="preserve">14 </w:t>
+      </w:r>
+      <w:proofErr w:type="spellStart"/>
+      <w:r>
+        <w:t>ms</w:t>
+      </w:r>
+      <w:proofErr w:type="spellEnd"/>
       <w:r>
         <w:t>范围内，说明轻量化检测模型和低分辨率检测输入能够有效降低检测开销。表情分类耗时相对检测耗时更高，多数</w:t>
       </w:r>
@@ -20023,22 +22054,42 @@
         <w:t>～</w:t>
       </w:r>
       <w:r>
-        <w:t>36 ms</w:t>
-      </w:r>
+        <w:t xml:space="preserve">36 </w:t>
+      </w:r>
+      <w:proofErr w:type="spellStart"/>
+      <w:r>
+        <w:t>ms</w:t>
+      </w:r>
+      <w:proofErr w:type="spellEnd"/>
       <w:r>
         <w:t>，个别画面中达到</w:t>
       </w:r>
       <w:r>
-        <w:t>60 ms</w:t>
-      </w:r>
+        <w:t xml:space="preserve">60 </w:t>
+      </w:r>
+      <w:proofErr w:type="spellStart"/>
+      <w:r>
+        <w:t>ms</w:t>
+      </w:r>
+      <w:proofErr w:type="spellEnd"/>
       <w:r>
         <w:t>以上，说明</w:t>
       </w:r>
+      <w:proofErr w:type="spellStart"/>
       <w:r>
         <w:t>TFLite</w:t>
       </w:r>
-      <w:r>
-        <w:t>表情分类仍是树莓派端推理流程中的主要耗时部分。不同画面中的延迟存在一定波动，主要与摄像头读取、检测与分类推理负载有关。</w:t>
+      <w:proofErr w:type="spellEnd"/>
+      <w:r>
+        <w:t>表情分类仍是</w:t>
+      </w:r>
+      <w:proofErr w:type="gramStart"/>
+      <w:r>
+        <w:t>树莓派端推理</w:t>
+      </w:r>
+      <w:proofErr w:type="gramEnd"/>
+      <w:r>
+        <w:t>流程中的主要耗时部分。不同画面中的延迟存在一定波动，主要与摄像头读取、检测与分类推理负载有关。</w:t>
       </w:r>
     </w:p>
     <w:p>
@@ -20165,9 +22216,11 @@
               <w:ind w:firstLineChars="0" w:firstLine="0"/>
               <w:jc w:val="center"/>
             </w:pPr>
+            <w:proofErr w:type="spellStart"/>
             <w:r>
               <w:t>摄像头采集分辨率</w:t>
             </w:r>
+            <w:proofErr w:type="spellEnd"/>
           </w:p>
         </w:tc>
         <w:tc>
@@ -20197,9 +22250,11 @@
               <w:ind w:firstLineChars="0" w:firstLine="0"/>
               <w:jc w:val="center"/>
             </w:pPr>
+            <w:proofErr w:type="spellStart"/>
             <w:r>
               <w:t>目标显示帧率</w:t>
             </w:r>
+            <w:proofErr w:type="spellEnd"/>
           </w:p>
         </w:tc>
         <w:tc>
@@ -20229,9 +22284,11 @@
               <w:ind w:firstLineChars="0" w:firstLine="0"/>
               <w:jc w:val="center"/>
             </w:pPr>
+            <w:proofErr w:type="spellStart"/>
             <w:r>
               <w:t>运行界面FPS</w:t>
             </w:r>
+            <w:proofErr w:type="spellEnd"/>
           </w:p>
         </w:tc>
         <w:tc>
@@ -20261,9 +22318,11 @@
               <w:ind w:firstLineChars="0" w:firstLine="0"/>
               <w:jc w:val="center"/>
             </w:pPr>
+            <w:proofErr w:type="spellStart"/>
             <w:r>
               <w:t>YuNet检测耗时</w:t>
             </w:r>
+            <w:proofErr w:type="spellEnd"/>
           </w:p>
         </w:tc>
         <w:tc>
@@ -20277,8 +22336,13 @@
               <w:jc w:val="center"/>
             </w:pPr>
             <w:r>
-              <w:t>约6～14 ms</w:t>
-            </w:r>
+              <w:t xml:space="preserve">约6～14 </w:t>
+            </w:r>
+            <w:proofErr w:type="spellStart"/>
+            <w:r>
+              <w:t>ms</w:t>
+            </w:r>
+            <w:proofErr w:type="spellEnd"/>
           </w:p>
         </w:tc>
       </w:tr>
@@ -20293,9 +22357,11 @@
               <w:ind w:firstLineChars="0" w:firstLine="0"/>
               <w:jc w:val="center"/>
             </w:pPr>
+            <w:proofErr w:type="spellStart"/>
             <w:r>
               <w:t>表情分类耗时</w:t>
             </w:r>
+            <w:proofErr w:type="spellEnd"/>
           </w:p>
         </w:tc>
         <w:tc>
@@ -20309,8 +22375,13 @@
               <w:jc w:val="center"/>
             </w:pPr>
             <w:r>
-              <w:t>约18～36 ms</w:t>
-            </w:r>
+              <w:t xml:space="preserve">约18～36 </w:t>
+            </w:r>
+            <w:proofErr w:type="spellStart"/>
+            <w:r>
+              <w:t>ms</w:t>
+            </w:r>
+            <w:proofErr w:type="spellEnd"/>
           </w:p>
         </w:tc>
       </w:tr>
@@ -20389,11 +22460,21 @@
       <w:r>
         <w:t>以及间隔检测策略。分类耗时相对检测耗时更高，说明</w:t>
       </w:r>
+      <w:proofErr w:type="spellStart"/>
       <w:r>
         <w:t>TFLite</w:t>
       </w:r>
-      <w:r>
-        <w:t>表情分类仍然是树莓派端主要计算开销之一。</w:t>
+      <w:proofErr w:type="spellEnd"/>
+      <w:r>
+        <w:t>表情分类仍然是树莓</w:t>
+      </w:r>
+      <w:proofErr w:type="gramStart"/>
+      <w:r>
+        <w:t>派端主要</w:t>
+      </w:r>
+      <w:proofErr w:type="gramEnd"/>
+      <w:r>
+        <w:t>计算开销之一。</w:t>
       </w:r>
     </w:p>
     <w:p>
@@ -20414,7 +22495,15 @@
         <w:ind w:firstLine="480"/>
       </w:pPr>
       <w:r>
-        <w:t>为了展示系统实际运行效果，本文选取了若干树莓派端运行截图，覆盖愤怒、恐惧、高兴、中性、悲伤等单人表情识别场景，以及少量多人识别场景。运行效果如图</w:t>
+        <w:t>为了展示系统实际运行效果，本文选取了若干树莓</w:t>
+      </w:r>
+      <w:proofErr w:type="gramStart"/>
+      <w:r>
+        <w:t>派端运行截</w:t>
+      </w:r>
+      <w:proofErr w:type="gramEnd"/>
+      <w:r>
+        <w:t>图，覆盖愤怒、恐惧、高兴、中性、悲伤等单人表情识别场景，以及少量多人识别场景。运行效果如图</w:t>
       </w:r>
       <w:r>
         <w:t>5-1</w:t>
@@ -20545,7 +22634,15 @@
         <w:t>5-1</w:t>
       </w:r>
       <w:r>
-        <w:t>展示了单人场景下的多类别表情识别效果。可以看出，系统能够在画面中绘制人脸检测框和五点关键点，并在检测框附近显示目标编号、预测类别和置信度。画面左上角同时显示</w:t>
+        <w:t>展示了单人场景下的多类别表情识别效果。可以看出，系统能够在画面中绘制人脸检测框和五点关键点，并在检测</w:t>
+      </w:r>
+      <w:proofErr w:type="gramStart"/>
+      <w:r>
+        <w:t>框附近</w:t>
+      </w:r>
+      <w:proofErr w:type="gramEnd"/>
+      <w:r>
+        <w:t>显示目标编号、预测类别和置信度。画面左上角同时显示</w:t>
       </w:r>
       <w:r>
         <w:t>FPS</w:t>
@@ -20668,8 +22765,13 @@
       <w:r>
         <w:t>展示了多人场景下的识别效果。当画面中出现两个人脸时，系统能够检测并绘制多个人脸框。由于程序设置了</w:t>
       </w:r>
-      <w:r>
-        <w:t>max_infer_faces=1</w:t>
+      <w:proofErr w:type="spellStart"/>
+      <w:r>
+        <w:t>max_infer_faces</w:t>
+      </w:r>
+      <w:proofErr w:type="spellEnd"/>
+      <w:r>
+        <w:t>=1</w:t>
       </w:r>
       <w:r>
         <w:t>，系统优先对主要目标进行表情分类，以降低多人场景下的分类推理负载。因此，当前系统更适合单人近距离实时识别场景，在多人场景下仍需要进一步优化多目标分类策略。</w:t>
@@ -20694,7 +22796,15 @@
         <w:ind w:firstLine="480"/>
       </w:pPr>
       <w:r>
-        <w:t>为验证系统连续运行能力，本文在树莓派端对系统进行了稳定性观察。测试过程中，系统持续执行摄像头读取、人脸检测、表情分类、结果显示和图像保存等操作，观察程序是否出现崩溃、摄像头中断、界面卡死或结果无法更新等异常情况。</w:t>
+        <w:t>为验证系统连续运行能力，本文在</w:t>
+      </w:r>
+      <w:proofErr w:type="gramStart"/>
+      <w:r>
+        <w:t>树莓派端对</w:t>
+      </w:r>
+      <w:proofErr w:type="gramEnd"/>
+      <w:r>
+        <w:t>系统进行了稳定性观察。测试过程中，系统持续执行摄像头读取、人脸检测、表情分类、结果显示和图像保存等操作，观察程序是否出现崩溃、摄像头中断、界面卡死或结果无法更新等异常情况。</w:t>
       </w:r>
     </w:p>
     <w:p>
@@ -20764,11 +22874,33 @@
         </w:rPr>
         <w:t>PC</w:t>
       </w:r>
-      <w:r>
-        <w:rPr>
-          <w:rFonts w:hint="eastAsia"/>
-        </w:rPr>
-        <w:t>端主要完成模型训练、导出和转换，树莓派端主要完成摄像头输入、</w:t>
+      <w:proofErr w:type="gramStart"/>
+      <w:r>
+        <w:rPr>
+          <w:rFonts w:hint="eastAsia"/>
+        </w:rPr>
+        <w:t>端主要</w:t>
+      </w:r>
+      <w:proofErr w:type="gramEnd"/>
+      <w:r>
+        <w:rPr>
+          <w:rFonts w:hint="eastAsia"/>
+        </w:rPr>
+        <w:t>完成模型训练、导出和转换，树莓</w:t>
+      </w:r>
+      <w:proofErr w:type="gramStart"/>
+      <w:r>
+        <w:rPr>
+          <w:rFonts w:hint="eastAsia"/>
+        </w:rPr>
+        <w:t>派端主要</w:t>
+      </w:r>
+      <w:proofErr w:type="gramEnd"/>
+      <w:r>
+        <w:rPr>
+          <w:rFonts w:hint="eastAsia"/>
+        </w:rPr>
+        <w:t>完成摄像头输入、</w:t>
       </w:r>
       <w:r>
         <w:rPr>
@@ -20782,12 +22914,14 @@
         </w:rPr>
         <w:t>人脸检测、</w:t>
       </w:r>
+      <w:proofErr w:type="spellStart"/>
       <w:r>
         <w:rPr>
           <w:rFonts w:hint="eastAsia"/>
         </w:rPr>
         <w:t>TFLite</w:t>
       </w:r>
+      <w:proofErr w:type="spellEnd"/>
       <w:r>
         <w:rPr>
           <w:rFonts w:hint="eastAsia"/>
@@ -20805,12 +22939,14 @@
         </w:rPr>
         <w:t>其次，本文说明了模型从</w:t>
       </w:r>
+      <w:proofErr w:type="spellStart"/>
       <w:r>
         <w:rPr>
           <w:rFonts w:hint="eastAsia"/>
         </w:rPr>
         <w:t>PyTorch</w:t>
       </w:r>
+      <w:proofErr w:type="spellEnd"/>
       <w:r>
         <w:rPr>
           <w:rFonts w:hint="eastAsia"/>
@@ -20833,20 +22969,30 @@
         <w:rPr>
           <w:rFonts w:hint="eastAsia"/>
         </w:rPr>
-        <w:t>TensorFlow SavedModel</w:t>
-      </w:r>
+        <w:t xml:space="preserve">TensorFlow </w:t>
+      </w:r>
+      <w:proofErr w:type="spellStart"/>
+      <w:r>
+        <w:rPr>
+          <w:rFonts w:hint="eastAsia"/>
+        </w:rPr>
+        <w:t>SavedModel</w:t>
+      </w:r>
+      <w:proofErr w:type="spellEnd"/>
       <w:r>
         <w:rPr>
           <w:rFonts w:hint="eastAsia"/>
         </w:rPr>
         <w:t>和</w:t>
       </w:r>
+      <w:proofErr w:type="spellStart"/>
       <w:r>
         <w:rPr>
           <w:rFonts w:hint="eastAsia"/>
         </w:rPr>
         <w:t>TFLite</w:t>
       </w:r>
+      <w:proofErr w:type="spellEnd"/>
       <w:r>
         <w:rPr>
           <w:rFonts w:hint="eastAsia"/>
@@ -20901,24 +23047,28 @@
         </w:rPr>
         <w:t>格式</w:t>
       </w:r>
+      <w:proofErr w:type="spellStart"/>
       <w:r>
         <w:rPr>
           <w:rFonts w:hint="eastAsia"/>
         </w:rPr>
         <w:t>TFLite</w:t>
       </w:r>
+      <w:proofErr w:type="spellEnd"/>
       <w:r>
         <w:rPr>
           <w:rFonts w:hint="eastAsia"/>
         </w:rPr>
         <w:t>模型明显减小。模型转换一致性验证结果表明，</w:t>
       </w:r>
+      <w:proofErr w:type="spellStart"/>
       <w:r>
         <w:rPr>
           <w:rFonts w:hint="eastAsia"/>
         </w:rPr>
         <w:t>PyTorch</w:t>
       </w:r>
+      <w:proofErr w:type="spellEnd"/>
       <w:r>
         <w:rPr>
           <w:rFonts w:hint="eastAsia"/>
@@ -20937,28 +23087,58 @@
         </w:rPr>
         <w:t>和</w:t>
       </w:r>
+      <w:proofErr w:type="spellStart"/>
       <w:r>
         <w:rPr>
           <w:rFonts w:hint="eastAsia"/>
         </w:rPr>
         <w:t>TFLite</w:t>
       </w:r>
-      <w:r>
-        <w:rPr>
-          <w:rFonts w:hint="eastAsia"/>
-        </w:rPr>
-        <w:t>模型在验证样本上的预测结果保持一致，说明转换后的模型可以用于端侧部署。</w:t>
-      </w:r>
-    </w:p>
-    <w:p>
-      <w:pPr>
-        <w:ind w:firstLine="480"/>
-      </w:pPr>
-      <w:r>
-        <w:rPr>
-          <w:rFonts w:hint="eastAsia"/>
-        </w:rPr>
-        <w:t>最后，本文对树莓派端系统进行了功能测试、实时性观察、运行效果展示和稳定性测试。测试结果表明，系统能够在室内近距离场景下完成摄像头采集、人脸检测、表情分类、结果显示和图像保存等功能，运行画面较为连续，连续运行过程中未观察到程序崩溃、摄像头中断或界面卡死等异常情况。总体来看，本文系统已经实现了从模型训练、格式转换到树莓派端实时运行的完整工程闭环。</w:t>
+      <w:proofErr w:type="spellEnd"/>
+      <w:r>
+        <w:rPr>
+          <w:rFonts w:hint="eastAsia"/>
+        </w:rPr>
+        <w:t>模型在验证样本上的预测结果保持一致，说明转换后的模型可以</w:t>
+      </w:r>
+      <w:proofErr w:type="gramStart"/>
+      <w:r>
+        <w:rPr>
+          <w:rFonts w:hint="eastAsia"/>
+        </w:rPr>
+        <w:t>用于端侧部署</w:t>
+      </w:r>
+      <w:proofErr w:type="gramEnd"/>
+      <w:r>
+        <w:rPr>
+          <w:rFonts w:hint="eastAsia"/>
+        </w:rPr>
+        <w:t>。</w:t>
+      </w:r>
+    </w:p>
+    <w:p>
+      <w:pPr>
+        <w:ind w:firstLine="480"/>
+      </w:pPr>
+      <w:r>
+        <w:rPr>
+          <w:rFonts w:hint="eastAsia"/>
+        </w:rPr>
+        <w:t>最后，本文对树莓派端系统进行了功能测试、实时性观察、运行效果展示和稳定性测试。测试结果表明，系统能够在室内近距离场景下完成摄像头采集、人脸检测、表情分类、结果显示和图像保存等功能，运行画面较为连续，连续运行过程中未观察到程序崩溃、摄像头中断或界面卡死等异常情况。总体来看，本文系统已经实现了从模型训练、格式转换到</w:t>
+      </w:r>
+      <w:proofErr w:type="gramStart"/>
+      <w:r>
+        <w:rPr>
+          <w:rFonts w:hint="eastAsia"/>
+        </w:rPr>
+        <w:t>树莓派端实时</w:t>
+      </w:r>
+      <w:proofErr w:type="gramEnd"/>
+      <w:r>
+        <w:rPr>
+          <w:rFonts w:hint="eastAsia"/>
+        </w:rPr>
+        <w:t>运行的完整工程闭环。</w:t>
       </w:r>
     </w:p>
     <w:p>
@@ -21000,7 +23180,35 @@
         <w:rPr>
           <w:rFonts w:hint="eastAsia"/>
         </w:rPr>
-        <w:t>本毕业设计围绕端侧人脸表情识别系统的设计与实现展开，完成了从数据集构建、模型训练、模型转换到树莓派端实时运行的完整流程。系统以“</w:t>
+        <w:t>本毕业设计</w:t>
+      </w:r>
+      <w:proofErr w:type="gramStart"/>
+      <w:r>
+        <w:rPr>
+          <w:rFonts w:hint="eastAsia"/>
+        </w:rPr>
+        <w:t>围绕端侧人脸</w:t>
+      </w:r>
+      <w:proofErr w:type="gramEnd"/>
+      <w:r>
+        <w:rPr>
+          <w:rFonts w:hint="eastAsia"/>
+        </w:rPr>
+        <w:t>表情识别系统的设计与实现展开，完成了从数据集构建、模型训练、模型转换到</w:t>
+      </w:r>
+      <w:proofErr w:type="gramStart"/>
+      <w:r>
+        <w:rPr>
+          <w:rFonts w:hint="eastAsia"/>
+        </w:rPr>
+        <w:t>树莓派端实时</w:t>
+      </w:r>
+      <w:proofErr w:type="gramEnd"/>
+      <w:r>
+        <w:rPr>
+          <w:rFonts w:hint="eastAsia"/>
+        </w:rPr>
+        <w:t>运行的完整流程。系统以“</w:t>
       </w:r>
       <w:r>
         <w:rPr>
@@ -21095,7 +23303,21 @@
         <w:rPr>
           <w:rFonts w:hint="eastAsia"/>
         </w:rPr>
-        <w:t>格式进行训练。针对表情类别分布不均衡的问题，训练过程中采用了数据增强、类别均衡、标签平滑和伪标签辅助训练等方法。实验结果表明，最终</w:t>
+        <w:t>格式进行训练。针对表情类别分布</w:t>
+      </w:r>
+      <w:proofErr w:type="gramStart"/>
+      <w:r>
+        <w:rPr>
+          <w:rFonts w:hint="eastAsia"/>
+        </w:rPr>
+        <w:t>不</w:t>
+      </w:r>
+      <w:proofErr w:type="gramEnd"/>
+      <w:r>
+        <w:rPr>
+          <w:rFonts w:hint="eastAsia"/>
+        </w:rPr>
+        <w:t>均衡的问题，训练过程中采用了数据增强、类别均衡、标签平滑和伪标签辅助训练等方法。实验结果表明，最终</w:t>
       </w:r>
       <w:r>
         <w:rPr>
@@ -21131,8 +23353,16 @@
         <w:rPr>
           <w:rFonts w:hint="eastAsia"/>
         </w:rPr>
-        <w:t>的宏平均</w:t>
-      </w:r>
+        <w:t>的</w:t>
+      </w:r>
+      <w:proofErr w:type="gramStart"/>
+      <w:r>
+        <w:rPr>
+          <w:rFonts w:hint="eastAsia"/>
+        </w:rPr>
+        <w:t>宏平均</w:t>
+      </w:r>
+      <w:proofErr w:type="gramEnd"/>
       <w:r>
         <w:rPr>
           <w:rFonts w:hint="eastAsia"/>
@@ -21156,12 +23386,14 @@
         </w:rPr>
         <w:t>在系统实现方面，本文完成了</w:t>
       </w:r>
+      <w:proofErr w:type="spellStart"/>
       <w:r>
         <w:rPr>
           <w:rFonts w:hint="eastAsia"/>
         </w:rPr>
         <w:t>PyTorch</w:t>
       </w:r>
+      <w:proofErr w:type="spellEnd"/>
       <w:r>
         <w:rPr>
           <w:rFonts w:hint="eastAsia"/>
@@ -21184,8 +23416,16 @@
         <w:rPr>
           <w:rFonts w:hint="eastAsia"/>
         </w:rPr>
-        <w:t>TensorFlow SavedModel</w:t>
-      </w:r>
+        <w:t xml:space="preserve">TensorFlow </w:t>
+      </w:r>
+      <w:proofErr w:type="spellStart"/>
+      <w:r>
+        <w:rPr>
+          <w:rFonts w:hint="eastAsia"/>
+        </w:rPr>
+        <w:t>SavedModel</w:t>
+      </w:r>
+      <w:proofErr w:type="spellEnd"/>
       <w:r>
         <w:rPr>
           <w:rFonts w:hint="eastAsia"/>
@@ -21214,14 +23454,30 @@
         <w:rPr>
           <w:rFonts w:hint="eastAsia"/>
         </w:rPr>
-        <w:t>量化方式生成适合端侧运行的</w:t>
-      </w:r>
+        <w:t>量化方式生成适合</w:t>
+      </w:r>
+      <w:proofErr w:type="gramStart"/>
+      <w:r>
+        <w:rPr>
+          <w:rFonts w:hint="eastAsia"/>
+        </w:rPr>
+        <w:t>端侧运行</w:t>
+      </w:r>
+      <w:proofErr w:type="gramEnd"/>
+      <w:r>
+        <w:rPr>
+          <w:rFonts w:hint="eastAsia"/>
+        </w:rPr>
+        <w:t>的</w:t>
+      </w:r>
+      <w:proofErr w:type="spellStart"/>
       <w:r>
         <w:rPr>
           <w:rFonts w:hint="eastAsia"/>
         </w:rPr>
         <w:t>TFLite</w:t>
       </w:r>
+      <w:proofErr w:type="spellEnd"/>
       <w:r>
         <w:rPr>
           <w:rFonts w:hint="eastAsia"/>
@@ -21264,12 +23520,14 @@
         </w:rPr>
         <w:t>格式模型明显减小。模型转换后，本文还对</w:t>
       </w:r>
+      <w:proofErr w:type="spellStart"/>
       <w:r>
         <w:rPr>
           <w:rFonts w:hint="eastAsia"/>
         </w:rPr>
         <w:t>PyTorch</w:t>
       </w:r>
+      <w:proofErr w:type="spellEnd"/>
       <w:r>
         <w:rPr>
           <w:rFonts w:hint="eastAsia"/>
@@ -21288,28 +23546,58 @@
         </w:rPr>
         <w:t>和</w:t>
       </w:r>
+      <w:proofErr w:type="spellStart"/>
       <w:r>
         <w:rPr>
           <w:rFonts w:hint="eastAsia"/>
         </w:rPr>
         <w:t>TFLite</w:t>
       </w:r>
-      <w:r>
-        <w:rPr>
-          <w:rFonts w:hint="eastAsia"/>
-        </w:rPr>
-        <w:t>模型输出进行一致性验证，保证转换后的模型能够用于端侧部署。</w:t>
-      </w:r>
-    </w:p>
-    <w:p>
-      <w:pPr>
-        <w:ind w:firstLine="480"/>
-      </w:pPr>
-      <w:r>
-        <w:rPr>
-          <w:rFonts w:hint="eastAsia"/>
-        </w:rPr>
-        <w:t>在树莓派端部署方面，系统集成了</w:t>
+      <w:proofErr w:type="spellEnd"/>
+      <w:r>
+        <w:rPr>
+          <w:rFonts w:hint="eastAsia"/>
+        </w:rPr>
+        <w:t>模型输出进行一致性验证，保证转换后的模型能够</w:t>
+      </w:r>
+      <w:proofErr w:type="gramStart"/>
+      <w:r>
+        <w:rPr>
+          <w:rFonts w:hint="eastAsia"/>
+        </w:rPr>
+        <w:t>用于端侧部署</w:t>
+      </w:r>
+      <w:proofErr w:type="gramEnd"/>
+      <w:r>
+        <w:rPr>
+          <w:rFonts w:hint="eastAsia"/>
+        </w:rPr>
+        <w:t>。</w:t>
+      </w:r>
+    </w:p>
+    <w:p>
+      <w:pPr>
+        <w:ind w:firstLine="480"/>
+      </w:pPr>
+      <w:r>
+        <w:rPr>
+          <w:rFonts w:hint="eastAsia"/>
+        </w:rPr>
+        <w:t>在树莓</w:t>
+      </w:r>
+      <w:proofErr w:type="gramStart"/>
+      <w:r>
+        <w:rPr>
+          <w:rFonts w:hint="eastAsia"/>
+        </w:rPr>
+        <w:t>派端部署</w:t>
+      </w:r>
+      <w:proofErr w:type="gramEnd"/>
+      <w:r>
+        <w:rPr>
+          <w:rFonts w:hint="eastAsia"/>
+        </w:rPr>
+        <w:t>方面，系统集成了</w:t>
       </w:r>
       <w:r>
         <w:rPr>
@@ -21323,28 +23611,86 @@
         </w:rPr>
         <w:t>人脸检测、</w:t>
       </w:r>
+      <w:proofErr w:type="spellStart"/>
       <w:r>
         <w:rPr>
           <w:rFonts w:hint="eastAsia"/>
         </w:rPr>
         <w:t>TFLite</w:t>
       </w:r>
-      <w:r>
-        <w:rPr>
-          <w:rFonts w:hint="eastAsia"/>
-        </w:rPr>
-        <w:t>表情分类、实时画面显示和异步图像保存等功能。为了降低端侧计算负载，系统设置了较低的人脸检测输入分辨率，并采用间隔检测、间隔分类、限制单帧分类人脸数和异步读取等方式提高运行连续性。实际运行结果表明，系统在室内近距离场景下能够较稳定地完成实时识别任务，运行画面较为连续，检测框、关键点、表情类别和置信度能够正常显示，连续运行过程中未观察到程序崩溃、摄像头中断或界面卡死等异常情况。</w:t>
-      </w:r>
-    </w:p>
-    <w:p>
-      <w:pPr>
-        <w:ind w:firstLine="480"/>
-      </w:pPr>
-      <w:r>
-        <w:rPr>
-          <w:rFonts w:hint="eastAsia"/>
-        </w:rPr>
-        <w:t>总体来看，本文完成了一个可运行的端侧人脸表情识别原型系统。该系统不是单纯停留在离线模型训练层面，而是实现了从模型训练到树莓派端部署运行的工程闭环。</w:t>
+      <w:proofErr w:type="spellEnd"/>
+      <w:r>
+        <w:rPr>
+          <w:rFonts w:hint="eastAsia"/>
+        </w:rPr>
+        <w:t>表情分类、实时画面显示和异步图像保存等功能。为了降低</w:t>
+      </w:r>
+      <w:proofErr w:type="gramStart"/>
+      <w:r>
+        <w:rPr>
+          <w:rFonts w:hint="eastAsia"/>
+        </w:rPr>
+        <w:t>端侧计算</w:t>
+      </w:r>
+      <w:proofErr w:type="gramEnd"/>
+      <w:r>
+        <w:rPr>
+          <w:rFonts w:hint="eastAsia"/>
+        </w:rPr>
+        <w:t>负载，系统设置了较低的人脸检测输入分辨率，并采用间隔检测、间隔分类、限制单帧分类人脸数和异步读取等方式提高运行连续性。实际运行结果表明，系统在室内近距离场景下能够较稳定地完成实时识别任务，运行画面较为连续，检测框、关键点、表情类别和置信</w:t>
+      </w:r>
+      <w:proofErr w:type="gramStart"/>
+      <w:r>
+        <w:rPr>
+          <w:rFonts w:hint="eastAsia"/>
+        </w:rPr>
+        <w:t>度能够</w:t>
+      </w:r>
+      <w:proofErr w:type="gramEnd"/>
+      <w:r>
+        <w:rPr>
+          <w:rFonts w:hint="eastAsia"/>
+        </w:rPr>
+        <w:t>正常显示，连续运行过程中未观察到程序崩溃、摄像头中断或界面卡死等异常情况。</w:t>
+      </w:r>
+    </w:p>
+    <w:p>
+      <w:pPr>
+        <w:ind w:firstLine="480"/>
+      </w:pPr>
+      <w:r>
+        <w:rPr>
+          <w:rFonts w:hint="eastAsia"/>
+        </w:rPr>
+        <w:t>总体来看，本文完成了一个可运行</w:t>
+      </w:r>
+      <w:proofErr w:type="gramStart"/>
+      <w:r>
+        <w:rPr>
+          <w:rFonts w:hint="eastAsia"/>
+        </w:rPr>
+        <w:t>的端侧人脸</w:t>
+      </w:r>
+      <w:proofErr w:type="gramEnd"/>
+      <w:r>
+        <w:rPr>
+          <w:rFonts w:hint="eastAsia"/>
+        </w:rPr>
+        <w:t>表情识别原型系统。该系统不是单纯停留在离线模型训练层面，而是实现了从模型训练到树莓</w:t>
+      </w:r>
+      <w:proofErr w:type="gramStart"/>
+      <w:r>
+        <w:rPr>
+          <w:rFonts w:hint="eastAsia"/>
+        </w:rPr>
+        <w:t>派端部署</w:t>
+      </w:r>
+      <w:proofErr w:type="gramEnd"/>
+      <w:r>
+        <w:rPr>
+          <w:rFonts w:hint="eastAsia"/>
+        </w:rPr>
+        <w:t>运行的工程闭环。</w:t>
       </w:r>
     </w:p>
     <w:p>
@@ -21370,7 +23716,21 @@
         <w:rPr>
           <w:rFonts w:hint="eastAsia"/>
         </w:rPr>
-        <w:t>虽然本文系统已经完成基本功能并能够在树莓派端运行，但仍存在一些不足，需要在后续工作中进一步改进。</w:t>
+        <w:t>虽然本文系统已经完成基本功能并能够在</w:t>
+      </w:r>
+      <w:proofErr w:type="gramStart"/>
+      <w:r>
+        <w:rPr>
+          <w:rFonts w:hint="eastAsia"/>
+        </w:rPr>
+        <w:t>树莓派端运行</w:t>
+      </w:r>
+      <w:proofErr w:type="gramEnd"/>
+      <w:r>
+        <w:rPr>
+          <w:rFonts w:hint="eastAsia"/>
+        </w:rPr>
+        <w:t>，但仍存在一些不足，需要在后续工作中进一步改进。</w:t>
       </w:r>
     </w:p>
     <w:p>
@@ -21404,18 +23764,46 @@
         <w:rPr>
           <w:rFonts w:hint="eastAsia"/>
         </w:rPr>
-        <w:t>第二，系统当前更适合室内近距离单人场景。在多人场景下，程序虽然能够检测多个人脸，但为了保证实时性，当前主要对主要目标进行表情分类，无法同时对所有人脸进行高频分类。后续可以结合更高效的跟踪策略和批量推理方式，提升多人场景下的识别能力。</w:t>
-      </w:r>
-    </w:p>
-    <w:p>
-      <w:pPr>
-        <w:ind w:firstLine="480"/>
-      </w:pPr>
-      <w:r>
-        <w:rPr>
-          <w:rFonts w:hint="eastAsia"/>
-        </w:rPr>
-        <w:t>第三，端侧性能测试还可以进一步完善。本文实时性结果主要来自运行界面观察，虽然能够反映系统基本运行状态，但还缺少长时间自动化日志统计。后续可以在程序中加入性能记录模块，持续统计</w:t>
+        <w:t>第二，系统当前更适合室内近距离单人场景。在多人场景下，程序虽然能够检测多个人脸，但为了保证实时性，当前主要对主要目标进行表情分类，无法同时对所有人</w:t>
+      </w:r>
+      <w:proofErr w:type="gramStart"/>
+      <w:r>
+        <w:rPr>
+          <w:rFonts w:hint="eastAsia"/>
+        </w:rPr>
+        <w:t>脸进行</w:t>
+      </w:r>
+      <w:proofErr w:type="gramEnd"/>
+      <w:r>
+        <w:rPr>
+          <w:rFonts w:hint="eastAsia"/>
+        </w:rPr>
+        <w:t>高频分类。后续可以结合更高效的跟踪策略和批量推理方式，提升多人场景下的识别能力。</w:t>
+      </w:r>
+    </w:p>
+    <w:p>
+      <w:pPr>
+        <w:ind w:firstLine="480"/>
+      </w:pPr>
+      <w:r>
+        <w:rPr>
+          <w:rFonts w:hint="eastAsia"/>
+        </w:rPr>
+        <w:t>第三，</w:t>
+      </w:r>
+      <w:proofErr w:type="gramStart"/>
+      <w:r>
+        <w:rPr>
+          <w:rFonts w:hint="eastAsia"/>
+        </w:rPr>
+        <w:t>端侧性能</w:t>
+      </w:r>
+      <w:proofErr w:type="gramEnd"/>
+      <w:r>
+        <w:rPr>
+          <w:rFonts w:hint="eastAsia"/>
+        </w:rPr>
+        <w:t>测试还可以进一步完善。本文实时性结果主要来自运行界面观察，虽然能够反映系统基本运行状态，但还缺少长时间自动化日志统计。后续可以在程序中加入性能记录模块，持续统计</w:t>
       </w:r>
       <w:r>
         <w:rPr>
@@ -21456,8 +23844,16 @@
         <w:rPr>
           <w:rFonts w:hint="eastAsia"/>
         </w:rPr>
-        <w:t>FP16 TFLite</w:t>
-      </w:r>
+        <w:t xml:space="preserve">FP16 </w:t>
+      </w:r>
+      <w:proofErr w:type="spellStart"/>
+      <w:r>
+        <w:rPr>
+          <w:rFonts w:hint="eastAsia"/>
+        </w:rPr>
+        <w:t>TFLite</w:t>
+      </w:r>
+      <w:proofErr w:type="spellEnd"/>
       <w:r>
         <w:rPr>
           <w:rFonts w:hint="eastAsia"/>
@@ -21474,18 +23870,60 @@
         <w:rPr>
           <w:rFonts w:hint="eastAsia"/>
         </w:rPr>
-        <w:t>量化、模型剪枝或硬件加速推理方式，以进一步降低模型体积和推理耗时。同时，也可以针对树莓派端运行环境优化摄像头读取、显示刷新和图像保存逻辑，提高系统整体稳定性和响应速度。</w:t>
-      </w:r>
-    </w:p>
-    <w:p>
-      <w:pPr>
-        <w:ind w:firstLine="480"/>
-      </w:pPr>
-      <w:r>
-        <w:rPr>
-          <w:rFonts w:hint="eastAsia"/>
-        </w:rPr>
-        <w:t>综上，本文系统已经完成端侧人脸表情识别的基本设计与实现，后续可从数据质量、模型结构、多目标识别和端侧性能优化等方面继续改进，使系统在更复杂的实际场景中具有更好的适应能力。</w:t>
+        <w:t>量化、模型剪枝或硬件加速推理方式，以进一步降低模型体积和推理耗时。同时，也可以针对树莓</w:t>
+      </w:r>
+      <w:proofErr w:type="gramStart"/>
+      <w:r>
+        <w:rPr>
+          <w:rFonts w:hint="eastAsia"/>
+        </w:rPr>
+        <w:t>派端运行</w:t>
+      </w:r>
+      <w:proofErr w:type="gramEnd"/>
+      <w:r>
+        <w:rPr>
+          <w:rFonts w:hint="eastAsia"/>
+        </w:rPr>
+        <w:t>环境优化摄像头读取、显示刷新和图像保存逻辑，提高系统整体稳定性和响应速度。</w:t>
+      </w:r>
+    </w:p>
+    <w:p>
+      <w:pPr>
+        <w:ind w:firstLine="480"/>
+      </w:pPr>
+      <w:r>
+        <w:rPr>
+          <w:rFonts w:hint="eastAsia"/>
+        </w:rPr>
+        <w:t>综上，本文系统已经</w:t>
+      </w:r>
+      <w:proofErr w:type="gramStart"/>
+      <w:r>
+        <w:rPr>
+          <w:rFonts w:hint="eastAsia"/>
+        </w:rPr>
+        <w:t>完成端侧人脸</w:t>
+      </w:r>
+      <w:proofErr w:type="gramEnd"/>
+      <w:r>
+        <w:rPr>
+          <w:rFonts w:hint="eastAsia"/>
+        </w:rPr>
+        <w:t>表情识别的基本设计与实现，后续可从数据质量、模型结构、多目标识别</w:t>
+      </w:r>
+      <w:proofErr w:type="gramStart"/>
+      <w:r>
+        <w:rPr>
+          <w:rFonts w:hint="eastAsia"/>
+        </w:rPr>
+        <w:t>和端侧性能</w:t>
+      </w:r>
+      <w:proofErr w:type="gramEnd"/>
+      <w:r>
+        <w:rPr>
+          <w:rFonts w:hint="eastAsia"/>
+        </w:rPr>
+        <w:t>优化等方面继续改进，使系统在更复杂的实际场景中具有更好的适应能力。</w:t>
       </w:r>
     </w:p>
     <w:p>
@@ -21553,7 +23991,15 @@
         <w:ind w:firstLineChars="0" w:firstLine="0"/>
       </w:pPr>
       <w:r>
-        <w:t>[2] Ullah S, Ou J, et al. Facial expression recognition (FER) survey: a vision, architectural elements, and future directions[J]. PeerJ Computer Science, 2024, 10: e2024.</w:t>
+        <w:t xml:space="preserve">[2] Ullah S, Ou J, et al. Facial expression recognition (FER) survey: a vision, architectural elements, and future directions[J]. </w:t>
+      </w:r>
+      <w:proofErr w:type="spellStart"/>
+      <w:r>
+        <w:t>PeerJ</w:t>
+      </w:r>
+      <w:proofErr w:type="spellEnd"/>
+      <w:r>
+        <w:t xml:space="preserve"> Computer Science, 2024, 10: e2024.</w:t>
       </w:r>
     </w:p>
     <w:p>
@@ -21562,7 +24008,23 @@
         <w:ind w:firstLineChars="0" w:firstLine="0"/>
       </w:pPr>
       <w:r>
-        <w:t>[3] Kopalidis T, Solachidis V, et al. Advances in facial expression recognition: a survey of methods, benchmarks, models, and datasets[J]. Information, 2024, 15(3): 135.</w:t>
+        <w:t xml:space="preserve">[3] </w:t>
+      </w:r>
+      <w:proofErr w:type="spellStart"/>
+      <w:r>
+        <w:t>Kopalidis</w:t>
+      </w:r>
+      <w:proofErr w:type="spellEnd"/>
+      <w:r>
+        <w:t xml:space="preserve"> T, </w:t>
+      </w:r>
+      <w:proofErr w:type="spellStart"/>
+      <w:r>
+        <w:t>Solachidis</w:t>
+      </w:r>
+      <w:proofErr w:type="spellEnd"/>
+      <w:r>
+        <w:t xml:space="preserve"> V, et al. Advances in facial expression recognition: a survey of methods, benchmarks, models, and datasets[J]. Information, 2024, 15(3): 135.</w:t>
       </w:r>
     </w:p>
     <w:p>
@@ -21603,11 +24065,21 @@
       <w:r>
         <w:t>基于注意力机制</w:t>
       </w:r>
+      <w:proofErr w:type="spellStart"/>
       <w:r>
         <w:t>ResNet</w:t>
       </w:r>
-      <w:r>
-        <w:t>轻量网络的面部表情识别</w:t>
+      <w:proofErr w:type="spellEnd"/>
+      <w:r>
+        <w:t>轻</w:t>
+      </w:r>
+      <w:proofErr w:type="gramStart"/>
+      <w:r>
+        <w:t>量网络</w:t>
+      </w:r>
+      <w:proofErr w:type="gramEnd"/>
+      <w:r>
+        <w:t>的面部表情识别</w:t>
       </w:r>
       <w:r>
         <w:t xml:space="preserve">[J]. </w:t>
@@ -21627,23 +24099,38 @@
       <w:r>
         <w:t xml:space="preserve">[6] </w:t>
       </w:r>
+      <w:proofErr w:type="gramStart"/>
       <w:r>
         <w:t>左义海</w:t>
       </w:r>
+      <w:proofErr w:type="gramEnd"/>
       <w:r>
         <w:t xml:space="preserve">, </w:t>
       </w:r>
+      <w:proofErr w:type="gramStart"/>
       <w:r>
         <w:t>白武尚</w:t>
       </w:r>
       <w:r>
-        <w:t xml:space="preserve">, </w:t>
+        <w:t>,</w:t>
+      </w:r>
+      <w:proofErr w:type="gramEnd"/>
+      <w:r>
+        <w:t xml:space="preserve"> </w:t>
       </w:r>
       <w:r>
         <w:t>等</w:t>
       </w:r>
       <w:r>
-        <w:t xml:space="preserve">. NCA-MobileNet: </w:t>
+        <w:t>. NCA-</w:t>
+      </w:r>
+      <w:proofErr w:type="spellStart"/>
+      <w:r>
+        <w:t>MobileNet</w:t>
+      </w:r>
+      <w:proofErr w:type="spellEnd"/>
+      <w:r>
+        <w:t xml:space="preserve">: </w:t>
       </w:r>
       <w:r>
         <w:t>一种轻量化人脸表情识别方法</w:t>
@@ -21799,7 +24286,15 @@
         <w:ind w:firstLineChars="0" w:firstLine="0"/>
       </w:pPr>
       <w:r>
-        <w:t>[14] Weng O. Neural network quantization for efficient inference: a survey[J]. arXiv preprint, 2021.</w:t>
+        <w:t xml:space="preserve">[14] Weng O. Neural network quantization for efficient inference: a survey[J]. </w:t>
+      </w:r>
+      <w:proofErr w:type="spellStart"/>
+      <w:r>
+        <w:t>arXiv</w:t>
+      </w:r>
+      <w:proofErr w:type="spellEnd"/>
+      <w:r>
+        <w:t xml:space="preserve"> preprint, 2021.</w:t>
       </w:r>
     </w:p>
     <w:p>
@@ -22807,9 +25302,6 @@
         <w:spacing w:line="240" w:lineRule="auto"/>
         <w:ind w:firstLine="480"/>
         <w:jc w:val="center"/>
-        <w:rPr>
-          <w:rFonts w:hint="eastAsia"/>
-        </w:rPr>
       </w:pPr>
       <w:r>
         <w:rPr>
@@ -22817,10 +25309,10 @@
         </w:rPr>
         <w:lastRenderedPageBreak/>
         <w:drawing>
-          <wp:inline distT="0" distB="0" distL="0" distR="0" wp14:anchorId="2EDCBFA8" wp14:editId="4DBE7E68">
-            <wp:extent cx="5223409" cy="3600000"/>
+          <wp:inline distT="0" distB="0" distL="0" distR="0" wp14:anchorId="3E1A4744" wp14:editId="7A03A591">
+            <wp:extent cx="5167860" cy="3600000"/>
             <wp:effectExtent l="0" t="0" r="0" b="635"/>
-            <wp:docPr id="658569348" name="图片 1"/>
+            <wp:docPr id="674424785" name="图片 1"/>
             <wp:cNvGraphicFramePr>
               <a:graphicFrameLocks xmlns:a="http://schemas.openxmlformats.org/drawingml/2006/main" noChangeAspect="1"/>
             </wp:cNvGraphicFramePr>
@@ -22828,7 +25320,7 @@
               <a:graphicData uri="http://schemas.openxmlformats.org/drawingml/2006/picture">
                 <pic:pic xmlns:pic="http://schemas.openxmlformats.org/drawingml/2006/picture">
                   <pic:nvPicPr>
-                    <pic:cNvPr id="658569348" name=""/>
+                    <pic:cNvPr id="674424785" name=""/>
                     <pic:cNvPicPr/>
                   </pic:nvPicPr>
                   <pic:blipFill>
@@ -22840,7 +25332,7 @@
                   <pic:spPr>
                     <a:xfrm>
                       <a:off x="0" y="0"/>
-                      <a:ext cx="5223409" cy="3600000"/>
+                      <a:ext cx="5167860" cy="3600000"/>
                     </a:xfrm>
                     <a:prstGeom prst="rect">
                       <a:avLst/>
@@ -22853,9 +25345,161 @@
         </w:drawing>
       </w:r>
     </w:p>
+    <w:p>
+      <w:pPr>
+        <w:spacing w:line="240" w:lineRule="auto"/>
+        <w:ind w:firstLine="480"/>
+        <w:jc w:val="center"/>
+      </w:pPr>
+      <w:r>
+        <w:rPr>
+          <w:noProof/>
+        </w:rPr>
+        <w:drawing>
+          <wp:inline distT="0" distB="0" distL="0" distR="0" wp14:anchorId="2F0AEE4B" wp14:editId="4DCA9A68">
+            <wp:extent cx="5169605" cy="3600000"/>
+            <wp:effectExtent l="0" t="0" r="0" b="635"/>
+            <wp:docPr id="1777139587" name="图片 1"/>
+            <wp:cNvGraphicFramePr>
+              <a:graphicFrameLocks xmlns:a="http://schemas.openxmlformats.org/drawingml/2006/main" noChangeAspect="1"/>
+            </wp:cNvGraphicFramePr>
+            <a:graphic xmlns:a="http://schemas.openxmlformats.org/drawingml/2006/main">
+              <a:graphicData uri="http://schemas.openxmlformats.org/drawingml/2006/picture">
+                <pic:pic xmlns:pic="http://schemas.openxmlformats.org/drawingml/2006/picture">
+                  <pic:nvPicPr>
+                    <pic:cNvPr id="1777139587" name=""/>
+                    <pic:cNvPicPr/>
+                  </pic:nvPicPr>
+                  <pic:blipFill>
+                    <a:blip r:embed="rId49"/>
+                    <a:stretch>
+                      <a:fillRect/>
+                    </a:stretch>
+                  </pic:blipFill>
+                  <pic:spPr>
+                    <a:xfrm>
+                      <a:off x="0" y="0"/>
+                      <a:ext cx="5169605" cy="3600000"/>
+                    </a:xfrm>
+                    <a:prstGeom prst="rect">
+                      <a:avLst/>
+                    </a:prstGeom>
+                  </pic:spPr>
+                </pic:pic>
+              </a:graphicData>
+            </a:graphic>
+          </wp:inline>
+        </w:drawing>
+      </w:r>
+    </w:p>
+    <w:p>
+      <w:pPr>
+        <w:spacing w:line="240" w:lineRule="auto"/>
+        <w:ind w:firstLine="480"/>
+        <w:jc w:val="center"/>
+      </w:pPr>
+      <w:r>
+        <w:rPr>
+          <w:noProof/>
+        </w:rPr>
+        <w:lastRenderedPageBreak/>
+        <w:drawing>
+          <wp:inline distT="0" distB="0" distL="0" distR="0" wp14:anchorId="6295A0ED" wp14:editId="0764A98B">
+            <wp:extent cx="5164372" cy="3600000"/>
+            <wp:effectExtent l="0" t="0" r="0" b="635"/>
+            <wp:docPr id="247374780" name="图片 1"/>
+            <wp:cNvGraphicFramePr>
+              <a:graphicFrameLocks xmlns:a="http://schemas.openxmlformats.org/drawingml/2006/main" noChangeAspect="1"/>
+            </wp:cNvGraphicFramePr>
+            <a:graphic xmlns:a="http://schemas.openxmlformats.org/drawingml/2006/main">
+              <a:graphicData uri="http://schemas.openxmlformats.org/drawingml/2006/picture">
+                <pic:pic xmlns:pic="http://schemas.openxmlformats.org/drawingml/2006/picture">
+                  <pic:nvPicPr>
+                    <pic:cNvPr id="247374780" name=""/>
+                    <pic:cNvPicPr/>
+                  </pic:nvPicPr>
+                  <pic:blipFill>
+                    <a:blip r:embed="rId50"/>
+                    <a:stretch>
+                      <a:fillRect/>
+                    </a:stretch>
+                  </pic:blipFill>
+                  <pic:spPr>
+                    <a:xfrm>
+                      <a:off x="0" y="0"/>
+                      <a:ext cx="5164372" cy="3600000"/>
+                    </a:xfrm>
+                    <a:prstGeom prst="rect">
+                      <a:avLst/>
+                    </a:prstGeom>
+                  </pic:spPr>
+                </pic:pic>
+              </a:graphicData>
+            </a:graphic>
+          </wp:inline>
+        </w:drawing>
+      </w:r>
+    </w:p>
+    <w:p>
+      <w:pPr>
+        <w:spacing w:line="240" w:lineRule="auto"/>
+        <w:ind w:firstLine="480"/>
+        <w:jc w:val="center"/>
+      </w:pPr>
+      <w:r>
+        <w:rPr>
+          <w:noProof/>
+        </w:rPr>
+        <w:drawing>
+          <wp:inline distT="0" distB="0" distL="0" distR="0" wp14:anchorId="56B01B11" wp14:editId="6D455296">
+            <wp:extent cx="5196809" cy="3600000"/>
+            <wp:effectExtent l="0" t="0" r="4445" b="635"/>
+            <wp:docPr id="1332128108" name="图片 1"/>
+            <wp:cNvGraphicFramePr>
+              <a:graphicFrameLocks xmlns:a="http://schemas.openxmlformats.org/drawingml/2006/main" noChangeAspect="1"/>
+            </wp:cNvGraphicFramePr>
+            <a:graphic xmlns:a="http://schemas.openxmlformats.org/drawingml/2006/main">
+              <a:graphicData uri="http://schemas.openxmlformats.org/drawingml/2006/picture">
+                <pic:pic xmlns:pic="http://schemas.openxmlformats.org/drawingml/2006/picture">
+                  <pic:nvPicPr>
+                    <pic:cNvPr id="1332128108" name=""/>
+                    <pic:cNvPicPr/>
+                  </pic:nvPicPr>
+                  <pic:blipFill>
+                    <a:blip r:embed="rId51"/>
+                    <a:stretch>
+                      <a:fillRect/>
+                    </a:stretch>
+                  </pic:blipFill>
+                  <pic:spPr>
+                    <a:xfrm>
+                      <a:off x="0" y="0"/>
+                      <a:ext cx="5196809" cy="3600000"/>
+                    </a:xfrm>
+                    <a:prstGeom prst="rect">
+                      <a:avLst/>
+                    </a:prstGeom>
+                  </pic:spPr>
+                </pic:pic>
+              </a:graphicData>
+            </a:graphic>
+          </wp:inline>
+        </w:drawing>
+      </w:r>
+    </w:p>
+    <w:p>
+      <w:pPr>
+        <w:spacing w:line="240" w:lineRule="auto"/>
+        <w:ind w:firstLine="480"/>
+        <w:jc w:val="center"/>
+        <w:rPr>
+          <w:rFonts w:hint="eastAsia"/>
+        </w:rPr>
+      </w:pPr>
+    </w:p>
     <w:sectPr>
-      <w:headerReference w:type="default" r:id="rId49"/>
-      <w:footerReference w:type="default" r:id="rId50"/>
+      <w:headerReference w:type="default" r:id="rId52"/>
+      <w:footerReference w:type="default" r:id="rId53"/>
       <w:pgSz w:w="11906" w:h="16838"/>
       <w:pgMar w:top="1701" w:right="1701" w:bottom="1417" w:left="1701" w:header="851" w:footer="992" w:gutter="0"/>
       <w:cols w:space="0"/>

--- a/docs/张吉鹏-毕设.docx
+++ b/docs/张吉鹏-毕设.docx
@@ -10370,7 +10370,7 @@
           <v:shape id="_x0000_i1025" type="#_x0000_t75" style="width:279.25pt;height:472.9pt" o:ole="">
             <v:imagedata r:id="rId19" o:title=""/>
           </v:shape>
-          <o:OLEObject Type="Embed" ProgID="Visio.Drawing.15" ShapeID="_x0000_i1025" DrawAspect="Content" ObjectID="_1839827410" r:id="rId20"/>
+          <o:OLEObject Type="Embed" ProgID="Visio.Drawing.15" ShapeID="_x0000_i1025" DrawAspect="Content" ObjectID="_1839827452" r:id="rId20"/>
         </w:object>
       </w:r>
     </w:p>
@@ -10812,7 +10812,7 @@
           <v:shape id="_x0000_i1026" type="#_x0000_t75" style="width:424.9pt;height:85.1pt" o:ole="">
             <v:imagedata r:id="rId21" o:title=""/>
           </v:shape>
-          <o:OLEObject Type="Embed" ProgID="Visio.Drawing.15" ShapeID="_x0000_i1026" DrawAspect="Content" ObjectID="_1839827411" r:id="rId22"/>
+          <o:OLEObject Type="Embed" ProgID="Visio.Drawing.15" ShapeID="_x0000_i1026" DrawAspect="Content" ObjectID="_1839827453" r:id="rId22"/>
         </w:object>
       </w:r>
     </w:p>
@@ -25445,6 +25445,9 @@
         <w:spacing w:line="240" w:lineRule="auto"/>
         <w:ind w:firstLine="480"/>
         <w:jc w:val="center"/>
+        <w:rPr>
+          <w:rFonts w:hint="eastAsia"/>
+        </w:rPr>
       </w:pPr>
       <w:r>
         <w:rPr>
@@ -25486,16 +25489,6 @@
           </wp:inline>
         </w:drawing>
       </w:r>
-    </w:p>
-    <w:p>
-      <w:pPr>
-        <w:spacing w:line="240" w:lineRule="auto"/>
-        <w:ind w:firstLine="480"/>
-        <w:jc w:val="center"/>
-        <w:rPr>
-          <w:rFonts w:hint="eastAsia"/>
-        </w:rPr>
-      </w:pPr>
     </w:p>
     <w:sectPr>
       <w:headerReference w:type="default" r:id="rId52"/>
